--- a/ANOTAÇÕES/Anotações 3.docx
+++ b/ANOTAÇÕES/Anotações 3.docx
@@ -216,7 +216,7 @@
         <w:tc>
           <w:tcPr>
             <w:tcW w:w="2091" w:type="dxa"/>
-            <w:tmTcPr id="1749849538" protected="0"/>
+            <w:tmTcPr id="1750180129" protected="0"/>
           </w:tcPr>
           <w:p>
             <w:pPr/>
@@ -228,7 +228,7 @@
         <w:tc>
           <w:tcPr>
             <w:tcW w:w="2091" w:type="dxa"/>
-            <w:tmTcPr id="1749849538" protected="0"/>
+            <w:tmTcPr id="1750180129" protected="0"/>
           </w:tcPr>
           <w:p>
             <w:pPr/>
@@ -240,7 +240,7 @@
         <w:tc>
           <w:tcPr>
             <w:tcW w:w="2091" w:type="dxa"/>
-            <w:tmTcPr id="1749849538" protected="0"/>
+            <w:tmTcPr id="1750180129" protected="0"/>
           </w:tcPr>
           <w:p>
             <w:pPr/>
@@ -252,7 +252,7 @@
         <w:tc>
           <w:tcPr>
             <w:tcW w:w="2091" w:type="dxa"/>
-            <w:tmTcPr id="1749849538" protected="0"/>
+            <w:tmTcPr id="1750180129" protected="0"/>
           </w:tcPr>
           <w:p>
             <w:pPr/>
@@ -269,7 +269,7 @@
         <w:tc>
           <w:tcPr>
             <w:tcW w:w="2091" w:type="dxa"/>
-            <w:tmTcPr id="1749849538" protected="0"/>
+            <w:tmTcPr id="1750180129" protected="0"/>
           </w:tcPr>
           <w:p>
             <w:pPr/>
@@ -281,7 +281,7 @@
         <w:tc>
           <w:tcPr>
             <w:tcW w:w="2091" w:type="dxa"/>
-            <w:tmTcPr id="1749849538" protected="0"/>
+            <w:tmTcPr id="1750180129" protected="0"/>
           </w:tcPr>
           <w:p>
             <w:pPr/>
@@ -293,7 +293,7 @@
         <w:tc>
           <w:tcPr>
             <w:tcW w:w="2091" w:type="dxa"/>
-            <w:tmTcPr id="1749849538" protected="0"/>
+            <w:tmTcPr id="1750180129" protected="0"/>
           </w:tcPr>
           <w:p>
             <w:pPr/>
@@ -305,7 +305,7 @@
         <w:tc>
           <w:tcPr>
             <w:tcW w:w="2091" w:type="dxa"/>
-            <w:tmTcPr id="1749849538" protected="0"/>
+            <w:tmTcPr id="1750180129" protected="0"/>
           </w:tcPr>
           <w:p>
             <w:pPr/>
@@ -375,7 +375,7 @@
         <w:tc>
           <w:tcPr>
             <w:tcW w:w="3248" w:type="dxa"/>
-            <w:tmTcPr id="1749849538" protected="0"/>
+            <w:tmTcPr id="1750180129" protected="0"/>
           </w:tcPr>
           <w:p>
             <w:pPr>
@@ -390,7 +390,7 @@
         <w:tc>
           <w:tcPr>
             <w:tcW w:w="3257" w:type="dxa"/>
-            <w:tmTcPr id="1749849538" protected="0"/>
+            <w:tmTcPr id="1750180129" protected="0"/>
           </w:tcPr>
           <w:p>
             <w:pPr>
@@ -405,7 +405,7 @@
         <w:tc>
           <w:tcPr>
             <w:tcW w:w="3231" w:type="dxa"/>
-            <w:tmTcPr id="1749849538" protected="0"/>
+            <w:tmTcPr id="1750180129" protected="0"/>
           </w:tcPr>
           <w:p>
             <w:pPr>
@@ -427,7 +427,7 @@
         <w:tc>
           <w:tcPr>
             <w:tcW w:w="3248" w:type="dxa"/>
-            <w:tmTcPr id="1749849538" protected="0"/>
+            <w:tmTcPr id="1750180129" protected="0"/>
           </w:tcPr>
           <w:p>
             <w:pPr/>
@@ -439,7 +439,7 @@
         <w:tc>
           <w:tcPr>
             <w:tcW w:w="3257" w:type="dxa"/>
-            <w:tmTcPr id="1749849538" protected="0"/>
+            <w:tmTcPr id="1750180129" protected="0"/>
           </w:tcPr>
           <w:p>
             <w:pPr/>
@@ -451,7 +451,7 @@
         <w:tc>
           <w:tcPr>
             <w:tcW w:w="3231" w:type="dxa"/>
-            <w:tmTcPr id="1749849538" protected="0"/>
+            <w:tmTcPr id="1750180129" protected="0"/>
           </w:tcPr>
           <w:p>
             <w:pPr/>
@@ -470,7 +470,7 @@
         <w:tc>
           <w:tcPr>
             <w:tcW w:w="3248" w:type="dxa"/>
-            <w:tmTcPr id="1749849538" protected="0"/>
+            <w:tmTcPr id="1750180129" protected="0"/>
           </w:tcPr>
           <w:p>
             <w:pPr/>
@@ -482,7 +482,7 @@
         <w:tc>
           <w:tcPr>
             <w:tcW w:w="3257" w:type="dxa"/>
-            <w:tmTcPr id="1749849538" protected="0"/>
+            <w:tmTcPr id="1750180129" protected="0"/>
           </w:tcPr>
           <w:p>
             <w:pPr/>
@@ -494,7 +494,7 @@
         <w:tc>
           <w:tcPr>
             <w:tcW w:w="3231" w:type="dxa"/>
-            <w:tmTcPr id="1749849538" protected="0"/>
+            <w:tmTcPr id="1750180129" protected="0"/>
           </w:tcPr>
           <w:p>
             <w:pPr/>
@@ -513,7 +513,7 @@
         <w:tc>
           <w:tcPr>
             <w:tcW w:w="3248" w:type="dxa"/>
-            <w:tmTcPr id="1749849538" protected="0"/>
+            <w:tmTcPr id="1750180129" protected="0"/>
           </w:tcPr>
           <w:p>
             <w:pPr/>
@@ -525,7 +525,7 @@
         <w:tc>
           <w:tcPr>
             <w:tcW w:w="3257" w:type="dxa"/>
-            <w:tmTcPr id="1749849538" protected="0"/>
+            <w:tmTcPr id="1750180129" protected="0"/>
           </w:tcPr>
           <w:p>
             <w:pPr/>
@@ -537,7 +537,7 @@
         <w:tc>
           <w:tcPr>
             <w:tcW w:w="3231" w:type="dxa"/>
-            <w:tmTcPr id="1749849538" protected="0"/>
+            <w:tmTcPr id="1750180129" protected="0"/>
           </w:tcPr>
           <w:p>
             <w:pPr/>
@@ -860,7 +860,7 @@
         <w:tc>
           <w:tcPr>
             <w:tcW w:w="4848" w:type="dxa"/>
-            <w:tmTcPr id="1749849538" protected="0"/>
+            <w:tmTcPr id="1750180129" protected="0"/>
           </w:tcPr>
           <w:p>
             <w:pPr>
@@ -875,7 +875,7 @@
         <w:tc>
           <w:tcPr>
             <w:tcW w:w="4888" w:type="dxa"/>
-            <w:tmTcPr id="1749849538" protected="0"/>
+            <w:tmTcPr id="1750180129" protected="0"/>
           </w:tcPr>
           <w:p>
             <w:pPr>
@@ -897,7 +897,7 @@
         <w:tc>
           <w:tcPr>
             <w:tcW w:w="4848" w:type="dxa"/>
-            <w:tmTcPr id="1749849538" protected="0"/>
+            <w:tmTcPr id="1750180129" protected="0"/>
           </w:tcPr>
           <w:p>
             <w:pPr>
@@ -912,7 +912,7 @@
         <w:tc>
           <w:tcPr>
             <w:tcW w:w="4888" w:type="dxa"/>
-            <w:tmTcPr id="1749849538" protected="0"/>
+            <w:tmTcPr id="1750180129" protected="0"/>
           </w:tcPr>
           <w:p>
             <w:pPr>
@@ -934,7 +934,7 @@
         <w:tc>
           <w:tcPr>
             <w:tcW w:w="4848" w:type="dxa"/>
-            <w:tmTcPr id="1749849538" protected="0"/>
+            <w:tmTcPr id="1750180129" protected="0"/>
           </w:tcPr>
           <w:p>
             <w:pPr>
@@ -949,7 +949,7 @@
         <w:tc>
           <w:tcPr>
             <w:tcW w:w="4888" w:type="dxa"/>
-            <w:tmTcPr id="1749849538" protected="0"/>
+            <w:tmTcPr id="1750180129" protected="0"/>
           </w:tcPr>
           <w:p>
             <w:pPr>
@@ -971,7 +971,7 @@
         <w:tc>
           <w:tcPr>
             <w:tcW w:w="4848" w:type="dxa"/>
-            <w:tmTcPr id="1749849538" protected="0"/>
+            <w:tmTcPr id="1750180129" protected="0"/>
           </w:tcPr>
           <w:p>
             <w:pPr>
@@ -986,7 +986,7 @@
         <w:tc>
           <w:tcPr>
             <w:tcW w:w="4888" w:type="dxa"/>
-            <w:tmTcPr id="1749849538" protected="0"/>
+            <w:tmTcPr id="1750180129" protected="0"/>
           </w:tcPr>
           <w:p>
             <w:pPr>
@@ -1008,7 +1008,7 @@
         <w:tc>
           <w:tcPr>
             <w:tcW w:w="4848" w:type="dxa"/>
-            <w:tmTcPr id="1749849538" protected="0"/>
+            <w:tmTcPr id="1750180129" protected="0"/>
           </w:tcPr>
           <w:p>
             <w:pPr>
@@ -1023,7 +1023,7 @@
         <w:tc>
           <w:tcPr>
             <w:tcW w:w="4888" w:type="dxa"/>
-            <w:tmTcPr id="1749849538" protected="0"/>
+            <w:tmTcPr id="1750180129" protected="0"/>
           </w:tcPr>
           <w:p>
             <w:pPr>
@@ -1045,7 +1045,7 @@
         <w:tc>
           <w:tcPr>
             <w:tcW w:w="4848" w:type="dxa"/>
-            <w:tmTcPr id="1749849538" protected="0"/>
+            <w:tmTcPr id="1750180129" protected="0"/>
           </w:tcPr>
           <w:p>
             <w:pPr>
@@ -1060,7 +1060,7 @@
         <w:tc>
           <w:tcPr>
             <w:tcW w:w="4888" w:type="dxa"/>
-            <w:tmTcPr id="1749849538" protected="0"/>
+            <w:tmTcPr id="1750180129" protected="0"/>
           </w:tcPr>
           <w:p>
             <w:pPr>
@@ -1082,7 +1082,7 @@
         <w:tc>
           <w:tcPr>
             <w:tcW w:w="4848" w:type="dxa"/>
-            <w:tmTcPr id="1749849538" protected="0"/>
+            <w:tmTcPr id="1750180129" protected="0"/>
           </w:tcPr>
           <w:p>
             <w:pPr>
@@ -1097,7 +1097,7 @@
         <w:tc>
           <w:tcPr>
             <w:tcW w:w="4888" w:type="dxa"/>
-            <w:tmTcPr id="1749849538" protected="0"/>
+            <w:tmTcPr id="1750180129" protected="0"/>
           </w:tcPr>
           <w:p>
             <w:pPr>
@@ -9624,16 +9624,6 @@
         </w:rPr>
         <w:t>Imagens de fundo (Não contam como conteudo)</w:t>
       </w:r>
-      <w:r>
-        <w:rPr>
-          <w:rFonts w:ascii="Times New Roman" w:hAnsi="Times New Roman" w:eastAsia="SimSun" w:cs="Times New Roman"/>
-          <w:b/>
-          <w:bCs/>
-          <w:sz w:val="24"/>
-          <w:szCs w:val="24"/>
-          <w:lang w:eastAsia="zh-cn"/>
-        </w:rPr>
-      </w:r>
     </w:p>
     <w:p>
       <w:pPr>
@@ -9787,12 +9777,6 @@
         </w:rPr>
         <w:t>Alterar tamanho da imagem de fundo:</w:t>
       </w:r>
-      <w:r>
-        <w:rPr>
-          <w:b/>
-          <w:bCs/>
-        </w:rPr>
-      </w:r>
     </w:p>
     <w:p>
       <w:pPr>
@@ -9920,14 +9904,6 @@
         </w:rPr>
         <w:t xml:space="preserve"> – Faz com que a imagem ocupe completamente o elemento, sem deixar espaços vazios, mesmo que precise ser cortada para se ajustar. Ao contrario de colocar background-size: 100% 100%; que distorce a imagem, mas a mantém por completo sem ser cortada.</w:t>
       </w:r>
-      <w:r>
-        <w:rPr>
-          <w:rFonts w:ascii="Times New Roman" w:hAnsi="Times New Roman" w:eastAsia="SimSun" w:cs="Times New Roman"/>
-          <w:sz w:val="20"/>
-          <w:szCs w:val="20"/>
-          <w:lang w:eastAsia="zh-cn"/>
-        </w:rPr>
-      </w:r>
     </w:p>
     <w:p>
       <w:pPr>
@@ -9967,14 +9943,6 @@
           <w:lang w:eastAsia="zh-cn"/>
         </w:rPr>
         <w:t xml:space="preserve"> – Ajusta a imagem para caber inteiramente no elemento, garantindo que não seja cortada, mas pode deixar espaços vazios se as proporções não forem as mesmas.</w:t>
-      </w:r>
-      <w:r>
-        <w:rPr>
-          <w:rFonts w:ascii="Times New Roman" w:hAnsi="Times New Roman" w:eastAsia="SimSun" w:cs="Times New Roman"/>
-          <w:sz w:val="20"/>
-          <w:szCs w:val="20"/>
-          <w:lang w:eastAsia="zh-cn"/>
-        </w:rPr>
       </w:r>
     </w:p>
     <w:p>
@@ -10024,12 +9992,6 @@
         </w:rPr>
         <w:t>Alterar em qual eixo vai se repetir o fundo e se vai precisa repetir para preencher a caixa:</w:t>
       </w:r>
-      <w:r>
-        <w:rPr>
-          <w:b/>
-          <w:bCs/>
-        </w:rPr>
-      </w:r>
     </w:p>
     <w:p>
       <w:pPr>
@@ -10114,12 +10076,6 @@
         </w:rPr>
         <w:t>Ponto de partida das imagens de fundo nas caixas:</w:t>
       </w:r>
-      <w:r>
-        <w:rPr>
-          <w:b/>
-          <w:bCs/>
-        </w:rPr>
-      </w:r>
     </w:p>
     <w:p>
       <w:pPr>
@@ -10149,14 +10105,6 @@
           <w:lang w:eastAsia="zh-cn"/>
         </w:rPr>
         <w:t>Primeiro coluna (left, center, right) e depois linha(top, center, bottom) quando for fazer a declaração usando o comando abaixo:</w:t>
-      </w:r>
-      <w:r>
-        <w:rPr>
-          <w:rFonts w:ascii="Times New Roman" w:hAnsi="Times New Roman" w:eastAsia="SimSun" w:cs="Times New Roman"/>
-          <w:sz w:val="20"/>
-          <w:szCs w:val="20"/>
-          <w:lang w:eastAsia="zh-cn"/>
-        </w:rPr>
       </w:r>
     </w:p>
     <w:p>
@@ -10206,12 +10154,6 @@
         </w:rPr>
         <w:t>height: 100% vs height: 100vh:</w:t>
       </w:r>
-      <w:r>
-        <w:rPr>
-          <w:b/>
-          <w:bCs/>
-        </w:rPr>
-      </w:r>
     </w:p>
     <w:p>
       <w:pPr>
@@ -10256,14 +10198,6 @@
         </w:rPr>
         <w:t xml:space="preserve"> faz com que o body ocupe 100% da altura do elemento pai. Se o html não tiver uma altura definida, o body pode acabar comprimido porque está tentando se ajustar a um tamanho indefinido.</w:t>
       </w:r>
-      <w:r>
-        <w:rPr>
-          <w:rFonts w:ascii="Times New Roman" w:hAnsi="Times New Roman" w:eastAsia="SimSun" w:cs="Times New Roman"/>
-          <w:sz w:val="20"/>
-          <w:szCs w:val="20"/>
-          <w:lang w:eastAsia="zh-cn"/>
-        </w:rPr>
-      </w:r>
     </w:p>
     <w:p>
       <w:pPr>
@@ -10327,14 +10261,6 @@
         </w:rPr>
         <w:t xml:space="preserve"> (tela do navegador). Isso garante que ele cubra toda a área visível, independentemente do tamanho do elemento pai.</w:t>
       </w:r>
-      <w:r>
-        <w:rPr>
-          <w:rFonts w:ascii="Times New Roman" w:hAnsi="Times New Roman" w:eastAsia="SimSun" w:cs="Times New Roman"/>
-          <w:sz w:val="20"/>
-          <w:szCs w:val="20"/>
-          <w:lang w:eastAsia="zh-cn"/>
-        </w:rPr>
-      </w:r>
     </w:p>
     <w:p>
       <w:pPr>
@@ -10364,14 +10290,6 @@
           <w:lang w:eastAsia="zh-cn"/>
         </w:rPr>
         <w:t>Se você deseja que o body sempre ocupe a tela por completo, a melhor abordagem é usar height: 100vh e garantir que o html também tenha height: 100% para evitar problemas com elementos filhos.</w:t>
-      </w:r>
-      <w:r>
-        <w:rPr>
-          <w:rFonts w:ascii="Times New Roman" w:hAnsi="Times New Roman" w:eastAsia="SimSun" w:cs="Times New Roman"/>
-          <w:sz w:val="20"/>
-          <w:szCs w:val="20"/>
-          <w:lang w:eastAsia="zh-cn"/>
-        </w:rPr>
       </w:r>
     </w:p>
     <w:p>
@@ -10440,16 +10358,6 @@
         </w:rPr>
         <w:t>Comportamento de imagem de fundo com rolamento de página:</w:t>
       </w:r>
-      <w:r>
-        <w:rPr>
-          <w:rFonts w:ascii="Times New Roman" w:hAnsi="Times New Roman" w:eastAsia="SimSun" w:cs="Times New Roman"/>
-          <w:b/>
-          <w:bCs/>
-          <w:sz w:val="20"/>
-          <w:szCs w:val="20"/>
-          <w:lang w:eastAsia="zh-cn"/>
-        </w:rPr>
-      </w:r>
     </w:p>
     <w:p>
       <w:pPr>
@@ -10536,14 +10444,6 @@
         </w:rPr>
         <w:t xml:space="preserve"> (padrão) – A imagem de fundo rola junto com o conteúdo da página.</w:t>
       </w:r>
-      <w:r>
-        <w:rPr>
-          <w:rFonts w:ascii="Times New Roman" w:hAnsi="Times New Roman" w:eastAsia="SimSun" w:cs="Times New Roman"/>
-          <w:sz w:val="20"/>
-          <w:szCs w:val="20"/>
-          <w:lang w:eastAsia="zh-cn"/>
-        </w:rPr>
-      </w:r>
     </w:p>
     <w:p>
       <w:pPr>
@@ -10588,14 +10488,6 @@
         </w:rPr>
         <w:t xml:space="preserve"> – A imagem de fundo permanece fixa e não se move quando a página é rolada.</w:t>
       </w:r>
-      <w:r>
-        <w:rPr>
-          <w:rFonts w:ascii="Times New Roman" w:hAnsi="Times New Roman" w:eastAsia="SimSun" w:cs="Times New Roman"/>
-          <w:sz w:val="20"/>
-          <w:szCs w:val="20"/>
-          <w:lang w:eastAsia="zh-cn"/>
-        </w:rPr>
-      </w:r>
     </w:p>
     <w:p>
       <w:pPr>
@@ -10640,14 +10532,6 @@
         </w:rPr>
         <w:t xml:space="preserve"> – A imagem de fundo rola apenas dentro do elemento ao qual está aplicada, e não junto com a página inteira.</w:t>
       </w:r>
-      <w:r>
-        <w:rPr>
-          <w:rFonts w:ascii="Times New Roman" w:hAnsi="Times New Roman" w:eastAsia="SimSun" w:cs="Times New Roman"/>
-          <w:sz w:val="20"/>
-          <w:szCs w:val="20"/>
-          <w:lang w:eastAsia="zh-cn"/>
-        </w:rPr>
-      </w:r>
     </w:p>
     <w:p>
       <w:pPr>
@@ -10686,16 +10570,6 @@
         </w:rPr>
         <w:t xml:space="preserve">Shorthand para background: </w:t>
       </w:r>
-      <w:r>
-        <w:rPr>
-          <w:rFonts w:ascii="Times New Roman" w:hAnsi="Times New Roman" w:eastAsia="SimSun" w:cs="Times New Roman"/>
-          <w:b/>
-          <w:bCs/>
-          <w:sz w:val="20"/>
-          <w:szCs w:val="20"/>
-          <w:lang w:eastAsia="zh-cn"/>
-        </w:rPr>
-      </w:r>
     </w:p>
     <w:p>
       <w:pPr>
@@ -10726,6 +10600,206 @@
         </w:rPr>
         <w:t>background: color image position/size repeat attachment;</w:t>
       </w:r>
+    </w:p>
+    <w:p>
+      <w:pPr>
+        <w:ind w:left="708" w:firstLine="708"/>
+        <w:spacing w:after="0" w:line="540" w:lineRule="atLeast"/>
+        <w:widowControl w:val="0"/>
+        <w:pBdr>
+          <w:top w:val="nil" w:sz="0" w:space="0" w:color="000000" tmln="20, 20, 20, 0, 0"/>
+          <w:left w:val="nil" w:sz="0" w:space="0" w:color="000000" tmln="20, 20, 20, 0, 0"/>
+          <w:bottom w:val="nil" w:sz="0" w:space="0" w:color="000000" tmln="20, 20, 20, 0, 0"/>
+          <w:right w:val="nil" w:sz="0" w:space="0" w:color="000000" tmln="20, 20, 20, 0, 0"/>
+          <w:between w:val="nil" w:sz="0" w:space="0" w:color="000000" tmln="20, 20, 20, 0, 0"/>
+        </w:pBdr>
+        <w:shd w:val="none"/>
+        <w:rPr>
+          <w:rFonts w:ascii="Times New Roman" w:hAnsi="Times New Roman" w:eastAsia="SimSun" w:cs="Times New Roman"/>
+          <w:sz w:val="20"/>
+          <w:szCs w:val="20"/>
+          <w:lang w:eastAsia="zh-cn"/>
+        </w:rPr>
+      </w:pPr>
+      <w:r>
+        <w:rPr>
+          <w:rFonts w:ascii="Times New Roman" w:hAnsi="Times New Roman" w:eastAsia="SimSun" w:cs="Times New Roman"/>
+          <w:sz w:val="20"/>
+          <w:szCs w:val="20"/>
+          <w:lang w:eastAsia="zh-cn"/>
+        </w:rPr>
+      </w:r>
+    </w:p>
+    <w:p>
+      <w:pPr>
+        <w:ind w:left="708"/>
+        <w:spacing w:after="0" w:line="540" w:lineRule="atLeast"/>
+        <w:widowControl w:val="0"/>
+        <w:pBdr>
+          <w:top w:val="nil" w:sz="0" w:space="0" w:color="000000" tmln="20, 20, 20, 0, 0"/>
+          <w:left w:val="nil" w:sz="0" w:space="0" w:color="000000" tmln="20, 20, 20, 0, 0"/>
+          <w:bottom w:val="nil" w:sz="0" w:space="0" w:color="000000" tmln="20, 20, 20, 0, 0"/>
+          <w:right w:val="nil" w:sz="0" w:space="0" w:color="000000" tmln="20, 20, 20, 0, 0"/>
+          <w:between w:val="nil" w:sz="0" w:space="0" w:color="000000" tmln="20, 20, 20, 0, 0"/>
+        </w:pBdr>
+        <w:shd w:val="none"/>
+        <w:rPr>
+          <w:rFonts w:ascii="Times New Roman" w:hAnsi="Times New Roman" w:eastAsia="SimSun" w:cs="Times New Roman"/>
+          <w:sz w:val="20"/>
+          <w:szCs w:val="20"/>
+          <w:lang w:eastAsia="zh-cn"/>
+        </w:rPr>
+      </w:pPr>
+      <w:r>
+        <w:rPr>
+          <w:rFonts w:ascii="Times New Roman" w:hAnsi="Times New Roman" w:eastAsia="SimSun" w:cs="Times New Roman"/>
+          <w:sz w:val="20"/>
+          <w:szCs w:val="20"/>
+          <w:lang w:eastAsia="zh-cn"/>
+        </w:rPr>
+        <w:t>Hierarquia de tabelas (simples)</w:t>
+      </w:r>
+    </w:p>
+    <w:p>
+      <w:pPr>
+        <w:ind w:left="708"/>
+        <w:spacing w:after="0" w:line="540" w:lineRule="atLeast"/>
+        <w:widowControl w:val="0"/>
+        <w:pBdr>
+          <w:top w:val="nil" w:sz="0" w:space="0" w:color="000000" tmln="20, 20, 20, 0, 0"/>
+          <w:left w:val="nil" w:sz="0" w:space="0" w:color="000000" tmln="20, 20, 20, 0, 0"/>
+          <w:bottom w:val="nil" w:sz="0" w:space="0" w:color="000000" tmln="20, 20, 20, 0, 0"/>
+          <w:right w:val="nil" w:sz="0" w:space="0" w:color="000000" tmln="20, 20, 20, 0, 0"/>
+          <w:between w:val="nil" w:sz="0" w:space="0" w:color="000000" tmln="20, 20, 20, 0, 0"/>
+        </w:pBdr>
+        <w:shd w:val="none"/>
+        <w:rPr>
+          <w:rFonts w:ascii="Times New Roman" w:hAnsi="Times New Roman" w:eastAsia="SimSun" w:cs="Times New Roman"/>
+          <w:sz w:val="20"/>
+          <w:szCs w:val="20"/>
+          <w:lang w:eastAsia="zh-cn"/>
+        </w:rPr>
+      </w:pPr>
+      <w:r>
+        <w:rPr>
+          <w:rFonts w:ascii="Times New Roman" w:hAnsi="Times New Roman" w:eastAsia="SimSun" w:cs="Times New Roman"/>
+          <w:sz w:val="20"/>
+          <w:szCs w:val="20"/>
+          <w:lang w:eastAsia="zh-cn"/>
+        </w:rPr>
+        <w:t>TABLE = tabela</w:t>
+      </w:r>
+    </w:p>
+    <w:p>
+      <w:pPr>
+        <w:ind w:left="708" w:firstLine="708"/>
+        <w:spacing w:after="0" w:line="540" w:lineRule="atLeast"/>
+        <w:widowControl w:val="0"/>
+        <w:pBdr>
+          <w:top w:val="nil" w:sz="0" w:space="0" w:color="000000" tmln="20, 20, 20, 0, 0"/>
+          <w:left w:val="nil" w:sz="0" w:space="0" w:color="000000" tmln="20, 20, 20, 0, 0"/>
+          <w:bottom w:val="nil" w:sz="0" w:space="0" w:color="000000" tmln="20, 20, 20, 0, 0"/>
+          <w:right w:val="nil" w:sz="0" w:space="0" w:color="000000" tmln="20, 20, 20, 0, 0"/>
+          <w:between w:val="nil" w:sz="0" w:space="0" w:color="000000" tmln="20, 20, 20, 0, 0"/>
+        </w:pBdr>
+        <w:shd w:val="none"/>
+        <w:rPr>
+          <w:rFonts w:ascii="Times New Roman" w:hAnsi="Times New Roman" w:eastAsia="SimSun" w:cs="Times New Roman"/>
+          <w:sz w:val="20"/>
+          <w:szCs w:val="20"/>
+          <w:lang w:eastAsia="zh-cn"/>
+        </w:rPr>
+      </w:pPr>
+      <w:r>
+        <w:rPr>
+          <w:rFonts w:ascii="Times New Roman" w:hAnsi="Times New Roman" w:eastAsia="SimSun" w:cs="Times New Roman"/>
+          <w:sz w:val="20"/>
+          <w:szCs w:val="20"/>
+          <w:lang w:eastAsia="zh-cn"/>
+        </w:rPr>
+        <w:t>TABLE ROW = linha de tabela</w:t>
+      </w:r>
+    </w:p>
+    <w:p>
+      <w:pPr>
+        <w:ind w:left="1416" w:firstLine="708"/>
+        <w:spacing w:after="0" w:line="540" w:lineRule="atLeast"/>
+        <w:widowControl w:val="0"/>
+        <w:pBdr>
+          <w:top w:val="nil" w:sz="0" w:space="0" w:color="000000" tmln="20, 20, 20, 0, 0"/>
+          <w:left w:val="nil" w:sz="0" w:space="0" w:color="000000" tmln="20, 20, 20, 0, 0"/>
+          <w:bottom w:val="nil" w:sz="0" w:space="0" w:color="000000" tmln="20, 20, 20, 0, 0"/>
+          <w:right w:val="nil" w:sz="0" w:space="0" w:color="000000" tmln="20, 20, 20, 0, 0"/>
+          <w:between w:val="nil" w:sz="0" w:space="0" w:color="000000" tmln="20, 20, 20, 0, 0"/>
+        </w:pBdr>
+        <w:shd w:val="none"/>
+        <w:rPr>
+          <w:rFonts w:ascii="Times New Roman" w:hAnsi="Times New Roman" w:eastAsia="SimSun" w:cs="Times New Roman"/>
+          <w:sz w:val="20"/>
+          <w:szCs w:val="20"/>
+          <w:lang w:eastAsia="zh-cn"/>
+        </w:rPr>
+      </w:pPr>
+      <w:r>
+        <w:rPr>
+          <w:rFonts w:ascii="Times New Roman" w:hAnsi="Times New Roman" w:eastAsia="SimSun" w:cs="Times New Roman"/>
+          <w:sz w:val="20"/>
+          <w:szCs w:val="20"/>
+          <w:lang w:eastAsia="zh-cn"/>
+        </w:rPr>
+        <w:t>TABLE HEADER = cabeçalho de tabela</w:t>
+      </w:r>
+    </w:p>
+    <w:p>
+      <w:pPr>
+        <w:ind w:left="1416" w:firstLine="708"/>
+        <w:spacing w:after="0" w:line="540" w:lineRule="atLeast"/>
+        <w:widowControl w:val="0"/>
+        <w:pBdr>
+          <w:top w:val="nil" w:sz="0" w:space="0" w:color="000000" tmln="20, 20, 20, 0, 0"/>
+          <w:left w:val="nil" w:sz="0" w:space="0" w:color="000000" tmln="20, 20, 20, 0, 0"/>
+          <w:bottom w:val="nil" w:sz="0" w:space="0" w:color="000000" tmln="20, 20, 20, 0, 0"/>
+          <w:right w:val="nil" w:sz="0" w:space="0" w:color="000000" tmln="20, 20, 20, 0, 0"/>
+          <w:between w:val="nil" w:sz="0" w:space="0" w:color="000000" tmln="20, 20, 20, 0, 0"/>
+        </w:pBdr>
+        <w:shd w:val="none"/>
+        <w:rPr>
+          <w:rFonts w:ascii="Times New Roman" w:hAnsi="Times New Roman" w:eastAsia="SimSun" w:cs="Times New Roman"/>
+          <w:sz w:val="20"/>
+          <w:szCs w:val="20"/>
+          <w:lang w:eastAsia="zh-cn"/>
+        </w:rPr>
+      </w:pPr>
+      <w:r>
+        <w:rPr>
+          <w:rFonts w:ascii="Times New Roman" w:hAnsi="Times New Roman" w:eastAsia="SimSun" w:cs="Times New Roman"/>
+          <w:sz w:val="20"/>
+          <w:szCs w:val="20"/>
+          <w:lang w:eastAsia="zh-cn"/>
+        </w:rPr>
+        <w:t>TABLE DATA = dado da tabela</w:t>
+      </w:r>
+    </w:p>
+    <w:p>
+      <w:pPr>
+        <w:ind w:left="708"/>
+        <w:spacing w:after="0" w:line="540" w:lineRule="atLeast"/>
+        <w:widowControl w:val="0"/>
+        <w:pBdr>
+          <w:top w:val="nil" w:sz="0" w:space="0" w:color="000000" tmln="20, 20, 20, 0, 0"/>
+          <w:left w:val="nil" w:sz="0" w:space="0" w:color="000000" tmln="20, 20, 20, 0, 0"/>
+          <w:bottom w:val="nil" w:sz="0" w:space="0" w:color="000000" tmln="20, 20, 20, 0, 0"/>
+          <w:right w:val="nil" w:sz="0" w:space="0" w:color="000000" tmln="20, 20, 20, 0, 0"/>
+          <w:between w:val="nil" w:sz="0" w:space="0" w:color="000000" tmln="20, 20, 20, 0, 0"/>
+        </w:pBdr>
+        <w:shd w:val="none"/>
+        <w:rPr>
+          <w:rFonts w:ascii="Times New Roman" w:hAnsi="Times New Roman" w:eastAsia="SimSun" w:cs="Times New Roman"/>
+          <w:sz w:val="20"/>
+          <w:szCs w:val="20"/>
+          <w:lang w:eastAsia="zh-cn"/>
+        </w:rPr>
+      </w:pPr>
       <w:r>
         <w:rPr>
           <w:rFonts w:ascii="Times New Roman" w:hAnsi="Times New Roman" w:eastAsia="SimSun" w:cs="Times New Roman"/>

--- a/ANOTAÇÕES/Anotações 3.docx
+++ b/ANOTAÇÕES/Anotações 3.docx
@@ -216,7 +216,7 @@
         <w:tc>
           <w:tcPr>
             <w:tcW w:w="2091" w:type="dxa"/>
-            <w:tmTcPr id="1750180129" protected="0"/>
+            <w:tmTcPr id="1750200054" protected="0"/>
           </w:tcPr>
           <w:p>
             <w:pPr/>
@@ -228,7 +228,7 @@
         <w:tc>
           <w:tcPr>
             <w:tcW w:w="2091" w:type="dxa"/>
-            <w:tmTcPr id="1750180129" protected="0"/>
+            <w:tmTcPr id="1750200054" protected="0"/>
           </w:tcPr>
           <w:p>
             <w:pPr/>
@@ -240,7 +240,7 @@
         <w:tc>
           <w:tcPr>
             <w:tcW w:w="2091" w:type="dxa"/>
-            <w:tmTcPr id="1750180129" protected="0"/>
+            <w:tmTcPr id="1750200054" protected="0"/>
           </w:tcPr>
           <w:p>
             <w:pPr/>
@@ -252,7 +252,7 @@
         <w:tc>
           <w:tcPr>
             <w:tcW w:w="2091" w:type="dxa"/>
-            <w:tmTcPr id="1750180129" protected="0"/>
+            <w:tmTcPr id="1750200054" protected="0"/>
           </w:tcPr>
           <w:p>
             <w:pPr/>
@@ -269,7 +269,7 @@
         <w:tc>
           <w:tcPr>
             <w:tcW w:w="2091" w:type="dxa"/>
-            <w:tmTcPr id="1750180129" protected="0"/>
+            <w:tmTcPr id="1750200054" protected="0"/>
           </w:tcPr>
           <w:p>
             <w:pPr/>
@@ -281,7 +281,7 @@
         <w:tc>
           <w:tcPr>
             <w:tcW w:w="2091" w:type="dxa"/>
-            <w:tmTcPr id="1750180129" protected="0"/>
+            <w:tmTcPr id="1750200054" protected="0"/>
           </w:tcPr>
           <w:p>
             <w:pPr/>
@@ -293,7 +293,7 @@
         <w:tc>
           <w:tcPr>
             <w:tcW w:w="2091" w:type="dxa"/>
-            <w:tmTcPr id="1750180129" protected="0"/>
+            <w:tmTcPr id="1750200054" protected="0"/>
           </w:tcPr>
           <w:p>
             <w:pPr/>
@@ -305,7 +305,7 @@
         <w:tc>
           <w:tcPr>
             <w:tcW w:w="2091" w:type="dxa"/>
-            <w:tmTcPr id="1750180129" protected="0"/>
+            <w:tmTcPr id="1750200054" protected="0"/>
           </w:tcPr>
           <w:p>
             <w:pPr/>
@@ -375,7 +375,7 @@
         <w:tc>
           <w:tcPr>
             <w:tcW w:w="3248" w:type="dxa"/>
-            <w:tmTcPr id="1750180129" protected="0"/>
+            <w:tmTcPr id="1750200054" protected="0"/>
           </w:tcPr>
           <w:p>
             <w:pPr>
@@ -390,7 +390,7 @@
         <w:tc>
           <w:tcPr>
             <w:tcW w:w="3257" w:type="dxa"/>
-            <w:tmTcPr id="1750180129" protected="0"/>
+            <w:tmTcPr id="1750200054" protected="0"/>
           </w:tcPr>
           <w:p>
             <w:pPr>
@@ -405,7 +405,7 @@
         <w:tc>
           <w:tcPr>
             <w:tcW w:w="3231" w:type="dxa"/>
-            <w:tmTcPr id="1750180129" protected="0"/>
+            <w:tmTcPr id="1750200054" protected="0"/>
           </w:tcPr>
           <w:p>
             <w:pPr>
@@ -427,7 +427,7 @@
         <w:tc>
           <w:tcPr>
             <w:tcW w:w="3248" w:type="dxa"/>
-            <w:tmTcPr id="1750180129" protected="0"/>
+            <w:tmTcPr id="1750200054" protected="0"/>
           </w:tcPr>
           <w:p>
             <w:pPr/>
@@ -439,7 +439,7 @@
         <w:tc>
           <w:tcPr>
             <w:tcW w:w="3257" w:type="dxa"/>
-            <w:tmTcPr id="1750180129" protected="0"/>
+            <w:tmTcPr id="1750200054" protected="0"/>
           </w:tcPr>
           <w:p>
             <w:pPr/>
@@ -451,7 +451,7 @@
         <w:tc>
           <w:tcPr>
             <w:tcW w:w="3231" w:type="dxa"/>
-            <w:tmTcPr id="1750180129" protected="0"/>
+            <w:tmTcPr id="1750200054" protected="0"/>
           </w:tcPr>
           <w:p>
             <w:pPr/>
@@ -470,7 +470,7 @@
         <w:tc>
           <w:tcPr>
             <w:tcW w:w="3248" w:type="dxa"/>
-            <w:tmTcPr id="1750180129" protected="0"/>
+            <w:tmTcPr id="1750200054" protected="0"/>
           </w:tcPr>
           <w:p>
             <w:pPr/>
@@ -482,7 +482,7 @@
         <w:tc>
           <w:tcPr>
             <w:tcW w:w="3257" w:type="dxa"/>
-            <w:tmTcPr id="1750180129" protected="0"/>
+            <w:tmTcPr id="1750200054" protected="0"/>
           </w:tcPr>
           <w:p>
             <w:pPr/>
@@ -494,7 +494,7 @@
         <w:tc>
           <w:tcPr>
             <w:tcW w:w="3231" w:type="dxa"/>
-            <w:tmTcPr id="1750180129" protected="0"/>
+            <w:tmTcPr id="1750200054" protected="0"/>
           </w:tcPr>
           <w:p>
             <w:pPr/>
@@ -513,7 +513,7 @@
         <w:tc>
           <w:tcPr>
             <w:tcW w:w="3248" w:type="dxa"/>
-            <w:tmTcPr id="1750180129" protected="0"/>
+            <w:tmTcPr id="1750200054" protected="0"/>
           </w:tcPr>
           <w:p>
             <w:pPr/>
@@ -525,7 +525,7 @@
         <w:tc>
           <w:tcPr>
             <w:tcW w:w="3257" w:type="dxa"/>
-            <w:tmTcPr id="1750180129" protected="0"/>
+            <w:tmTcPr id="1750200054" protected="0"/>
           </w:tcPr>
           <w:p>
             <w:pPr/>
@@ -537,7 +537,7 @@
         <w:tc>
           <w:tcPr>
             <w:tcW w:w="3231" w:type="dxa"/>
-            <w:tmTcPr id="1750180129" protected="0"/>
+            <w:tmTcPr id="1750200054" protected="0"/>
           </w:tcPr>
           <w:p>
             <w:pPr/>
@@ -860,7 +860,7 @@
         <w:tc>
           <w:tcPr>
             <w:tcW w:w="4848" w:type="dxa"/>
-            <w:tmTcPr id="1750180129" protected="0"/>
+            <w:tmTcPr id="1750200054" protected="0"/>
           </w:tcPr>
           <w:p>
             <w:pPr>
@@ -875,7 +875,7 @@
         <w:tc>
           <w:tcPr>
             <w:tcW w:w="4888" w:type="dxa"/>
-            <w:tmTcPr id="1750180129" protected="0"/>
+            <w:tmTcPr id="1750200054" protected="0"/>
           </w:tcPr>
           <w:p>
             <w:pPr>
@@ -897,7 +897,7 @@
         <w:tc>
           <w:tcPr>
             <w:tcW w:w="4848" w:type="dxa"/>
-            <w:tmTcPr id="1750180129" protected="0"/>
+            <w:tmTcPr id="1750200054" protected="0"/>
           </w:tcPr>
           <w:p>
             <w:pPr>
@@ -912,7 +912,7 @@
         <w:tc>
           <w:tcPr>
             <w:tcW w:w="4888" w:type="dxa"/>
-            <w:tmTcPr id="1750180129" protected="0"/>
+            <w:tmTcPr id="1750200054" protected="0"/>
           </w:tcPr>
           <w:p>
             <w:pPr>
@@ -934,7 +934,7 @@
         <w:tc>
           <w:tcPr>
             <w:tcW w:w="4848" w:type="dxa"/>
-            <w:tmTcPr id="1750180129" protected="0"/>
+            <w:tmTcPr id="1750200054" protected="0"/>
           </w:tcPr>
           <w:p>
             <w:pPr>
@@ -949,7 +949,7 @@
         <w:tc>
           <w:tcPr>
             <w:tcW w:w="4888" w:type="dxa"/>
-            <w:tmTcPr id="1750180129" protected="0"/>
+            <w:tmTcPr id="1750200054" protected="0"/>
           </w:tcPr>
           <w:p>
             <w:pPr>
@@ -971,7 +971,7 @@
         <w:tc>
           <w:tcPr>
             <w:tcW w:w="4848" w:type="dxa"/>
-            <w:tmTcPr id="1750180129" protected="0"/>
+            <w:tmTcPr id="1750200054" protected="0"/>
           </w:tcPr>
           <w:p>
             <w:pPr>
@@ -986,7 +986,7 @@
         <w:tc>
           <w:tcPr>
             <w:tcW w:w="4888" w:type="dxa"/>
-            <w:tmTcPr id="1750180129" protected="0"/>
+            <w:tmTcPr id="1750200054" protected="0"/>
           </w:tcPr>
           <w:p>
             <w:pPr>
@@ -1008,7 +1008,7 @@
         <w:tc>
           <w:tcPr>
             <w:tcW w:w="4848" w:type="dxa"/>
-            <w:tmTcPr id="1750180129" protected="0"/>
+            <w:tmTcPr id="1750200054" protected="0"/>
           </w:tcPr>
           <w:p>
             <w:pPr>
@@ -1023,7 +1023,7 @@
         <w:tc>
           <w:tcPr>
             <w:tcW w:w="4888" w:type="dxa"/>
-            <w:tmTcPr id="1750180129" protected="0"/>
+            <w:tmTcPr id="1750200054" protected="0"/>
           </w:tcPr>
           <w:p>
             <w:pPr>
@@ -1045,7 +1045,7 @@
         <w:tc>
           <w:tcPr>
             <w:tcW w:w="4848" w:type="dxa"/>
-            <w:tmTcPr id="1750180129" protected="0"/>
+            <w:tmTcPr id="1750200054" protected="0"/>
           </w:tcPr>
           <w:p>
             <w:pPr>
@@ -1060,7 +1060,7 @@
         <w:tc>
           <w:tcPr>
             <w:tcW w:w="4888" w:type="dxa"/>
-            <w:tmTcPr id="1750180129" protected="0"/>
+            <w:tmTcPr id="1750200054" protected="0"/>
           </w:tcPr>
           <w:p>
             <w:pPr>
@@ -1082,7 +1082,7 @@
         <w:tc>
           <w:tcPr>
             <w:tcW w:w="4848" w:type="dxa"/>
-            <w:tmTcPr id="1750180129" protected="0"/>
+            <w:tmTcPr id="1750200054" protected="0"/>
           </w:tcPr>
           <w:p>
             <w:pPr>
@@ -1097,7 +1097,7 @@
         <w:tc>
           <w:tcPr>
             <w:tcW w:w="4888" w:type="dxa"/>
-            <w:tmTcPr id="1750180129" protected="0"/>
+            <w:tmTcPr id="1750200054" protected="0"/>
           </w:tcPr>
           <w:p>
             <w:pPr>
@@ -3276,11 +3276,31 @@
         </w:rPr>
         <w:t>0BS: Se o valor de margin for negativo, então ele se aproximará mais dos elementos vizinhos</w:t>
       </w:r>
-      <w:r>
+    </w:p>
+    <w:p>
+      <w:pPr>
+        <w:ind w:left="708" w:firstLine="708"/>
+        <w:spacing w:after="0" w:line="540" w:lineRule="atLeast"/>
+        <w:widowControl w:val="0"/>
+        <w:pBdr>
+          <w:top w:val="nil" w:sz="0" w:space="0" w:color="000000" tmln="20, 20, 20, 0, 0"/>
+          <w:left w:val="nil" w:sz="0" w:space="0" w:color="000000" tmln="20, 20, 20, 0, 0"/>
+          <w:bottom w:val="nil" w:sz="0" w:space="0" w:color="000000" tmln="20, 20, 20, 0, 0"/>
+          <w:right w:val="nil" w:sz="0" w:space="0" w:color="000000" tmln="20, 20, 20, 0, 0"/>
+          <w:between w:val="nil" w:sz="0" w:space="0" w:color="000000" tmln="20, 20, 20, 0, 0"/>
+        </w:pBdr>
+        <w:shd w:val="none"/>
         <w:rPr>
           <w:color w:val="000000"/>
           <w:lang w:eastAsia="zh-cn"/>
         </w:rPr>
+      </w:pPr>
+      <w:r>
+        <w:rPr>
+          <w:color w:val="000000"/>
+          <w:lang w:eastAsia="zh-cn"/>
+        </w:rPr>
+        <w:t xml:space="preserve"> </w:t>
       </w:r>
     </w:p>
     <w:p>
@@ -3306,45 +3326,7 @@
           <w:color w:val="000000"/>
           <w:lang w:eastAsia="zh-cn"/>
         </w:rPr>
-        <w:t xml:space="preserve"> </w:t>
-      </w:r>
-      <w:r>
-        <w:rPr>
-          <w:color w:val="000000"/>
-          <w:lang w:eastAsia="zh-cn"/>
-        </w:rPr>
-      </w:r>
-    </w:p>
-    <w:p>
-      <w:pPr>
-        <w:ind w:left="708" w:firstLine="708"/>
-        <w:spacing w:after="0" w:line="540" w:lineRule="atLeast"/>
-        <w:widowControl w:val="0"/>
-        <w:pBdr>
-          <w:top w:val="nil" w:sz="0" w:space="0" w:color="000000" tmln="20, 20, 20, 0, 0"/>
-          <w:left w:val="nil" w:sz="0" w:space="0" w:color="000000" tmln="20, 20, 20, 0, 0"/>
-          <w:bottom w:val="nil" w:sz="0" w:space="0" w:color="000000" tmln="20, 20, 20, 0, 0"/>
-          <w:right w:val="nil" w:sz="0" w:space="0" w:color="000000" tmln="20, 20, 20, 0, 0"/>
-          <w:between w:val="nil" w:sz="0" w:space="0" w:color="000000" tmln="20, 20, 20, 0, 0"/>
-        </w:pBdr>
-        <w:shd w:val="none"/>
-        <w:rPr>
-          <w:color w:val="000000"/>
-          <w:lang w:eastAsia="zh-cn"/>
-        </w:rPr>
-      </w:pPr>
-      <w:r>
-        <w:rPr>
-          <w:color w:val="000000"/>
-          <w:lang w:eastAsia="zh-cn"/>
-        </w:rPr>
         <w:t>Se top e bottom forem iguais e; right e left também:</w:t>
-      </w:r>
-      <w:r>
-        <w:rPr>
-          <w:color w:val="000000"/>
-          <w:lang w:eastAsia="zh-cn"/>
-        </w:rPr>
       </w:r>
     </w:p>
     <w:p>
@@ -3374,47 +3356,33 @@
         </w:rPr>
         <w:t xml:space="preserve">padding: 10px 20px </w:t>
       </w:r>
-      <w:r>
+    </w:p>
+    <w:p>
+      <w:pPr>
+        <w:ind w:left="2124" w:firstLine="708"/>
+        <w:spacing w:after="0" w:line="540" w:lineRule="atLeast"/>
+        <w:widowControl w:val="0"/>
+        <w:pBdr>
+          <w:top w:val="nil" w:sz="0" w:space="0" w:color="000000" tmln="20, 20, 20, 0, 0"/>
+          <w:left w:val="nil" w:sz="0" w:space="0" w:color="000000" tmln="20, 20, 20, 0, 0"/>
+          <w:bottom w:val="nil" w:sz="0" w:space="0" w:color="000000" tmln="20, 20, 20, 0, 0"/>
+          <w:right w:val="nil" w:sz="0" w:space="0" w:color="000000" tmln="20, 20, 20, 0, 0"/>
+          <w:between w:val="nil" w:sz="0" w:space="0" w:color="000000" tmln="20, 20, 20, 0, 0"/>
+        </w:pBdr>
+        <w:shd w:val="none"/>
         <w:rPr>
           <w:color w:val="000000"/>
           <w:u w:color="auto" w:val="single"/>
           <w:lang w:eastAsia="zh-cn"/>
         </w:rPr>
-      </w:r>
-    </w:p>
-    <w:p>
-      <w:pPr>
-        <w:ind w:left="2124" w:firstLine="708"/>
-        <w:spacing w:after="0" w:line="540" w:lineRule="atLeast"/>
-        <w:widowControl w:val="0"/>
-        <w:pBdr>
-          <w:top w:val="nil" w:sz="0" w:space="0" w:color="000000" tmln="20, 20, 20, 0, 0"/>
-          <w:left w:val="nil" w:sz="0" w:space="0" w:color="000000" tmln="20, 20, 20, 0, 0"/>
-          <w:bottom w:val="nil" w:sz="0" w:space="0" w:color="000000" tmln="20, 20, 20, 0, 0"/>
-          <w:right w:val="nil" w:sz="0" w:space="0" w:color="000000" tmln="20, 20, 20, 0, 0"/>
-          <w:between w:val="nil" w:sz="0" w:space="0" w:color="000000" tmln="20, 20, 20, 0, 0"/>
-        </w:pBdr>
-        <w:shd w:val="none"/>
+      </w:pPr>
+      <w:r>
         <w:rPr>
           <w:color w:val="000000"/>
           <w:u w:color="auto" w:val="single"/>
           <w:lang w:eastAsia="zh-cn"/>
         </w:rPr>
-      </w:pPr>
-      <w:r>
-        <w:rPr>
-          <w:color w:val="000000"/>
-          <w:u w:color="auto" w:val="single"/>
-          <w:lang w:eastAsia="zh-cn"/>
-        </w:rPr>
         <w:t>Margin:   0px  15px</w:t>
-      </w:r>
-      <w:r>
-        <w:rPr>
-          <w:color w:val="000000"/>
-          <w:u w:color="auto" w:val="single"/>
-          <w:lang w:eastAsia="zh-cn"/>
-        </w:rPr>
       </w:r>
     </w:p>
     <w:p>
@@ -3450,14 +3418,6 @@
         </w:rPr>
         <w:t>Colocar uma caixa no meio do navegador:</w:t>
       </w:r>
-      <w:r>
-        <w:rPr>
-          <w:b/>
-          <w:bCs/>
-          <w:color w:val="000000"/>
-          <w:lang w:eastAsia="zh-cn"/>
-        </w:rPr>
-      </w:r>
     </w:p>
     <w:p>
       <w:pPr>
@@ -3485,13 +3445,6 @@
           <w:lang w:eastAsia="zh-cn"/>
         </w:rPr>
         <w:t>margin: auto;</w:t>
-      </w:r>
-      <w:r>
-        <w:rPr>
-          <w:color w:val="000000"/>
-          <w:u w:color="auto" w:val="single"/>
-          <w:lang w:eastAsia="zh-cn"/>
-        </w:rPr>
       </w:r>
     </w:p>
     <w:p>
@@ -3581,14 +3534,6 @@
         </w:rPr>
         <w:t>Diferença entre width e max-width:</w:t>
       </w:r>
-      <w:r>
-        <w:rPr>
-          <w:b/>
-          <w:bCs/>
-          <w:color w:val="000000"/>
-          <w:lang w:eastAsia="zh-cn"/>
-        </w:rPr>
-      </w:r>
     </w:p>
     <w:p>
       <w:pPr>
@@ -3629,14 +3574,6 @@
         </w:rPr>
         <w:t xml:space="preserve"> → O elemento sempre terá 90% da largura disponível, mesmo que seja maior do que o necessário.</w:t>
       </w:r>
-      <w:r>
-        <w:rPr>
-          <w:rFonts w:ascii="Times New Roman" w:hAnsi="Times New Roman" w:eastAsia="SimSun" w:cs="Times New Roman"/>
-          <w:sz w:val="20"/>
-          <w:szCs w:val="20"/>
-          <w:lang w:eastAsia="zh-cn"/>
-        </w:rPr>
-      </w:r>
     </w:p>
     <w:p>
       <w:pPr>
@@ -3676,14 +3613,6 @@
           <w:lang w:eastAsia="zh-cn"/>
         </w:rPr>
         <w:t xml:space="preserve"> → O elemento pode se expandir até 90%, mas se o conteúdo for menor, ele se ajusta automaticamente.</w:t>
-      </w:r>
-      <w:r>
-        <w:rPr>
-          <w:rFonts w:ascii="Times New Roman" w:hAnsi="Times New Roman" w:eastAsia="SimSun" w:cs="Times New Roman"/>
-          <w:sz w:val="20"/>
-          <w:szCs w:val="20"/>
-          <w:lang w:eastAsia="zh-cn"/>
-        </w:rPr>
       </w:r>
     </w:p>
     <w:p>
@@ -3787,13 +3716,6 @@
         </w:rPr>
         <w:t xml:space="preserve"> box-shadow: 1px 2px 3px 4px black;</w:t>
       </w:r>
-      <w:r>
-        <w:rPr>
-          <w:color w:val="000000"/>
-          <w:u w:color="auto" w:val="single"/>
-          <w:lang w:eastAsia="zh-cn"/>
-        </w:rPr>
-      </w:r>
     </w:p>
     <w:p>
       <w:pPr>
@@ -3824,14 +3746,6 @@
         </w:rPr>
         <w:t>1px → deslocamento horizontal</w:t>
       </w:r>
-      <w:r>
-        <w:rPr>
-          <w:rFonts w:ascii="Times New Roman" w:hAnsi="Times New Roman" w:eastAsia="SimSun" w:cs="Times New Roman"/>
-          <w:sz w:val="20"/>
-          <w:szCs w:val="20"/>
-          <w:lang w:eastAsia="zh-cn"/>
-        </w:rPr>
-      </w:r>
     </w:p>
     <w:p>
       <w:pPr>
@@ -3862,14 +3776,6 @@
         </w:rPr>
         <w:t>2px → deslocamento vertical</w:t>
       </w:r>
-      <w:r>
-        <w:rPr>
-          <w:rFonts w:ascii="Times New Roman" w:hAnsi="Times New Roman" w:eastAsia="SimSun" w:cs="Times New Roman"/>
-          <w:sz w:val="20"/>
-          <w:szCs w:val="20"/>
-          <w:lang w:eastAsia="zh-cn"/>
-        </w:rPr>
-      </w:r>
     </w:p>
     <w:p>
       <w:pPr>
@@ -3900,14 +3806,6 @@
         </w:rPr>
         <w:t>3px → espalhamento (blur)</w:t>
       </w:r>
-      <w:r>
-        <w:rPr>
-          <w:rFonts w:ascii="Times New Roman" w:hAnsi="Times New Roman" w:eastAsia="SimSun" w:cs="Times New Roman"/>
-          <w:sz w:val="20"/>
-          <w:szCs w:val="20"/>
-          <w:lang w:eastAsia="zh-cn"/>
-        </w:rPr>
-      </w:r>
     </w:p>
     <w:p>
       <w:pPr>
@@ -3938,14 +3836,6 @@
         </w:rPr>
         <w:t>4px → Raio de expansão - Aumenta ou reduz o tamanho da sombra.</w:t>
       </w:r>
-      <w:r>
-        <w:rPr>
-          <w:rFonts w:ascii="Times New Roman" w:hAnsi="Times New Roman" w:eastAsia="SimSun" w:cs="Times New Roman"/>
-          <w:sz w:val="20"/>
-          <w:szCs w:val="20"/>
-          <w:lang w:eastAsia="zh-cn"/>
-        </w:rPr>
-      </w:r>
     </w:p>
     <w:p>
       <w:pPr>
@@ -3976,14 +3866,6 @@
         </w:rPr>
         <w:t xml:space="preserve">  black→ cor </w:t>
       </w:r>
-      <w:r>
-        <w:rPr>
-          <w:rFonts w:ascii="Times New Roman" w:hAnsi="Times New Roman" w:eastAsia="SimSun" w:cs="Times New Roman"/>
-          <w:sz w:val="20"/>
-          <w:szCs w:val="20"/>
-          <w:lang w:eastAsia="zh-cn"/>
-        </w:rPr>
-      </w:r>
     </w:p>
     <w:p>
       <w:pPr>
@@ -4071,14 +3953,6 @@
           <w:lang w:eastAsia="zh-cn"/>
         </w:rPr>
         <w:t>Com sombra interna (para dentro da caixa):</w:t>
-      </w:r>
-      <w:r>
-        <w:rPr>
-          <w:rFonts w:ascii="Times New Roman" w:hAnsi="Times New Roman" w:eastAsia="SimSun" w:cs="Times New Roman"/>
-          <w:sz w:val="20"/>
-          <w:szCs w:val="20"/>
-          <w:lang w:eastAsia="zh-cn"/>
-        </w:rPr>
       </w:r>
     </w:p>
     <w:p>
@@ -4192,42 +4066,34 @@
         </w:rPr>
         <w:t xml:space="preserve">Bordas / Caixas com vertices arredondados: </w:t>
       </w:r>
-      <w:r>
+    </w:p>
+    <w:p>
+      <w:pPr>
+        <w:ind w:left="1068"/>
+        <w:spacing w:after="0" w:line="240" w:lineRule="auto"/>
+        <w:widowControl w:val="0"/>
+        <w:pBdr>
+          <w:top w:val="nil" w:sz="0" w:space="0" w:color="000000" tmln="20, 20, 20, 0, 0"/>
+          <w:left w:val="nil" w:sz="0" w:space="0" w:color="000000" tmln="20, 20, 20, 0, 0"/>
+          <w:bottom w:val="nil" w:sz="0" w:space="0" w:color="000000" tmln="20, 20, 20, 0, 0"/>
+          <w:right w:val="nil" w:sz="0" w:space="0" w:color="000000" tmln="20, 20, 20, 0, 0"/>
+          <w:between w:val="nil" w:sz="0" w:space="0" w:color="000000" tmln="20, 20, 20, 0, 0"/>
+        </w:pBdr>
+        <w:shd w:val="none"/>
         <w:rPr>
           <w:b/>
           <w:bCs/>
           <w:color w:val="000000"/>
           <w:lang w:eastAsia="zh-cn"/>
         </w:rPr>
-      </w:r>
-    </w:p>
-    <w:p>
-      <w:pPr>
-        <w:ind w:left="1068"/>
-        <w:spacing w:after="0" w:line="240" w:lineRule="auto"/>
-        <w:widowControl w:val="0"/>
-        <w:pBdr>
-          <w:top w:val="nil" w:sz="0" w:space="0" w:color="000000" tmln="20, 20, 20, 0, 0"/>
-          <w:left w:val="nil" w:sz="0" w:space="0" w:color="000000" tmln="20, 20, 20, 0, 0"/>
-          <w:bottom w:val="nil" w:sz="0" w:space="0" w:color="000000" tmln="20, 20, 20, 0, 0"/>
-          <w:right w:val="nil" w:sz="0" w:space="0" w:color="000000" tmln="20, 20, 20, 0, 0"/>
-          <w:between w:val="nil" w:sz="0" w:space="0" w:color="000000" tmln="20, 20, 20, 0, 0"/>
-        </w:pBdr>
-        <w:shd w:val="none"/>
+      </w:pPr>
+      <w:r>
         <w:rPr>
           <w:b/>
           <w:bCs/>
           <w:color w:val="000000"/>
           <w:lang w:eastAsia="zh-cn"/>
         </w:rPr>
-      </w:pPr>
-      <w:r>
-        <w:rPr>
-          <w:b/>
-          <w:bCs/>
-          <w:color w:val="000000"/>
-          <w:lang w:eastAsia="zh-cn"/>
-        </w:rPr>
       </w:r>
     </w:p>
     <w:p>
@@ -4257,12 +4123,191 @@
         </w:rPr>
         <w:t>Border-radius: 10px 20px 30px 40px;</w:t>
       </w:r>
+    </w:p>
+    <w:p>
+      <w:pPr>
+        <w:ind w:left="1699"/>
+        <w:spacing w:after="0" w:line="240" w:lineRule="auto"/>
+        <w:widowControl w:val="0"/>
+        <w:pBdr>
+          <w:top w:val="nil" w:sz="0" w:space="0" w:color="000000" tmln="20, 20, 20, 0, 0"/>
+          <w:left w:val="nil" w:sz="0" w:space="0" w:color="000000" tmln="20, 20, 20, 0, 0"/>
+          <w:bottom w:val="nil" w:sz="0" w:space="0" w:color="000000" tmln="20, 20, 20, 0, 0"/>
+          <w:right w:val="nil" w:sz="0" w:space="0" w:color="000000" tmln="20, 20, 20, 0, 0"/>
+          <w:between w:val="nil" w:sz="0" w:space="0" w:color="000000" tmln="20, 20, 20, 0, 0"/>
+        </w:pBdr>
+        <w:shd w:val="none"/>
+        <w:rPr>
+          <w:rFonts w:ascii="Times New Roman" w:hAnsi="Times New Roman" w:eastAsia="SimSun" w:cs="Times New Roman"/>
+          <w:sz w:val="20"/>
+          <w:szCs w:val="20"/>
+          <w:lang w:eastAsia="zh-cn"/>
+        </w:rPr>
+      </w:pPr>
+      <w:r>
+        <w:rPr>
+          <w:rFonts w:ascii="Times New Roman" w:hAnsi="Times New Roman" w:eastAsia="SimSun" w:cs="Times New Roman"/>
+          <w:sz w:val="20"/>
+          <w:szCs w:val="20"/>
+          <w:lang w:eastAsia="zh-cn"/>
+        </w:rPr>
+        <w:t>10px → borda superior esquerda</w:t>
+      </w:r>
+    </w:p>
+    <w:p>
+      <w:pPr>
+        <w:ind w:left="1699"/>
+        <w:spacing w:after="0" w:line="240" w:lineRule="auto"/>
+        <w:widowControl w:val="0"/>
+        <w:pBdr>
+          <w:top w:val="nil" w:sz="0" w:space="0" w:color="000000" tmln="20, 20, 20, 0, 0"/>
+          <w:left w:val="nil" w:sz="0" w:space="0" w:color="000000" tmln="20, 20, 20, 0, 0"/>
+          <w:bottom w:val="nil" w:sz="0" w:space="0" w:color="000000" tmln="20, 20, 20, 0, 0"/>
+          <w:right w:val="nil" w:sz="0" w:space="0" w:color="000000" tmln="20, 20, 20, 0, 0"/>
+          <w:between w:val="nil" w:sz="0" w:space="0" w:color="000000" tmln="20, 20, 20, 0, 0"/>
+        </w:pBdr>
+        <w:shd w:val="none"/>
+        <w:rPr>
+          <w:rFonts w:ascii="Times New Roman" w:hAnsi="Times New Roman" w:eastAsia="SimSun" w:cs="Times New Roman"/>
+          <w:sz w:val="20"/>
+          <w:szCs w:val="20"/>
+          <w:lang w:eastAsia="zh-cn"/>
+        </w:rPr>
+      </w:pPr>
+      <w:r>
+        <w:rPr>
+          <w:rFonts w:ascii="Times New Roman" w:hAnsi="Times New Roman" w:eastAsia="SimSun" w:cs="Times New Roman"/>
+          <w:sz w:val="20"/>
+          <w:szCs w:val="20"/>
+          <w:lang w:eastAsia="zh-cn"/>
+        </w:rPr>
+        <w:t>20px → borda superior direita</w:t>
+      </w:r>
+    </w:p>
+    <w:p>
+      <w:pPr>
+        <w:ind w:left="1699"/>
+        <w:spacing w:after="0" w:line="240" w:lineRule="auto"/>
+        <w:widowControl w:val="0"/>
+        <w:pBdr>
+          <w:top w:val="nil" w:sz="0" w:space="0" w:color="000000" tmln="20, 20, 20, 0, 0"/>
+          <w:left w:val="nil" w:sz="0" w:space="0" w:color="000000" tmln="20, 20, 20, 0, 0"/>
+          <w:bottom w:val="nil" w:sz="0" w:space="0" w:color="000000" tmln="20, 20, 20, 0, 0"/>
+          <w:right w:val="nil" w:sz="0" w:space="0" w:color="000000" tmln="20, 20, 20, 0, 0"/>
+          <w:between w:val="nil" w:sz="0" w:space="0" w:color="000000" tmln="20, 20, 20, 0, 0"/>
+        </w:pBdr>
+        <w:shd w:val="none"/>
+        <w:rPr>
+          <w:rFonts w:ascii="Times New Roman" w:hAnsi="Times New Roman" w:eastAsia="SimSun" w:cs="Times New Roman"/>
+          <w:sz w:val="20"/>
+          <w:szCs w:val="20"/>
+          <w:lang w:eastAsia="zh-cn"/>
+        </w:rPr>
+      </w:pPr>
+      <w:r>
+        <w:rPr>
+          <w:rFonts w:ascii="Times New Roman" w:hAnsi="Times New Roman" w:eastAsia="SimSun" w:cs="Times New Roman"/>
+          <w:sz w:val="20"/>
+          <w:szCs w:val="20"/>
+          <w:lang w:eastAsia="zh-cn"/>
+        </w:rPr>
+        <w:t>30px → borda inferior direita</w:t>
+      </w:r>
+    </w:p>
+    <w:p>
+      <w:pPr>
+        <w:ind w:left="1699"/>
+        <w:spacing w:after="0" w:line="240" w:lineRule="auto"/>
+        <w:widowControl w:val="0"/>
+        <w:pBdr>
+          <w:top w:val="nil" w:sz="0" w:space="0" w:color="000000" tmln="20, 20, 20, 0, 0"/>
+          <w:left w:val="nil" w:sz="0" w:space="0" w:color="000000" tmln="20, 20, 20, 0, 0"/>
+          <w:bottom w:val="nil" w:sz="0" w:space="0" w:color="000000" tmln="20, 20, 20, 0, 0"/>
+          <w:right w:val="nil" w:sz="0" w:space="0" w:color="000000" tmln="20, 20, 20, 0, 0"/>
+          <w:between w:val="nil" w:sz="0" w:space="0" w:color="000000" tmln="20, 20, 20, 0, 0"/>
+        </w:pBdr>
+        <w:shd w:val="none"/>
+        <w:rPr>
+          <w:rFonts w:ascii="Times New Roman" w:hAnsi="Times New Roman" w:eastAsia="SimSun" w:cs="Times New Roman"/>
+          <w:sz w:val="20"/>
+          <w:szCs w:val="20"/>
+          <w:lang w:eastAsia="zh-cn"/>
+        </w:rPr>
+      </w:pPr>
+      <w:r>
+        <w:rPr>
+          <w:rFonts w:ascii="Times New Roman" w:hAnsi="Times New Roman" w:eastAsia="SimSun" w:cs="Times New Roman"/>
+          <w:sz w:val="20"/>
+          <w:szCs w:val="20"/>
+          <w:lang w:eastAsia="zh-cn"/>
+        </w:rPr>
+        <w:t>40px → borda inferior esquerda</w:t>
+      </w:r>
+    </w:p>
+    <w:p>
+      <w:pPr>
+        <w:ind w:left="1699"/>
+        <w:spacing w:after="0" w:line="240" w:lineRule="auto"/>
+        <w:widowControl w:val="0"/>
+        <w:pBdr>
+          <w:top w:val="nil" w:sz="0" w:space="0" w:color="000000" tmln="20, 20, 20, 0, 0"/>
+          <w:left w:val="nil" w:sz="0" w:space="0" w:color="000000" tmln="20, 20, 20, 0, 0"/>
+          <w:bottom w:val="nil" w:sz="0" w:space="0" w:color="000000" tmln="20, 20, 20, 0, 0"/>
+          <w:right w:val="nil" w:sz="0" w:space="0" w:color="000000" tmln="20, 20, 20, 0, 0"/>
+          <w:between w:val="nil" w:sz="0" w:space="0" w:color="000000" tmln="20, 20, 20, 0, 0"/>
+        </w:pBdr>
+        <w:shd w:val="none"/>
+        <w:rPr>
+          <w:rFonts w:ascii="Times New Roman" w:hAnsi="Times New Roman" w:eastAsia="SimSun" w:cs="Times New Roman"/>
+          <w:sz w:val="20"/>
+          <w:szCs w:val="20"/>
+          <w:lang w:eastAsia="zh-cn"/>
+        </w:rPr>
+      </w:pPr>
+      <w:r>
+        <w:rPr>
+          <w:rFonts w:ascii="Times New Roman" w:hAnsi="Times New Roman" w:eastAsia="SimSun" w:cs="Times New Roman"/>
+          <w:sz w:val="20"/>
+          <w:szCs w:val="20"/>
+          <w:lang w:eastAsia="zh-cn"/>
+        </w:rPr>
+      </w:r>
+    </w:p>
+    <w:p>
+      <w:pPr>
+        <w:ind w:left="1699"/>
+        <w:spacing w:after="0" w:line="240" w:lineRule="auto"/>
+        <w:widowControl w:val="0"/>
+        <w:pBdr>
+          <w:top w:val="nil" w:sz="0" w:space="0" w:color="000000" tmln="20, 20, 20, 0, 0"/>
+          <w:left w:val="nil" w:sz="0" w:space="0" w:color="000000" tmln="20, 20, 20, 0, 0"/>
+          <w:bottom w:val="nil" w:sz="0" w:space="0" w:color="000000" tmln="20, 20, 20, 0, 0"/>
+          <w:right w:val="nil" w:sz="0" w:space="0" w:color="000000" tmln="20, 20, 20, 0, 0"/>
+          <w:between w:val="nil" w:sz="0" w:space="0" w:color="000000" tmln="20, 20, 20, 0, 0"/>
+        </w:pBdr>
+        <w:shd w:val="none"/>
+        <w:rPr>
+          <w:rFonts w:ascii="Times New Roman" w:hAnsi="Times New Roman" w:eastAsia="SimSun" w:cs="Times New Roman"/>
+          <w:sz w:val="20"/>
+          <w:szCs w:val="20"/>
+          <w:lang w:eastAsia="zh-cn"/>
+        </w:rPr>
+      </w:pPr>
       <w:r>
         <w:rPr>
           <w:color w:val="000000"/>
           <w:u w:color="auto" w:val="single"/>
           <w:lang w:eastAsia="zh-cn"/>
         </w:rPr>
+        <w:t>Border-radius: 10px 20px;</w:t>
+      </w:r>
+      <w:r>
+        <w:rPr>
+          <w:rFonts w:ascii="Times New Roman" w:hAnsi="Times New Roman" w:eastAsia="SimSun" w:cs="Times New Roman"/>
+          <w:sz w:val="20"/>
+          <w:szCs w:val="20"/>
+          <w:lang w:eastAsia="zh-cn"/>
+        </w:rPr>
       </w:r>
     </w:p>
     <w:p>
@@ -4294,14 +4339,6 @@
         </w:rPr>
         <w:t>10px → borda superior esquerda</w:t>
       </w:r>
-      <w:r>
-        <w:rPr>
-          <w:rFonts w:ascii="Times New Roman" w:hAnsi="Times New Roman" w:eastAsia="SimSun" w:cs="Times New Roman"/>
-          <w:sz w:val="20"/>
-          <w:szCs w:val="20"/>
-          <w:lang w:eastAsia="zh-cn"/>
-        </w:rPr>
-      </w:r>
     </w:p>
     <w:p>
       <w:pPr>
@@ -4332,14 +4369,6 @@
         </w:rPr>
         <w:t>20px → borda superior direita</w:t>
       </w:r>
-      <w:r>
-        <w:rPr>
-          <w:rFonts w:ascii="Times New Roman" w:hAnsi="Times New Roman" w:eastAsia="SimSun" w:cs="Times New Roman"/>
-          <w:sz w:val="20"/>
-          <w:szCs w:val="20"/>
-          <w:lang w:eastAsia="zh-cn"/>
-        </w:rPr>
-      </w:r>
     </w:p>
     <w:p>
       <w:pPr>
@@ -4368,233 +4397,7 @@
           <w:szCs w:val="20"/>
           <w:lang w:eastAsia="zh-cn"/>
         </w:rPr>
-        <w:t>30px → borda inferior direita</w:t>
-      </w:r>
-      <w:r>
-        <w:rPr>
-          <w:rFonts w:ascii="Times New Roman" w:hAnsi="Times New Roman" w:eastAsia="SimSun" w:cs="Times New Roman"/>
-          <w:sz w:val="20"/>
-          <w:szCs w:val="20"/>
-          <w:lang w:eastAsia="zh-cn"/>
-        </w:rPr>
-      </w:r>
-    </w:p>
-    <w:p>
-      <w:pPr>
-        <w:ind w:left="1699"/>
-        <w:spacing w:after="0" w:line="240" w:lineRule="auto"/>
-        <w:widowControl w:val="0"/>
-        <w:pBdr>
-          <w:top w:val="nil" w:sz="0" w:space="0" w:color="000000" tmln="20, 20, 20, 0, 0"/>
-          <w:left w:val="nil" w:sz="0" w:space="0" w:color="000000" tmln="20, 20, 20, 0, 0"/>
-          <w:bottom w:val="nil" w:sz="0" w:space="0" w:color="000000" tmln="20, 20, 20, 0, 0"/>
-          <w:right w:val="nil" w:sz="0" w:space="0" w:color="000000" tmln="20, 20, 20, 0, 0"/>
-          <w:between w:val="nil" w:sz="0" w:space="0" w:color="000000" tmln="20, 20, 20, 0, 0"/>
-        </w:pBdr>
-        <w:shd w:val="none"/>
-        <w:rPr>
-          <w:rFonts w:ascii="Times New Roman" w:hAnsi="Times New Roman" w:eastAsia="SimSun" w:cs="Times New Roman"/>
-          <w:sz w:val="20"/>
-          <w:szCs w:val="20"/>
-          <w:lang w:eastAsia="zh-cn"/>
-        </w:rPr>
-      </w:pPr>
-      <w:r>
-        <w:rPr>
-          <w:rFonts w:ascii="Times New Roman" w:hAnsi="Times New Roman" w:eastAsia="SimSun" w:cs="Times New Roman"/>
-          <w:sz w:val="20"/>
-          <w:szCs w:val="20"/>
-          <w:lang w:eastAsia="zh-cn"/>
-        </w:rPr>
-        <w:t>40px → borda inferior esquerda</w:t>
-      </w:r>
-      <w:r>
-        <w:rPr>
-          <w:rFonts w:ascii="Times New Roman" w:hAnsi="Times New Roman" w:eastAsia="SimSun" w:cs="Times New Roman"/>
-          <w:sz w:val="20"/>
-          <w:szCs w:val="20"/>
-          <w:lang w:eastAsia="zh-cn"/>
-        </w:rPr>
-      </w:r>
-    </w:p>
-    <w:p>
-      <w:pPr>
-        <w:ind w:left="1699"/>
-        <w:spacing w:after="0" w:line="240" w:lineRule="auto"/>
-        <w:widowControl w:val="0"/>
-        <w:pBdr>
-          <w:top w:val="nil" w:sz="0" w:space="0" w:color="000000" tmln="20, 20, 20, 0, 0"/>
-          <w:left w:val="nil" w:sz="0" w:space="0" w:color="000000" tmln="20, 20, 20, 0, 0"/>
-          <w:bottom w:val="nil" w:sz="0" w:space="0" w:color="000000" tmln="20, 20, 20, 0, 0"/>
-          <w:right w:val="nil" w:sz="0" w:space="0" w:color="000000" tmln="20, 20, 20, 0, 0"/>
-          <w:between w:val="nil" w:sz="0" w:space="0" w:color="000000" tmln="20, 20, 20, 0, 0"/>
-        </w:pBdr>
-        <w:shd w:val="none"/>
-        <w:rPr>
-          <w:rFonts w:ascii="Times New Roman" w:hAnsi="Times New Roman" w:eastAsia="SimSun" w:cs="Times New Roman"/>
-          <w:sz w:val="20"/>
-          <w:szCs w:val="20"/>
-          <w:lang w:eastAsia="zh-cn"/>
-        </w:rPr>
-      </w:pPr>
-      <w:r>
-        <w:rPr>
-          <w:rFonts w:ascii="Times New Roman" w:hAnsi="Times New Roman" w:eastAsia="SimSun" w:cs="Times New Roman"/>
-          <w:sz w:val="20"/>
-          <w:szCs w:val="20"/>
-          <w:lang w:eastAsia="zh-cn"/>
-        </w:rPr>
-      </w:r>
-    </w:p>
-    <w:p>
-      <w:pPr>
-        <w:ind w:left="1699"/>
-        <w:spacing w:after="0" w:line="240" w:lineRule="auto"/>
-        <w:widowControl w:val="0"/>
-        <w:pBdr>
-          <w:top w:val="nil" w:sz="0" w:space="0" w:color="000000" tmln="20, 20, 20, 0, 0"/>
-          <w:left w:val="nil" w:sz="0" w:space="0" w:color="000000" tmln="20, 20, 20, 0, 0"/>
-          <w:bottom w:val="nil" w:sz="0" w:space="0" w:color="000000" tmln="20, 20, 20, 0, 0"/>
-          <w:right w:val="nil" w:sz="0" w:space="0" w:color="000000" tmln="20, 20, 20, 0, 0"/>
-          <w:between w:val="nil" w:sz="0" w:space="0" w:color="000000" tmln="20, 20, 20, 0, 0"/>
-        </w:pBdr>
-        <w:shd w:val="none"/>
-        <w:rPr>
-          <w:rFonts w:ascii="Times New Roman" w:hAnsi="Times New Roman" w:eastAsia="SimSun" w:cs="Times New Roman"/>
-          <w:sz w:val="20"/>
-          <w:szCs w:val="20"/>
-          <w:lang w:eastAsia="zh-cn"/>
-        </w:rPr>
-      </w:pPr>
-      <w:r>
-        <w:rPr>
-          <w:color w:val="000000"/>
-          <w:u w:color="auto" w:val="single"/>
-          <w:lang w:eastAsia="zh-cn"/>
-        </w:rPr>
-        <w:t>Border-radius: 10px 20px;</w:t>
-      </w:r>
-      <w:r>
-        <w:rPr>
-          <w:rFonts w:ascii="Times New Roman" w:hAnsi="Times New Roman" w:eastAsia="SimSun" w:cs="Times New Roman"/>
-          <w:sz w:val="20"/>
-          <w:szCs w:val="20"/>
-          <w:lang w:eastAsia="zh-cn"/>
-        </w:rPr>
-      </w:r>
-    </w:p>
-    <w:p>
-      <w:pPr>
-        <w:ind w:left="1699"/>
-        <w:spacing w:after="0" w:line="240" w:lineRule="auto"/>
-        <w:widowControl w:val="0"/>
-        <w:pBdr>
-          <w:top w:val="nil" w:sz="0" w:space="0" w:color="000000" tmln="20, 20, 20, 0, 0"/>
-          <w:left w:val="nil" w:sz="0" w:space="0" w:color="000000" tmln="20, 20, 20, 0, 0"/>
-          <w:bottom w:val="nil" w:sz="0" w:space="0" w:color="000000" tmln="20, 20, 20, 0, 0"/>
-          <w:right w:val="nil" w:sz="0" w:space="0" w:color="000000" tmln="20, 20, 20, 0, 0"/>
-          <w:between w:val="nil" w:sz="0" w:space="0" w:color="000000" tmln="20, 20, 20, 0, 0"/>
-        </w:pBdr>
-        <w:shd w:val="none"/>
-        <w:rPr>
-          <w:rFonts w:ascii="Times New Roman" w:hAnsi="Times New Roman" w:eastAsia="SimSun" w:cs="Times New Roman"/>
-          <w:sz w:val="20"/>
-          <w:szCs w:val="20"/>
-          <w:lang w:eastAsia="zh-cn"/>
-        </w:rPr>
-      </w:pPr>
-      <w:r>
-        <w:rPr>
-          <w:rFonts w:ascii="Times New Roman" w:hAnsi="Times New Roman" w:eastAsia="SimSun" w:cs="Times New Roman"/>
-          <w:sz w:val="20"/>
-          <w:szCs w:val="20"/>
-          <w:lang w:eastAsia="zh-cn"/>
-        </w:rPr>
-        <w:t>10px → borda superior esquerda</w:t>
-      </w:r>
-      <w:r>
-        <w:rPr>
-          <w:rFonts w:ascii="Times New Roman" w:hAnsi="Times New Roman" w:eastAsia="SimSun" w:cs="Times New Roman"/>
-          <w:sz w:val="20"/>
-          <w:szCs w:val="20"/>
-          <w:lang w:eastAsia="zh-cn"/>
-        </w:rPr>
-      </w:r>
-    </w:p>
-    <w:p>
-      <w:pPr>
-        <w:ind w:left="1699"/>
-        <w:spacing w:after="0" w:line="240" w:lineRule="auto"/>
-        <w:widowControl w:val="0"/>
-        <w:pBdr>
-          <w:top w:val="nil" w:sz="0" w:space="0" w:color="000000" tmln="20, 20, 20, 0, 0"/>
-          <w:left w:val="nil" w:sz="0" w:space="0" w:color="000000" tmln="20, 20, 20, 0, 0"/>
-          <w:bottom w:val="nil" w:sz="0" w:space="0" w:color="000000" tmln="20, 20, 20, 0, 0"/>
-          <w:right w:val="nil" w:sz="0" w:space="0" w:color="000000" tmln="20, 20, 20, 0, 0"/>
-          <w:between w:val="nil" w:sz="0" w:space="0" w:color="000000" tmln="20, 20, 20, 0, 0"/>
-        </w:pBdr>
-        <w:shd w:val="none"/>
-        <w:rPr>
-          <w:rFonts w:ascii="Times New Roman" w:hAnsi="Times New Roman" w:eastAsia="SimSun" w:cs="Times New Roman"/>
-          <w:sz w:val="20"/>
-          <w:szCs w:val="20"/>
-          <w:lang w:eastAsia="zh-cn"/>
-        </w:rPr>
-      </w:pPr>
-      <w:r>
-        <w:rPr>
-          <w:rFonts w:ascii="Times New Roman" w:hAnsi="Times New Roman" w:eastAsia="SimSun" w:cs="Times New Roman"/>
-          <w:sz w:val="20"/>
-          <w:szCs w:val="20"/>
-          <w:lang w:eastAsia="zh-cn"/>
-        </w:rPr>
-        <w:t>20px → borda superior direita</w:t>
-      </w:r>
-      <w:r>
-        <w:rPr>
-          <w:rFonts w:ascii="Times New Roman" w:hAnsi="Times New Roman" w:eastAsia="SimSun" w:cs="Times New Roman"/>
-          <w:sz w:val="20"/>
-          <w:szCs w:val="20"/>
-          <w:lang w:eastAsia="zh-cn"/>
-        </w:rPr>
-      </w:r>
-    </w:p>
-    <w:p>
-      <w:pPr>
-        <w:ind w:left="1699"/>
-        <w:spacing w:after="0" w:line="240" w:lineRule="auto"/>
-        <w:widowControl w:val="0"/>
-        <w:pBdr>
-          <w:top w:val="nil" w:sz="0" w:space="0" w:color="000000" tmln="20, 20, 20, 0, 0"/>
-          <w:left w:val="nil" w:sz="0" w:space="0" w:color="000000" tmln="20, 20, 20, 0, 0"/>
-          <w:bottom w:val="nil" w:sz="0" w:space="0" w:color="000000" tmln="20, 20, 20, 0, 0"/>
-          <w:right w:val="nil" w:sz="0" w:space="0" w:color="000000" tmln="20, 20, 20, 0, 0"/>
-          <w:between w:val="nil" w:sz="0" w:space="0" w:color="000000" tmln="20, 20, 20, 0, 0"/>
-        </w:pBdr>
-        <w:shd w:val="none"/>
-        <w:rPr>
-          <w:rFonts w:ascii="Times New Roman" w:hAnsi="Times New Roman" w:eastAsia="SimSun" w:cs="Times New Roman"/>
-          <w:sz w:val="20"/>
-          <w:szCs w:val="20"/>
-          <w:lang w:eastAsia="zh-cn"/>
-        </w:rPr>
-      </w:pPr>
-      <w:r>
-        <w:rPr>
-          <w:rFonts w:ascii="Times New Roman" w:hAnsi="Times New Roman" w:eastAsia="SimSun" w:cs="Times New Roman"/>
-          <w:sz w:val="20"/>
-          <w:szCs w:val="20"/>
-          <w:lang w:eastAsia="zh-cn"/>
-        </w:rPr>
         <w:t>10px → borda inferior direita</w:t>
-      </w:r>
-      <w:r>
-        <w:rPr>
-          <w:rFonts w:ascii="Times New Roman" w:hAnsi="Times New Roman" w:eastAsia="SimSun" w:cs="Times New Roman"/>
-          <w:sz w:val="20"/>
-          <w:szCs w:val="20"/>
-          <w:lang w:eastAsia="zh-cn"/>
-        </w:rPr>
       </w:r>
     </w:p>
     <w:p>
@@ -4695,11 +4498,36 @@
         </w:rPr>
         <w:t>Fazer um circulo no html com as css:</w:t>
       </w:r>
-      <w:r>
-        <w:rPr>
+    </w:p>
+    <w:p>
+      <w:pPr>
+        <w:ind w:left="1068"/>
+        <w:spacing w:after="0" w:line="240" w:lineRule="auto"/>
+        <w:widowControl w:val="0"/>
+        <w:pBdr>
+          <w:top w:val="nil" w:sz="0" w:space="0" w:color="000000" tmln="20, 20, 20, 0, 0"/>
+          <w:left w:val="nil" w:sz="0" w:space="0" w:color="000000" tmln="20, 20, 20, 0, 0"/>
+          <w:bottom w:val="nil" w:sz="0" w:space="0" w:color="000000" tmln="20, 20, 20, 0, 0"/>
+          <w:right w:val="nil" w:sz="0" w:space="0" w:color="000000" tmln="20, 20, 20, 0, 0"/>
+          <w:between w:val="nil" w:sz="0" w:space="0" w:color="000000" tmln="20, 20, 20, 0, 0"/>
+        </w:pBdr>
+        <w:shd w:val="none"/>
+        <w:rPr>
+          <w:rFonts w:ascii="Times New Roman" w:hAnsi="Times New Roman" w:eastAsia="SimSun" w:cs="Times New Roman"/>
           <w:b/>
           <w:bCs/>
-          <w:color w:val="000000"/>
+          <w:sz w:val="20"/>
+          <w:szCs w:val="20"/>
+          <w:lang w:eastAsia="zh-cn"/>
+        </w:rPr>
+      </w:pPr>
+      <w:r>
+        <w:rPr>
+          <w:rFonts w:ascii="Times New Roman" w:hAnsi="Times New Roman" w:eastAsia="SimSun" w:cs="Times New Roman"/>
+          <w:b/>
+          <w:bCs/>
+          <w:sz w:val="20"/>
+          <w:szCs w:val="20"/>
           <w:lang w:eastAsia="zh-cn"/>
         </w:rPr>
       </w:r>
@@ -4719,39 +4547,6 @@
         <w:shd w:val="none"/>
         <w:rPr>
           <w:rFonts w:ascii="Times New Roman" w:hAnsi="Times New Roman" w:eastAsia="SimSun" w:cs="Times New Roman"/>
-          <w:b/>
-          <w:bCs/>
-          <w:sz w:val="20"/>
-          <w:szCs w:val="20"/>
-          <w:lang w:eastAsia="zh-cn"/>
-        </w:rPr>
-      </w:pPr>
-      <w:r>
-        <w:rPr>
-          <w:rFonts w:ascii="Times New Roman" w:hAnsi="Times New Roman" w:eastAsia="SimSun" w:cs="Times New Roman"/>
-          <w:b/>
-          <w:bCs/>
-          <w:sz w:val="20"/>
-          <w:szCs w:val="20"/>
-          <w:lang w:eastAsia="zh-cn"/>
-        </w:rPr>
-      </w:r>
-    </w:p>
-    <w:p>
-      <w:pPr>
-        <w:ind w:left="1068"/>
-        <w:spacing w:after="0" w:line="240" w:lineRule="auto"/>
-        <w:widowControl w:val="0"/>
-        <w:pBdr>
-          <w:top w:val="nil" w:sz="0" w:space="0" w:color="000000" tmln="20, 20, 20, 0, 0"/>
-          <w:left w:val="nil" w:sz="0" w:space="0" w:color="000000" tmln="20, 20, 20, 0, 0"/>
-          <w:bottom w:val="nil" w:sz="0" w:space="0" w:color="000000" tmln="20, 20, 20, 0, 0"/>
-          <w:right w:val="nil" w:sz="0" w:space="0" w:color="000000" tmln="20, 20, 20, 0, 0"/>
-          <w:between w:val="nil" w:sz="0" w:space="0" w:color="000000" tmln="20, 20, 20, 0, 0"/>
-        </w:pBdr>
-        <w:shd w:val="none"/>
-        <w:rPr>
-          <w:rFonts w:ascii="Times New Roman" w:hAnsi="Times New Roman" w:eastAsia="SimSun" w:cs="Times New Roman"/>
           <w:sz w:val="20"/>
           <w:szCs w:val="20"/>
           <w:lang w:eastAsia="zh-cn"/>
@@ -4766,14 +4561,6 @@
         </w:rPr>
         <w:t>Crie uma div vazia e escreva em style:</w:t>
       </w:r>
-      <w:r>
-        <w:rPr>
-          <w:rFonts w:ascii="Times New Roman" w:hAnsi="Times New Roman" w:eastAsia="SimSun" w:cs="Times New Roman"/>
-          <w:sz w:val="20"/>
-          <w:szCs w:val="20"/>
-          <w:lang w:eastAsia="zh-cn"/>
-        </w:rPr>
-      </w:r>
     </w:p>
     <w:p>
       <w:pPr>
@@ -4804,14 +4591,6 @@
         </w:rPr>
         <w:t>width: 90px;</w:t>
       </w:r>
-      <w:r>
-        <w:rPr>
-          <w:rFonts w:ascii="Times New Roman" w:hAnsi="Times New Roman" w:eastAsia="SimSun" w:cs="Times New Roman"/>
-          <w:sz w:val="20"/>
-          <w:szCs w:val="20"/>
-          <w:lang w:eastAsia="zh-cn"/>
-        </w:rPr>
-      </w:r>
     </w:p>
     <w:p>
       <w:pPr>
@@ -4841,14 +4620,6 @@
           <w:lang w:eastAsia="zh-cn"/>
         </w:rPr>
         <w:t>height: 90px;</w:t>
-      </w:r>
-      <w:r>
-        <w:rPr>
-          <w:rFonts w:ascii="Times New Roman" w:hAnsi="Times New Roman" w:eastAsia="SimSun" w:cs="Times New Roman"/>
-          <w:sz w:val="20"/>
-          <w:szCs w:val="20"/>
-          <w:lang w:eastAsia="zh-cn"/>
-        </w:rPr>
       </w:r>
     </w:p>
     <w:p>
@@ -4881,14 +4652,6 @@
         <w:t>margin: 10px;</w:t>
         <w:tab/>
       </w:r>
-      <w:r>
-        <w:rPr>
-          <w:rFonts w:ascii="Times New Roman" w:hAnsi="Times New Roman" w:eastAsia="SimSun" w:cs="Times New Roman"/>
-          <w:sz w:val="20"/>
-          <w:szCs w:val="20"/>
-          <w:lang w:eastAsia="zh-cn"/>
-        </w:rPr>
-      </w:r>
     </w:p>
     <w:p>
       <w:pPr>
@@ -4919,14 +4682,6 @@
         </w:rPr>
         <w:t>border-radius: 50%;</w:t>
       </w:r>
-      <w:r>
-        <w:rPr>
-          <w:rFonts w:ascii="Times New Roman" w:hAnsi="Times New Roman" w:eastAsia="SimSun" w:cs="Times New Roman"/>
-          <w:sz w:val="20"/>
-          <w:szCs w:val="20"/>
-          <w:lang w:eastAsia="zh-cn"/>
-        </w:rPr>
-      </w:r>
     </w:p>
     <w:p>
       <w:pPr>
@@ -4956,14 +4711,6 @@
           <w:lang w:eastAsia="zh-cn"/>
         </w:rPr>
         <w:t>background-color: blue;</w:t>
-      </w:r>
-      <w:r>
-        <w:rPr>
-          <w:rFonts w:ascii="Times New Roman" w:hAnsi="Times New Roman" w:eastAsia="SimSun" w:cs="Times New Roman"/>
-          <w:sz w:val="20"/>
-          <w:szCs w:val="20"/>
-          <w:lang w:eastAsia="zh-cn"/>
-        </w:rPr>
       </w:r>
     </w:p>
     <w:p>
@@ -5028,14 +4775,6 @@
         </w:rPr>
         <w:t>Arredondando bordas</w:t>
       </w:r>
-      <w:r>
-        <w:rPr>
-          <w:b/>
-          <w:bCs/>
-          <w:color w:val="000000"/>
-          <w:lang w:eastAsia="zh-cn"/>
-        </w:rPr>
-      </w:r>
     </w:p>
     <w:p>
       <w:pPr>
@@ -5066,14 +4805,6 @@
         </w:rPr>
         <w:t>Você pode controlar cada canto separadamente:</w:t>
       </w:r>
-      <w:r>
-        <w:rPr>
-          <w:rFonts w:ascii="Times New Roman" w:hAnsi="Times New Roman" w:eastAsia="SimSun" w:cs="Times New Roman"/>
-          <w:sz w:val="20"/>
-          <w:szCs w:val="20"/>
-          <w:lang w:eastAsia="zh-cn"/>
-        </w:rPr>
-      </w:r>
     </w:p>
     <w:p>
       <w:pPr>
@@ -5103,14 +4834,6 @@
           <w:lang w:eastAsia="zh-cn"/>
         </w:rPr>
         <w:t>div { border-radius: 10px 30px 50px 5px; }</w:t>
-      </w:r>
-      <w:r>
-        <w:rPr>
-          <w:rFonts w:ascii="Times New Roman" w:hAnsi="Times New Roman" w:eastAsia="SimSun" w:cs="Times New Roman"/>
-          <w:sz w:val="20"/>
-          <w:szCs w:val="20"/>
-          <w:lang w:eastAsia="zh-cn"/>
-        </w:rPr>
       </w:r>
     </w:p>
     <w:p>
@@ -5184,14 +4907,6 @@
         </w:rPr>
         <w:t xml:space="preserve"> → canto superior esquerdo</w:t>
       </w:r>
-      <w:r>
-        <w:rPr>
-          <w:rFonts w:ascii="Times New Roman" w:hAnsi="Times New Roman" w:eastAsia="SimSun" w:cs="Times New Roman"/>
-          <w:sz w:val="20"/>
-          <w:szCs w:val="20"/>
-          <w:lang w:eastAsia="zh-cn"/>
-        </w:rPr>
-      </w:r>
     </w:p>
     <w:p>
       <w:pPr>
@@ -5236,14 +4951,6 @@
         </w:rPr>
         <w:t xml:space="preserve"> → canto superior direito</w:t>
       </w:r>
-      <w:r>
-        <w:rPr>
-          <w:rFonts w:ascii="Times New Roman" w:hAnsi="Times New Roman" w:eastAsia="SimSun" w:cs="Times New Roman"/>
-          <w:sz w:val="20"/>
-          <w:szCs w:val="20"/>
-          <w:lang w:eastAsia="zh-cn"/>
-        </w:rPr>
-      </w:r>
     </w:p>
     <w:p>
       <w:pPr>
@@ -5288,14 +4995,6 @@
         </w:rPr>
         <w:t xml:space="preserve"> → canto inferior direito</w:t>
       </w:r>
-      <w:r>
-        <w:rPr>
-          <w:rFonts w:ascii="Times New Roman" w:hAnsi="Times New Roman" w:eastAsia="SimSun" w:cs="Times New Roman"/>
-          <w:sz w:val="20"/>
-          <w:szCs w:val="20"/>
-          <w:lang w:eastAsia="zh-cn"/>
-        </w:rPr>
-      </w:r>
     </w:p>
     <w:p>
       <w:pPr>
@@ -5340,14 +5039,6 @@
         </w:rPr>
         <w:t xml:space="preserve"> → canto inferior esquerdo</w:t>
       </w:r>
-      <w:r>
-        <w:rPr>
-          <w:rFonts w:ascii="Times New Roman" w:hAnsi="Times New Roman" w:eastAsia="SimSun" w:cs="Times New Roman"/>
-          <w:sz w:val="20"/>
-          <w:szCs w:val="20"/>
-          <w:lang w:eastAsia="zh-cn"/>
-        </w:rPr>
-      </w:r>
     </w:p>
     <w:p>
       <w:pPr>
@@ -5407,14 +5098,6 @@
         </w:rPr>
         <w:t xml:space="preserve">Ou diretamente para todos: </w:t>
       </w:r>
-      <w:r>
-        <w:rPr>
-          <w:rFonts w:ascii="Times New Roman" w:hAnsi="Times New Roman" w:eastAsia="SimSun" w:cs="Times New Roman"/>
-          <w:sz w:val="20"/>
-          <w:szCs w:val="20"/>
-          <w:lang w:eastAsia="zh-cn"/>
-        </w:rPr>
-      </w:r>
     </w:p>
     <w:p>
       <w:pPr>
@@ -5444,14 +5127,6 @@
           <w:lang w:eastAsia="zh-cn"/>
         </w:rPr>
         <w:t>border-radius: 10px</w:t>
-      </w:r>
-      <w:r>
-        <w:rPr>
-          <w:rFonts w:ascii="Times New Roman" w:hAnsi="Times New Roman" w:eastAsia="SimSun" w:cs="Times New Roman"/>
-          <w:sz w:val="20"/>
-          <w:szCs w:val="20"/>
-          <w:lang w:eastAsia="zh-cn"/>
-        </w:rPr>
       </w:r>
     </w:p>
     <w:p>
@@ -5497,14 +5172,6 @@
         </w:rPr>
         <w:t xml:space="preserve"> → canto superior esquerdo</w:t>
       </w:r>
-      <w:r>
-        <w:rPr>
-          <w:rFonts w:ascii="Times New Roman" w:hAnsi="Times New Roman" w:eastAsia="SimSun" w:cs="Times New Roman"/>
-          <w:sz w:val="20"/>
-          <w:szCs w:val="20"/>
-          <w:lang w:eastAsia="zh-cn"/>
-        </w:rPr>
-      </w:r>
     </w:p>
     <w:p>
       <w:pPr>
@@ -5549,14 +5216,6 @@
         </w:rPr>
         <w:t xml:space="preserve"> → canto superior direito</w:t>
       </w:r>
-      <w:r>
-        <w:rPr>
-          <w:rFonts w:ascii="Times New Roman" w:hAnsi="Times New Roman" w:eastAsia="SimSun" w:cs="Times New Roman"/>
-          <w:sz w:val="20"/>
-          <w:szCs w:val="20"/>
-          <w:lang w:eastAsia="zh-cn"/>
-        </w:rPr>
-      </w:r>
     </w:p>
     <w:p>
       <w:pPr>
@@ -5601,14 +5260,6 @@
         </w:rPr>
         <w:t xml:space="preserve"> → canto inferior direito</w:t>
       </w:r>
-      <w:r>
-        <w:rPr>
-          <w:rFonts w:ascii="Times New Roman" w:hAnsi="Times New Roman" w:eastAsia="SimSun" w:cs="Times New Roman"/>
-          <w:sz w:val="20"/>
-          <w:szCs w:val="20"/>
-          <w:lang w:eastAsia="zh-cn"/>
-        </w:rPr>
-      </w:r>
     </w:p>
     <w:p>
       <w:pPr>
@@ -5653,14 +5304,6 @@
         </w:rPr>
         <w:t xml:space="preserve"> → canto inferior esquerdo</w:t>
       </w:r>
-      <w:r>
-        <w:rPr>
-          <w:rFonts w:ascii="Times New Roman" w:hAnsi="Times New Roman" w:eastAsia="SimSun" w:cs="Times New Roman"/>
-          <w:sz w:val="20"/>
-          <w:szCs w:val="20"/>
-          <w:lang w:eastAsia="zh-cn"/>
-        </w:rPr>
-      </w:r>
     </w:p>
     <w:p>
       <w:pPr>
@@ -5751,42 +5394,34 @@
         </w:rPr>
         <w:t>Bordas com decorativas com imagem:</w:t>
       </w:r>
-      <w:r>
+    </w:p>
+    <w:p>
+      <w:pPr>
+        <w:ind w:left="360" w:firstLine="708"/>
+        <w:spacing w:after="0" w:line="240" w:lineRule="auto"/>
+        <w:widowControl w:val="0"/>
+        <w:pBdr>
+          <w:top w:val="nil" w:sz="0" w:space="0" w:color="000000" tmln="20, 20, 20, 0, 0"/>
+          <w:left w:val="nil" w:sz="0" w:space="0" w:color="000000" tmln="20, 20, 20, 0, 0"/>
+          <w:bottom w:val="nil" w:sz="0" w:space="0" w:color="000000" tmln="20, 20, 20, 0, 0"/>
+          <w:right w:val="nil" w:sz="0" w:space="0" w:color="000000" tmln="20, 20, 20, 0, 0"/>
+          <w:between w:val="nil" w:sz="0" w:space="0" w:color="000000" tmln="20, 20, 20, 0, 0"/>
+        </w:pBdr>
+        <w:shd w:val="none"/>
         <w:rPr>
           <w:b/>
           <w:bCs/>
           <w:color w:val="000000"/>
           <w:lang w:eastAsia="zh-cn"/>
         </w:rPr>
-      </w:r>
-    </w:p>
-    <w:p>
-      <w:pPr>
-        <w:ind w:left="360" w:firstLine="708"/>
-        <w:spacing w:after="0" w:line="240" w:lineRule="auto"/>
-        <w:widowControl w:val="0"/>
-        <w:pBdr>
-          <w:top w:val="nil" w:sz="0" w:space="0" w:color="000000" tmln="20, 20, 20, 0, 0"/>
-          <w:left w:val="nil" w:sz="0" w:space="0" w:color="000000" tmln="20, 20, 20, 0, 0"/>
-          <w:bottom w:val="nil" w:sz="0" w:space="0" w:color="000000" tmln="20, 20, 20, 0, 0"/>
-          <w:right w:val="nil" w:sz="0" w:space="0" w:color="000000" tmln="20, 20, 20, 0, 0"/>
-          <w:between w:val="nil" w:sz="0" w:space="0" w:color="000000" tmln="20, 20, 20, 0, 0"/>
-        </w:pBdr>
-        <w:shd w:val="none"/>
+      </w:pPr>
+      <w:r>
         <w:rPr>
           <w:b/>
           <w:bCs/>
           <w:color w:val="000000"/>
           <w:lang w:eastAsia="zh-cn"/>
         </w:rPr>
-      </w:pPr>
-      <w:r>
-        <w:rPr>
-          <w:b/>
-          <w:bCs/>
-          <w:color w:val="000000"/>
-          <w:lang w:eastAsia="zh-cn"/>
-        </w:rPr>
       </w:r>
     </w:p>
     <w:p>
@@ -5818,14 +5453,6 @@
         </w:rPr>
         <w:t>border: 20px solid transparent;</w:t>
       </w:r>
-      <w:r>
-        <w:rPr>
-          <w:rFonts w:ascii="Times New Roman" w:hAnsi="Times New Roman" w:eastAsia="SimSun" w:cs="Times New Roman"/>
-          <w:sz w:val="20"/>
-          <w:szCs w:val="20"/>
-          <w:lang w:eastAsia="zh-cn"/>
-        </w:rPr>
-      </w:r>
     </w:p>
     <w:p>
       <w:pPr>
@@ -5858,7 +5485,167 @@
         </w:rPr>
         <w:t>border-image: url('borda.png') 30 stretch;</w:t>
       </w:r>
-      <w:r>
+    </w:p>
+    <w:p>
+      <w:pPr>
+        <w:ind w:left="991"/>
+        <w:spacing w:after="0" w:line="240" w:lineRule="auto"/>
+        <w:widowControl w:val="0"/>
+        <w:pBdr>
+          <w:top w:val="nil" w:sz="0" w:space="0" w:color="000000" tmln="20, 20, 20, 0, 0"/>
+          <w:left w:val="nil" w:sz="0" w:space="0" w:color="000000" tmln="20, 20, 20, 0, 0"/>
+          <w:bottom w:val="nil" w:sz="0" w:space="0" w:color="000000" tmln="20, 20, 20, 0, 0"/>
+          <w:right w:val="nil" w:sz="0" w:space="0" w:color="000000" tmln="20, 20, 20, 0, 0"/>
+          <w:between w:val="nil" w:sz="0" w:space="0" w:color="000000" tmln="20, 20, 20, 0, 0"/>
+        </w:pBdr>
+        <w:shd w:val="none"/>
+        <w:rPr>
+          <w:rFonts w:ascii="Times New Roman" w:hAnsi="Times New Roman" w:eastAsia="SimSun" w:cs="Times New Roman"/>
+          <w:sz w:val="20"/>
+          <w:szCs w:val="20"/>
+          <w:lang w:eastAsia="zh-cn"/>
+        </w:rPr>
+      </w:pPr>
+      <w:r>
+        <w:rPr>
+          <w:rFonts w:ascii="Times New Roman" w:hAnsi="Times New Roman" w:eastAsia="SimSun" w:cs="Times New Roman"/>
+          <w:sz w:val="20"/>
+          <w:szCs w:val="20"/>
+          <w:lang w:eastAsia="zh-cn"/>
+        </w:rPr>
+      </w:r>
+    </w:p>
+    <w:p>
+      <w:pPr>
+        <w:ind w:left="991"/>
+        <w:spacing w:after="0" w:line="240" w:lineRule="auto"/>
+        <w:widowControl w:val="0"/>
+        <w:pBdr>
+          <w:top w:val="nil" w:sz="0" w:space="0" w:color="000000" tmln="20, 20, 20, 0, 0"/>
+          <w:left w:val="nil" w:sz="0" w:space="0" w:color="000000" tmln="20, 20, 20, 0, 0"/>
+          <w:bottom w:val="nil" w:sz="0" w:space="0" w:color="000000" tmln="20, 20, 20, 0, 0"/>
+          <w:right w:val="nil" w:sz="0" w:space="0" w:color="000000" tmln="20, 20, 20, 0, 0"/>
+          <w:between w:val="nil" w:sz="0" w:space="0" w:color="000000" tmln="20, 20, 20, 0, 0"/>
+        </w:pBdr>
+        <w:shd w:val="none"/>
+        <w:rPr>
+          <w:rFonts w:ascii="Times New Roman" w:hAnsi="Times New Roman" w:eastAsia="SimSun" w:cs="Times New Roman"/>
+          <w:sz w:val="20"/>
+          <w:szCs w:val="20"/>
+          <w:lang w:eastAsia="zh-cn"/>
+        </w:rPr>
+      </w:pPr>
+      <w:r>
+        <w:rPr>
+          <w:rFonts w:ascii="Times New Roman" w:hAnsi="Times New Roman" w:eastAsia="SimSun" w:cs="Times New Roman"/>
+          <w:sz w:val="20"/>
+          <w:szCs w:val="20"/>
+          <w:lang w:eastAsia="zh-cn"/>
+        </w:rPr>
+      </w:r>
+    </w:p>
+    <w:p>
+      <w:pPr>
+        <w:ind w:left="991"/>
+        <w:spacing w:after="0" w:line="240" w:lineRule="auto"/>
+        <w:widowControl w:val="0"/>
+        <w:pBdr>
+          <w:top w:val="nil" w:sz="0" w:space="0" w:color="000000" tmln="20, 20, 20, 0, 0"/>
+          <w:left w:val="nil" w:sz="0" w:space="0" w:color="000000" tmln="20, 20, 20, 0, 0"/>
+          <w:bottom w:val="nil" w:sz="0" w:space="0" w:color="000000" tmln="20, 20, 20, 0, 0"/>
+          <w:right w:val="nil" w:sz="0" w:space="0" w:color="000000" tmln="20, 20, 20, 0, 0"/>
+          <w:between w:val="nil" w:sz="0" w:space="0" w:color="000000" tmln="20, 20, 20, 0, 0"/>
+        </w:pBdr>
+        <w:shd w:val="none"/>
+        <w:rPr>
+          <w:rFonts w:ascii="Times New Roman" w:hAnsi="Times New Roman" w:eastAsia="SimSun" w:cs="Times New Roman"/>
+          <w:sz w:val="20"/>
+          <w:szCs w:val="20"/>
+          <w:lang w:eastAsia="zh-cn"/>
+        </w:rPr>
+      </w:pPr>
+      <w:r>
+        <w:rPr>
+          <w:rFonts w:ascii="Times New Roman" w:hAnsi="Times New Roman" w:eastAsia="SimSun" w:cs="Times New Roman"/>
+          <w:sz w:val="20"/>
+          <w:szCs w:val="20"/>
+          <w:lang w:eastAsia="zh-cn"/>
+        </w:rPr>
+        <w:t>OU</w:t>
+      </w:r>
+    </w:p>
+    <w:p>
+      <w:pPr>
+        <w:ind w:left="991"/>
+        <w:spacing w:after="0" w:line="240" w:lineRule="auto"/>
+        <w:widowControl w:val="0"/>
+        <w:pBdr>
+          <w:top w:val="nil" w:sz="0" w:space="0" w:color="000000" tmln="20, 20, 20, 0, 0"/>
+          <w:left w:val="nil" w:sz="0" w:space="0" w:color="000000" tmln="20, 20, 20, 0, 0"/>
+          <w:bottom w:val="nil" w:sz="0" w:space="0" w:color="000000" tmln="20, 20, 20, 0, 0"/>
+          <w:right w:val="nil" w:sz="0" w:space="0" w:color="000000" tmln="20, 20, 20, 0, 0"/>
+          <w:between w:val="nil" w:sz="0" w:space="0" w:color="000000" tmln="20, 20, 20, 0, 0"/>
+        </w:pBdr>
+        <w:shd w:val="none"/>
+        <w:rPr>
+          <w:rFonts w:ascii="Times New Roman" w:hAnsi="Times New Roman" w:eastAsia="SimSun" w:cs="Times New Roman"/>
+          <w:sz w:val="20"/>
+          <w:szCs w:val="20"/>
+          <w:lang w:eastAsia="zh-cn"/>
+        </w:rPr>
+      </w:pPr>
+      <w:r>
+        <w:rPr>
+          <w:rFonts w:ascii="Times New Roman" w:hAnsi="Times New Roman" w:eastAsia="SimSun" w:cs="Times New Roman"/>
+          <w:sz w:val="20"/>
+          <w:szCs w:val="20"/>
+          <w:lang w:eastAsia="zh-cn"/>
+        </w:rPr>
+      </w:r>
+    </w:p>
+    <w:p>
+      <w:pPr>
+        <w:ind w:left="991"/>
+        <w:spacing w:after="0" w:line="240" w:lineRule="auto"/>
+        <w:widowControl w:val="0"/>
+        <w:pBdr>
+          <w:top w:val="nil" w:sz="0" w:space="0" w:color="000000" tmln="20, 20, 20, 0, 0"/>
+          <w:left w:val="nil" w:sz="0" w:space="0" w:color="000000" tmln="20, 20, 20, 0, 0"/>
+          <w:bottom w:val="nil" w:sz="0" w:space="0" w:color="000000" tmln="20, 20, 20, 0, 0"/>
+          <w:right w:val="nil" w:sz="0" w:space="0" w:color="000000" tmln="20, 20, 20, 0, 0"/>
+          <w:between w:val="nil" w:sz="0" w:space="0" w:color="000000" tmln="20, 20, 20, 0, 0"/>
+        </w:pBdr>
+        <w:shd w:val="none"/>
+        <w:rPr>
+          <w:rFonts w:ascii="Times New Roman" w:hAnsi="Times New Roman" w:eastAsia="SimSun" w:cs="Times New Roman"/>
+          <w:sz w:val="20"/>
+          <w:szCs w:val="20"/>
+          <w:lang w:eastAsia="zh-cn"/>
+        </w:rPr>
+      </w:pPr>
+      <w:r>
+        <w:rPr>
+          <w:rFonts w:ascii="Times New Roman" w:hAnsi="Times New Roman" w:eastAsia="SimSun" w:cs="Times New Roman"/>
+          <w:sz w:val="20"/>
+          <w:szCs w:val="20"/>
+          <w:lang w:eastAsia="zh-cn"/>
+        </w:rPr>
+        <w:t xml:space="preserve">    border: 20px solid transparent;</w:t>
+      </w:r>
+    </w:p>
+    <w:p>
+      <w:pPr>
+        <w:ind w:left="991"/>
+        <w:spacing w:after="0" w:line="240" w:lineRule="auto"/>
+        <w:widowControl w:val="0"/>
+        <w:pBdr>
+          <w:top w:val="nil" w:sz="0" w:space="0" w:color="000000" tmln="20, 20, 20, 0, 0"/>
+          <w:left w:val="nil" w:sz="0" w:space="0" w:color="000000" tmln="20, 20, 20, 0, 0"/>
+          <w:bottom w:val="nil" w:sz="0" w:space="0" w:color="000000" tmln="20, 20, 20, 0, 0"/>
+          <w:right w:val="nil" w:sz="0" w:space="0" w:color="000000" tmln="20, 20, 20, 0, 0"/>
+          <w:between w:val="nil" w:sz="0" w:space="0" w:color="000000" tmln="20, 20, 20, 0, 0"/>
+        </w:pBdr>
+        <w:shd w:val="none"/>
         <w:rPr>
           <w:rFonts w:ascii="Times New Roman" w:hAnsi="Times New Roman" w:eastAsia="SimSun" w:cs="Times New Roman"/>
           <w:sz w:val="20"/>
@@ -5866,6 +5653,34 @@
           <w:u w:color="auto" w:val="single"/>
           <w:lang w:eastAsia="zh-cn"/>
         </w:rPr>
+      </w:pPr>
+      <w:r>
+        <w:rPr>
+          <w:rFonts w:ascii="Times New Roman" w:hAnsi="Times New Roman" w:eastAsia="SimSun" w:cs="Times New Roman"/>
+          <w:sz w:val="20"/>
+          <w:szCs w:val="20"/>
+          <w:lang w:eastAsia="zh-cn"/>
+        </w:rPr>
+        <w:t xml:space="preserve">    </w:t>
+      </w:r>
+      <w:r>
+        <w:rPr>
+          <w:rFonts w:ascii="Times New Roman" w:hAnsi="Times New Roman" w:eastAsia="SimSun" w:cs="Times New Roman"/>
+          <w:sz w:val="20"/>
+          <w:szCs w:val="20"/>
+          <w:u w:color="auto" w:val="single"/>
+          <w:lang w:eastAsia="zh-cn"/>
+        </w:rPr>
+        <w:t>border-image-source: url('borda.png');</w:t>
+      </w:r>
+      <w:r>
+        <w:rPr>
+          <w:rFonts w:ascii="Times New Roman" w:hAnsi="Times New Roman" w:eastAsia="SimSun" w:cs="Times New Roman"/>
+          <w:sz w:val="20"/>
+          <w:szCs w:val="20"/>
+          <w:u w:color="auto" w:val="single"/>
+          <w:lang w:eastAsia="zh-cn"/>
+        </w:rPr>
       </w:r>
     </w:p>
     <w:p>
@@ -5885,14 +5700,35 @@
           <w:rFonts w:ascii="Times New Roman" w:hAnsi="Times New Roman" w:eastAsia="SimSun" w:cs="Times New Roman"/>
           <w:sz w:val="20"/>
           <w:szCs w:val="20"/>
-          <w:lang w:eastAsia="zh-cn"/>
-        </w:rPr>
-      </w:pPr>
-      <w:r>
-        <w:rPr>
-          <w:rFonts w:ascii="Times New Roman" w:hAnsi="Times New Roman" w:eastAsia="SimSun" w:cs="Times New Roman"/>
-          <w:sz w:val="20"/>
-          <w:szCs w:val="20"/>
+          <w:u w:color="auto" w:val="single"/>
+          <w:lang w:eastAsia="zh-cn"/>
+        </w:rPr>
+      </w:pPr>
+      <w:r>
+        <w:rPr>
+          <w:rFonts w:ascii="Times New Roman" w:hAnsi="Times New Roman" w:eastAsia="SimSun" w:cs="Times New Roman"/>
+          <w:sz w:val="20"/>
+          <w:szCs w:val="20"/>
+          <w:lang w:eastAsia="zh-cn"/>
+        </w:rPr>
+        <w:t xml:space="preserve">    </w:t>
+      </w:r>
+      <w:r>
+        <w:rPr>
+          <w:rFonts w:ascii="Times New Roman" w:hAnsi="Times New Roman" w:eastAsia="SimSun" w:cs="Times New Roman"/>
+          <w:sz w:val="20"/>
+          <w:szCs w:val="20"/>
+          <w:u w:color="auto" w:val="single"/>
+          <w:lang w:eastAsia="zh-cn"/>
+        </w:rPr>
+        <w:t>border-image-slice: 30;</w:t>
+      </w:r>
+      <w:r>
+        <w:rPr>
+          <w:rFonts w:ascii="Times New Roman" w:hAnsi="Times New Roman" w:eastAsia="SimSun" w:cs="Times New Roman"/>
+          <w:sz w:val="20"/>
+          <w:szCs w:val="20"/>
+          <w:u w:color="auto" w:val="single"/>
           <w:lang w:eastAsia="zh-cn"/>
         </w:rPr>
       </w:r>
@@ -5914,6 +5750,56 @@
           <w:rFonts w:ascii="Times New Roman" w:hAnsi="Times New Roman" w:eastAsia="SimSun" w:cs="Times New Roman"/>
           <w:sz w:val="20"/>
           <w:szCs w:val="20"/>
+          <w:u w:color="auto" w:val="single"/>
+          <w:lang w:eastAsia="zh-cn"/>
+        </w:rPr>
+      </w:pPr>
+      <w:r>
+        <w:rPr>
+          <w:rFonts w:ascii="Times New Roman" w:hAnsi="Times New Roman" w:eastAsia="SimSun" w:cs="Times New Roman"/>
+          <w:sz w:val="20"/>
+          <w:szCs w:val="20"/>
+          <w:lang w:eastAsia="zh-cn"/>
+        </w:rPr>
+        <w:t xml:space="preserve">    </w:t>
+      </w:r>
+      <w:r>
+        <w:rPr>
+          <w:rFonts w:ascii="Times New Roman" w:hAnsi="Times New Roman" w:eastAsia="SimSun" w:cs="Times New Roman"/>
+          <w:sz w:val="20"/>
+          <w:szCs w:val="20"/>
+          <w:u w:color="auto" w:val="single"/>
+          <w:lang w:eastAsia="zh-cn"/>
+        </w:rPr>
+        <w:t>border-image-repeat: stretch;</w:t>
+      </w:r>
+      <w:r>
+        <w:rPr>
+          <w:rFonts w:ascii="Times New Roman" w:hAnsi="Times New Roman" w:eastAsia="SimSun" w:cs="Times New Roman"/>
+          <w:sz w:val="20"/>
+          <w:szCs w:val="20"/>
+          <w:u w:color="auto" w:val="single"/>
+          <w:lang w:eastAsia="zh-cn"/>
+        </w:rPr>
+      </w:r>
+    </w:p>
+    <w:p>
+      <w:pPr>
+        <w:ind w:left="1699"/>
+        <w:spacing w:after="0" w:line="240" w:lineRule="auto"/>
+        <w:widowControl w:val="0"/>
+        <w:pBdr>
+          <w:top w:val="nil" w:sz="0" w:space="0" w:color="000000" tmln="20, 20, 20, 0, 0"/>
+          <w:left w:val="nil" w:sz="0" w:space="0" w:color="000000" tmln="20, 20, 20, 0, 0"/>
+          <w:bottom w:val="nil" w:sz="0" w:space="0" w:color="000000" tmln="20, 20, 20, 0, 0"/>
+          <w:right w:val="nil" w:sz="0" w:space="0" w:color="000000" tmln="20, 20, 20, 0, 0"/>
+          <w:between w:val="nil" w:sz="0" w:space="0" w:color="000000" tmln="20, 20, 20, 0, 0"/>
+        </w:pBdr>
+        <w:shd w:val="none"/>
+        <w:rPr>
+          <w:rFonts w:ascii="Times New Roman" w:hAnsi="Times New Roman" w:eastAsia="SimSun" w:cs="Times New Roman"/>
+          <w:sz w:val="20"/>
+          <w:szCs w:val="20"/>
           <w:lang w:eastAsia="zh-cn"/>
         </w:rPr>
       </w:pPr>
@@ -5949,19 +5835,21 @@
       <w:r>
         <w:rPr>
           <w:rFonts w:ascii="Times New Roman" w:hAnsi="Times New Roman" w:eastAsia="SimSun" w:cs="Times New Roman"/>
-          <w:sz w:val="20"/>
-          <w:szCs w:val="20"/>
-          <w:lang w:eastAsia="zh-cn"/>
-        </w:rPr>
-        <w:t>OU</w:t>
-      </w:r>
-      <w:r>
-        <w:rPr>
-          <w:rFonts w:ascii="Times New Roman" w:hAnsi="Times New Roman" w:eastAsia="SimSun" w:cs="Times New Roman"/>
-          <w:sz w:val="20"/>
-          <w:szCs w:val="20"/>
-          <w:lang w:eastAsia="zh-cn"/>
-        </w:rPr>
+          <w:b/>
+          <w:sz w:val="20"/>
+          <w:szCs w:val="20"/>
+          <w:lang w:eastAsia="zh-cn"/>
+        </w:rPr>
+        <w:t>border-image-source</w:t>
+      </w:r>
+      <w:r>
+        <w:rPr>
+          <w:rFonts w:ascii="Times New Roman" w:hAnsi="Times New Roman" w:eastAsia="SimSun" w:cs="Times New Roman"/>
+          <w:sz w:val="20"/>
+          <w:szCs w:val="20"/>
+          <w:lang w:eastAsia="zh-cn"/>
+        </w:rPr>
+        <w:t xml:space="preserve"> → Define qual imagem será usada.</w:t>
       </w:r>
     </w:p>
     <w:p>
@@ -5987,10 +5875,40 @@
       <w:r>
         <w:rPr>
           <w:rFonts w:ascii="Times New Roman" w:hAnsi="Times New Roman" w:eastAsia="SimSun" w:cs="Times New Roman"/>
-          <w:sz w:val="20"/>
-          <w:szCs w:val="20"/>
-          <w:lang w:eastAsia="zh-cn"/>
-        </w:rPr>
+          <w:b/>
+          <w:sz w:val="20"/>
+          <w:szCs w:val="20"/>
+          <w:lang w:eastAsia="zh-cn"/>
+        </w:rPr>
+        <w:t>border-image-slice: 30;</w:t>
+      </w:r>
+      <w:r>
+        <w:rPr>
+          <w:rFonts w:ascii="Times New Roman" w:hAnsi="Times New Roman" w:eastAsia="SimSun" w:cs="Times New Roman"/>
+          <w:sz w:val="20"/>
+          <w:szCs w:val="20"/>
+          <w:lang w:eastAsia="zh-cn"/>
+        </w:rPr>
+        <w:t xml:space="preserve"> → Divide a imagem em pedaços de </w:t>
+      </w:r>
+      <w:r>
+        <w:rPr>
+          <w:rFonts w:ascii="Times New Roman" w:hAnsi="Times New Roman" w:eastAsia="SimSun" w:cs="Times New Roman"/>
+          <w:b/>
+          <w:sz w:val="20"/>
+          <w:szCs w:val="20"/>
+          <w:lang w:eastAsia="zh-cn"/>
+        </w:rPr>
+        <w:t>30 pixels</w:t>
+      </w:r>
+      <w:r>
+        <w:rPr>
+          <w:rFonts w:ascii="Times New Roman" w:hAnsi="Times New Roman" w:eastAsia="SimSun" w:cs="Times New Roman"/>
+          <w:sz w:val="20"/>
+          <w:szCs w:val="20"/>
+          <w:lang w:eastAsia="zh-cn"/>
+        </w:rPr>
+        <w:t xml:space="preserve"> a partir das bordas.</w:t>
       </w:r>
     </w:p>
     <w:p>
@@ -6016,19 +5934,21 @@
       <w:r>
         <w:rPr>
           <w:rFonts w:ascii="Times New Roman" w:hAnsi="Times New Roman" w:eastAsia="SimSun" w:cs="Times New Roman"/>
-          <w:sz w:val="20"/>
-          <w:szCs w:val="20"/>
-          <w:lang w:eastAsia="zh-cn"/>
-        </w:rPr>
-        <w:t xml:space="preserve">    border: 20px solid transparent;</w:t>
-      </w:r>
-      <w:r>
-        <w:rPr>
-          <w:rFonts w:ascii="Times New Roman" w:hAnsi="Times New Roman" w:eastAsia="SimSun" w:cs="Times New Roman"/>
-          <w:sz w:val="20"/>
-          <w:szCs w:val="20"/>
-          <w:lang w:eastAsia="zh-cn"/>
-        </w:rPr>
+          <w:b/>
+          <w:sz w:val="20"/>
+          <w:szCs w:val="20"/>
+          <w:lang w:eastAsia="zh-cn"/>
+        </w:rPr>
+        <w:t>border-image-repeat: stretch;</w:t>
+      </w:r>
+      <w:r>
+        <w:rPr>
+          <w:rFonts w:ascii="Times New Roman" w:hAnsi="Times New Roman" w:eastAsia="SimSun" w:cs="Times New Roman"/>
+          <w:sz w:val="20"/>
+          <w:szCs w:val="20"/>
+          <w:lang w:eastAsia="zh-cn"/>
+        </w:rPr>
+        <w:t xml:space="preserve"> → Faz com que a imagem seja esticada para preencher a borda.</w:t>
       </w:r>
     </w:p>
     <w:p>
@@ -6048,35 +5968,14 @@
           <w:rFonts w:ascii="Times New Roman" w:hAnsi="Times New Roman" w:eastAsia="SimSun" w:cs="Times New Roman"/>
           <w:sz w:val="20"/>
           <w:szCs w:val="20"/>
-          <w:u w:color="auto" w:val="single"/>
-          <w:lang w:eastAsia="zh-cn"/>
-        </w:rPr>
-      </w:pPr>
-      <w:r>
-        <w:rPr>
-          <w:rFonts w:ascii="Times New Roman" w:hAnsi="Times New Roman" w:eastAsia="SimSun" w:cs="Times New Roman"/>
-          <w:sz w:val="20"/>
-          <w:szCs w:val="20"/>
-          <w:lang w:eastAsia="zh-cn"/>
-        </w:rPr>
-        <w:t xml:space="preserve">    </w:t>
-      </w:r>
-      <w:r>
-        <w:rPr>
-          <w:rFonts w:ascii="Times New Roman" w:hAnsi="Times New Roman" w:eastAsia="SimSun" w:cs="Times New Roman"/>
-          <w:sz w:val="20"/>
-          <w:szCs w:val="20"/>
-          <w:u w:color="auto" w:val="single"/>
-          <w:lang w:eastAsia="zh-cn"/>
-        </w:rPr>
-        <w:t>border-image-source: url('borda.png');</w:t>
-      </w:r>
-      <w:r>
-        <w:rPr>
-          <w:rFonts w:ascii="Times New Roman" w:hAnsi="Times New Roman" w:eastAsia="SimSun" w:cs="Times New Roman"/>
-          <w:sz w:val="20"/>
-          <w:szCs w:val="20"/>
-          <w:u w:color="auto" w:val="single"/>
+          <w:lang w:eastAsia="zh-cn"/>
+        </w:rPr>
+      </w:pPr>
+      <w:r>
+        <w:rPr>
+          <w:rFonts w:ascii="Times New Roman" w:hAnsi="Times New Roman" w:eastAsia="SimSun" w:cs="Times New Roman"/>
+          <w:sz w:val="20"/>
+          <w:szCs w:val="20"/>
           <w:lang w:eastAsia="zh-cn"/>
         </w:rPr>
       </w:r>
@@ -6098,327 +5997,6 @@
           <w:rFonts w:ascii="Times New Roman" w:hAnsi="Times New Roman" w:eastAsia="SimSun" w:cs="Times New Roman"/>
           <w:sz w:val="20"/>
           <w:szCs w:val="20"/>
-          <w:u w:color="auto" w:val="single"/>
-          <w:lang w:eastAsia="zh-cn"/>
-        </w:rPr>
-      </w:pPr>
-      <w:r>
-        <w:rPr>
-          <w:rFonts w:ascii="Times New Roman" w:hAnsi="Times New Roman" w:eastAsia="SimSun" w:cs="Times New Roman"/>
-          <w:sz w:val="20"/>
-          <w:szCs w:val="20"/>
-          <w:lang w:eastAsia="zh-cn"/>
-        </w:rPr>
-        <w:t xml:space="preserve">    </w:t>
-      </w:r>
-      <w:r>
-        <w:rPr>
-          <w:rFonts w:ascii="Times New Roman" w:hAnsi="Times New Roman" w:eastAsia="SimSun" w:cs="Times New Roman"/>
-          <w:sz w:val="20"/>
-          <w:szCs w:val="20"/>
-          <w:u w:color="auto" w:val="single"/>
-          <w:lang w:eastAsia="zh-cn"/>
-        </w:rPr>
-        <w:t>border-image-slice: 30;</w:t>
-      </w:r>
-      <w:r>
-        <w:rPr>
-          <w:rFonts w:ascii="Times New Roman" w:hAnsi="Times New Roman" w:eastAsia="SimSun" w:cs="Times New Roman"/>
-          <w:sz w:val="20"/>
-          <w:szCs w:val="20"/>
-          <w:u w:color="auto" w:val="single"/>
-          <w:lang w:eastAsia="zh-cn"/>
-        </w:rPr>
-      </w:r>
-    </w:p>
-    <w:p>
-      <w:pPr>
-        <w:ind w:left="991"/>
-        <w:spacing w:after="0" w:line="240" w:lineRule="auto"/>
-        <w:widowControl w:val="0"/>
-        <w:pBdr>
-          <w:top w:val="nil" w:sz="0" w:space="0" w:color="000000" tmln="20, 20, 20, 0, 0"/>
-          <w:left w:val="nil" w:sz="0" w:space="0" w:color="000000" tmln="20, 20, 20, 0, 0"/>
-          <w:bottom w:val="nil" w:sz="0" w:space="0" w:color="000000" tmln="20, 20, 20, 0, 0"/>
-          <w:right w:val="nil" w:sz="0" w:space="0" w:color="000000" tmln="20, 20, 20, 0, 0"/>
-          <w:between w:val="nil" w:sz="0" w:space="0" w:color="000000" tmln="20, 20, 20, 0, 0"/>
-        </w:pBdr>
-        <w:shd w:val="none"/>
-        <w:rPr>
-          <w:rFonts w:ascii="Times New Roman" w:hAnsi="Times New Roman" w:eastAsia="SimSun" w:cs="Times New Roman"/>
-          <w:sz w:val="20"/>
-          <w:szCs w:val="20"/>
-          <w:u w:color="auto" w:val="single"/>
-          <w:lang w:eastAsia="zh-cn"/>
-        </w:rPr>
-      </w:pPr>
-      <w:r>
-        <w:rPr>
-          <w:rFonts w:ascii="Times New Roman" w:hAnsi="Times New Roman" w:eastAsia="SimSun" w:cs="Times New Roman"/>
-          <w:sz w:val="20"/>
-          <w:szCs w:val="20"/>
-          <w:lang w:eastAsia="zh-cn"/>
-        </w:rPr>
-        <w:t xml:space="preserve">    </w:t>
-      </w:r>
-      <w:r>
-        <w:rPr>
-          <w:rFonts w:ascii="Times New Roman" w:hAnsi="Times New Roman" w:eastAsia="SimSun" w:cs="Times New Roman"/>
-          <w:sz w:val="20"/>
-          <w:szCs w:val="20"/>
-          <w:u w:color="auto" w:val="single"/>
-          <w:lang w:eastAsia="zh-cn"/>
-        </w:rPr>
-        <w:t>border-image-repeat: stretch;</w:t>
-      </w:r>
-      <w:r>
-        <w:rPr>
-          <w:rFonts w:ascii="Times New Roman" w:hAnsi="Times New Roman" w:eastAsia="SimSun" w:cs="Times New Roman"/>
-          <w:sz w:val="20"/>
-          <w:szCs w:val="20"/>
-          <w:u w:color="auto" w:val="single"/>
-          <w:lang w:eastAsia="zh-cn"/>
-        </w:rPr>
-      </w:r>
-    </w:p>
-    <w:p>
-      <w:pPr>
-        <w:ind w:left="1699"/>
-        <w:spacing w:after="0" w:line="240" w:lineRule="auto"/>
-        <w:widowControl w:val="0"/>
-        <w:pBdr>
-          <w:top w:val="nil" w:sz="0" w:space="0" w:color="000000" tmln="20, 20, 20, 0, 0"/>
-          <w:left w:val="nil" w:sz="0" w:space="0" w:color="000000" tmln="20, 20, 20, 0, 0"/>
-          <w:bottom w:val="nil" w:sz="0" w:space="0" w:color="000000" tmln="20, 20, 20, 0, 0"/>
-          <w:right w:val="nil" w:sz="0" w:space="0" w:color="000000" tmln="20, 20, 20, 0, 0"/>
-          <w:between w:val="nil" w:sz="0" w:space="0" w:color="000000" tmln="20, 20, 20, 0, 0"/>
-        </w:pBdr>
-        <w:shd w:val="none"/>
-        <w:rPr>
-          <w:rFonts w:ascii="Times New Roman" w:hAnsi="Times New Roman" w:eastAsia="SimSun" w:cs="Times New Roman"/>
-          <w:sz w:val="20"/>
-          <w:szCs w:val="20"/>
-          <w:lang w:eastAsia="zh-cn"/>
-        </w:rPr>
-      </w:pPr>
-      <w:r>
-        <w:rPr>
-          <w:rFonts w:ascii="Times New Roman" w:hAnsi="Times New Roman" w:eastAsia="SimSun" w:cs="Times New Roman"/>
-          <w:sz w:val="20"/>
-          <w:szCs w:val="20"/>
-          <w:lang w:eastAsia="zh-cn"/>
-        </w:rPr>
-      </w:r>
-    </w:p>
-    <w:p>
-      <w:pPr>
-        <w:ind w:left="991"/>
-        <w:spacing w:after="0" w:line="240" w:lineRule="auto"/>
-        <w:widowControl w:val="0"/>
-        <w:pBdr>
-          <w:top w:val="nil" w:sz="0" w:space="0" w:color="000000" tmln="20, 20, 20, 0, 0"/>
-          <w:left w:val="nil" w:sz="0" w:space="0" w:color="000000" tmln="20, 20, 20, 0, 0"/>
-          <w:bottom w:val="nil" w:sz="0" w:space="0" w:color="000000" tmln="20, 20, 20, 0, 0"/>
-          <w:right w:val="nil" w:sz="0" w:space="0" w:color="000000" tmln="20, 20, 20, 0, 0"/>
-          <w:between w:val="nil" w:sz="0" w:space="0" w:color="000000" tmln="20, 20, 20, 0, 0"/>
-        </w:pBdr>
-        <w:shd w:val="none"/>
-        <w:rPr>
-          <w:rFonts w:ascii="Times New Roman" w:hAnsi="Times New Roman" w:eastAsia="SimSun" w:cs="Times New Roman"/>
-          <w:sz w:val="20"/>
-          <w:szCs w:val="20"/>
-          <w:lang w:eastAsia="zh-cn"/>
-        </w:rPr>
-      </w:pPr>
-      <w:r>
-        <w:rPr>
-          <w:rFonts w:ascii="Times New Roman" w:hAnsi="Times New Roman" w:eastAsia="SimSun" w:cs="Times New Roman"/>
-          <w:b/>
-          <w:sz w:val="20"/>
-          <w:szCs w:val="20"/>
-          <w:lang w:eastAsia="zh-cn"/>
-        </w:rPr>
-        <w:t>border-image-source</w:t>
-      </w:r>
-      <w:r>
-        <w:rPr>
-          <w:rFonts w:ascii="Times New Roman" w:hAnsi="Times New Roman" w:eastAsia="SimSun" w:cs="Times New Roman"/>
-          <w:sz w:val="20"/>
-          <w:szCs w:val="20"/>
-          <w:lang w:eastAsia="zh-cn"/>
-        </w:rPr>
-        <w:t xml:space="preserve"> → Define qual imagem será usada.</w:t>
-      </w:r>
-      <w:r>
-        <w:rPr>
-          <w:rFonts w:ascii="Times New Roman" w:hAnsi="Times New Roman" w:eastAsia="SimSun" w:cs="Times New Roman"/>
-          <w:sz w:val="20"/>
-          <w:szCs w:val="20"/>
-          <w:lang w:eastAsia="zh-cn"/>
-        </w:rPr>
-      </w:r>
-    </w:p>
-    <w:p>
-      <w:pPr>
-        <w:ind w:left="991"/>
-        <w:spacing w:after="0" w:line="240" w:lineRule="auto"/>
-        <w:widowControl w:val="0"/>
-        <w:pBdr>
-          <w:top w:val="nil" w:sz="0" w:space="0" w:color="000000" tmln="20, 20, 20, 0, 0"/>
-          <w:left w:val="nil" w:sz="0" w:space="0" w:color="000000" tmln="20, 20, 20, 0, 0"/>
-          <w:bottom w:val="nil" w:sz="0" w:space="0" w:color="000000" tmln="20, 20, 20, 0, 0"/>
-          <w:right w:val="nil" w:sz="0" w:space="0" w:color="000000" tmln="20, 20, 20, 0, 0"/>
-          <w:between w:val="nil" w:sz="0" w:space="0" w:color="000000" tmln="20, 20, 20, 0, 0"/>
-        </w:pBdr>
-        <w:shd w:val="none"/>
-        <w:rPr>
-          <w:rFonts w:ascii="Times New Roman" w:hAnsi="Times New Roman" w:eastAsia="SimSun" w:cs="Times New Roman"/>
-          <w:sz w:val="20"/>
-          <w:szCs w:val="20"/>
-          <w:lang w:eastAsia="zh-cn"/>
-        </w:rPr>
-      </w:pPr>
-      <w:r>
-        <w:rPr>
-          <w:rFonts w:ascii="Times New Roman" w:hAnsi="Times New Roman" w:eastAsia="SimSun" w:cs="Times New Roman"/>
-          <w:b/>
-          <w:sz w:val="20"/>
-          <w:szCs w:val="20"/>
-          <w:lang w:eastAsia="zh-cn"/>
-        </w:rPr>
-        <w:t>border-image-slice: 30;</w:t>
-      </w:r>
-      <w:r>
-        <w:rPr>
-          <w:rFonts w:ascii="Times New Roman" w:hAnsi="Times New Roman" w:eastAsia="SimSun" w:cs="Times New Roman"/>
-          <w:sz w:val="20"/>
-          <w:szCs w:val="20"/>
-          <w:lang w:eastAsia="zh-cn"/>
-        </w:rPr>
-        <w:t xml:space="preserve"> → Divide a imagem em pedaços de </w:t>
-      </w:r>
-      <w:r>
-        <w:rPr>
-          <w:rFonts w:ascii="Times New Roman" w:hAnsi="Times New Roman" w:eastAsia="SimSun" w:cs="Times New Roman"/>
-          <w:b/>
-          <w:sz w:val="20"/>
-          <w:szCs w:val="20"/>
-          <w:lang w:eastAsia="zh-cn"/>
-        </w:rPr>
-        <w:t>30 pixels</w:t>
-      </w:r>
-      <w:r>
-        <w:rPr>
-          <w:rFonts w:ascii="Times New Roman" w:hAnsi="Times New Roman" w:eastAsia="SimSun" w:cs="Times New Roman"/>
-          <w:sz w:val="20"/>
-          <w:szCs w:val="20"/>
-          <w:lang w:eastAsia="zh-cn"/>
-        </w:rPr>
-        <w:t xml:space="preserve"> a partir das bordas.</w:t>
-      </w:r>
-      <w:r>
-        <w:rPr>
-          <w:rFonts w:ascii="Times New Roman" w:hAnsi="Times New Roman" w:eastAsia="SimSun" w:cs="Times New Roman"/>
-          <w:sz w:val="20"/>
-          <w:szCs w:val="20"/>
-          <w:lang w:eastAsia="zh-cn"/>
-        </w:rPr>
-      </w:r>
-    </w:p>
-    <w:p>
-      <w:pPr>
-        <w:ind w:left="991"/>
-        <w:spacing w:after="0" w:line="240" w:lineRule="auto"/>
-        <w:widowControl w:val="0"/>
-        <w:pBdr>
-          <w:top w:val="nil" w:sz="0" w:space="0" w:color="000000" tmln="20, 20, 20, 0, 0"/>
-          <w:left w:val="nil" w:sz="0" w:space="0" w:color="000000" tmln="20, 20, 20, 0, 0"/>
-          <w:bottom w:val="nil" w:sz="0" w:space="0" w:color="000000" tmln="20, 20, 20, 0, 0"/>
-          <w:right w:val="nil" w:sz="0" w:space="0" w:color="000000" tmln="20, 20, 20, 0, 0"/>
-          <w:between w:val="nil" w:sz="0" w:space="0" w:color="000000" tmln="20, 20, 20, 0, 0"/>
-        </w:pBdr>
-        <w:shd w:val="none"/>
-        <w:rPr>
-          <w:rFonts w:ascii="Times New Roman" w:hAnsi="Times New Roman" w:eastAsia="SimSun" w:cs="Times New Roman"/>
-          <w:sz w:val="20"/>
-          <w:szCs w:val="20"/>
-          <w:lang w:eastAsia="zh-cn"/>
-        </w:rPr>
-      </w:pPr>
-      <w:r>
-        <w:rPr>
-          <w:rFonts w:ascii="Times New Roman" w:hAnsi="Times New Roman" w:eastAsia="SimSun" w:cs="Times New Roman"/>
-          <w:b/>
-          <w:sz w:val="20"/>
-          <w:szCs w:val="20"/>
-          <w:lang w:eastAsia="zh-cn"/>
-        </w:rPr>
-        <w:t>border-image-repeat: stretch;</w:t>
-      </w:r>
-      <w:r>
-        <w:rPr>
-          <w:rFonts w:ascii="Times New Roman" w:hAnsi="Times New Roman" w:eastAsia="SimSun" w:cs="Times New Roman"/>
-          <w:sz w:val="20"/>
-          <w:szCs w:val="20"/>
-          <w:lang w:eastAsia="zh-cn"/>
-        </w:rPr>
-        <w:t xml:space="preserve"> → Faz com que a imagem seja esticada para preencher a borda.</w:t>
-      </w:r>
-      <w:r>
-        <w:rPr>
-          <w:rFonts w:ascii="Times New Roman" w:hAnsi="Times New Roman" w:eastAsia="SimSun" w:cs="Times New Roman"/>
-          <w:sz w:val="20"/>
-          <w:szCs w:val="20"/>
-          <w:lang w:eastAsia="zh-cn"/>
-        </w:rPr>
-      </w:r>
-    </w:p>
-    <w:p>
-      <w:pPr>
-        <w:ind w:left="991"/>
-        <w:spacing w:after="0" w:line="240" w:lineRule="auto"/>
-        <w:widowControl w:val="0"/>
-        <w:pBdr>
-          <w:top w:val="nil" w:sz="0" w:space="0" w:color="000000" tmln="20, 20, 20, 0, 0"/>
-          <w:left w:val="nil" w:sz="0" w:space="0" w:color="000000" tmln="20, 20, 20, 0, 0"/>
-          <w:bottom w:val="nil" w:sz="0" w:space="0" w:color="000000" tmln="20, 20, 20, 0, 0"/>
-          <w:right w:val="nil" w:sz="0" w:space="0" w:color="000000" tmln="20, 20, 20, 0, 0"/>
-          <w:between w:val="nil" w:sz="0" w:space="0" w:color="000000" tmln="20, 20, 20, 0, 0"/>
-        </w:pBdr>
-        <w:shd w:val="none"/>
-        <w:rPr>
-          <w:rFonts w:ascii="Times New Roman" w:hAnsi="Times New Roman" w:eastAsia="SimSun" w:cs="Times New Roman"/>
-          <w:sz w:val="20"/>
-          <w:szCs w:val="20"/>
-          <w:lang w:eastAsia="zh-cn"/>
-        </w:rPr>
-      </w:pPr>
-      <w:r>
-        <w:rPr>
-          <w:rFonts w:ascii="Times New Roman" w:hAnsi="Times New Roman" w:eastAsia="SimSun" w:cs="Times New Roman"/>
-          <w:sz w:val="20"/>
-          <w:szCs w:val="20"/>
-          <w:lang w:eastAsia="zh-cn"/>
-        </w:rPr>
-      </w:r>
-    </w:p>
-    <w:p>
-      <w:pPr>
-        <w:ind w:left="991"/>
-        <w:spacing w:after="0" w:line="240" w:lineRule="auto"/>
-        <w:widowControl w:val="0"/>
-        <w:pBdr>
-          <w:top w:val="nil" w:sz="0" w:space="0" w:color="000000" tmln="20, 20, 20, 0, 0"/>
-          <w:left w:val="nil" w:sz="0" w:space="0" w:color="000000" tmln="20, 20, 20, 0, 0"/>
-          <w:bottom w:val="nil" w:sz="0" w:space="0" w:color="000000" tmln="20, 20, 20, 0, 0"/>
-          <w:right w:val="nil" w:sz="0" w:space="0" w:color="000000" tmln="20, 20, 20, 0, 0"/>
-          <w:between w:val="nil" w:sz="0" w:space="0" w:color="000000" tmln="20, 20, 20, 0, 0"/>
-        </w:pBdr>
-        <w:shd w:val="none"/>
-        <w:rPr>
-          <w:rFonts w:ascii="Times New Roman" w:hAnsi="Times New Roman" w:eastAsia="SimSun" w:cs="Times New Roman"/>
-          <w:sz w:val="20"/>
-          <w:szCs w:val="20"/>
           <w:lang w:eastAsia="zh-cn"/>
         </w:rPr>
       </w:pPr>
@@ -6431,14 +6009,6 @@
         </w:rPr>
         <w:t>O border-image-repeat define como a imagem será distribuída:</w:t>
       </w:r>
-      <w:r>
-        <w:rPr>
-          <w:rFonts w:ascii="Times New Roman" w:hAnsi="Times New Roman" w:eastAsia="SimSun" w:cs="Times New Roman"/>
-          <w:sz w:val="20"/>
-          <w:szCs w:val="20"/>
-          <w:lang w:eastAsia="zh-cn"/>
-        </w:rPr>
-      </w:r>
     </w:p>
     <w:p>
       <w:pPr>
@@ -6469,14 +6039,6 @@
         </w:rPr>
         <w:t>stretch → Estica a imagem ao longo da borda.</w:t>
       </w:r>
-      <w:r>
-        <w:rPr>
-          <w:rFonts w:ascii="Times New Roman" w:hAnsi="Times New Roman" w:eastAsia="SimSun" w:cs="Times New Roman"/>
-          <w:sz w:val="20"/>
-          <w:szCs w:val="20"/>
-          <w:lang w:eastAsia="zh-cn"/>
-        </w:rPr>
-      </w:r>
     </w:p>
     <w:p>
       <w:pPr>
@@ -6507,14 +6069,6 @@
         </w:rPr>
         <w:t>repeat → Repete a imagem sem redimensioná-la.</w:t>
       </w:r>
-      <w:r>
-        <w:rPr>
-          <w:rFonts w:ascii="Times New Roman" w:hAnsi="Times New Roman" w:eastAsia="SimSun" w:cs="Times New Roman"/>
-          <w:sz w:val="20"/>
-          <w:szCs w:val="20"/>
-          <w:lang w:eastAsia="zh-cn"/>
-        </w:rPr>
-      </w:r>
     </w:p>
     <w:p>
       <w:pPr>
@@ -6544,14 +6098,6 @@
           <w:lang w:eastAsia="zh-cn"/>
         </w:rPr>
         <w:t>round → Faz a imagem se repetir ajustando o tamanho para encaixar perfeitamente.</w:t>
-      </w:r>
-      <w:r>
-        <w:rPr>
-          <w:rFonts w:ascii="Times New Roman" w:hAnsi="Times New Roman" w:eastAsia="SimSun" w:cs="Times New Roman"/>
-          <w:sz w:val="20"/>
-          <w:szCs w:val="20"/>
-          <w:lang w:eastAsia="zh-cn"/>
-        </w:rPr>
       </w:r>
     </w:p>
     <w:p>
@@ -6620,7 +6166,20 @@
         </w:rPr>
         <w:t>Problema de bordas ficarem de fora ou não serem incluidas na responsividade da tela:</w:t>
       </w:r>
-      <w:r>
+    </w:p>
+    <w:p>
+      <w:pPr>
+        <w:ind w:left="360" w:firstLine="708"/>
+        <w:spacing w:after="0" w:line="240" w:lineRule="auto"/>
+        <w:widowControl w:val="0"/>
+        <w:pBdr>
+          <w:top w:val="nil" w:sz="0" w:space="0" w:color="000000" tmln="20, 20, 20, 0, 0"/>
+          <w:left w:val="nil" w:sz="0" w:space="0" w:color="000000" tmln="20, 20, 20, 0, 0"/>
+          <w:bottom w:val="nil" w:sz="0" w:space="0" w:color="000000" tmln="20, 20, 20, 0, 0"/>
+          <w:right w:val="nil" w:sz="0" w:space="0" w:color="000000" tmln="20, 20, 20, 0, 0"/>
+          <w:between w:val="nil" w:sz="0" w:space="0" w:color="000000" tmln="20, 20, 20, 0, 0"/>
+        </w:pBdr>
+        <w:shd w:val="none"/>
         <w:rPr>
           <w:rFonts w:ascii="Times New Roman" w:hAnsi="Times New Roman" w:eastAsia="SimSun" w:cs="Times New Roman"/>
           <w:b/>
@@ -6629,21 +6188,8 @@
           <w:szCs w:val="20"/>
           <w:lang w:eastAsia="zh-cn"/>
         </w:rPr>
-      </w:r>
-    </w:p>
-    <w:p>
-      <w:pPr>
-        <w:ind w:left="360" w:firstLine="708"/>
-        <w:spacing w:after="0" w:line="240" w:lineRule="auto"/>
-        <w:widowControl w:val="0"/>
-        <w:pBdr>
-          <w:top w:val="nil" w:sz="0" w:space="0" w:color="000000" tmln="20, 20, 20, 0, 0"/>
-          <w:left w:val="nil" w:sz="0" w:space="0" w:color="000000" tmln="20, 20, 20, 0, 0"/>
-          <w:bottom w:val="nil" w:sz="0" w:space="0" w:color="000000" tmln="20, 20, 20, 0, 0"/>
-          <w:right w:val="nil" w:sz="0" w:space="0" w:color="000000" tmln="20, 20, 20, 0, 0"/>
-          <w:between w:val="nil" w:sz="0" w:space="0" w:color="000000" tmln="20, 20, 20, 0, 0"/>
-        </w:pBdr>
-        <w:shd w:val="none"/>
+      </w:pPr>
+      <w:r>
         <w:rPr>
           <w:rFonts w:ascii="Times New Roman" w:hAnsi="Times New Roman" w:eastAsia="SimSun" w:cs="Times New Roman"/>
           <w:b/>
@@ -6652,16 +6198,6 @@
           <w:szCs w:val="20"/>
           <w:lang w:eastAsia="zh-cn"/>
         </w:rPr>
-      </w:pPr>
-      <w:r>
-        <w:rPr>
-          <w:rFonts w:ascii="Times New Roman" w:hAnsi="Times New Roman" w:eastAsia="SimSun" w:cs="Times New Roman"/>
-          <w:b/>
-          <w:bCs/>
-          <w:sz w:val="20"/>
-          <w:szCs w:val="20"/>
-          <w:lang w:eastAsia="zh-cn"/>
-        </w:rPr>
       </w:r>
     </w:p>
     <w:p>
@@ -6693,14 +6229,6 @@
         </w:rPr>
         <w:t>O box-sizing: border-box é uma propriedade essencial do CSS que define como o tamanho de um elemento deve ser calculado.</w:t>
       </w:r>
-      <w:r>
-        <w:rPr>
-          <w:rFonts w:ascii="Times New Roman" w:hAnsi="Times New Roman" w:eastAsia="SimSun" w:cs="Times New Roman"/>
-          <w:sz w:val="20"/>
-          <w:szCs w:val="20"/>
-          <w:lang w:eastAsia="zh-cn"/>
-        </w:rPr>
-      </w:r>
     </w:p>
     <w:p>
       <w:pPr>
@@ -6750,14 +6278,6 @@
         </w:rPr>
         <w:t xml:space="preserve"> (border) e preenchimento interno (padding). Isso pode fazer com que o tamanho total do elemento fique maior do que o esperado.</w:t>
       </w:r>
-      <w:r>
-        <w:rPr>
-          <w:rFonts w:ascii="Times New Roman" w:hAnsi="Times New Roman" w:eastAsia="SimSun" w:cs="Times New Roman"/>
-          <w:sz w:val="20"/>
-          <w:szCs w:val="20"/>
-          <w:lang w:eastAsia="zh-cn"/>
-        </w:rPr>
-      </w:r>
     </w:p>
     <w:p>
       <w:pPr>
@@ -6817,14 +6337,6 @@
         </w:rPr>
         <w:t xml:space="preserve"> na largura total do elemento, evitando cálculos complicados e garantindo que ele se ajuste melhor ao layout.</w:t>
       </w:r>
-      <w:r>
-        <w:rPr>
-          <w:rFonts w:ascii="Times New Roman" w:hAnsi="Times New Roman" w:eastAsia="SimSun" w:cs="Times New Roman"/>
-          <w:sz w:val="20"/>
-          <w:szCs w:val="20"/>
-          <w:lang w:eastAsia="zh-cn"/>
-        </w:rPr>
-      </w:r>
     </w:p>
     <w:p>
       <w:pPr>
@@ -6855,14 +6367,6 @@
           <w:lang w:eastAsia="zh-cn"/>
         </w:rPr>
         <w:t>.content-box {</w:t>
-      </w:r>
-      <w:r>
-        <w:rPr>
-          <w:rFonts w:ascii="Times New Roman" w:hAnsi="Times New Roman" w:eastAsia="SimSun" w:cs="Times New Roman"/>
-          <w:sz w:val="20"/>
-          <w:szCs w:val="20"/>
-          <w:lang w:eastAsia="zh-cn"/>
-        </w:rPr>
       </w:r>
     </w:p>
     <w:p>
@@ -6897,14 +6401,6 @@
         <w:tab/>
         <w:t>width: 200px;</w:t>
       </w:r>
-      <w:r>
-        <w:rPr>
-          <w:rFonts w:ascii="Times New Roman" w:hAnsi="Times New Roman" w:eastAsia="SimSun" w:cs="Times New Roman"/>
-          <w:sz w:val="20"/>
-          <w:szCs w:val="20"/>
-          <w:lang w:eastAsia="zh-cn"/>
-        </w:rPr>
-      </w:r>
     </w:p>
     <w:p>
       <w:pPr>
@@ -6936,14 +6432,6 @@
         </w:rPr>
         <w:t xml:space="preserve"> padding: 20px;</w:t>
       </w:r>
-      <w:r>
-        <w:rPr>
-          <w:rFonts w:ascii="Times New Roman" w:hAnsi="Times New Roman" w:eastAsia="SimSun" w:cs="Times New Roman"/>
-          <w:sz w:val="20"/>
-          <w:szCs w:val="20"/>
-          <w:lang w:eastAsia="zh-cn"/>
-        </w:rPr>
-      </w:r>
     </w:p>
     <w:p>
       <w:pPr>
@@ -6975,14 +6463,6 @@
         </w:rPr>
         <w:t xml:space="preserve"> border: 5px solid black;</w:t>
       </w:r>
-      <w:r>
-        <w:rPr>
-          <w:rFonts w:ascii="Times New Roman" w:hAnsi="Times New Roman" w:eastAsia="SimSun" w:cs="Times New Roman"/>
-          <w:sz w:val="20"/>
-          <w:szCs w:val="20"/>
-          <w:lang w:eastAsia="zh-cn"/>
-        </w:rPr>
-      </w:r>
     </w:p>
     <w:p>
       <w:pPr>
@@ -7013,14 +6493,6 @@
           <w:lang w:eastAsia="zh-cn"/>
         </w:rPr>
         <w:t xml:space="preserve"> box-sizing: border-box;</w:t>
-      </w:r>
-      <w:r>
-        <w:rPr>
-          <w:rFonts w:ascii="Times New Roman" w:hAnsi="Times New Roman" w:eastAsia="SimSun" w:cs="Times New Roman"/>
-          <w:sz w:val="20"/>
-          <w:szCs w:val="20"/>
-          <w:lang w:eastAsia="zh-cn"/>
-        </w:rPr>
       </w:r>
     </w:p>
     <w:p>
@@ -7119,16 +6591,6 @@
         </w:rPr>
         <w:t>Variaveis em CSS3:</w:t>
       </w:r>
-      <w:r>
-        <w:rPr>
-          <w:rFonts w:ascii="Times New Roman" w:hAnsi="Times New Roman" w:eastAsia="SimSun" w:cs="Times New Roman"/>
-          <w:b/>
-          <w:bCs/>
-          <w:sz w:val="20"/>
-          <w:szCs w:val="20"/>
-          <w:lang w:eastAsia="zh-cn"/>
-        </w:rPr>
-      </w:r>
     </w:p>
     <w:p>
       <w:pPr>
@@ -7190,14 +6652,6 @@
         </w:rPr>
         <w:t xml:space="preserve"> e dentro dela use a formula: ”--” + nomeda variavel: + valor atribuido</w:t>
       </w:r>
-      <w:r>
-        <w:rPr>
-          <w:rFonts w:ascii="Times New Roman" w:hAnsi="Times New Roman" w:eastAsia="SimSun" w:cs="Times New Roman"/>
-          <w:sz w:val="20"/>
-          <w:szCs w:val="20"/>
-          <w:lang w:eastAsia="zh-cn"/>
-        </w:rPr>
-      </w:r>
     </w:p>
     <w:p>
       <w:pPr>
@@ -7257,14 +6711,6 @@
         </w:rPr>
         <w:t>root{</w:t>
       </w:r>
-      <w:r>
-        <w:rPr>
-          <w:rFonts w:ascii="Times New Roman" w:hAnsi="Times New Roman" w:eastAsia="SimSun" w:cs="Times New Roman"/>
-          <w:sz w:val="20"/>
-          <w:szCs w:val="20"/>
-          <w:lang w:eastAsia="zh-cn"/>
-        </w:rPr>
-      </w:r>
     </w:p>
     <w:p>
       <w:pPr>
@@ -7295,14 +6741,6 @@
         </w:rPr>
         <w:t>--cor1: blue;</w:t>
       </w:r>
-      <w:r>
-        <w:rPr>
-          <w:rFonts w:ascii="Times New Roman" w:hAnsi="Times New Roman" w:eastAsia="SimSun" w:cs="Times New Roman"/>
-          <w:sz w:val="20"/>
-          <w:szCs w:val="20"/>
-          <w:lang w:eastAsia="zh-cn"/>
-        </w:rPr>
-      </w:r>
     </w:p>
     <w:p>
       <w:pPr>
@@ -7333,14 +6771,6 @@
         </w:rPr>
         <w:t>--cor2: gray;</w:t>
       </w:r>
-      <w:r>
-        <w:rPr>
-          <w:rFonts w:ascii="Times New Roman" w:hAnsi="Times New Roman" w:eastAsia="SimSun" w:cs="Times New Roman"/>
-          <w:sz w:val="20"/>
-          <w:szCs w:val="20"/>
-          <w:lang w:eastAsia="zh-cn"/>
-        </w:rPr>
-      </w:r>
     </w:p>
     <w:p>
       <w:pPr>
@@ -7371,14 +6801,6 @@
         </w:rPr>
         <w:t>--fonte-padrão: arial, verdana, helvetica, sans-serif;</w:t>
       </w:r>
-      <w:r>
-        <w:rPr>
-          <w:rFonts w:ascii="Times New Roman" w:hAnsi="Times New Roman" w:eastAsia="SimSun" w:cs="Times New Roman"/>
-          <w:sz w:val="20"/>
-          <w:szCs w:val="20"/>
-          <w:lang w:eastAsia="zh-cn"/>
-        </w:rPr>
-      </w:r>
     </w:p>
     <w:p>
       <w:pPr>
@@ -7409,14 +6831,6 @@
         </w:rPr>
         <w:t>--fonte-titulo: --fonte-destaque: "Bebas Neue", sans-serif; (Nota: bebas está entre parenteses porquee trata-se de uma fonte externa)</w:t>
       </w:r>
-      <w:r>
-        <w:rPr>
-          <w:rFonts w:ascii="Times New Roman" w:hAnsi="Times New Roman" w:eastAsia="SimSun" w:cs="Times New Roman"/>
-          <w:sz w:val="20"/>
-          <w:szCs w:val="20"/>
-          <w:lang w:eastAsia="zh-cn"/>
-        </w:rPr>
-      </w:r>
     </w:p>
     <w:p>
       <w:pPr>
@@ -7475,14 +6889,6 @@
           <w:lang w:eastAsia="zh-cn"/>
         </w:rPr>
         <w:t xml:space="preserve"> }</w:t>
-      </w:r>
-      <w:r>
-        <w:rPr>
-          <w:rFonts w:ascii="Times New Roman" w:hAnsi="Times New Roman" w:eastAsia="SimSun" w:cs="Times New Roman"/>
-          <w:sz w:val="20"/>
-          <w:szCs w:val="20"/>
-          <w:lang w:eastAsia="zh-cn"/>
-        </w:rPr>
       </w:r>
     </w:p>
     <w:p>
@@ -7638,16 +7044,6 @@
         </w:rPr>
         <w:t>Delay/Suavilizar mudança de estado de uma caixa:</w:t>
       </w:r>
-      <w:r>
-        <w:rPr>
-          <w:rFonts w:ascii="Times New Roman" w:hAnsi="Times New Roman" w:eastAsia="SimSun" w:cs="Times New Roman"/>
-          <w:b/>
-          <w:bCs/>
-          <w:sz w:val="20"/>
-          <w:szCs w:val="20"/>
-          <w:lang w:eastAsia="zh-cn"/>
-        </w:rPr>
-      </w:r>
     </w:p>
     <w:p>
       <w:pPr>
@@ -7677,14 +7073,6 @@
           <w:lang w:eastAsia="zh-cn"/>
         </w:rPr>
         <w:t>Use a função “transition-duration: 0.5s”</w:t>
-      </w:r>
-      <w:r>
-        <w:rPr>
-          <w:rFonts w:ascii="Times New Roman" w:hAnsi="Times New Roman" w:eastAsia="SimSun" w:cs="Times New Roman"/>
-          <w:sz w:val="20"/>
-          <w:szCs w:val="20"/>
-          <w:lang w:eastAsia="zh-cn"/>
-        </w:rPr>
       </w:r>
     </w:p>
     <w:p>
@@ -7753,16 +7141,6 @@
         </w:rPr>
         <w:t>Aumentar ou diminuir espaçamento entre linhas:</w:t>
       </w:r>
-      <w:r>
-        <w:rPr>
-          <w:rFonts w:ascii="Times New Roman" w:hAnsi="Times New Roman" w:eastAsia="SimSun" w:cs="Times New Roman"/>
-          <w:b/>
-          <w:bCs/>
-          <w:sz w:val="20"/>
-          <w:szCs w:val="20"/>
-          <w:lang w:eastAsia="zh-cn"/>
-        </w:rPr>
-      </w:r>
     </w:p>
     <w:p>
       <w:pPr>
@@ -7792,14 +7170,6 @@
           <w:lang w:eastAsia="zh-cn"/>
         </w:rPr>
         <w:t>line-height: 15px</w:t>
-      </w:r>
-      <w:r>
-        <w:rPr>
-          <w:rFonts w:ascii="Times New Roman" w:hAnsi="Times New Roman" w:eastAsia="SimSun" w:cs="Times New Roman"/>
-          <w:sz w:val="20"/>
-          <w:szCs w:val="20"/>
-          <w:lang w:eastAsia="zh-cn"/>
-        </w:rPr>
       </w:r>
     </w:p>
     <w:p>
@@ -7868,16 +7238,6 @@
         </w:rPr>
         <w:t>Adicionar espaço vazio entre marcador e texto(Uso para listas com marcadores):</w:t>
       </w:r>
-      <w:r>
-        <w:rPr>
-          <w:rFonts w:ascii="Times New Roman" w:hAnsi="Times New Roman" w:eastAsia="SimSun" w:cs="Times New Roman"/>
-          <w:b/>
-          <w:bCs/>
-          <w:sz w:val="20"/>
-          <w:szCs w:val="20"/>
-          <w:lang w:eastAsia="zh-cn"/>
-        </w:rPr>
-      </w:r>
     </w:p>
     <w:p>
       <w:pPr>
@@ -7908,14 +7268,6 @@
         </w:rPr>
         <w:t>list-style-type: '\2714\00A0\00A0';</w:t>
       </w:r>
-      <w:r>
-        <w:rPr>
-          <w:rFonts w:ascii="Times New Roman" w:hAnsi="Times New Roman" w:eastAsia="SimSun" w:cs="Times New Roman"/>
-          <w:sz w:val="20"/>
-          <w:szCs w:val="20"/>
-          <w:lang w:eastAsia="zh-cn"/>
-        </w:rPr>
-      </w:r>
     </w:p>
     <w:p>
       <w:pPr>
@@ -7975,14 +7327,6 @@
         </w:rPr>
         <w:t>Aqui, o primeiro '\00A0' adiciona um pequeno espaço após o checkmark (✓representado pelo \2714).</w:t>
       </w:r>
-      <w:r>
-        <w:rPr>
-          <w:rFonts w:ascii="Times New Roman" w:hAnsi="Times New Roman" w:eastAsia="SimSun" w:cs="Times New Roman"/>
-          <w:sz w:val="20"/>
-          <w:szCs w:val="20"/>
-          <w:lang w:eastAsia="zh-cn"/>
-        </w:rPr>
-      </w:r>
     </w:p>
     <w:p>
       <w:pPr>
@@ -8012,14 +7356,6 @@
           <w:lang w:eastAsia="zh-cn"/>
         </w:rPr>
         <w:t>O segundo '\00A0' cria um espaço extra, garantindo uma distância visível entre o marcador e o texto do item da lista</w:t>
-      </w:r>
-      <w:r>
-        <w:rPr>
-          <w:rFonts w:ascii="Times New Roman" w:hAnsi="Times New Roman" w:eastAsia="SimSun" w:cs="Times New Roman"/>
-          <w:sz w:val="20"/>
-          <w:szCs w:val="20"/>
-          <w:lang w:eastAsia="zh-cn"/>
-        </w:rPr>
       </w:r>
     </w:p>
     <w:p>
@@ -8088,16 +7424,6 @@
         </w:rPr>
         <w:t>Colocar um marcador de uma lista mais para a direita:</w:t>
       </w:r>
-      <w:r>
-        <w:rPr>
-          <w:rFonts w:ascii="Times New Roman" w:hAnsi="Times New Roman" w:eastAsia="SimSun" w:cs="Times New Roman"/>
-          <w:b/>
-          <w:bCs/>
-          <w:sz w:val="20"/>
-          <w:szCs w:val="20"/>
-          <w:lang w:eastAsia="zh-cn"/>
-        </w:rPr>
-      </w:r>
     </w:p>
     <w:p>
       <w:pPr>
@@ -8166,14 +7492,6 @@
           <w:lang w:eastAsia="zh-cn"/>
         </w:rPr>
         <w:t>Faz com que os marcadores fiquem dentro do conteúdo da lista, alinhados com o texto dos itens, em vez de ficarem à esquerda, fora do conteúdo.</w:t>
-      </w:r>
-      <w:r>
-        <w:rPr>
-          <w:rFonts w:ascii="Times New Roman" w:hAnsi="Times New Roman" w:eastAsia="SimSun" w:cs="Times New Roman"/>
-          <w:sz w:val="20"/>
-          <w:szCs w:val="20"/>
-          <w:lang w:eastAsia="zh-cn"/>
-        </w:rPr>
       </w:r>
     </w:p>
     <w:p>
@@ -8242,16 +7560,6 @@
         </w:rPr>
         <w:t>Centralizar videos do youtube ou de outras plataformas:</w:t>
       </w:r>
-      <w:r>
-        <w:rPr>
-          <w:rFonts w:ascii="Times New Roman" w:hAnsi="Times New Roman" w:eastAsia="SimSun" w:cs="Times New Roman"/>
-          <w:b/>
-          <w:bCs/>
-          <w:sz w:val="20"/>
-          <w:szCs w:val="20"/>
-          <w:lang w:eastAsia="zh-cn"/>
-        </w:rPr>
-      </w:r>
     </w:p>
     <w:p>
       <w:pPr>
@@ -8286,14 +7594,6 @@
         </w:rPr>
         <w:t>Coloque o iframe dentro de uma div</w:t>
       </w:r>
-      <w:r>
-        <w:rPr>
-          <w:rFonts w:ascii="Times New Roman" w:hAnsi="Times New Roman" w:eastAsia="SimSun" w:cs="Times New Roman"/>
-          <w:sz w:val="20"/>
-          <w:szCs w:val="20"/>
-          <w:lang w:eastAsia="zh-cn"/>
-        </w:rPr>
-      </w:r>
     </w:p>
     <w:p>
       <w:pPr>
@@ -8328,14 +7628,6 @@
         </w:rPr>
         <w:t>Coloque um ID nela</w:t>
       </w:r>
-      <w:r>
-        <w:rPr>
-          <w:rFonts w:ascii="Times New Roman" w:hAnsi="Times New Roman" w:eastAsia="SimSun" w:cs="Times New Roman"/>
-          <w:sz w:val="20"/>
-          <w:szCs w:val="20"/>
-          <w:lang w:eastAsia="zh-cn"/>
-        </w:rPr>
-      </w:r>
     </w:p>
     <w:p>
       <w:pPr>
@@ -8370,14 +7662,6 @@
         </w:rPr>
         <w:t>Em style escreva com que esse id tenha uma cor de fundo</w:t>
       </w:r>
-      <w:r>
-        <w:rPr>
-          <w:rFonts w:ascii="Times New Roman" w:hAnsi="Times New Roman" w:eastAsia="SimSun" w:cs="Times New Roman"/>
-          <w:sz w:val="20"/>
-          <w:szCs w:val="20"/>
-          <w:lang w:eastAsia="zh-cn"/>
-        </w:rPr>
-      </w:r>
     </w:p>
     <w:p>
       <w:pPr>
@@ -8437,14 +7721,6 @@
         </w:rPr>
         <w:t>div.video{</w:t>
       </w:r>
-      <w:r>
-        <w:rPr>
-          <w:rFonts w:ascii="Times New Roman" w:hAnsi="Times New Roman" w:eastAsia="SimSun" w:cs="Times New Roman"/>
-          <w:sz w:val="20"/>
-          <w:szCs w:val="20"/>
-          <w:lang w:eastAsia="zh-cn"/>
-        </w:rPr>
-      </w:r>
     </w:p>
     <w:p>
       <w:pPr>
@@ -8475,14 +7751,6 @@
         </w:rPr>
         <w:t>background-color: red;</w:t>
       </w:r>
-      <w:r>
-        <w:rPr>
-          <w:rFonts w:ascii="Times New Roman" w:hAnsi="Times New Roman" w:eastAsia="SimSun" w:cs="Times New Roman"/>
-          <w:sz w:val="20"/>
-          <w:szCs w:val="20"/>
-          <w:lang w:eastAsia="zh-cn"/>
-        </w:rPr>
-      </w:r>
     </w:p>
     <w:p>
       <w:pPr>
@@ -8513,14 +7781,6 @@
         </w:rPr>
         <w:t>padding: 20px;</w:t>
       </w:r>
-      <w:r>
-        <w:rPr>
-          <w:rFonts w:ascii="Times New Roman" w:hAnsi="Times New Roman" w:eastAsia="SimSun" w:cs="Times New Roman"/>
-          <w:sz w:val="20"/>
-          <w:szCs w:val="20"/>
-          <w:lang w:eastAsia="zh-cn"/>
-        </w:rPr>
-      </w:r>
     </w:p>
     <w:p>
       <w:pPr>
@@ -8550,14 +7810,6 @@
           <w:lang w:eastAsia="zh-cn"/>
         </w:rPr>
         <w:t>padding-bottom: 58%;</w:t>
-      </w:r>
-      <w:r>
-        <w:rPr>
-          <w:rFonts w:ascii="Times New Roman" w:hAnsi="Times New Roman" w:eastAsia="SimSun" w:cs="Times New Roman"/>
-          <w:sz w:val="20"/>
-          <w:szCs w:val="20"/>
-          <w:lang w:eastAsia="zh-cn"/>
-        </w:rPr>
       </w:r>
     </w:p>
     <w:p>
@@ -8593,7 +7845,20 @@
         </w:rPr>
         <w:t>POSITION: RELATIVE;</w:t>
       </w:r>
-      <w:r>
+    </w:p>
+    <w:p>
+      <w:pPr>
+        <w:ind w:left="1416" w:firstLine="708"/>
+        <w:spacing w:after="0" w:line="240" w:lineRule="auto"/>
+        <w:widowControl w:val="0"/>
+        <w:pBdr>
+          <w:top w:val="nil" w:sz="0" w:space="0" w:color="000000" tmln="20, 20, 20, 0, 0"/>
+          <w:left w:val="nil" w:sz="0" w:space="0" w:color="000000" tmln="20, 20, 20, 0, 0"/>
+          <w:bottom w:val="nil" w:sz="0" w:space="0" w:color="000000" tmln="20, 20, 20, 0, 0"/>
+          <w:right w:val="nil" w:sz="0" w:space="0" w:color="000000" tmln="20, 20, 20, 0, 0"/>
+          <w:between w:val="nil" w:sz="0" w:space="0" w:color="000000" tmln="20, 20, 20, 0, 0"/>
+        </w:pBdr>
+        <w:shd w:val="none"/>
         <w:rPr>
           <w:rFonts w:ascii="Times New Roman" w:hAnsi="Times New Roman" w:eastAsia="SimSun" w:cs="Times New Roman"/>
           <w:i/>
@@ -8602,21 +7867,8 @@
           <w:szCs w:val="20"/>
           <w:lang w:eastAsia="zh-cn"/>
         </w:rPr>
-      </w:r>
-    </w:p>
-    <w:p>
-      <w:pPr>
-        <w:ind w:left="1416" w:firstLine="708"/>
-        <w:spacing w:after="0" w:line="240" w:lineRule="auto"/>
-        <w:widowControl w:val="0"/>
-        <w:pBdr>
-          <w:top w:val="nil" w:sz="0" w:space="0" w:color="000000" tmln="20, 20, 20, 0, 0"/>
-          <w:left w:val="nil" w:sz="0" w:space="0" w:color="000000" tmln="20, 20, 20, 0, 0"/>
-          <w:bottom w:val="nil" w:sz="0" w:space="0" w:color="000000" tmln="20, 20, 20, 0, 0"/>
-          <w:right w:val="nil" w:sz="0" w:space="0" w:color="000000" tmln="20, 20, 20, 0, 0"/>
-          <w:between w:val="nil" w:sz="0" w:space="0" w:color="000000" tmln="20, 20, 20, 0, 0"/>
-        </w:pBdr>
-        <w:shd w:val="none"/>
+      </w:pPr>
+      <w:r>
         <w:rPr>
           <w:rFonts w:ascii="Times New Roman" w:hAnsi="Times New Roman" w:eastAsia="SimSun" w:cs="Times New Roman"/>
           <w:i/>
@@ -8625,28 +7877,8 @@
           <w:szCs w:val="20"/>
           <w:lang w:eastAsia="zh-cn"/>
         </w:rPr>
-      </w:pPr>
-      <w:r>
-        <w:rPr>
-          <w:rFonts w:ascii="Times New Roman" w:hAnsi="Times New Roman" w:eastAsia="SimSun" w:cs="Times New Roman"/>
-          <w:i/>
-          <w:iCs/>
-          <w:sz w:val="20"/>
-          <w:szCs w:val="20"/>
-          <w:lang w:eastAsia="zh-cn"/>
-        </w:rPr>
         <w:t>}</w:t>
       </w:r>
-      <w:r>
-        <w:rPr>
-          <w:rFonts w:ascii="Times New Roman" w:hAnsi="Times New Roman" w:eastAsia="SimSun" w:cs="Times New Roman"/>
-          <w:i/>
-          <w:iCs/>
-          <w:sz w:val="20"/>
-          <w:szCs w:val="20"/>
-          <w:lang w:eastAsia="zh-cn"/>
-        </w:rPr>
-      </w:r>
     </w:p>
     <w:p>
       <w:pPr>
@@ -8677,14 +7909,6 @@
         </w:rPr>
         <w:t>div.video &gt; iframe {</w:t>
       </w:r>
-      <w:r>
-        <w:rPr>
-          <w:rFonts w:ascii="Times New Roman" w:hAnsi="Times New Roman" w:eastAsia="SimSun" w:cs="Times New Roman"/>
-          <w:sz w:val="20"/>
-          <w:szCs w:val="20"/>
-          <w:lang w:eastAsia="zh-cn"/>
-        </w:rPr>
-      </w:r>
     </w:p>
     <w:p>
       <w:pPr>
@@ -8715,14 +7939,6 @@
         </w:rPr>
         <w:t>POSITION: ABSOLUTE;</w:t>
       </w:r>
-      <w:r>
-        <w:rPr>
-          <w:rFonts w:ascii="Times New Roman" w:hAnsi="Times New Roman" w:eastAsia="SimSun" w:cs="Times New Roman"/>
-          <w:sz w:val="20"/>
-          <w:szCs w:val="20"/>
-          <w:lang w:eastAsia="zh-cn"/>
-        </w:rPr>
-      </w:r>
     </w:p>
     <w:p>
       <w:pPr>
@@ -8753,14 +7969,6 @@
         </w:rPr>
         <w:t>top: 5%</w:t>
       </w:r>
-      <w:r>
-        <w:rPr>
-          <w:rFonts w:ascii="Times New Roman" w:hAnsi="Times New Roman" w:eastAsia="SimSun" w:cs="Times New Roman"/>
-          <w:sz w:val="20"/>
-          <w:szCs w:val="20"/>
-          <w:lang w:eastAsia="zh-cn"/>
-        </w:rPr>
-      </w:r>
     </w:p>
     <w:p>
       <w:pPr>
@@ -8791,14 +7999,6 @@
         </w:rPr>
         <w:t>left: 5%</w:t>
       </w:r>
-      <w:r>
-        <w:rPr>
-          <w:rFonts w:ascii="Times New Roman" w:hAnsi="Times New Roman" w:eastAsia="SimSun" w:cs="Times New Roman"/>
-          <w:sz w:val="20"/>
-          <w:szCs w:val="20"/>
-          <w:lang w:eastAsia="zh-cn"/>
-        </w:rPr>
-      </w:r>
     </w:p>
     <w:p>
       <w:pPr>
@@ -8829,14 +8029,6 @@
         </w:rPr>
         <w:t>width:90%</w:t>
       </w:r>
-      <w:r>
-        <w:rPr>
-          <w:rFonts w:ascii="Times New Roman" w:hAnsi="Times New Roman" w:eastAsia="SimSun" w:cs="Times New Roman"/>
-          <w:sz w:val="20"/>
-          <w:szCs w:val="20"/>
-          <w:lang w:eastAsia="zh-cn"/>
-        </w:rPr>
-      </w:r>
     </w:p>
     <w:p>
       <w:pPr>
@@ -8867,14 +8059,6 @@
         </w:rPr>
         <w:t>height:90%</w:t>
       </w:r>
-      <w:r>
-        <w:rPr>
-          <w:rFonts w:ascii="Times New Roman" w:hAnsi="Times New Roman" w:eastAsia="SimSun" w:cs="Times New Roman"/>
-          <w:sz w:val="20"/>
-          <w:szCs w:val="20"/>
-          <w:lang w:eastAsia="zh-cn"/>
-        </w:rPr>
-      </w:r>
     </w:p>
     <w:p>
       <w:pPr>
@@ -8908,16 +8092,6 @@
           <w:lang w:eastAsia="zh-cn"/>
         </w:rPr>
         <w:t>}</w:t>
-      </w:r>
-      <w:r>
-        <w:rPr>
-          <w:rFonts w:ascii="Times New Roman" w:hAnsi="Times New Roman" w:eastAsia="SimSun" w:cs="Times New Roman"/>
-          <w:b/>
-          <w:bCs/>
-          <w:sz w:val="20"/>
-          <w:szCs w:val="20"/>
-          <w:lang w:eastAsia="zh-cn"/>
-        </w:rPr>
       </w:r>
     </w:p>
     <w:p>
@@ -8990,16 +8164,6 @@
         </w:rPr>
         <w:t>Repositório local vs remoto:</w:t>
       </w:r>
-      <w:r>
-        <w:rPr>
-          <w:rFonts w:ascii="Times New Roman" w:hAnsi="Times New Roman" w:eastAsia="SimSun" w:cs="Times New Roman"/>
-          <w:b/>
-          <w:bCs/>
-          <w:sz w:val="20"/>
-          <w:szCs w:val="20"/>
-          <w:lang w:eastAsia="zh-cn"/>
-        </w:rPr>
-      </w:r>
     </w:p>
     <w:p>
       <w:pPr>
@@ -9044,14 +8208,6 @@
         </w:rPr>
         <w:t xml:space="preserve"> Salva versões do seu projeto dentro do seu pc através do gitt</w:t>
       </w:r>
-      <w:r>
-        <w:rPr>
-          <w:rFonts w:ascii="Times New Roman" w:hAnsi="Times New Roman" w:eastAsia="SimSun" w:cs="Times New Roman"/>
-          <w:sz w:val="20"/>
-          <w:szCs w:val="20"/>
-          <w:lang w:eastAsia="zh-cn"/>
-        </w:rPr>
-      </w:r>
     </w:p>
     <w:p>
       <w:pPr>
@@ -9096,14 +8252,6 @@
         </w:rPr>
         <w:t>: Salva as versões locais do seu pc na nuvem por meio de backup, podendo também servir como meio de acesso para outras pessoas  verem seus projetos e até ajudarem na construção dos seus projetos. Um exemplo de repositório remoto é o Git hub</w:t>
       </w:r>
-      <w:r>
-        <w:rPr>
-          <w:rFonts w:ascii="Times New Roman" w:hAnsi="Times New Roman" w:eastAsia="SimSun" w:cs="Times New Roman"/>
-          <w:sz w:val="20"/>
-          <w:szCs w:val="20"/>
-          <w:lang w:eastAsia="zh-cn"/>
-        </w:rPr>
-      </w:r>
     </w:p>
     <w:p>
       <w:pPr>
@@ -9171,16 +8319,6 @@
         </w:rPr>
         <w:t>Deletar repositório no github:</w:t>
       </w:r>
-      <w:r>
-        <w:rPr>
-          <w:rFonts w:ascii="Times New Roman" w:hAnsi="Times New Roman" w:eastAsia="SimSun" w:cs="Times New Roman"/>
-          <w:b/>
-          <w:bCs/>
-          <w:sz w:val="20"/>
-          <w:szCs w:val="20"/>
-          <w:lang w:eastAsia="zh-cn"/>
-        </w:rPr>
-      </w:r>
     </w:p>
     <w:p>
       <w:pPr>
@@ -9210,14 +8348,6 @@
           <w:lang w:eastAsia="zh-cn"/>
         </w:rPr>
         <w:t>Para fazer isso você vai precisar deletar primeiro no repositório local e depois pelo repositório remoto o github. Vá no github desktop e selecione seu projeto no canto superior esquerdo. Com ele selecionado passe o mouse por cima de “REPOSITORY” localizado na parte de cima e clique em remove. Se clicar na opção em branco você vai mandar a pasta local para a lixeira. Em seguida vá para sua pagina github e clique no seu repositório a ser excluido e na parte de cima clique em configurações, em seguida vá ate a zona de perigo e clique na opção de excluir repositório.</w:t>
-      </w:r>
-      <w:r>
-        <w:rPr>
-          <w:rFonts w:ascii="Times New Roman" w:hAnsi="Times New Roman" w:eastAsia="SimSun" w:cs="Times New Roman"/>
-          <w:sz w:val="20"/>
-          <w:szCs w:val="20"/>
-          <w:lang w:eastAsia="zh-cn"/>
-        </w:rPr>
       </w:r>
     </w:p>
     <w:p>
@@ -9315,16 +8445,6 @@
         </w:rPr>
         <w:t>Atualização de repositório:</w:t>
       </w:r>
-      <w:r>
-        <w:rPr>
-          <w:rFonts w:ascii="Times New Roman" w:hAnsi="Times New Roman" w:eastAsia="SimSun" w:cs="Times New Roman"/>
-          <w:b/>
-          <w:bCs/>
-          <w:sz w:val="20"/>
-          <w:szCs w:val="20"/>
-          <w:lang w:eastAsia="zh-cn"/>
-        </w:rPr>
-      </w:r>
     </w:p>
     <w:p>
       <w:pPr>
@@ -9365,14 +8485,6 @@
         </w:rPr>
         <w:t xml:space="preserve">: No github desktop você precisa fazer im commit to master para criar uma versão local do seu projeto alterado. Esse botão fica no canto inferior esquerdo do programa desktop. </w:t>
       </w:r>
-      <w:r>
-        <w:rPr>
-          <w:rFonts w:ascii="Times New Roman" w:hAnsi="Times New Roman" w:eastAsia="SimSun" w:cs="Times New Roman"/>
-          <w:sz w:val="20"/>
-          <w:szCs w:val="20"/>
-          <w:lang w:eastAsia="zh-cn"/>
-        </w:rPr>
-      </w:r>
     </w:p>
     <w:p>
       <w:pPr>
@@ -9412,14 +8524,6 @@
           <w:lang w:eastAsia="zh-cn"/>
         </w:rPr>
         <w:t>No github desktop com o projeto selecionado no canto superior esquerdo, clique na opção azul no meio da tela “PUSH ORIGIN”</w:t>
-      </w:r>
-      <w:r>
-        <w:rPr>
-          <w:rFonts w:ascii="Times New Roman" w:hAnsi="Times New Roman" w:eastAsia="SimSun" w:cs="Times New Roman"/>
-          <w:sz w:val="20"/>
-          <w:szCs w:val="20"/>
-          <w:lang w:eastAsia="zh-cn"/>
-        </w:rPr>
       </w:r>
     </w:p>
     <w:p>
@@ -10632,6 +9736,44 @@
     </w:p>
     <w:p>
       <w:pPr>
+        <w:numPr>
+          <w:ilvl w:val="0"/>
+          <w:numId w:val="35"/>
+        </w:numPr>
+        <w:ind w:left="1068" w:hanging="360"/>
+        <w:spacing w:after="0" w:line="540" w:lineRule="atLeast"/>
+        <w:widowControl w:val="0"/>
+        <w:pBdr>
+          <w:top w:val="nil" w:sz="0" w:space="0" w:color="000000" tmln="20, 20, 20, 0, 0"/>
+          <w:left w:val="nil" w:sz="0" w:space="0" w:color="000000" tmln="20, 20, 20, 0, 0"/>
+          <w:bottom w:val="nil" w:sz="0" w:space="0" w:color="000000" tmln="20, 20, 20, 0, 0"/>
+          <w:right w:val="nil" w:sz="0" w:space="0" w:color="000000" tmln="20, 20, 20, 0, 0"/>
+          <w:between w:val="nil" w:sz="0" w:space="0" w:color="000000" tmln="20, 20, 20, 0, 0"/>
+        </w:pBdr>
+        <w:shd w:val="none"/>
+        <w:rPr>
+          <w:rFonts w:ascii="Times New Roman" w:hAnsi="Times New Roman" w:eastAsia="SimSun" w:cs="Times New Roman"/>
+          <w:b/>
+          <w:bCs/>
+          <w:sz w:val="20"/>
+          <w:szCs w:val="20"/>
+          <w:lang w:eastAsia="zh-cn"/>
+        </w:rPr>
+      </w:pPr>
+      <w:r>
+        <w:rPr>
+          <w:rFonts w:ascii="Times New Roman" w:hAnsi="Times New Roman" w:eastAsia="SimSun" w:cs="Times New Roman"/>
+          <w:b/>
+          <w:bCs/>
+          <w:sz w:val="20"/>
+          <w:szCs w:val="20"/>
+          <w:lang w:eastAsia="zh-cn"/>
+        </w:rPr>
+        <w:t>Hierarquia de tabelas (simples)</w:t>
+      </w:r>
+    </w:p>
+    <w:p>
+      <w:pPr>
         <w:ind w:left="708"/>
         <w:spacing w:after="0" w:line="540" w:lineRule="atLeast"/>
         <w:widowControl w:val="0"/>
@@ -10657,7 +9799,932 @@
           <w:szCs w:val="20"/>
           <w:lang w:eastAsia="zh-cn"/>
         </w:rPr>
-        <w:t>Hierarquia de tabelas (simples)</w:t>
+        <w:t>TABLE = tabela</w:t>
+      </w:r>
+    </w:p>
+    <w:p>
+      <w:pPr>
+        <w:ind w:left="708" w:firstLine="708"/>
+        <w:spacing w:after="0" w:line="540" w:lineRule="atLeast"/>
+        <w:widowControl w:val="0"/>
+        <w:pBdr>
+          <w:top w:val="nil" w:sz="0" w:space="0" w:color="000000" tmln="20, 20, 20, 0, 0"/>
+          <w:left w:val="nil" w:sz="0" w:space="0" w:color="000000" tmln="20, 20, 20, 0, 0"/>
+          <w:bottom w:val="nil" w:sz="0" w:space="0" w:color="000000" tmln="20, 20, 20, 0, 0"/>
+          <w:right w:val="nil" w:sz="0" w:space="0" w:color="000000" tmln="20, 20, 20, 0, 0"/>
+          <w:between w:val="nil" w:sz="0" w:space="0" w:color="000000" tmln="20, 20, 20, 0, 0"/>
+        </w:pBdr>
+        <w:shd w:val="none"/>
+        <w:rPr>
+          <w:rFonts w:ascii="Times New Roman" w:hAnsi="Times New Roman" w:eastAsia="SimSun" w:cs="Times New Roman"/>
+          <w:sz w:val="20"/>
+          <w:szCs w:val="20"/>
+          <w:lang w:eastAsia="zh-cn"/>
+        </w:rPr>
+      </w:pPr>
+      <w:r>
+        <w:rPr>
+          <w:rFonts w:ascii="Times New Roman" w:hAnsi="Times New Roman" w:eastAsia="SimSun" w:cs="Times New Roman"/>
+          <w:sz w:val="20"/>
+          <w:szCs w:val="20"/>
+          <w:lang w:eastAsia="zh-cn"/>
+        </w:rPr>
+        <w:t>TABLE ROW = linha de tabela</w:t>
+      </w:r>
+    </w:p>
+    <w:p>
+      <w:pPr>
+        <w:ind w:left="1416" w:firstLine="708"/>
+        <w:spacing w:after="0" w:line="540" w:lineRule="atLeast"/>
+        <w:widowControl w:val="0"/>
+        <w:pBdr>
+          <w:top w:val="nil" w:sz="0" w:space="0" w:color="000000" tmln="20, 20, 20, 0, 0"/>
+          <w:left w:val="nil" w:sz="0" w:space="0" w:color="000000" tmln="20, 20, 20, 0, 0"/>
+          <w:bottom w:val="nil" w:sz="0" w:space="0" w:color="000000" tmln="20, 20, 20, 0, 0"/>
+          <w:right w:val="nil" w:sz="0" w:space="0" w:color="000000" tmln="20, 20, 20, 0, 0"/>
+          <w:between w:val="nil" w:sz="0" w:space="0" w:color="000000" tmln="20, 20, 20, 0, 0"/>
+        </w:pBdr>
+        <w:shd w:val="none"/>
+        <w:rPr>
+          <w:rFonts w:ascii="Times New Roman" w:hAnsi="Times New Roman" w:eastAsia="SimSun" w:cs="Times New Roman"/>
+          <w:sz w:val="20"/>
+          <w:szCs w:val="20"/>
+          <w:lang w:eastAsia="zh-cn"/>
+        </w:rPr>
+      </w:pPr>
+      <w:r>
+        <w:rPr>
+          <w:rFonts w:ascii="Times New Roman" w:hAnsi="Times New Roman" w:eastAsia="SimSun" w:cs="Times New Roman"/>
+          <w:sz w:val="20"/>
+          <w:szCs w:val="20"/>
+          <w:lang w:eastAsia="zh-cn"/>
+        </w:rPr>
+        <w:t>TABLE HEADER = cabeçalho de tabela</w:t>
+      </w:r>
+    </w:p>
+    <w:p>
+      <w:pPr>
+        <w:ind w:left="1416" w:firstLine="708"/>
+        <w:spacing w:after="0" w:line="540" w:lineRule="atLeast"/>
+        <w:widowControl w:val="0"/>
+        <w:pBdr>
+          <w:top w:val="nil" w:sz="0" w:space="0" w:color="000000" tmln="20, 20, 20, 0, 0"/>
+          <w:left w:val="nil" w:sz="0" w:space="0" w:color="000000" tmln="20, 20, 20, 0, 0"/>
+          <w:bottom w:val="nil" w:sz="0" w:space="0" w:color="000000" tmln="20, 20, 20, 0, 0"/>
+          <w:right w:val="nil" w:sz="0" w:space="0" w:color="000000" tmln="20, 20, 20, 0, 0"/>
+          <w:between w:val="nil" w:sz="0" w:space="0" w:color="000000" tmln="20, 20, 20, 0, 0"/>
+        </w:pBdr>
+        <w:shd w:val="none"/>
+        <w:rPr>
+          <w:rFonts w:ascii="Times New Roman" w:hAnsi="Times New Roman" w:eastAsia="SimSun" w:cs="Times New Roman"/>
+          <w:sz w:val="20"/>
+          <w:szCs w:val="20"/>
+          <w:lang w:eastAsia="zh-cn"/>
+        </w:rPr>
+      </w:pPr>
+      <w:r>
+        <w:rPr>
+          <w:rFonts w:ascii="Times New Roman" w:hAnsi="Times New Roman" w:eastAsia="SimSun" w:cs="Times New Roman"/>
+          <w:sz w:val="20"/>
+          <w:szCs w:val="20"/>
+          <w:lang w:eastAsia="zh-cn"/>
+        </w:rPr>
+        <w:t>TABLE DATA = dado da tabela</w:t>
+      </w:r>
+    </w:p>
+    <w:p>
+      <w:pPr>
+        <w:numPr>
+          <w:ilvl w:val="0"/>
+          <w:numId w:val="35"/>
+        </w:numPr>
+        <w:ind w:left="1068" w:hanging="360"/>
+        <w:spacing w:after="0" w:line="540" w:lineRule="atLeast"/>
+        <w:widowControl w:val="0"/>
+        <w:pBdr>
+          <w:top w:val="nil" w:sz="0" w:space="0" w:color="000000" tmln="20, 20, 20, 0, 0"/>
+          <w:left w:val="nil" w:sz="0" w:space="0" w:color="000000" tmln="20, 20, 20, 0, 0"/>
+          <w:bottom w:val="nil" w:sz="0" w:space="0" w:color="000000" tmln="20, 20, 20, 0, 0"/>
+          <w:right w:val="nil" w:sz="0" w:space="0" w:color="000000" tmln="20, 20, 20, 0, 0"/>
+          <w:between w:val="nil" w:sz="0" w:space="0" w:color="000000" tmln="20, 20, 20, 0, 0"/>
+        </w:pBdr>
+        <w:shd w:val="none"/>
+        <w:rPr>
+          <w:rFonts w:ascii="Times New Roman" w:hAnsi="Times New Roman" w:eastAsia="SimSun" w:cs="Times New Roman"/>
+          <w:b/>
+          <w:bCs/>
+          <w:sz w:val="20"/>
+          <w:szCs w:val="20"/>
+          <w:lang w:eastAsia="zh-cn"/>
+        </w:rPr>
+      </w:pPr>
+      <w:r>
+        <w:rPr>
+          <w:rFonts w:ascii="Times New Roman" w:hAnsi="Times New Roman" w:eastAsia="SimSun" w:cs="Times New Roman"/>
+          <w:b/>
+          <w:bCs/>
+          <w:sz w:val="20"/>
+          <w:szCs w:val="20"/>
+          <w:lang w:eastAsia="zh-cn"/>
+        </w:rPr>
+        <w:t>Excluir espaço entre as células:</w:t>
+      </w:r>
+    </w:p>
+    <w:p>
+      <w:pPr>
+        <w:ind w:left="1416"/>
+        <w:spacing w:after="0" w:line="540" w:lineRule="atLeast"/>
+        <w:widowControl w:val="0"/>
+        <w:pBdr>
+          <w:top w:val="nil" w:sz="0" w:space="0" w:color="000000" tmln="20, 20, 20, 0, 0"/>
+          <w:left w:val="nil" w:sz="0" w:space="0" w:color="000000" tmln="20, 20, 20, 0, 0"/>
+          <w:bottom w:val="nil" w:sz="0" w:space="0" w:color="000000" tmln="20, 20, 20, 0, 0"/>
+          <w:right w:val="nil" w:sz="0" w:space="0" w:color="000000" tmln="20, 20, 20, 0, 0"/>
+          <w:between w:val="nil" w:sz="0" w:space="0" w:color="000000" tmln="20, 20, 20, 0, 0"/>
+        </w:pBdr>
+        <w:shd w:val="none"/>
+        <w:rPr>
+          <w:rFonts w:ascii="Times New Roman" w:hAnsi="Times New Roman" w:eastAsia="SimSun" w:cs="Times New Roman"/>
+          <w:sz w:val="20"/>
+          <w:szCs w:val="20"/>
+          <w:lang w:eastAsia="zh-cn"/>
+        </w:rPr>
+      </w:pPr>
+      <w:r>
+        <w:rPr>
+          <w:rFonts w:ascii="Times New Roman" w:hAnsi="Times New Roman" w:eastAsia="SimSun" w:cs="Times New Roman"/>
+          <w:sz w:val="20"/>
+          <w:szCs w:val="20"/>
+          <w:lang w:eastAsia="zh-cn"/>
+        </w:rPr>
+        <w:t>table{</w:t>
+      </w:r>
+    </w:p>
+    <w:p>
+      <w:pPr>
+        <w:ind w:left="1416"/>
+        <w:spacing w:after="0" w:line="540" w:lineRule="atLeast"/>
+        <w:widowControl w:val="0"/>
+        <w:pBdr>
+          <w:top w:val="nil" w:sz="0" w:space="0" w:color="000000" tmln="20, 20, 20, 0, 0"/>
+          <w:left w:val="nil" w:sz="0" w:space="0" w:color="000000" tmln="20, 20, 20, 0, 0"/>
+          <w:bottom w:val="nil" w:sz="0" w:space="0" w:color="000000" tmln="20, 20, 20, 0, 0"/>
+          <w:right w:val="nil" w:sz="0" w:space="0" w:color="000000" tmln="20, 20, 20, 0, 0"/>
+          <w:between w:val="nil" w:sz="0" w:space="0" w:color="000000" tmln="20, 20, 20, 0, 0"/>
+        </w:pBdr>
+        <w:shd w:val="none"/>
+        <w:rPr>
+          <w:rFonts w:ascii="Times New Roman" w:hAnsi="Times New Roman" w:eastAsia="SimSun" w:cs="Times New Roman"/>
+          <w:sz w:val="20"/>
+          <w:szCs w:val="20"/>
+          <w:lang w:eastAsia="zh-cn"/>
+        </w:rPr>
+      </w:pPr>
+      <w:r>
+        <w:rPr>
+          <w:rFonts w:ascii="Times New Roman" w:hAnsi="Times New Roman" w:eastAsia="SimSun" w:cs="Times New Roman"/>
+          <w:sz w:val="20"/>
+          <w:szCs w:val="20"/>
+          <w:lang w:eastAsia="zh-cn"/>
+        </w:rPr>
+        <w:t>      border-collapse: collapse;</w:t>
+      </w:r>
+    </w:p>
+    <w:p>
+      <w:pPr>
+        <w:numPr>
+          <w:ilvl w:val="0"/>
+          <w:numId w:val="35"/>
+        </w:numPr>
+        <w:ind w:left="1068" w:hanging="360"/>
+        <w:spacing w:after="0" w:line="540" w:lineRule="atLeast"/>
+        <w:widowControl w:val="0"/>
+        <w:pBdr>
+          <w:top w:val="nil" w:sz="0" w:space="0" w:color="000000" tmln="20, 20, 20, 0, 0"/>
+          <w:left w:val="nil" w:sz="0" w:space="0" w:color="000000" tmln="20, 20, 20, 0, 0"/>
+          <w:bottom w:val="nil" w:sz="0" w:space="0" w:color="000000" tmln="20, 20, 20, 0, 0"/>
+          <w:right w:val="nil" w:sz="0" w:space="0" w:color="000000" tmln="20, 20, 20, 0, 0"/>
+          <w:between w:val="nil" w:sz="0" w:space="0" w:color="000000" tmln="20, 20, 20, 0, 0"/>
+        </w:pBdr>
+        <w:shd w:val="none"/>
+        <w:rPr>
+          <w:rFonts w:ascii="Times New Roman" w:hAnsi="Times New Roman" w:eastAsia="SimSun" w:cs="Times New Roman"/>
+          <w:b/>
+          <w:bCs/>
+          <w:sz w:val="20"/>
+          <w:szCs w:val="20"/>
+          <w:lang w:eastAsia="zh-cn"/>
+        </w:rPr>
+      </w:pPr>
+      <w:r>
+        <w:rPr>
+          <w:rFonts w:ascii="Times New Roman" w:hAnsi="Times New Roman" w:eastAsia="SimSun" w:cs="Times New Roman"/>
+          <w:b/>
+          <w:bCs/>
+          <w:sz w:val="20"/>
+          <w:szCs w:val="20"/>
+          <w:lang w:eastAsia="zh-cn"/>
+        </w:rPr>
+        <w:t>Alinhamento horizontal do conteudo de uma célula:</w:t>
+      </w:r>
+    </w:p>
+    <w:p>
+      <w:pPr>
+        <w:numPr>
+          <w:ilvl w:val="0"/>
+          <w:numId w:val="0"/>
+        </w:numPr>
+        <w:ind w:left="1776" w:firstLine="0"/>
+        <w:spacing w:after="0" w:line="540" w:lineRule="atLeast"/>
+        <w:widowControl w:val="0"/>
+        <w:pBdr>
+          <w:top w:val="nil" w:sz="0" w:space="0" w:color="000000" tmln="20, 20, 20, 0, 0"/>
+          <w:left w:val="nil" w:sz="0" w:space="0" w:color="000000" tmln="20, 20, 20, 0, 0"/>
+          <w:bottom w:val="nil" w:sz="0" w:space="0" w:color="000000" tmln="20, 20, 20, 0, 0"/>
+          <w:right w:val="nil" w:sz="0" w:space="0" w:color="000000" tmln="20, 20, 20, 0, 0"/>
+          <w:between w:val="nil" w:sz="0" w:space="0" w:color="000000" tmln="20, 20, 20, 0, 0"/>
+        </w:pBdr>
+        <w:shd w:val="none"/>
+        <w:rPr>
+          <w:rFonts w:ascii="Times New Roman" w:hAnsi="Times New Roman" w:eastAsia="SimSun" w:cs="Times New Roman"/>
+          <w:sz w:val="20"/>
+          <w:szCs w:val="20"/>
+          <w:lang w:eastAsia="zh-cn"/>
+        </w:rPr>
+      </w:pPr>
+      <w:r>
+        <w:rPr>
+          <w:rFonts w:ascii="Times New Roman" w:hAnsi="Times New Roman" w:eastAsia="SimSun" w:cs="Times New Roman"/>
+          <w:sz w:val="20"/>
+          <w:szCs w:val="20"/>
+          <w:lang w:eastAsia="zh-cn"/>
+        </w:rPr>
+        <w:t>text-align: center/right/left;</w:t>
+      </w:r>
+    </w:p>
+    <w:p>
+      <w:pPr>
+        <w:numPr>
+          <w:ilvl w:val="0"/>
+          <w:numId w:val="35"/>
+        </w:numPr>
+        <w:ind w:left="1068" w:hanging="360"/>
+        <w:spacing w:after="0" w:line="540" w:lineRule="atLeast"/>
+        <w:widowControl w:val="0"/>
+        <w:pBdr>
+          <w:top w:val="nil" w:sz="0" w:space="0" w:color="000000" tmln="20, 20, 20, 0, 0"/>
+          <w:left w:val="nil" w:sz="0" w:space="0" w:color="000000" tmln="20, 20, 20, 0, 0"/>
+          <w:bottom w:val="nil" w:sz="0" w:space="0" w:color="000000" tmln="20, 20, 20, 0, 0"/>
+          <w:right w:val="nil" w:sz="0" w:space="0" w:color="000000" tmln="20, 20, 20, 0, 0"/>
+          <w:between w:val="nil" w:sz="0" w:space="0" w:color="000000" tmln="20, 20, 20, 0, 0"/>
+        </w:pBdr>
+        <w:shd w:val="none"/>
+        <w:rPr>
+          <w:rFonts w:ascii="Times New Roman" w:hAnsi="Times New Roman" w:eastAsia="SimSun" w:cs="Times New Roman"/>
+          <w:b/>
+          <w:bCs/>
+          <w:sz w:val="20"/>
+          <w:szCs w:val="20"/>
+          <w:lang w:eastAsia="zh-cn"/>
+        </w:rPr>
+      </w:pPr>
+      <w:r>
+        <w:rPr>
+          <w:rFonts w:ascii="Times New Roman" w:hAnsi="Times New Roman" w:eastAsia="SimSun" w:cs="Times New Roman"/>
+          <w:b/>
+          <w:bCs/>
+          <w:sz w:val="20"/>
+          <w:szCs w:val="20"/>
+          <w:lang w:eastAsia="zh-cn"/>
+        </w:rPr>
+        <w:t xml:space="preserve">Alinhamento vertical do conteudo de uma célula: </w:t>
+      </w:r>
+    </w:p>
+    <w:p>
+      <w:pPr>
+        <w:numPr>
+          <w:ilvl w:val="0"/>
+          <w:numId w:val="0"/>
+        </w:numPr>
+        <w:ind w:left="1776" w:firstLine="0"/>
+        <w:spacing w:after="0" w:line="540" w:lineRule="atLeast"/>
+        <w:widowControl w:val="0"/>
+        <w:pBdr>
+          <w:top w:val="nil" w:sz="0" w:space="0" w:color="000000" tmln="20, 20, 20, 0, 0"/>
+          <w:left w:val="nil" w:sz="0" w:space="0" w:color="000000" tmln="20, 20, 20, 0, 0"/>
+          <w:bottom w:val="nil" w:sz="0" w:space="0" w:color="000000" tmln="20, 20, 20, 0, 0"/>
+          <w:right w:val="nil" w:sz="0" w:space="0" w:color="000000" tmln="20, 20, 20, 0, 0"/>
+          <w:between w:val="nil" w:sz="0" w:space="0" w:color="000000" tmln="20, 20, 20, 0, 0"/>
+        </w:pBdr>
+        <w:shd w:val="none"/>
+        <w:rPr>
+          <w:rFonts w:ascii="Times New Roman" w:hAnsi="Times New Roman" w:eastAsia="SimSun" w:cs="Times New Roman"/>
+          <w:sz w:val="20"/>
+          <w:szCs w:val="20"/>
+          <w:lang w:eastAsia="zh-cn"/>
+        </w:rPr>
+      </w:pPr>
+      <w:r>
+        <w:rPr>
+          <w:rFonts w:ascii="Times New Roman" w:hAnsi="Times New Roman" w:eastAsia="SimSun" w:cs="Times New Roman"/>
+          <w:sz w:val="20"/>
+          <w:szCs w:val="20"/>
+          <w:lang w:eastAsia="zh-cn"/>
+        </w:rPr>
+        <w:t>vertical-align: bottom/top/ middle</w:t>
+      </w:r>
+    </w:p>
+    <w:p>
+      <w:pPr>
+        <w:numPr>
+          <w:ilvl w:val="0"/>
+          <w:numId w:val="0"/>
+        </w:numPr>
+        <w:ind w:left="1776" w:firstLine="0"/>
+        <w:spacing w:after="0" w:line="540" w:lineRule="atLeast"/>
+        <w:widowControl w:val="0"/>
+        <w:pBdr>
+          <w:top w:val="nil" w:sz="0" w:space="0" w:color="000000" tmln="20, 20, 20, 0, 0"/>
+          <w:left w:val="nil" w:sz="0" w:space="0" w:color="000000" tmln="20, 20, 20, 0, 0"/>
+          <w:bottom w:val="nil" w:sz="0" w:space="0" w:color="000000" tmln="20, 20, 20, 0, 0"/>
+          <w:right w:val="nil" w:sz="0" w:space="0" w:color="000000" tmln="20, 20, 20, 0, 0"/>
+          <w:between w:val="nil" w:sz="0" w:space="0" w:color="000000" tmln="20, 20, 20, 0, 0"/>
+        </w:pBdr>
+        <w:shd w:val="none"/>
+        <w:rPr>
+          <w:rFonts w:ascii="Times New Roman" w:hAnsi="Times New Roman" w:eastAsia="SimSun" w:cs="Times New Roman"/>
+          <w:sz w:val="20"/>
+          <w:szCs w:val="20"/>
+          <w:lang w:eastAsia="zh-cn"/>
+        </w:rPr>
+      </w:pPr>
+      <w:r>
+        <w:rPr>
+          <w:rFonts w:ascii="Times New Roman" w:hAnsi="Times New Roman" w:eastAsia="SimSun" w:cs="Times New Roman"/>
+          <w:sz w:val="20"/>
+          <w:szCs w:val="20"/>
+          <w:lang w:eastAsia="zh-cn"/>
+        </w:rPr>
+      </w:r>
+    </w:p>
+    <w:p>
+      <w:pPr>
+        <w:numPr>
+          <w:ilvl w:val="0"/>
+          <w:numId w:val="0"/>
+        </w:numPr>
+        <w:ind w:left="1776" w:firstLine="0"/>
+        <w:spacing w:after="0" w:line="540" w:lineRule="atLeast"/>
+        <w:widowControl w:val="0"/>
+        <w:pBdr>
+          <w:top w:val="nil" w:sz="0" w:space="0" w:color="000000" tmln="20, 20, 20, 0, 0"/>
+          <w:left w:val="nil" w:sz="0" w:space="0" w:color="000000" tmln="20, 20, 20, 0, 0"/>
+          <w:bottom w:val="nil" w:sz="0" w:space="0" w:color="000000" tmln="20, 20, 20, 0, 0"/>
+          <w:right w:val="nil" w:sz="0" w:space="0" w:color="000000" tmln="20, 20, 20, 0, 0"/>
+          <w:between w:val="nil" w:sz="0" w:space="0" w:color="000000" tmln="20, 20, 20, 0, 0"/>
+        </w:pBdr>
+        <w:shd w:val="none"/>
+        <w:rPr>
+          <w:rFonts w:ascii="Times New Roman" w:hAnsi="Times New Roman" w:eastAsia="SimSun" w:cs="Times New Roman"/>
+          <w:sz w:val="20"/>
+          <w:szCs w:val="20"/>
+          <w:lang w:eastAsia="zh-cn"/>
+        </w:rPr>
+      </w:pPr>
+      <w:r>
+        <w:rPr>
+          <w:rFonts w:ascii="Times New Roman" w:hAnsi="Times New Roman" w:eastAsia="SimSun" w:cs="Times New Roman"/>
+          <w:sz w:val="20"/>
+          <w:szCs w:val="20"/>
+          <w:lang w:eastAsia="zh-cn"/>
+        </w:rPr>
+      </w:r>
+    </w:p>
+    <w:p>
+      <w:pPr>
+        <w:numPr>
+          <w:ilvl w:val="0"/>
+          <w:numId w:val="0"/>
+        </w:numPr>
+        <w:ind w:left="1776" w:firstLine="0"/>
+        <w:spacing w:after="0" w:line="540" w:lineRule="atLeast"/>
+        <w:widowControl w:val="0"/>
+        <w:pBdr>
+          <w:top w:val="nil" w:sz="0" w:space="0" w:color="000000" tmln="20, 20, 20, 0, 0"/>
+          <w:left w:val="nil" w:sz="0" w:space="0" w:color="000000" tmln="20, 20, 20, 0, 0"/>
+          <w:bottom w:val="nil" w:sz="0" w:space="0" w:color="000000" tmln="20, 20, 20, 0, 0"/>
+          <w:right w:val="nil" w:sz="0" w:space="0" w:color="000000" tmln="20, 20, 20, 0, 0"/>
+          <w:between w:val="nil" w:sz="0" w:space="0" w:color="000000" tmln="20, 20, 20, 0, 0"/>
+        </w:pBdr>
+        <w:shd w:val="none"/>
+        <w:rPr>
+          <w:rFonts w:ascii="Times New Roman" w:hAnsi="Times New Roman" w:eastAsia="SimSun" w:cs="Times New Roman"/>
+          <w:sz w:val="20"/>
+          <w:szCs w:val="20"/>
+          <w:lang w:eastAsia="zh-cn"/>
+        </w:rPr>
+      </w:pPr>
+      <w:r>
+        <w:rPr>
+          <w:rFonts w:ascii="Times New Roman" w:hAnsi="Times New Roman" w:eastAsia="SimSun" w:cs="Times New Roman"/>
+          <w:sz w:val="20"/>
+          <w:szCs w:val="20"/>
+          <w:lang w:eastAsia="zh-cn"/>
+        </w:rPr>
+      </w:r>
+    </w:p>
+    <w:p>
+      <w:pPr>
+        <w:numPr>
+          <w:ilvl w:val="0"/>
+          <w:numId w:val="0"/>
+        </w:numPr>
+        <w:ind w:left="1776" w:firstLine="0"/>
+        <w:spacing w:after="0" w:line="540" w:lineRule="atLeast"/>
+        <w:widowControl w:val="0"/>
+        <w:pBdr>
+          <w:top w:val="nil" w:sz="0" w:space="0" w:color="000000" tmln="20, 20, 20, 0, 0"/>
+          <w:left w:val="nil" w:sz="0" w:space="0" w:color="000000" tmln="20, 20, 20, 0, 0"/>
+          <w:bottom w:val="nil" w:sz="0" w:space="0" w:color="000000" tmln="20, 20, 20, 0, 0"/>
+          <w:right w:val="nil" w:sz="0" w:space="0" w:color="000000" tmln="20, 20, 20, 0, 0"/>
+          <w:between w:val="nil" w:sz="0" w:space="0" w:color="000000" tmln="20, 20, 20, 0, 0"/>
+        </w:pBdr>
+        <w:shd w:val="none"/>
+        <w:rPr>
+          <w:rFonts w:ascii="Times New Roman" w:hAnsi="Times New Roman" w:eastAsia="SimSun" w:cs="Times New Roman"/>
+          <w:sz w:val="20"/>
+          <w:szCs w:val="20"/>
+          <w:lang w:eastAsia="zh-cn"/>
+        </w:rPr>
+      </w:pPr>
+      <w:r>
+        <w:rPr>
+          <w:rFonts w:ascii="Times New Roman" w:hAnsi="Times New Roman" w:eastAsia="SimSun" w:cs="Times New Roman"/>
+          <w:sz w:val="20"/>
+          <w:szCs w:val="20"/>
+          <w:lang w:eastAsia="zh-cn"/>
+        </w:rPr>
+      </w:r>
+    </w:p>
+    <w:p>
+      <w:pPr>
+        <w:numPr>
+          <w:ilvl w:val="0"/>
+          <w:numId w:val="0"/>
+        </w:numPr>
+        <w:ind w:left="1776" w:firstLine="0"/>
+        <w:spacing w:after="0" w:line="540" w:lineRule="atLeast"/>
+        <w:widowControl w:val="0"/>
+        <w:pBdr>
+          <w:top w:val="nil" w:sz="0" w:space="0" w:color="000000" tmln="20, 20, 20, 0, 0"/>
+          <w:left w:val="nil" w:sz="0" w:space="0" w:color="000000" tmln="20, 20, 20, 0, 0"/>
+          <w:bottom w:val="nil" w:sz="0" w:space="0" w:color="000000" tmln="20, 20, 20, 0, 0"/>
+          <w:right w:val="nil" w:sz="0" w:space="0" w:color="000000" tmln="20, 20, 20, 0, 0"/>
+          <w:between w:val="nil" w:sz="0" w:space="0" w:color="000000" tmln="20, 20, 20, 0, 0"/>
+        </w:pBdr>
+        <w:shd w:val="none"/>
+        <w:rPr>
+          <w:rFonts w:ascii="Times New Roman" w:hAnsi="Times New Roman" w:eastAsia="SimSun" w:cs="Times New Roman"/>
+          <w:sz w:val="20"/>
+          <w:szCs w:val="20"/>
+          <w:lang w:eastAsia="zh-cn"/>
+        </w:rPr>
+      </w:pPr>
+      <w:r>
+        <w:rPr>
+          <w:rFonts w:ascii="Times New Roman" w:hAnsi="Times New Roman" w:eastAsia="SimSun" w:cs="Times New Roman"/>
+          <w:sz w:val="20"/>
+          <w:szCs w:val="20"/>
+          <w:lang w:eastAsia="zh-cn"/>
+        </w:rPr>
+      </w:r>
+    </w:p>
+    <w:p>
+      <w:pPr>
+        <w:numPr>
+          <w:ilvl w:val="0"/>
+          <w:numId w:val="35"/>
+        </w:numPr>
+        <w:ind w:left="1068" w:hanging="360"/>
+        <w:spacing w:after="0" w:line="540" w:lineRule="atLeast"/>
+        <w:widowControl w:val="0"/>
+        <w:pBdr>
+          <w:top w:val="nil" w:sz="0" w:space="0" w:color="000000" tmln="20, 20, 20, 0, 0"/>
+          <w:left w:val="nil" w:sz="0" w:space="0" w:color="000000" tmln="20, 20, 20, 0, 0"/>
+          <w:bottom w:val="nil" w:sz="0" w:space="0" w:color="000000" tmln="20, 20, 20, 0, 0"/>
+          <w:right w:val="nil" w:sz="0" w:space="0" w:color="000000" tmln="20, 20, 20, 0, 0"/>
+          <w:between w:val="nil" w:sz="0" w:space="0" w:color="000000" tmln="20, 20, 20, 0, 0"/>
+        </w:pBdr>
+        <w:shd w:val="none"/>
+        <w:rPr>
+          <w:rFonts w:ascii="Times New Roman" w:hAnsi="Times New Roman" w:eastAsia="SimSun" w:cs="Times New Roman"/>
+          <w:b/>
+          <w:bCs/>
+          <w:sz w:val="20"/>
+          <w:szCs w:val="20"/>
+          <w:lang w:eastAsia="zh-cn"/>
+        </w:rPr>
+      </w:pPr>
+      <w:r>
+        <w:rPr>
+          <w:rFonts w:ascii="Times New Roman" w:hAnsi="Times New Roman" w:eastAsia="SimSun" w:cs="Times New Roman"/>
+          <w:b/>
+          <w:bCs/>
+          <w:sz w:val="20"/>
+          <w:szCs w:val="20"/>
+          <w:lang w:eastAsia="zh-cn"/>
+        </w:rPr>
+        <w:t>Hierarquia de tabelas grandes:</w:t>
+      </w:r>
+    </w:p>
+    <w:p>
+      <w:pPr>
+        <w:numPr>
+          <w:ilvl w:val="0"/>
+          <w:numId w:val="0"/>
+        </w:numPr>
+        <w:ind w:left="1776" w:firstLine="0"/>
+        <w:spacing w:after="0" w:line="540" w:lineRule="atLeast"/>
+        <w:widowControl w:val="0"/>
+        <w:pBdr>
+          <w:top w:val="nil" w:sz="0" w:space="0" w:color="000000" tmln="20, 20, 20, 0, 0"/>
+          <w:left w:val="nil" w:sz="0" w:space="0" w:color="000000" tmln="20, 20, 20, 0, 0"/>
+          <w:bottom w:val="nil" w:sz="0" w:space="0" w:color="000000" tmln="20, 20, 20, 0, 0"/>
+          <w:right w:val="nil" w:sz="0" w:space="0" w:color="000000" tmln="20, 20, 20, 0, 0"/>
+          <w:between w:val="nil" w:sz="0" w:space="0" w:color="000000" tmln="20, 20, 20, 0, 0"/>
+        </w:pBdr>
+        <w:shd w:val="none"/>
+        <w:rPr>
+          <w:rFonts w:ascii="Times New Roman" w:hAnsi="Times New Roman" w:eastAsia="SimSun" w:cs="Times New Roman"/>
+          <w:sz w:val="20"/>
+          <w:szCs w:val="20"/>
+          <w:lang w:eastAsia="zh-cn"/>
+        </w:rPr>
+      </w:pPr>
+      <w:r>
+        <w:rPr>
+          <w:rFonts w:ascii="Times New Roman" w:hAnsi="Times New Roman" w:eastAsia="SimSun" w:cs="Times New Roman"/>
+          <w:sz w:val="20"/>
+          <w:szCs w:val="20"/>
+          <w:lang w:eastAsia="zh-cn"/>
+        </w:rPr>
+        <w:t>TABLEz</w:t>
+      </w:r>
+    </w:p>
+    <w:p>
+      <w:pPr>
+        <w:numPr>
+          <w:ilvl w:val="0"/>
+          <w:numId w:val="0"/>
+        </w:numPr>
+        <w:ind w:left="2484" w:firstLine="0"/>
+        <w:spacing w:after="0" w:line="540" w:lineRule="atLeast"/>
+        <w:widowControl w:val="0"/>
+        <w:pBdr>
+          <w:top w:val="nil" w:sz="0" w:space="0" w:color="000000" tmln="20, 20, 20, 0, 0"/>
+          <w:left w:val="nil" w:sz="0" w:space="0" w:color="000000" tmln="20, 20, 20, 0, 0"/>
+          <w:bottom w:val="nil" w:sz="0" w:space="0" w:color="000000" tmln="20, 20, 20, 0, 0"/>
+          <w:right w:val="nil" w:sz="0" w:space="0" w:color="000000" tmln="20, 20, 20, 0, 0"/>
+          <w:between w:val="nil" w:sz="0" w:space="0" w:color="000000" tmln="20, 20, 20, 0, 0"/>
+        </w:pBdr>
+        <w:shd w:val="none"/>
+        <w:rPr>
+          <w:rFonts w:ascii="Times New Roman" w:hAnsi="Times New Roman" w:eastAsia="SimSun" w:cs="Times New Roman"/>
+          <w:sz w:val="20"/>
+          <w:szCs w:val="20"/>
+          <w:lang w:eastAsia="zh-cn"/>
+        </w:rPr>
+      </w:pPr>
+      <w:r>
+        <w:rPr>
+          <w:rFonts w:ascii="Times New Roman" w:hAnsi="Times New Roman" w:eastAsia="SimSun" w:cs="Times New Roman"/>
+          <w:sz w:val="20"/>
+          <w:szCs w:val="20"/>
+          <w:u w:color="auto" w:val="single"/>
+          <w:lang w:eastAsia="zh-cn"/>
+        </w:rPr>
+        <w:t>CAPTION</w:t>
+      </w:r>
+      <w:r>
+        <w:rPr>
+          <w:rFonts w:ascii="Times New Roman" w:hAnsi="Times New Roman" w:eastAsia="SimSun" w:cs="Times New Roman"/>
+          <w:sz w:val="20"/>
+          <w:szCs w:val="20"/>
+          <w:lang w:eastAsia="zh-cn"/>
+        </w:rPr>
+        <w:t xml:space="preserve">  --&gt;legenda da tabela</w:t>
+      </w:r>
+    </w:p>
+    <w:p>
+      <w:pPr>
+        <w:numPr>
+          <w:ilvl w:val="0"/>
+          <w:numId w:val="0"/>
+        </w:numPr>
+        <w:ind w:left="2484" w:firstLine="0"/>
+        <w:spacing w:after="0" w:line="540" w:lineRule="atLeast"/>
+        <w:widowControl w:val="0"/>
+        <w:pBdr>
+          <w:top w:val="nil" w:sz="0" w:space="0" w:color="000000" tmln="20, 20, 20, 0, 0"/>
+          <w:left w:val="nil" w:sz="0" w:space="0" w:color="000000" tmln="20, 20, 20, 0, 0"/>
+          <w:bottom w:val="nil" w:sz="0" w:space="0" w:color="000000" tmln="20, 20, 20, 0, 0"/>
+          <w:right w:val="nil" w:sz="0" w:space="0" w:color="000000" tmln="20, 20, 20, 0, 0"/>
+          <w:between w:val="nil" w:sz="0" w:space="0" w:color="000000" tmln="20, 20, 20, 0, 0"/>
+        </w:pBdr>
+        <w:shd w:val="none"/>
+        <w:rPr>
+          <w:rFonts w:ascii="Times New Roman" w:hAnsi="Times New Roman" w:eastAsia="SimSun" w:cs="Times New Roman"/>
+          <w:sz w:val="20"/>
+          <w:szCs w:val="20"/>
+          <w:u w:color="auto" w:val="single"/>
+          <w:lang w:eastAsia="zh-cn"/>
+        </w:rPr>
+      </w:pPr>
+      <w:r>
+        <w:rPr>
+          <w:rFonts w:ascii="Times New Roman" w:hAnsi="Times New Roman" w:eastAsia="SimSun" w:cs="Times New Roman"/>
+          <w:sz w:val="20"/>
+          <w:szCs w:val="20"/>
+          <w:u w:color="auto" w:val="single"/>
+          <w:lang w:eastAsia="zh-cn"/>
+        </w:rPr>
+        <w:t>THEAD</w:t>
+      </w:r>
+    </w:p>
+    <w:p>
+      <w:pPr>
+        <w:numPr>
+          <w:ilvl w:val="0"/>
+          <w:numId w:val="0"/>
+        </w:numPr>
+        <w:ind w:left="3192" w:firstLine="0"/>
+        <w:spacing w:after="0" w:line="540" w:lineRule="atLeast"/>
+        <w:widowControl w:val="0"/>
+        <w:pBdr>
+          <w:top w:val="nil" w:sz="0" w:space="0" w:color="000000" tmln="20, 20, 20, 0, 0"/>
+          <w:left w:val="nil" w:sz="0" w:space="0" w:color="000000" tmln="20, 20, 20, 0, 0"/>
+          <w:bottom w:val="nil" w:sz="0" w:space="0" w:color="000000" tmln="20, 20, 20, 0, 0"/>
+          <w:right w:val="nil" w:sz="0" w:space="0" w:color="000000" tmln="20, 20, 20, 0, 0"/>
+          <w:between w:val="nil" w:sz="0" w:space="0" w:color="000000" tmln="20, 20, 20, 0, 0"/>
+        </w:pBdr>
+        <w:shd w:val="none"/>
+        <w:rPr>
+          <w:rFonts w:ascii="Times New Roman" w:hAnsi="Times New Roman" w:eastAsia="SimSun" w:cs="Times New Roman"/>
+          <w:sz w:val="20"/>
+          <w:szCs w:val="20"/>
+          <w:lang w:eastAsia="zh-cn"/>
+        </w:rPr>
+      </w:pPr>
+      <w:r>
+        <w:rPr>
+          <w:rFonts w:ascii="Times New Roman" w:hAnsi="Times New Roman" w:eastAsia="SimSun" w:cs="Times New Roman"/>
+          <w:sz w:val="20"/>
+          <w:szCs w:val="20"/>
+          <w:lang w:eastAsia="zh-cn"/>
+        </w:rPr>
+        <w:t>T.ROW</w:t>
+      </w:r>
+    </w:p>
+    <w:p>
+      <w:pPr>
+        <w:numPr>
+          <w:ilvl w:val="0"/>
+          <w:numId w:val="0"/>
+        </w:numPr>
+        <w:ind w:left="3900" w:firstLine="0"/>
+        <w:spacing w:after="0" w:line="540" w:lineRule="atLeast"/>
+        <w:widowControl w:val="0"/>
+        <w:pBdr>
+          <w:top w:val="nil" w:sz="0" w:space="0" w:color="000000" tmln="20, 20, 20, 0, 0"/>
+          <w:left w:val="nil" w:sz="0" w:space="0" w:color="000000" tmln="20, 20, 20, 0, 0"/>
+          <w:bottom w:val="nil" w:sz="0" w:space="0" w:color="000000" tmln="20, 20, 20, 0, 0"/>
+          <w:right w:val="nil" w:sz="0" w:space="0" w:color="000000" tmln="20, 20, 20, 0, 0"/>
+          <w:between w:val="nil" w:sz="0" w:space="0" w:color="000000" tmln="20, 20, 20, 0, 0"/>
+        </w:pBdr>
+        <w:shd w:val="none"/>
+        <w:rPr>
+          <w:rFonts w:ascii="Times New Roman" w:hAnsi="Times New Roman" w:eastAsia="SimSun" w:cs="Times New Roman"/>
+          <w:sz w:val="20"/>
+          <w:szCs w:val="20"/>
+          <w:lang w:eastAsia="zh-cn"/>
+        </w:rPr>
+      </w:pPr>
+      <w:r>
+        <w:rPr>
+          <w:rFonts w:ascii="Times New Roman" w:hAnsi="Times New Roman" w:eastAsia="SimSun" w:cs="Times New Roman"/>
+          <w:sz w:val="20"/>
+          <w:szCs w:val="20"/>
+          <w:lang w:eastAsia="zh-cn"/>
+        </w:rPr>
+        <w:t xml:space="preserve"> T.HEADER, T.DATA  --&gt; nesses dois que se escreve algo</w:t>
+      </w:r>
+    </w:p>
+    <w:p>
+      <w:pPr>
+        <w:numPr>
+          <w:ilvl w:val="0"/>
+          <w:numId w:val="0"/>
+        </w:numPr>
+        <w:ind w:left="2484" w:firstLine="0"/>
+        <w:spacing w:after="0" w:line="540" w:lineRule="atLeast"/>
+        <w:widowControl w:val="0"/>
+        <w:pBdr>
+          <w:top w:val="nil" w:sz="0" w:space="0" w:color="000000" tmln="20, 20, 20, 0, 0"/>
+          <w:left w:val="nil" w:sz="0" w:space="0" w:color="000000" tmln="20, 20, 20, 0, 0"/>
+          <w:bottom w:val="nil" w:sz="0" w:space="0" w:color="000000" tmln="20, 20, 20, 0, 0"/>
+          <w:right w:val="nil" w:sz="0" w:space="0" w:color="000000" tmln="20, 20, 20, 0, 0"/>
+          <w:between w:val="nil" w:sz="0" w:space="0" w:color="000000" tmln="20, 20, 20, 0, 0"/>
+        </w:pBdr>
+        <w:shd w:val="none"/>
+        <w:rPr>
+          <w:rFonts w:ascii="Times New Roman" w:hAnsi="Times New Roman" w:eastAsia="SimSun" w:cs="Times New Roman"/>
+          <w:sz w:val="20"/>
+          <w:szCs w:val="20"/>
+          <w:u w:color="auto" w:val="single"/>
+          <w:lang w:eastAsia="zh-cn"/>
+        </w:rPr>
+      </w:pPr>
+      <w:r>
+        <w:rPr>
+          <w:rFonts w:ascii="Times New Roman" w:hAnsi="Times New Roman" w:eastAsia="SimSun" w:cs="Times New Roman"/>
+          <w:sz w:val="20"/>
+          <w:szCs w:val="20"/>
+          <w:u w:color="auto" w:val="single"/>
+          <w:lang w:eastAsia="zh-cn"/>
+        </w:rPr>
+        <w:t>TBODY</w:t>
+      </w:r>
+    </w:p>
+    <w:p>
+      <w:pPr>
+        <w:numPr>
+          <w:ilvl w:val="0"/>
+          <w:numId w:val="0"/>
+        </w:numPr>
+        <w:ind w:left="3192" w:firstLine="0"/>
+        <w:spacing w:after="0" w:line="540" w:lineRule="atLeast"/>
+        <w:widowControl w:val="0"/>
+        <w:pBdr>
+          <w:top w:val="nil" w:sz="0" w:space="0" w:color="000000" tmln="20, 20, 20, 0, 0"/>
+          <w:left w:val="nil" w:sz="0" w:space="0" w:color="000000" tmln="20, 20, 20, 0, 0"/>
+          <w:bottom w:val="nil" w:sz="0" w:space="0" w:color="000000" tmln="20, 20, 20, 0, 0"/>
+          <w:right w:val="nil" w:sz="0" w:space="0" w:color="000000" tmln="20, 20, 20, 0, 0"/>
+          <w:between w:val="nil" w:sz="0" w:space="0" w:color="000000" tmln="20, 20, 20, 0, 0"/>
+        </w:pBdr>
+        <w:shd w:val="none"/>
+        <w:rPr>
+          <w:rFonts w:ascii="Times New Roman" w:hAnsi="Times New Roman" w:eastAsia="SimSun" w:cs="Times New Roman"/>
+          <w:sz w:val="20"/>
+          <w:szCs w:val="20"/>
+          <w:lang w:eastAsia="zh-cn"/>
+        </w:rPr>
+      </w:pPr>
+      <w:r>
+        <w:rPr>
+          <w:rFonts w:ascii="Times New Roman" w:hAnsi="Times New Roman" w:eastAsia="SimSun" w:cs="Times New Roman"/>
+          <w:sz w:val="20"/>
+          <w:szCs w:val="20"/>
+          <w:lang w:eastAsia="zh-cn"/>
+        </w:rPr>
+        <w:t>T.ROW</w:t>
+      </w:r>
+    </w:p>
+    <w:p>
+      <w:pPr>
+        <w:numPr>
+          <w:ilvl w:val="0"/>
+          <w:numId w:val="0"/>
+        </w:numPr>
+        <w:ind w:left="3900" w:firstLine="0"/>
+        <w:spacing w:after="0" w:line="540" w:lineRule="atLeast"/>
+        <w:widowControl w:val="0"/>
+        <w:pBdr>
+          <w:top w:val="nil" w:sz="0" w:space="0" w:color="000000" tmln="20, 20, 20, 0, 0"/>
+          <w:left w:val="nil" w:sz="0" w:space="0" w:color="000000" tmln="20, 20, 20, 0, 0"/>
+          <w:bottom w:val="nil" w:sz="0" w:space="0" w:color="000000" tmln="20, 20, 20, 0, 0"/>
+          <w:right w:val="nil" w:sz="0" w:space="0" w:color="000000" tmln="20, 20, 20, 0, 0"/>
+          <w:between w:val="nil" w:sz="0" w:space="0" w:color="000000" tmln="20, 20, 20, 0, 0"/>
+        </w:pBdr>
+        <w:shd w:val="none"/>
+        <w:rPr>
+          <w:rFonts w:ascii="Times New Roman" w:hAnsi="Times New Roman" w:eastAsia="SimSun" w:cs="Times New Roman"/>
+          <w:sz w:val="20"/>
+          <w:szCs w:val="20"/>
+          <w:lang w:eastAsia="zh-cn"/>
+        </w:rPr>
+      </w:pPr>
+      <w:r>
+        <w:rPr>
+          <w:rFonts w:ascii="Times New Roman" w:hAnsi="Times New Roman" w:eastAsia="SimSun" w:cs="Times New Roman"/>
+          <w:sz w:val="20"/>
+          <w:szCs w:val="20"/>
+          <w:lang w:eastAsia="zh-cn"/>
+        </w:rPr>
+        <w:t>T.HEADER, T.DATA  --&gt; nesses dois que se escreve algo</w:t>
+      </w:r>
+    </w:p>
+    <w:p>
+      <w:pPr>
+        <w:numPr>
+          <w:ilvl w:val="0"/>
+          <w:numId w:val="0"/>
+        </w:numPr>
+        <w:ind w:left="2484" w:firstLine="0"/>
+        <w:spacing w:after="0" w:line="540" w:lineRule="atLeast"/>
+        <w:widowControl w:val="0"/>
+        <w:pBdr>
+          <w:top w:val="nil" w:sz="0" w:space="0" w:color="000000" tmln="20, 20, 20, 0, 0"/>
+          <w:left w:val="nil" w:sz="0" w:space="0" w:color="000000" tmln="20, 20, 20, 0, 0"/>
+          <w:bottom w:val="nil" w:sz="0" w:space="0" w:color="000000" tmln="20, 20, 20, 0, 0"/>
+          <w:right w:val="nil" w:sz="0" w:space="0" w:color="000000" tmln="20, 20, 20, 0, 0"/>
+          <w:between w:val="nil" w:sz="0" w:space="0" w:color="000000" tmln="20, 20, 20, 0, 0"/>
+        </w:pBdr>
+        <w:shd w:val="none"/>
+        <w:rPr>
+          <w:rFonts w:ascii="Times New Roman" w:hAnsi="Times New Roman" w:eastAsia="SimSun" w:cs="Times New Roman"/>
+          <w:sz w:val="20"/>
+          <w:szCs w:val="20"/>
+          <w:u w:color="auto" w:val="single"/>
+          <w:lang w:eastAsia="zh-cn"/>
+        </w:rPr>
+      </w:pPr>
+      <w:r>
+        <w:rPr>
+          <w:rFonts w:ascii="Times New Roman" w:hAnsi="Times New Roman" w:eastAsia="SimSun" w:cs="Times New Roman"/>
+          <w:sz w:val="20"/>
+          <w:szCs w:val="20"/>
+          <w:u w:color="auto" w:val="single"/>
+          <w:lang w:eastAsia="zh-cn"/>
+        </w:rPr>
+        <w:t>TFOOT</w:t>
+      </w:r>
+    </w:p>
+    <w:p>
+      <w:pPr>
+        <w:numPr>
+          <w:ilvl w:val="0"/>
+          <w:numId w:val="0"/>
+        </w:numPr>
+        <w:ind w:left="3192" w:firstLine="0"/>
+        <w:spacing w:after="0" w:line="540" w:lineRule="atLeast"/>
+        <w:widowControl w:val="0"/>
+        <w:pBdr>
+          <w:top w:val="nil" w:sz="0" w:space="0" w:color="000000" tmln="20, 20, 20, 0, 0"/>
+          <w:left w:val="nil" w:sz="0" w:space="0" w:color="000000" tmln="20, 20, 20, 0, 0"/>
+          <w:bottom w:val="nil" w:sz="0" w:space="0" w:color="000000" tmln="20, 20, 20, 0, 0"/>
+          <w:right w:val="nil" w:sz="0" w:space="0" w:color="000000" tmln="20, 20, 20, 0, 0"/>
+          <w:between w:val="nil" w:sz="0" w:space="0" w:color="000000" tmln="20, 20, 20, 0, 0"/>
+        </w:pBdr>
+        <w:shd w:val="none"/>
+        <w:rPr>
+          <w:rFonts w:ascii="Times New Roman" w:hAnsi="Times New Roman" w:eastAsia="SimSun" w:cs="Times New Roman"/>
+          <w:sz w:val="20"/>
+          <w:szCs w:val="20"/>
+          <w:lang w:eastAsia="zh-cn"/>
+        </w:rPr>
+      </w:pPr>
+      <w:r>
+        <w:rPr>
+          <w:rFonts w:ascii="Times New Roman" w:hAnsi="Times New Roman" w:eastAsia="SimSun" w:cs="Times New Roman"/>
+          <w:sz w:val="20"/>
+          <w:szCs w:val="20"/>
+          <w:lang w:eastAsia="zh-cn"/>
+        </w:rPr>
+        <w:t>T.ROW</w:t>
+      </w:r>
+    </w:p>
+    <w:p>
+      <w:pPr>
+        <w:numPr>
+          <w:ilvl w:val="0"/>
+          <w:numId w:val="0"/>
+        </w:numPr>
+        <w:ind w:left="3900" w:firstLine="0"/>
+        <w:spacing w:after="0" w:line="540" w:lineRule="atLeast"/>
+        <w:widowControl w:val="0"/>
+        <w:pBdr>
+          <w:top w:val="nil" w:sz="0" w:space="0" w:color="000000" tmln="20, 20, 20, 0, 0"/>
+          <w:left w:val="nil" w:sz="0" w:space="0" w:color="000000" tmln="20, 20, 20, 0, 0"/>
+          <w:bottom w:val="nil" w:sz="0" w:space="0" w:color="000000" tmln="20, 20, 20, 0, 0"/>
+          <w:right w:val="nil" w:sz="0" w:space="0" w:color="000000" tmln="20, 20, 20, 0, 0"/>
+          <w:between w:val="nil" w:sz="0" w:space="0" w:color="000000" tmln="20, 20, 20, 0, 0"/>
+        </w:pBdr>
+        <w:shd w:val="none"/>
+        <w:rPr>
+          <w:rFonts w:ascii="Times New Roman" w:hAnsi="Times New Roman" w:eastAsia="SimSun" w:cs="Times New Roman"/>
+          <w:sz w:val="20"/>
+          <w:szCs w:val="20"/>
+          <w:lang w:eastAsia="zh-cn"/>
+        </w:rPr>
+      </w:pPr>
+      <w:r>
+        <w:rPr>
+          <w:rFonts w:ascii="Times New Roman" w:hAnsi="Times New Roman" w:eastAsia="SimSun" w:cs="Times New Roman"/>
+          <w:sz w:val="20"/>
+          <w:szCs w:val="20"/>
+          <w:lang w:eastAsia="zh-cn"/>
+        </w:rPr>
+        <w:t>T.HEADER, T.DATA  --&gt; nesses dois que se escreve algo</w:t>
       </w:r>
     </w:p>
     <w:p>
@@ -10687,7 +10754,83 @@
           <w:szCs w:val="20"/>
           <w:lang w:eastAsia="zh-cn"/>
         </w:rPr>
-        <w:t>TABLE = tabela</w:t>
+      </w:r>
+    </w:p>
+    <w:p>
+      <w:pPr>
+        <w:ind w:left="708"/>
+        <w:spacing w:after="0" w:line="540" w:lineRule="atLeast"/>
+        <w:widowControl w:val="0"/>
+        <w:pBdr>
+          <w:top w:val="nil" w:sz="0" w:space="0" w:color="000000" tmln="20, 20, 20, 0, 0"/>
+          <w:left w:val="nil" w:sz="0" w:space="0" w:color="000000" tmln="20, 20, 20, 0, 0"/>
+          <w:bottom w:val="nil" w:sz="0" w:space="0" w:color="000000" tmln="20, 20, 20, 0, 0"/>
+          <w:right w:val="nil" w:sz="0" w:space="0" w:color="000000" tmln="20, 20, 20, 0, 0"/>
+          <w:between w:val="nil" w:sz="0" w:space="0" w:color="000000" tmln="20, 20, 20, 0, 0"/>
+        </w:pBdr>
+        <w:shd w:val="none"/>
+        <w:rPr>
+          <w:rFonts w:ascii="Times New Roman" w:hAnsi="Times New Roman" w:eastAsia="SimSun" w:cs="Times New Roman"/>
+          <w:sz w:val="20"/>
+          <w:szCs w:val="20"/>
+          <w:lang w:val="pt-br" w:eastAsia="zh-cn" w:bidi="ar-sa"/>
+        </w:rPr>
+      </w:pPr>
+      <w:r>
+        <w:rPr>
+          <w:rFonts w:ascii="Times New Roman" w:hAnsi="Times New Roman" w:eastAsia="SimSun" w:cs="Times New Roman"/>
+          <w:sz w:val="20"/>
+          <w:szCs w:val="20"/>
+          <w:lang w:eastAsia="zh-cn"/>
+        </w:rPr>
+        <w:t xml:space="preserve">OBSERVAÇÃO: Por conta das ferramentas de buscas do google relacionado ao ganho de engajamento no seu site é necessario sempre identificar se os seus cabeçalhos </w:t>
+      </w:r>
+      <w:r>
+        <w:rPr>
+          <w:rFonts w:ascii="Times New Roman" w:hAnsi="Times New Roman" w:eastAsia="SimSun" w:cs="Times New Roman"/>
+          <w:sz w:val="20"/>
+          <w:szCs w:val="20"/>
+          <w:lang w:val="pt-br" w:eastAsia="zh-cn" w:bidi="ar-sa"/>
+        </w:rPr>
+        <w:t xml:space="preserve"> se aplçicam a </w:t>
+      </w:r>
+      <w:r>
+        <w:rPr>
+          <w:rFonts w:ascii="Times New Roman" w:hAnsi="Times New Roman" w:eastAsia="SimSun" w:cs="Times New Roman"/>
+          <w:b/>
+          <w:sz w:val="20"/>
+          <w:szCs w:val="20"/>
+          <w:lang w:val="pt-br" w:eastAsia="zh-cn" w:bidi="ar-sa"/>
+        </w:rPr>
+        <w:t>linhas</w:t>
+      </w:r>
+      <w:r>
+        <w:rPr>
+          <w:rFonts w:ascii="Times New Roman" w:hAnsi="Times New Roman" w:eastAsia="SimSun" w:cs="Times New Roman"/>
+          <w:sz w:val="20"/>
+          <w:szCs w:val="20"/>
+          <w:lang w:val="pt-br" w:eastAsia="zh-cn" w:bidi="ar-sa"/>
+        </w:rPr>
+        <w:t xml:space="preserve"> ou </w:t>
+      </w:r>
+      <w:r>
+        <w:rPr>
+          <w:rFonts w:ascii="Times New Roman" w:hAnsi="Times New Roman" w:eastAsia="SimSun" w:cs="Times New Roman"/>
+          <w:b/>
+          <w:sz w:val="20"/>
+          <w:szCs w:val="20"/>
+          <w:lang w:val="pt-br" w:eastAsia="zh-cn" w:bidi="ar-sa"/>
+        </w:rPr>
+        <w:t>colunas</w:t>
+      </w:r>
+      <w:r>
+        <w:rPr>
+          <w:rFonts w:ascii="Times New Roman" w:hAnsi="Times New Roman" w:eastAsia="SimSun" w:cs="Times New Roman"/>
+          <w:sz w:val="20"/>
+          <w:szCs w:val="20"/>
+          <w:lang w:val="pt-br" w:eastAsia="zh-cn" w:bidi="ar-sa"/>
+        </w:rPr>
+        <w:t>.</w:t>
       </w:r>
     </w:p>
     <w:p>
@@ -10707,17 +10850,517 @@
           <w:rFonts w:ascii="Times New Roman" w:hAnsi="Times New Roman" w:eastAsia="SimSun" w:cs="Times New Roman"/>
           <w:sz w:val="20"/>
           <w:szCs w:val="20"/>
-          <w:lang w:eastAsia="zh-cn"/>
-        </w:rPr>
-      </w:pPr>
-      <w:r>
-        <w:rPr>
-          <w:rFonts w:ascii="Times New Roman" w:hAnsi="Times New Roman" w:eastAsia="SimSun" w:cs="Times New Roman"/>
-          <w:sz w:val="20"/>
-          <w:szCs w:val="20"/>
-          <w:lang w:eastAsia="zh-cn"/>
-        </w:rPr>
-        <w:t>TABLE ROW = linha de tabela</w:t>
+          <w:lang w:val="pt-br" w:eastAsia="zh-cn" w:bidi="ar-sa"/>
+        </w:rPr>
+      </w:pPr>
+      <w:r>
+        <w:rPr>
+          <w:rFonts w:ascii="Times New Roman" w:hAnsi="Times New Roman" w:eastAsia="SimSun" w:cs="Times New Roman"/>
+          <w:sz w:val="20"/>
+          <w:szCs w:val="20"/>
+          <w:lang w:val="pt-br" w:eastAsia="zh-cn" w:bidi="ar-sa"/>
+        </w:rPr>
+        <w:t>Para linhas: scope=”row”</w:t>
+      </w:r>
+    </w:p>
+    <w:p>
+      <w:pPr>
+        <w:ind w:left="708" w:firstLine="708"/>
+        <w:spacing w:after="0" w:line="540" w:lineRule="atLeast"/>
+        <w:widowControl w:val="0"/>
+        <w:pBdr>
+          <w:top w:val="nil" w:sz="0" w:space="0" w:color="000000" tmln="20, 20, 20, 0, 0"/>
+          <w:left w:val="nil" w:sz="0" w:space="0" w:color="000000" tmln="20, 20, 20, 0, 0"/>
+          <w:bottom w:val="nil" w:sz="0" w:space="0" w:color="000000" tmln="20, 20, 20, 0, 0"/>
+          <w:right w:val="nil" w:sz="0" w:space="0" w:color="000000" tmln="20, 20, 20, 0, 0"/>
+          <w:between w:val="nil" w:sz="0" w:space="0" w:color="000000" tmln="20, 20, 20, 0, 0"/>
+        </w:pBdr>
+        <w:shd w:val="none"/>
+        <w:rPr>
+          <w:rFonts w:ascii="Times New Roman" w:hAnsi="Times New Roman" w:eastAsia="SimSun" w:cs="Times New Roman"/>
+          <w:sz w:val="20"/>
+          <w:szCs w:val="20"/>
+          <w:lang w:val="pt-br" w:eastAsia="zh-cn" w:bidi="ar-sa"/>
+        </w:rPr>
+      </w:pPr>
+      <w:r>
+        <w:rPr>
+          <w:rFonts w:ascii="Times New Roman" w:hAnsi="Times New Roman" w:eastAsia="SimSun" w:cs="Times New Roman"/>
+          <w:sz w:val="20"/>
+          <w:szCs w:val="20"/>
+          <w:lang w:val="pt-br" w:eastAsia="zh-cn" w:bidi="ar-sa"/>
+        </w:rPr>
+        <w:t>Para colunas: scope=”col”</w:t>
+      </w:r>
+    </w:p>
+    <w:p>
+      <w:pPr>
+        <w:ind w:left="708" w:firstLine="708"/>
+        <w:spacing w:after="0" w:line="540" w:lineRule="atLeast"/>
+        <w:widowControl w:val="0"/>
+        <w:pBdr>
+          <w:top w:val="nil" w:sz="0" w:space="0" w:color="000000" tmln="20, 20, 20, 0, 0"/>
+          <w:left w:val="nil" w:sz="0" w:space="0" w:color="000000" tmln="20, 20, 20, 0, 0"/>
+          <w:bottom w:val="nil" w:sz="0" w:space="0" w:color="000000" tmln="20, 20, 20, 0, 0"/>
+          <w:right w:val="nil" w:sz="0" w:space="0" w:color="000000" tmln="20, 20, 20, 0, 0"/>
+          <w:between w:val="nil" w:sz="0" w:space="0" w:color="000000" tmln="20, 20, 20, 0, 0"/>
+        </w:pBdr>
+        <w:shd w:val="none"/>
+        <w:rPr>
+          <w:rFonts w:ascii="Times New Roman" w:hAnsi="Times New Roman" w:eastAsia="SimSun" w:cs="Times New Roman"/>
+          <w:sz w:val="20"/>
+          <w:szCs w:val="20"/>
+          <w:lang w:val="pt-br" w:eastAsia="zh-cn" w:bidi="ar-sa"/>
+        </w:rPr>
+      </w:pPr>
+      <w:r>
+        <w:rPr>
+          <w:rFonts w:ascii="Times New Roman" w:hAnsi="Times New Roman" w:eastAsia="SimSun" w:cs="Times New Roman"/>
+          <w:sz w:val="20"/>
+          <w:szCs w:val="20"/>
+          <w:lang w:val="pt-br" w:eastAsia="zh-cn" w:bidi="ar-sa"/>
+        </w:rPr>
+      </w:r>
+    </w:p>
+    <w:p>
+      <w:pPr>
+        <w:numPr>
+          <w:ilvl w:val="0"/>
+          <w:numId w:val="35"/>
+        </w:numPr>
+        <w:ind w:left="1068" w:hanging="360"/>
+        <w:spacing w:after="0" w:line="540" w:lineRule="atLeast"/>
+        <w:widowControl w:val="0"/>
+        <w:pBdr>
+          <w:top w:val="nil" w:sz="0" w:space="0" w:color="000000" tmln="20, 20, 20, 0, 0"/>
+          <w:left w:val="nil" w:sz="0" w:space="0" w:color="000000" tmln="20, 20, 20, 0, 0"/>
+          <w:bottom w:val="nil" w:sz="0" w:space="0" w:color="000000" tmln="20, 20, 20, 0, 0"/>
+          <w:right w:val="nil" w:sz="0" w:space="0" w:color="000000" tmln="20, 20, 20, 0, 0"/>
+          <w:between w:val="nil" w:sz="0" w:space="0" w:color="000000" tmln="20, 20, 20, 0, 0"/>
+        </w:pBdr>
+        <w:shd w:val="none"/>
+        <w:rPr>
+          <w:rFonts w:ascii="Times New Roman" w:hAnsi="Times New Roman" w:eastAsia="SimSun" w:cs="Times New Roman"/>
+          <w:b/>
+          <w:bCs/>
+          <w:sz w:val="20"/>
+          <w:szCs w:val="20"/>
+          <w:lang w:val="pt-br" w:eastAsia="zh-cn" w:bidi="ar-sa"/>
+        </w:rPr>
+      </w:pPr>
+      <w:r>
+        <w:rPr>
+          <w:rFonts w:ascii="Times New Roman" w:hAnsi="Times New Roman" w:eastAsia="SimSun" w:cs="Times New Roman"/>
+          <w:b/>
+          <w:bCs/>
+          <w:sz w:val="20"/>
+          <w:szCs w:val="20"/>
+          <w:lang w:val="pt-br" w:eastAsia="zh-cn" w:bidi="ar-sa"/>
+        </w:rPr>
+        <w:t>Efeito zebrado na tabela:</w:t>
+      </w:r>
+    </w:p>
+    <w:p>
+      <w:pPr>
+        <w:numPr>
+          <w:ilvl w:val="0"/>
+          <w:numId w:val="0"/>
+        </w:numPr>
+        <w:ind w:left="1776" w:firstLine="0"/>
+        <w:spacing w:after="0" w:line="540" w:lineRule="atLeast"/>
+        <w:widowControl w:val="0"/>
+        <w:pBdr>
+          <w:top w:val="nil" w:sz="0" w:space="0" w:color="000000" tmln="20, 20, 20, 0, 0"/>
+          <w:left w:val="nil" w:sz="0" w:space="0" w:color="000000" tmln="20, 20, 20, 0, 0"/>
+          <w:bottom w:val="nil" w:sz="0" w:space="0" w:color="000000" tmln="20, 20, 20, 0, 0"/>
+          <w:right w:val="nil" w:sz="0" w:space="0" w:color="000000" tmln="20, 20, 20, 0, 0"/>
+          <w:between w:val="nil" w:sz="0" w:space="0" w:color="000000" tmln="20, 20, 20, 0, 0"/>
+        </w:pBdr>
+        <w:shd w:val="none"/>
+        <w:rPr>
+          <w:rFonts w:ascii="Times New Roman" w:hAnsi="Times New Roman" w:eastAsia="SimSun" w:cs="Times New Roman"/>
+          <w:sz w:val="20"/>
+          <w:szCs w:val="20"/>
+          <w:lang w:val="pt-br" w:eastAsia="zh-cn" w:bidi="ar-sa"/>
+        </w:rPr>
+      </w:pPr>
+      <w:r>
+        <w:rPr>
+          <w:rFonts w:ascii="Times New Roman" w:hAnsi="Times New Roman" w:eastAsia="SimSun" w:cs="Times New Roman"/>
+          <w:sz w:val="20"/>
+          <w:szCs w:val="20"/>
+          <w:lang w:val="pt-br" w:eastAsia="zh-cn" w:bidi="ar-sa"/>
+        </w:rPr>
+        <w:t>(2n-1) = odd (impar)</w:t>
+      </w:r>
+    </w:p>
+    <w:p>
+      <w:pPr>
+        <w:numPr>
+          <w:ilvl w:val="0"/>
+          <w:numId w:val="0"/>
+        </w:numPr>
+        <w:ind w:left="1776" w:firstLine="0"/>
+        <w:spacing w:after="0" w:line="540" w:lineRule="atLeast"/>
+        <w:widowControl w:val="0"/>
+        <w:pBdr>
+          <w:top w:val="nil" w:sz="0" w:space="0" w:color="000000" tmln="20, 20, 20, 0, 0"/>
+          <w:left w:val="nil" w:sz="0" w:space="0" w:color="000000" tmln="20, 20, 20, 0, 0"/>
+          <w:bottom w:val="nil" w:sz="0" w:space="0" w:color="000000" tmln="20, 20, 20, 0, 0"/>
+          <w:right w:val="nil" w:sz="0" w:space="0" w:color="000000" tmln="20, 20, 20, 0, 0"/>
+          <w:between w:val="nil" w:sz="0" w:space="0" w:color="000000" tmln="20, 20, 20, 0, 0"/>
+        </w:pBdr>
+        <w:shd w:val="none"/>
+        <w:rPr>
+          <w:rFonts w:ascii="Times New Roman" w:hAnsi="Times New Roman" w:eastAsia="SimSun" w:cs="Times New Roman"/>
+          <w:sz w:val="20"/>
+          <w:szCs w:val="20"/>
+          <w:lang w:val="pt-br" w:eastAsia="zh-cn" w:bidi="ar-sa"/>
+        </w:rPr>
+      </w:pPr>
+      <w:r>
+        <w:rPr>
+          <w:rFonts w:ascii="Times New Roman" w:hAnsi="Times New Roman" w:eastAsia="SimSun" w:cs="Times New Roman"/>
+          <w:sz w:val="20"/>
+          <w:szCs w:val="20"/>
+          <w:lang w:val="pt-br" w:eastAsia="zh-cn" w:bidi="ar-sa"/>
+        </w:rPr>
+        <w:t>(2n)    = even (par)</w:t>
+      </w:r>
+    </w:p>
+    <w:p>
+      <w:pPr>
+        <w:numPr>
+          <w:ilvl w:val="0"/>
+          <w:numId w:val="0"/>
+        </w:numPr>
+        <w:ind w:left="1776" w:firstLine="0"/>
+        <w:spacing w:after="0" w:line="540" w:lineRule="atLeast"/>
+        <w:widowControl w:val="0"/>
+        <w:pBdr>
+          <w:top w:val="nil" w:sz="0" w:space="0" w:color="000000" tmln="20, 20, 20, 0, 0"/>
+          <w:left w:val="nil" w:sz="0" w:space="0" w:color="000000" tmln="20, 20, 20, 0, 0"/>
+          <w:bottom w:val="nil" w:sz="0" w:space="0" w:color="000000" tmln="20, 20, 20, 0, 0"/>
+          <w:right w:val="nil" w:sz="0" w:space="0" w:color="000000" tmln="20, 20, 20, 0, 0"/>
+          <w:between w:val="nil" w:sz="0" w:space="0" w:color="000000" tmln="20, 20, 20, 0, 0"/>
+        </w:pBdr>
+        <w:shd w:val="none"/>
+        <w:rPr>
+          <w:rFonts w:ascii="Times New Roman" w:hAnsi="Times New Roman" w:eastAsia="SimSun" w:cs="Times New Roman"/>
+          <w:sz w:val="20"/>
+          <w:szCs w:val="20"/>
+          <w:lang w:val="pt-br" w:eastAsia="zh-cn" w:bidi="ar-sa"/>
+        </w:rPr>
+      </w:pPr>
+      <w:r>
+        <w:rPr>
+          <w:rFonts w:ascii="Times New Roman" w:hAnsi="Times New Roman" w:eastAsia="SimSun" w:cs="Times New Roman"/>
+          <w:sz w:val="20"/>
+          <w:szCs w:val="20"/>
+          <w:lang w:val="pt-br" w:eastAsia="zh-cn" w:bidi="ar-sa"/>
+        </w:rPr>
+        <w:t>tbody &gt; tr : nth-child (odd) {</w:t>
+      </w:r>
+    </w:p>
+    <w:p>
+      <w:pPr>
+        <w:numPr>
+          <w:ilvl w:val="0"/>
+          <w:numId w:val="0"/>
+        </w:numPr>
+        <w:ind w:left="2484" w:firstLine="0"/>
+        <w:spacing w:after="0" w:line="540" w:lineRule="atLeast"/>
+        <w:widowControl w:val="0"/>
+        <w:pBdr>
+          <w:top w:val="nil" w:sz="0" w:space="0" w:color="000000" tmln="20, 20, 20, 0, 0"/>
+          <w:left w:val="nil" w:sz="0" w:space="0" w:color="000000" tmln="20, 20, 20, 0, 0"/>
+          <w:bottom w:val="nil" w:sz="0" w:space="0" w:color="000000" tmln="20, 20, 20, 0, 0"/>
+          <w:right w:val="nil" w:sz="0" w:space="0" w:color="000000" tmln="20, 20, 20, 0, 0"/>
+          <w:between w:val="nil" w:sz="0" w:space="0" w:color="000000" tmln="20, 20, 20, 0, 0"/>
+        </w:pBdr>
+        <w:shd w:val="none"/>
+        <w:rPr>
+          <w:rFonts w:ascii="Times New Roman" w:hAnsi="Times New Roman" w:eastAsia="SimSun" w:cs="Times New Roman"/>
+          <w:sz w:val="20"/>
+          <w:szCs w:val="20"/>
+          <w:lang w:val="pt-br" w:eastAsia="zh-cn" w:bidi="ar-sa"/>
+        </w:rPr>
+      </w:pPr>
+      <w:r>
+        <w:rPr>
+          <w:rFonts w:ascii="Times New Roman" w:hAnsi="Times New Roman" w:eastAsia="SimSun" w:cs="Times New Roman"/>
+          <w:sz w:val="20"/>
+          <w:szCs w:val="20"/>
+          <w:lang w:val="pt-br" w:eastAsia="zh-cn" w:bidi="ar-sa"/>
+        </w:rPr>
+        <w:t>background-color: gray</w:t>
+      </w:r>
+    </w:p>
+    <w:p>
+      <w:pPr>
+        <w:numPr>
+          <w:ilvl w:val="0"/>
+          <w:numId w:val="0"/>
+        </w:numPr>
+        <w:ind w:left="1776" w:firstLine="0"/>
+        <w:spacing w:after="0" w:line="540" w:lineRule="atLeast"/>
+        <w:widowControl w:val="0"/>
+        <w:pBdr>
+          <w:top w:val="nil" w:sz="0" w:space="0" w:color="000000" tmln="20, 20, 20, 0, 0"/>
+          <w:left w:val="nil" w:sz="0" w:space="0" w:color="000000" tmln="20, 20, 20, 0, 0"/>
+          <w:bottom w:val="nil" w:sz="0" w:space="0" w:color="000000" tmln="20, 20, 20, 0, 0"/>
+          <w:right w:val="nil" w:sz="0" w:space="0" w:color="000000" tmln="20, 20, 20, 0, 0"/>
+          <w:between w:val="nil" w:sz="0" w:space="0" w:color="000000" tmln="20, 20, 20, 0, 0"/>
+        </w:pBdr>
+        <w:shd w:val="none"/>
+        <w:rPr>
+          <w:rFonts w:ascii="Times New Roman" w:hAnsi="Times New Roman" w:eastAsia="SimSun" w:cs="Times New Roman"/>
+          <w:sz w:val="20"/>
+          <w:szCs w:val="20"/>
+          <w:lang w:val="pt-br" w:eastAsia="zh-cn" w:bidi="ar-sa"/>
+        </w:rPr>
+      </w:pPr>
+      <w:r>
+        <w:rPr>
+          <w:rFonts w:ascii="Times New Roman" w:hAnsi="Times New Roman" w:eastAsia="SimSun" w:cs="Times New Roman"/>
+          <w:sz w:val="20"/>
+          <w:szCs w:val="20"/>
+          <w:lang w:val="pt-br" w:eastAsia="zh-cn" w:bidi="ar-sa"/>
+        </w:rPr>
+        <w:t>}</w:t>
+      </w:r>
+    </w:p>
+    <w:p>
+      <w:pPr>
+        <w:numPr>
+          <w:ilvl w:val="0"/>
+          <w:numId w:val="0"/>
+        </w:numPr>
+        <w:ind w:left="1776" w:firstLine="0"/>
+        <w:spacing w:after="0" w:line="540" w:lineRule="atLeast"/>
+        <w:widowControl w:val="0"/>
+        <w:pBdr>
+          <w:top w:val="nil" w:sz="0" w:space="0" w:color="000000" tmln="20, 20, 20, 0, 0"/>
+          <w:left w:val="nil" w:sz="0" w:space="0" w:color="000000" tmln="20, 20, 20, 0, 0"/>
+          <w:bottom w:val="nil" w:sz="0" w:space="0" w:color="000000" tmln="20, 20, 20, 0, 0"/>
+          <w:right w:val="nil" w:sz="0" w:space="0" w:color="000000" tmln="20, 20, 20, 0, 0"/>
+          <w:between w:val="nil" w:sz="0" w:space="0" w:color="000000" tmln="20, 20, 20, 0, 0"/>
+        </w:pBdr>
+        <w:shd w:val="none"/>
+        <w:rPr>
+          <w:rFonts w:ascii="Times New Roman" w:hAnsi="Times New Roman" w:eastAsia="SimSun" w:cs="Times New Roman"/>
+          <w:sz w:val="20"/>
+          <w:szCs w:val="20"/>
+          <w:lang w:val="pt-br" w:eastAsia="zh-cn" w:bidi="ar-sa"/>
+        </w:rPr>
+      </w:pPr>
+      <w:r>
+        <w:rPr>
+          <w:rFonts w:ascii="Times New Roman" w:hAnsi="Times New Roman" w:eastAsia="SimSun" w:cs="Times New Roman"/>
+          <w:sz w:val="20"/>
+          <w:szCs w:val="20"/>
+          <w:lang w:val="pt-br" w:eastAsia="zh-cn" w:bidi="ar-sa"/>
+        </w:rPr>
+      </w:r>
+    </w:p>
+    <w:p>
+      <w:pPr>
+        <w:numPr>
+          <w:ilvl w:val="0"/>
+          <w:numId w:val="0"/>
+        </w:numPr>
+        <w:ind w:left="1776" w:firstLine="0"/>
+        <w:spacing w:after="0" w:line="540" w:lineRule="atLeast"/>
+        <w:widowControl w:val="0"/>
+        <w:pBdr>
+          <w:top w:val="nil" w:sz="0" w:space="0" w:color="000000" tmln="20, 20, 20, 0, 0"/>
+          <w:left w:val="nil" w:sz="0" w:space="0" w:color="000000" tmln="20, 20, 20, 0, 0"/>
+          <w:bottom w:val="nil" w:sz="0" w:space="0" w:color="000000" tmln="20, 20, 20, 0, 0"/>
+          <w:right w:val="nil" w:sz="0" w:space="0" w:color="000000" tmln="20, 20, 20, 0, 0"/>
+          <w:between w:val="nil" w:sz="0" w:space="0" w:color="000000" tmln="20, 20, 20, 0, 0"/>
+        </w:pBdr>
+        <w:shd w:val="none"/>
+        <w:rPr>
+          <w:rFonts w:ascii="Times New Roman" w:hAnsi="Times New Roman" w:eastAsia="SimSun" w:cs="Times New Roman"/>
+          <w:sz w:val="20"/>
+          <w:szCs w:val="20"/>
+          <w:lang w:val="pt-br" w:eastAsia="zh-cn" w:bidi="ar-sa"/>
+        </w:rPr>
+      </w:pPr>
+      <w:r>
+        <w:rPr>
+          <w:rFonts w:ascii="Times New Roman" w:hAnsi="Times New Roman" w:eastAsia="SimSun" w:cs="Times New Roman"/>
+          <w:sz w:val="20"/>
+          <w:szCs w:val="20"/>
+          <w:lang w:val="pt-br" w:eastAsia="zh-cn" w:bidi="ar-sa"/>
+        </w:rPr>
+      </w:r>
+    </w:p>
+    <w:p>
+      <w:pPr>
+        <w:numPr>
+          <w:ilvl w:val="0"/>
+          <w:numId w:val="0"/>
+        </w:numPr>
+        <w:ind w:left="1776" w:firstLine="0"/>
+        <w:spacing w:after="0" w:line="540" w:lineRule="atLeast"/>
+        <w:widowControl w:val="0"/>
+        <w:pBdr>
+          <w:top w:val="nil" w:sz="0" w:space="0" w:color="000000" tmln="20, 20, 20, 0, 0"/>
+          <w:left w:val="nil" w:sz="0" w:space="0" w:color="000000" tmln="20, 20, 20, 0, 0"/>
+          <w:bottom w:val="nil" w:sz="0" w:space="0" w:color="000000" tmln="20, 20, 20, 0, 0"/>
+          <w:right w:val="nil" w:sz="0" w:space="0" w:color="000000" tmln="20, 20, 20, 0, 0"/>
+          <w:between w:val="nil" w:sz="0" w:space="0" w:color="000000" tmln="20, 20, 20, 0, 0"/>
+        </w:pBdr>
+        <w:shd w:val="none"/>
+        <w:rPr>
+          <w:rFonts w:ascii="Times New Roman" w:hAnsi="Times New Roman" w:eastAsia="SimSun" w:cs="Times New Roman"/>
+          <w:sz w:val="20"/>
+          <w:szCs w:val="20"/>
+          <w:lang w:val="pt-br" w:eastAsia="zh-cn" w:bidi="ar-sa"/>
+        </w:rPr>
+      </w:pPr>
+      <w:r>
+        <w:rPr>
+          <w:rFonts w:ascii="Times New Roman" w:hAnsi="Times New Roman" w:eastAsia="SimSun" w:cs="Times New Roman"/>
+          <w:sz w:val="20"/>
+          <w:szCs w:val="20"/>
+          <w:lang w:val="pt-br" w:eastAsia="zh-cn" w:bidi="ar-sa"/>
+        </w:rPr>
+      </w:r>
+    </w:p>
+    <w:p>
+      <w:pPr>
+        <w:numPr>
+          <w:ilvl w:val="0"/>
+          <w:numId w:val="0"/>
+        </w:numPr>
+        <w:ind w:left="1776" w:firstLine="0"/>
+        <w:spacing w:after="0" w:line="540" w:lineRule="atLeast"/>
+        <w:widowControl w:val="0"/>
+        <w:pBdr>
+          <w:top w:val="nil" w:sz="0" w:space="0" w:color="000000" tmln="20, 20, 20, 0, 0"/>
+          <w:left w:val="nil" w:sz="0" w:space="0" w:color="000000" tmln="20, 20, 20, 0, 0"/>
+          <w:bottom w:val="nil" w:sz="0" w:space="0" w:color="000000" tmln="20, 20, 20, 0, 0"/>
+          <w:right w:val="nil" w:sz="0" w:space="0" w:color="000000" tmln="20, 20, 20, 0, 0"/>
+          <w:between w:val="nil" w:sz="0" w:space="0" w:color="000000" tmln="20, 20, 20, 0, 0"/>
+        </w:pBdr>
+        <w:shd w:val="none"/>
+        <w:rPr>
+          <w:rFonts w:ascii="Times New Roman" w:hAnsi="Times New Roman" w:eastAsia="SimSun" w:cs="Times New Roman"/>
+          <w:sz w:val="20"/>
+          <w:szCs w:val="20"/>
+          <w:lang w:val="pt-br" w:eastAsia="zh-cn" w:bidi="ar-sa"/>
+        </w:rPr>
+      </w:pPr>
+      <w:r>
+        <w:rPr>
+          <w:rFonts w:ascii="Times New Roman" w:hAnsi="Times New Roman" w:eastAsia="SimSun" w:cs="Times New Roman"/>
+          <w:sz w:val="20"/>
+          <w:szCs w:val="20"/>
+          <w:lang w:val="pt-br" w:eastAsia="zh-cn" w:bidi="ar-sa"/>
+        </w:rPr>
+      </w:r>
+    </w:p>
+    <w:p>
+      <w:pPr>
+        <w:numPr>
+          <w:ilvl w:val="0"/>
+          <w:numId w:val="0"/>
+        </w:numPr>
+        <w:ind w:left="1776" w:firstLine="0"/>
+        <w:spacing w:after="0" w:line="540" w:lineRule="atLeast"/>
+        <w:widowControl w:val="0"/>
+        <w:pBdr>
+          <w:top w:val="nil" w:sz="0" w:space="0" w:color="000000" tmln="20, 20, 20, 0, 0"/>
+          <w:left w:val="nil" w:sz="0" w:space="0" w:color="000000" tmln="20, 20, 20, 0, 0"/>
+          <w:bottom w:val="nil" w:sz="0" w:space="0" w:color="000000" tmln="20, 20, 20, 0, 0"/>
+          <w:right w:val="nil" w:sz="0" w:space="0" w:color="000000" tmln="20, 20, 20, 0, 0"/>
+          <w:between w:val="nil" w:sz="0" w:space="0" w:color="000000" tmln="20, 20, 20, 0, 0"/>
+        </w:pBdr>
+        <w:shd w:val="none"/>
+        <w:rPr>
+          <w:rFonts w:ascii="Times New Roman" w:hAnsi="Times New Roman" w:eastAsia="SimSun" w:cs="Times New Roman"/>
+          <w:sz w:val="20"/>
+          <w:szCs w:val="20"/>
+          <w:lang w:val="pt-br" w:eastAsia="zh-cn" w:bidi="ar-sa"/>
+        </w:rPr>
+      </w:pPr>
+      <w:r>
+        <w:rPr>
+          <w:rFonts w:ascii="Times New Roman" w:hAnsi="Times New Roman" w:eastAsia="SimSun" w:cs="Times New Roman"/>
+          <w:sz w:val="20"/>
+          <w:szCs w:val="20"/>
+          <w:lang w:val="pt-br" w:eastAsia="zh-cn" w:bidi="ar-sa"/>
+        </w:rPr>
+      </w:r>
+    </w:p>
+    <w:p>
+      <w:pPr>
+        <w:numPr>
+          <w:ilvl w:val="0"/>
+          <w:numId w:val="35"/>
+        </w:numPr>
+        <w:ind w:left="1068" w:hanging="360"/>
+        <w:spacing w:after="0" w:line="540" w:lineRule="atLeast"/>
+        <w:widowControl w:val="0"/>
+        <w:pBdr>
+          <w:top w:val="nil" w:sz="0" w:space="0" w:color="000000" tmln="20, 20, 20, 0, 0"/>
+          <w:left w:val="nil" w:sz="0" w:space="0" w:color="000000" tmln="20, 20, 20, 0, 0"/>
+          <w:bottom w:val="nil" w:sz="0" w:space="0" w:color="000000" tmln="20, 20, 20, 0, 0"/>
+          <w:right w:val="nil" w:sz="0" w:space="0" w:color="000000" tmln="20, 20, 20, 0, 0"/>
+          <w:between w:val="nil" w:sz="0" w:space="0" w:color="000000" tmln="20, 20, 20, 0, 0"/>
+        </w:pBdr>
+        <w:shd w:val="none"/>
+        <w:rPr>
+          <w:rFonts w:ascii="Times New Roman" w:hAnsi="Times New Roman" w:eastAsia="SimSun" w:cs="Times New Roman"/>
+          <w:b/>
+          <w:bCs/>
+          <w:sz w:val="20"/>
+          <w:szCs w:val="20"/>
+          <w:lang w:val="pt-br" w:eastAsia="zh-cn" w:bidi="ar-sa"/>
+        </w:rPr>
+      </w:pPr>
+      <w:r>
+        <w:rPr>
+          <w:rFonts w:ascii="Times New Roman" w:hAnsi="Times New Roman" w:eastAsia="SimSun" w:cs="Times New Roman"/>
+          <w:b/>
+          <w:bCs/>
+          <w:sz w:val="20"/>
+          <w:szCs w:val="20"/>
+          <w:lang w:val="pt-br" w:eastAsia="zh-cn" w:bidi="ar-sa"/>
+        </w:rPr>
+        <w:t xml:space="preserve">Cabeçalho fixo na tela de rolagem: </w:t>
+      </w:r>
+    </w:p>
+    <w:p>
+      <w:pPr>
+        <w:ind w:left="1416"/>
+        <w:spacing w:after="0" w:line="540" w:lineRule="atLeast"/>
+        <w:widowControl w:val="0"/>
+        <w:pBdr>
+          <w:top w:val="nil" w:sz="0" w:space="0" w:color="000000" tmln="20, 20, 20, 0, 0"/>
+          <w:left w:val="nil" w:sz="0" w:space="0" w:color="000000" tmln="20, 20, 20, 0, 0"/>
+          <w:bottom w:val="nil" w:sz="0" w:space="0" w:color="000000" tmln="20, 20, 20, 0, 0"/>
+          <w:right w:val="nil" w:sz="0" w:space="0" w:color="000000" tmln="20, 20, 20, 0, 0"/>
+          <w:between w:val="nil" w:sz="0" w:space="0" w:color="000000" tmln="20, 20, 20, 0, 0"/>
+        </w:pBdr>
+        <w:shd w:val="none"/>
+        <w:rPr>
+          <w:rFonts w:ascii="Times New Roman" w:hAnsi="Times New Roman" w:eastAsia="SimSun" w:cs="Times New Roman"/>
+          <w:sz w:val="20"/>
+          <w:szCs w:val="20"/>
+          <w:lang w:val="pt-br" w:eastAsia="zh-cn" w:bidi="ar-sa"/>
+        </w:rPr>
+      </w:pPr>
+      <w:r>
+        <w:rPr>
+          <w:rFonts w:ascii="Times New Roman" w:hAnsi="Times New Roman" w:eastAsia="SimSun" w:cs="Times New Roman"/>
+          <w:sz w:val="20"/>
+          <w:szCs w:val="20"/>
+          <w:lang w:val="pt-br" w:eastAsia="zh-cn" w:bidi="ar-sa"/>
+        </w:rPr>
+        <w:t>1ºpasso:  Coloque a table com position: relative</w:t>
       </w:r>
     </w:p>
     <w:p>
@@ -10737,17 +11380,47 @@
           <w:rFonts w:ascii="Times New Roman" w:hAnsi="Times New Roman" w:eastAsia="SimSun" w:cs="Times New Roman"/>
           <w:sz w:val="20"/>
           <w:szCs w:val="20"/>
-          <w:lang w:eastAsia="zh-cn"/>
-        </w:rPr>
-      </w:pPr>
-      <w:r>
-        <w:rPr>
-          <w:rFonts w:ascii="Times New Roman" w:hAnsi="Times New Roman" w:eastAsia="SimSun" w:cs="Times New Roman"/>
-          <w:sz w:val="20"/>
-          <w:szCs w:val="20"/>
-          <w:lang w:eastAsia="zh-cn"/>
-        </w:rPr>
-        <w:t>TABLE HEADER = cabeçalho de tabela</w:t>
+          <w:lang w:val="pt-br" w:eastAsia="zh-cn" w:bidi="ar-sa"/>
+        </w:rPr>
+      </w:pPr>
+      <w:r>
+        <w:rPr>
+          <w:rFonts w:ascii="Times New Roman" w:hAnsi="Times New Roman" w:eastAsia="SimSun" w:cs="Times New Roman"/>
+          <w:sz w:val="20"/>
+          <w:szCs w:val="20"/>
+          <w:lang w:val="pt-br" w:eastAsia="zh-cn" w:bidi="ar-sa"/>
+        </w:rPr>
+        <w:t>table{</w:t>
+      </w:r>
+    </w:p>
+    <w:p>
+      <w:pPr>
+        <w:ind w:left="2124" w:firstLine="708"/>
+        <w:spacing w:after="0" w:line="540" w:lineRule="atLeast"/>
+        <w:widowControl w:val="0"/>
+        <w:pBdr>
+          <w:top w:val="nil" w:sz="0" w:space="0" w:color="000000" tmln="20, 20, 20, 0, 0"/>
+          <w:left w:val="nil" w:sz="0" w:space="0" w:color="000000" tmln="20, 20, 20, 0, 0"/>
+          <w:bottom w:val="nil" w:sz="0" w:space="0" w:color="000000" tmln="20, 20, 20, 0, 0"/>
+          <w:right w:val="nil" w:sz="0" w:space="0" w:color="000000" tmln="20, 20, 20, 0, 0"/>
+          <w:between w:val="nil" w:sz="0" w:space="0" w:color="000000" tmln="20, 20, 20, 0, 0"/>
+        </w:pBdr>
+        <w:shd w:val="none"/>
+        <w:rPr>
+          <w:rFonts w:ascii="Times New Roman" w:hAnsi="Times New Roman" w:eastAsia="SimSun" w:cs="Times New Roman"/>
+          <w:sz w:val="20"/>
+          <w:szCs w:val="20"/>
+          <w:lang w:val="pt-br" w:eastAsia="zh-cn" w:bidi="ar-sa"/>
+        </w:rPr>
+      </w:pPr>
+      <w:r>
+        <w:rPr>
+          <w:rFonts w:ascii="Times New Roman" w:hAnsi="Times New Roman" w:eastAsia="SimSun" w:cs="Times New Roman"/>
+          <w:sz w:val="20"/>
+          <w:szCs w:val="20"/>
+          <w:lang w:val="pt-br" w:eastAsia="zh-cn" w:bidi="ar-sa"/>
+        </w:rPr>
+        <w:t>position: relative</w:t>
       </w:r>
     </w:p>
     <w:p>
@@ -10767,45 +11440,254 @@
           <w:rFonts w:ascii="Times New Roman" w:hAnsi="Times New Roman" w:eastAsia="SimSun" w:cs="Times New Roman"/>
           <w:sz w:val="20"/>
           <w:szCs w:val="20"/>
-          <w:lang w:eastAsia="zh-cn"/>
-        </w:rPr>
-      </w:pPr>
-      <w:r>
-        <w:rPr>
-          <w:rFonts w:ascii="Times New Roman" w:hAnsi="Times New Roman" w:eastAsia="SimSun" w:cs="Times New Roman"/>
-          <w:sz w:val="20"/>
-          <w:szCs w:val="20"/>
-          <w:lang w:eastAsia="zh-cn"/>
-        </w:rPr>
-        <w:t>TABLE DATA = dado da tabela</w:t>
-      </w:r>
-    </w:p>
-    <w:p>
-      <w:pPr>
-        <w:ind w:left="708"/>
-        <w:spacing w:after="0" w:line="540" w:lineRule="atLeast"/>
-        <w:widowControl w:val="0"/>
-        <w:pBdr>
-          <w:top w:val="nil" w:sz="0" w:space="0" w:color="000000" tmln="20, 20, 20, 0, 0"/>
-          <w:left w:val="nil" w:sz="0" w:space="0" w:color="000000" tmln="20, 20, 20, 0, 0"/>
-          <w:bottom w:val="nil" w:sz="0" w:space="0" w:color="000000" tmln="20, 20, 20, 0, 0"/>
-          <w:right w:val="nil" w:sz="0" w:space="0" w:color="000000" tmln="20, 20, 20, 0, 0"/>
-          <w:between w:val="nil" w:sz="0" w:space="0" w:color="000000" tmln="20, 20, 20, 0, 0"/>
-        </w:pBdr>
-        <w:shd w:val="none"/>
-        <w:rPr>
-          <w:rFonts w:ascii="Times New Roman" w:hAnsi="Times New Roman" w:eastAsia="SimSun" w:cs="Times New Roman"/>
-          <w:sz w:val="20"/>
-          <w:szCs w:val="20"/>
-          <w:lang w:eastAsia="zh-cn"/>
-        </w:rPr>
-      </w:pPr>
-      <w:r>
-        <w:rPr>
-          <w:rFonts w:ascii="Times New Roman" w:hAnsi="Times New Roman" w:eastAsia="SimSun" w:cs="Times New Roman"/>
-          <w:sz w:val="20"/>
-          <w:szCs w:val="20"/>
-          <w:lang w:eastAsia="zh-cn"/>
+          <w:lang w:val="pt-br" w:eastAsia="zh-cn" w:bidi="ar-sa"/>
+        </w:rPr>
+      </w:pPr>
+      <w:r>
+        <w:rPr>
+          <w:rFonts w:ascii="Times New Roman" w:hAnsi="Times New Roman" w:eastAsia="SimSun" w:cs="Times New Roman"/>
+          <w:sz w:val="20"/>
+          <w:szCs w:val="20"/>
+          <w:lang w:val="pt-br" w:eastAsia="zh-cn" w:bidi="ar-sa"/>
+        </w:rPr>
+        <w:t>]}</w:t>
+      </w:r>
+    </w:p>
+    <w:p>
+      <w:pPr>
+        <w:ind w:left="1416"/>
+        <w:spacing w:after="0" w:line="540" w:lineRule="atLeast"/>
+        <w:widowControl w:val="0"/>
+        <w:pBdr>
+          <w:top w:val="nil" w:sz="0" w:space="0" w:color="000000" tmln="20, 20, 20, 0, 0"/>
+          <w:left w:val="nil" w:sz="0" w:space="0" w:color="000000" tmln="20, 20, 20, 0, 0"/>
+          <w:bottom w:val="nil" w:sz="0" w:space="0" w:color="000000" tmln="20, 20, 20, 0, 0"/>
+          <w:right w:val="nil" w:sz="0" w:space="0" w:color="000000" tmln="20, 20, 20, 0, 0"/>
+          <w:between w:val="nil" w:sz="0" w:space="0" w:color="000000" tmln="20, 20, 20, 0, 0"/>
+        </w:pBdr>
+        <w:shd w:val="none"/>
+        <w:rPr>
+          <w:rFonts w:ascii="Times New Roman" w:hAnsi="Times New Roman" w:eastAsia="SimSun" w:cs="Times New Roman"/>
+          <w:sz w:val="20"/>
+          <w:szCs w:val="20"/>
+          <w:lang w:val="pt-br" w:eastAsia="zh-cn" w:bidi="ar-sa"/>
+        </w:rPr>
+      </w:pPr>
+      <w:r>
+        <w:rPr>
+          <w:rFonts w:ascii="Times New Roman" w:hAnsi="Times New Roman" w:eastAsia="SimSun" w:cs="Times New Roman"/>
+          <w:sz w:val="20"/>
+          <w:szCs w:val="20"/>
+          <w:lang w:val="pt-br" w:eastAsia="zh-cn" w:bidi="ar-sa"/>
+        </w:rPr>
+        <w:t>2ºpasso: Em style escreva o direcionamento do cabeçalho da tabela, declare com position: sticky  e sua posição na rolagem em pixel seguido de seu estilo:</w:t>
+      </w:r>
+    </w:p>
+    <w:p>
+      <w:pPr>
+        <w:ind w:left="1416" w:firstLine="708"/>
+        <w:spacing w:after="0" w:line="540" w:lineRule="atLeast"/>
+        <w:widowControl w:val="0"/>
+        <w:pBdr>
+          <w:top w:val="nil" w:sz="0" w:space="0" w:color="000000" tmln="20, 20, 20, 0, 0"/>
+          <w:left w:val="nil" w:sz="0" w:space="0" w:color="000000" tmln="20, 20, 20, 0, 0"/>
+          <w:bottom w:val="nil" w:sz="0" w:space="0" w:color="000000" tmln="20, 20, 20, 0, 0"/>
+          <w:right w:val="nil" w:sz="0" w:space="0" w:color="000000" tmln="20, 20, 20, 0, 0"/>
+          <w:between w:val="nil" w:sz="0" w:space="0" w:color="000000" tmln="20, 20, 20, 0, 0"/>
+        </w:pBdr>
+        <w:shd w:val="none"/>
+        <w:rPr>
+          <w:rFonts w:ascii="Times New Roman" w:hAnsi="Times New Roman" w:eastAsia="SimSun" w:cs="Times New Roman"/>
+          <w:sz w:val="20"/>
+          <w:szCs w:val="20"/>
+          <w:lang w:val="pt-br" w:eastAsia="zh-cn" w:bidi="ar-sa"/>
+        </w:rPr>
+      </w:pPr>
+      <w:r>
+        <w:rPr>
+          <w:rFonts w:ascii="Times New Roman" w:hAnsi="Times New Roman" w:eastAsia="SimSun" w:cs="Times New Roman"/>
+          <w:sz w:val="20"/>
+          <w:szCs w:val="20"/>
+          <w:lang w:val="pt-br" w:eastAsia="zh-cn" w:bidi="ar-sa"/>
+        </w:rPr>
+        <w:t>thead &gt; tr &gt; th {</w:t>
+      </w:r>
+    </w:p>
+    <w:p>
+      <w:pPr>
+        <w:ind w:left="2124" w:firstLine="708"/>
+        <w:spacing w:after="0" w:line="540" w:lineRule="atLeast"/>
+        <w:widowControl w:val="0"/>
+        <w:pBdr>
+          <w:top w:val="nil" w:sz="0" w:space="0" w:color="000000" tmln="20, 20, 20, 0, 0"/>
+          <w:left w:val="nil" w:sz="0" w:space="0" w:color="000000" tmln="20, 20, 20, 0, 0"/>
+          <w:bottom w:val="nil" w:sz="0" w:space="0" w:color="000000" tmln="20, 20, 20, 0, 0"/>
+          <w:right w:val="nil" w:sz="0" w:space="0" w:color="000000" tmln="20, 20, 20, 0, 0"/>
+          <w:between w:val="nil" w:sz="0" w:space="0" w:color="000000" tmln="20, 20, 20, 0, 0"/>
+        </w:pBdr>
+        <w:shd w:val="none"/>
+        <w:rPr>
+          <w:rFonts w:ascii="Times New Roman" w:hAnsi="Times New Roman" w:eastAsia="SimSun" w:cs="Times New Roman"/>
+          <w:sz w:val="20"/>
+          <w:szCs w:val="20"/>
+          <w:lang w:val="pt-br" w:eastAsia="zh-cn" w:bidi="ar-sa"/>
+        </w:rPr>
+      </w:pPr>
+      <w:r>
+        <w:rPr>
+          <w:rFonts w:ascii="Times New Roman" w:hAnsi="Times New Roman" w:eastAsia="SimSun" w:cs="Times New Roman"/>
+          <w:sz w:val="20"/>
+          <w:szCs w:val="20"/>
+          <w:lang w:val="pt-br" w:eastAsia="zh-cn" w:bidi="ar-sa"/>
+        </w:rPr>
+        <w:t>position: sticky;</w:t>
+      </w:r>
+    </w:p>
+    <w:p>
+      <w:pPr>
+        <w:ind w:left="2124" w:firstLine="708"/>
+        <w:spacing w:after="0" w:line="540" w:lineRule="atLeast"/>
+        <w:widowControl w:val="0"/>
+        <w:pBdr>
+          <w:top w:val="nil" w:sz="0" w:space="0" w:color="000000" tmln="20, 20, 20, 0, 0"/>
+          <w:left w:val="nil" w:sz="0" w:space="0" w:color="000000" tmln="20, 20, 20, 0, 0"/>
+          <w:bottom w:val="nil" w:sz="0" w:space="0" w:color="000000" tmln="20, 20, 20, 0, 0"/>
+          <w:right w:val="nil" w:sz="0" w:space="0" w:color="000000" tmln="20, 20, 20, 0, 0"/>
+          <w:between w:val="nil" w:sz="0" w:space="0" w:color="000000" tmln="20, 20, 20, 0, 0"/>
+        </w:pBdr>
+        <w:shd w:val="none"/>
+        <w:rPr>
+          <w:rFonts w:ascii="Times New Roman" w:hAnsi="Times New Roman" w:eastAsia="SimSun" w:cs="Times New Roman"/>
+          <w:sz w:val="20"/>
+          <w:szCs w:val="20"/>
+          <w:lang w:val="pt-br" w:eastAsia="zh-cn" w:bidi="ar-sa"/>
+        </w:rPr>
+      </w:pPr>
+      <w:r>
+        <w:rPr>
+          <w:rFonts w:ascii="Times New Roman" w:hAnsi="Times New Roman" w:eastAsia="SimSun" w:cs="Times New Roman"/>
+          <w:sz w:val="20"/>
+          <w:szCs w:val="20"/>
+          <w:lang w:val="pt-br" w:eastAsia="zh-cn" w:bidi="ar-sa"/>
+        </w:rPr>
+        <w:t>top: -1px;</w:t>
+      </w:r>
+    </w:p>
+    <w:p>
+      <w:pPr>
+        <w:ind w:left="2124" w:firstLine="708"/>
+        <w:spacing w:after="0" w:line="540" w:lineRule="atLeast"/>
+        <w:widowControl w:val="0"/>
+        <w:pBdr>
+          <w:top w:val="nil" w:sz="0" w:space="0" w:color="000000" tmln="20, 20, 20, 0, 0"/>
+          <w:left w:val="nil" w:sz="0" w:space="0" w:color="000000" tmln="20, 20, 20, 0, 0"/>
+          <w:bottom w:val="nil" w:sz="0" w:space="0" w:color="000000" tmln="20, 20, 20, 0, 0"/>
+          <w:right w:val="nil" w:sz="0" w:space="0" w:color="000000" tmln="20, 20, 20, 0, 0"/>
+          <w:between w:val="nil" w:sz="0" w:space="0" w:color="000000" tmln="20, 20, 20, 0, 0"/>
+        </w:pBdr>
+        <w:shd w:val="none"/>
+        <w:rPr>
+          <w:rFonts w:ascii="Times New Roman" w:hAnsi="Times New Roman" w:eastAsia="SimSun" w:cs="Times New Roman"/>
+          <w:sz w:val="20"/>
+          <w:szCs w:val="20"/>
+          <w:lang w:val="pt-br" w:eastAsia="zh-cn" w:bidi="ar-sa"/>
+        </w:rPr>
+      </w:pPr>
+      <w:r>
+        <w:rPr>
+          <w:rFonts w:ascii="Times New Roman" w:hAnsi="Times New Roman" w:eastAsia="SimSun" w:cs="Times New Roman"/>
+          <w:sz w:val="20"/>
+          <w:szCs w:val="20"/>
+          <w:lang w:val="pt-br" w:eastAsia="zh-cn" w:bidi="ar-sa"/>
+        </w:rPr>
+        <w:t>backgroundcolor: gray</w:t>
+      </w:r>
+    </w:p>
+    <w:p>
+      <w:pPr>
+        <w:ind w:left="1416" w:firstLine="708"/>
+        <w:spacing w:after="0" w:line="540" w:lineRule="atLeast"/>
+        <w:widowControl w:val="0"/>
+        <w:pBdr>
+          <w:top w:val="nil" w:sz="0" w:space="0" w:color="000000" tmln="20, 20, 20, 0, 0"/>
+          <w:left w:val="nil" w:sz="0" w:space="0" w:color="000000" tmln="20, 20, 20, 0, 0"/>
+          <w:bottom w:val="nil" w:sz="0" w:space="0" w:color="000000" tmln="20, 20, 20, 0, 0"/>
+          <w:right w:val="nil" w:sz="0" w:space="0" w:color="000000" tmln="20, 20, 20, 0, 0"/>
+          <w:between w:val="nil" w:sz="0" w:space="0" w:color="000000" tmln="20, 20, 20, 0, 0"/>
+        </w:pBdr>
+        <w:shd w:val="none"/>
+        <w:rPr>
+          <w:rFonts w:ascii="Times New Roman" w:hAnsi="Times New Roman" w:eastAsia="SimSun" w:cs="Times New Roman"/>
+          <w:sz w:val="20"/>
+          <w:szCs w:val="20"/>
+          <w:lang w:val="pt-br" w:eastAsia="zh-cn" w:bidi="ar-sa"/>
+        </w:rPr>
+      </w:pPr>
+      <w:r>
+        <w:rPr>
+          <w:rFonts w:ascii="Times New Roman" w:hAnsi="Times New Roman" w:eastAsia="SimSun" w:cs="Times New Roman"/>
+          <w:sz w:val="20"/>
+          <w:szCs w:val="20"/>
+          <w:lang w:val="pt-br" w:eastAsia="zh-cn" w:bidi="ar-sa"/>
+        </w:rPr>
+      </w:r>
+    </w:p>
+    <w:p>
+      <w:pPr>
+        <w:ind w:left="1416" w:firstLine="708"/>
+        <w:spacing w:after="0" w:line="540" w:lineRule="atLeast"/>
+        <w:widowControl w:val="0"/>
+        <w:pBdr>
+          <w:top w:val="nil" w:sz="0" w:space="0" w:color="000000" tmln="20, 20, 20, 0, 0"/>
+          <w:left w:val="nil" w:sz="0" w:space="0" w:color="000000" tmln="20, 20, 20, 0, 0"/>
+          <w:bottom w:val="nil" w:sz="0" w:space="0" w:color="000000" tmln="20, 20, 20, 0, 0"/>
+          <w:right w:val="nil" w:sz="0" w:space="0" w:color="000000" tmln="20, 20, 20, 0, 0"/>
+          <w:between w:val="nil" w:sz="0" w:space="0" w:color="000000" tmln="20, 20, 20, 0, 0"/>
+        </w:pBdr>
+        <w:shd w:val="none"/>
+        <w:rPr>
+          <w:rFonts w:ascii="Times New Roman" w:hAnsi="Times New Roman" w:eastAsia="SimSun" w:cs="Times New Roman"/>
+          <w:sz w:val="20"/>
+          <w:szCs w:val="20"/>
+          <w:lang w:val="pt-br" w:eastAsia="zh-cn" w:bidi="ar-sa"/>
+        </w:rPr>
+      </w:pPr>
+      <w:r>
+        <w:rPr>
+          <w:rFonts w:ascii="Times New Roman" w:hAnsi="Times New Roman" w:eastAsia="SimSun" w:cs="Times New Roman"/>
+          <w:sz w:val="20"/>
+          <w:szCs w:val="20"/>
+          <w:lang w:val="pt-br" w:eastAsia="zh-cn" w:bidi="ar-sa"/>
+        </w:rPr>
+        <w:t>}</w:t>
+      </w:r>
+    </w:p>
+    <w:p>
+      <w:pPr>
+        <w:ind w:left="1416" w:firstLine="708"/>
+        <w:spacing w:after="0" w:line="540" w:lineRule="atLeast"/>
+        <w:widowControl w:val="0"/>
+        <w:pBdr>
+          <w:top w:val="nil" w:sz="0" w:space="0" w:color="000000" tmln="20, 20, 20, 0, 0"/>
+          <w:left w:val="nil" w:sz="0" w:space="0" w:color="000000" tmln="20, 20, 20, 0, 0"/>
+          <w:bottom w:val="nil" w:sz="0" w:space="0" w:color="000000" tmln="20, 20, 20, 0, 0"/>
+          <w:right w:val="nil" w:sz="0" w:space="0" w:color="000000" tmln="20, 20, 20, 0, 0"/>
+          <w:between w:val="nil" w:sz="0" w:space="0" w:color="000000" tmln="20, 20, 20, 0, 0"/>
+        </w:pBdr>
+        <w:shd w:val="none"/>
+        <w:rPr>
+          <w:rFonts w:ascii="Times New Roman" w:hAnsi="Times New Roman" w:eastAsia="SimSun" w:cs="Times New Roman"/>
+          <w:sz w:val="20"/>
+          <w:szCs w:val="20"/>
+          <w:lang w:val="pt-br" w:eastAsia="zh-cn" w:bidi="ar-sa"/>
+        </w:rPr>
+      </w:pPr>
+      <w:r>
+        <w:rPr>
+          <w:rFonts w:ascii="Times New Roman" w:hAnsi="Times New Roman" w:eastAsia="SimSun" w:cs="Times New Roman"/>
+          <w:sz w:val="20"/>
+          <w:szCs w:val="20"/>
+          <w:lang w:val="pt-br" w:eastAsia="zh-cn" w:bidi="ar-sa"/>
         </w:rPr>
       </w:r>
     </w:p>
@@ -12179,6 +13061,24 @@
       <w:pPr>
         <w:ind w:left="0" w:hanging="0"/>
       </w:pPr>
+    </w:lvl>
+  </w:abstractNum>
+  <w:abstractNum w:abstractNumId="35">
+    <w:multiLevelType w:val="singleLevel"/>
+    <w:name w:val="Bullet 35"/>
+    <w:lvl w:ilvl="0">
+      <w:numFmt w:val="bullet"/>
+      <w:lvlText w:val=""/>
+      <w:lvlJc w:val="left"/>
+      <w:pPr>
+        <w:tabs>
+          <w:tab w:val="num" w:pos="360"/>
+        </w:tabs>
+        <w:ind w:left="360" w:hanging="360"/>
+      </w:pPr>
+      <w:rPr>
+        <w:rFonts w:ascii="Wingdings" w:hAnsi="Wingdings" w:eastAsia="Wingdings" w:cs="Wingdings"/>
+      </w:rPr>
     </w:lvl>
   </w:abstractNum>
   <w:num w:numId="1">
@@ -12284,6 +13184,9 @@
     <w:abstractNumId w:val="34"/>
   </w:num>
   <w:num w:numId="35">
+    <w:abstractNumId w:val="35"/>
+  </w:num>
+  <w:num w:numId="36">
     <w:abstractNumId w:val="0"/>
   </w:num>
 </w:numbering>

--- a/ANOTAÇÕES/Anotações 3.docx
+++ b/ANOTAÇÕES/Anotações 3.docx
@@ -216,7 +216,7 @@
         <w:tc>
           <w:tcPr>
             <w:tcW w:w="2091" w:type="dxa"/>
-            <w:tmTcPr id="1750200054" protected="0"/>
+            <w:tmTcPr id="1750362827" protected="0"/>
           </w:tcPr>
           <w:p>
             <w:pPr/>
@@ -228,7 +228,7 @@
         <w:tc>
           <w:tcPr>
             <w:tcW w:w="2091" w:type="dxa"/>
-            <w:tmTcPr id="1750200054" protected="0"/>
+            <w:tmTcPr id="1750362827" protected="0"/>
           </w:tcPr>
           <w:p>
             <w:pPr/>
@@ -240,7 +240,7 @@
         <w:tc>
           <w:tcPr>
             <w:tcW w:w="2091" w:type="dxa"/>
-            <w:tmTcPr id="1750200054" protected="0"/>
+            <w:tmTcPr id="1750362827" protected="0"/>
           </w:tcPr>
           <w:p>
             <w:pPr/>
@@ -252,7 +252,7 @@
         <w:tc>
           <w:tcPr>
             <w:tcW w:w="2091" w:type="dxa"/>
-            <w:tmTcPr id="1750200054" protected="0"/>
+            <w:tmTcPr id="1750362827" protected="0"/>
           </w:tcPr>
           <w:p>
             <w:pPr/>
@@ -269,7 +269,7 @@
         <w:tc>
           <w:tcPr>
             <w:tcW w:w="2091" w:type="dxa"/>
-            <w:tmTcPr id="1750200054" protected="0"/>
+            <w:tmTcPr id="1750362827" protected="0"/>
           </w:tcPr>
           <w:p>
             <w:pPr/>
@@ -281,7 +281,7 @@
         <w:tc>
           <w:tcPr>
             <w:tcW w:w="2091" w:type="dxa"/>
-            <w:tmTcPr id="1750200054" protected="0"/>
+            <w:tmTcPr id="1750362827" protected="0"/>
           </w:tcPr>
           <w:p>
             <w:pPr/>
@@ -293,7 +293,7 @@
         <w:tc>
           <w:tcPr>
             <w:tcW w:w="2091" w:type="dxa"/>
-            <w:tmTcPr id="1750200054" protected="0"/>
+            <w:tmTcPr id="1750362827" protected="0"/>
           </w:tcPr>
           <w:p>
             <w:pPr/>
@@ -305,7 +305,7 @@
         <w:tc>
           <w:tcPr>
             <w:tcW w:w="2091" w:type="dxa"/>
-            <w:tmTcPr id="1750200054" protected="0"/>
+            <w:tmTcPr id="1750362827" protected="0"/>
           </w:tcPr>
           <w:p>
             <w:pPr/>
@@ -375,7 +375,7 @@
         <w:tc>
           <w:tcPr>
             <w:tcW w:w="3248" w:type="dxa"/>
-            <w:tmTcPr id="1750200054" protected="0"/>
+            <w:tmTcPr id="1750362827" protected="0"/>
           </w:tcPr>
           <w:p>
             <w:pPr>
@@ -390,7 +390,7 @@
         <w:tc>
           <w:tcPr>
             <w:tcW w:w="3257" w:type="dxa"/>
-            <w:tmTcPr id="1750200054" protected="0"/>
+            <w:tmTcPr id="1750362827" protected="0"/>
           </w:tcPr>
           <w:p>
             <w:pPr>
@@ -405,7 +405,7 @@
         <w:tc>
           <w:tcPr>
             <w:tcW w:w="3231" w:type="dxa"/>
-            <w:tmTcPr id="1750200054" protected="0"/>
+            <w:tmTcPr id="1750362827" protected="0"/>
           </w:tcPr>
           <w:p>
             <w:pPr>
@@ -427,7 +427,7 @@
         <w:tc>
           <w:tcPr>
             <w:tcW w:w="3248" w:type="dxa"/>
-            <w:tmTcPr id="1750200054" protected="0"/>
+            <w:tmTcPr id="1750362827" protected="0"/>
           </w:tcPr>
           <w:p>
             <w:pPr/>
@@ -439,7 +439,7 @@
         <w:tc>
           <w:tcPr>
             <w:tcW w:w="3257" w:type="dxa"/>
-            <w:tmTcPr id="1750200054" protected="0"/>
+            <w:tmTcPr id="1750362827" protected="0"/>
           </w:tcPr>
           <w:p>
             <w:pPr/>
@@ -451,7 +451,7 @@
         <w:tc>
           <w:tcPr>
             <w:tcW w:w="3231" w:type="dxa"/>
-            <w:tmTcPr id="1750200054" protected="0"/>
+            <w:tmTcPr id="1750362827" protected="0"/>
           </w:tcPr>
           <w:p>
             <w:pPr/>
@@ -470,7 +470,7 @@
         <w:tc>
           <w:tcPr>
             <w:tcW w:w="3248" w:type="dxa"/>
-            <w:tmTcPr id="1750200054" protected="0"/>
+            <w:tmTcPr id="1750362827" protected="0"/>
           </w:tcPr>
           <w:p>
             <w:pPr/>
@@ -482,7 +482,7 @@
         <w:tc>
           <w:tcPr>
             <w:tcW w:w="3257" w:type="dxa"/>
-            <w:tmTcPr id="1750200054" protected="0"/>
+            <w:tmTcPr id="1750362827" protected="0"/>
           </w:tcPr>
           <w:p>
             <w:pPr/>
@@ -494,7 +494,7 @@
         <w:tc>
           <w:tcPr>
             <w:tcW w:w="3231" w:type="dxa"/>
-            <w:tmTcPr id="1750200054" protected="0"/>
+            <w:tmTcPr id="1750362827" protected="0"/>
           </w:tcPr>
           <w:p>
             <w:pPr/>
@@ -513,7 +513,7 @@
         <w:tc>
           <w:tcPr>
             <w:tcW w:w="3248" w:type="dxa"/>
-            <w:tmTcPr id="1750200054" protected="0"/>
+            <w:tmTcPr id="1750362827" protected="0"/>
           </w:tcPr>
           <w:p>
             <w:pPr/>
@@ -525,7 +525,7 @@
         <w:tc>
           <w:tcPr>
             <w:tcW w:w="3257" w:type="dxa"/>
-            <w:tmTcPr id="1750200054" protected="0"/>
+            <w:tmTcPr id="1750362827" protected="0"/>
           </w:tcPr>
           <w:p>
             <w:pPr/>
@@ -537,7 +537,7 @@
         <w:tc>
           <w:tcPr>
             <w:tcW w:w="3231" w:type="dxa"/>
-            <w:tmTcPr id="1750200054" protected="0"/>
+            <w:tmTcPr id="1750362827" protected="0"/>
           </w:tcPr>
           <w:p>
             <w:pPr/>
@@ -860,7 +860,7 @@
         <w:tc>
           <w:tcPr>
             <w:tcW w:w="4848" w:type="dxa"/>
-            <w:tmTcPr id="1750200054" protected="0"/>
+            <w:tmTcPr id="1750362827" protected="0"/>
           </w:tcPr>
           <w:p>
             <w:pPr>
@@ -875,7 +875,7 @@
         <w:tc>
           <w:tcPr>
             <w:tcW w:w="4888" w:type="dxa"/>
-            <w:tmTcPr id="1750200054" protected="0"/>
+            <w:tmTcPr id="1750362827" protected="0"/>
           </w:tcPr>
           <w:p>
             <w:pPr>
@@ -897,7 +897,7 @@
         <w:tc>
           <w:tcPr>
             <w:tcW w:w="4848" w:type="dxa"/>
-            <w:tmTcPr id="1750200054" protected="0"/>
+            <w:tmTcPr id="1750362827" protected="0"/>
           </w:tcPr>
           <w:p>
             <w:pPr>
@@ -912,7 +912,7 @@
         <w:tc>
           <w:tcPr>
             <w:tcW w:w="4888" w:type="dxa"/>
-            <w:tmTcPr id="1750200054" protected="0"/>
+            <w:tmTcPr id="1750362827" protected="0"/>
           </w:tcPr>
           <w:p>
             <w:pPr>
@@ -934,7 +934,7 @@
         <w:tc>
           <w:tcPr>
             <w:tcW w:w="4848" w:type="dxa"/>
-            <w:tmTcPr id="1750200054" protected="0"/>
+            <w:tmTcPr id="1750362827" protected="0"/>
           </w:tcPr>
           <w:p>
             <w:pPr>
@@ -949,7 +949,7 @@
         <w:tc>
           <w:tcPr>
             <w:tcW w:w="4888" w:type="dxa"/>
-            <w:tmTcPr id="1750200054" protected="0"/>
+            <w:tmTcPr id="1750362827" protected="0"/>
           </w:tcPr>
           <w:p>
             <w:pPr>
@@ -971,7 +971,7 @@
         <w:tc>
           <w:tcPr>
             <w:tcW w:w="4848" w:type="dxa"/>
-            <w:tmTcPr id="1750200054" protected="0"/>
+            <w:tmTcPr id="1750362827" protected="0"/>
           </w:tcPr>
           <w:p>
             <w:pPr>
@@ -986,7 +986,7 @@
         <w:tc>
           <w:tcPr>
             <w:tcW w:w="4888" w:type="dxa"/>
-            <w:tmTcPr id="1750200054" protected="0"/>
+            <w:tmTcPr id="1750362827" protected="0"/>
           </w:tcPr>
           <w:p>
             <w:pPr>
@@ -1008,7 +1008,7 @@
         <w:tc>
           <w:tcPr>
             <w:tcW w:w="4848" w:type="dxa"/>
-            <w:tmTcPr id="1750200054" protected="0"/>
+            <w:tmTcPr id="1750362827" protected="0"/>
           </w:tcPr>
           <w:p>
             <w:pPr>
@@ -1023,7 +1023,7 @@
         <w:tc>
           <w:tcPr>
             <w:tcW w:w="4888" w:type="dxa"/>
-            <w:tmTcPr id="1750200054" protected="0"/>
+            <w:tmTcPr id="1750362827" protected="0"/>
           </w:tcPr>
           <w:p>
             <w:pPr>
@@ -1045,7 +1045,7 @@
         <w:tc>
           <w:tcPr>
             <w:tcW w:w="4848" w:type="dxa"/>
-            <w:tmTcPr id="1750200054" protected="0"/>
+            <w:tmTcPr id="1750362827" protected="0"/>
           </w:tcPr>
           <w:p>
             <w:pPr>
@@ -1060,7 +1060,7 @@
         <w:tc>
           <w:tcPr>
             <w:tcW w:w="4888" w:type="dxa"/>
-            <w:tmTcPr id="1750200054" protected="0"/>
+            <w:tmTcPr id="1750362827" protected="0"/>
           </w:tcPr>
           <w:p>
             <w:pPr>
@@ -1082,7 +1082,7 @@
         <w:tc>
           <w:tcPr>
             <w:tcW w:w="4848" w:type="dxa"/>
-            <w:tmTcPr id="1750200054" protected="0"/>
+            <w:tmTcPr id="1750362827" protected="0"/>
           </w:tcPr>
           <w:p>
             <w:pPr>
@@ -1097,7 +1097,7 @@
         <w:tc>
           <w:tcPr>
             <w:tcW w:w="4888" w:type="dxa"/>
-            <w:tmTcPr id="1750200054" protected="0"/>
+            <w:tmTcPr id="1750362827" protected="0"/>
           </w:tcPr>
           <w:p>
             <w:pPr>
@@ -11664,7 +11664,1249 @@
     </w:p>
     <w:p>
       <w:pPr>
-        <w:ind w:left="1416" w:firstLine="708"/>
+        <w:numPr>
+          <w:ilvl w:val="0"/>
+          <w:numId w:val="35"/>
+        </w:numPr>
+        <w:ind w:left="1068" w:hanging="360"/>
+        <w:spacing w:after="0" w:line="540" w:lineRule="atLeast"/>
+        <w:widowControl w:val="0"/>
+        <w:pBdr>
+          <w:top w:val="nil" w:sz="0" w:space="0" w:color="000000" tmln="20, 20, 20, 0, 0"/>
+          <w:left w:val="nil" w:sz="0" w:space="0" w:color="000000" tmln="20, 20, 20, 0, 0"/>
+          <w:bottom w:val="nil" w:sz="0" w:space="0" w:color="000000" tmln="20, 20, 20, 0, 0"/>
+          <w:right w:val="nil" w:sz="0" w:space="0" w:color="000000" tmln="20, 20, 20, 0, 0"/>
+          <w:between w:val="nil" w:sz="0" w:space="0" w:color="000000" tmln="20, 20, 20, 0, 0"/>
+        </w:pBdr>
+        <w:shd w:val="none"/>
+        <w:rPr>
+          <w:rFonts w:ascii="Times New Roman" w:hAnsi="Times New Roman" w:eastAsia="SimSun" w:cs="Times New Roman"/>
+          <w:b/>
+          <w:bCs/>
+          <w:sz w:val="20"/>
+          <w:szCs w:val="20"/>
+          <w:lang w:val="pt-br" w:eastAsia="zh-cn" w:bidi="ar-sa"/>
+        </w:rPr>
+      </w:pPr>
+      <w:r>
+        <w:rPr>
+          <w:rFonts w:ascii="Times New Roman" w:hAnsi="Times New Roman" w:eastAsia="SimSun" w:cs="Times New Roman"/>
+          <w:b/>
+          <w:bCs/>
+          <w:sz w:val="20"/>
+          <w:szCs w:val="20"/>
+          <w:lang w:val="pt-br" w:eastAsia="zh-cn" w:bidi="ar-sa"/>
+        </w:rPr>
+        <w:t>Mesclagem de células em tabelas:</w:t>
+      </w:r>
+    </w:p>
+    <w:p>
+      <w:pPr>
+        <w:numPr>
+          <w:ilvl w:val="0"/>
+          <w:numId w:val="0"/>
+        </w:numPr>
+        <w:ind w:left="1068" w:firstLine="0"/>
+        <w:spacing w:after="0" w:line="540" w:lineRule="atLeast"/>
+        <w:widowControl w:val="0"/>
+        <w:pBdr>
+          <w:top w:val="nil" w:sz="0" w:space="0" w:color="000000" tmln="20, 20, 20, 0, 0"/>
+          <w:left w:val="nil" w:sz="0" w:space="0" w:color="000000" tmln="20, 20, 20, 0, 0"/>
+          <w:bottom w:val="nil" w:sz="0" w:space="0" w:color="000000" tmln="20, 20, 20, 0, 0"/>
+          <w:right w:val="nil" w:sz="0" w:space="0" w:color="000000" tmln="20, 20, 20, 0, 0"/>
+          <w:between w:val="nil" w:sz="0" w:space="0" w:color="000000" tmln="20, 20, 20, 0, 0"/>
+        </w:pBdr>
+        <w:shd w:val="none"/>
+        <w:rPr>
+          <w:rFonts w:ascii="Times New Roman" w:hAnsi="Times New Roman" w:eastAsia="SimSun" w:cs="Times New Roman"/>
+          <w:sz w:val="20"/>
+          <w:szCs w:val="20"/>
+          <w:lang w:val="pt-br" w:eastAsia="zh-cn" w:bidi="ar-sa"/>
+        </w:rPr>
+      </w:pPr>
+      <w:r>
+        <w:rPr>
+          <w:rFonts w:ascii="Times New Roman" w:hAnsi="Times New Roman" w:eastAsia="SimSun" w:cs="Times New Roman"/>
+          <w:sz w:val="20"/>
+          <w:szCs w:val="20"/>
+          <w:lang w:val="pt-br" w:eastAsia="zh-cn" w:bidi="ar-sa"/>
+        </w:rPr>
+        <w:t>Para mesclar coluna use colspan:</w:t>
+      </w:r>
+    </w:p>
+    <w:p>
+      <w:pPr>
+        <w:ind w:left="1416"/>
+        <w:spacing w:after="0" w:line="540" w:lineRule="atLeast"/>
+        <w:widowControl w:val="0"/>
+        <w:pBdr>
+          <w:top w:val="nil" w:sz="0" w:space="0" w:color="000000" tmln="20, 20, 20, 0, 0"/>
+          <w:left w:val="nil" w:sz="0" w:space="0" w:color="000000" tmln="20, 20, 20, 0, 0"/>
+          <w:bottom w:val="nil" w:sz="0" w:space="0" w:color="000000" tmln="20, 20, 20, 0, 0"/>
+          <w:right w:val="nil" w:sz="0" w:space="0" w:color="000000" tmln="20, 20, 20, 0, 0"/>
+          <w:between w:val="nil" w:sz="0" w:space="0" w:color="000000" tmln="20, 20, 20, 0, 0"/>
+        </w:pBdr>
+        <w:shd w:val="none"/>
+        <w:rPr>
+          <w:rFonts w:ascii="Times New Roman" w:hAnsi="Times New Roman" w:eastAsia="SimSun" w:cs="Times New Roman"/>
+          <w:sz w:val="20"/>
+          <w:szCs w:val="20"/>
+          <w:lang w:val="pt-br" w:eastAsia="zh-cn" w:bidi="ar-sa"/>
+        </w:rPr>
+      </w:pPr>
+      <w:r>
+        <w:rPr>
+          <w:rFonts w:ascii="Times New Roman" w:hAnsi="Times New Roman" w:eastAsia="SimSun" w:cs="Times New Roman"/>
+          <w:sz w:val="20"/>
+          <w:szCs w:val="20"/>
+          <w:lang w:val="pt-br" w:eastAsia="zh-cn" w:bidi="ar-sa"/>
+        </w:rPr>
+        <w:t>&lt;td colspan="2"&gt;Célula mesclada&lt;/td&gt;</w:t>
+      </w:r>
+    </w:p>
+    <w:p>
+      <w:pPr>
+        <w:numPr>
+          <w:ilvl w:val="0"/>
+          <w:numId w:val="0"/>
+        </w:numPr>
+        <w:ind w:left="1068" w:firstLine="0"/>
+        <w:spacing w:after="0" w:line="540" w:lineRule="atLeast"/>
+        <w:widowControl w:val="0"/>
+        <w:pBdr>
+          <w:top w:val="nil" w:sz="0" w:space="0" w:color="000000" tmln="20, 20, 20, 0, 0"/>
+          <w:left w:val="nil" w:sz="0" w:space="0" w:color="000000" tmln="20, 20, 20, 0, 0"/>
+          <w:bottom w:val="nil" w:sz="0" w:space="0" w:color="000000" tmln="20, 20, 20, 0, 0"/>
+          <w:right w:val="nil" w:sz="0" w:space="0" w:color="000000" tmln="20, 20, 20, 0, 0"/>
+          <w:between w:val="nil" w:sz="0" w:space="0" w:color="000000" tmln="20, 20, 20, 0, 0"/>
+        </w:pBdr>
+        <w:shd w:val="none"/>
+        <w:rPr>
+          <w:rFonts w:ascii="Times New Roman" w:hAnsi="Times New Roman" w:eastAsia="SimSun" w:cs="Times New Roman"/>
+          <w:sz w:val="20"/>
+          <w:szCs w:val="20"/>
+          <w:lang w:val="pt-br" w:eastAsia="zh-cn" w:bidi="ar-sa"/>
+        </w:rPr>
+      </w:pPr>
+      <w:r>
+        <w:rPr>
+          <w:rFonts w:ascii="Times New Roman" w:hAnsi="Times New Roman" w:eastAsia="SimSun" w:cs="Times New Roman"/>
+          <w:sz w:val="20"/>
+          <w:szCs w:val="20"/>
+          <w:lang w:val="pt-br" w:eastAsia="zh-cn" w:bidi="ar-sa"/>
+        </w:rPr>
+        <w:t>Para mesclar linhas use rowspan:</w:t>
+      </w:r>
+    </w:p>
+    <w:p>
+      <w:pPr>
+        <w:ind w:left="1416"/>
+        <w:spacing w:after="0" w:line="540" w:lineRule="atLeast"/>
+        <w:widowControl w:val="0"/>
+        <w:pBdr>
+          <w:top w:val="nil" w:sz="0" w:space="0" w:color="000000" tmln="20, 20, 20, 0, 0"/>
+          <w:left w:val="nil" w:sz="0" w:space="0" w:color="000000" tmln="20, 20, 20, 0, 0"/>
+          <w:bottom w:val="nil" w:sz="0" w:space="0" w:color="000000" tmln="20, 20, 20, 0, 0"/>
+          <w:right w:val="nil" w:sz="0" w:space="0" w:color="000000" tmln="20, 20, 20, 0, 0"/>
+          <w:between w:val="nil" w:sz="0" w:space="0" w:color="000000" tmln="20, 20, 20, 0, 0"/>
+        </w:pBdr>
+        <w:shd w:val="none"/>
+        <w:rPr>
+          <w:rFonts w:ascii="Times New Roman" w:hAnsi="Times New Roman" w:eastAsia="SimSun" w:cs="Times New Roman"/>
+          <w:sz w:val="20"/>
+          <w:szCs w:val="20"/>
+          <w:lang w:val="pt-br" w:eastAsia="zh-cn" w:bidi="ar-sa"/>
+        </w:rPr>
+      </w:pPr>
+      <w:r>
+        <w:rPr>
+          <w:rFonts w:ascii="Times New Roman" w:hAnsi="Times New Roman" w:eastAsia="SimSun" w:cs="Times New Roman"/>
+          <w:sz w:val="20"/>
+          <w:szCs w:val="20"/>
+          <w:lang w:val="pt-br" w:eastAsia="zh-cn" w:bidi="ar-sa"/>
+        </w:rPr>
+        <w:t>&lt;td rowspan="2"&gt;Célula mesclada&lt;/td&gt;</w:t>
+      </w:r>
+    </w:p>
+    <w:p>
+      <w:pPr>
+        <w:ind w:left="1416"/>
+        <w:spacing w:after="0" w:line="540" w:lineRule="atLeast"/>
+        <w:widowControl w:val="0"/>
+        <w:pBdr>
+          <w:top w:val="nil" w:sz="0" w:space="0" w:color="000000" tmln="20, 20, 20, 0, 0"/>
+          <w:left w:val="nil" w:sz="0" w:space="0" w:color="000000" tmln="20, 20, 20, 0, 0"/>
+          <w:bottom w:val="nil" w:sz="0" w:space="0" w:color="000000" tmln="20, 20, 20, 0, 0"/>
+          <w:right w:val="nil" w:sz="0" w:space="0" w:color="000000" tmln="20, 20, 20, 0, 0"/>
+          <w:between w:val="nil" w:sz="0" w:space="0" w:color="000000" tmln="20, 20, 20, 0, 0"/>
+        </w:pBdr>
+        <w:shd w:val="none"/>
+        <w:rPr>
+          <w:rFonts w:ascii="Times New Roman" w:hAnsi="Times New Roman" w:eastAsia="SimSun" w:cs="Times New Roman"/>
+          <w:sz w:val="20"/>
+          <w:szCs w:val="20"/>
+          <w:lang w:val="pt-br" w:eastAsia="zh-cn" w:bidi="ar-sa"/>
+        </w:rPr>
+      </w:pPr>
+      <w:r>
+        <w:rPr>
+          <w:rFonts w:ascii="Times New Roman" w:hAnsi="Times New Roman" w:eastAsia="SimSun" w:cs="Times New Roman"/>
+          <w:sz w:val="20"/>
+          <w:szCs w:val="20"/>
+          <w:lang w:val="pt-br" w:eastAsia="zh-cn" w:bidi="ar-sa"/>
+        </w:rPr>
+      </w:r>
+    </w:p>
+    <w:p>
+      <w:pPr>
+        <w:numPr>
+          <w:ilvl w:val="0"/>
+          <w:numId w:val="35"/>
+        </w:numPr>
+        <w:ind w:left="1068" w:hanging="360"/>
+        <w:spacing w:after="0" w:line="540" w:lineRule="atLeast"/>
+        <w:widowControl w:val="0"/>
+        <w:pBdr>
+          <w:top w:val="nil" w:sz="0" w:space="0" w:color="000000" tmln="20, 20, 20, 0, 0"/>
+          <w:left w:val="nil" w:sz="0" w:space="0" w:color="000000" tmln="20, 20, 20, 0, 0"/>
+          <w:bottom w:val="nil" w:sz="0" w:space="0" w:color="000000" tmln="20, 20, 20, 0, 0"/>
+          <w:right w:val="nil" w:sz="0" w:space="0" w:color="000000" tmln="20, 20, 20, 0, 0"/>
+          <w:between w:val="nil" w:sz="0" w:space="0" w:color="000000" tmln="20, 20, 20, 0, 0"/>
+        </w:pBdr>
+        <w:shd w:val="none"/>
+        <w:rPr>
+          <w:rFonts w:ascii="Times New Roman" w:hAnsi="Times New Roman" w:eastAsia="SimSun" w:cs="Times New Roman"/>
+          <w:b/>
+          <w:bCs/>
+          <w:sz w:val="20"/>
+          <w:szCs w:val="20"/>
+          <w:lang w:val="pt-br" w:eastAsia="zh-cn" w:bidi="ar-sa"/>
+        </w:rPr>
+      </w:pPr>
+      <w:r>
+        <w:rPr>
+          <w:rFonts w:ascii="Times New Roman" w:hAnsi="Times New Roman" w:eastAsia="SimSun" w:cs="Times New Roman"/>
+          <w:b/>
+          <w:bCs/>
+          <w:sz w:val="20"/>
+          <w:szCs w:val="20"/>
+          <w:lang w:val="pt-br" w:eastAsia="zh-cn" w:bidi="ar-sa"/>
+        </w:rPr>
+        <w:t xml:space="preserve">Agrupar colunas com colgroup: </w:t>
+      </w:r>
+    </w:p>
+    <w:p>
+      <w:pPr>
+        <w:numPr>
+          <w:ilvl w:val="0"/>
+          <w:numId w:val="0"/>
+        </w:numPr>
+        <w:ind w:left="1776" w:firstLine="0"/>
+        <w:spacing w:after="0" w:line="240" w:lineRule="auto"/>
+        <w:widowControl w:val="0"/>
+        <w:pBdr>
+          <w:top w:val="nil" w:sz="0" w:space="0" w:color="000000" tmln="20, 20, 20, 0, 0"/>
+          <w:left w:val="nil" w:sz="0" w:space="0" w:color="000000" tmln="20, 20, 20, 0, 0"/>
+          <w:bottom w:val="nil" w:sz="0" w:space="0" w:color="000000" tmln="20, 20, 20, 0, 0"/>
+          <w:right w:val="nil" w:sz="0" w:space="0" w:color="000000" tmln="20, 20, 20, 0, 0"/>
+          <w:between w:val="nil" w:sz="0" w:space="0" w:color="000000" tmln="20, 20, 20, 0, 0"/>
+        </w:pBdr>
+        <w:shd w:val="none"/>
+        <w:rPr>
+          <w:rFonts w:ascii="Times New Roman" w:hAnsi="Times New Roman" w:eastAsia="SimSun" w:cs="Times New Roman"/>
+          <w:sz w:val="20"/>
+          <w:szCs w:val="20"/>
+          <w:lang w:val="pt-br" w:eastAsia="zh-cn" w:bidi="ar-sa"/>
+        </w:rPr>
+      </w:pPr>
+      <w:r>
+        <w:rPr>
+          <w:rFonts w:ascii="Times New Roman" w:hAnsi="Times New Roman" w:eastAsia="SimSun" w:cs="Times New Roman"/>
+          <w:sz w:val="20"/>
+          <w:szCs w:val="20"/>
+          <w:lang w:val="pt-br" w:eastAsia="zh-cn" w:bidi="ar-sa"/>
+        </w:rPr>
+        <w:t xml:space="preserve">O elemento em HTML é usado para </w:t>
+      </w:r>
+      <w:r>
+        <w:rPr>
+          <w:rFonts w:ascii="Times New Roman" w:hAnsi="Times New Roman" w:eastAsia="SimSun" w:cs="Times New Roman"/>
+          <w:b/>
+          <w:sz w:val="20"/>
+          <w:szCs w:val="20"/>
+          <w:lang w:val="pt-br" w:eastAsia="zh-cn" w:bidi="ar-sa"/>
+        </w:rPr>
+        <w:t>agrupar colunas dentro de uma tabela</w:t>
+      </w:r>
+      <w:r>
+        <w:rPr>
+          <w:rFonts w:ascii="Times New Roman" w:hAnsi="Times New Roman" w:eastAsia="SimSun" w:cs="Times New Roman"/>
+          <w:sz w:val="20"/>
+          <w:szCs w:val="20"/>
+          <w:lang w:val="pt-br" w:eastAsia="zh-cn" w:bidi="ar-sa"/>
+        </w:rPr>
+        <w:t>, permitindo aplicar estilos de forma eficiente e organizada.</w:t>
+      </w:r>
+    </w:p>
+    <w:p>
+      <w:pPr>
+        <w:numPr>
+          <w:ilvl w:val="0"/>
+          <w:numId w:val="0"/>
+        </w:numPr>
+        <w:ind w:left="1776" w:firstLine="0"/>
+        <w:spacing w:after="0" w:line="240" w:lineRule="auto"/>
+        <w:widowControl w:val="0"/>
+        <w:pBdr>
+          <w:top w:val="nil" w:sz="0" w:space="0" w:color="000000" tmln="20, 20, 20, 0, 0"/>
+          <w:left w:val="nil" w:sz="0" w:space="0" w:color="000000" tmln="20, 20, 20, 0, 0"/>
+          <w:bottom w:val="nil" w:sz="0" w:space="0" w:color="000000" tmln="20, 20, 20, 0, 0"/>
+          <w:right w:val="nil" w:sz="0" w:space="0" w:color="000000" tmln="20, 20, 20, 0, 0"/>
+          <w:between w:val="nil" w:sz="0" w:space="0" w:color="000000" tmln="20, 20, 20, 0, 0"/>
+        </w:pBdr>
+        <w:shd w:val="none"/>
+        <w:rPr>
+          <w:rFonts w:ascii="Times New Roman" w:hAnsi="Times New Roman" w:eastAsia="SimSun" w:cs="Times New Roman"/>
+          <w:b/>
+          <w:sz w:val="20"/>
+          <w:szCs w:val="20"/>
+          <w:lang w:val="pt-br" w:eastAsia="zh-cn" w:bidi="ar-sa"/>
+        </w:rPr>
+      </w:pPr>
+      <w:r>
+        <w:rPr>
+          <w:rFonts w:ascii="Times New Roman" w:hAnsi="Times New Roman" w:eastAsia="SimSun" w:cs="Times New Roman"/>
+          <w:b/>
+          <w:sz w:val="20"/>
+          <w:szCs w:val="20"/>
+          <w:lang w:val="pt-br" w:eastAsia="zh-cn" w:bidi="ar-sa"/>
+        </w:rPr>
+      </w:r>
+    </w:p>
+    <w:p>
+      <w:pPr>
+        <w:numPr>
+          <w:ilvl w:val="0"/>
+          <w:numId w:val="0"/>
+        </w:numPr>
+        <w:ind w:left="1776" w:firstLine="0"/>
+        <w:spacing w:after="0" w:line="240" w:lineRule="auto"/>
+        <w:widowControl w:val="0"/>
+        <w:pBdr>
+          <w:top w:val="nil" w:sz="0" w:space="0" w:color="000000" tmln="20, 20, 20, 0, 0"/>
+          <w:left w:val="nil" w:sz="0" w:space="0" w:color="000000" tmln="20, 20, 20, 0, 0"/>
+          <w:bottom w:val="nil" w:sz="0" w:space="0" w:color="000000" tmln="20, 20, 20, 0, 0"/>
+          <w:right w:val="nil" w:sz="0" w:space="0" w:color="000000" tmln="20, 20, 20, 0, 0"/>
+          <w:between w:val="nil" w:sz="0" w:space="0" w:color="000000" tmln="20, 20, 20, 0, 0"/>
+        </w:pBdr>
+        <w:shd w:val="none"/>
+        <w:rPr>
+          <w:rFonts w:ascii="Times New Roman" w:hAnsi="Times New Roman" w:eastAsia="SimSun" w:cs="Times New Roman"/>
+          <w:sz w:val="20"/>
+          <w:szCs w:val="20"/>
+          <w:lang w:val="pt-br" w:eastAsia="zh-cn" w:bidi="ar-sa"/>
+        </w:rPr>
+      </w:pPr>
+      <w:r>
+        <w:rPr>
+          <w:rFonts w:ascii="Times New Roman" w:hAnsi="Times New Roman" w:eastAsia="SimSun" w:cs="Times New Roman"/>
+          <w:b/>
+          <w:sz w:val="20"/>
+          <w:szCs w:val="20"/>
+          <w:lang w:val="pt-br" w:eastAsia="zh-cn" w:bidi="ar-sa"/>
+        </w:rPr>
+        <w:t>Função principal</w:t>
+      </w:r>
+      <w:r>
+        <w:rPr>
+          <w:rFonts w:ascii="Times New Roman" w:hAnsi="Times New Roman" w:eastAsia="SimSun" w:cs="Times New Roman"/>
+          <w:sz w:val="20"/>
+          <w:szCs w:val="20"/>
+          <w:lang w:val="pt-br" w:eastAsia="zh-cn" w:bidi="ar-sa"/>
+        </w:rPr>
+        <w:t>: agrupar colunas para aplicar estilos como cor, largura ou alinhamento de forma coletiva, sem precisar repetir em cada célula.</w:t>
+      </w:r>
+    </w:p>
+    <w:p>
+      <w:pPr>
+        <w:numPr>
+          <w:ilvl w:val="0"/>
+          <w:numId w:val="0"/>
+        </w:numPr>
+        <w:ind w:left="1776" w:firstLine="0"/>
+        <w:spacing w:after="0" w:line="240" w:lineRule="auto"/>
+        <w:widowControl w:val="0"/>
+        <w:pBdr>
+          <w:top w:val="nil" w:sz="0" w:space="0" w:color="000000" tmln="20, 20, 20, 0, 0"/>
+          <w:left w:val="nil" w:sz="0" w:space="0" w:color="000000" tmln="20, 20, 20, 0, 0"/>
+          <w:bottom w:val="nil" w:sz="0" w:space="0" w:color="000000" tmln="20, 20, 20, 0, 0"/>
+          <w:right w:val="nil" w:sz="0" w:space="0" w:color="000000" tmln="20, 20, 20, 0, 0"/>
+          <w:between w:val="nil" w:sz="0" w:space="0" w:color="000000" tmln="20, 20, 20, 0, 0"/>
+        </w:pBdr>
+        <w:shd w:val="none"/>
+        <w:rPr>
+          <w:rFonts w:ascii="Times New Roman" w:hAnsi="Times New Roman" w:eastAsia="SimSun" w:cs="Times New Roman"/>
+          <w:b/>
+          <w:sz w:val="20"/>
+          <w:szCs w:val="20"/>
+          <w:lang w:val="pt-br" w:eastAsia="zh-cn" w:bidi="ar-sa"/>
+        </w:rPr>
+      </w:pPr>
+      <w:r>
+        <w:rPr>
+          <w:rFonts w:ascii="Times New Roman" w:hAnsi="Times New Roman" w:eastAsia="SimSun" w:cs="Times New Roman"/>
+          <w:b/>
+          <w:sz w:val="20"/>
+          <w:szCs w:val="20"/>
+          <w:lang w:val="pt-br" w:eastAsia="zh-cn" w:bidi="ar-sa"/>
+        </w:rPr>
+      </w:r>
+    </w:p>
+    <w:p>
+      <w:pPr>
+        <w:numPr>
+          <w:ilvl w:val="0"/>
+          <w:numId w:val="0"/>
+        </w:numPr>
+        <w:ind w:left="1776" w:firstLine="0"/>
+        <w:spacing w:after="0" w:line="240" w:lineRule="auto"/>
+        <w:widowControl w:val="0"/>
+        <w:pBdr>
+          <w:top w:val="nil" w:sz="0" w:space="0" w:color="000000" tmln="20, 20, 20, 0, 0"/>
+          <w:left w:val="nil" w:sz="0" w:space="0" w:color="000000" tmln="20, 20, 20, 0, 0"/>
+          <w:bottom w:val="nil" w:sz="0" w:space="0" w:color="000000" tmln="20, 20, 20, 0, 0"/>
+          <w:right w:val="nil" w:sz="0" w:space="0" w:color="000000" tmln="20, 20, 20, 0, 0"/>
+          <w:between w:val="nil" w:sz="0" w:space="0" w:color="000000" tmln="20, 20, 20, 0, 0"/>
+        </w:pBdr>
+        <w:shd w:val="none"/>
+        <w:rPr>
+          <w:rFonts w:ascii="Times New Roman" w:hAnsi="Times New Roman" w:eastAsia="SimSun" w:cs="Times New Roman"/>
+          <w:sz w:val="20"/>
+          <w:szCs w:val="20"/>
+          <w:lang w:val="pt-br" w:eastAsia="zh-cn" w:bidi="ar-sa"/>
+        </w:rPr>
+      </w:pPr>
+      <w:r>
+        <w:rPr>
+          <w:rFonts w:ascii="Times New Roman" w:hAnsi="Times New Roman" w:eastAsia="SimSun" w:cs="Times New Roman"/>
+          <w:b/>
+          <w:sz w:val="20"/>
+          <w:szCs w:val="20"/>
+          <w:lang w:val="pt-br" w:eastAsia="zh-cn" w:bidi="ar-sa"/>
+        </w:rPr>
+        <w:t>Estrutura</w:t>
+      </w:r>
+      <w:r>
+        <w:rPr>
+          <w:rFonts w:ascii="Times New Roman" w:hAnsi="Times New Roman" w:eastAsia="SimSun" w:cs="Times New Roman"/>
+          <w:sz w:val="20"/>
+          <w:szCs w:val="20"/>
+          <w:lang w:val="pt-br" w:eastAsia="zh-cn" w:bidi="ar-sa"/>
+        </w:rPr>
+        <w:t>: é inserido logo após a tag &lt;table&gt; e antes de &lt;thead&gt; e &lt;caption&gt;</w:t>
+      </w:r>
+    </w:p>
+    <w:p>
+      <w:pPr>
+        <w:numPr>
+          <w:ilvl w:val="0"/>
+          <w:numId w:val="0"/>
+        </w:numPr>
+        <w:ind w:left="1776" w:firstLine="0"/>
+        <w:spacing w:after="0" w:line="240" w:lineRule="auto"/>
+        <w:widowControl w:val="0"/>
+        <w:pBdr>
+          <w:top w:val="nil" w:sz="0" w:space="0" w:color="000000" tmln="20, 20, 20, 0, 0"/>
+          <w:left w:val="nil" w:sz="0" w:space="0" w:color="000000" tmln="20, 20, 20, 0, 0"/>
+          <w:bottom w:val="nil" w:sz="0" w:space="0" w:color="000000" tmln="20, 20, 20, 0, 0"/>
+          <w:right w:val="nil" w:sz="0" w:space="0" w:color="000000" tmln="20, 20, 20, 0, 0"/>
+          <w:between w:val="nil" w:sz="0" w:space="0" w:color="000000" tmln="20, 20, 20, 0, 0"/>
+        </w:pBdr>
+        <w:shd w:val="none"/>
+        <w:rPr>
+          <w:rFonts w:ascii="Times New Roman" w:hAnsi="Times New Roman" w:eastAsia="SimSun" w:cs="Times New Roman"/>
+          <w:b/>
+          <w:sz w:val="20"/>
+          <w:szCs w:val="20"/>
+          <w:lang w:val="pt-br" w:eastAsia="zh-cn" w:bidi="ar-sa"/>
+        </w:rPr>
+      </w:pPr>
+      <w:r>
+        <w:rPr>
+          <w:rFonts w:ascii="Times New Roman" w:hAnsi="Times New Roman" w:eastAsia="SimSun" w:cs="Times New Roman"/>
+          <w:b/>
+          <w:sz w:val="20"/>
+          <w:szCs w:val="20"/>
+          <w:lang w:val="pt-br" w:eastAsia="zh-cn" w:bidi="ar-sa"/>
+        </w:rPr>
+      </w:r>
+    </w:p>
+    <w:p>
+      <w:pPr>
+        <w:ind w:left="1068" w:firstLine="708"/>
+        <w:spacing w:after="0" w:line="240" w:lineRule="auto"/>
+        <w:widowControl w:val="0"/>
+        <w:pBdr>
+          <w:top w:val="nil" w:sz="0" w:space="0" w:color="000000" tmln="20, 20, 20, 0, 0"/>
+          <w:left w:val="nil" w:sz="0" w:space="0" w:color="000000" tmln="20, 20, 20, 0, 0"/>
+          <w:bottom w:val="nil" w:sz="0" w:space="0" w:color="000000" tmln="20, 20, 20, 0, 0"/>
+          <w:right w:val="nil" w:sz="0" w:space="0" w:color="000000" tmln="20, 20, 20, 0, 0"/>
+          <w:between w:val="nil" w:sz="0" w:space="0" w:color="000000" tmln="20, 20, 20, 0, 0"/>
+        </w:pBdr>
+        <w:shd w:val="none"/>
+        <w:rPr>
+          <w:rFonts w:ascii="Times New Roman" w:hAnsi="Times New Roman" w:eastAsia="SimSun" w:cs="Times New Roman"/>
+          <w:sz w:val="20"/>
+          <w:szCs w:val="20"/>
+          <w:lang w:val="pt-br" w:eastAsia="zh-cn" w:bidi="ar-sa"/>
+        </w:rPr>
+      </w:pPr>
+      <w:r>
+        <w:rPr>
+          <w:rFonts w:ascii="Times New Roman" w:hAnsi="Times New Roman" w:eastAsia="SimSun" w:cs="Times New Roman"/>
+          <w:b/>
+          <w:bCs/>
+          <w:sz w:val="20"/>
+          <w:szCs w:val="20"/>
+          <w:lang w:val="pt-br" w:eastAsia="zh-cn" w:bidi="ar-sa"/>
+        </w:rPr>
+        <w:t>Uso do &lt;col&gt;:</w:t>
+      </w:r>
+      <w:r>
+        <w:rPr>
+          <w:rFonts w:ascii="Times New Roman" w:hAnsi="Times New Roman" w:eastAsia="SimSun" w:cs="Times New Roman"/>
+          <w:sz w:val="20"/>
+          <w:szCs w:val="20"/>
+          <w:lang w:val="pt-br" w:eastAsia="zh-cn" w:bidi="ar-sa"/>
+        </w:rPr>
+        <w:t xml:space="preserve"> dentro do &lt;colgroup&gt;, você usa uma ou mais tags &lt;col&gt; para representar cada coluna ou grupo de colunas.</w:t>
+      </w:r>
+    </w:p>
+    <w:p>
+      <w:pPr>
+        <w:ind w:left="1068" w:firstLine="708"/>
+        <w:spacing w:after="0" w:line="240" w:lineRule="auto"/>
+        <w:widowControl w:val="0"/>
+        <w:pBdr>
+          <w:top w:val="nil" w:sz="0" w:space="0" w:color="000000" tmln="20, 20, 20, 0, 0"/>
+          <w:left w:val="nil" w:sz="0" w:space="0" w:color="000000" tmln="20, 20, 20, 0, 0"/>
+          <w:bottom w:val="nil" w:sz="0" w:space="0" w:color="000000" tmln="20, 20, 20, 0, 0"/>
+          <w:right w:val="nil" w:sz="0" w:space="0" w:color="000000" tmln="20, 20, 20, 0, 0"/>
+          <w:between w:val="nil" w:sz="0" w:space="0" w:color="000000" tmln="20, 20, 20, 0, 0"/>
+        </w:pBdr>
+        <w:shd w:val="none"/>
+        <w:rPr>
+          <w:rFonts w:ascii="Times New Roman" w:hAnsi="Times New Roman" w:eastAsia="SimSun" w:cs="Times New Roman"/>
+          <w:sz w:val="20"/>
+          <w:szCs w:val="20"/>
+          <w:lang w:val="pt-br" w:eastAsia="zh-cn" w:bidi="ar-sa"/>
+        </w:rPr>
+      </w:pPr>
+      <w:r>
+        <w:rPr>
+          <w:rFonts w:ascii="Times New Roman" w:hAnsi="Times New Roman" w:eastAsia="SimSun" w:cs="Times New Roman"/>
+          <w:b/>
+          <w:bCs/>
+          <w:sz w:val="20"/>
+          <w:szCs w:val="20"/>
+          <w:lang w:val="pt-br" w:eastAsia="zh-cn" w:bidi="ar-sa"/>
+        </w:rPr>
+        <w:t xml:space="preserve">Atributo span: </w:t>
+      </w:r>
+      <w:r>
+        <w:rPr>
+          <w:rFonts w:ascii="Times New Roman" w:hAnsi="Times New Roman" w:eastAsia="SimSun" w:cs="Times New Roman"/>
+          <w:sz w:val="20"/>
+          <w:szCs w:val="20"/>
+          <w:lang w:val="pt-br" w:eastAsia="zh-cn" w:bidi="ar-sa"/>
+        </w:rPr>
+        <w:t>permite definir quantas colunas um único &lt;col&gt; deve abranger</w:t>
+      </w:r>
+    </w:p>
+    <w:p>
+      <w:pPr>
+        <w:ind w:left="1068" w:firstLine="708"/>
+        <w:spacing w:after="0" w:line="240" w:lineRule="auto"/>
+        <w:widowControl w:val="0"/>
+        <w:pBdr>
+          <w:top w:val="nil" w:sz="0" w:space="0" w:color="000000" tmln="20, 20, 20, 0, 0"/>
+          <w:left w:val="nil" w:sz="0" w:space="0" w:color="000000" tmln="20, 20, 20, 0, 0"/>
+          <w:bottom w:val="nil" w:sz="0" w:space="0" w:color="000000" tmln="20, 20, 20, 0, 0"/>
+          <w:right w:val="nil" w:sz="0" w:space="0" w:color="000000" tmln="20, 20, 20, 0, 0"/>
+          <w:between w:val="nil" w:sz="0" w:space="0" w:color="000000" tmln="20, 20, 20, 0, 0"/>
+        </w:pBdr>
+        <w:shd w:val="none"/>
+        <w:rPr>
+          <w:rFonts w:ascii="Times New Roman" w:hAnsi="Times New Roman" w:eastAsia="SimSun" w:cs="Times New Roman"/>
+          <w:b/>
+          <w:bCs/>
+          <w:sz w:val="20"/>
+          <w:szCs w:val="20"/>
+          <w:lang w:val="pt-br" w:eastAsia="zh-cn" w:bidi="ar-sa"/>
+        </w:rPr>
+      </w:pPr>
+      <w:r>
+        <w:rPr>
+          <w:rFonts w:ascii="Times New Roman" w:hAnsi="Times New Roman" w:eastAsia="SimSun" w:cs="Times New Roman"/>
+          <w:b/>
+          <w:bCs/>
+          <w:sz w:val="20"/>
+          <w:szCs w:val="20"/>
+          <w:lang w:val="pt-br" w:eastAsia="zh-cn" w:bidi="ar-sa"/>
+        </w:rPr>
+      </w:r>
+    </w:p>
+    <w:p>
+      <w:pPr>
+        <w:numPr>
+          <w:ilvl w:val="0"/>
+          <w:numId w:val="0"/>
+        </w:numPr>
+        <w:ind w:left="1776" w:firstLine="0"/>
+        <w:spacing w:after="0" w:line="240" w:lineRule="auto"/>
+        <w:widowControl w:val="0"/>
+        <w:pBdr>
+          <w:top w:val="nil" w:sz="0" w:space="0" w:color="000000" tmln="20, 20, 20, 0, 0"/>
+          <w:left w:val="nil" w:sz="0" w:space="0" w:color="000000" tmln="20, 20, 20, 0, 0"/>
+          <w:bottom w:val="nil" w:sz="0" w:space="0" w:color="000000" tmln="20, 20, 20, 0, 0"/>
+          <w:right w:val="nil" w:sz="0" w:space="0" w:color="000000" tmln="20, 20, 20, 0, 0"/>
+          <w:between w:val="nil" w:sz="0" w:space="0" w:color="000000" tmln="20, 20, 20, 0, 0"/>
+        </w:pBdr>
+        <w:shd w:val="none"/>
+        <w:rPr>
+          <w:rFonts w:ascii="Times New Roman" w:hAnsi="Times New Roman" w:eastAsia="SimSun" w:cs="Times New Roman"/>
+          <w:sz w:val="20"/>
+          <w:szCs w:val="20"/>
+          <w:lang w:val="pt-br" w:eastAsia="zh-cn" w:bidi="ar-sa"/>
+        </w:rPr>
+      </w:pPr>
+      <w:r>
+        <w:rPr>
+          <w:rFonts w:ascii="Times New Roman" w:hAnsi="Times New Roman" w:eastAsia="SimSun" w:cs="Times New Roman"/>
+          <w:sz w:val="20"/>
+          <w:szCs w:val="20"/>
+          <w:lang w:val="pt-br" w:eastAsia="zh-cn" w:bidi="ar-sa"/>
+        </w:rPr>
+      </w:r>
+    </w:p>
+    <w:p>
+      <w:pPr>
+        <w:spacing w:after="0" w:line="240" w:lineRule="auto"/>
+        <w:widowControl w:val="0"/>
+        <w:rPr>
+          <w:rFonts w:ascii="Times New Roman" w:hAnsi="Times New Roman" w:eastAsia="SimSun" w:cs="Times New Roman"/>
+          <w:sz w:val="20"/>
+          <w:szCs w:val="20"/>
+          <w:lang w:val="pt-br" w:eastAsia="zh-cn" w:bidi="ar-sa"/>
+        </w:rPr>
+      </w:pPr>
+      <w:r>
+        <w:rPr>
+          <w:rFonts w:ascii="Times New Roman" w:hAnsi="Times New Roman" w:eastAsia="SimSun" w:cs="Times New Roman"/>
+          <w:sz w:val="20"/>
+          <w:szCs w:val="20"/>
+          <w:lang w:val="pt-br" w:eastAsia="zh-cn" w:bidi="ar-sa"/>
+        </w:rPr>
+      </w:r>
+    </w:p>
+    <w:p>
+      <w:pPr>
+        <w:numPr>
+          <w:ilvl w:val="0"/>
+          <w:numId w:val="0"/>
+        </w:numPr>
+        <w:ind w:left="1776" w:firstLine="0"/>
+        <w:spacing w:after="0" w:line="240" w:lineRule="auto"/>
+        <w:widowControl w:val="0"/>
+        <w:pBdr>
+          <w:top w:val="nil" w:sz="0" w:space="0" w:color="000000" tmln="20, 20, 20, 0, 0"/>
+          <w:left w:val="nil" w:sz="0" w:space="0" w:color="000000" tmln="20, 20, 20, 0, 0"/>
+          <w:bottom w:val="nil" w:sz="0" w:space="0" w:color="000000" tmln="20, 20, 20, 0, 0"/>
+          <w:right w:val="nil" w:sz="0" w:space="0" w:color="000000" tmln="20, 20, 20, 0, 0"/>
+          <w:between w:val="nil" w:sz="0" w:space="0" w:color="000000" tmln="20, 20, 20, 0, 0"/>
+        </w:pBdr>
+        <w:shd w:val="none"/>
+        <w:rPr>
+          <w:rFonts w:ascii="Times New Roman" w:hAnsi="Times New Roman" w:eastAsia="SimSun" w:cs="Times New Roman"/>
+          <w:b/>
+          <w:sz w:val="20"/>
+          <w:szCs w:val="20"/>
+          <w:lang w:val="pt-br" w:eastAsia="zh-cn" w:bidi="ar-sa"/>
+        </w:rPr>
+      </w:pPr>
+      <w:r>
+        <w:rPr>
+          <w:rFonts w:ascii="Times New Roman" w:hAnsi="Times New Roman" w:eastAsia="SimSun" w:cs="Times New Roman"/>
+          <w:b/>
+          <w:sz w:val="20"/>
+          <w:szCs w:val="20"/>
+          <w:lang w:val="pt-br" w:eastAsia="zh-cn" w:bidi="ar-sa"/>
+        </w:rPr>
+      </w:r>
+    </w:p>
+    <w:p>
+      <w:pPr>
+        <w:numPr>
+          <w:ilvl w:val="0"/>
+          <w:numId w:val="0"/>
+        </w:numPr>
+        <w:ind w:left="1776" w:firstLine="0"/>
+        <w:spacing w:after="0" w:line="240" w:lineRule="auto"/>
+        <w:widowControl w:val="0"/>
+        <w:pBdr>
+          <w:top w:val="nil" w:sz="0" w:space="0" w:color="000000" tmln="20, 20, 20, 0, 0"/>
+          <w:left w:val="nil" w:sz="0" w:space="0" w:color="000000" tmln="20, 20, 20, 0, 0"/>
+          <w:bottom w:val="nil" w:sz="0" w:space="0" w:color="000000" tmln="20, 20, 20, 0, 0"/>
+          <w:right w:val="nil" w:sz="0" w:space="0" w:color="000000" tmln="20, 20, 20, 0, 0"/>
+          <w:between w:val="nil" w:sz="0" w:space="0" w:color="000000" tmln="20, 20, 20, 0, 0"/>
+        </w:pBdr>
+        <w:shd w:val="none"/>
+        <w:rPr>
+          <w:rFonts w:ascii="Times New Roman" w:hAnsi="Times New Roman" w:eastAsia="SimSun" w:cs="Times New Roman"/>
+          <w:b/>
+          <w:sz w:val="20"/>
+          <w:szCs w:val="20"/>
+          <w:lang w:val="pt-br" w:eastAsia="zh-cn" w:bidi="ar-sa"/>
+        </w:rPr>
+      </w:pPr>
+      <w:r>
+        <w:rPr>
+          <w:rFonts w:ascii="Times New Roman" w:hAnsi="Times New Roman" w:eastAsia="SimSun" w:cs="Times New Roman"/>
+          <w:b/>
+          <w:sz w:val="20"/>
+          <w:szCs w:val="20"/>
+          <w:lang w:val="pt-br" w:eastAsia="zh-cn" w:bidi="ar-sa"/>
+        </w:rPr>
+      </w:r>
+    </w:p>
+    <w:p>
+      <w:pPr>
+        <w:numPr>
+          <w:ilvl w:val="0"/>
+          <w:numId w:val="0"/>
+        </w:numPr>
+        <w:ind w:left="2484" w:firstLine="0"/>
+        <w:spacing w:after="0" w:line="540" w:lineRule="atLeast"/>
+        <w:widowControl w:val="0"/>
+        <w:pBdr>
+          <w:top w:val="nil" w:sz="0" w:space="0" w:color="000000" tmln="20, 20, 20, 0, 0"/>
+          <w:left w:val="nil" w:sz="0" w:space="0" w:color="000000" tmln="20, 20, 20, 0, 0"/>
+          <w:bottom w:val="nil" w:sz="0" w:space="0" w:color="000000" tmln="20, 20, 20, 0, 0"/>
+          <w:right w:val="nil" w:sz="0" w:space="0" w:color="000000" tmln="20, 20, 20, 0, 0"/>
+          <w:between w:val="nil" w:sz="0" w:space="0" w:color="000000" tmln="20, 20, 20, 0, 0"/>
+        </w:pBdr>
+        <w:shd w:val="none"/>
+        <w:rPr>
+          <w:rFonts w:ascii="Times New Roman" w:hAnsi="Times New Roman" w:eastAsia="SimSun" w:cs="Times New Roman"/>
+          <w:sz w:val="20"/>
+          <w:szCs w:val="20"/>
+          <w:lang w:val="pt-br" w:eastAsia="zh-cn" w:bidi="ar-sa"/>
+        </w:rPr>
+      </w:pPr>
+      <w:r>
+        <w:rPr>
+          <w:rFonts w:ascii="Times New Roman" w:hAnsi="Times New Roman" w:eastAsia="SimSun" w:cs="Times New Roman"/>
+          <w:sz w:val="20"/>
+          <w:szCs w:val="20"/>
+          <w:lang w:val="pt-br" w:eastAsia="zh-cn" w:bidi="ar-sa"/>
+        </w:rPr>
+        <w:t>&lt;colgroup&gt;</w:t>
+      </w:r>
+    </w:p>
+    <w:p>
+      <w:pPr>
+        <w:numPr>
+          <w:ilvl w:val="0"/>
+          <w:numId w:val="0"/>
+        </w:numPr>
+        <w:ind w:left="1776" w:firstLine="0"/>
+        <w:spacing w:after="0" w:line="540" w:lineRule="atLeast"/>
+        <w:widowControl w:val="0"/>
+        <w:pBdr>
+          <w:top w:val="nil" w:sz="0" w:space="0" w:color="000000" tmln="20, 20, 20, 0, 0"/>
+          <w:left w:val="nil" w:sz="0" w:space="0" w:color="000000" tmln="20, 20, 20, 0, 0"/>
+          <w:bottom w:val="nil" w:sz="0" w:space="0" w:color="000000" tmln="20, 20, 20, 0, 0"/>
+          <w:right w:val="nil" w:sz="0" w:space="0" w:color="000000" tmln="20, 20, 20, 0, 0"/>
+          <w:between w:val="nil" w:sz="0" w:space="0" w:color="000000" tmln="20, 20, 20, 0, 0"/>
+        </w:pBdr>
+        <w:shd w:val="none"/>
+        <w:rPr>
+          <w:rFonts w:ascii="Times New Roman" w:hAnsi="Times New Roman" w:eastAsia="SimSun" w:cs="Times New Roman"/>
+          <w:sz w:val="20"/>
+          <w:szCs w:val="20"/>
+          <w:lang w:val="pt-br" w:eastAsia="zh-cn" w:bidi="ar-sa"/>
+        </w:rPr>
+      </w:pPr>
+      <w:r>
+        <w:rPr>
+          <w:rFonts w:ascii="Times New Roman" w:hAnsi="Times New Roman" w:eastAsia="SimSun" w:cs="Times New Roman"/>
+          <w:sz w:val="20"/>
+          <w:szCs w:val="20"/>
+          <w:lang w:val="pt-br" w:eastAsia="zh-cn" w:bidi="ar-sa"/>
+        </w:rPr>
+        <w:t xml:space="preserve">   </w:t>
+        <w:tab/>
+        <w:tab/>
+        <w:t xml:space="preserve"> &lt;col style="background-color: #f2f2f2;"&gt;</w:t>
+      </w:r>
+    </w:p>
+    <w:p>
+      <w:pPr>
+        <w:numPr>
+          <w:ilvl w:val="0"/>
+          <w:numId w:val="0"/>
+        </w:numPr>
+        <w:ind w:left="1776" w:firstLine="0"/>
+        <w:spacing w:after="0" w:line="540" w:lineRule="atLeast"/>
+        <w:widowControl w:val="0"/>
+        <w:pBdr>
+          <w:top w:val="nil" w:sz="0" w:space="0" w:color="000000" tmln="20, 20, 20, 0, 0"/>
+          <w:left w:val="nil" w:sz="0" w:space="0" w:color="000000" tmln="20, 20, 20, 0, 0"/>
+          <w:bottom w:val="nil" w:sz="0" w:space="0" w:color="000000" tmln="20, 20, 20, 0, 0"/>
+          <w:right w:val="nil" w:sz="0" w:space="0" w:color="000000" tmln="20, 20, 20, 0, 0"/>
+          <w:between w:val="nil" w:sz="0" w:space="0" w:color="000000" tmln="20, 20, 20, 0, 0"/>
+        </w:pBdr>
+        <w:shd w:val="none"/>
+        <w:rPr>
+          <w:rFonts w:ascii="Times New Roman" w:hAnsi="Times New Roman" w:eastAsia="SimSun" w:cs="Times New Roman"/>
+          <w:sz w:val="20"/>
+          <w:szCs w:val="20"/>
+          <w:lang w:val="pt-br" w:eastAsia="zh-cn" w:bidi="ar-sa"/>
+        </w:rPr>
+      </w:pPr>
+      <w:r>
+        <w:rPr>
+          <w:rFonts w:ascii="Times New Roman" w:hAnsi="Times New Roman" w:eastAsia="SimSun" w:cs="Times New Roman"/>
+          <w:sz w:val="20"/>
+          <w:szCs w:val="20"/>
+          <w:lang w:val="pt-br" w:eastAsia="zh-cn" w:bidi="ar-sa"/>
+        </w:rPr>
+        <w:t xml:space="preserve">   </w:t>
+        <w:tab/>
+        <w:tab/>
+        <w:t xml:space="preserve"> &lt;col style="text-align: right;"&gt;</w:t>
+      </w:r>
+    </w:p>
+    <w:p>
+      <w:pPr>
+        <w:numPr>
+          <w:ilvl w:val="0"/>
+          <w:numId w:val="0"/>
+        </w:numPr>
+        <w:ind w:left="1776" w:firstLine="0"/>
+        <w:spacing w:after="0" w:line="540" w:lineRule="atLeast"/>
+        <w:widowControl w:val="0"/>
+        <w:pBdr>
+          <w:top w:val="nil" w:sz="0" w:space="0" w:color="000000" tmln="20, 20, 20, 0, 0"/>
+          <w:left w:val="nil" w:sz="0" w:space="0" w:color="000000" tmln="20, 20, 20, 0, 0"/>
+          <w:bottom w:val="nil" w:sz="0" w:space="0" w:color="000000" tmln="20, 20, 20, 0, 0"/>
+          <w:right w:val="nil" w:sz="0" w:space="0" w:color="000000" tmln="20, 20, 20, 0, 0"/>
+          <w:between w:val="nil" w:sz="0" w:space="0" w:color="000000" tmln="20, 20, 20, 0, 0"/>
+        </w:pBdr>
+        <w:shd w:val="none"/>
+        <w:rPr>
+          <w:rFonts w:ascii="Times New Roman" w:hAnsi="Times New Roman" w:eastAsia="SimSun" w:cs="Times New Roman"/>
+          <w:sz w:val="20"/>
+          <w:szCs w:val="20"/>
+          <w:lang w:val="pt-br" w:eastAsia="zh-cn" w:bidi="ar-sa"/>
+        </w:rPr>
+      </w:pPr>
+      <w:r>
+        <w:rPr>
+          <w:rFonts w:ascii="Times New Roman" w:hAnsi="Times New Roman" w:eastAsia="SimSun" w:cs="Times New Roman"/>
+          <w:sz w:val="20"/>
+          <w:szCs w:val="20"/>
+          <w:lang w:val="pt-br" w:eastAsia="zh-cn" w:bidi="ar-sa"/>
+        </w:rPr>
+        <w:t xml:space="preserve"> </w:t>
+        <w:tab/>
+        <w:t xml:space="preserve">        &lt;/colgroup&gt;</w:t>
+      </w:r>
+    </w:p>
+    <w:p>
+      <w:pPr>
+        <w:numPr>
+          <w:ilvl w:val="0"/>
+          <w:numId w:val="0"/>
+        </w:numPr>
+        <w:ind w:left="1776" w:firstLine="0"/>
+        <w:spacing w:after="0" w:line="540" w:lineRule="atLeast"/>
+        <w:widowControl w:val="0"/>
+        <w:pBdr>
+          <w:top w:val="nil" w:sz="0" w:space="0" w:color="000000" tmln="20, 20, 20, 0, 0"/>
+          <w:left w:val="nil" w:sz="0" w:space="0" w:color="000000" tmln="20, 20, 20, 0, 0"/>
+          <w:bottom w:val="nil" w:sz="0" w:space="0" w:color="000000" tmln="20, 20, 20, 0, 0"/>
+          <w:right w:val="nil" w:sz="0" w:space="0" w:color="000000" tmln="20, 20, 20, 0, 0"/>
+          <w:between w:val="nil" w:sz="0" w:space="0" w:color="000000" tmln="20, 20, 20, 0, 0"/>
+        </w:pBdr>
+        <w:shd w:val="none"/>
+        <w:rPr>
+          <w:rFonts w:ascii="Times New Roman" w:hAnsi="Times New Roman" w:eastAsia="SimSun" w:cs="Times New Roman"/>
+          <w:sz w:val="20"/>
+          <w:szCs w:val="20"/>
+          <w:lang w:val="pt-br" w:eastAsia="zh-cn" w:bidi="ar-sa"/>
+        </w:rPr>
+      </w:pPr>
+      <w:r>
+        <w:rPr>
+          <w:rFonts w:ascii="Times New Roman" w:hAnsi="Times New Roman" w:eastAsia="SimSun" w:cs="Times New Roman"/>
+          <w:sz w:val="20"/>
+          <w:szCs w:val="20"/>
+          <w:lang w:val="pt-br" w:eastAsia="zh-cn" w:bidi="ar-sa"/>
+        </w:rPr>
+        <w:t xml:space="preserve">  &lt;thead&gt;</w:t>
+      </w:r>
+    </w:p>
+    <w:p>
+      <w:pPr>
+        <w:numPr>
+          <w:ilvl w:val="0"/>
+          <w:numId w:val="35"/>
+        </w:numPr>
+        <w:ind w:left="1068" w:hanging="360"/>
+        <w:spacing w:after="0" w:line="540" w:lineRule="atLeast"/>
+        <w:widowControl w:val="0"/>
+        <w:pBdr>
+          <w:top w:val="nil" w:sz="0" w:space="0" w:color="000000" tmln="20, 20, 20, 0, 0"/>
+          <w:left w:val="nil" w:sz="0" w:space="0" w:color="000000" tmln="20, 20, 20, 0, 0"/>
+          <w:bottom w:val="nil" w:sz="0" w:space="0" w:color="000000" tmln="20, 20, 20, 0, 0"/>
+          <w:right w:val="nil" w:sz="0" w:space="0" w:color="000000" tmln="20, 20, 20, 0, 0"/>
+          <w:between w:val="nil" w:sz="0" w:space="0" w:color="000000" tmln="20, 20, 20, 0, 0"/>
+        </w:pBdr>
+        <w:shd w:val="none"/>
+        <w:rPr>
+          <w:rFonts w:ascii="Times New Roman" w:hAnsi="Times New Roman" w:eastAsia="SimSun" w:cs="Times New Roman"/>
+          <w:b/>
+          <w:bCs/>
+          <w:sz w:val="20"/>
+          <w:szCs w:val="20"/>
+          <w:lang w:val="pt-br" w:eastAsia="zh-cn" w:bidi="ar-sa"/>
+        </w:rPr>
+      </w:pPr>
+      <w:r>
+        <w:rPr>
+          <w:rFonts w:ascii="Times New Roman" w:hAnsi="Times New Roman" w:eastAsia="SimSun" w:cs="Times New Roman"/>
+          <w:b/>
+          <w:bCs/>
+          <w:sz w:val="20"/>
+          <w:szCs w:val="20"/>
+          <w:lang w:val="pt-br" w:eastAsia="zh-cn" w:bidi="ar-sa"/>
+        </w:rPr>
+        <w:t xml:space="preserve">Responsividade em tabelas: </w:t>
+      </w:r>
+    </w:p>
+    <w:p>
+      <w:pPr>
+        <w:numPr>
+          <w:ilvl w:val="0"/>
+          <w:numId w:val="0"/>
+        </w:numPr>
+        <w:ind w:left="1776" w:firstLine="0"/>
+        <w:spacing w:after="0" w:line="540" w:lineRule="atLeast"/>
+        <w:widowControl w:val="0"/>
+        <w:pBdr>
+          <w:top w:val="nil" w:sz="0" w:space="0" w:color="000000" tmln="20, 20, 20, 0, 0"/>
+          <w:left w:val="nil" w:sz="0" w:space="0" w:color="000000" tmln="20, 20, 20, 0, 0"/>
+          <w:bottom w:val="nil" w:sz="0" w:space="0" w:color="000000" tmln="20, 20, 20, 0, 0"/>
+          <w:right w:val="nil" w:sz="0" w:space="0" w:color="000000" tmln="20, 20, 20, 0, 0"/>
+          <w:between w:val="nil" w:sz="0" w:space="0" w:color="000000" tmln="20, 20, 20, 0, 0"/>
+        </w:pBdr>
+        <w:shd w:val="none"/>
+        <w:rPr>
+          <w:rFonts w:ascii="Times New Roman" w:hAnsi="Times New Roman" w:eastAsia="SimSun" w:cs="Times New Roman"/>
+          <w:sz w:val="20"/>
+          <w:szCs w:val="20"/>
+          <w:lang w:val="pt-br" w:eastAsia="zh-cn" w:bidi="ar-sa"/>
+        </w:rPr>
+      </w:pPr>
+      <w:r>
+        <w:rPr>
+          <w:rFonts w:ascii="Times New Roman" w:hAnsi="Times New Roman" w:eastAsia="SimSun" w:cs="Times New Roman"/>
+          <w:sz w:val="20"/>
+          <w:szCs w:val="20"/>
+          <w:lang w:val="pt-br" w:eastAsia="zh-cn" w:bidi="ar-sa"/>
+        </w:rPr>
+        <w:t>Coloque toda tabela desde a abertura da tag table até seu fim dentro de uma div e coloque um id dela, no caso vamos chamar de conteiner. Depois em css declare nesse id o overflow-x: auto (para caso de rolagem horizontal)</w:t>
+      </w:r>
+    </w:p>
+    <w:p>
+      <w:pPr>
+        <w:numPr>
+          <w:ilvl w:val="0"/>
+          <w:numId w:val="0"/>
+        </w:numPr>
+        <w:ind w:left="1776" w:firstLine="0"/>
+        <w:spacing w:after="0" w:line="540" w:lineRule="atLeast"/>
+        <w:widowControl w:val="0"/>
+        <w:pBdr>
+          <w:top w:val="nil" w:sz="0" w:space="0" w:color="000000" tmln="20, 20, 20, 0, 0"/>
+          <w:left w:val="nil" w:sz="0" w:space="0" w:color="000000" tmln="20, 20, 20, 0, 0"/>
+          <w:bottom w:val="nil" w:sz="0" w:space="0" w:color="000000" tmln="20, 20, 20, 0, 0"/>
+          <w:right w:val="nil" w:sz="0" w:space="0" w:color="000000" tmln="20, 20, 20, 0, 0"/>
+          <w:between w:val="nil" w:sz="0" w:space="0" w:color="000000" tmln="20, 20, 20, 0, 0"/>
+        </w:pBdr>
+        <w:shd w:val="none"/>
+        <w:rPr>
+          <w:rFonts w:ascii="Times New Roman" w:hAnsi="Times New Roman" w:eastAsia="SimSun" w:cs="Times New Roman"/>
+          <w:sz w:val="20"/>
+          <w:szCs w:val="20"/>
+          <w:lang w:val="pt-br" w:eastAsia="zh-cn" w:bidi="ar-sa"/>
+        </w:rPr>
+      </w:pPr>
+      <w:r>
+        <w:rPr>
+          <w:rFonts w:ascii="Times New Roman" w:hAnsi="Times New Roman" w:eastAsia="SimSun" w:cs="Times New Roman"/>
+          <w:sz w:val="20"/>
+          <w:szCs w:val="20"/>
+          <w:lang w:val="pt-br" w:eastAsia="zh-cn" w:bidi="ar-sa"/>
+        </w:rPr>
+      </w:r>
+    </w:p>
+    <w:p>
+      <w:pPr>
+        <w:numPr>
+          <w:ilvl w:val="0"/>
+          <w:numId w:val="0"/>
+        </w:numPr>
+        <w:ind w:left="1776" w:firstLine="0"/>
+        <w:spacing w:after="0" w:line="540" w:lineRule="atLeast"/>
+        <w:widowControl w:val="0"/>
+        <w:pBdr>
+          <w:top w:val="nil" w:sz="0" w:space="0" w:color="000000" tmln="20, 20, 20, 0, 0"/>
+          <w:left w:val="nil" w:sz="0" w:space="0" w:color="000000" tmln="20, 20, 20, 0, 0"/>
+          <w:bottom w:val="nil" w:sz="0" w:space="0" w:color="000000" tmln="20, 20, 20, 0, 0"/>
+          <w:right w:val="nil" w:sz="0" w:space="0" w:color="000000" tmln="20, 20, 20, 0, 0"/>
+          <w:between w:val="nil" w:sz="0" w:space="0" w:color="000000" tmln="20, 20, 20, 0, 0"/>
+        </w:pBdr>
+        <w:shd w:val="none"/>
+        <w:rPr>
+          <w:rFonts w:ascii="Times New Roman" w:hAnsi="Times New Roman" w:eastAsia="SimSun" w:cs="Times New Roman"/>
+          <w:sz w:val="20"/>
+          <w:szCs w:val="20"/>
+          <w:lang w:val="pt-br" w:eastAsia="zh-cn" w:bidi="ar-sa"/>
+        </w:rPr>
+      </w:pPr>
+      <w:r>
+        <w:rPr>
+          <w:rFonts w:ascii="Times New Roman" w:hAnsi="Times New Roman" w:eastAsia="SimSun" w:cs="Times New Roman"/>
+          <w:sz w:val="20"/>
+          <w:szCs w:val="20"/>
+          <w:lang w:val="pt-br" w:eastAsia="zh-cn" w:bidi="ar-sa"/>
+        </w:rPr>
+        <w:t>#conteiner{</w:t>
+      </w:r>
+    </w:p>
+    <w:p>
+      <w:pPr>
+        <w:numPr>
+          <w:ilvl w:val="0"/>
+          <w:numId w:val="0"/>
+        </w:numPr>
+        <w:ind w:left="2484" w:firstLine="0"/>
+        <w:spacing w:after="0" w:line="540" w:lineRule="atLeast"/>
+        <w:widowControl w:val="0"/>
+        <w:pBdr>
+          <w:top w:val="nil" w:sz="0" w:space="0" w:color="000000" tmln="20, 20, 20, 0, 0"/>
+          <w:left w:val="nil" w:sz="0" w:space="0" w:color="000000" tmln="20, 20, 20, 0, 0"/>
+          <w:bottom w:val="nil" w:sz="0" w:space="0" w:color="000000" tmln="20, 20, 20, 0, 0"/>
+          <w:right w:val="nil" w:sz="0" w:space="0" w:color="000000" tmln="20, 20, 20, 0, 0"/>
+          <w:between w:val="nil" w:sz="0" w:space="0" w:color="000000" tmln="20, 20, 20, 0, 0"/>
+        </w:pBdr>
+        <w:shd w:val="none"/>
+        <w:rPr>
+          <w:rFonts w:ascii="Times New Roman" w:hAnsi="Times New Roman" w:eastAsia="SimSun" w:cs="Times New Roman"/>
+          <w:sz w:val="20"/>
+          <w:szCs w:val="20"/>
+          <w:lang w:val="pt-br" w:eastAsia="zh-cn" w:bidi="ar-sa"/>
+        </w:rPr>
+      </w:pPr>
+      <w:r>
+        <w:rPr>
+          <w:rFonts w:ascii="Times New Roman" w:hAnsi="Times New Roman" w:eastAsia="SimSun" w:cs="Times New Roman"/>
+          <w:sz w:val="20"/>
+          <w:szCs w:val="20"/>
+          <w:lang w:val="pt-br" w:eastAsia="zh-cn" w:bidi="ar-sa"/>
+        </w:rPr>
+        <w:t>overflow-x: auto</w:t>
+      </w:r>
+    </w:p>
+    <w:p>
+      <w:pPr>
+        <w:numPr>
+          <w:ilvl w:val="0"/>
+          <w:numId w:val="0"/>
+        </w:numPr>
+        <w:ind w:left="1776" w:firstLine="0"/>
+        <w:spacing w:after="0" w:line="540" w:lineRule="atLeast"/>
+        <w:widowControl w:val="0"/>
+        <w:pBdr>
+          <w:top w:val="nil" w:sz="0" w:space="0" w:color="000000" tmln="20, 20, 20, 0, 0"/>
+          <w:left w:val="nil" w:sz="0" w:space="0" w:color="000000" tmln="20, 20, 20, 0, 0"/>
+          <w:bottom w:val="nil" w:sz="0" w:space="0" w:color="000000" tmln="20, 20, 20, 0, 0"/>
+          <w:right w:val="nil" w:sz="0" w:space="0" w:color="000000" tmln="20, 20, 20, 0, 0"/>
+          <w:between w:val="nil" w:sz="0" w:space="0" w:color="000000" tmln="20, 20, 20, 0, 0"/>
+        </w:pBdr>
+        <w:shd w:val="none"/>
+        <w:rPr>
+          <w:rFonts w:ascii="Times New Roman" w:hAnsi="Times New Roman" w:eastAsia="SimSun" w:cs="Times New Roman"/>
+          <w:sz w:val="20"/>
+          <w:szCs w:val="20"/>
+          <w:lang w:val="pt-br" w:eastAsia="zh-cn" w:bidi="ar-sa"/>
+        </w:rPr>
+      </w:pPr>
+      <w:r>
+        <w:rPr>
+          <w:rFonts w:ascii="Times New Roman" w:hAnsi="Times New Roman" w:eastAsia="SimSun" w:cs="Times New Roman"/>
+          <w:sz w:val="20"/>
+          <w:szCs w:val="20"/>
+          <w:lang w:val="pt-br" w:eastAsia="zh-cn" w:bidi="ar-sa"/>
+        </w:rPr>
+        <w:t>}</w:t>
+      </w:r>
+    </w:p>
+    <w:p>
+      <w:pPr>
+        <w:numPr>
+          <w:ilvl w:val="0"/>
+          <w:numId w:val="0"/>
+        </w:numPr>
+        <w:ind w:left="1776" w:firstLine="0"/>
+        <w:spacing w:after="0" w:line="540" w:lineRule="atLeast"/>
+        <w:widowControl w:val="0"/>
+        <w:pBdr>
+          <w:top w:val="nil" w:sz="0" w:space="0" w:color="000000" tmln="20, 20, 20, 0, 0"/>
+          <w:left w:val="nil" w:sz="0" w:space="0" w:color="000000" tmln="20, 20, 20, 0, 0"/>
+          <w:bottom w:val="nil" w:sz="0" w:space="0" w:color="000000" tmln="20, 20, 20, 0, 0"/>
+          <w:right w:val="nil" w:sz="0" w:space="0" w:color="000000" tmln="20, 20, 20, 0, 0"/>
+          <w:between w:val="nil" w:sz="0" w:space="0" w:color="000000" tmln="20, 20, 20, 0, 0"/>
+        </w:pBdr>
+        <w:shd w:val="none"/>
+        <w:rPr>
+          <w:rFonts w:ascii="Times New Roman" w:hAnsi="Times New Roman" w:eastAsia="SimSun" w:cs="Times New Roman"/>
+          <w:sz w:val="20"/>
+          <w:szCs w:val="20"/>
+          <w:lang w:val="pt-br" w:eastAsia="zh-cn" w:bidi="ar-sa"/>
+        </w:rPr>
+      </w:pPr>
+      <w:r>
+        <w:rPr>
+          <w:rFonts w:ascii="Times New Roman" w:hAnsi="Times New Roman" w:eastAsia="SimSun" w:cs="Times New Roman"/>
+          <w:sz w:val="20"/>
+          <w:szCs w:val="20"/>
+          <w:lang w:val="pt-br" w:eastAsia="zh-cn" w:bidi="ar-sa"/>
+        </w:rPr>
+        <w:t>head</w:t>
+      </w:r>
+    </w:p>
+    <w:p>
+      <w:pPr>
+        <w:numPr>
+          <w:ilvl w:val="0"/>
+          <w:numId w:val="0"/>
+        </w:numPr>
+        <w:ind w:left="1776" w:firstLine="0"/>
+        <w:spacing w:after="0" w:line="540" w:lineRule="atLeast"/>
+        <w:widowControl w:val="0"/>
+        <w:pBdr>
+          <w:top w:val="nil" w:sz="0" w:space="0" w:color="000000" tmln="20, 20, 20, 0, 0"/>
+          <w:left w:val="nil" w:sz="0" w:space="0" w:color="000000" tmln="20, 20, 20, 0, 0"/>
+          <w:bottom w:val="nil" w:sz="0" w:space="0" w:color="000000" tmln="20, 20, 20, 0, 0"/>
+          <w:right w:val="nil" w:sz="0" w:space="0" w:color="000000" tmln="20, 20, 20, 0, 0"/>
+          <w:between w:val="nil" w:sz="0" w:space="0" w:color="000000" tmln="20, 20, 20, 0, 0"/>
+        </w:pBdr>
+        <w:shd w:val="none"/>
+        <w:rPr>
+          <w:rFonts w:ascii="Times New Roman" w:hAnsi="Times New Roman" w:eastAsia="SimSun" w:cs="Times New Roman"/>
+          <w:sz w:val="20"/>
+          <w:szCs w:val="20"/>
+          <w:lang w:val="pt-br" w:eastAsia="zh-cn" w:bidi="ar-sa"/>
+        </w:rPr>
+      </w:pPr>
+      <w:r>
+        <w:rPr>
+          <w:rFonts w:ascii="Times New Roman" w:hAnsi="Times New Roman" w:eastAsia="SimSun" w:cs="Times New Roman"/>
+          <w:sz w:val="20"/>
+          <w:szCs w:val="20"/>
+          <w:lang w:val="pt-br" w:eastAsia="zh-cn" w:bidi="ar-sa"/>
+        </w:rPr>
+        <w:t>body{</w:t>
+      </w:r>
+    </w:p>
+    <w:p>
+      <w:pPr>
+        <w:numPr>
+          <w:ilvl w:val="0"/>
+          <w:numId w:val="0"/>
+        </w:numPr>
+        <w:ind w:left="2484" w:firstLine="0"/>
+        <w:spacing w:after="0" w:line="540" w:lineRule="atLeast"/>
+        <w:widowControl w:val="0"/>
+        <w:pBdr>
+          <w:top w:val="nil" w:sz="0" w:space="0" w:color="000000" tmln="20, 20, 20, 0, 0"/>
+          <w:left w:val="nil" w:sz="0" w:space="0" w:color="000000" tmln="20, 20, 20, 0, 0"/>
+          <w:bottom w:val="nil" w:sz="0" w:space="0" w:color="000000" tmln="20, 20, 20, 0, 0"/>
+          <w:right w:val="nil" w:sz="0" w:space="0" w:color="000000" tmln="20, 20, 20, 0, 0"/>
+          <w:between w:val="nil" w:sz="0" w:space="0" w:color="000000" tmln="20, 20, 20, 0, 0"/>
+        </w:pBdr>
+        <w:shd w:val="none"/>
+        <w:rPr>
+          <w:rFonts w:ascii="Times New Roman" w:hAnsi="Times New Roman" w:eastAsia="SimSun" w:cs="Times New Roman"/>
+          <w:sz w:val="20"/>
+          <w:szCs w:val="20"/>
+          <w:lang w:val="pt-br" w:eastAsia="zh-cn" w:bidi="ar-sa"/>
+        </w:rPr>
+      </w:pPr>
+      <w:r>
+        <w:rPr>
+          <w:rFonts w:ascii="Times New Roman" w:hAnsi="Times New Roman" w:eastAsia="SimSun" w:cs="Times New Roman"/>
+          <w:sz w:val="20"/>
+          <w:szCs w:val="20"/>
+          <w:lang w:val="pt-br" w:eastAsia="zh-cn" w:bidi="ar-sa"/>
+        </w:rPr>
+        <w:t>&lt;table id=’conteiner’&gt;{</w:t>
+      </w:r>
+    </w:p>
+    <w:p>
+      <w:pPr>
+        <w:numPr>
+          <w:ilvl w:val="0"/>
+          <w:numId w:val="0"/>
+        </w:numPr>
+        <w:ind w:left="2484" w:firstLine="0"/>
+        <w:spacing w:after="0" w:line="540" w:lineRule="atLeast"/>
+        <w:widowControl w:val="0"/>
+        <w:pBdr>
+          <w:top w:val="nil" w:sz="0" w:space="0" w:color="000000" tmln="20, 20, 20, 0, 0"/>
+          <w:left w:val="nil" w:sz="0" w:space="0" w:color="000000" tmln="20, 20, 20, 0, 0"/>
+          <w:bottom w:val="nil" w:sz="0" w:space="0" w:color="000000" tmln="20, 20, 20, 0, 0"/>
+          <w:right w:val="nil" w:sz="0" w:space="0" w:color="000000" tmln="20, 20, 20, 0, 0"/>
+          <w:between w:val="nil" w:sz="0" w:space="0" w:color="000000" tmln="20, 20, 20, 0, 0"/>
+        </w:pBdr>
+        <w:shd w:val="none"/>
+        <w:rPr>
+          <w:rFonts w:ascii="Times New Roman" w:hAnsi="Times New Roman" w:eastAsia="SimSun" w:cs="Times New Roman"/>
+          <w:sz w:val="20"/>
+          <w:szCs w:val="20"/>
+          <w:lang w:val="pt-br" w:eastAsia="zh-cn" w:bidi="ar-sa"/>
+        </w:rPr>
+      </w:pPr>
+      <w:r>
+        <w:rPr>
+          <w:rFonts w:ascii="Times New Roman" w:hAnsi="Times New Roman" w:eastAsia="SimSun" w:cs="Times New Roman"/>
+          <w:sz w:val="20"/>
+          <w:szCs w:val="20"/>
+          <w:lang w:val="pt-br" w:eastAsia="zh-cn" w:bidi="ar-sa"/>
+        </w:rPr>
+        <w:t>}</w:t>
+      </w:r>
+    </w:p>
+    <w:p>
+      <w:pPr>
+        <w:numPr>
+          <w:ilvl w:val="0"/>
+          <w:numId w:val="0"/>
+        </w:numPr>
+        <w:ind w:left="2484" w:firstLine="0"/>
         <w:spacing w:after="0" w:line="540" w:lineRule="atLeast"/>
         <w:widowControl w:val="0"/>
         <w:pBdr>
@@ -13075,6 +14317,24 @@
           <w:tab w:val="num" w:pos="360"/>
         </w:tabs>
         <w:ind w:left="360" w:hanging="360"/>
+      </w:pPr>
+      <w:rPr>
+        <w:rFonts w:ascii="Wingdings" w:hAnsi="Wingdings" w:eastAsia="Wingdings" w:cs="Wingdings"/>
+      </w:rPr>
+    </w:lvl>
+  </w:abstractNum>
+  <w:abstractNum w:abstractNumId="36">
+    <w:multiLevelType w:val="singleLevel"/>
+    <w:name w:val="Bullet 36"/>
+    <w:lvl w:ilvl="0">
+      <w:numFmt w:val="bullet"/>
+      <w:lvlText w:val=""/>
+      <w:lvlJc w:val="left"/>
+      <w:pPr>
+        <w:tabs>
+          <w:tab w:val="num" w:pos="283"/>
+        </w:tabs>
+        <w:ind w:left="283" w:hanging="283"/>
       </w:pPr>
       <w:rPr>
         <w:rFonts w:ascii="Wingdings" w:hAnsi="Wingdings" w:eastAsia="Wingdings" w:cs="Wingdings"/>
@@ -13187,6 +14447,9 @@
     <w:abstractNumId w:val="35"/>
   </w:num>
   <w:num w:numId="36">
+    <w:abstractNumId w:val="36"/>
+  </w:num>
+  <w:num w:numId="37">
     <w:abstractNumId w:val="0"/>
   </w:num>
 </w:numbering>

--- a/ANOTAÇÕES/Anotações 3.docx
+++ b/ANOTAÇÕES/Anotações 3.docx
@@ -216,7 +216,7 @@
         <w:tc>
           <w:tcPr>
             <w:tcW w:w="2091" w:type="dxa"/>
-            <w:tmTcPr id="1750362827" protected="0"/>
+            <w:tmTcPr id="1750928291" protected="0"/>
           </w:tcPr>
           <w:p>
             <w:pPr/>
@@ -228,7 +228,7 @@
         <w:tc>
           <w:tcPr>
             <w:tcW w:w="2091" w:type="dxa"/>
-            <w:tmTcPr id="1750362827" protected="0"/>
+            <w:tmTcPr id="1750928291" protected="0"/>
           </w:tcPr>
           <w:p>
             <w:pPr/>
@@ -240,7 +240,7 @@
         <w:tc>
           <w:tcPr>
             <w:tcW w:w="2091" w:type="dxa"/>
-            <w:tmTcPr id="1750362827" protected="0"/>
+            <w:tmTcPr id="1750928291" protected="0"/>
           </w:tcPr>
           <w:p>
             <w:pPr/>
@@ -252,7 +252,7 @@
         <w:tc>
           <w:tcPr>
             <w:tcW w:w="2091" w:type="dxa"/>
-            <w:tmTcPr id="1750362827" protected="0"/>
+            <w:tmTcPr id="1750928291" protected="0"/>
           </w:tcPr>
           <w:p>
             <w:pPr/>
@@ -269,7 +269,7 @@
         <w:tc>
           <w:tcPr>
             <w:tcW w:w="2091" w:type="dxa"/>
-            <w:tmTcPr id="1750362827" protected="0"/>
+            <w:tmTcPr id="1750928291" protected="0"/>
           </w:tcPr>
           <w:p>
             <w:pPr/>
@@ -281,7 +281,7 @@
         <w:tc>
           <w:tcPr>
             <w:tcW w:w="2091" w:type="dxa"/>
-            <w:tmTcPr id="1750362827" protected="0"/>
+            <w:tmTcPr id="1750928291" protected="0"/>
           </w:tcPr>
           <w:p>
             <w:pPr/>
@@ -293,7 +293,7 @@
         <w:tc>
           <w:tcPr>
             <w:tcW w:w="2091" w:type="dxa"/>
-            <w:tmTcPr id="1750362827" protected="0"/>
+            <w:tmTcPr id="1750928291" protected="0"/>
           </w:tcPr>
           <w:p>
             <w:pPr/>
@@ -305,7 +305,7 @@
         <w:tc>
           <w:tcPr>
             <w:tcW w:w="2091" w:type="dxa"/>
-            <w:tmTcPr id="1750362827" protected="0"/>
+            <w:tmTcPr id="1750928291" protected="0"/>
           </w:tcPr>
           <w:p>
             <w:pPr/>
@@ -375,7 +375,7 @@
         <w:tc>
           <w:tcPr>
             <w:tcW w:w="3248" w:type="dxa"/>
-            <w:tmTcPr id="1750362827" protected="0"/>
+            <w:tmTcPr id="1750928291" protected="0"/>
           </w:tcPr>
           <w:p>
             <w:pPr>
@@ -390,7 +390,7 @@
         <w:tc>
           <w:tcPr>
             <w:tcW w:w="3257" w:type="dxa"/>
-            <w:tmTcPr id="1750362827" protected="0"/>
+            <w:tmTcPr id="1750928291" protected="0"/>
           </w:tcPr>
           <w:p>
             <w:pPr>
@@ -405,7 +405,7 @@
         <w:tc>
           <w:tcPr>
             <w:tcW w:w="3231" w:type="dxa"/>
-            <w:tmTcPr id="1750362827" protected="0"/>
+            <w:tmTcPr id="1750928291" protected="0"/>
           </w:tcPr>
           <w:p>
             <w:pPr>
@@ -427,7 +427,7 @@
         <w:tc>
           <w:tcPr>
             <w:tcW w:w="3248" w:type="dxa"/>
-            <w:tmTcPr id="1750362827" protected="0"/>
+            <w:tmTcPr id="1750928291" protected="0"/>
           </w:tcPr>
           <w:p>
             <w:pPr/>
@@ -439,7 +439,7 @@
         <w:tc>
           <w:tcPr>
             <w:tcW w:w="3257" w:type="dxa"/>
-            <w:tmTcPr id="1750362827" protected="0"/>
+            <w:tmTcPr id="1750928291" protected="0"/>
           </w:tcPr>
           <w:p>
             <w:pPr/>
@@ -451,7 +451,7 @@
         <w:tc>
           <w:tcPr>
             <w:tcW w:w="3231" w:type="dxa"/>
-            <w:tmTcPr id="1750362827" protected="0"/>
+            <w:tmTcPr id="1750928291" protected="0"/>
           </w:tcPr>
           <w:p>
             <w:pPr/>
@@ -470,7 +470,7 @@
         <w:tc>
           <w:tcPr>
             <w:tcW w:w="3248" w:type="dxa"/>
-            <w:tmTcPr id="1750362827" protected="0"/>
+            <w:tmTcPr id="1750928291" protected="0"/>
           </w:tcPr>
           <w:p>
             <w:pPr/>
@@ -482,7 +482,7 @@
         <w:tc>
           <w:tcPr>
             <w:tcW w:w="3257" w:type="dxa"/>
-            <w:tmTcPr id="1750362827" protected="0"/>
+            <w:tmTcPr id="1750928291" protected="0"/>
           </w:tcPr>
           <w:p>
             <w:pPr/>
@@ -494,7 +494,7 @@
         <w:tc>
           <w:tcPr>
             <w:tcW w:w="3231" w:type="dxa"/>
-            <w:tmTcPr id="1750362827" protected="0"/>
+            <w:tmTcPr id="1750928291" protected="0"/>
           </w:tcPr>
           <w:p>
             <w:pPr/>
@@ -513,7 +513,7 @@
         <w:tc>
           <w:tcPr>
             <w:tcW w:w="3248" w:type="dxa"/>
-            <w:tmTcPr id="1750362827" protected="0"/>
+            <w:tmTcPr id="1750928291" protected="0"/>
           </w:tcPr>
           <w:p>
             <w:pPr/>
@@ -525,7 +525,7 @@
         <w:tc>
           <w:tcPr>
             <w:tcW w:w="3257" w:type="dxa"/>
-            <w:tmTcPr id="1750362827" protected="0"/>
+            <w:tmTcPr id="1750928291" protected="0"/>
           </w:tcPr>
           <w:p>
             <w:pPr/>
@@ -537,7 +537,7 @@
         <w:tc>
           <w:tcPr>
             <w:tcW w:w="3231" w:type="dxa"/>
-            <w:tmTcPr id="1750362827" protected="0"/>
+            <w:tmTcPr id="1750928291" protected="0"/>
           </w:tcPr>
           <w:p>
             <w:pPr/>
@@ -860,7 +860,7 @@
         <w:tc>
           <w:tcPr>
             <w:tcW w:w="4848" w:type="dxa"/>
-            <w:tmTcPr id="1750362827" protected="0"/>
+            <w:tmTcPr id="1750928291" protected="0"/>
           </w:tcPr>
           <w:p>
             <w:pPr>
@@ -875,7 +875,7 @@
         <w:tc>
           <w:tcPr>
             <w:tcW w:w="4888" w:type="dxa"/>
-            <w:tmTcPr id="1750362827" protected="0"/>
+            <w:tmTcPr id="1750928291" protected="0"/>
           </w:tcPr>
           <w:p>
             <w:pPr>
@@ -897,7 +897,7 @@
         <w:tc>
           <w:tcPr>
             <w:tcW w:w="4848" w:type="dxa"/>
-            <w:tmTcPr id="1750362827" protected="0"/>
+            <w:tmTcPr id="1750928291" protected="0"/>
           </w:tcPr>
           <w:p>
             <w:pPr>
@@ -912,7 +912,7 @@
         <w:tc>
           <w:tcPr>
             <w:tcW w:w="4888" w:type="dxa"/>
-            <w:tmTcPr id="1750362827" protected="0"/>
+            <w:tmTcPr id="1750928291" protected="0"/>
           </w:tcPr>
           <w:p>
             <w:pPr>
@@ -934,7 +934,7 @@
         <w:tc>
           <w:tcPr>
             <w:tcW w:w="4848" w:type="dxa"/>
-            <w:tmTcPr id="1750362827" protected="0"/>
+            <w:tmTcPr id="1750928291" protected="0"/>
           </w:tcPr>
           <w:p>
             <w:pPr>
@@ -949,7 +949,7 @@
         <w:tc>
           <w:tcPr>
             <w:tcW w:w="4888" w:type="dxa"/>
-            <w:tmTcPr id="1750362827" protected="0"/>
+            <w:tmTcPr id="1750928291" protected="0"/>
           </w:tcPr>
           <w:p>
             <w:pPr>
@@ -971,7 +971,7 @@
         <w:tc>
           <w:tcPr>
             <w:tcW w:w="4848" w:type="dxa"/>
-            <w:tmTcPr id="1750362827" protected="0"/>
+            <w:tmTcPr id="1750928291" protected="0"/>
           </w:tcPr>
           <w:p>
             <w:pPr>
@@ -986,7 +986,7 @@
         <w:tc>
           <w:tcPr>
             <w:tcW w:w="4888" w:type="dxa"/>
-            <w:tmTcPr id="1750362827" protected="0"/>
+            <w:tmTcPr id="1750928291" protected="0"/>
           </w:tcPr>
           <w:p>
             <w:pPr>
@@ -1008,7 +1008,7 @@
         <w:tc>
           <w:tcPr>
             <w:tcW w:w="4848" w:type="dxa"/>
-            <w:tmTcPr id="1750362827" protected="0"/>
+            <w:tmTcPr id="1750928291" protected="0"/>
           </w:tcPr>
           <w:p>
             <w:pPr>
@@ -1023,7 +1023,7 @@
         <w:tc>
           <w:tcPr>
             <w:tcW w:w="4888" w:type="dxa"/>
-            <w:tmTcPr id="1750362827" protected="0"/>
+            <w:tmTcPr id="1750928291" protected="0"/>
           </w:tcPr>
           <w:p>
             <w:pPr>
@@ -1045,7 +1045,7 @@
         <w:tc>
           <w:tcPr>
             <w:tcW w:w="4848" w:type="dxa"/>
-            <w:tmTcPr id="1750362827" protected="0"/>
+            <w:tmTcPr id="1750928291" protected="0"/>
           </w:tcPr>
           <w:p>
             <w:pPr>
@@ -1060,7 +1060,7 @@
         <w:tc>
           <w:tcPr>
             <w:tcW w:w="4888" w:type="dxa"/>
-            <w:tmTcPr id="1750362827" protected="0"/>
+            <w:tmTcPr id="1750928291" protected="0"/>
           </w:tcPr>
           <w:p>
             <w:pPr>
@@ -1082,7 +1082,7 @@
         <w:tc>
           <w:tcPr>
             <w:tcW w:w="4848" w:type="dxa"/>
-            <w:tmTcPr id="1750362827" protected="0"/>
+            <w:tmTcPr id="1750928291" protected="0"/>
           </w:tcPr>
           <w:p>
             <w:pPr>
@@ -1097,7 +1097,7 @@
         <w:tc>
           <w:tcPr>
             <w:tcW w:w="4888" w:type="dxa"/>
-            <w:tmTcPr id="1750362827" protected="0"/>
+            <w:tmTcPr id="1750928291" protected="0"/>
           </w:tcPr>
           <w:p>
             <w:pPr>
@@ -3276,6 +3276,12 @@
         </w:rPr>
         <w:t>0BS: Se o valor de margin for negativo, então ele se aproximará mais dos elementos vizinhos</w:t>
       </w:r>
+      <w:r>
+        <w:rPr>
+          <w:color w:val="000000"/>
+          <w:lang w:eastAsia="zh-cn"/>
+        </w:rPr>
+      </w:r>
     </w:p>
     <w:p>
       <w:pPr>
@@ -3302,6 +3308,12 @@
         </w:rPr>
         <w:t xml:space="preserve"> </w:t>
       </w:r>
+      <w:r>
+        <w:rPr>
+          <w:color w:val="000000"/>
+          <w:lang w:eastAsia="zh-cn"/>
+        </w:rPr>
+      </w:r>
     </w:p>
     <w:p>
       <w:pPr>
@@ -3327,6 +3339,12 @@
           <w:lang w:eastAsia="zh-cn"/>
         </w:rPr>
         <w:t>Se top e bottom forem iguais e; right e left também:</w:t>
+      </w:r>
+      <w:r>
+        <w:rPr>
+          <w:color w:val="000000"/>
+          <w:lang w:eastAsia="zh-cn"/>
+        </w:rPr>
       </w:r>
     </w:p>
     <w:p>
@@ -3356,33 +3374,47 @@
         </w:rPr>
         <w:t xml:space="preserve">padding: 10px 20px </w:t>
       </w:r>
-    </w:p>
-    <w:p>
-      <w:pPr>
-        <w:ind w:left="2124" w:firstLine="708"/>
-        <w:spacing w:after="0" w:line="540" w:lineRule="atLeast"/>
-        <w:widowControl w:val="0"/>
-        <w:pBdr>
-          <w:top w:val="nil" w:sz="0" w:space="0" w:color="000000" tmln="20, 20, 20, 0, 0"/>
-          <w:left w:val="nil" w:sz="0" w:space="0" w:color="000000" tmln="20, 20, 20, 0, 0"/>
-          <w:bottom w:val="nil" w:sz="0" w:space="0" w:color="000000" tmln="20, 20, 20, 0, 0"/>
-          <w:right w:val="nil" w:sz="0" w:space="0" w:color="000000" tmln="20, 20, 20, 0, 0"/>
-          <w:between w:val="nil" w:sz="0" w:space="0" w:color="000000" tmln="20, 20, 20, 0, 0"/>
-        </w:pBdr>
-        <w:shd w:val="none"/>
+      <w:r>
         <w:rPr>
           <w:color w:val="000000"/>
           <w:u w:color="auto" w:val="single"/>
           <w:lang w:eastAsia="zh-cn"/>
         </w:rPr>
-      </w:pPr>
-      <w:r>
+      </w:r>
+    </w:p>
+    <w:p>
+      <w:pPr>
+        <w:ind w:left="2124" w:firstLine="708"/>
+        <w:spacing w:after="0" w:line="540" w:lineRule="atLeast"/>
+        <w:widowControl w:val="0"/>
+        <w:pBdr>
+          <w:top w:val="nil" w:sz="0" w:space="0" w:color="000000" tmln="20, 20, 20, 0, 0"/>
+          <w:left w:val="nil" w:sz="0" w:space="0" w:color="000000" tmln="20, 20, 20, 0, 0"/>
+          <w:bottom w:val="nil" w:sz="0" w:space="0" w:color="000000" tmln="20, 20, 20, 0, 0"/>
+          <w:right w:val="nil" w:sz="0" w:space="0" w:color="000000" tmln="20, 20, 20, 0, 0"/>
+          <w:between w:val="nil" w:sz="0" w:space="0" w:color="000000" tmln="20, 20, 20, 0, 0"/>
+        </w:pBdr>
+        <w:shd w:val="none"/>
         <w:rPr>
           <w:color w:val="000000"/>
           <w:u w:color="auto" w:val="single"/>
           <w:lang w:eastAsia="zh-cn"/>
         </w:rPr>
+      </w:pPr>
+      <w:r>
+        <w:rPr>
+          <w:color w:val="000000"/>
+          <w:u w:color="auto" w:val="single"/>
+          <w:lang w:eastAsia="zh-cn"/>
+        </w:rPr>
         <w:t>Margin:   0px  15px</w:t>
+      </w:r>
+      <w:r>
+        <w:rPr>
+          <w:color w:val="000000"/>
+          <w:u w:color="auto" w:val="single"/>
+          <w:lang w:eastAsia="zh-cn"/>
+        </w:rPr>
       </w:r>
     </w:p>
     <w:p>
@@ -3418,6 +3450,14 @@
         </w:rPr>
         <w:t>Colocar uma caixa no meio do navegador:</w:t>
       </w:r>
+      <w:r>
+        <w:rPr>
+          <w:b/>
+          <w:bCs/>
+          <w:color w:val="000000"/>
+          <w:lang w:eastAsia="zh-cn"/>
+        </w:rPr>
+      </w:r>
     </w:p>
     <w:p>
       <w:pPr>
@@ -3445,6 +3485,13 @@
           <w:lang w:eastAsia="zh-cn"/>
         </w:rPr>
         <w:t>margin: auto;</w:t>
+      </w:r>
+      <w:r>
+        <w:rPr>
+          <w:color w:val="000000"/>
+          <w:u w:color="auto" w:val="single"/>
+          <w:lang w:eastAsia="zh-cn"/>
+        </w:rPr>
       </w:r>
     </w:p>
     <w:p>
@@ -3534,6 +3581,14 @@
         </w:rPr>
         <w:t>Diferença entre width e max-width:</w:t>
       </w:r>
+      <w:r>
+        <w:rPr>
+          <w:b/>
+          <w:bCs/>
+          <w:color w:val="000000"/>
+          <w:lang w:eastAsia="zh-cn"/>
+        </w:rPr>
+      </w:r>
     </w:p>
     <w:p>
       <w:pPr>
@@ -3574,6 +3629,14 @@
         </w:rPr>
         <w:t xml:space="preserve"> → O elemento sempre terá 90% da largura disponível, mesmo que seja maior do que o necessário.</w:t>
       </w:r>
+      <w:r>
+        <w:rPr>
+          <w:rFonts w:ascii="Times New Roman" w:hAnsi="Times New Roman" w:eastAsia="SimSun" w:cs="Times New Roman"/>
+          <w:sz w:val="20"/>
+          <w:szCs w:val="20"/>
+          <w:lang w:eastAsia="zh-cn"/>
+        </w:rPr>
+      </w:r>
     </w:p>
     <w:p>
       <w:pPr>
@@ -3613,6 +3676,14 @@
           <w:lang w:eastAsia="zh-cn"/>
         </w:rPr>
         <w:t xml:space="preserve"> → O elemento pode se expandir até 90%, mas se o conteúdo for menor, ele se ajusta automaticamente.</w:t>
+      </w:r>
+      <w:r>
+        <w:rPr>
+          <w:rFonts w:ascii="Times New Roman" w:hAnsi="Times New Roman" w:eastAsia="SimSun" w:cs="Times New Roman"/>
+          <w:sz w:val="20"/>
+          <w:szCs w:val="20"/>
+          <w:lang w:eastAsia="zh-cn"/>
+        </w:rPr>
       </w:r>
     </w:p>
     <w:p>
@@ -3716,6 +3787,13 @@
         </w:rPr>
         <w:t xml:space="preserve"> box-shadow: 1px 2px 3px 4px black;</w:t>
       </w:r>
+      <w:r>
+        <w:rPr>
+          <w:color w:val="000000"/>
+          <w:u w:color="auto" w:val="single"/>
+          <w:lang w:eastAsia="zh-cn"/>
+        </w:rPr>
+      </w:r>
     </w:p>
     <w:p>
       <w:pPr>
@@ -3746,6 +3824,14 @@
         </w:rPr>
         <w:t>1px → deslocamento horizontal</w:t>
       </w:r>
+      <w:r>
+        <w:rPr>
+          <w:rFonts w:ascii="Times New Roman" w:hAnsi="Times New Roman" w:eastAsia="SimSun" w:cs="Times New Roman"/>
+          <w:sz w:val="20"/>
+          <w:szCs w:val="20"/>
+          <w:lang w:eastAsia="zh-cn"/>
+        </w:rPr>
+      </w:r>
     </w:p>
     <w:p>
       <w:pPr>
@@ -3776,6 +3862,14 @@
         </w:rPr>
         <w:t>2px → deslocamento vertical</w:t>
       </w:r>
+      <w:r>
+        <w:rPr>
+          <w:rFonts w:ascii="Times New Roman" w:hAnsi="Times New Roman" w:eastAsia="SimSun" w:cs="Times New Roman"/>
+          <w:sz w:val="20"/>
+          <w:szCs w:val="20"/>
+          <w:lang w:eastAsia="zh-cn"/>
+        </w:rPr>
+      </w:r>
     </w:p>
     <w:p>
       <w:pPr>
@@ -3806,6 +3900,14 @@
         </w:rPr>
         <w:t>3px → espalhamento (blur)</w:t>
       </w:r>
+      <w:r>
+        <w:rPr>
+          <w:rFonts w:ascii="Times New Roman" w:hAnsi="Times New Roman" w:eastAsia="SimSun" w:cs="Times New Roman"/>
+          <w:sz w:val="20"/>
+          <w:szCs w:val="20"/>
+          <w:lang w:eastAsia="zh-cn"/>
+        </w:rPr>
+      </w:r>
     </w:p>
     <w:p>
       <w:pPr>
@@ -3836,6 +3938,14 @@
         </w:rPr>
         <w:t>4px → Raio de expansão - Aumenta ou reduz o tamanho da sombra.</w:t>
       </w:r>
+      <w:r>
+        <w:rPr>
+          <w:rFonts w:ascii="Times New Roman" w:hAnsi="Times New Roman" w:eastAsia="SimSun" w:cs="Times New Roman"/>
+          <w:sz w:val="20"/>
+          <w:szCs w:val="20"/>
+          <w:lang w:eastAsia="zh-cn"/>
+        </w:rPr>
+      </w:r>
     </w:p>
     <w:p>
       <w:pPr>
@@ -3866,6 +3976,14 @@
         </w:rPr>
         <w:t xml:space="preserve">  black→ cor </w:t>
       </w:r>
+      <w:r>
+        <w:rPr>
+          <w:rFonts w:ascii="Times New Roman" w:hAnsi="Times New Roman" w:eastAsia="SimSun" w:cs="Times New Roman"/>
+          <w:sz w:val="20"/>
+          <w:szCs w:val="20"/>
+          <w:lang w:eastAsia="zh-cn"/>
+        </w:rPr>
+      </w:r>
     </w:p>
     <w:p>
       <w:pPr>
@@ -3953,6 +4071,14 @@
           <w:lang w:eastAsia="zh-cn"/>
         </w:rPr>
         <w:t>Com sombra interna (para dentro da caixa):</w:t>
+      </w:r>
+      <w:r>
+        <w:rPr>
+          <w:rFonts w:ascii="Times New Roman" w:hAnsi="Times New Roman" w:eastAsia="SimSun" w:cs="Times New Roman"/>
+          <w:sz w:val="20"/>
+          <w:szCs w:val="20"/>
+          <w:lang w:eastAsia="zh-cn"/>
+        </w:rPr>
       </w:r>
     </w:p>
     <w:p>
@@ -4066,6 +4192,14 @@
         </w:rPr>
         <w:t xml:space="preserve">Bordas / Caixas com vertices arredondados: </w:t>
       </w:r>
+      <w:r>
+        <w:rPr>
+          <w:b/>
+          <w:bCs/>
+          <w:color w:val="000000"/>
+          <w:lang w:eastAsia="zh-cn"/>
+        </w:rPr>
+      </w:r>
     </w:p>
     <w:p>
       <w:pPr>
@@ -4123,6 +4257,13 @@
         </w:rPr>
         <w:t>Border-radius: 10px 20px 30px 40px;</w:t>
       </w:r>
+      <w:r>
+        <w:rPr>
+          <w:color w:val="000000"/>
+          <w:u w:color="auto" w:val="single"/>
+          <w:lang w:eastAsia="zh-cn"/>
+        </w:rPr>
+      </w:r>
     </w:p>
     <w:p>
       <w:pPr>
@@ -4153,6 +4294,14 @@
         </w:rPr>
         <w:t>10px → borda superior esquerda</w:t>
       </w:r>
+      <w:r>
+        <w:rPr>
+          <w:rFonts w:ascii="Times New Roman" w:hAnsi="Times New Roman" w:eastAsia="SimSun" w:cs="Times New Roman"/>
+          <w:sz w:val="20"/>
+          <w:szCs w:val="20"/>
+          <w:lang w:eastAsia="zh-cn"/>
+        </w:rPr>
+      </w:r>
     </w:p>
     <w:p>
       <w:pPr>
@@ -4183,6 +4332,14 @@
         </w:rPr>
         <w:t>20px → borda superior direita</w:t>
       </w:r>
+      <w:r>
+        <w:rPr>
+          <w:rFonts w:ascii="Times New Roman" w:hAnsi="Times New Roman" w:eastAsia="SimSun" w:cs="Times New Roman"/>
+          <w:sz w:val="20"/>
+          <w:szCs w:val="20"/>
+          <w:lang w:eastAsia="zh-cn"/>
+        </w:rPr>
+      </w:r>
     </w:p>
     <w:p>
       <w:pPr>
@@ -4213,6 +4370,14 @@
         </w:rPr>
         <w:t>30px → borda inferior direita</w:t>
       </w:r>
+      <w:r>
+        <w:rPr>
+          <w:rFonts w:ascii="Times New Roman" w:hAnsi="Times New Roman" w:eastAsia="SimSun" w:cs="Times New Roman"/>
+          <w:sz w:val="20"/>
+          <w:szCs w:val="20"/>
+          <w:lang w:eastAsia="zh-cn"/>
+        </w:rPr>
+      </w:r>
     </w:p>
     <w:p>
       <w:pPr>
@@ -4243,6 +4408,14 @@
         </w:rPr>
         <w:t>40px → borda inferior esquerda</w:t>
       </w:r>
+      <w:r>
+        <w:rPr>
+          <w:rFonts w:ascii="Times New Roman" w:hAnsi="Times New Roman" w:eastAsia="SimSun" w:cs="Times New Roman"/>
+          <w:sz w:val="20"/>
+          <w:szCs w:val="20"/>
+          <w:lang w:eastAsia="zh-cn"/>
+        </w:rPr>
+      </w:r>
     </w:p>
     <w:p>
       <w:pPr>
@@ -4339,6 +4512,14 @@
         </w:rPr>
         <w:t>10px → borda superior esquerda</w:t>
       </w:r>
+      <w:r>
+        <w:rPr>
+          <w:rFonts w:ascii="Times New Roman" w:hAnsi="Times New Roman" w:eastAsia="SimSun" w:cs="Times New Roman"/>
+          <w:sz w:val="20"/>
+          <w:szCs w:val="20"/>
+          <w:lang w:eastAsia="zh-cn"/>
+        </w:rPr>
+      </w:r>
     </w:p>
     <w:p>
       <w:pPr>
@@ -4369,6 +4550,14 @@
         </w:rPr>
         <w:t>20px → borda superior direita</w:t>
       </w:r>
+      <w:r>
+        <w:rPr>
+          <w:rFonts w:ascii="Times New Roman" w:hAnsi="Times New Roman" w:eastAsia="SimSun" w:cs="Times New Roman"/>
+          <w:sz w:val="20"/>
+          <w:szCs w:val="20"/>
+          <w:lang w:eastAsia="zh-cn"/>
+        </w:rPr>
+      </w:r>
     </w:p>
     <w:p>
       <w:pPr>
@@ -4398,6 +4587,14 @@
           <w:lang w:eastAsia="zh-cn"/>
         </w:rPr>
         <w:t>10px → borda inferior direita</w:t>
+      </w:r>
+      <w:r>
+        <w:rPr>
+          <w:rFonts w:ascii="Times New Roman" w:hAnsi="Times New Roman" w:eastAsia="SimSun" w:cs="Times New Roman"/>
+          <w:sz w:val="20"/>
+          <w:szCs w:val="20"/>
+          <w:lang w:eastAsia="zh-cn"/>
+        </w:rPr>
       </w:r>
     </w:p>
     <w:p>
@@ -4498,6 +4695,14 @@
         </w:rPr>
         <w:t>Fazer um circulo no html com as css:</w:t>
       </w:r>
+      <w:r>
+        <w:rPr>
+          <w:b/>
+          <w:bCs/>
+          <w:color w:val="000000"/>
+          <w:lang w:eastAsia="zh-cn"/>
+        </w:rPr>
+      </w:r>
     </w:p>
     <w:p>
       <w:pPr>
@@ -4561,6 +4766,14 @@
         </w:rPr>
         <w:t>Crie uma div vazia e escreva em style:</w:t>
       </w:r>
+      <w:r>
+        <w:rPr>
+          <w:rFonts w:ascii="Times New Roman" w:hAnsi="Times New Roman" w:eastAsia="SimSun" w:cs="Times New Roman"/>
+          <w:sz w:val="20"/>
+          <w:szCs w:val="20"/>
+          <w:lang w:eastAsia="zh-cn"/>
+        </w:rPr>
+      </w:r>
     </w:p>
     <w:p>
       <w:pPr>
@@ -4591,6 +4804,14 @@
         </w:rPr>
         <w:t>width: 90px;</w:t>
       </w:r>
+      <w:r>
+        <w:rPr>
+          <w:rFonts w:ascii="Times New Roman" w:hAnsi="Times New Roman" w:eastAsia="SimSun" w:cs="Times New Roman"/>
+          <w:sz w:val="20"/>
+          <w:szCs w:val="20"/>
+          <w:lang w:eastAsia="zh-cn"/>
+        </w:rPr>
+      </w:r>
     </w:p>
     <w:p>
       <w:pPr>
@@ -4620,6 +4841,14 @@
           <w:lang w:eastAsia="zh-cn"/>
         </w:rPr>
         <w:t>height: 90px;</w:t>
+      </w:r>
+      <w:r>
+        <w:rPr>
+          <w:rFonts w:ascii="Times New Roman" w:hAnsi="Times New Roman" w:eastAsia="SimSun" w:cs="Times New Roman"/>
+          <w:sz w:val="20"/>
+          <w:szCs w:val="20"/>
+          <w:lang w:eastAsia="zh-cn"/>
+        </w:rPr>
       </w:r>
     </w:p>
     <w:p>
@@ -4652,6 +4881,14 @@
         <w:t>margin: 10px;</w:t>
         <w:tab/>
       </w:r>
+      <w:r>
+        <w:rPr>
+          <w:rFonts w:ascii="Times New Roman" w:hAnsi="Times New Roman" w:eastAsia="SimSun" w:cs="Times New Roman"/>
+          <w:sz w:val="20"/>
+          <w:szCs w:val="20"/>
+          <w:lang w:eastAsia="zh-cn"/>
+        </w:rPr>
+      </w:r>
     </w:p>
     <w:p>
       <w:pPr>
@@ -4682,6 +4919,14 @@
         </w:rPr>
         <w:t>border-radius: 50%;</w:t>
       </w:r>
+      <w:r>
+        <w:rPr>
+          <w:rFonts w:ascii="Times New Roman" w:hAnsi="Times New Roman" w:eastAsia="SimSun" w:cs="Times New Roman"/>
+          <w:sz w:val="20"/>
+          <w:szCs w:val="20"/>
+          <w:lang w:eastAsia="zh-cn"/>
+        </w:rPr>
+      </w:r>
     </w:p>
     <w:p>
       <w:pPr>
@@ -4711,6 +4956,14 @@
           <w:lang w:eastAsia="zh-cn"/>
         </w:rPr>
         <w:t>background-color: blue;</w:t>
+      </w:r>
+      <w:r>
+        <w:rPr>
+          <w:rFonts w:ascii="Times New Roman" w:hAnsi="Times New Roman" w:eastAsia="SimSun" w:cs="Times New Roman"/>
+          <w:sz w:val="20"/>
+          <w:szCs w:val="20"/>
+          <w:lang w:eastAsia="zh-cn"/>
+        </w:rPr>
       </w:r>
     </w:p>
     <w:p>
@@ -4775,6 +5028,14 @@
         </w:rPr>
         <w:t>Arredondando bordas</w:t>
       </w:r>
+      <w:r>
+        <w:rPr>
+          <w:b/>
+          <w:bCs/>
+          <w:color w:val="000000"/>
+          <w:lang w:eastAsia="zh-cn"/>
+        </w:rPr>
+      </w:r>
     </w:p>
     <w:p>
       <w:pPr>
@@ -4805,6 +5066,14 @@
         </w:rPr>
         <w:t>Você pode controlar cada canto separadamente:</w:t>
       </w:r>
+      <w:r>
+        <w:rPr>
+          <w:rFonts w:ascii="Times New Roman" w:hAnsi="Times New Roman" w:eastAsia="SimSun" w:cs="Times New Roman"/>
+          <w:sz w:val="20"/>
+          <w:szCs w:val="20"/>
+          <w:lang w:eastAsia="zh-cn"/>
+        </w:rPr>
+      </w:r>
     </w:p>
     <w:p>
       <w:pPr>
@@ -4834,6 +5103,14 @@
           <w:lang w:eastAsia="zh-cn"/>
         </w:rPr>
         <w:t>div { border-radius: 10px 30px 50px 5px; }</w:t>
+      </w:r>
+      <w:r>
+        <w:rPr>
+          <w:rFonts w:ascii="Times New Roman" w:hAnsi="Times New Roman" w:eastAsia="SimSun" w:cs="Times New Roman"/>
+          <w:sz w:val="20"/>
+          <w:szCs w:val="20"/>
+          <w:lang w:eastAsia="zh-cn"/>
+        </w:rPr>
       </w:r>
     </w:p>
     <w:p>
@@ -4907,6 +5184,14 @@
         </w:rPr>
         <w:t xml:space="preserve"> → canto superior esquerdo</w:t>
       </w:r>
+      <w:r>
+        <w:rPr>
+          <w:rFonts w:ascii="Times New Roman" w:hAnsi="Times New Roman" w:eastAsia="SimSun" w:cs="Times New Roman"/>
+          <w:sz w:val="20"/>
+          <w:szCs w:val="20"/>
+          <w:lang w:eastAsia="zh-cn"/>
+        </w:rPr>
+      </w:r>
     </w:p>
     <w:p>
       <w:pPr>
@@ -4951,6 +5236,14 @@
         </w:rPr>
         <w:t xml:space="preserve"> → canto superior direito</w:t>
       </w:r>
+      <w:r>
+        <w:rPr>
+          <w:rFonts w:ascii="Times New Roman" w:hAnsi="Times New Roman" w:eastAsia="SimSun" w:cs="Times New Roman"/>
+          <w:sz w:val="20"/>
+          <w:szCs w:val="20"/>
+          <w:lang w:eastAsia="zh-cn"/>
+        </w:rPr>
+      </w:r>
     </w:p>
     <w:p>
       <w:pPr>
@@ -4995,6 +5288,14 @@
         </w:rPr>
         <w:t xml:space="preserve"> → canto inferior direito</w:t>
       </w:r>
+      <w:r>
+        <w:rPr>
+          <w:rFonts w:ascii="Times New Roman" w:hAnsi="Times New Roman" w:eastAsia="SimSun" w:cs="Times New Roman"/>
+          <w:sz w:val="20"/>
+          <w:szCs w:val="20"/>
+          <w:lang w:eastAsia="zh-cn"/>
+        </w:rPr>
+      </w:r>
     </w:p>
     <w:p>
       <w:pPr>
@@ -5039,6 +5340,14 @@
         </w:rPr>
         <w:t xml:space="preserve"> → canto inferior esquerdo</w:t>
       </w:r>
+      <w:r>
+        <w:rPr>
+          <w:rFonts w:ascii="Times New Roman" w:hAnsi="Times New Roman" w:eastAsia="SimSun" w:cs="Times New Roman"/>
+          <w:sz w:val="20"/>
+          <w:szCs w:val="20"/>
+          <w:lang w:eastAsia="zh-cn"/>
+        </w:rPr>
+      </w:r>
     </w:p>
     <w:p>
       <w:pPr>
@@ -5098,6 +5407,14 @@
         </w:rPr>
         <w:t xml:space="preserve">Ou diretamente para todos: </w:t>
       </w:r>
+      <w:r>
+        <w:rPr>
+          <w:rFonts w:ascii="Times New Roman" w:hAnsi="Times New Roman" w:eastAsia="SimSun" w:cs="Times New Roman"/>
+          <w:sz w:val="20"/>
+          <w:szCs w:val="20"/>
+          <w:lang w:eastAsia="zh-cn"/>
+        </w:rPr>
+      </w:r>
     </w:p>
     <w:p>
       <w:pPr>
@@ -5127,6 +5444,14 @@
           <w:lang w:eastAsia="zh-cn"/>
         </w:rPr>
         <w:t>border-radius: 10px</w:t>
+      </w:r>
+      <w:r>
+        <w:rPr>
+          <w:rFonts w:ascii="Times New Roman" w:hAnsi="Times New Roman" w:eastAsia="SimSun" w:cs="Times New Roman"/>
+          <w:sz w:val="20"/>
+          <w:szCs w:val="20"/>
+          <w:lang w:eastAsia="zh-cn"/>
+        </w:rPr>
       </w:r>
     </w:p>
     <w:p>
@@ -5172,6 +5497,14 @@
         </w:rPr>
         <w:t xml:space="preserve"> → canto superior esquerdo</w:t>
       </w:r>
+      <w:r>
+        <w:rPr>
+          <w:rFonts w:ascii="Times New Roman" w:hAnsi="Times New Roman" w:eastAsia="SimSun" w:cs="Times New Roman"/>
+          <w:sz w:val="20"/>
+          <w:szCs w:val="20"/>
+          <w:lang w:eastAsia="zh-cn"/>
+        </w:rPr>
+      </w:r>
     </w:p>
     <w:p>
       <w:pPr>
@@ -5216,6 +5549,14 @@
         </w:rPr>
         <w:t xml:space="preserve"> → canto superior direito</w:t>
       </w:r>
+      <w:r>
+        <w:rPr>
+          <w:rFonts w:ascii="Times New Roman" w:hAnsi="Times New Roman" w:eastAsia="SimSun" w:cs="Times New Roman"/>
+          <w:sz w:val="20"/>
+          <w:szCs w:val="20"/>
+          <w:lang w:eastAsia="zh-cn"/>
+        </w:rPr>
+      </w:r>
     </w:p>
     <w:p>
       <w:pPr>
@@ -5260,6 +5601,14 @@
         </w:rPr>
         <w:t xml:space="preserve"> → canto inferior direito</w:t>
       </w:r>
+      <w:r>
+        <w:rPr>
+          <w:rFonts w:ascii="Times New Roman" w:hAnsi="Times New Roman" w:eastAsia="SimSun" w:cs="Times New Roman"/>
+          <w:sz w:val="20"/>
+          <w:szCs w:val="20"/>
+          <w:lang w:eastAsia="zh-cn"/>
+        </w:rPr>
+      </w:r>
     </w:p>
     <w:p>
       <w:pPr>
@@ -5304,6 +5653,14 @@
         </w:rPr>
         <w:t xml:space="preserve"> → canto inferior esquerdo</w:t>
       </w:r>
+      <w:r>
+        <w:rPr>
+          <w:rFonts w:ascii="Times New Roman" w:hAnsi="Times New Roman" w:eastAsia="SimSun" w:cs="Times New Roman"/>
+          <w:sz w:val="20"/>
+          <w:szCs w:val="20"/>
+          <w:lang w:eastAsia="zh-cn"/>
+        </w:rPr>
+      </w:r>
     </w:p>
     <w:p>
       <w:pPr>
@@ -5394,6 +5751,14 @@
         </w:rPr>
         <w:t>Bordas com decorativas com imagem:</w:t>
       </w:r>
+      <w:r>
+        <w:rPr>
+          <w:b/>
+          <w:bCs/>
+          <w:color w:val="000000"/>
+          <w:lang w:eastAsia="zh-cn"/>
+        </w:rPr>
+      </w:r>
     </w:p>
     <w:p>
       <w:pPr>
@@ -5453,6 +5818,14 @@
         </w:rPr>
         <w:t>border: 20px solid transparent;</w:t>
       </w:r>
+      <w:r>
+        <w:rPr>
+          <w:rFonts w:ascii="Times New Roman" w:hAnsi="Times New Roman" w:eastAsia="SimSun" w:cs="Times New Roman"/>
+          <w:sz w:val="20"/>
+          <w:szCs w:val="20"/>
+          <w:lang w:eastAsia="zh-cn"/>
+        </w:rPr>
+      </w:r>
     </w:p>
     <w:p>
       <w:pPr>
@@ -5485,6 +5858,15 @@
         </w:rPr>
         <w:t>border-image: url('borda.png') 30 stretch;</w:t>
       </w:r>
+      <w:r>
+        <w:rPr>
+          <w:rFonts w:ascii="Times New Roman" w:hAnsi="Times New Roman" w:eastAsia="SimSun" w:cs="Times New Roman"/>
+          <w:sz w:val="20"/>
+          <w:szCs w:val="20"/>
+          <w:u w:color="auto" w:val="single"/>
+          <w:lang w:eastAsia="zh-cn"/>
+        </w:rPr>
+      </w:r>
     </w:p>
     <w:p>
       <w:pPr>
@@ -5573,6 +5955,14 @@
         </w:rPr>
         <w:t>OU</w:t>
       </w:r>
+      <w:r>
+        <w:rPr>
+          <w:rFonts w:ascii="Times New Roman" w:hAnsi="Times New Roman" w:eastAsia="SimSun" w:cs="Times New Roman"/>
+          <w:sz w:val="20"/>
+          <w:szCs w:val="20"/>
+          <w:lang w:eastAsia="zh-cn"/>
+        </w:rPr>
+      </w:r>
     </w:p>
     <w:p>
       <w:pPr>
@@ -5632,6 +6022,14 @@
         </w:rPr>
         <w:t xml:space="preserve">    border: 20px solid transparent;</w:t>
       </w:r>
+      <w:r>
+        <w:rPr>
+          <w:rFonts w:ascii="Times New Roman" w:hAnsi="Times New Roman" w:eastAsia="SimSun" w:cs="Times New Roman"/>
+          <w:sz w:val="20"/>
+          <w:szCs w:val="20"/>
+          <w:lang w:eastAsia="zh-cn"/>
+        </w:rPr>
+      </w:r>
     </w:p>
     <w:p>
       <w:pPr>
@@ -5851,6 +6249,14 @@
         </w:rPr>
         <w:t xml:space="preserve"> → Define qual imagem será usada.</w:t>
       </w:r>
+      <w:r>
+        <w:rPr>
+          <w:rFonts w:ascii="Times New Roman" w:hAnsi="Times New Roman" w:eastAsia="SimSun" w:cs="Times New Roman"/>
+          <w:sz w:val="20"/>
+          <w:szCs w:val="20"/>
+          <w:lang w:eastAsia="zh-cn"/>
+        </w:rPr>
+      </w:r>
     </w:p>
     <w:p>
       <w:pPr>
@@ -5910,6 +6316,14 @@
         </w:rPr>
         <w:t xml:space="preserve"> a partir das bordas.</w:t>
       </w:r>
+      <w:r>
+        <w:rPr>
+          <w:rFonts w:ascii="Times New Roman" w:hAnsi="Times New Roman" w:eastAsia="SimSun" w:cs="Times New Roman"/>
+          <w:sz w:val="20"/>
+          <w:szCs w:val="20"/>
+          <w:lang w:eastAsia="zh-cn"/>
+        </w:rPr>
+      </w:r>
     </w:p>
     <w:p>
       <w:pPr>
@@ -5950,6 +6364,14 @@
         </w:rPr>
         <w:t xml:space="preserve"> → Faz com que a imagem seja esticada para preencher a borda.</w:t>
       </w:r>
+      <w:r>
+        <w:rPr>
+          <w:rFonts w:ascii="Times New Roman" w:hAnsi="Times New Roman" w:eastAsia="SimSun" w:cs="Times New Roman"/>
+          <w:sz w:val="20"/>
+          <w:szCs w:val="20"/>
+          <w:lang w:eastAsia="zh-cn"/>
+        </w:rPr>
+      </w:r>
     </w:p>
     <w:p>
       <w:pPr>
@@ -6009,6 +6431,14 @@
         </w:rPr>
         <w:t>O border-image-repeat define como a imagem será distribuída:</w:t>
       </w:r>
+      <w:r>
+        <w:rPr>
+          <w:rFonts w:ascii="Times New Roman" w:hAnsi="Times New Roman" w:eastAsia="SimSun" w:cs="Times New Roman"/>
+          <w:sz w:val="20"/>
+          <w:szCs w:val="20"/>
+          <w:lang w:eastAsia="zh-cn"/>
+        </w:rPr>
+      </w:r>
     </w:p>
     <w:p>
       <w:pPr>
@@ -6039,6 +6469,14 @@
         </w:rPr>
         <w:t>stretch → Estica a imagem ao longo da borda.</w:t>
       </w:r>
+      <w:r>
+        <w:rPr>
+          <w:rFonts w:ascii="Times New Roman" w:hAnsi="Times New Roman" w:eastAsia="SimSun" w:cs="Times New Roman"/>
+          <w:sz w:val="20"/>
+          <w:szCs w:val="20"/>
+          <w:lang w:eastAsia="zh-cn"/>
+        </w:rPr>
+      </w:r>
     </w:p>
     <w:p>
       <w:pPr>
@@ -6069,6 +6507,14 @@
         </w:rPr>
         <w:t>repeat → Repete a imagem sem redimensioná-la.</w:t>
       </w:r>
+      <w:r>
+        <w:rPr>
+          <w:rFonts w:ascii="Times New Roman" w:hAnsi="Times New Roman" w:eastAsia="SimSun" w:cs="Times New Roman"/>
+          <w:sz w:val="20"/>
+          <w:szCs w:val="20"/>
+          <w:lang w:eastAsia="zh-cn"/>
+        </w:rPr>
+      </w:r>
     </w:p>
     <w:p>
       <w:pPr>
@@ -6098,6 +6544,14 @@
           <w:lang w:eastAsia="zh-cn"/>
         </w:rPr>
         <w:t>round → Faz a imagem se repetir ajustando o tamanho para encaixar perfeitamente.</w:t>
+      </w:r>
+      <w:r>
+        <w:rPr>
+          <w:rFonts w:ascii="Times New Roman" w:hAnsi="Times New Roman" w:eastAsia="SimSun" w:cs="Times New Roman"/>
+          <w:sz w:val="20"/>
+          <w:szCs w:val="20"/>
+          <w:lang w:eastAsia="zh-cn"/>
+        </w:rPr>
       </w:r>
     </w:p>
     <w:p>
@@ -6166,6 +6620,16 @@
         </w:rPr>
         <w:t>Problema de bordas ficarem de fora ou não serem incluidas na responsividade da tela:</w:t>
       </w:r>
+      <w:r>
+        <w:rPr>
+          <w:rFonts w:ascii="Times New Roman" w:hAnsi="Times New Roman" w:eastAsia="SimSun" w:cs="Times New Roman"/>
+          <w:b/>
+          <w:bCs/>
+          <w:sz w:val="20"/>
+          <w:szCs w:val="20"/>
+          <w:lang w:eastAsia="zh-cn"/>
+        </w:rPr>
+      </w:r>
     </w:p>
     <w:p>
       <w:pPr>
@@ -6229,6 +6693,14 @@
         </w:rPr>
         <w:t>O box-sizing: border-box é uma propriedade essencial do CSS que define como o tamanho de um elemento deve ser calculado.</w:t>
       </w:r>
+      <w:r>
+        <w:rPr>
+          <w:rFonts w:ascii="Times New Roman" w:hAnsi="Times New Roman" w:eastAsia="SimSun" w:cs="Times New Roman"/>
+          <w:sz w:val="20"/>
+          <w:szCs w:val="20"/>
+          <w:lang w:eastAsia="zh-cn"/>
+        </w:rPr>
+      </w:r>
     </w:p>
     <w:p>
       <w:pPr>
@@ -6278,6 +6750,14 @@
         </w:rPr>
         <w:t xml:space="preserve"> (border) e preenchimento interno (padding). Isso pode fazer com que o tamanho total do elemento fique maior do que o esperado.</w:t>
       </w:r>
+      <w:r>
+        <w:rPr>
+          <w:rFonts w:ascii="Times New Roman" w:hAnsi="Times New Roman" w:eastAsia="SimSun" w:cs="Times New Roman"/>
+          <w:sz w:val="20"/>
+          <w:szCs w:val="20"/>
+          <w:lang w:eastAsia="zh-cn"/>
+        </w:rPr>
+      </w:r>
     </w:p>
     <w:p>
       <w:pPr>
@@ -6336,6 +6816,14 @@
           <w:lang w:eastAsia="zh-cn"/>
         </w:rPr>
         <w:t xml:space="preserve"> na largura total do elemento, evitando cálculos complicados e garantindo que ele se ajuste melhor ao layout.</w:t>
+      </w:r>
+      <w:r>
+        <w:rPr>
+          <w:rFonts w:ascii="Times New Roman" w:hAnsi="Times New Roman" w:eastAsia="SimSun" w:cs="Times New Roman"/>
+          <w:sz w:val="20"/>
+          <w:szCs w:val="20"/>
+          <w:lang w:eastAsia="zh-cn"/>
+        </w:rPr>
       </w:r>
     </w:p>
     <w:p>
@@ -6368,6 +6856,14 @@
         </w:rPr>
         <w:t>.content-box {</w:t>
       </w:r>
+      <w:r>
+        <w:rPr>
+          <w:rFonts w:ascii="Times New Roman" w:hAnsi="Times New Roman" w:eastAsia="SimSun" w:cs="Times New Roman"/>
+          <w:sz w:val="20"/>
+          <w:szCs w:val="20"/>
+          <w:lang w:eastAsia="zh-cn"/>
+        </w:rPr>
+      </w:r>
     </w:p>
     <w:p>
       <w:pPr>
@@ -6401,6 +6897,14 @@
         <w:tab/>
         <w:t>width: 200px;</w:t>
       </w:r>
+      <w:r>
+        <w:rPr>
+          <w:rFonts w:ascii="Times New Roman" w:hAnsi="Times New Roman" w:eastAsia="SimSun" w:cs="Times New Roman"/>
+          <w:sz w:val="20"/>
+          <w:szCs w:val="20"/>
+          <w:lang w:eastAsia="zh-cn"/>
+        </w:rPr>
+      </w:r>
     </w:p>
     <w:p>
       <w:pPr>
@@ -6432,6 +6936,14 @@
         </w:rPr>
         <w:t xml:space="preserve"> padding: 20px;</w:t>
       </w:r>
+      <w:r>
+        <w:rPr>
+          <w:rFonts w:ascii="Times New Roman" w:hAnsi="Times New Roman" w:eastAsia="SimSun" w:cs="Times New Roman"/>
+          <w:sz w:val="20"/>
+          <w:szCs w:val="20"/>
+          <w:lang w:eastAsia="zh-cn"/>
+        </w:rPr>
+      </w:r>
     </w:p>
     <w:p>
       <w:pPr>
@@ -6463,6 +6975,14 @@
         </w:rPr>
         <w:t xml:space="preserve"> border: 5px solid black;</w:t>
       </w:r>
+      <w:r>
+        <w:rPr>
+          <w:rFonts w:ascii="Times New Roman" w:hAnsi="Times New Roman" w:eastAsia="SimSun" w:cs="Times New Roman"/>
+          <w:sz w:val="20"/>
+          <w:szCs w:val="20"/>
+          <w:lang w:eastAsia="zh-cn"/>
+        </w:rPr>
+      </w:r>
     </w:p>
     <w:p>
       <w:pPr>
@@ -6493,6 +7013,14 @@
           <w:lang w:eastAsia="zh-cn"/>
         </w:rPr>
         <w:t xml:space="preserve"> box-sizing: border-box;</w:t>
+      </w:r>
+      <w:r>
+        <w:rPr>
+          <w:rFonts w:ascii="Times New Roman" w:hAnsi="Times New Roman" w:eastAsia="SimSun" w:cs="Times New Roman"/>
+          <w:sz w:val="20"/>
+          <w:szCs w:val="20"/>
+          <w:lang w:eastAsia="zh-cn"/>
+        </w:rPr>
       </w:r>
     </w:p>
     <w:p>
@@ -6591,6 +7119,16 @@
         </w:rPr>
         <w:t>Variaveis em CSS3:</w:t>
       </w:r>
+      <w:r>
+        <w:rPr>
+          <w:rFonts w:ascii="Times New Roman" w:hAnsi="Times New Roman" w:eastAsia="SimSun" w:cs="Times New Roman"/>
+          <w:b/>
+          <w:bCs/>
+          <w:sz w:val="20"/>
+          <w:szCs w:val="20"/>
+          <w:lang w:eastAsia="zh-cn"/>
+        </w:rPr>
+      </w:r>
     </w:p>
     <w:p>
       <w:pPr>
@@ -6652,6 +7190,14 @@
         </w:rPr>
         <w:t xml:space="preserve"> e dentro dela use a formula: ”--” + nomeda variavel: + valor atribuido</w:t>
       </w:r>
+      <w:r>
+        <w:rPr>
+          <w:rFonts w:ascii="Times New Roman" w:hAnsi="Times New Roman" w:eastAsia="SimSun" w:cs="Times New Roman"/>
+          <w:sz w:val="20"/>
+          <w:szCs w:val="20"/>
+          <w:lang w:eastAsia="zh-cn"/>
+        </w:rPr>
+      </w:r>
     </w:p>
     <w:p>
       <w:pPr>
@@ -6711,6 +7257,14 @@
         </w:rPr>
         <w:t>root{</w:t>
       </w:r>
+      <w:r>
+        <w:rPr>
+          <w:rFonts w:ascii="Times New Roman" w:hAnsi="Times New Roman" w:eastAsia="SimSun" w:cs="Times New Roman"/>
+          <w:sz w:val="20"/>
+          <w:szCs w:val="20"/>
+          <w:lang w:eastAsia="zh-cn"/>
+        </w:rPr>
+      </w:r>
     </w:p>
     <w:p>
       <w:pPr>
@@ -6741,6 +7295,14 @@
         </w:rPr>
         <w:t>--cor1: blue;</w:t>
       </w:r>
+      <w:r>
+        <w:rPr>
+          <w:rFonts w:ascii="Times New Roman" w:hAnsi="Times New Roman" w:eastAsia="SimSun" w:cs="Times New Roman"/>
+          <w:sz w:val="20"/>
+          <w:szCs w:val="20"/>
+          <w:lang w:eastAsia="zh-cn"/>
+        </w:rPr>
+      </w:r>
     </w:p>
     <w:p>
       <w:pPr>
@@ -6771,6 +7333,14 @@
         </w:rPr>
         <w:t>--cor2: gray;</w:t>
       </w:r>
+      <w:r>
+        <w:rPr>
+          <w:rFonts w:ascii="Times New Roman" w:hAnsi="Times New Roman" w:eastAsia="SimSun" w:cs="Times New Roman"/>
+          <w:sz w:val="20"/>
+          <w:szCs w:val="20"/>
+          <w:lang w:eastAsia="zh-cn"/>
+        </w:rPr>
+      </w:r>
     </w:p>
     <w:p>
       <w:pPr>
@@ -6801,6 +7371,14 @@
         </w:rPr>
         <w:t>--fonte-padrão: arial, verdana, helvetica, sans-serif;</w:t>
       </w:r>
+      <w:r>
+        <w:rPr>
+          <w:rFonts w:ascii="Times New Roman" w:hAnsi="Times New Roman" w:eastAsia="SimSun" w:cs="Times New Roman"/>
+          <w:sz w:val="20"/>
+          <w:szCs w:val="20"/>
+          <w:lang w:eastAsia="zh-cn"/>
+        </w:rPr>
+      </w:r>
     </w:p>
     <w:p>
       <w:pPr>
@@ -6831,6 +7409,14 @@
         </w:rPr>
         <w:t>--fonte-titulo: --fonte-destaque: "Bebas Neue", sans-serif; (Nota: bebas está entre parenteses porquee trata-se de uma fonte externa)</w:t>
       </w:r>
+      <w:r>
+        <w:rPr>
+          <w:rFonts w:ascii="Times New Roman" w:hAnsi="Times New Roman" w:eastAsia="SimSun" w:cs="Times New Roman"/>
+          <w:sz w:val="20"/>
+          <w:szCs w:val="20"/>
+          <w:lang w:eastAsia="zh-cn"/>
+        </w:rPr>
+      </w:r>
     </w:p>
     <w:p>
       <w:pPr>
@@ -6889,6 +7475,14 @@
           <w:lang w:eastAsia="zh-cn"/>
         </w:rPr>
         <w:t xml:space="preserve"> }</w:t>
+      </w:r>
+      <w:r>
+        <w:rPr>
+          <w:rFonts w:ascii="Times New Roman" w:hAnsi="Times New Roman" w:eastAsia="SimSun" w:cs="Times New Roman"/>
+          <w:sz w:val="20"/>
+          <w:szCs w:val="20"/>
+          <w:lang w:eastAsia="zh-cn"/>
+        </w:rPr>
       </w:r>
     </w:p>
     <w:p>
@@ -7044,6 +7638,16 @@
         </w:rPr>
         <w:t>Delay/Suavilizar mudança de estado de uma caixa:</w:t>
       </w:r>
+      <w:r>
+        <w:rPr>
+          <w:rFonts w:ascii="Times New Roman" w:hAnsi="Times New Roman" w:eastAsia="SimSun" w:cs="Times New Roman"/>
+          <w:b/>
+          <w:bCs/>
+          <w:sz w:val="20"/>
+          <w:szCs w:val="20"/>
+          <w:lang w:eastAsia="zh-cn"/>
+        </w:rPr>
+      </w:r>
     </w:p>
     <w:p>
       <w:pPr>
@@ -7073,6 +7677,14 @@
           <w:lang w:eastAsia="zh-cn"/>
         </w:rPr>
         <w:t>Use a função “transition-duration: 0.5s”</w:t>
+      </w:r>
+      <w:r>
+        <w:rPr>
+          <w:rFonts w:ascii="Times New Roman" w:hAnsi="Times New Roman" w:eastAsia="SimSun" w:cs="Times New Roman"/>
+          <w:sz w:val="20"/>
+          <w:szCs w:val="20"/>
+          <w:lang w:eastAsia="zh-cn"/>
+        </w:rPr>
       </w:r>
     </w:p>
     <w:p>
@@ -7141,6 +7753,16 @@
         </w:rPr>
         <w:t>Aumentar ou diminuir espaçamento entre linhas:</w:t>
       </w:r>
+      <w:r>
+        <w:rPr>
+          <w:rFonts w:ascii="Times New Roman" w:hAnsi="Times New Roman" w:eastAsia="SimSun" w:cs="Times New Roman"/>
+          <w:b/>
+          <w:bCs/>
+          <w:sz w:val="20"/>
+          <w:szCs w:val="20"/>
+          <w:lang w:eastAsia="zh-cn"/>
+        </w:rPr>
+      </w:r>
     </w:p>
     <w:p>
       <w:pPr>
@@ -7170,6 +7792,14 @@
           <w:lang w:eastAsia="zh-cn"/>
         </w:rPr>
         <w:t>line-height: 15px</w:t>
+      </w:r>
+      <w:r>
+        <w:rPr>
+          <w:rFonts w:ascii="Times New Roman" w:hAnsi="Times New Roman" w:eastAsia="SimSun" w:cs="Times New Roman"/>
+          <w:sz w:val="20"/>
+          <w:szCs w:val="20"/>
+          <w:lang w:eastAsia="zh-cn"/>
+        </w:rPr>
       </w:r>
     </w:p>
     <w:p>
@@ -7238,6 +7868,16 @@
         </w:rPr>
         <w:t>Adicionar espaço vazio entre marcador e texto(Uso para listas com marcadores):</w:t>
       </w:r>
+      <w:r>
+        <w:rPr>
+          <w:rFonts w:ascii="Times New Roman" w:hAnsi="Times New Roman" w:eastAsia="SimSun" w:cs="Times New Roman"/>
+          <w:b/>
+          <w:bCs/>
+          <w:sz w:val="20"/>
+          <w:szCs w:val="20"/>
+          <w:lang w:eastAsia="zh-cn"/>
+        </w:rPr>
+      </w:r>
     </w:p>
     <w:p>
       <w:pPr>
@@ -7268,6 +7908,14 @@
         </w:rPr>
         <w:t>list-style-type: '\2714\00A0\00A0';</w:t>
       </w:r>
+      <w:r>
+        <w:rPr>
+          <w:rFonts w:ascii="Times New Roman" w:hAnsi="Times New Roman" w:eastAsia="SimSun" w:cs="Times New Roman"/>
+          <w:sz w:val="20"/>
+          <w:szCs w:val="20"/>
+          <w:lang w:eastAsia="zh-cn"/>
+        </w:rPr>
+      </w:r>
     </w:p>
     <w:p>
       <w:pPr>
@@ -7327,6 +7975,14 @@
         </w:rPr>
         <w:t>Aqui, o primeiro '\00A0' adiciona um pequeno espaço após o checkmark (✓representado pelo \2714).</w:t>
       </w:r>
+      <w:r>
+        <w:rPr>
+          <w:rFonts w:ascii="Times New Roman" w:hAnsi="Times New Roman" w:eastAsia="SimSun" w:cs="Times New Roman"/>
+          <w:sz w:val="20"/>
+          <w:szCs w:val="20"/>
+          <w:lang w:eastAsia="zh-cn"/>
+        </w:rPr>
+      </w:r>
     </w:p>
     <w:p>
       <w:pPr>
@@ -7356,6 +8012,14 @@
           <w:lang w:eastAsia="zh-cn"/>
         </w:rPr>
         <w:t>O segundo '\00A0' cria um espaço extra, garantindo uma distância visível entre o marcador e o texto do item da lista</w:t>
+      </w:r>
+      <w:r>
+        <w:rPr>
+          <w:rFonts w:ascii="Times New Roman" w:hAnsi="Times New Roman" w:eastAsia="SimSun" w:cs="Times New Roman"/>
+          <w:sz w:val="20"/>
+          <w:szCs w:val="20"/>
+          <w:lang w:eastAsia="zh-cn"/>
+        </w:rPr>
       </w:r>
     </w:p>
     <w:p>
@@ -7424,6 +8088,16 @@
         </w:rPr>
         <w:t>Colocar um marcador de uma lista mais para a direita:</w:t>
       </w:r>
+      <w:r>
+        <w:rPr>
+          <w:rFonts w:ascii="Times New Roman" w:hAnsi="Times New Roman" w:eastAsia="SimSun" w:cs="Times New Roman"/>
+          <w:b/>
+          <w:bCs/>
+          <w:sz w:val="20"/>
+          <w:szCs w:val="20"/>
+          <w:lang w:eastAsia="zh-cn"/>
+        </w:rPr>
+      </w:r>
     </w:p>
     <w:p>
       <w:pPr>
@@ -7492,6 +8166,14 @@
           <w:lang w:eastAsia="zh-cn"/>
         </w:rPr>
         <w:t>Faz com que os marcadores fiquem dentro do conteúdo da lista, alinhados com o texto dos itens, em vez de ficarem à esquerda, fora do conteúdo.</w:t>
+      </w:r>
+      <w:r>
+        <w:rPr>
+          <w:rFonts w:ascii="Times New Roman" w:hAnsi="Times New Roman" w:eastAsia="SimSun" w:cs="Times New Roman"/>
+          <w:sz w:val="20"/>
+          <w:szCs w:val="20"/>
+          <w:lang w:eastAsia="zh-cn"/>
+        </w:rPr>
       </w:r>
     </w:p>
     <w:p>
@@ -7560,6 +8242,16 @@
         </w:rPr>
         <w:t>Centralizar videos do youtube ou de outras plataformas:</w:t>
       </w:r>
+      <w:r>
+        <w:rPr>
+          <w:rFonts w:ascii="Times New Roman" w:hAnsi="Times New Roman" w:eastAsia="SimSun" w:cs="Times New Roman"/>
+          <w:b/>
+          <w:bCs/>
+          <w:sz w:val="20"/>
+          <w:szCs w:val="20"/>
+          <w:lang w:eastAsia="zh-cn"/>
+        </w:rPr>
+      </w:r>
     </w:p>
     <w:p>
       <w:pPr>
@@ -7594,6 +8286,14 @@
         </w:rPr>
         <w:t>Coloque o iframe dentro de uma div</w:t>
       </w:r>
+      <w:r>
+        <w:rPr>
+          <w:rFonts w:ascii="Times New Roman" w:hAnsi="Times New Roman" w:eastAsia="SimSun" w:cs="Times New Roman"/>
+          <w:sz w:val="20"/>
+          <w:szCs w:val="20"/>
+          <w:lang w:eastAsia="zh-cn"/>
+        </w:rPr>
+      </w:r>
     </w:p>
     <w:p>
       <w:pPr>
@@ -7628,6 +8328,14 @@
         </w:rPr>
         <w:t>Coloque um ID nela</w:t>
       </w:r>
+      <w:r>
+        <w:rPr>
+          <w:rFonts w:ascii="Times New Roman" w:hAnsi="Times New Roman" w:eastAsia="SimSun" w:cs="Times New Roman"/>
+          <w:sz w:val="20"/>
+          <w:szCs w:val="20"/>
+          <w:lang w:eastAsia="zh-cn"/>
+        </w:rPr>
+      </w:r>
     </w:p>
     <w:p>
       <w:pPr>
@@ -7662,6 +8370,14 @@
         </w:rPr>
         <w:t>Em style escreva com que esse id tenha uma cor de fundo</w:t>
       </w:r>
+      <w:r>
+        <w:rPr>
+          <w:rFonts w:ascii="Times New Roman" w:hAnsi="Times New Roman" w:eastAsia="SimSun" w:cs="Times New Roman"/>
+          <w:sz w:val="20"/>
+          <w:szCs w:val="20"/>
+          <w:lang w:eastAsia="zh-cn"/>
+        </w:rPr>
+      </w:r>
     </w:p>
     <w:p>
       <w:pPr>
@@ -7721,6 +8437,14 @@
         </w:rPr>
         <w:t>div.video{</w:t>
       </w:r>
+      <w:r>
+        <w:rPr>
+          <w:rFonts w:ascii="Times New Roman" w:hAnsi="Times New Roman" w:eastAsia="SimSun" w:cs="Times New Roman"/>
+          <w:sz w:val="20"/>
+          <w:szCs w:val="20"/>
+          <w:lang w:eastAsia="zh-cn"/>
+        </w:rPr>
+      </w:r>
     </w:p>
     <w:p>
       <w:pPr>
@@ -7751,6 +8475,14 @@
         </w:rPr>
         <w:t>background-color: red;</w:t>
       </w:r>
+      <w:r>
+        <w:rPr>
+          <w:rFonts w:ascii="Times New Roman" w:hAnsi="Times New Roman" w:eastAsia="SimSun" w:cs="Times New Roman"/>
+          <w:sz w:val="20"/>
+          <w:szCs w:val="20"/>
+          <w:lang w:eastAsia="zh-cn"/>
+        </w:rPr>
+      </w:r>
     </w:p>
     <w:p>
       <w:pPr>
@@ -7781,6 +8513,14 @@
         </w:rPr>
         <w:t>padding: 20px;</w:t>
       </w:r>
+      <w:r>
+        <w:rPr>
+          <w:rFonts w:ascii="Times New Roman" w:hAnsi="Times New Roman" w:eastAsia="SimSun" w:cs="Times New Roman"/>
+          <w:sz w:val="20"/>
+          <w:szCs w:val="20"/>
+          <w:lang w:eastAsia="zh-cn"/>
+        </w:rPr>
+      </w:r>
     </w:p>
     <w:p>
       <w:pPr>
@@ -7811,6 +8551,14 @@
         </w:rPr>
         <w:t>padding-bottom: 58%;</w:t>
       </w:r>
+      <w:r>
+        <w:rPr>
+          <w:rFonts w:ascii="Times New Roman" w:hAnsi="Times New Roman" w:eastAsia="SimSun" w:cs="Times New Roman"/>
+          <w:sz w:val="20"/>
+          <w:szCs w:val="20"/>
+          <w:lang w:eastAsia="zh-cn"/>
+        </w:rPr>
+      </w:r>
     </w:p>
     <w:p>
       <w:pPr>
@@ -7845,6 +8593,16 @@
         </w:rPr>
         <w:t>POSITION: RELATIVE;</w:t>
       </w:r>
+      <w:r>
+        <w:rPr>
+          <w:rFonts w:ascii="Times New Roman" w:hAnsi="Times New Roman" w:eastAsia="SimSun" w:cs="Times New Roman"/>
+          <w:i/>
+          <w:iCs/>
+          <w:sz w:val="20"/>
+          <w:szCs w:val="20"/>
+          <w:lang w:eastAsia="zh-cn"/>
+        </w:rPr>
+      </w:r>
     </w:p>
     <w:p>
       <w:pPr>
@@ -7879,6 +8637,16 @@
         </w:rPr>
         <w:t>}</w:t>
       </w:r>
+      <w:r>
+        <w:rPr>
+          <w:rFonts w:ascii="Times New Roman" w:hAnsi="Times New Roman" w:eastAsia="SimSun" w:cs="Times New Roman"/>
+          <w:i/>
+          <w:iCs/>
+          <w:sz w:val="20"/>
+          <w:szCs w:val="20"/>
+          <w:lang w:eastAsia="zh-cn"/>
+        </w:rPr>
+      </w:r>
     </w:p>
     <w:p>
       <w:pPr>
@@ -7909,6 +8677,14 @@
         </w:rPr>
         <w:t>div.video &gt; iframe {</w:t>
       </w:r>
+      <w:r>
+        <w:rPr>
+          <w:rFonts w:ascii="Times New Roman" w:hAnsi="Times New Roman" w:eastAsia="SimSun" w:cs="Times New Roman"/>
+          <w:sz w:val="20"/>
+          <w:szCs w:val="20"/>
+          <w:lang w:eastAsia="zh-cn"/>
+        </w:rPr>
+      </w:r>
     </w:p>
     <w:p>
       <w:pPr>
@@ -7939,6 +8715,14 @@
         </w:rPr>
         <w:t>POSITION: ABSOLUTE;</w:t>
       </w:r>
+      <w:r>
+        <w:rPr>
+          <w:rFonts w:ascii="Times New Roman" w:hAnsi="Times New Roman" w:eastAsia="SimSun" w:cs="Times New Roman"/>
+          <w:sz w:val="20"/>
+          <w:szCs w:val="20"/>
+          <w:lang w:eastAsia="zh-cn"/>
+        </w:rPr>
+      </w:r>
     </w:p>
     <w:p>
       <w:pPr>
@@ -7969,6 +8753,14 @@
         </w:rPr>
         <w:t>top: 5%</w:t>
       </w:r>
+      <w:r>
+        <w:rPr>
+          <w:rFonts w:ascii="Times New Roman" w:hAnsi="Times New Roman" w:eastAsia="SimSun" w:cs="Times New Roman"/>
+          <w:sz w:val="20"/>
+          <w:szCs w:val="20"/>
+          <w:lang w:eastAsia="zh-cn"/>
+        </w:rPr>
+      </w:r>
     </w:p>
     <w:p>
       <w:pPr>
@@ -7999,6 +8791,14 @@
         </w:rPr>
         <w:t>left: 5%</w:t>
       </w:r>
+      <w:r>
+        <w:rPr>
+          <w:rFonts w:ascii="Times New Roman" w:hAnsi="Times New Roman" w:eastAsia="SimSun" w:cs="Times New Roman"/>
+          <w:sz w:val="20"/>
+          <w:szCs w:val="20"/>
+          <w:lang w:eastAsia="zh-cn"/>
+        </w:rPr>
+      </w:r>
     </w:p>
     <w:p>
       <w:pPr>
@@ -8029,6 +8829,14 @@
         </w:rPr>
         <w:t>width:90%</w:t>
       </w:r>
+      <w:r>
+        <w:rPr>
+          <w:rFonts w:ascii="Times New Roman" w:hAnsi="Times New Roman" w:eastAsia="SimSun" w:cs="Times New Roman"/>
+          <w:sz w:val="20"/>
+          <w:szCs w:val="20"/>
+          <w:lang w:eastAsia="zh-cn"/>
+        </w:rPr>
+      </w:r>
     </w:p>
     <w:p>
       <w:pPr>
@@ -8059,6 +8867,14 @@
         </w:rPr>
         <w:t>height:90%</w:t>
       </w:r>
+      <w:r>
+        <w:rPr>
+          <w:rFonts w:ascii="Times New Roman" w:hAnsi="Times New Roman" w:eastAsia="SimSun" w:cs="Times New Roman"/>
+          <w:sz w:val="20"/>
+          <w:szCs w:val="20"/>
+          <w:lang w:eastAsia="zh-cn"/>
+        </w:rPr>
+      </w:r>
     </w:p>
     <w:p>
       <w:pPr>
@@ -8092,6 +8908,16 @@
           <w:lang w:eastAsia="zh-cn"/>
         </w:rPr>
         <w:t>}</w:t>
+      </w:r>
+      <w:r>
+        <w:rPr>
+          <w:rFonts w:ascii="Times New Roman" w:hAnsi="Times New Roman" w:eastAsia="SimSun" w:cs="Times New Roman"/>
+          <w:b/>
+          <w:bCs/>
+          <w:sz w:val="20"/>
+          <w:szCs w:val="20"/>
+          <w:lang w:eastAsia="zh-cn"/>
+        </w:rPr>
       </w:r>
     </w:p>
     <w:p>
@@ -8164,6 +8990,16 @@
         </w:rPr>
         <w:t>Repositório local vs remoto:</w:t>
       </w:r>
+      <w:r>
+        <w:rPr>
+          <w:rFonts w:ascii="Times New Roman" w:hAnsi="Times New Roman" w:eastAsia="SimSun" w:cs="Times New Roman"/>
+          <w:b/>
+          <w:bCs/>
+          <w:sz w:val="20"/>
+          <w:szCs w:val="20"/>
+          <w:lang w:eastAsia="zh-cn"/>
+        </w:rPr>
+      </w:r>
     </w:p>
     <w:p>
       <w:pPr>
@@ -8208,6 +9044,14 @@
         </w:rPr>
         <w:t xml:space="preserve"> Salva versões do seu projeto dentro do seu pc através do gitt</w:t>
       </w:r>
+      <w:r>
+        <w:rPr>
+          <w:rFonts w:ascii="Times New Roman" w:hAnsi="Times New Roman" w:eastAsia="SimSun" w:cs="Times New Roman"/>
+          <w:sz w:val="20"/>
+          <w:szCs w:val="20"/>
+          <w:lang w:eastAsia="zh-cn"/>
+        </w:rPr>
+      </w:r>
     </w:p>
     <w:p>
       <w:pPr>
@@ -8252,6 +9096,14 @@
         </w:rPr>
         <w:t>: Salva as versões locais do seu pc na nuvem por meio de backup, podendo também servir como meio de acesso para outras pessoas  verem seus projetos e até ajudarem na construção dos seus projetos. Um exemplo de repositório remoto é o Git hub</w:t>
       </w:r>
+      <w:r>
+        <w:rPr>
+          <w:rFonts w:ascii="Times New Roman" w:hAnsi="Times New Roman" w:eastAsia="SimSun" w:cs="Times New Roman"/>
+          <w:sz w:val="20"/>
+          <w:szCs w:val="20"/>
+          <w:lang w:eastAsia="zh-cn"/>
+        </w:rPr>
+      </w:r>
     </w:p>
     <w:p>
       <w:pPr>
@@ -8319,6 +9171,16 @@
         </w:rPr>
         <w:t>Deletar repositório no github:</w:t>
       </w:r>
+      <w:r>
+        <w:rPr>
+          <w:rFonts w:ascii="Times New Roman" w:hAnsi="Times New Roman" w:eastAsia="SimSun" w:cs="Times New Roman"/>
+          <w:b/>
+          <w:bCs/>
+          <w:sz w:val="20"/>
+          <w:szCs w:val="20"/>
+          <w:lang w:eastAsia="zh-cn"/>
+        </w:rPr>
+      </w:r>
     </w:p>
     <w:p>
       <w:pPr>
@@ -8348,6 +9210,14 @@
           <w:lang w:eastAsia="zh-cn"/>
         </w:rPr>
         <w:t>Para fazer isso você vai precisar deletar primeiro no repositório local e depois pelo repositório remoto o github. Vá no github desktop e selecione seu projeto no canto superior esquerdo. Com ele selecionado passe o mouse por cima de “REPOSITORY” localizado na parte de cima e clique em remove. Se clicar na opção em branco você vai mandar a pasta local para a lixeira. Em seguida vá para sua pagina github e clique no seu repositório a ser excluido e na parte de cima clique em configurações, em seguida vá ate a zona de perigo e clique na opção de excluir repositório.</w:t>
+      </w:r>
+      <w:r>
+        <w:rPr>
+          <w:rFonts w:ascii="Times New Roman" w:hAnsi="Times New Roman" w:eastAsia="SimSun" w:cs="Times New Roman"/>
+          <w:sz w:val="20"/>
+          <w:szCs w:val="20"/>
+          <w:lang w:eastAsia="zh-cn"/>
+        </w:rPr>
       </w:r>
     </w:p>
     <w:p>
@@ -8445,6 +9315,16 @@
         </w:rPr>
         <w:t>Atualização de repositório:</w:t>
       </w:r>
+      <w:r>
+        <w:rPr>
+          <w:rFonts w:ascii="Times New Roman" w:hAnsi="Times New Roman" w:eastAsia="SimSun" w:cs="Times New Roman"/>
+          <w:b/>
+          <w:bCs/>
+          <w:sz w:val="20"/>
+          <w:szCs w:val="20"/>
+          <w:lang w:eastAsia="zh-cn"/>
+        </w:rPr>
+      </w:r>
     </w:p>
     <w:p>
       <w:pPr>
@@ -8485,6 +9365,14 @@
         </w:rPr>
         <w:t xml:space="preserve">: No github desktop você precisa fazer im commit to master para criar uma versão local do seu projeto alterado. Esse botão fica no canto inferior esquerdo do programa desktop. </w:t>
       </w:r>
+      <w:r>
+        <w:rPr>
+          <w:rFonts w:ascii="Times New Roman" w:hAnsi="Times New Roman" w:eastAsia="SimSun" w:cs="Times New Roman"/>
+          <w:sz w:val="20"/>
+          <w:szCs w:val="20"/>
+          <w:lang w:eastAsia="zh-cn"/>
+        </w:rPr>
+      </w:r>
     </w:p>
     <w:p>
       <w:pPr>
@@ -8524,6 +9412,14 @@
           <w:lang w:eastAsia="zh-cn"/>
         </w:rPr>
         <w:t>No github desktop com o projeto selecionado no canto superior esquerdo, clique na opção azul no meio da tela “PUSH ORIGIN”</w:t>
+      </w:r>
+      <w:r>
+        <w:rPr>
+          <w:rFonts w:ascii="Times New Roman" w:hAnsi="Times New Roman" w:eastAsia="SimSun" w:cs="Times New Roman"/>
+          <w:sz w:val="20"/>
+          <w:szCs w:val="20"/>
+          <w:lang w:eastAsia="zh-cn"/>
+        </w:rPr>
       </w:r>
     </w:p>
     <w:p>
@@ -8728,6 +9624,16 @@
         </w:rPr>
         <w:t>Imagens de fundo (Não contam como conteudo)</w:t>
       </w:r>
+      <w:r>
+        <w:rPr>
+          <w:rFonts w:ascii="Times New Roman" w:hAnsi="Times New Roman" w:eastAsia="SimSun" w:cs="Times New Roman"/>
+          <w:b/>
+          <w:bCs/>
+          <w:sz w:val="24"/>
+          <w:szCs w:val="24"/>
+          <w:lang w:eastAsia="zh-cn"/>
+        </w:rPr>
+      </w:r>
     </w:p>
     <w:p>
       <w:pPr>
@@ -8881,6 +9787,12 @@
         </w:rPr>
         <w:t>Alterar tamanho da imagem de fundo:</w:t>
       </w:r>
+      <w:r>
+        <w:rPr>
+          <w:b/>
+          <w:bCs/>
+        </w:rPr>
+      </w:r>
     </w:p>
     <w:p>
       <w:pPr>
@@ -9008,6 +9920,14 @@
         </w:rPr>
         <w:t xml:space="preserve"> – Faz com que a imagem ocupe completamente o elemento, sem deixar espaços vazios, mesmo que precise ser cortada para se ajustar. Ao contrario de colocar background-size: 100% 100%; que distorce a imagem, mas a mantém por completo sem ser cortada.</w:t>
       </w:r>
+      <w:r>
+        <w:rPr>
+          <w:rFonts w:ascii="Times New Roman" w:hAnsi="Times New Roman" w:eastAsia="SimSun" w:cs="Times New Roman"/>
+          <w:sz w:val="20"/>
+          <w:szCs w:val="20"/>
+          <w:lang w:eastAsia="zh-cn"/>
+        </w:rPr>
+      </w:r>
     </w:p>
     <w:p>
       <w:pPr>
@@ -9047,6 +9967,14 @@
           <w:lang w:eastAsia="zh-cn"/>
         </w:rPr>
         <w:t xml:space="preserve"> – Ajusta a imagem para caber inteiramente no elemento, garantindo que não seja cortada, mas pode deixar espaços vazios se as proporções não forem as mesmas.</w:t>
+      </w:r>
+      <w:r>
+        <w:rPr>
+          <w:rFonts w:ascii="Times New Roman" w:hAnsi="Times New Roman" w:eastAsia="SimSun" w:cs="Times New Roman"/>
+          <w:sz w:val="20"/>
+          <w:szCs w:val="20"/>
+          <w:lang w:eastAsia="zh-cn"/>
+        </w:rPr>
       </w:r>
     </w:p>
     <w:p>
@@ -9096,6 +10024,12 @@
         </w:rPr>
         <w:t>Alterar em qual eixo vai se repetir o fundo e se vai precisa repetir para preencher a caixa:</w:t>
       </w:r>
+      <w:r>
+        <w:rPr>
+          <w:b/>
+          <w:bCs/>
+        </w:rPr>
+      </w:r>
     </w:p>
     <w:p>
       <w:pPr>
@@ -9180,6 +10114,12 @@
         </w:rPr>
         <w:t>Ponto de partida das imagens de fundo nas caixas:</w:t>
       </w:r>
+      <w:r>
+        <w:rPr>
+          <w:b/>
+          <w:bCs/>
+        </w:rPr>
+      </w:r>
     </w:p>
     <w:p>
       <w:pPr>
@@ -9209,6 +10149,14 @@
           <w:lang w:eastAsia="zh-cn"/>
         </w:rPr>
         <w:t>Primeiro coluna (left, center, right) e depois linha(top, center, bottom) quando for fazer a declaração usando o comando abaixo:</w:t>
+      </w:r>
+      <w:r>
+        <w:rPr>
+          <w:rFonts w:ascii="Times New Roman" w:hAnsi="Times New Roman" w:eastAsia="SimSun" w:cs="Times New Roman"/>
+          <w:sz w:val="20"/>
+          <w:szCs w:val="20"/>
+          <w:lang w:eastAsia="zh-cn"/>
+        </w:rPr>
       </w:r>
     </w:p>
     <w:p>
@@ -9257,6 +10205,12 @@
           <w:bCs/>
         </w:rPr>
         <w:t>height: 100% vs height: 100vh:</w:t>
+      </w:r>
+      <w:r>
+        <w:rPr>
+          <w:b/>
+          <w:bCs/>
+        </w:rPr>
       </w:r>
     </w:p>
     <w:p>
@@ -9302,6 +10256,14 @@
         </w:rPr>
         <w:t xml:space="preserve"> faz com que o body ocupe 100% da altura do elemento pai. Se o html não tiver uma altura definida, o body pode acabar comprimido porque está tentando se ajustar a um tamanho indefinido.</w:t>
       </w:r>
+      <w:r>
+        <w:rPr>
+          <w:rFonts w:ascii="Times New Roman" w:hAnsi="Times New Roman" w:eastAsia="SimSun" w:cs="Times New Roman"/>
+          <w:sz w:val="20"/>
+          <w:szCs w:val="20"/>
+          <w:lang w:eastAsia="zh-cn"/>
+        </w:rPr>
+      </w:r>
     </w:p>
     <w:p>
       <w:pPr>
@@ -9365,6 +10327,14 @@
         </w:rPr>
         <w:t xml:space="preserve"> (tela do navegador). Isso garante que ele cubra toda a área visível, independentemente do tamanho do elemento pai.</w:t>
       </w:r>
+      <w:r>
+        <w:rPr>
+          <w:rFonts w:ascii="Times New Roman" w:hAnsi="Times New Roman" w:eastAsia="SimSun" w:cs="Times New Roman"/>
+          <w:sz w:val="20"/>
+          <w:szCs w:val="20"/>
+          <w:lang w:eastAsia="zh-cn"/>
+        </w:rPr>
+      </w:r>
     </w:p>
     <w:p>
       <w:pPr>
@@ -9394,6 +10364,14 @@
           <w:lang w:eastAsia="zh-cn"/>
         </w:rPr>
         <w:t>Se você deseja que o body sempre ocupe a tela por completo, a melhor abordagem é usar height: 100vh e garantir que o html também tenha height: 100% para evitar problemas com elementos filhos.</w:t>
+      </w:r>
+      <w:r>
+        <w:rPr>
+          <w:rFonts w:ascii="Times New Roman" w:hAnsi="Times New Roman" w:eastAsia="SimSun" w:cs="Times New Roman"/>
+          <w:sz w:val="20"/>
+          <w:szCs w:val="20"/>
+          <w:lang w:eastAsia="zh-cn"/>
+        </w:rPr>
       </w:r>
     </w:p>
     <w:p>
@@ -9462,6 +10440,16 @@
         </w:rPr>
         <w:t>Comportamento de imagem de fundo com rolamento de página:</w:t>
       </w:r>
+      <w:r>
+        <w:rPr>
+          <w:rFonts w:ascii="Times New Roman" w:hAnsi="Times New Roman" w:eastAsia="SimSun" w:cs="Times New Roman"/>
+          <w:b/>
+          <w:bCs/>
+          <w:sz w:val="20"/>
+          <w:szCs w:val="20"/>
+          <w:lang w:eastAsia="zh-cn"/>
+        </w:rPr>
+      </w:r>
     </w:p>
     <w:p>
       <w:pPr>
@@ -9548,6 +10536,14 @@
         </w:rPr>
         <w:t xml:space="preserve"> (padrão) – A imagem de fundo rola junto com o conteúdo da página.</w:t>
       </w:r>
+      <w:r>
+        <w:rPr>
+          <w:rFonts w:ascii="Times New Roman" w:hAnsi="Times New Roman" w:eastAsia="SimSun" w:cs="Times New Roman"/>
+          <w:sz w:val="20"/>
+          <w:szCs w:val="20"/>
+          <w:lang w:eastAsia="zh-cn"/>
+        </w:rPr>
+      </w:r>
     </w:p>
     <w:p>
       <w:pPr>
@@ -9592,6 +10588,14 @@
         </w:rPr>
         <w:t xml:space="preserve"> – A imagem de fundo permanece fixa e não se move quando a página é rolada.</w:t>
       </w:r>
+      <w:r>
+        <w:rPr>
+          <w:rFonts w:ascii="Times New Roman" w:hAnsi="Times New Roman" w:eastAsia="SimSun" w:cs="Times New Roman"/>
+          <w:sz w:val="20"/>
+          <w:szCs w:val="20"/>
+          <w:lang w:eastAsia="zh-cn"/>
+        </w:rPr>
+      </w:r>
     </w:p>
     <w:p>
       <w:pPr>
@@ -9636,6 +10640,14 @@
         </w:rPr>
         <w:t xml:space="preserve"> – A imagem de fundo rola apenas dentro do elemento ao qual está aplicada, e não junto com a página inteira.</w:t>
       </w:r>
+      <w:r>
+        <w:rPr>
+          <w:rFonts w:ascii="Times New Roman" w:hAnsi="Times New Roman" w:eastAsia="SimSun" w:cs="Times New Roman"/>
+          <w:sz w:val="20"/>
+          <w:szCs w:val="20"/>
+          <w:lang w:eastAsia="zh-cn"/>
+        </w:rPr>
+      </w:r>
     </w:p>
     <w:p>
       <w:pPr>
@@ -9674,6 +10686,16 @@
         </w:rPr>
         <w:t xml:space="preserve">Shorthand para background: </w:t>
       </w:r>
+      <w:r>
+        <w:rPr>
+          <w:rFonts w:ascii="Times New Roman" w:hAnsi="Times New Roman" w:eastAsia="SimSun" w:cs="Times New Roman"/>
+          <w:b/>
+          <w:bCs/>
+          <w:sz w:val="20"/>
+          <w:szCs w:val="20"/>
+          <w:lang w:eastAsia="zh-cn"/>
+        </w:rPr>
+      </w:r>
     </w:p>
     <w:p>
       <w:pPr>
@@ -9703,6 +10725,14 @@
           <w:lang w:eastAsia="zh-cn"/>
         </w:rPr>
         <w:t>background: color image position/size repeat attachment;</w:t>
+      </w:r>
+      <w:r>
+        <w:rPr>
+          <w:rFonts w:ascii="Times New Roman" w:hAnsi="Times New Roman" w:eastAsia="SimSun" w:cs="Times New Roman"/>
+          <w:sz w:val="20"/>
+          <w:szCs w:val="20"/>
+          <w:lang w:eastAsia="zh-cn"/>
+        </w:rPr>
       </w:r>
     </w:p>
     <w:p>
@@ -9771,6 +10801,16 @@
         </w:rPr>
         <w:t>Hierarquia de tabelas (simples)</w:t>
       </w:r>
+      <w:r>
+        <w:rPr>
+          <w:rFonts w:ascii="Times New Roman" w:hAnsi="Times New Roman" w:eastAsia="SimSun" w:cs="Times New Roman"/>
+          <w:b/>
+          <w:bCs/>
+          <w:sz w:val="20"/>
+          <w:szCs w:val="20"/>
+          <w:lang w:eastAsia="zh-cn"/>
+        </w:rPr>
+      </w:r>
     </w:p>
     <w:p>
       <w:pPr>
@@ -9801,6 +10841,14 @@
         </w:rPr>
         <w:t>TABLE = tabela</w:t>
       </w:r>
+      <w:r>
+        <w:rPr>
+          <w:rFonts w:ascii="Times New Roman" w:hAnsi="Times New Roman" w:eastAsia="SimSun" w:cs="Times New Roman"/>
+          <w:sz w:val="20"/>
+          <w:szCs w:val="20"/>
+          <w:lang w:eastAsia="zh-cn"/>
+        </w:rPr>
+      </w:r>
     </w:p>
     <w:p>
       <w:pPr>
@@ -9831,6 +10879,14 @@
         </w:rPr>
         <w:t>TABLE ROW = linha de tabela</w:t>
       </w:r>
+      <w:r>
+        <w:rPr>
+          <w:rFonts w:ascii="Times New Roman" w:hAnsi="Times New Roman" w:eastAsia="SimSun" w:cs="Times New Roman"/>
+          <w:sz w:val="20"/>
+          <w:szCs w:val="20"/>
+          <w:lang w:eastAsia="zh-cn"/>
+        </w:rPr>
+      </w:r>
     </w:p>
     <w:p>
       <w:pPr>
@@ -9861,6 +10917,14 @@
         </w:rPr>
         <w:t>TABLE HEADER = cabeçalho de tabela</w:t>
       </w:r>
+      <w:r>
+        <w:rPr>
+          <w:rFonts w:ascii="Times New Roman" w:hAnsi="Times New Roman" w:eastAsia="SimSun" w:cs="Times New Roman"/>
+          <w:sz w:val="20"/>
+          <w:szCs w:val="20"/>
+          <w:lang w:eastAsia="zh-cn"/>
+        </w:rPr>
+      </w:r>
     </w:p>
     <w:p>
       <w:pPr>
@@ -9890,6 +10954,14 @@
           <w:lang w:eastAsia="zh-cn"/>
         </w:rPr>
         <w:t>TABLE DATA = dado da tabela</w:t>
+      </w:r>
+      <w:r>
+        <w:rPr>
+          <w:rFonts w:ascii="Times New Roman" w:hAnsi="Times New Roman" w:eastAsia="SimSun" w:cs="Times New Roman"/>
+          <w:sz w:val="20"/>
+          <w:szCs w:val="20"/>
+          <w:lang w:eastAsia="zh-cn"/>
+        </w:rPr>
       </w:r>
     </w:p>
     <w:p>
@@ -9929,6 +11001,16 @@
         </w:rPr>
         <w:t>Excluir espaço entre as células:</w:t>
       </w:r>
+      <w:r>
+        <w:rPr>
+          <w:rFonts w:ascii="Times New Roman" w:hAnsi="Times New Roman" w:eastAsia="SimSun" w:cs="Times New Roman"/>
+          <w:b/>
+          <w:bCs/>
+          <w:sz w:val="20"/>
+          <w:szCs w:val="20"/>
+          <w:lang w:eastAsia="zh-cn"/>
+        </w:rPr>
+      </w:r>
     </w:p>
     <w:p>
       <w:pPr>
@@ -9959,6 +11041,14 @@
         </w:rPr>
         <w:t>table{</w:t>
       </w:r>
+      <w:r>
+        <w:rPr>
+          <w:rFonts w:ascii="Times New Roman" w:hAnsi="Times New Roman" w:eastAsia="SimSun" w:cs="Times New Roman"/>
+          <w:sz w:val="20"/>
+          <w:szCs w:val="20"/>
+          <w:lang w:eastAsia="zh-cn"/>
+        </w:rPr>
+      </w:r>
     </w:p>
     <w:p>
       <w:pPr>
@@ -9988,6 +11078,14 @@
           <w:lang w:eastAsia="zh-cn"/>
         </w:rPr>
         <w:t>      border-collapse: collapse;</w:t>
+      </w:r>
+      <w:r>
+        <w:rPr>
+          <w:rFonts w:ascii="Times New Roman" w:hAnsi="Times New Roman" w:eastAsia="SimSun" w:cs="Times New Roman"/>
+          <w:sz w:val="20"/>
+          <w:szCs w:val="20"/>
+          <w:lang w:eastAsia="zh-cn"/>
+        </w:rPr>
       </w:r>
     </w:p>
     <w:p>
@@ -10027,14 +11125,20 @@
         </w:rPr>
         <w:t>Alinhamento horizontal do conteudo de uma célula:</w:t>
       </w:r>
-    </w:p>
-    <w:p>
-      <w:pPr>
-        <w:numPr>
-          <w:ilvl w:val="0"/>
-          <w:numId w:val="0"/>
-        </w:numPr>
-        <w:ind w:left="1776" w:firstLine="0"/>
+      <w:r>
+        <w:rPr>
+          <w:rFonts w:ascii="Times New Roman" w:hAnsi="Times New Roman" w:eastAsia="SimSun" w:cs="Times New Roman"/>
+          <w:b/>
+          <w:bCs/>
+          <w:sz w:val="20"/>
+          <w:szCs w:val="20"/>
+          <w:lang w:eastAsia="zh-cn"/>
+        </w:rPr>
+      </w:r>
+    </w:p>
+    <w:p>
+      <w:pPr>
+        <w:ind w:left="1776"/>
         <w:spacing w:after="0" w:line="540" w:lineRule="atLeast"/>
         <w:widowControl w:val="0"/>
         <w:pBdr>
@@ -10060,6 +11164,14 @@
           <w:lang w:eastAsia="zh-cn"/>
         </w:rPr>
         <w:t>text-align: center/right/left;</w:t>
+      </w:r>
+      <w:r>
+        <w:rPr>
+          <w:rFonts w:ascii="Times New Roman" w:hAnsi="Times New Roman" w:eastAsia="SimSun" w:cs="Times New Roman"/>
+          <w:sz w:val="20"/>
+          <w:szCs w:val="20"/>
+          <w:lang w:eastAsia="zh-cn"/>
+        </w:rPr>
       </w:r>
     </w:p>
     <w:p>
@@ -10099,14 +11211,20 @@
         </w:rPr>
         <w:t xml:space="preserve">Alinhamento vertical do conteudo de uma célula: </w:t>
       </w:r>
-    </w:p>
-    <w:p>
-      <w:pPr>
-        <w:numPr>
-          <w:ilvl w:val="0"/>
-          <w:numId w:val="0"/>
-        </w:numPr>
-        <w:ind w:left="1776" w:firstLine="0"/>
+      <w:r>
+        <w:rPr>
+          <w:rFonts w:ascii="Times New Roman" w:hAnsi="Times New Roman" w:eastAsia="SimSun" w:cs="Times New Roman"/>
+          <w:b/>
+          <w:bCs/>
+          <w:sz w:val="20"/>
+          <w:szCs w:val="20"/>
+          <w:lang w:eastAsia="zh-cn"/>
+        </w:rPr>
+      </w:r>
+    </w:p>
+    <w:p>
+      <w:pPr>
+        <w:ind w:left="1776"/>
         <w:spacing w:after="0" w:line="540" w:lineRule="atLeast"/>
         <w:widowControl w:val="0"/>
         <w:pBdr>
@@ -10133,146 +11251,134 @@
         </w:rPr>
         <w:t>vertical-align: bottom/top/ middle</w:t>
       </w:r>
-    </w:p>
-    <w:p>
-      <w:pPr>
-        <w:numPr>
-          <w:ilvl w:val="0"/>
-          <w:numId w:val="0"/>
-        </w:numPr>
-        <w:ind w:left="1776" w:firstLine="0"/>
-        <w:spacing w:after="0" w:line="540" w:lineRule="atLeast"/>
-        <w:widowControl w:val="0"/>
-        <w:pBdr>
-          <w:top w:val="nil" w:sz="0" w:space="0" w:color="000000" tmln="20, 20, 20, 0, 0"/>
-          <w:left w:val="nil" w:sz="0" w:space="0" w:color="000000" tmln="20, 20, 20, 0, 0"/>
-          <w:bottom w:val="nil" w:sz="0" w:space="0" w:color="000000" tmln="20, 20, 20, 0, 0"/>
-          <w:right w:val="nil" w:sz="0" w:space="0" w:color="000000" tmln="20, 20, 20, 0, 0"/>
-          <w:between w:val="nil" w:sz="0" w:space="0" w:color="000000" tmln="20, 20, 20, 0, 0"/>
-        </w:pBdr>
-        <w:shd w:val="none"/>
-        <w:rPr>
-          <w:rFonts w:ascii="Times New Roman" w:hAnsi="Times New Roman" w:eastAsia="SimSun" w:cs="Times New Roman"/>
-          <w:sz w:val="20"/>
-          <w:szCs w:val="20"/>
-          <w:lang w:eastAsia="zh-cn"/>
-        </w:rPr>
-      </w:pPr>
-      <w:r>
-        <w:rPr>
-          <w:rFonts w:ascii="Times New Roman" w:hAnsi="Times New Roman" w:eastAsia="SimSun" w:cs="Times New Roman"/>
-          <w:sz w:val="20"/>
-          <w:szCs w:val="20"/>
-          <w:lang w:eastAsia="zh-cn"/>
-        </w:rPr>
-      </w:r>
-    </w:p>
-    <w:p>
-      <w:pPr>
-        <w:numPr>
-          <w:ilvl w:val="0"/>
-          <w:numId w:val="0"/>
-        </w:numPr>
-        <w:ind w:left="1776" w:firstLine="0"/>
-        <w:spacing w:after="0" w:line="540" w:lineRule="atLeast"/>
-        <w:widowControl w:val="0"/>
-        <w:pBdr>
-          <w:top w:val="nil" w:sz="0" w:space="0" w:color="000000" tmln="20, 20, 20, 0, 0"/>
-          <w:left w:val="nil" w:sz="0" w:space="0" w:color="000000" tmln="20, 20, 20, 0, 0"/>
-          <w:bottom w:val="nil" w:sz="0" w:space="0" w:color="000000" tmln="20, 20, 20, 0, 0"/>
-          <w:right w:val="nil" w:sz="0" w:space="0" w:color="000000" tmln="20, 20, 20, 0, 0"/>
-          <w:between w:val="nil" w:sz="0" w:space="0" w:color="000000" tmln="20, 20, 20, 0, 0"/>
-        </w:pBdr>
-        <w:shd w:val="none"/>
-        <w:rPr>
-          <w:rFonts w:ascii="Times New Roman" w:hAnsi="Times New Roman" w:eastAsia="SimSun" w:cs="Times New Roman"/>
-          <w:sz w:val="20"/>
-          <w:szCs w:val="20"/>
-          <w:lang w:eastAsia="zh-cn"/>
-        </w:rPr>
-      </w:pPr>
-      <w:r>
-        <w:rPr>
-          <w:rFonts w:ascii="Times New Roman" w:hAnsi="Times New Roman" w:eastAsia="SimSun" w:cs="Times New Roman"/>
-          <w:sz w:val="20"/>
-          <w:szCs w:val="20"/>
-          <w:lang w:eastAsia="zh-cn"/>
-        </w:rPr>
-      </w:r>
-    </w:p>
-    <w:p>
-      <w:pPr>
-        <w:numPr>
-          <w:ilvl w:val="0"/>
-          <w:numId w:val="0"/>
-        </w:numPr>
-        <w:ind w:left="1776" w:firstLine="0"/>
-        <w:spacing w:after="0" w:line="540" w:lineRule="atLeast"/>
-        <w:widowControl w:val="0"/>
-        <w:pBdr>
-          <w:top w:val="nil" w:sz="0" w:space="0" w:color="000000" tmln="20, 20, 20, 0, 0"/>
-          <w:left w:val="nil" w:sz="0" w:space="0" w:color="000000" tmln="20, 20, 20, 0, 0"/>
-          <w:bottom w:val="nil" w:sz="0" w:space="0" w:color="000000" tmln="20, 20, 20, 0, 0"/>
-          <w:right w:val="nil" w:sz="0" w:space="0" w:color="000000" tmln="20, 20, 20, 0, 0"/>
-          <w:between w:val="nil" w:sz="0" w:space="0" w:color="000000" tmln="20, 20, 20, 0, 0"/>
-        </w:pBdr>
-        <w:shd w:val="none"/>
-        <w:rPr>
-          <w:rFonts w:ascii="Times New Roman" w:hAnsi="Times New Roman" w:eastAsia="SimSun" w:cs="Times New Roman"/>
-          <w:sz w:val="20"/>
-          <w:szCs w:val="20"/>
-          <w:lang w:eastAsia="zh-cn"/>
-        </w:rPr>
-      </w:pPr>
-      <w:r>
-        <w:rPr>
-          <w:rFonts w:ascii="Times New Roman" w:hAnsi="Times New Roman" w:eastAsia="SimSun" w:cs="Times New Roman"/>
-          <w:sz w:val="20"/>
-          <w:szCs w:val="20"/>
-          <w:lang w:eastAsia="zh-cn"/>
-        </w:rPr>
-      </w:r>
-    </w:p>
-    <w:p>
-      <w:pPr>
-        <w:numPr>
-          <w:ilvl w:val="0"/>
-          <w:numId w:val="0"/>
-        </w:numPr>
-        <w:ind w:left="1776" w:firstLine="0"/>
-        <w:spacing w:after="0" w:line="540" w:lineRule="atLeast"/>
-        <w:widowControl w:val="0"/>
-        <w:pBdr>
-          <w:top w:val="nil" w:sz="0" w:space="0" w:color="000000" tmln="20, 20, 20, 0, 0"/>
-          <w:left w:val="nil" w:sz="0" w:space="0" w:color="000000" tmln="20, 20, 20, 0, 0"/>
-          <w:bottom w:val="nil" w:sz="0" w:space="0" w:color="000000" tmln="20, 20, 20, 0, 0"/>
-          <w:right w:val="nil" w:sz="0" w:space="0" w:color="000000" tmln="20, 20, 20, 0, 0"/>
-          <w:between w:val="nil" w:sz="0" w:space="0" w:color="000000" tmln="20, 20, 20, 0, 0"/>
-        </w:pBdr>
-        <w:shd w:val="none"/>
-        <w:rPr>
-          <w:rFonts w:ascii="Times New Roman" w:hAnsi="Times New Roman" w:eastAsia="SimSun" w:cs="Times New Roman"/>
-          <w:sz w:val="20"/>
-          <w:szCs w:val="20"/>
-          <w:lang w:eastAsia="zh-cn"/>
-        </w:rPr>
-      </w:pPr>
-      <w:r>
-        <w:rPr>
-          <w:rFonts w:ascii="Times New Roman" w:hAnsi="Times New Roman" w:eastAsia="SimSun" w:cs="Times New Roman"/>
-          <w:sz w:val="20"/>
-          <w:szCs w:val="20"/>
-          <w:lang w:eastAsia="zh-cn"/>
-        </w:rPr>
-      </w:r>
-    </w:p>
-    <w:p>
-      <w:pPr>
-        <w:numPr>
-          <w:ilvl w:val="0"/>
-          <w:numId w:val="0"/>
-        </w:numPr>
-        <w:ind w:left="1776" w:firstLine="0"/>
+      <w:r>
+        <w:rPr>
+          <w:rFonts w:ascii="Times New Roman" w:hAnsi="Times New Roman" w:eastAsia="SimSun" w:cs="Times New Roman"/>
+          <w:sz w:val="20"/>
+          <w:szCs w:val="20"/>
+          <w:lang w:eastAsia="zh-cn"/>
+        </w:rPr>
+      </w:r>
+    </w:p>
+    <w:p>
+      <w:pPr>
+        <w:ind w:left="1776"/>
+        <w:spacing w:after="0" w:line="540" w:lineRule="atLeast"/>
+        <w:widowControl w:val="0"/>
+        <w:pBdr>
+          <w:top w:val="nil" w:sz="0" w:space="0" w:color="000000" tmln="20, 20, 20, 0, 0"/>
+          <w:left w:val="nil" w:sz="0" w:space="0" w:color="000000" tmln="20, 20, 20, 0, 0"/>
+          <w:bottom w:val="nil" w:sz="0" w:space="0" w:color="000000" tmln="20, 20, 20, 0, 0"/>
+          <w:right w:val="nil" w:sz="0" w:space="0" w:color="000000" tmln="20, 20, 20, 0, 0"/>
+          <w:between w:val="nil" w:sz="0" w:space="0" w:color="000000" tmln="20, 20, 20, 0, 0"/>
+        </w:pBdr>
+        <w:shd w:val="none"/>
+        <w:rPr>
+          <w:rFonts w:ascii="Times New Roman" w:hAnsi="Times New Roman" w:eastAsia="SimSun" w:cs="Times New Roman"/>
+          <w:sz w:val="20"/>
+          <w:szCs w:val="20"/>
+          <w:lang w:eastAsia="zh-cn"/>
+        </w:rPr>
+      </w:pPr>
+      <w:r>
+        <w:rPr>
+          <w:rFonts w:ascii="Times New Roman" w:hAnsi="Times New Roman" w:eastAsia="SimSun" w:cs="Times New Roman"/>
+          <w:sz w:val="20"/>
+          <w:szCs w:val="20"/>
+          <w:lang w:eastAsia="zh-cn"/>
+        </w:rPr>
+      </w:r>
+    </w:p>
+    <w:p>
+      <w:pPr>
+        <w:ind w:left="1776"/>
+        <w:spacing w:after="0" w:line="540" w:lineRule="atLeast"/>
+        <w:widowControl w:val="0"/>
+        <w:pBdr>
+          <w:top w:val="nil" w:sz="0" w:space="0" w:color="000000" tmln="20, 20, 20, 0, 0"/>
+          <w:left w:val="nil" w:sz="0" w:space="0" w:color="000000" tmln="20, 20, 20, 0, 0"/>
+          <w:bottom w:val="nil" w:sz="0" w:space="0" w:color="000000" tmln="20, 20, 20, 0, 0"/>
+          <w:right w:val="nil" w:sz="0" w:space="0" w:color="000000" tmln="20, 20, 20, 0, 0"/>
+          <w:between w:val="nil" w:sz="0" w:space="0" w:color="000000" tmln="20, 20, 20, 0, 0"/>
+        </w:pBdr>
+        <w:shd w:val="none"/>
+        <w:rPr>
+          <w:rFonts w:ascii="Times New Roman" w:hAnsi="Times New Roman" w:eastAsia="SimSun" w:cs="Times New Roman"/>
+          <w:sz w:val="20"/>
+          <w:szCs w:val="20"/>
+          <w:lang w:eastAsia="zh-cn"/>
+        </w:rPr>
+      </w:pPr>
+      <w:r>
+        <w:rPr>
+          <w:rFonts w:ascii="Times New Roman" w:hAnsi="Times New Roman" w:eastAsia="SimSun" w:cs="Times New Roman"/>
+          <w:sz w:val="20"/>
+          <w:szCs w:val="20"/>
+          <w:lang w:eastAsia="zh-cn"/>
+        </w:rPr>
+      </w:r>
+    </w:p>
+    <w:p>
+      <w:pPr>
+        <w:ind w:left="1776"/>
+        <w:spacing w:after="0" w:line="540" w:lineRule="atLeast"/>
+        <w:widowControl w:val="0"/>
+        <w:pBdr>
+          <w:top w:val="nil" w:sz="0" w:space="0" w:color="000000" tmln="20, 20, 20, 0, 0"/>
+          <w:left w:val="nil" w:sz="0" w:space="0" w:color="000000" tmln="20, 20, 20, 0, 0"/>
+          <w:bottom w:val="nil" w:sz="0" w:space="0" w:color="000000" tmln="20, 20, 20, 0, 0"/>
+          <w:right w:val="nil" w:sz="0" w:space="0" w:color="000000" tmln="20, 20, 20, 0, 0"/>
+          <w:between w:val="nil" w:sz="0" w:space="0" w:color="000000" tmln="20, 20, 20, 0, 0"/>
+        </w:pBdr>
+        <w:shd w:val="none"/>
+        <w:rPr>
+          <w:rFonts w:ascii="Times New Roman" w:hAnsi="Times New Roman" w:eastAsia="SimSun" w:cs="Times New Roman"/>
+          <w:sz w:val="20"/>
+          <w:szCs w:val="20"/>
+          <w:lang w:eastAsia="zh-cn"/>
+        </w:rPr>
+      </w:pPr>
+      <w:r>
+        <w:rPr>
+          <w:rFonts w:ascii="Times New Roman" w:hAnsi="Times New Roman" w:eastAsia="SimSun" w:cs="Times New Roman"/>
+          <w:sz w:val="20"/>
+          <w:szCs w:val="20"/>
+          <w:lang w:eastAsia="zh-cn"/>
+        </w:rPr>
+      </w:r>
+    </w:p>
+    <w:p>
+      <w:pPr>
+        <w:ind w:left="1776"/>
+        <w:spacing w:after="0" w:line="540" w:lineRule="atLeast"/>
+        <w:widowControl w:val="0"/>
+        <w:pBdr>
+          <w:top w:val="nil" w:sz="0" w:space="0" w:color="000000" tmln="20, 20, 20, 0, 0"/>
+          <w:left w:val="nil" w:sz="0" w:space="0" w:color="000000" tmln="20, 20, 20, 0, 0"/>
+          <w:bottom w:val="nil" w:sz="0" w:space="0" w:color="000000" tmln="20, 20, 20, 0, 0"/>
+          <w:right w:val="nil" w:sz="0" w:space="0" w:color="000000" tmln="20, 20, 20, 0, 0"/>
+          <w:between w:val="nil" w:sz="0" w:space="0" w:color="000000" tmln="20, 20, 20, 0, 0"/>
+        </w:pBdr>
+        <w:shd w:val="none"/>
+        <w:rPr>
+          <w:rFonts w:ascii="Times New Roman" w:hAnsi="Times New Roman" w:eastAsia="SimSun" w:cs="Times New Roman"/>
+          <w:sz w:val="20"/>
+          <w:szCs w:val="20"/>
+          <w:lang w:eastAsia="zh-cn"/>
+        </w:rPr>
+      </w:pPr>
+      <w:r>
+        <w:rPr>
+          <w:rFonts w:ascii="Times New Roman" w:hAnsi="Times New Roman" w:eastAsia="SimSun" w:cs="Times New Roman"/>
+          <w:sz w:val="20"/>
+          <w:szCs w:val="20"/>
+          <w:lang w:eastAsia="zh-cn"/>
+        </w:rPr>
+      </w:r>
+    </w:p>
+    <w:p>
+      <w:pPr>
+        <w:ind w:left="1776"/>
         <w:spacing w:after="0" w:line="540" w:lineRule="atLeast"/>
         <w:widowControl w:val="0"/>
         <w:pBdr>
@@ -10336,14 +11442,20 @@
         </w:rPr>
         <w:t>Hierarquia de tabelas grandes:</w:t>
       </w:r>
-    </w:p>
-    <w:p>
-      <w:pPr>
-        <w:numPr>
-          <w:ilvl w:val="0"/>
-          <w:numId w:val="0"/>
-        </w:numPr>
-        <w:ind w:left="1776" w:firstLine="0"/>
+      <w:r>
+        <w:rPr>
+          <w:rFonts w:ascii="Times New Roman" w:hAnsi="Times New Roman" w:eastAsia="SimSun" w:cs="Times New Roman"/>
+          <w:b/>
+          <w:bCs/>
+          <w:sz w:val="20"/>
+          <w:szCs w:val="20"/>
+          <w:lang w:eastAsia="zh-cn"/>
+        </w:rPr>
+      </w:r>
+    </w:p>
+    <w:p>
+      <w:pPr>
+        <w:ind w:left="1776"/>
         <w:spacing w:after="0" w:line="540" w:lineRule="atLeast"/>
         <w:widowControl w:val="0"/>
         <w:pBdr>
@@ -10370,14 +11482,18 @@
         </w:rPr>
         <w:t>TABLEz</w:t>
       </w:r>
-    </w:p>
-    <w:p>
-      <w:pPr>
-        <w:numPr>
-          <w:ilvl w:val="0"/>
-          <w:numId w:val="0"/>
-        </w:numPr>
-        <w:ind w:left="2484" w:firstLine="0"/>
+      <w:r>
+        <w:rPr>
+          <w:rFonts w:ascii="Times New Roman" w:hAnsi="Times New Roman" w:eastAsia="SimSun" w:cs="Times New Roman"/>
+          <w:sz w:val="20"/>
+          <w:szCs w:val="20"/>
+          <w:lang w:eastAsia="zh-cn"/>
+        </w:rPr>
+      </w:r>
+    </w:p>
+    <w:p>
+      <w:pPr>
+        <w:ind w:left="2484"/>
         <w:spacing w:after="0" w:line="540" w:lineRule="atLeast"/>
         <w:widowControl w:val="0"/>
         <w:pBdr>
@@ -10414,14 +11530,18 @@
         </w:rPr>
         <w:t xml:space="preserve">  --&gt;legenda da tabela</w:t>
       </w:r>
-    </w:p>
-    <w:p>
-      <w:pPr>
-        <w:numPr>
-          <w:ilvl w:val="0"/>
-          <w:numId w:val="0"/>
-        </w:numPr>
-        <w:ind w:left="2484" w:firstLine="0"/>
+      <w:r>
+        <w:rPr>
+          <w:rFonts w:ascii="Times New Roman" w:hAnsi="Times New Roman" w:eastAsia="SimSun" w:cs="Times New Roman"/>
+          <w:sz w:val="20"/>
+          <w:szCs w:val="20"/>
+          <w:lang w:eastAsia="zh-cn"/>
+        </w:rPr>
+      </w:r>
+    </w:p>
+    <w:p>
+      <w:pPr>
+        <w:ind w:left="2484"/>
         <w:spacing w:after="0" w:line="540" w:lineRule="atLeast"/>
         <w:widowControl w:val="0"/>
         <w:pBdr>
@@ -10450,14 +11570,19 @@
         </w:rPr>
         <w:t>THEAD</w:t>
       </w:r>
-    </w:p>
-    <w:p>
-      <w:pPr>
-        <w:numPr>
-          <w:ilvl w:val="0"/>
-          <w:numId w:val="0"/>
-        </w:numPr>
-        <w:ind w:left="3192" w:firstLine="0"/>
+      <w:r>
+        <w:rPr>
+          <w:rFonts w:ascii="Times New Roman" w:hAnsi="Times New Roman" w:eastAsia="SimSun" w:cs="Times New Roman"/>
+          <w:sz w:val="20"/>
+          <w:szCs w:val="20"/>
+          <w:u w:color="auto" w:val="single"/>
+          <w:lang w:eastAsia="zh-cn"/>
+        </w:rPr>
+      </w:r>
+    </w:p>
+    <w:p>
+      <w:pPr>
+        <w:ind w:left="3192"/>
         <w:spacing w:after="0" w:line="540" w:lineRule="atLeast"/>
         <w:widowControl w:val="0"/>
         <w:pBdr>
@@ -10484,14 +11609,18 @@
         </w:rPr>
         <w:t>T.ROW</w:t>
       </w:r>
-    </w:p>
-    <w:p>
-      <w:pPr>
-        <w:numPr>
-          <w:ilvl w:val="0"/>
-          <w:numId w:val="0"/>
-        </w:numPr>
-        <w:ind w:left="3900" w:firstLine="0"/>
+      <w:r>
+        <w:rPr>
+          <w:rFonts w:ascii="Times New Roman" w:hAnsi="Times New Roman" w:eastAsia="SimSun" w:cs="Times New Roman"/>
+          <w:sz w:val="20"/>
+          <w:szCs w:val="20"/>
+          <w:lang w:eastAsia="zh-cn"/>
+        </w:rPr>
+      </w:r>
+    </w:p>
+    <w:p>
+      <w:pPr>
+        <w:ind w:left="3900"/>
         <w:spacing w:after="0" w:line="540" w:lineRule="atLeast"/>
         <w:widowControl w:val="0"/>
         <w:pBdr>
@@ -10518,14 +11647,18 @@
         </w:rPr>
         <w:t xml:space="preserve"> T.HEADER, T.DATA  --&gt; nesses dois que se escreve algo</w:t>
       </w:r>
-    </w:p>
-    <w:p>
-      <w:pPr>
-        <w:numPr>
-          <w:ilvl w:val="0"/>
-          <w:numId w:val="0"/>
-        </w:numPr>
-        <w:ind w:left="2484" w:firstLine="0"/>
+      <w:r>
+        <w:rPr>
+          <w:rFonts w:ascii="Times New Roman" w:hAnsi="Times New Roman" w:eastAsia="SimSun" w:cs="Times New Roman"/>
+          <w:sz w:val="20"/>
+          <w:szCs w:val="20"/>
+          <w:lang w:eastAsia="zh-cn"/>
+        </w:rPr>
+      </w:r>
+    </w:p>
+    <w:p>
+      <w:pPr>
+        <w:ind w:left="2484"/>
         <w:spacing w:after="0" w:line="540" w:lineRule="atLeast"/>
         <w:widowControl w:val="0"/>
         <w:pBdr>
@@ -10554,14 +11687,19 @@
         </w:rPr>
         <w:t>TBODY</w:t>
       </w:r>
-    </w:p>
-    <w:p>
-      <w:pPr>
-        <w:numPr>
-          <w:ilvl w:val="0"/>
-          <w:numId w:val="0"/>
-        </w:numPr>
-        <w:ind w:left="3192" w:firstLine="0"/>
+      <w:r>
+        <w:rPr>
+          <w:rFonts w:ascii="Times New Roman" w:hAnsi="Times New Roman" w:eastAsia="SimSun" w:cs="Times New Roman"/>
+          <w:sz w:val="20"/>
+          <w:szCs w:val="20"/>
+          <w:u w:color="auto" w:val="single"/>
+          <w:lang w:eastAsia="zh-cn"/>
+        </w:rPr>
+      </w:r>
+    </w:p>
+    <w:p>
+      <w:pPr>
+        <w:ind w:left="3192"/>
         <w:spacing w:after="0" w:line="540" w:lineRule="atLeast"/>
         <w:widowControl w:val="0"/>
         <w:pBdr>
@@ -10588,14 +11726,18 @@
         </w:rPr>
         <w:t>T.ROW</w:t>
       </w:r>
-    </w:p>
-    <w:p>
-      <w:pPr>
-        <w:numPr>
-          <w:ilvl w:val="0"/>
-          <w:numId w:val="0"/>
-        </w:numPr>
-        <w:ind w:left="3900" w:firstLine="0"/>
+      <w:r>
+        <w:rPr>
+          <w:rFonts w:ascii="Times New Roman" w:hAnsi="Times New Roman" w:eastAsia="SimSun" w:cs="Times New Roman"/>
+          <w:sz w:val="20"/>
+          <w:szCs w:val="20"/>
+          <w:lang w:eastAsia="zh-cn"/>
+        </w:rPr>
+      </w:r>
+    </w:p>
+    <w:p>
+      <w:pPr>
+        <w:ind w:left="3900"/>
         <w:spacing w:after="0" w:line="540" w:lineRule="atLeast"/>
         <w:widowControl w:val="0"/>
         <w:pBdr>
@@ -10622,14 +11764,18 @@
         </w:rPr>
         <w:t>T.HEADER, T.DATA  --&gt; nesses dois que se escreve algo</w:t>
       </w:r>
-    </w:p>
-    <w:p>
-      <w:pPr>
-        <w:numPr>
-          <w:ilvl w:val="0"/>
-          <w:numId w:val="0"/>
-        </w:numPr>
-        <w:ind w:left="2484" w:firstLine="0"/>
+      <w:r>
+        <w:rPr>
+          <w:rFonts w:ascii="Times New Roman" w:hAnsi="Times New Roman" w:eastAsia="SimSun" w:cs="Times New Roman"/>
+          <w:sz w:val="20"/>
+          <w:szCs w:val="20"/>
+          <w:lang w:eastAsia="zh-cn"/>
+        </w:rPr>
+      </w:r>
+    </w:p>
+    <w:p>
+      <w:pPr>
+        <w:ind w:left="2484"/>
         <w:spacing w:after="0" w:line="540" w:lineRule="atLeast"/>
         <w:widowControl w:val="0"/>
         <w:pBdr>
@@ -10658,14 +11804,19 @@
         </w:rPr>
         <w:t>TFOOT</w:t>
       </w:r>
-    </w:p>
-    <w:p>
-      <w:pPr>
-        <w:numPr>
-          <w:ilvl w:val="0"/>
-          <w:numId w:val="0"/>
-        </w:numPr>
-        <w:ind w:left="3192" w:firstLine="0"/>
+      <w:r>
+        <w:rPr>
+          <w:rFonts w:ascii="Times New Roman" w:hAnsi="Times New Roman" w:eastAsia="SimSun" w:cs="Times New Roman"/>
+          <w:sz w:val="20"/>
+          <w:szCs w:val="20"/>
+          <w:u w:color="auto" w:val="single"/>
+          <w:lang w:eastAsia="zh-cn"/>
+        </w:rPr>
+      </w:r>
+    </w:p>
+    <w:p>
+      <w:pPr>
+        <w:ind w:left="3192"/>
         <w:spacing w:after="0" w:line="540" w:lineRule="atLeast"/>
         <w:widowControl w:val="0"/>
         <w:pBdr>
@@ -10692,14 +11843,18 @@
         </w:rPr>
         <w:t>T.ROW</w:t>
       </w:r>
-    </w:p>
-    <w:p>
-      <w:pPr>
-        <w:numPr>
-          <w:ilvl w:val="0"/>
-          <w:numId w:val="0"/>
-        </w:numPr>
-        <w:ind w:left="3900" w:firstLine="0"/>
+      <w:r>
+        <w:rPr>
+          <w:rFonts w:ascii="Times New Roman" w:hAnsi="Times New Roman" w:eastAsia="SimSun" w:cs="Times New Roman"/>
+          <w:sz w:val="20"/>
+          <w:szCs w:val="20"/>
+          <w:lang w:eastAsia="zh-cn"/>
+        </w:rPr>
+      </w:r>
+    </w:p>
+    <w:p>
+      <w:pPr>
+        <w:ind w:left="3900"/>
         <w:spacing w:after="0" w:line="540" w:lineRule="atLeast"/>
         <w:widowControl w:val="0"/>
         <w:pBdr>
@@ -10726,6 +11881,14 @@
         </w:rPr>
         <w:t>T.HEADER, T.DATA  --&gt; nesses dois que se escreve algo</w:t>
       </w:r>
+      <w:r>
+        <w:rPr>
+          <w:rFonts w:ascii="Times New Roman" w:hAnsi="Times New Roman" w:eastAsia="SimSun" w:cs="Times New Roman"/>
+          <w:sz w:val="20"/>
+          <w:szCs w:val="20"/>
+          <w:lang w:eastAsia="zh-cn"/>
+        </w:rPr>
+      </w:r>
     </w:p>
     <w:p>
       <w:pPr>
@@ -10773,34 +11936,25 @@
           <w:rFonts w:ascii="Times New Roman" w:hAnsi="Times New Roman" w:eastAsia="SimSun" w:cs="Times New Roman"/>
           <w:sz w:val="20"/>
           <w:szCs w:val="20"/>
-          <w:lang w:val="pt-br" w:eastAsia="zh-cn" w:bidi="ar-sa"/>
-        </w:rPr>
-      </w:pPr>
-      <w:r>
-        <w:rPr>
-          <w:rFonts w:ascii="Times New Roman" w:hAnsi="Times New Roman" w:eastAsia="SimSun" w:cs="Times New Roman"/>
-          <w:sz w:val="20"/>
-          <w:szCs w:val="20"/>
-          <w:lang w:eastAsia="zh-cn"/>
-        </w:rPr>
-        <w:t xml:space="preserve">OBSERVAÇÃO: Por conta das ferramentas de buscas do google relacionado ao ganho de engajamento no seu site é necessario sempre identificar se os seus cabeçalhos </w:t>
-      </w:r>
-      <w:r>
-        <w:rPr>
-          <w:rFonts w:ascii="Times New Roman" w:hAnsi="Times New Roman" w:eastAsia="SimSun" w:cs="Times New Roman"/>
-          <w:sz w:val="20"/>
-          <w:szCs w:val="20"/>
-          <w:lang w:val="pt-br" w:eastAsia="zh-cn" w:bidi="ar-sa"/>
-        </w:rPr>
-        <w:t xml:space="preserve"> se aplçicam a </w:t>
-      </w:r>
-      <w:r>
-        <w:rPr>
-          <w:rFonts w:ascii="Times New Roman" w:hAnsi="Times New Roman" w:eastAsia="SimSun" w:cs="Times New Roman"/>
-          <w:b/>
-          <w:sz w:val="20"/>
-          <w:szCs w:val="20"/>
-          <w:lang w:val="pt-br" w:eastAsia="zh-cn" w:bidi="ar-sa"/>
+          <w:lang w:eastAsia="zh-cn"/>
+        </w:rPr>
+      </w:pPr>
+      <w:r>
+        <w:rPr>
+          <w:rFonts w:ascii="Times New Roman" w:hAnsi="Times New Roman" w:eastAsia="SimSun" w:cs="Times New Roman"/>
+          <w:sz w:val="20"/>
+          <w:szCs w:val="20"/>
+          <w:lang w:eastAsia="zh-cn"/>
+        </w:rPr>
+        <w:t xml:space="preserve">OBSERVAÇÃO: Por conta das ferramentas de buscas do google relacionado ao ganho de engajamento no seu site é necessario sempre identificar se os seus cabeçalhos  se aplçicam a </w:t>
+      </w:r>
+      <w:r>
+        <w:rPr>
+          <w:rFonts w:ascii="Times New Roman" w:hAnsi="Times New Roman" w:eastAsia="SimSun" w:cs="Times New Roman"/>
+          <w:b/>
+          <w:sz w:val="20"/>
+          <w:szCs w:val="20"/>
+          <w:lang w:eastAsia="zh-cn"/>
         </w:rPr>
         <w:t>linhas</w:t>
       </w:r>
@@ -10809,7 +11963,7 @@
           <w:rFonts w:ascii="Times New Roman" w:hAnsi="Times New Roman" w:eastAsia="SimSun" w:cs="Times New Roman"/>
           <w:sz w:val="20"/>
           <w:szCs w:val="20"/>
-          <w:lang w:val="pt-br" w:eastAsia="zh-cn" w:bidi="ar-sa"/>
+          <w:lang w:eastAsia="zh-cn"/>
         </w:rPr>
         <w:t xml:space="preserve"> ou </w:t>
       </w:r>
@@ -10819,7 +11973,7 @@
           <w:b/>
           <w:sz w:val="20"/>
           <w:szCs w:val="20"/>
-          <w:lang w:val="pt-br" w:eastAsia="zh-cn" w:bidi="ar-sa"/>
+          <w:lang w:eastAsia="zh-cn"/>
         </w:rPr>
         <w:t>colunas</w:t>
       </w:r>
@@ -10828,10 +11982,18 @@
           <w:rFonts w:ascii="Times New Roman" w:hAnsi="Times New Roman" w:eastAsia="SimSun" w:cs="Times New Roman"/>
           <w:sz w:val="20"/>
           <w:szCs w:val="20"/>
-          <w:lang w:val="pt-br" w:eastAsia="zh-cn" w:bidi="ar-sa"/>
+          <w:lang w:eastAsia="zh-cn"/>
         </w:rPr>
         <w:t>.</w:t>
       </w:r>
+      <w:r>
+        <w:rPr>
+          <w:rFonts w:ascii="Times New Roman" w:hAnsi="Times New Roman" w:eastAsia="SimSun" w:cs="Times New Roman"/>
+          <w:sz w:val="20"/>
+          <w:szCs w:val="20"/>
+          <w:lang w:eastAsia="zh-cn"/>
+        </w:rPr>
+      </w:r>
     </w:p>
     <w:p>
       <w:pPr>
@@ -10850,18 +12012,26 @@
           <w:rFonts w:ascii="Times New Roman" w:hAnsi="Times New Roman" w:eastAsia="SimSun" w:cs="Times New Roman"/>
           <w:sz w:val="20"/>
           <w:szCs w:val="20"/>
-          <w:lang w:val="pt-br" w:eastAsia="zh-cn" w:bidi="ar-sa"/>
-        </w:rPr>
-      </w:pPr>
-      <w:r>
-        <w:rPr>
-          <w:rFonts w:ascii="Times New Roman" w:hAnsi="Times New Roman" w:eastAsia="SimSun" w:cs="Times New Roman"/>
-          <w:sz w:val="20"/>
-          <w:szCs w:val="20"/>
-          <w:lang w:val="pt-br" w:eastAsia="zh-cn" w:bidi="ar-sa"/>
+          <w:lang w:eastAsia="zh-cn"/>
+        </w:rPr>
+      </w:pPr>
+      <w:r>
+        <w:rPr>
+          <w:rFonts w:ascii="Times New Roman" w:hAnsi="Times New Roman" w:eastAsia="SimSun" w:cs="Times New Roman"/>
+          <w:sz w:val="20"/>
+          <w:szCs w:val="20"/>
+          <w:lang w:eastAsia="zh-cn"/>
         </w:rPr>
         <w:t>Para linhas: scope=”row”</w:t>
       </w:r>
+      <w:r>
+        <w:rPr>
+          <w:rFonts w:ascii="Times New Roman" w:hAnsi="Times New Roman" w:eastAsia="SimSun" w:cs="Times New Roman"/>
+          <w:sz w:val="20"/>
+          <w:szCs w:val="20"/>
+          <w:lang w:eastAsia="zh-cn"/>
+        </w:rPr>
+      </w:r>
     </w:p>
     <w:p>
       <w:pPr>
@@ -10880,18 +12050,26 @@
           <w:rFonts w:ascii="Times New Roman" w:hAnsi="Times New Roman" w:eastAsia="SimSun" w:cs="Times New Roman"/>
           <w:sz w:val="20"/>
           <w:szCs w:val="20"/>
-          <w:lang w:val="pt-br" w:eastAsia="zh-cn" w:bidi="ar-sa"/>
-        </w:rPr>
-      </w:pPr>
-      <w:r>
-        <w:rPr>
-          <w:rFonts w:ascii="Times New Roman" w:hAnsi="Times New Roman" w:eastAsia="SimSun" w:cs="Times New Roman"/>
-          <w:sz w:val="20"/>
-          <w:szCs w:val="20"/>
-          <w:lang w:val="pt-br" w:eastAsia="zh-cn" w:bidi="ar-sa"/>
+          <w:lang w:eastAsia="zh-cn"/>
+        </w:rPr>
+      </w:pPr>
+      <w:r>
+        <w:rPr>
+          <w:rFonts w:ascii="Times New Roman" w:hAnsi="Times New Roman" w:eastAsia="SimSun" w:cs="Times New Roman"/>
+          <w:sz w:val="20"/>
+          <w:szCs w:val="20"/>
+          <w:lang w:eastAsia="zh-cn"/>
         </w:rPr>
         <w:t>Para colunas: scope=”col”</w:t>
       </w:r>
+      <w:r>
+        <w:rPr>
+          <w:rFonts w:ascii="Times New Roman" w:hAnsi="Times New Roman" w:eastAsia="SimSun" w:cs="Times New Roman"/>
+          <w:sz w:val="20"/>
+          <w:szCs w:val="20"/>
+          <w:lang w:eastAsia="zh-cn"/>
+        </w:rPr>
+      </w:r>
     </w:p>
     <w:p>
       <w:pPr>
@@ -10910,15 +12088,15 @@
           <w:rFonts w:ascii="Times New Roman" w:hAnsi="Times New Roman" w:eastAsia="SimSun" w:cs="Times New Roman"/>
           <w:sz w:val="20"/>
           <w:szCs w:val="20"/>
-          <w:lang w:val="pt-br" w:eastAsia="zh-cn" w:bidi="ar-sa"/>
-        </w:rPr>
-      </w:pPr>
-      <w:r>
-        <w:rPr>
-          <w:rFonts w:ascii="Times New Roman" w:hAnsi="Times New Roman" w:eastAsia="SimSun" w:cs="Times New Roman"/>
-          <w:sz w:val="20"/>
-          <w:szCs w:val="20"/>
-          <w:lang w:val="pt-br" w:eastAsia="zh-cn" w:bidi="ar-sa"/>
+          <w:lang w:eastAsia="zh-cn"/>
+        </w:rPr>
+      </w:pPr>
+      <w:r>
+        <w:rPr>
+          <w:rFonts w:ascii="Times New Roman" w:hAnsi="Times New Roman" w:eastAsia="SimSun" w:cs="Times New Roman"/>
+          <w:sz w:val="20"/>
+          <w:szCs w:val="20"/>
+          <w:lang w:eastAsia="zh-cn"/>
         </w:rPr>
       </w:r>
     </w:p>
@@ -10945,353 +12123,363 @@
           <w:bCs/>
           <w:sz w:val="20"/>
           <w:szCs w:val="20"/>
-          <w:lang w:val="pt-br" w:eastAsia="zh-cn" w:bidi="ar-sa"/>
-        </w:rPr>
-      </w:pPr>
-      <w:r>
-        <w:rPr>
-          <w:rFonts w:ascii="Times New Roman" w:hAnsi="Times New Roman" w:eastAsia="SimSun" w:cs="Times New Roman"/>
-          <w:b/>
-          <w:bCs/>
-          <w:sz w:val="20"/>
-          <w:szCs w:val="20"/>
-          <w:lang w:val="pt-br" w:eastAsia="zh-cn" w:bidi="ar-sa"/>
+          <w:lang w:eastAsia="zh-cn"/>
+        </w:rPr>
+      </w:pPr>
+      <w:r>
+        <w:rPr>
+          <w:rFonts w:ascii="Times New Roman" w:hAnsi="Times New Roman" w:eastAsia="SimSun" w:cs="Times New Roman"/>
+          <w:b/>
+          <w:bCs/>
+          <w:sz w:val="20"/>
+          <w:szCs w:val="20"/>
+          <w:lang w:eastAsia="zh-cn"/>
         </w:rPr>
         <w:t>Efeito zebrado na tabela:</w:t>
       </w:r>
-    </w:p>
-    <w:p>
-      <w:pPr>
-        <w:numPr>
-          <w:ilvl w:val="0"/>
-          <w:numId w:val="0"/>
-        </w:numPr>
-        <w:ind w:left="1776" w:firstLine="0"/>
-        <w:spacing w:after="0" w:line="540" w:lineRule="atLeast"/>
-        <w:widowControl w:val="0"/>
-        <w:pBdr>
-          <w:top w:val="nil" w:sz="0" w:space="0" w:color="000000" tmln="20, 20, 20, 0, 0"/>
-          <w:left w:val="nil" w:sz="0" w:space="0" w:color="000000" tmln="20, 20, 20, 0, 0"/>
-          <w:bottom w:val="nil" w:sz="0" w:space="0" w:color="000000" tmln="20, 20, 20, 0, 0"/>
-          <w:right w:val="nil" w:sz="0" w:space="0" w:color="000000" tmln="20, 20, 20, 0, 0"/>
-          <w:between w:val="nil" w:sz="0" w:space="0" w:color="000000" tmln="20, 20, 20, 0, 0"/>
-        </w:pBdr>
-        <w:shd w:val="none"/>
-        <w:rPr>
-          <w:rFonts w:ascii="Times New Roman" w:hAnsi="Times New Roman" w:eastAsia="SimSun" w:cs="Times New Roman"/>
-          <w:sz w:val="20"/>
-          <w:szCs w:val="20"/>
-          <w:lang w:val="pt-br" w:eastAsia="zh-cn" w:bidi="ar-sa"/>
-        </w:rPr>
-      </w:pPr>
-      <w:r>
-        <w:rPr>
-          <w:rFonts w:ascii="Times New Roman" w:hAnsi="Times New Roman" w:eastAsia="SimSun" w:cs="Times New Roman"/>
-          <w:sz w:val="20"/>
-          <w:szCs w:val="20"/>
-          <w:lang w:val="pt-br" w:eastAsia="zh-cn" w:bidi="ar-sa"/>
+      <w:r>
+        <w:rPr>
+          <w:rFonts w:ascii="Times New Roman" w:hAnsi="Times New Roman" w:eastAsia="SimSun" w:cs="Times New Roman"/>
+          <w:b/>
+          <w:bCs/>
+          <w:sz w:val="20"/>
+          <w:szCs w:val="20"/>
+          <w:lang w:eastAsia="zh-cn"/>
+        </w:rPr>
+      </w:r>
+    </w:p>
+    <w:p>
+      <w:pPr>
+        <w:ind w:left="1776"/>
+        <w:spacing w:after="0" w:line="540" w:lineRule="atLeast"/>
+        <w:widowControl w:val="0"/>
+        <w:pBdr>
+          <w:top w:val="nil" w:sz="0" w:space="0" w:color="000000" tmln="20, 20, 20, 0, 0"/>
+          <w:left w:val="nil" w:sz="0" w:space="0" w:color="000000" tmln="20, 20, 20, 0, 0"/>
+          <w:bottom w:val="nil" w:sz="0" w:space="0" w:color="000000" tmln="20, 20, 20, 0, 0"/>
+          <w:right w:val="nil" w:sz="0" w:space="0" w:color="000000" tmln="20, 20, 20, 0, 0"/>
+          <w:between w:val="nil" w:sz="0" w:space="0" w:color="000000" tmln="20, 20, 20, 0, 0"/>
+        </w:pBdr>
+        <w:shd w:val="none"/>
+        <w:rPr>
+          <w:rFonts w:ascii="Times New Roman" w:hAnsi="Times New Roman" w:eastAsia="SimSun" w:cs="Times New Roman"/>
+          <w:sz w:val="20"/>
+          <w:szCs w:val="20"/>
+          <w:lang w:eastAsia="zh-cn"/>
+        </w:rPr>
+      </w:pPr>
+      <w:r>
+        <w:rPr>
+          <w:rFonts w:ascii="Times New Roman" w:hAnsi="Times New Roman" w:eastAsia="SimSun" w:cs="Times New Roman"/>
+          <w:sz w:val="20"/>
+          <w:szCs w:val="20"/>
+          <w:lang w:eastAsia="zh-cn"/>
         </w:rPr>
         <w:t>(2n-1) = odd (impar)</w:t>
       </w:r>
-    </w:p>
-    <w:p>
-      <w:pPr>
-        <w:numPr>
-          <w:ilvl w:val="0"/>
-          <w:numId w:val="0"/>
-        </w:numPr>
-        <w:ind w:left="1776" w:firstLine="0"/>
-        <w:spacing w:after="0" w:line="540" w:lineRule="atLeast"/>
-        <w:widowControl w:val="0"/>
-        <w:pBdr>
-          <w:top w:val="nil" w:sz="0" w:space="0" w:color="000000" tmln="20, 20, 20, 0, 0"/>
-          <w:left w:val="nil" w:sz="0" w:space="0" w:color="000000" tmln="20, 20, 20, 0, 0"/>
-          <w:bottom w:val="nil" w:sz="0" w:space="0" w:color="000000" tmln="20, 20, 20, 0, 0"/>
-          <w:right w:val="nil" w:sz="0" w:space="0" w:color="000000" tmln="20, 20, 20, 0, 0"/>
-          <w:between w:val="nil" w:sz="0" w:space="0" w:color="000000" tmln="20, 20, 20, 0, 0"/>
-        </w:pBdr>
-        <w:shd w:val="none"/>
-        <w:rPr>
-          <w:rFonts w:ascii="Times New Roman" w:hAnsi="Times New Roman" w:eastAsia="SimSun" w:cs="Times New Roman"/>
-          <w:sz w:val="20"/>
-          <w:szCs w:val="20"/>
-          <w:lang w:val="pt-br" w:eastAsia="zh-cn" w:bidi="ar-sa"/>
-        </w:rPr>
-      </w:pPr>
-      <w:r>
-        <w:rPr>
-          <w:rFonts w:ascii="Times New Roman" w:hAnsi="Times New Roman" w:eastAsia="SimSun" w:cs="Times New Roman"/>
-          <w:sz w:val="20"/>
-          <w:szCs w:val="20"/>
-          <w:lang w:val="pt-br" w:eastAsia="zh-cn" w:bidi="ar-sa"/>
+      <w:r>
+        <w:rPr>
+          <w:rFonts w:ascii="Times New Roman" w:hAnsi="Times New Roman" w:eastAsia="SimSun" w:cs="Times New Roman"/>
+          <w:sz w:val="20"/>
+          <w:szCs w:val="20"/>
+          <w:lang w:eastAsia="zh-cn"/>
+        </w:rPr>
+      </w:r>
+    </w:p>
+    <w:p>
+      <w:pPr>
+        <w:ind w:left="1776"/>
+        <w:spacing w:after="0" w:line="540" w:lineRule="atLeast"/>
+        <w:widowControl w:val="0"/>
+        <w:pBdr>
+          <w:top w:val="nil" w:sz="0" w:space="0" w:color="000000" tmln="20, 20, 20, 0, 0"/>
+          <w:left w:val="nil" w:sz="0" w:space="0" w:color="000000" tmln="20, 20, 20, 0, 0"/>
+          <w:bottom w:val="nil" w:sz="0" w:space="0" w:color="000000" tmln="20, 20, 20, 0, 0"/>
+          <w:right w:val="nil" w:sz="0" w:space="0" w:color="000000" tmln="20, 20, 20, 0, 0"/>
+          <w:between w:val="nil" w:sz="0" w:space="0" w:color="000000" tmln="20, 20, 20, 0, 0"/>
+        </w:pBdr>
+        <w:shd w:val="none"/>
+        <w:rPr>
+          <w:rFonts w:ascii="Times New Roman" w:hAnsi="Times New Roman" w:eastAsia="SimSun" w:cs="Times New Roman"/>
+          <w:sz w:val="20"/>
+          <w:szCs w:val="20"/>
+          <w:lang w:eastAsia="zh-cn"/>
+        </w:rPr>
+      </w:pPr>
+      <w:r>
+        <w:rPr>
+          <w:rFonts w:ascii="Times New Roman" w:hAnsi="Times New Roman" w:eastAsia="SimSun" w:cs="Times New Roman"/>
+          <w:sz w:val="20"/>
+          <w:szCs w:val="20"/>
+          <w:lang w:eastAsia="zh-cn"/>
         </w:rPr>
         <w:t>(2n)    = even (par)</w:t>
       </w:r>
-    </w:p>
-    <w:p>
-      <w:pPr>
-        <w:numPr>
-          <w:ilvl w:val="0"/>
-          <w:numId w:val="0"/>
-        </w:numPr>
-        <w:ind w:left="1776" w:firstLine="0"/>
-        <w:spacing w:after="0" w:line="540" w:lineRule="atLeast"/>
-        <w:widowControl w:val="0"/>
-        <w:pBdr>
-          <w:top w:val="nil" w:sz="0" w:space="0" w:color="000000" tmln="20, 20, 20, 0, 0"/>
-          <w:left w:val="nil" w:sz="0" w:space="0" w:color="000000" tmln="20, 20, 20, 0, 0"/>
-          <w:bottom w:val="nil" w:sz="0" w:space="0" w:color="000000" tmln="20, 20, 20, 0, 0"/>
-          <w:right w:val="nil" w:sz="0" w:space="0" w:color="000000" tmln="20, 20, 20, 0, 0"/>
-          <w:between w:val="nil" w:sz="0" w:space="0" w:color="000000" tmln="20, 20, 20, 0, 0"/>
-        </w:pBdr>
-        <w:shd w:val="none"/>
-        <w:rPr>
-          <w:rFonts w:ascii="Times New Roman" w:hAnsi="Times New Roman" w:eastAsia="SimSun" w:cs="Times New Roman"/>
-          <w:sz w:val="20"/>
-          <w:szCs w:val="20"/>
-          <w:lang w:val="pt-br" w:eastAsia="zh-cn" w:bidi="ar-sa"/>
-        </w:rPr>
-      </w:pPr>
-      <w:r>
-        <w:rPr>
-          <w:rFonts w:ascii="Times New Roman" w:hAnsi="Times New Roman" w:eastAsia="SimSun" w:cs="Times New Roman"/>
-          <w:sz w:val="20"/>
-          <w:szCs w:val="20"/>
-          <w:lang w:val="pt-br" w:eastAsia="zh-cn" w:bidi="ar-sa"/>
+      <w:r>
+        <w:rPr>
+          <w:rFonts w:ascii="Times New Roman" w:hAnsi="Times New Roman" w:eastAsia="SimSun" w:cs="Times New Roman"/>
+          <w:sz w:val="20"/>
+          <w:szCs w:val="20"/>
+          <w:lang w:eastAsia="zh-cn"/>
+        </w:rPr>
+      </w:r>
+    </w:p>
+    <w:p>
+      <w:pPr>
+        <w:ind w:left="1776"/>
+        <w:spacing w:after="0" w:line="540" w:lineRule="atLeast"/>
+        <w:widowControl w:val="0"/>
+        <w:pBdr>
+          <w:top w:val="nil" w:sz="0" w:space="0" w:color="000000" tmln="20, 20, 20, 0, 0"/>
+          <w:left w:val="nil" w:sz="0" w:space="0" w:color="000000" tmln="20, 20, 20, 0, 0"/>
+          <w:bottom w:val="nil" w:sz="0" w:space="0" w:color="000000" tmln="20, 20, 20, 0, 0"/>
+          <w:right w:val="nil" w:sz="0" w:space="0" w:color="000000" tmln="20, 20, 20, 0, 0"/>
+          <w:between w:val="nil" w:sz="0" w:space="0" w:color="000000" tmln="20, 20, 20, 0, 0"/>
+        </w:pBdr>
+        <w:shd w:val="none"/>
+        <w:rPr>
+          <w:rFonts w:ascii="Times New Roman" w:hAnsi="Times New Roman" w:eastAsia="SimSun" w:cs="Times New Roman"/>
+          <w:sz w:val="20"/>
+          <w:szCs w:val="20"/>
+          <w:lang w:eastAsia="zh-cn"/>
+        </w:rPr>
+      </w:pPr>
+      <w:r>
+        <w:rPr>
+          <w:rFonts w:ascii="Times New Roman" w:hAnsi="Times New Roman" w:eastAsia="SimSun" w:cs="Times New Roman"/>
+          <w:sz w:val="20"/>
+          <w:szCs w:val="20"/>
+          <w:lang w:eastAsia="zh-cn"/>
         </w:rPr>
         <w:t>tbody &gt; tr : nth-child (odd) {</w:t>
       </w:r>
-    </w:p>
-    <w:p>
-      <w:pPr>
-        <w:numPr>
-          <w:ilvl w:val="0"/>
-          <w:numId w:val="0"/>
-        </w:numPr>
-        <w:ind w:left="2484" w:firstLine="0"/>
-        <w:spacing w:after="0" w:line="540" w:lineRule="atLeast"/>
-        <w:widowControl w:val="0"/>
-        <w:pBdr>
-          <w:top w:val="nil" w:sz="0" w:space="0" w:color="000000" tmln="20, 20, 20, 0, 0"/>
-          <w:left w:val="nil" w:sz="0" w:space="0" w:color="000000" tmln="20, 20, 20, 0, 0"/>
-          <w:bottom w:val="nil" w:sz="0" w:space="0" w:color="000000" tmln="20, 20, 20, 0, 0"/>
-          <w:right w:val="nil" w:sz="0" w:space="0" w:color="000000" tmln="20, 20, 20, 0, 0"/>
-          <w:between w:val="nil" w:sz="0" w:space="0" w:color="000000" tmln="20, 20, 20, 0, 0"/>
-        </w:pBdr>
-        <w:shd w:val="none"/>
-        <w:rPr>
-          <w:rFonts w:ascii="Times New Roman" w:hAnsi="Times New Roman" w:eastAsia="SimSun" w:cs="Times New Roman"/>
-          <w:sz w:val="20"/>
-          <w:szCs w:val="20"/>
-          <w:lang w:val="pt-br" w:eastAsia="zh-cn" w:bidi="ar-sa"/>
-        </w:rPr>
-      </w:pPr>
-      <w:r>
-        <w:rPr>
-          <w:rFonts w:ascii="Times New Roman" w:hAnsi="Times New Roman" w:eastAsia="SimSun" w:cs="Times New Roman"/>
-          <w:sz w:val="20"/>
-          <w:szCs w:val="20"/>
-          <w:lang w:val="pt-br" w:eastAsia="zh-cn" w:bidi="ar-sa"/>
+      <w:r>
+        <w:rPr>
+          <w:rFonts w:ascii="Times New Roman" w:hAnsi="Times New Roman" w:eastAsia="SimSun" w:cs="Times New Roman"/>
+          <w:sz w:val="20"/>
+          <w:szCs w:val="20"/>
+          <w:lang w:eastAsia="zh-cn"/>
+        </w:rPr>
+      </w:r>
+    </w:p>
+    <w:p>
+      <w:pPr>
+        <w:ind w:left="2484"/>
+        <w:spacing w:after="0" w:line="540" w:lineRule="atLeast"/>
+        <w:widowControl w:val="0"/>
+        <w:pBdr>
+          <w:top w:val="nil" w:sz="0" w:space="0" w:color="000000" tmln="20, 20, 20, 0, 0"/>
+          <w:left w:val="nil" w:sz="0" w:space="0" w:color="000000" tmln="20, 20, 20, 0, 0"/>
+          <w:bottom w:val="nil" w:sz="0" w:space="0" w:color="000000" tmln="20, 20, 20, 0, 0"/>
+          <w:right w:val="nil" w:sz="0" w:space="0" w:color="000000" tmln="20, 20, 20, 0, 0"/>
+          <w:between w:val="nil" w:sz="0" w:space="0" w:color="000000" tmln="20, 20, 20, 0, 0"/>
+        </w:pBdr>
+        <w:shd w:val="none"/>
+        <w:rPr>
+          <w:rFonts w:ascii="Times New Roman" w:hAnsi="Times New Roman" w:eastAsia="SimSun" w:cs="Times New Roman"/>
+          <w:sz w:val="20"/>
+          <w:szCs w:val="20"/>
+          <w:lang w:eastAsia="zh-cn"/>
+        </w:rPr>
+      </w:pPr>
+      <w:r>
+        <w:rPr>
+          <w:rFonts w:ascii="Times New Roman" w:hAnsi="Times New Roman" w:eastAsia="SimSun" w:cs="Times New Roman"/>
+          <w:sz w:val="20"/>
+          <w:szCs w:val="20"/>
+          <w:lang w:eastAsia="zh-cn"/>
         </w:rPr>
         <w:t>background-color: gray</w:t>
       </w:r>
-    </w:p>
-    <w:p>
-      <w:pPr>
-        <w:numPr>
-          <w:ilvl w:val="0"/>
-          <w:numId w:val="0"/>
-        </w:numPr>
-        <w:ind w:left="1776" w:firstLine="0"/>
-        <w:spacing w:after="0" w:line="540" w:lineRule="atLeast"/>
-        <w:widowControl w:val="0"/>
-        <w:pBdr>
-          <w:top w:val="nil" w:sz="0" w:space="0" w:color="000000" tmln="20, 20, 20, 0, 0"/>
-          <w:left w:val="nil" w:sz="0" w:space="0" w:color="000000" tmln="20, 20, 20, 0, 0"/>
-          <w:bottom w:val="nil" w:sz="0" w:space="0" w:color="000000" tmln="20, 20, 20, 0, 0"/>
-          <w:right w:val="nil" w:sz="0" w:space="0" w:color="000000" tmln="20, 20, 20, 0, 0"/>
-          <w:between w:val="nil" w:sz="0" w:space="0" w:color="000000" tmln="20, 20, 20, 0, 0"/>
-        </w:pBdr>
-        <w:shd w:val="none"/>
-        <w:rPr>
-          <w:rFonts w:ascii="Times New Roman" w:hAnsi="Times New Roman" w:eastAsia="SimSun" w:cs="Times New Roman"/>
-          <w:sz w:val="20"/>
-          <w:szCs w:val="20"/>
-          <w:lang w:val="pt-br" w:eastAsia="zh-cn" w:bidi="ar-sa"/>
-        </w:rPr>
-      </w:pPr>
-      <w:r>
-        <w:rPr>
-          <w:rFonts w:ascii="Times New Roman" w:hAnsi="Times New Roman" w:eastAsia="SimSun" w:cs="Times New Roman"/>
-          <w:sz w:val="20"/>
-          <w:szCs w:val="20"/>
-          <w:lang w:val="pt-br" w:eastAsia="zh-cn" w:bidi="ar-sa"/>
+      <w:r>
+        <w:rPr>
+          <w:rFonts w:ascii="Times New Roman" w:hAnsi="Times New Roman" w:eastAsia="SimSun" w:cs="Times New Roman"/>
+          <w:sz w:val="20"/>
+          <w:szCs w:val="20"/>
+          <w:lang w:eastAsia="zh-cn"/>
+        </w:rPr>
+      </w:r>
+    </w:p>
+    <w:p>
+      <w:pPr>
+        <w:ind w:left="1776"/>
+        <w:spacing w:after="0" w:line="540" w:lineRule="atLeast"/>
+        <w:widowControl w:val="0"/>
+        <w:pBdr>
+          <w:top w:val="nil" w:sz="0" w:space="0" w:color="000000" tmln="20, 20, 20, 0, 0"/>
+          <w:left w:val="nil" w:sz="0" w:space="0" w:color="000000" tmln="20, 20, 20, 0, 0"/>
+          <w:bottom w:val="nil" w:sz="0" w:space="0" w:color="000000" tmln="20, 20, 20, 0, 0"/>
+          <w:right w:val="nil" w:sz="0" w:space="0" w:color="000000" tmln="20, 20, 20, 0, 0"/>
+          <w:between w:val="nil" w:sz="0" w:space="0" w:color="000000" tmln="20, 20, 20, 0, 0"/>
+        </w:pBdr>
+        <w:shd w:val="none"/>
+        <w:rPr>
+          <w:rFonts w:ascii="Times New Roman" w:hAnsi="Times New Roman" w:eastAsia="SimSun" w:cs="Times New Roman"/>
+          <w:sz w:val="20"/>
+          <w:szCs w:val="20"/>
+          <w:lang w:eastAsia="zh-cn"/>
+        </w:rPr>
+      </w:pPr>
+      <w:r>
+        <w:rPr>
+          <w:rFonts w:ascii="Times New Roman" w:hAnsi="Times New Roman" w:eastAsia="SimSun" w:cs="Times New Roman"/>
+          <w:sz w:val="20"/>
+          <w:szCs w:val="20"/>
+          <w:lang w:eastAsia="zh-cn"/>
         </w:rPr>
         <w:t>}</w:t>
       </w:r>
-    </w:p>
-    <w:p>
-      <w:pPr>
-        <w:numPr>
-          <w:ilvl w:val="0"/>
-          <w:numId w:val="0"/>
-        </w:numPr>
-        <w:ind w:left="1776" w:firstLine="0"/>
-        <w:spacing w:after="0" w:line="540" w:lineRule="atLeast"/>
-        <w:widowControl w:val="0"/>
-        <w:pBdr>
-          <w:top w:val="nil" w:sz="0" w:space="0" w:color="000000" tmln="20, 20, 20, 0, 0"/>
-          <w:left w:val="nil" w:sz="0" w:space="0" w:color="000000" tmln="20, 20, 20, 0, 0"/>
-          <w:bottom w:val="nil" w:sz="0" w:space="0" w:color="000000" tmln="20, 20, 20, 0, 0"/>
-          <w:right w:val="nil" w:sz="0" w:space="0" w:color="000000" tmln="20, 20, 20, 0, 0"/>
-          <w:between w:val="nil" w:sz="0" w:space="0" w:color="000000" tmln="20, 20, 20, 0, 0"/>
-        </w:pBdr>
-        <w:shd w:val="none"/>
-        <w:rPr>
-          <w:rFonts w:ascii="Times New Roman" w:hAnsi="Times New Roman" w:eastAsia="SimSun" w:cs="Times New Roman"/>
-          <w:sz w:val="20"/>
-          <w:szCs w:val="20"/>
-          <w:lang w:val="pt-br" w:eastAsia="zh-cn" w:bidi="ar-sa"/>
-        </w:rPr>
-      </w:pPr>
-      <w:r>
-        <w:rPr>
-          <w:rFonts w:ascii="Times New Roman" w:hAnsi="Times New Roman" w:eastAsia="SimSun" w:cs="Times New Roman"/>
-          <w:sz w:val="20"/>
-          <w:szCs w:val="20"/>
-          <w:lang w:val="pt-br" w:eastAsia="zh-cn" w:bidi="ar-sa"/>
-        </w:rPr>
-      </w:r>
-    </w:p>
-    <w:p>
-      <w:pPr>
-        <w:numPr>
-          <w:ilvl w:val="0"/>
-          <w:numId w:val="0"/>
-        </w:numPr>
-        <w:ind w:left="1776" w:firstLine="0"/>
-        <w:spacing w:after="0" w:line="540" w:lineRule="atLeast"/>
-        <w:widowControl w:val="0"/>
-        <w:pBdr>
-          <w:top w:val="nil" w:sz="0" w:space="0" w:color="000000" tmln="20, 20, 20, 0, 0"/>
-          <w:left w:val="nil" w:sz="0" w:space="0" w:color="000000" tmln="20, 20, 20, 0, 0"/>
-          <w:bottom w:val="nil" w:sz="0" w:space="0" w:color="000000" tmln="20, 20, 20, 0, 0"/>
-          <w:right w:val="nil" w:sz="0" w:space="0" w:color="000000" tmln="20, 20, 20, 0, 0"/>
-          <w:between w:val="nil" w:sz="0" w:space="0" w:color="000000" tmln="20, 20, 20, 0, 0"/>
-        </w:pBdr>
-        <w:shd w:val="none"/>
-        <w:rPr>
-          <w:rFonts w:ascii="Times New Roman" w:hAnsi="Times New Roman" w:eastAsia="SimSun" w:cs="Times New Roman"/>
-          <w:sz w:val="20"/>
-          <w:szCs w:val="20"/>
-          <w:lang w:val="pt-br" w:eastAsia="zh-cn" w:bidi="ar-sa"/>
-        </w:rPr>
-      </w:pPr>
-      <w:r>
-        <w:rPr>
-          <w:rFonts w:ascii="Times New Roman" w:hAnsi="Times New Roman" w:eastAsia="SimSun" w:cs="Times New Roman"/>
-          <w:sz w:val="20"/>
-          <w:szCs w:val="20"/>
-          <w:lang w:val="pt-br" w:eastAsia="zh-cn" w:bidi="ar-sa"/>
-        </w:rPr>
-      </w:r>
-    </w:p>
-    <w:p>
-      <w:pPr>
-        <w:numPr>
-          <w:ilvl w:val="0"/>
-          <w:numId w:val="0"/>
-        </w:numPr>
-        <w:ind w:left="1776" w:firstLine="0"/>
-        <w:spacing w:after="0" w:line="540" w:lineRule="atLeast"/>
-        <w:widowControl w:val="0"/>
-        <w:pBdr>
-          <w:top w:val="nil" w:sz="0" w:space="0" w:color="000000" tmln="20, 20, 20, 0, 0"/>
-          <w:left w:val="nil" w:sz="0" w:space="0" w:color="000000" tmln="20, 20, 20, 0, 0"/>
-          <w:bottom w:val="nil" w:sz="0" w:space="0" w:color="000000" tmln="20, 20, 20, 0, 0"/>
-          <w:right w:val="nil" w:sz="0" w:space="0" w:color="000000" tmln="20, 20, 20, 0, 0"/>
-          <w:between w:val="nil" w:sz="0" w:space="0" w:color="000000" tmln="20, 20, 20, 0, 0"/>
-        </w:pBdr>
-        <w:shd w:val="none"/>
-        <w:rPr>
-          <w:rFonts w:ascii="Times New Roman" w:hAnsi="Times New Roman" w:eastAsia="SimSun" w:cs="Times New Roman"/>
-          <w:sz w:val="20"/>
-          <w:szCs w:val="20"/>
-          <w:lang w:val="pt-br" w:eastAsia="zh-cn" w:bidi="ar-sa"/>
-        </w:rPr>
-      </w:pPr>
-      <w:r>
-        <w:rPr>
-          <w:rFonts w:ascii="Times New Roman" w:hAnsi="Times New Roman" w:eastAsia="SimSun" w:cs="Times New Roman"/>
-          <w:sz w:val="20"/>
-          <w:szCs w:val="20"/>
-          <w:lang w:val="pt-br" w:eastAsia="zh-cn" w:bidi="ar-sa"/>
-        </w:rPr>
-      </w:r>
-    </w:p>
-    <w:p>
-      <w:pPr>
-        <w:numPr>
-          <w:ilvl w:val="0"/>
-          <w:numId w:val="0"/>
-        </w:numPr>
-        <w:ind w:left="1776" w:firstLine="0"/>
-        <w:spacing w:after="0" w:line="540" w:lineRule="atLeast"/>
-        <w:widowControl w:val="0"/>
-        <w:pBdr>
-          <w:top w:val="nil" w:sz="0" w:space="0" w:color="000000" tmln="20, 20, 20, 0, 0"/>
-          <w:left w:val="nil" w:sz="0" w:space="0" w:color="000000" tmln="20, 20, 20, 0, 0"/>
-          <w:bottom w:val="nil" w:sz="0" w:space="0" w:color="000000" tmln="20, 20, 20, 0, 0"/>
-          <w:right w:val="nil" w:sz="0" w:space="0" w:color="000000" tmln="20, 20, 20, 0, 0"/>
-          <w:between w:val="nil" w:sz="0" w:space="0" w:color="000000" tmln="20, 20, 20, 0, 0"/>
-        </w:pBdr>
-        <w:shd w:val="none"/>
-        <w:rPr>
-          <w:rFonts w:ascii="Times New Roman" w:hAnsi="Times New Roman" w:eastAsia="SimSun" w:cs="Times New Roman"/>
-          <w:sz w:val="20"/>
-          <w:szCs w:val="20"/>
-          <w:lang w:val="pt-br" w:eastAsia="zh-cn" w:bidi="ar-sa"/>
-        </w:rPr>
-      </w:pPr>
-      <w:r>
-        <w:rPr>
-          <w:rFonts w:ascii="Times New Roman" w:hAnsi="Times New Roman" w:eastAsia="SimSun" w:cs="Times New Roman"/>
-          <w:sz w:val="20"/>
-          <w:szCs w:val="20"/>
-          <w:lang w:val="pt-br" w:eastAsia="zh-cn" w:bidi="ar-sa"/>
-        </w:rPr>
-      </w:r>
-    </w:p>
-    <w:p>
-      <w:pPr>
-        <w:numPr>
-          <w:ilvl w:val="0"/>
-          <w:numId w:val="0"/>
-        </w:numPr>
-        <w:ind w:left="1776" w:firstLine="0"/>
-        <w:spacing w:after="0" w:line="540" w:lineRule="atLeast"/>
-        <w:widowControl w:val="0"/>
-        <w:pBdr>
-          <w:top w:val="nil" w:sz="0" w:space="0" w:color="000000" tmln="20, 20, 20, 0, 0"/>
-          <w:left w:val="nil" w:sz="0" w:space="0" w:color="000000" tmln="20, 20, 20, 0, 0"/>
-          <w:bottom w:val="nil" w:sz="0" w:space="0" w:color="000000" tmln="20, 20, 20, 0, 0"/>
-          <w:right w:val="nil" w:sz="0" w:space="0" w:color="000000" tmln="20, 20, 20, 0, 0"/>
-          <w:between w:val="nil" w:sz="0" w:space="0" w:color="000000" tmln="20, 20, 20, 0, 0"/>
-        </w:pBdr>
-        <w:shd w:val="none"/>
-        <w:rPr>
-          <w:rFonts w:ascii="Times New Roman" w:hAnsi="Times New Roman" w:eastAsia="SimSun" w:cs="Times New Roman"/>
-          <w:sz w:val="20"/>
-          <w:szCs w:val="20"/>
-          <w:lang w:val="pt-br" w:eastAsia="zh-cn" w:bidi="ar-sa"/>
-        </w:rPr>
-      </w:pPr>
-      <w:r>
-        <w:rPr>
-          <w:rFonts w:ascii="Times New Roman" w:hAnsi="Times New Roman" w:eastAsia="SimSun" w:cs="Times New Roman"/>
-          <w:sz w:val="20"/>
-          <w:szCs w:val="20"/>
-          <w:lang w:val="pt-br" w:eastAsia="zh-cn" w:bidi="ar-sa"/>
+      <w:r>
+        <w:rPr>
+          <w:rFonts w:ascii="Times New Roman" w:hAnsi="Times New Roman" w:eastAsia="SimSun" w:cs="Times New Roman"/>
+          <w:sz w:val="20"/>
+          <w:szCs w:val="20"/>
+          <w:lang w:eastAsia="zh-cn"/>
+        </w:rPr>
+      </w:r>
+    </w:p>
+    <w:p>
+      <w:pPr>
+        <w:ind w:left="1776"/>
+        <w:spacing w:after="0" w:line="540" w:lineRule="atLeast"/>
+        <w:widowControl w:val="0"/>
+        <w:pBdr>
+          <w:top w:val="nil" w:sz="0" w:space="0" w:color="000000" tmln="20, 20, 20, 0, 0"/>
+          <w:left w:val="nil" w:sz="0" w:space="0" w:color="000000" tmln="20, 20, 20, 0, 0"/>
+          <w:bottom w:val="nil" w:sz="0" w:space="0" w:color="000000" tmln="20, 20, 20, 0, 0"/>
+          <w:right w:val="nil" w:sz="0" w:space="0" w:color="000000" tmln="20, 20, 20, 0, 0"/>
+          <w:between w:val="nil" w:sz="0" w:space="0" w:color="000000" tmln="20, 20, 20, 0, 0"/>
+        </w:pBdr>
+        <w:shd w:val="none"/>
+        <w:rPr>
+          <w:rFonts w:ascii="Times New Roman" w:hAnsi="Times New Roman" w:eastAsia="SimSun" w:cs="Times New Roman"/>
+          <w:sz w:val="20"/>
+          <w:szCs w:val="20"/>
+          <w:lang w:eastAsia="zh-cn"/>
+        </w:rPr>
+      </w:pPr>
+      <w:r>
+        <w:rPr>
+          <w:rFonts w:ascii="Times New Roman" w:hAnsi="Times New Roman" w:eastAsia="SimSun" w:cs="Times New Roman"/>
+          <w:sz w:val="20"/>
+          <w:szCs w:val="20"/>
+          <w:lang w:eastAsia="zh-cn"/>
+        </w:rPr>
+      </w:r>
+    </w:p>
+    <w:p>
+      <w:pPr>
+        <w:ind w:left="1776"/>
+        <w:spacing w:after="0" w:line="540" w:lineRule="atLeast"/>
+        <w:widowControl w:val="0"/>
+        <w:pBdr>
+          <w:top w:val="nil" w:sz="0" w:space="0" w:color="000000" tmln="20, 20, 20, 0, 0"/>
+          <w:left w:val="nil" w:sz="0" w:space="0" w:color="000000" tmln="20, 20, 20, 0, 0"/>
+          <w:bottom w:val="nil" w:sz="0" w:space="0" w:color="000000" tmln="20, 20, 20, 0, 0"/>
+          <w:right w:val="nil" w:sz="0" w:space="0" w:color="000000" tmln="20, 20, 20, 0, 0"/>
+          <w:between w:val="nil" w:sz="0" w:space="0" w:color="000000" tmln="20, 20, 20, 0, 0"/>
+        </w:pBdr>
+        <w:shd w:val="none"/>
+        <w:rPr>
+          <w:rFonts w:ascii="Times New Roman" w:hAnsi="Times New Roman" w:eastAsia="SimSun" w:cs="Times New Roman"/>
+          <w:sz w:val="20"/>
+          <w:szCs w:val="20"/>
+          <w:lang w:eastAsia="zh-cn"/>
+        </w:rPr>
+      </w:pPr>
+      <w:r>
+        <w:rPr>
+          <w:rFonts w:ascii="Times New Roman" w:hAnsi="Times New Roman" w:eastAsia="SimSun" w:cs="Times New Roman"/>
+          <w:sz w:val="20"/>
+          <w:szCs w:val="20"/>
+          <w:lang w:eastAsia="zh-cn"/>
+        </w:rPr>
+      </w:r>
+    </w:p>
+    <w:p>
+      <w:pPr>
+        <w:ind w:left="1776"/>
+        <w:spacing w:after="0" w:line="540" w:lineRule="atLeast"/>
+        <w:widowControl w:val="0"/>
+        <w:pBdr>
+          <w:top w:val="nil" w:sz="0" w:space="0" w:color="000000" tmln="20, 20, 20, 0, 0"/>
+          <w:left w:val="nil" w:sz="0" w:space="0" w:color="000000" tmln="20, 20, 20, 0, 0"/>
+          <w:bottom w:val="nil" w:sz="0" w:space="0" w:color="000000" tmln="20, 20, 20, 0, 0"/>
+          <w:right w:val="nil" w:sz="0" w:space="0" w:color="000000" tmln="20, 20, 20, 0, 0"/>
+          <w:between w:val="nil" w:sz="0" w:space="0" w:color="000000" tmln="20, 20, 20, 0, 0"/>
+        </w:pBdr>
+        <w:shd w:val="none"/>
+        <w:rPr>
+          <w:rFonts w:ascii="Times New Roman" w:hAnsi="Times New Roman" w:eastAsia="SimSun" w:cs="Times New Roman"/>
+          <w:sz w:val="20"/>
+          <w:szCs w:val="20"/>
+          <w:lang w:eastAsia="zh-cn"/>
+        </w:rPr>
+      </w:pPr>
+      <w:r>
+        <w:rPr>
+          <w:rFonts w:ascii="Times New Roman" w:hAnsi="Times New Roman" w:eastAsia="SimSun" w:cs="Times New Roman"/>
+          <w:sz w:val="20"/>
+          <w:szCs w:val="20"/>
+          <w:lang w:eastAsia="zh-cn"/>
+        </w:rPr>
+      </w:r>
+    </w:p>
+    <w:p>
+      <w:pPr>
+        <w:ind w:left="1776"/>
+        <w:spacing w:after="0" w:line="540" w:lineRule="atLeast"/>
+        <w:widowControl w:val="0"/>
+        <w:pBdr>
+          <w:top w:val="nil" w:sz="0" w:space="0" w:color="000000" tmln="20, 20, 20, 0, 0"/>
+          <w:left w:val="nil" w:sz="0" w:space="0" w:color="000000" tmln="20, 20, 20, 0, 0"/>
+          <w:bottom w:val="nil" w:sz="0" w:space="0" w:color="000000" tmln="20, 20, 20, 0, 0"/>
+          <w:right w:val="nil" w:sz="0" w:space="0" w:color="000000" tmln="20, 20, 20, 0, 0"/>
+          <w:between w:val="nil" w:sz="0" w:space="0" w:color="000000" tmln="20, 20, 20, 0, 0"/>
+        </w:pBdr>
+        <w:shd w:val="none"/>
+        <w:rPr>
+          <w:rFonts w:ascii="Times New Roman" w:hAnsi="Times New Roman" w:eastAsia="SimSun" w:cs="Times New Roman"/>
+          <w:sz w:val="20"/>
+          <w:szCs w:val="20"/>
+          <w:lang w:eastAsia="zh-cn"/>
+        </w:rPr>
+      </w:pPr>
+      <w:r>
+        <w:rPr>
+          <w:rFonts w:ascii="Times New Roman" w:hAnsi="Times New Roman" w:eastAsia="SimSun" w:cs="Times New Roman"/>
+          <w:sz w:val="20"/>
+          <w:szCs w:val="20"/>
+          <w:lang w:eastAsia="zh-cn"/>
+        </w:rPr>
+      </w:r>
+    </w:p>
+    <w:p>
+      <w:pPr>
+        <w:ind w:left="1776"/>
+        <w:spacing w:after="0" w:line="540" w:lineRule="atLeast"/>
+        <w:widowControl w:val="0"/>
+        <w:pBdr>
+          <w:top w:val="nil" w:sz="0" w:space="0" w:color="000000" tmln="20, 20, 20, 0, 0"/>
+          <w:left w:val="nil" w:sz="0" w:space="0" w:color="000000" tmln="20, 20, 20, 0, 0"/>
+          <w:bottom w:val="nil" w:sz="0" w:space="0" w:color="000000" tmln="20, 20, 20, 0, 0"/>
+          <w:right w:val="nil" w:sz="0" w:space="0" w:color="000000" tmln="20, 20, 20, 0, 0"/>
+          <w:between w:val="nil" w:sz="0" w:space="0" w:color="000000" tmln="20, 20, 20, 0, 0"/>
+        </w:pBdr>
+        <w:shd w:val="none"/>
+        <w:rPr>
+          <w:rFonts w:ascii="Times New Roman" w:hAnsi="Times New Roman" w:eastAsia="SimSun" w:cs="Times New Roman"/>
+          <w:sz w:val="20"/>
+          <w:szCs w:val="20"/>
+          <w:lang w:eastAsia="zh-cn"/>
+        </w:rPr>
+      </w:pPr>
+      <w:r>
+        <w:rPr>
+          <w:rFonts w:ascii="Times New Roman" w:hAnsi="Times New Roman" w:eastAsia="SimSun" w:cs="Times New Roman"/>
+          <w:sz w:val="20"/>
+          <w:szCs w:val="20"/>
+          <w:lang w:eastAsia="zh-cn"/>
         </w:rPr>
       </w:r>
     </w:p>
@@ -11318,20 +12506,30 @@
           <w:bCs/>
           <w:sz w:val="20"/>
           <w:szCs w:val="20"/>
-          <w:lang w:val="pt-br" w:eastAsia="zh-cn" w:bidi="ar-sa"/>
-        </w:rPr>
-      </w:pPr>
-      <w:r>
-        <w:rPr>
-          <w:rFonts w:ascii="Times New Roman" w:hAnsi="Times New Roman" w:eastAsia="SimSun" w:cs="Times New Roman"/>
-          <w:b/>
-          <w:bCs/>
-          <w:sz w:val="20"/>
-          <w:szCs w:val="20"/>
-          <w:lang w:val="pt-br" w:eastAsia="zh-cn" w:bidi="ar-sa"/>
+          <w:lang w:eastAsia="zh-cn"/>
+        </w:rPr>
+      </w:pPr>
+      <w:r>
+        <w:rPr>
+          <w:rFonts w:ascii="Times New Roman" w:hAnsi="Times New Roman" w:eastAsia="SimSun" w:cs="Times New Roman"/>
+          <w:b/>
+          <w:bCs/>
+          <w:sz w:val="20"/>
+          <w:szCs w:val="20"/>
+          <w:lang w:eastAsia="zh-cn"/>
         </w:rPr>
         <w:t xml:space="preserve">Cabeçalho fixo na tela de rolagem: </w:t>
       </w:r>
+      <w:r>
+        <w:rPr>
+          <w:rFonts w:ascii="Times New Roman" w:hAnsi="Times New Roman" w:eastAsia="SimSun" w:cs="Times New Roman"/>
+          <w:b/>
+          <w:bCs/>
+          <w:sz w:val="20"/>
+          <w:szCs w:val="20"/>
+          <w:lang w:eastAsia="zh-cn"/>
+        </w:rPr>
+      </w:r>
     </w:p>
     <w:p>
       <w:pPr>
@@ -11350,18 +12548,26 @@
           <w:rFonts w:ascii="Times New Roman" w:hAnsi="Times New Roman" w:eastAsia="SimSun" w:cs="Times New Roman"/>
           <w:sz w:val="20"/>
           <w:szCs w:val="20"/>
-          <w:lang w:val="pt-br" w:eastAsia="zh-cn" w:bidi="ar-sa"/>
-        </w:rPr>
-      </w:pPr>
-      <w:r>
-        <w:rPr>
-          <w:rFonts w:ascii="Times New Roman" w:hAnsi="Times New Roman" w:eastAsia="SimSun" w:cs="Times New Roman"/>
-          <w:sz w:val="20"/>
-          <w:szCs w:val="20"/>
-          <w:lang w:val="pt-br" w:eastAsia="zh-cn" w:bidi="ar-sa"/>
+          <w:lang w:eastAsia="zh-cn"/>
+        </w:rPr>
+      </w:pPr>
+      <w:r>
+        <w:rPr>
+          <w:rFonts w:ascii="Times New Roman" w:hAnsi="Times New Roman" w:eastAsia="SimSun" w:cs="Times New Roman"/>
+          <w:sz w:val="20"/>
+          <w:szCs w:val="20"/>
+          <w:lang w:eastAsia="zh-cn"/>
         </w:rPr>
         <w:t>1ºpasso:  Coloque a table com position: relative</w:t>
       </w:r>
+      <w:r>
+        <w:rPr>
+          <w:rFonts w:ascii="Times New Roman" w:hAnsi="Times New Roman" w:eastAsia="SimSun" w:cs="Times New Roman"/>
+          <w:sz w:val="20"/>
+          <w:szCs w:val="20"/>
+          <w:lang w:eastAsia="zh-cn"/>
+        </w:rPr>
+      </w:r>
     </w:p>
     <w:p>
       <w:pPr>
@@ -11380,18 +12586,26 @@
           <w:rFonts w:ascii="Times New Roman" w:hAnsi="Times New Roman" w:eastAsia="SimSun" w:cs="Times New Roman"/>
           <w:sz w:val="20"/>
           <w:szCs w:val="20"/>
-          <w:lang w:val="pt-br" w:eastAsia="zh-cn" w:bidi="ar-sa"/>
-        </w:rPr>
-      </w:pPr>
-      <w:r>
-        <w:rPr>
-          <w:rFonts w:ascii="Times New Roman" w:hAnsi="Times New Roman" w:eastAsia="SimSun" w:cs="Times New Roman"/>
-          <w:sz w:val="20"/>
-          <w:szCs w:val="20"/>
-          <w:lang w:val="pt-br" w:eastAsia="zh-cn" w:bidi="ar-sa"/>
+          <w:lang w:eastAsia="zh-cn"/>
+        </w:rPr>
+      </w:pPr>
+      <w:r>
+        <w:rPr>
+          <w:rFonts w:ascii="Times New Roman" w:hAnsi="Times New Roman" w:eastAsia="SimSun" w:cs="Times New Roman"/>
+          <w:sz w:val="20"/>
+          <w:szCs w:val="20"/>
+          <w:lang w:eastAsia="zh-cn"/>
         </w:rPr>
         <w:t>table{</w:t>
       </w:r>
+      <w:r>
+        <w:rPr>
+          <w:rFonts w:ascii="Times New Roman" w:hAnsi="Times New Roman" w:eastAsia="SimSun" w:cs="Times New Roman"/>
+          <w:sz w:val="20"/>
+          <w:szCs w:val="20"/>
+          <w:lang w:eastAsia="zh-cn"/>
+        </w:rPr>
+      </w:r>
     </w:p>
     <w:p>
       <w:pPr>
@@ -11410,18 +12624,26 @@
           <w:rFonts w:ascii="Times New Roman" w:hAnsi="Times New Roman" w:eastAsia="SimSun" w:cs="Times New Roman"/>
           <w:sz w:val="20"/>
           <w:szCs w:val="20"/>
-          <w:lang w:val="pt-br" w:eastAsia="zh-cn" w:bidi="ar-sa"/>
-        </w:rPr>
-      </w:pPr>
-      <w:r>
-        <w:rPr>
-          <w:rFonts w:ascii="Times New Roman" w:hAnsi="Times New Roman" w:eastAsia="SimSun" w:cs="Times New Roman"/>
-          <w:sz w:val="20"/>
-          <w:szCs w:val="20"/>
-          <w:lang w:val="pt-br" w:eastAsia="zh-cn" w:bidi="ar-sa"/>
+          <w:lang w:eastAsia="zh-cn"/>
+        </w:rPr>
+      </w:pPr>
+      <w:r>
+        <w:rPr>
+          <w:rFonts w:ascii="Times New Roman" w:hAnsi="Times New Roman" w:eastAsia="SimSun" w:cs="Times New Roman"/>
+          <w:sz w:val="20"/>
+          <w:szCs w:val="20"/>
+          <w:lang w:eastAsia="zh-cn"/>
         </w:rPr>
         <w:t>position: relative</w:t>
       </w:r>
+      <w:r>
+        <w:rPr>
+          <w:rFonts w:ascii="Times New Roman" w:hAnsi="Times New Roman" w:eastAsia="SimSun" w:cs="Times New Roman"/>
+          <w:sz w:val="20"/>
+          <w:szCs w:val="20"/>
+          <w:lang w:eastAsia="zh-cn"/>
+        </w:rPr>
+      </w:r>
     </w:p>
     <w:p>
       <w:pPr>
@@ -11440,18 +12662,26 @@
           <w:rFonts w:ascii="Times New Roman" w:hAnsi="Times New Roman" w:eastAsia="SimSun" w:cs="Times New Roman"/>
           <w:sz w:val="20"/>
           <w:szCs w:val="20"/>
-          <w:lang w:val="pt-br" w:eastAsia="zh-cn" w:bidi="ar-sa"/>
-        </w:rPr>
-      </w:pPr>
-      <w:r>
-        <w:rPr>
-          <w:rFonts w:ascii="Times New Roman" w:hAnsi="Times New Roman" w:eastAsia="SimSun" w:cs="Times New Roman"/>
-          <w:sz w:val="20"/>
-          <w:szCs w:val="20"/>
-          <w:lang w:val="pt-br" w:eastAsia="zh-cn" w:bidi="ar-sa"/>
+          <w:lang w:eastAsia="zh-cn"/>
+        </w:rPr>
+      </w:pPr>
+      <w:r>
+        <w:rPr>
+          <w:rFonts w:ascii="Times New Roman" w:hAnsi="Times New Roman" w:eastAsia="SimSun" w:cs="Times New Roman"/>
+          <w:sz w:val="20"/>
+          <w:szCs w:val="20"/>
+          <w:lang w:eastAsia="zh-cn"/>
         </w:rPr>
         <w:t>]}</w:t>
       </w:r>
+      <w:r>
+        <w:rPr>
+          <w:rFonts w:ascii="Times New Roman" w:hAnsi="Times New Roman" w:eastAsia="SimSun" w:cs="Times New Roman"/>
+          <w:sz w:val="20"/>
+          <w:szCs w:val="20"/>
+          <w:lang w:eastAsia="zh-cn"/>
+        </w:rPr>
+      </w:r>
     </w:p>
     <w:p>
       <w:pPr>
@@ -11470,18 +12700,26 @@
           <w:rFonts w:ascii="Times New Roman" w:hAnsi="Times New Roman" w:eastAsia="SimSun" w:cs="Times New Roman"/>
           <w:sz w:val="20"/>
           <w:szCs w:val="20"/>
-          <w:lang w:val="pt-br" w:eastAsia="zh-cn" w:bidi="ar-sa"/>
-        </w:rPr>
-      </w:pPr>
-      <w:r>
-        <w:rPr>
-          <w:rFonts w:ascii="Times New Roman" w:hAnsi="Times New Roman" w:eastAsia="SimSun" w:cs="Times New Roman"/>
-          <w:sz w:val="20"/>
-          <w:szCs w:val="20"/>
-          <w:lang w:val="pt-br" w:eastAsia="zh-cn" w:bidi="ar-sa"/>
+          <w:lang w:eastAsia="zh-cn"/>
+        </w:rPr>
+      </w:pPr>
+      <w:r>
+        <w:rPr>
+          <w:rFonts w:ascii="Times New Roman" w:hAnsi="Times New Roman" w:eastAsia="SimSun" w:cs="Times New Roman"/>
+          <w:sz w:val="20"/>
+          <w:szCs w:val="20"/>
+          <w:lang w:eastAsia="zh-cn"/>
         </w:rPr>
         <w:t>2ºpasso: Em style escreva o direcionamento do cabeçalho da tabela, declare com position: sticky  e sua posição na rolagem em pixel seguido de seu estilo:</w:t>
       </w:r>
+      <w:r>
+        <w:rPr>
+          <w:rFonts w:ascii="Times New Roman" w:hAnsi="Times New Roman" w:eastAsia="SimSun" w:cs="Times New Roman"/>
+          <w:sz w:val="20"/>
+          <w:szCs w:val="20"/>
+          <w:lang w:eastAsia="zh-cn"/>
+        </w:rPr>
+      </w:r>
     </w:p>
     <w:p>
       <w:pPr>
@@ -11500,18 +12738,26 @@
           <w:rFonts w:ascii="Times New Roman" w:hAnsi="Times New Roman" w:eastAsia="SimSun" w:cs="Times New Roman"/>
           <w:sz w:val="20"/>
           <w:szCs w:val="20"/>
-          <w:lang w:val="pt-br" w:eastAsia="zh-cn" w:bidi="ar-sa"/>
-        </w:rPr>
-      </w:pPr>
-      <w:r>
-        <w:rPr>
-          <w:rFonts w:ascii="Times New Roman" w:hAnsi="Times New Roman" w:eastAsia="SimSun" w:cs="Times New Roman"/>
-          <w:sz w:val="20"/>
-          <w:szCs w:val="20"/>
-          <w:lang w:val="pt-br" w:eastAsia="zh-cn" w:bidi="ar-sa"/>
+          <w:lang w:eastAsia="zh-cn"/>
+        </w:rPr>
+      </w:pPr>
+      <w:r>
+        <w:rPr>
+          <w:rFonts w:ascii="Times New Roman" w:hAnsi="Times New Roman" w:eastAsia="SimSun" w:cs="Times New Roman"/>
+          <w:sz w:val="20"/>
+          <w:szCs w:val="20"/>
+          <w:lang w:eastAsia="zh-cn"/>
         </w:rPr>
         <w:t>thead &gt; tr &gt; th {</w:t>
       </w:r>
+      <w:r>
+        <w:rPr>
+          <w:rFonts w:ascii="Times New Roman" w:hAnsi="Times New Roman" w:eastAsia="SimSun" w:cs="Times New Roman"/>
+          <w:sz w:val="20"/>
+          <w:szCs w:val="20"/>
+          <w:lang w:eastAsia="zh-cn"/>
+        </w:rPr>
+      </w:r>
     </w:p>
     <w:p>
       <w:pPr>
@@ -11530,18 +12776,26 @@
           <w:rFonts w:ascii="Times New Roman" w:hAnsi="Times New Roman" w:eastAsia="SimSun" w:cs="Times New Roman"/>
           <w:sz w:val="20"/>
           <w:szCs w:val="20"/>
-          <w:lang w:val="pt-br" w:eastAsia="zh-cn" w:bidi="ar-sa"/>
-        </w:rPr>
-      </w:pPr>
-      <w:r>
-        <w:rPr>
-          <w:rFonts w:ascii="Times New Roman" w:hAnsi="Times New Roman" w:eastAsia="SimSun" w:cs="Times New Roman"/>
-          <w:sz w:val="20"/>
-          <w:szCs w:val="20"/>
-          <w:lang w:val="pt-br" w:eastAsia="zh-cn" w:bidi="ar-sa"/>
+          <w:lang w:eastAsia="zh-cn"/>
+        </w:rPr>
+      </w:pPr>
+      <w:r>
+        <w:rPr>
+          <w:rFonts w:ascii="Times New Roman" w:hAnsi="Times New Roman" w:eastAsia="SimSun" w:cs="Times New Roman"/>
+          <w:sz w:val="20"/>
+          <w:szCs w:val="20"/>
+          <w:lang w:eastAsia="zh-cn"/>
         </w:rPr>
         <w:t>position: sticky;</w:t>
       </w:r>
+      <w:r>
+        <w:rPr>
+          <w:rFonts w:ascii="Times New Roman" w:hAnsi="Times New Roman" w:eastAsia="SimSun" w:cs="Times New Roman"/>
+          <w:sz w:val="20"/>
+          <w:szCs w:val="20"/>
+          <w:lang w:eastAsia="zh-cn"/>
+        </w:rPr>
+      </w:r>
     </w:p>
     <w:p>
       <w:pPr>
@@ -11560,18 +12814,26 @@
           <w:rFonts w:ascii="Times New Roman" w:hAnsi="Times New Roman" w:eastAsia="SimSun" w:cs="Times New Roman"/>
           <w:sz w:val="20"/>
           <w:szCs w:val="20"/>
-          <w:lang w:val="pt-br" w:eastAsia="zh-cn" w:bidi="ar-sa"/>
-        </w:rPr>
-      </w:pPr>
-      <w:r>
-        <w:rPr>
-          <w:rFonts w:ascii="Times New Roman" w:hAnsi="Times New Roman" w:eastAsia="SimSun" w:cs="Times New Roman"/>
-          <w:sz w:val="20"/>
-          <w:szCs w:val="20"/>
-          <w:lang w:val="pt-br" w:eastAsia="zh-cn" w:bidi="ar-sa"/>
+          <w:lang w:eastAsia="zh-cn"/>
+        </w:rPr>
+      </w:pPr>
+      <w:r>
+        <w:rPr>
+          <w:rFonts w:ascii="Times New Roman" w:hAnsi="Times New Roman" w:eastAsia="SimSun" w:cs="Times New Roman"/>
+          <w:sz w:val="20"/>
+          <w:szCs w:val="20"/>
+          <w:lang w:eastAsia="zh-cn"/>
         </w:rPr>
         <w:t>top: -1px;</w:t>
       </w:r>
+      <w:r>
+        <w:rPr>
+          <w:rFonts w:ascii="Times New Roman" w:hAnsi="Times New Roman" w:eastAsia="SimSun" w:cs="Times New Roman"/>
+          <w:sz w:val="20"/>
+          <w:szCs w:val="20"/>
+          <w:lang w:eastAsia="zh-cn"/>
+        </w:rPr>
+      </w:r>
     </w:p>
     <w:p>
       <w:pPr>
@@ -11590,18 +12852,26 @@
           <w:rFonts w:ascii="Times New Roman" w:hAnsi="Times New Roman" w:eastAsia="SimSun" w:cs="Times New Roman"/>
           <w:sz w:val="20"/>
           <w:szCs w:val="20"/>
-          <w:lang w:val="pt-br" w:eastAsia="zh-cn" w:bidi="ar-sa"/>
-        </w:rPr>
-      </w:pPr>
-      <w:r>
-        <w:rPr>
-          <w:rFonts w:ascii="Times New Roman" w:hAnsi="Times New Roman" w:eastAsia="SimSun" w:cs="Times New Roman"/>
-          <w:sz w:val="20"/>
-          <w:szCs w:val="20"/>
-          <w:lang w:val="pt-br" w:eastAsia="zh-cn" w:bidi="ar-sa"/>
+          <w:lang w:eastAsia="zh-cn"/>
+        </w:rPr>
+      </w:pPr>
+      <w:r>
+        <w:rPr>
+          <w:rFonts w:ascii="Times New Roman" w:hAnsi="Times New Roman" w:eastAsia="SimSun" w:cs="Times New Roman"/>
+          <w:sz w:val="20"/>
+          <w:szCs w:val="20"/>
+          <w:lang w:eastAsia="zh-cn"/>
         </w:rPr>
         <w:t>backgroundcolor: gray</w:t>
       </w:r>
+      <w:r>
+        <w:rPr>
+          <w:rFonts w:ascii="Times New Roman" w:hAnsi="Times New Roman" w:eastAsia="SimSun" w:cs="Times New Roman"/>
+          <w:sz w:val="20"/>
+          <w:szCs w:val="20"/>
+          <w:lang w:eastAsia="zh-cn"/>
+        </w:rPr>
+      </w:r>
     </w:p>
     <w:p>
       <w:pPr>
@@ -11620,15 +12890,15 @@
           <w:rFonts w:ascii="Times New Roman" w:hAnsi="Times New Roman" w:eastAsia="SimSun" w:cs="Times New Roman"/>
           <w:sz w:val="20"/>
           <w:szCs w:val="20"/>
-          <w:lang w:val="pt-br" w:eastAsia="zh-cn" w:bidi="ar-sa"/>
-        </w:rPr>
-      </w:pPr>
-      <w:r>
-        <w:rPr>
-          <w:rFonts w:ascii="Times New Roman" w:hAnsi="Times New Roman" w:eastAsia="SimSun" w:cs="Times New Roman"/>
-          <w:sz w:val="20"/>
-          <w:szCs w:val="20"/>
-          <w:lang w:val="pt-br" w:eastAsia="zh-cn" w:bidi="ar-sa"/>
+          <w:lang w:eastAsia="zh-cn"/>
+        </w:rPr>
+      </w:pPr>
+      <w:r>
+        <w:rPr>
+          <w:rFonts w:ascii="Times New Roman" w:hAnsi="Times New Roman" w:eastAsia="SimSun" w:cs="Times New Roman"/>
+          <w:sz w:val="20"/>
+          <w:szCs w:val="20"/>
+          <w:lang w:eastAsia="zh-cn"/>
         </w:rPr>
       </w:r>
     </w:p>
@@ -11649,17 +12919,25 @@
           <w:rFonts w:ascii="Times New Roman" w:hAnsi="Times New Roman" w:eastAsia="SimSun" w:cs="Times New Roman"/>
           <w:sz w:val="20"/>
           <w:szCs w:val="20"/>
-          <w:lang w:val="pt-br" w:eastAsia="zh-cn" w:bidi="ar-sa"/>
-        </w:rPr>
-      </w:pPr>
-      <w:r>
-        <w:rPr>
-          <w:rFonts w:ascii="Times New Roman" w:hAnsi="Times New Roman" w:eastAsia="SimSun" w:cs="Times New Roman"/>
-          <w:sz w:val="20"/>
-          <w:szCs w:val="20"/>
-          <w:lang w:val="pt-br" w:eastAsia="zh-cn" w:bidi="ar-sa"/>
+          <w:lang w:eastAsia="zh-cn"/>
+        </w:rPr>
+      </w:pPr>
+      <w:r>
+        <w:rPr>
+          <w:rFonts w:ascii="Times New Roman" w:hAnsi="Times New Roman" w:eastAsia="SimSun" w:cs="Times New Roman"/>
+          <w:sz w:val="20"/>
+          <w:szCs w:val="20"/>
+          <w:lang w:eastAsia="zh-cn"/>
         </w:rPr>
         <w:t>}</w:t>
+      </w:r>
+      <w:r>
+        <w:rPr>
+          <w:rFonts w:ascii="Times New Roman" w:hAnsi="Times New Roman" w:eastAsia="SimSun" w:cs="Times New Roman"/>
+          <w:sz w:val="20"/>
+          <w:szCs w:val="20"/>
+          <w:lang w:eastAsia="zh-cn"/>
+        </w:rPr>
       </w:r>
     </w:p>
     <w:p>
@@ -11685,54 +12963,68 @@
           <w:bCs/>
           <w:sz w:val="20"/>
           <w:szCs w:val="20"/>
-          <w:lang w:val="pt-br" w:eastAsia="zh-cn" w:bidi="ar-sa"/>
-        </w:rPr>
-      </w:pPr>
-      <w:r>
-        <w:rPr>
-          <w:rFonts w:ascii="Times New Roman" w:hAnsi="Times New Roman" w:eastAsia="SimSun" w:cs="Times New Roman"/>
-          <w:b/>
-          <w:bCs/>
-          <w:sz w:val="20"/>
-          <w:szCs w:val="20"/>
-          <w:lang w:val="pt-br" w:eastAsia="zh-cn" w:bidi="ar-sa"/>
+          <w:lang w:eastAsia="zh-cn"/>
+        </w:rPr>
+      </w:pPr>
+      <w:r>
+        <w:rPr>
+          <w:rFonts w:ascii="Times New Roman" w:hAnsi="Times New Roman" w:eastAsia="SimSun" w:cs="Times New Roman"/>
+          <w:b/>
+          <w:bCs/>
+          <w:sz w:val="20"/>
+          <w:szCs w:val="20"/>
+          <w:lang w:eastAsia="zh-cn"/>
         </w:rPr>
         <w:t>Mesclagem de células em tabelas:</w:t>
       </w:r>
-    </w:p>
-    <w:p>
-      <w:pPr>
-        <w:numPr>
-          <w:ilvl w:val="0"/>
-          <w:numId w:val="0"/>
-        </w:numPr>
-        <w:ind w:left="1068" w:firstLine="0"/>
-        <w:spacing w:after="0" w:line="540" w:lineRule="atLeast"/>
-        <w:widowControl w:val="0"/>
-        <w:pBdr>
-          <w:top w:val="nil" w:sz="0" w:space="0" w:color="000000" tmln="20, 20, 20, 0, 0"/>
-          <w:left w:val="nil" w:sz="0" w:space="0" w:color="000000" tmln="20, 20, 20, 0, 0"/>
-          <w:bottom w:val="nil" w:sz="0" w:space="0" w:color="000000" tmln="20, 20, 20, 0, 0"/>
-          <w:right w:val="nil" w:sz="0" w:space="0" w:color="000000" tmln="20, 20, 20, 0, 0"/>
-          <w:between w:val="nil" w:sz="0" w:space="0" w:color="000000" tmln="20, 20, 20, 0, 0"/>
-        </w:pBdr>
-        <w:shd w:val="none"/>
-        <w:rPr>
-          <w:rFonts w:ascii="Times New Roman" w:hAnsi="Times New Roman" w:eastAsia="SimSun" w:cs="Times New Roman"/>
-          <w:sz w:val="20"/>
-          <w:szCs w:val="20"/>
-          <w:lang w:val="pt-br" w:eastAsia="zh-cn" w:bidi="ar-sa"/>
-        </w:rPr>
-      </w:pPr>
-      <w:r>
-        <w:rPr>
-          <w:rFonts w:ascii="Times New Roman" w:hAnsi="Times New Roman" w:eastAsia="SimSun" w:cs="Times New Roman"/>
-          <w:sz w:val="20"/>
-          <w:szCs w:val="20"/>
-          <w:lang w:val="pt-br" w:eastAsia="zh-cn" w:bidi="ar-sa"/>
+      <w:r>
+        <w:rPr>
+          <w:rFonts w:ascii="Times New Roman" w:hAnsi="Times New Roman" w:eastAsia="SimSun" w:cs="Times New Roman"/>
+          <w:b/>
+          <w:bCs/>
+          <w:sz w:val="20"/>
+          <w:szCs w:val="20"/>
+          <w:lang w:eastAsia="zh-cn"/>
+        </w:rPr>
+      </w:r>
+    </w:p>
+    <w:p>
+      <w:pPr>
+        <w:ind w:left="1068"/>
+        <w:spacing w:after="0" w:line="540" w:lineRule="atLeast"/>
+        <w:widowControl w:val="0"/>
+        <w:pBdr>
+          <w:top w:val="nil" w:sz="0" w:space="0" w:color="000000" tmln="20, 20, 20, 0, 0"/>
+          <w:left w:val="nil" w:sz="0" w:space="0" w:color="000000" tmln="20, 20, 20, 0, 0"/>
+          <w:bottom w:val="nil" w:sz="0" w:space="0" w:color="000000" tmln="20, 20, 20, 0, 0"/>
+          <w:right w:val="nil" w:sz="0" w:space="0" w:color="000000" tmln="20, 20, 20, 0, 0"/>
+          <w:between w:val="nil" w:sz="0" w:space="0" w:color="000000" tmln="20, 20, 20, 0, 0"/>
+        </w:pBdr>
+        <w:shd w:val="none"/>
+        <w:rPr>
+          <w:rFonts w:ascii="Times New Roman" w:hAnsi="Times New Roman" w:eastAsia="SimSun" w:cs="Times New Roman"/>
+          <w:sz w:val="20"/>
+          <w:szCs w:val="20"/>
+          <w:lang w:eastAsia="zh-cn"/>
+        </w:rPr>
+      </w:pPr>
+      <w:r>
+        <w:rPr>
+          <w:rFonts w:ascii="Times New Roman" w:hAnsi="Times New Roman" w:eastAsia="SimSun" w:cs="Times New Roman"/>
+          <w:sz w:val="20"/>
+          <w:szCs w:val="20"/>
+          <w:lang w:eastAsia="zh-cn"/>
         </w:rPr>
         <w:t>Para mesclar coluna use colspan:</w:t>
       </w:r>
+      <w:r>
+        <w:rPr>
+          <w:rFonts w:ascii="Times New Roman" w:hAnsi="Times New Roman" w:eastAsia="SimSun" w:cs="Times New Roman"/>
+          <w:sz w:val="20"/>
+          <w:szCs w:val="20"/>
+          <w:lang w:eastAsia="zh-cn"/>
+        </w:rPr>
+      </w:r>
     </w:p>
     <w:p>
       <w:pPr>
@@ -11751,52 +13043,64 @@
           <w:rFonts w:ascii="Times New Roman" w:hAnsi="Times New Roman" w:eastAsia="SimSun" w:cs="Times New Roman"/>
           <w:sz w:val="20"/>
           <w:szCs w:val="20"/>
-          <w:lang w:val="pt-br" w:eastAsia="zh-cn" w:bidi="ar-sa"/>
-        </w:rPr>
-      </w:pPr>
-      <w:r>
-        <w:rPr>
-          <w:rFonts w:ascii="Times New Roman" w:hAnsi="Times New Roman" w:eastAsia="SimSun" w:cs="Times New Roman"/>
-          <w:sz w:val="20"/>
-          <w:szCs w:val="20"/>
-          <w:lang w:val="pt-br" w:eastAsia="zh-cn" w:bidi="ar-sa"/>
+          <w:lang w:eastAsia="zh-cn"/>
+        </w:rPr>
+      </w:pPr>
+      <w:r>
+        <w:rPr>
+          <w:rFonts w:ascii="Times New Roman" w:hAnsi="Times New Roman" w:eastAsia="SimSun" w:cs="Times New Roman"/>
+          <w:sz w:val="20"/>
+          <w:szCs w:val="20"/>
+          <w:lang w:eastAsia="zh-cn"/>
         </w:rPr>
         <w:t>&lt;td colspan="2"&gt;Célula mesclada&lt;/td&gt;</w:t>
       </w:r>
-    </w:p>
-    <w:p>
-      <w:pPr>
-        <w:numPr>
-          <w:ilvl w:val="0"/>
-          <w:numId w:val="0"/>
-        </w:numPr>
-        <w:ind w:left="1068" w:firstLine="0"/>
-        <w:spacing w:after="0" w:line="540" w:lineRule="atLeast"/>
-        <w:widowControl w:val="0"/>
-        <w:pBdr>
-          <w:top w:val="nil" w:sz="0" w:space="0" w:color="000000" tmln="20, 20, 20, 0, 0"/>
-          <w:left w:val="nil" w:sz="0" w:space="0" w:color="000000" tmln="20, 20, 20, 0, 0"/>
-          <w:bottom w:val="nil" w:sz="0" w:space="0" w:color="000000" tmln="20, 20, 20, 0, 0"/>
-          <w:right w:val="nil" w:sz="0" w:space="0" w:color="000000" tmln="20, 20, 20, 0, 0"/>
-          <w:between w:val="nil" w:sz="0" w:space="0" w:color="000000" tmln="20, 20, 20, 0, 0"/>
-        </w:pBdr>
-        <w:shd w:val="none"/>
-        <w:rPr>
-          <w:rFonts w:ascii="Times New Roman" w:hAnsi="Times New Roman" w:eastAsia="SimSun" w:cs="Times New Roman"/>
-          <w:sz w:val="20"/>
-          <w:szCs w:val="20"/>
-          <w:lang w:val="pt-br" w:eastAsia="zh-cn" w:bidi="ar-sa"/>
-        </w:rPr>
-      </w:pPr>
-      <w:r>
-        <w:rPr>
-          <w:rFonts w:ascii="Times New Roman" w:hAnsi="Times New Roman" w:eastAsia="SimSun" w:cs="Times New Roman"/>
-          <w:sz w:val="20"/>
-          <w:szCs w:val="20"/>
-          <w:lang w:val="pt-br" w:eastAsia="zh-cn" w:bidi="ar-sa"/>
+      <w:r>
+        <w:rPr>
+          <w:rFonts w:ascii="Times New Roman" w:hAnsi="Times New Roman" w:eastAsia="SimSun" w:cs="Times New Roman"/>
+          <w:sz w:val="20"/>
+          <w:szCs w:val="20"/>
+          <w:lang w:eastAsia="zh-cn"/>
+        </w:rPr>
+      </w:r>
+    </w:p>
+    <w:p>
+      <w:pPr>
+        <w:ind w:left="1068"/>
+        <w:spacing w:after="0" w:line="540" w:lineRule="atLeast"/>
+        <w:widowControl w:val="0"/>
+        <w:pBdr>
+          <w:top w:val="nil" w:sz="0" w:space="0" w:color="000000" tmln="20, 20, 20, 0, 0"/>
+          <w:left w:val="nil" w:sz="0" w:space="0" w:color="000000" tmln="20, 20, 20, 0, 0"/>
+          <w:bottom w:val="nil" w:sz="0" w:space="0" w:color="000000" tmln="20, 20, 20, 0, 0"/>
+          <w:right w:val="nil" w:sz="0" w:space="0" w:color="000000" tmln="20, 20, 20, 0, 0"/>
+          <w:between w:val="nil" w:sz="0" w:space="0" w:color="000000" tmln="20, 20, 20, 0, 0"/>
+        </w:pBdr>
+        <w:shd w:val="none"/>
+        <w:rPr>
+          <w:rFonts w:ascii="Times New Roman" w:hAnsi="Times New Roman" w:eastAsia="SimSun" w:cs="Times New Roman"/>
+          <w:sz w:val="20"/>
+          <w:szCs w:val="20"/>
+          <w:lang w:eastAsia="zh-cn"/>
+        </w:rPr>
+      </w:pPr>
+      <w:r>
+        <w:rPr>
+          <w:rFonts w:ascii="Times New Roman" w:hAnsi="Times New Roman" w:eastAsia="SimSun" w:cs="Times New Roman"/>
+          <w:sz w:val="20"/>
+          <w:szCs w:val="20"/>
+          <w:lang w:eastAsia="zh-cn"/>
         </w:rPr>
         <w:t>Para mesclar linhas use rowspan:</w:t>
       </w:r>
+      <w:r>
+        <w:rPr>
+          <w:rFonts w:ascii="Times New Roman" w:hAnsi="Times New Roman" w:eastAsia="SimSun" w:cs="Times New Roman"/>
+          <w:sz w:val="20"/>
+          <w:szCs w:val="20"/>
+          <w:lang w:eastAsia="zh-cn"/>
+        </w:rPr>
+      </w:r>
     </w:p>
     <w:p>
       <w:pPr>
@@ -11815,18 +13119,26 @@
           <w:rFonts w:ascii="Times New Roman" w:hAnsi="Times New Roman" w:eastAsia="SimSun" w:cs="Times New Roman"/>
           <w:sz w:val="20"/>
           <w:szCs w:val="20"/>
-          <w:lang w:val="pt-br" w:eastAsia="zh-cn" w:bidi="ar-sa"/>
-        </w:rPr>
-      </w:pPr>
-      <w:r>
-        <w:rPr>
-          <w:rFonts w:ascii="Times New Roman" w:hAnsi="Times New Roman" w:eastAsia="SimSun" w:cs="Times New Roman"/>
-          <w:sz w:val="20"/>
-          <w:szCs w:val="20"/>
-          <w:lang w:val="pt-br" w:eastAsia="zh-cn" w:bidi="ar-sa"/>
+          <w:lang w:eastAsia="zh-cn"/>
+        </w:rPr>
+      </w:pPr>
+      <w:r>
+        <w:rPr>
+          <w:rFonts w:ascii="Times New Roman" w:hAnsi="Times New Roman" w:eastAsia="SimSun" w:cs="Times New Roman"/>
+          <w:sz w:val="20"/>
+          <w:szCs w:val="20"/>
+          <w:lang w:eastAsia="zh-cn"/>
         </w:rPr>
         <w:t>&lt;td rowspan="2"&gt;Célula mesclada&lt;/td&gt;</w:t>
       </w:r>
+      <w:r>
+        <w:rPr>
+          <w:rFonts w:ascii="Times New Roman" w:hAnsi="Times New Roman" w:eastAsia="SimSun" w:cs="Times New Roman"/>
+          <w:sz w:val="20"/>
+          <w:szCs w:val="20"/>
+          <w:lang w:eastAsia="zh-cn"/>
+        </w:rPr>
+      </w:r>
     </w:p>
     <w:p>
       <w:pPr>
@@ -11845,15 +13157,15 @@
           <w:rFonts w:ascii="Times New Roman" w:hAnsi="Times New Roman" w:eastAsia="SimSun" w:cs="Times New Roman"/>
           <w:sz w:val="20"/>
           <w:szCs w:val="20"/>
-          <w:lang w:val="pt-br" w:eastAsia="zh-cn" w:bidi="ar-sa"/>
-        </w:rPr>
-      </w:pPr>
-      <w:r>
-        <w:rPr>
-          <w:rFonts w:ascii="Times New Roman" w:hAnsi="Times New Roman" w:eastAsia="SimSun" w:cs="Times New Roman"/>
-          <w:sz w:val="20"/>
-          <w:szCs w:val="20"/>
-          <w:lang w:val="pt-br" w:eastAsia="zh-cn" w:bidi="ar-sa"/>
+          <w:lang w:eastAsia="zh-cn"/>
+        </w:rPr>
+      </w:pPr>
+      <w:r>
+        <w:rPr>
+          <w:rFonts w:ascii="Times New Roman" w:hAnsi="Times New Roman" w:eastAsia="SimSun" w:cs="Times New Roman"/>
+          <w:sz w:val="20"/>
+          <w:szCs w:val="20"/>
+          <w:lang w:eastAsia="zh-cn"/>
         </w:rPr>
       </w:r>
     </w:p>
@@ -11880,28 +13192,34 @@
           <w:bCs/>
           <w:sz w:val="20"/>
           <w:szCs w:val="20"/>
-          <w:lang w:val="pt-br" w:eastAsia="zh-cn" w:bidi="ar-sa"/>
-        </w:rPr>
-      </w:pPr>
-      <w:r>
-        <w:rPr>
-          <w:rFonts w:ascii="Times New Roman" w:hAnsi="Times New Roman" w:eastAsia="SimSun" w:cs="Times New Roman"/>
-          <w:b/>
-          <w:bCs/>
-          <w:sz w:val="20"/>
-          <w:szCs w:val="20"/>
-          <w:lang w:val="pt-br" w:eastAsia="zh-cn" w:bidi="ar-sa"/>
+          <w:lang w:eastAsia="zh-cn"/>
+        </w:rPr>
+      </w:pPr>
+      <w:r>
+        <w:rPr>
+          <w:rFonts w:ascii="Times New Roman" w:hAnsi="Times New Roman" w:eastAsia="SimSun" w:cs="Times New Roman"/>
+          <w:b/>
+          <w:bCs/>
+          <w:sz w:val="20"/>
+          <w:szCs w:val="20"/>
+          <w:lang w:eastAsia="zh-cn"/>
         </w:rPr>
         <w:t xml:space="preserve">Agrupar colunas com colgroup: </w:t>
       </w:r>
-    </w:p>
-    <w:p>
-      <w:pPr>
-        <w:numPr>
-          <w:ilvl w:val="0"/>
-          <w:numId w:val="0"/>
-        </w:numPr>
-        <w:ind w:left="1776" w:firstLine="0"/>
+      <w:r>
+        <w:rPr>
+          <w:rFonts w:ascii="Times New Roman" w:hAnsi="Times New Roman" w:eastAsia="SimSun" w:cs="Times New Roman"/>
+          <w:b/>
+          <w:bCs/>
+          <w:sz w:val="20"/>
+          <w:szCs w:val="20"/>
+          <w:lang w:eastAsia="zh-cn"/>
+        </w:rPr>
+      </w:r>
+    </w:p>
+    <w:p>
+      <w:pPr>
+        <w:ind w:left="1776"/>
         <w:spacing w:after="0" w:line="240" w:lineRule="auto"/>
         <w:widowControl w:val="0"/>
         <w:pBdr>
@@ -11916,15 +13234,15 @@
           <w:rFonts w:ascii="Times New Roman" w:hAnsi="Times New Roman" w:eastAsia="SimSun" w:cs="Times New Roman"/>
           <w:sz w:val="20"/>
           <w:szCs w:val="20"/>
-          <w:lang w:val="pt-br" w:eastAsia="zh-cn" w:bidi="ar-sa"/>
-        </w:rPr>
-      </w:pPr>
-      <w:r>
-        <w:rPr>
-          <w:rFonts w:ascii="Times New Roman" w:hAnsi="Times New Roman" w:eastAsia="SimSun" w:cs="Times New Roman"/>
-          <w:sz w:val="20"/>
-          <w:szCs w:val="20"/>
-          <w:lang w:val="pt-br" w:eastAsia="zh-cn" w:bidi="ar-sa"/>
+          <w:lang w:eastAsia="zh-cn"/>
+        </w:rPr>
+      </w:pPr>
+      <w:r>
+        <w:rPr>
+          <w:rFonts w:ascii="Times New Roman" w:hAnsi="Times New Roman" w:eastAsia="SimSun" w:cs="Times New Roman"/>
+          <w:sz w:val="20"/>
+          <w:szCs w:val="20"/>
+          <w:lang w:eastAsia="zh-cn"/>
         </w:rPr>
         <w:t xml:space="preserve">O elemento em HTML é usado para </w:t>
       </w:r>
@@ -11934,7 +13252,7 @@
           <w:b/>
           <w:sz w:val="20"/>
           <w:szCs w:val="20"/>
-          <w:lang w:val="pt-br" w:eastAsia="zh-cn" w:bidi="ar-sa"/>
+          <w:lang w:eastAsia="zh-cn"/>
         </w:rPr>
         <w:t>agrupar colunas dentro de uma tabela</w:t>
       </w:r>
@@ -11943,18 +13261,22 @@
           <w:rFonts w:ascii="Times New Roman" w:hAnsi="Times New Roman" w:eastAsia="SimSun" w:cs="Times New Roman"/>
           <w:sz w:val="20"/>
           <w:szCs w:val="20"/>
-          <w:lang w:val="pt-br" w:eastAsia="zh-cn" w:bidi="ar-sa"/>
+          <w:lang w:eastAsia="zh-cn"/>
         </w:rPr>
         <w:t>, permitindo aplicar estilos de forma eficiente e organizada.</w:t>
       </w:r>
-    </w:p>
-    <w:p>
-      <w:pPr>
-        <w:numPr>
-          <w:ilvl w:val="0"/>
-          <w:numId w:val="0"/>
-        </w:numPr>
-        <w:ind w:left="1776" w:firstLine="0"/>
+      <w:r>
+        <w:rPr>
+          <w:rFonts w:ascii="Times New Roman" w:hAnsi="Times New Roman" w:eastAsia="SimSun" w:cs="Times New Roman"/>
+          <w:sz w:val="20"/>
+          <w:szCs w:val="20"/>
+          <w:lang w:eastAsia="zh-cn"/>
+        </w:rPr>
+      </w:r>
+    </w:p>
+    <w:p>
+      <w:pPr>
+        <w:ind w:left="1776"/>
         <w:spacing w:after="0" w:line="240" w:lineRule="auto"/>
         <w:widowControl w:val="0"/>
         <w:pBdr>
@@ -11970,26 +13292,22 @@
           <w:b/>
           <w:sz w:val="20"/>
           <w:szCs w:val="20"/>
-          <w:lang w:val="pt-br" w:eastAsia="zh-cn" w:bidi="ar-sa"/>
-        </w:rPr>
-      </w:pPr>
-      <w:r>
-        <w:rPr>
-          <w:rFonts w:ascii="Times New Roman" w:hAnsi="Times New Roman" w:eastAsia="SimSun" w:cs="Times New Roman"/>
-          <w:b/>
-          <w:sz w:val="20"/>
-          <w:szCs w:val="20"/>
-          <w:lang w:val="pt-br" w:eastAsia="zh-cn" w:bidi="ar-sa"/>
-        </w:rPr>
-      </w:r>
-    </w:p>
-    <w:p>
-      <w:pPr>
-        <w:numPr>
-          <w:ilvl w:val="0"/>
-          <w:numId w:val="0"/>
-        </w:numPr>
-        <w:ind w:left="1776" w:firstLine="0"/>
+          <w:lang w:eastAsia="zh-cn"/>
+        </w:rPr>
+      </w:pPr>
+      <w:r>
+        <w:rPr>
+          <w:rFonts w:ascii="Times New Roman" w:hAnsi="Times New Roman" w:eastAsia="SimSun" w:cs="Times New Roman"/>
+          <w:b/>
+          <w:sz w:val="20"/>
+          <w:szCs w:val="20"/>
+          <w:lang w:eastAsia="zh-cn"/>
+        </w:rPr>
+      </w:r>
+    </w:p>
+    <w:p>
+      <w:pPr>
+        <w:ind w:left="1776"/>
         <w:spacing w:after="0" w:line="240" w:lineRule="auto"/>
         <w:widowControl w:val="0"/>
         <w:pBdr>
@@ -12004,16 +13322,16 @@
           <w:rFonts w:ascii="Times New Roman" w:hAnsi="Times New Roman" w:eastAsia="SimSun" w:cs="Times New Roman"/>
           <w:sz w:val="20"/>
           <w:szCs w:val="20"/>
-          <w:lang w:val="pt-br" w:eastAsia="zh-cn" w:bidi="ar-sa"/>
-        </w:rPr>
-      </w:pPr>
-      <w:r>
-        <w:rPr>
-          <w:rFonts w:ascii="Times New Roman" w:hAnsi="Times New Roman" w:eastAsia="SimSun" w:cs="Times New Roman"/>
-          <w:b/>
-          <w:sz w:val="20"/>
-          <w:szCs w:val="20"/>
-          <w:lang w:val="pt-br" w:eastAsia="zh-cn" w:bidi="ar-sa"/>
+          <w:lang w:eastAsia="zh-cn"/>
+        </w:rPr>
+      </w:pPr>
+      <w:r>
+        <w:rPr>
+          <w:rFonts w:ascii="Times New Roman" w:hAnsi="Times New Roman" w:eastAsia="SimSun" w:cs="Times New Roman"/>
+          <w:b/>
+          <w:sz w:val="20"/>
+          <w:szCs w:val="20"/>
+          <w:lang w:eastAsia="zh-cn"/>
         </w:rPr>
         <w:t>Função principal</w:t>
       </w:r>
@@ -12022,18 +13340,22 @@
           <w:rFonts w:ascii="Times New Roman" w:hAnsi="Times New Roman" w:eastAsia="SimSun" w:cs="Times New Roman"/>
           <w:sz w:val="20"/>
           <w:szCs w:val="20"/>
-          <w:lang w:val="pt-br" w:eastAsia="zh-cn" w:bidi="ar-sa"/>
+          <w:lang w:eastAsia="zh-cn"/>
         </w:rPr>
         <w:t>: agrupar colunas para aplicar estilos como cor, largura ou alinhamento de forma coletiva, sem precisar repetir em cada célula.</w:t>
       </w:r>
-    </w:p>
-    <w:p>
-      <w:pPr>
-        <w:numPr>
-          <w:ilvl w:val="0"/>
-          <w:numId w:val="0"/>
-        </w:numPr>
-        <w:ind w:left="1776" w:firstLine="0"/>
+      <w:r>
+        <w:rPr>
+          <w:rFonts w:ascii="Times New Roman" w:hAnsi="Times New Roman" w:eastAsia="SimSun" w:cs="Times New Roman"/>
+          <w:sz w:val="20"/>
+          <w:szCs w:val="20"/>
+          <w:lang w:eastAsia="zh-cn"/>
+        </w:rPr>
+      </w:r>
+    </w:p>
+    <w:p>
+      <w:pPr>
+        <w:ind w:left="1776"/>
         <w:spacing w:after="0" w:line="240" w:lineRule="auto"/>
         <w:widowControl w:val="0"/>
         <w:pBdr>
@@ -12049,26 +13371,22 @@
           <w:b/>
           <w:sz w:val="20"/>
           <w:szCs w:val="20"/>
-          <w:lang w:val="pt-br" w:eastAsia="zh-cn" w:bidi="ar-sa"/>
-        </w:rPr>
-      </w:pPr>
-      <w:r>
-        <w:rPr>
-          <w:rFonts w:ascii="Times New Roman" w:hAnsi="Times New Roman" w:eastAsia="SimSun" w:cs="Times New Roman"/>
-          <w:b/>
-          <w:sz w:val="20"/>
-          <w:szCs w:val="20"/>
-          <w:lang w:val="pt-br" w:eastAsia="zh-cn" w:bidi="ar-sa"/>
-        </w:rPr>
-      </w:r>
-    </w:p>
-    <w:p>
-      <w:pPr>
-        <w:numPr>
-          <w:ilvl w:val="0"/>
-          <w:numId w:val="0"/>
-        </w:numPr>
-        <w:ind w:left="1776" w:firstLine="0"/>
+          <w:lang w:eastAsia="zh-cn"/>
+        </w:rPr>
+      </w:pPr>
+      <w:r>
+        <w:rPr>
+          <w:rFonts w:ascii="Times New Roman" w:hAnsi="Times New Roman" w:eastAsia="SimSun" w:cs="Times New Roman"/>
+          <w:b/>
+          <w:sz w:val="20"/>
+          <w:szCs w:val="20"/>
+          <w:lang w:eastAsia="zh-cn"/>
+        </w:rPr>
+      </w:r>
+    </w:p>
+    <w:p>
+      <w:pPr>
+        <w:ind w:left="1776"/>
         <w:spacing w:after="0" w:line="240" w:lineRule="auto"/>
         <w:widowControl w:val="0"/>
         <w:pBdr>
@@ -12083,16 +13401,16 @@
           <w:rFonts w:ascii="Times New Roman" w:hAnsi="Times New Roman" w:eastAsia="SimSun" w:cs="Times New Roman"/>
           <w:sz w:val="20"/>
           <w:szCs w:val="20"/>
-          <w:lang w:val="pt-br" w:eastAsia="zh-cn" w:bidi="ar-sa"/>
-        </w:rPr>
-      </w:pPr>
-      <w:r>
-        <w:rPr>
-          <w:rFonts w:ascii="Times New Roman" w:hAnsi="Times New Roman" w:eastAsia="SimSun" w:cs="Times New Roman"/>
-          <w:b/>
-          <w:sz w:val="20"/>
-          <w:szCs w:val="20"/>
-          <w:lang w:val="pt-br" w:eastAsia="zh-cn" w:bidi="ar-sa"/>
+          <w:lang w:eastAsia="zh-cn"/>
+        </w:rPr>
+      </w:pPr>
+      <w:r>
+        <w:rPr>
+          <w:rFonts w:ascii="Times New Roman" w:hAnsi="Times New Roman" w:eastAsia="SimSun" w:cs="Times New Roman"/>
+          <w:b/>
+          <w:sz w:val="20"/>
+          <w:szCs w:val="20"/>
+          <w:lang w:eastAsia="zh-cn"/>
         </w:rPr>
         <w:t>Estrutura</w:t>
       </w:r>
@@ -12101,18 +13419,22 @@
           <w:rFonts w:ascii="Times New Roman" w:hAnsi="Times New Roman" w:eastAsia="SimSun" w:cs="Times New Roman"/>
           <w:sz w:val="20"/>
           <w:szCs w:val="20"/>
-          <w:lang w:val="pt-br" w:eastAsia="zh-cn" w:bidi="ar-sa"/>
+          <w:lang w:eastAsia="zh-cn"/>
         </w:rPr>
         <w:t>: é inserido logo após a tag &lt;table&gt; e antes de &lt;thead&gt; e &lt;caption&gt;</w:t>
       </w:r>
-    </w:p>
-    <w:p>
-      <w:pPr>
-        <w:numPr>
-          <w:ilvl w:val="0"/>
-          <w:numId w:val="0"/>
-        </w:numPr>
-        <w:ind w:left="1776" w:firstLine="0"/>
+      <w:r>
+        <w:rPr>
+          <w:rFonts w:ascii="Times New Roman" w:hAnsi="Times New Roman" w:eastAsia="SimSun" w:cs="Times New Roman"/>
+          <w:sz w:val="20"/>
+          <w:szCs w:val="20"/>
+          <w:lang w:eastAsia="zh-cn"/>
+        </w:rPr>
+      </w:r>
+    </w:p>
+    <w:p>
+      <w:pPr>
+        <w:ind w:left="1776"/>
         <w:spacing w:after="0" w:line="240" w:lineRule="auto"/>
         <w:widowControl w:val="0"/>
         <w:pBdr>
@@ -12128,16 +13450,16 @@
           <w:b/>
           <w:sz w:val="20"/>
           <w:szCs w:val="20"/>
-          <w:lang w:val="pt-br" w:eastAsia="zh-cn" w:bidi="ar-sa"/>
-        </w:rPr>
-      </w:pPr>
-      <w:r>
-        <w:rPr>
-          <w:rFonts w:ascii="Times New Roman" w:hAnsi="Times New Roman" w:eastAsia="SimSun" w:cs="Times New Roman"/>
-          <w:b/>
-          <w:sz w:val="20"/>
-          <w:szCs w:val="20"/>
-          <w:lang w:val="pt-br" w:eastAsia="zh-cn" w:bidi="ar-sa"/>
+          <w:lang w:eastAsia="zh-cn"/>
+        </w:rPr>
+      </w:pPr>
+      <w:r>
+        <w:rPr>
+          <w:rFonts w:ascii="Times New Roman" w:hAnsi="Times New Roman" w:eastAsia="SimSun" w:cs="Times New Roman"/>
+          <w:b/>
+          <w:sz w:val="20"/>
+          <w:szCs w:val="20"/>
+          <w:lang w:eastAsia="zh-cn"/>
         </w:rPr>
       </w:r>
     </w:p>
@@ -12158,17 +13480,17 @@
           <w:rFonts w:ascii="Times New Roman" w:hAnsi="Times New Roman" w:eastAsia="SimSun" w:cs="Times New Roman"/>
           <w:sz w:val="20"/>
           <w:szCs w:val="20"/>
-          <w:lang w:val="pt-br" w:eastAsia="zh-cn" w:bidi="ar-sa"/>
-        </w:rPr>
-      </w:pPr>
-      <w:r>
-        <w:rPr>
-          <w:rFonts w:ascii="Times New Roman" w:hAnsi="Times New Roman" w:eastAsia="SimSun" w:cs="Times New Roman"/>
-          <w:b/>
-          <w:bCs/>
-          <w:sz w:val="20"/>
-          <w:szCs w:val="20"/>
-          <w:lang w:val="pt-br" w:eastAsia="zh-cn" w:bidi="ar-sa"/>
+          <w:lang w:eastAsia="zh-cn"/>
+        </w:rPr>
+      </w:pPr>
+      <w:r>
+        <w:rPr>
+          <w:rFonts w:ascii="Times New Roman" w:hAnsi="Times New Roman" w:eastAsia="SimSun" w:cs="Times New Roman"/>
+          <w:b/>
+          <w:bCs/>
+          <w:sz w:val="20"/>
+          <w:szCs w:val="20"/>
+          <w:lang w:eastAsia="zh-cn"/>
         </w:rPr>
         <w:t>Uso do &lt;col&gt;:</w:t>
       </w:r>
@@ -12177,9 +13499,17 @@
           <w:rFonts w:ascii="Times New Roman" w:hAnsi="Times New Roman" w:eastAsia="SimSun" w:cs="Times New Roman"/>
           <w:sz w:val="20"/>
           <w:szCs w:val="20"/>
-          <w:lang w:val="pt-br" w:eastAsia="zh-cn" w:bidi="ar-sa"/>
+          <w:lang w:eastAsia="zh-cn"/>
         </w:rPr>
         <w:t xml:space="preserve"> dentro do &lt;colgroup&gt;, você usa uma ou mais tags &lt;col&gt; para representar cada coluna ou grupo de colunas.</w:t>
+      </w:r>
+      <w:r>
+        <w:rPr>
+          <w:rFonts w:ascii="Times New Roman" w:hAnsi="Times New Roman" w:eastAsia="SimSun" w:cs="Times New Roman"/>
+          <w:sz w:val="20"/>
+          <w:szCs w:val="20"/>
+          <w:lang w:eastAsia="zh-cn"/>
+        </w:rPr>
       </w:r>
     </w:p>
     <w:p>
@@ -12199,17 +13529,17 @@
           <w:rFonts w:ascii="Times New Roman" w:hAnsi="Times New Roman" w:eastAsia="SimSun" w:cs="Times New Roman"/>
           <w:sz w:val="20"/>
           <w:szCs w:val="20"/>
-          <w:lang w:val="pt-br" w:eastAsia="zh-cn" w:bidi="ar-sa"/>
-        </w:rPr>
-      </w:pPr>
-      <w:r>
-        <w:rPr>
-          <w:rFonts w:ascii="Times New Roman" w:hAnsi="Times New Roman" w:eastAsia="SimSun" w:cs="Times New Roman"/>
-          <w:b/>
-          <w:bCs/>
-          <w:sz w:val="20"/>
-          <w:szCs w:val="20"/>
-          <w:lang w:val="pt-br" w:eastAsia="zh-cn" w:bidi="ar-sa"/>
+          <w:lang w:eastAsia="zh-cn"/>
+        </w:rPr>
+      </w:pPr>
+      <w:r>
+        <w:rPr>
+          <w:rFonts w:ascii="Times New Roman" w:hAnsi="Times New Roman" w:eastAsia="SimSun" w:cs="Times New Roman"/>
+          <w:b/>
+          <w:bCs/>
+          <w:sz w:val="20"/>
+          <w:szCs w:val="20"/>
+          <w:lang w:eastAsia="zh-cn"/>
         </w:rPr>
         <w:t xml:space="preserve">Atributo span: </w:t>
       </w:r>
@@ -12218,9 +13548,17 @@
           <w:rFonts w:ascii="Times New Roman" w:hAnsi="Times New Roman" w:eastAsia="SimSun" w:cs="Times New Roman"/>
           <w:sz w:val="20"/>
           <w:szCs w:val="20"/>
-          <w:lang w:val="pt-br" w:eastAsia="zh-cn" w:bidi="ar-sa"/>
+          <w:lang w:eastAsia="zh-cn"/>
         </w:rPr>
         <w:t>permite definir quantas colunas um único &lt;col&gt; deve abranger</w:t>
+      </w:r>
+      <w:r>
+        <w:rPr>
+          <w:rFonts w:ascii="Times New Roman" w:hAnsi="Times New Roman" w:eastAsia="SimSun" w:cs="Times New Roman"/>
+          <w:sz w:val="20"/>
+          <w:szCs w:val="20"/>
+          <w:lang w:eastAsia="zh-cn"/>
+        </w:rPr>
       </w:r>
     </w:p>
     <w:p>
@@ -12242,27 +13580,23 @@
           <w:bCs/>
           <w:sz w:val="20"/>
           <w:szCs w:val="20"/>
-          <w:lang w:val="pt-br" w:eastAsia="zh-cn" w:bidi="ar-sa"/>
-        </w:rPr>
-      </w:pPr>
-      <w:r>
-        <w:rPr>
-          <w:rFonts w:ascii="Times New Roman" w:hAnsi="Times New Roman" w:eastAsia="SimSun" w:cs="Times New Roman"/>
-          <w:b/>
-          <w:bCs/>
-          <w:sz w:val="20"/>
-          <w:szCs w:val="20"/>
-          <w:lang w:val="pt-br" w:eastAsia="zh-cn" w:bidi="ar-sa"/>
-        </w:rPr>
-      </w:r>
-    </w:p>
-    <w:p>
-      <w:pPr>
-        <w:numPr>
-          <w:ilvl w:val="0"/>
-          <w:numId w:val="0"/>
-        </w:numPr>
-        <w:ind w:left="1776" w:firstLine="0"/>
+          <w:lang w:eastAsia="zh-cn"/>
+        </w:rPr>
+      </w:pPr>
+      <w:r>
+        <w:rPr>
+          <w:rFonts w:ascii="Times New Roman" w:hAnsi="Times New Roman" w:eastAsia="SimSun" w:cs="Times New Roman"/>
+          <w:b/>
+          <w:bCs/>
+          <w:sz w:val="20"/>
+          <w:szCs w:val="20"/>
+          <w:lang w:eastAsia="zh-cn"/>
+        </w:rPr>
+      </w:r>
+    </w:p>
+    <w:p>
+      <w:pPr>
+        <w:ind w:left="1776"/>
         <w:spacing w:after="0" w:line="240" w:lineRule="auto"/>
         <w:widowControl w:val="0"/>
         <w:pBdr>
@@ -12277,15 +13611,15 @@
           <w:rFonts w:ascii="Times New Roman" w:hAnsi="Times New Roman" w:eastAsia="SimSun" w:cs="Times New Roman"/>
           <w:sz w:val="20"/>
           <w:szCs w:val="20"/>
-          <w:lang w:val="pt-br" w:eastAsia="zh-cn" w:bidi="ar-sa"/>
-        </w:rPr>
-      </w:pPr>
-      <w:r>
-        <w:rPr>
-          <w:rFonts w:ascii="Times New Roman" w:hAnsi="Times New Roman" w:eastAsia="SimSun" w:cs="Times New Roman"/>
-          <w:sz w:val="20"/>
-          <w:szCs w:val="20"/>
-          <w:lang w:val="pt-br" w:eastAsia="zh-cn" w:bidi="ar-sa"/>
+          <w:lang w:eastAsia="zh-cn"/>
+        </w:rPr>
+      </w:pPr>
+      <w:r>
+        <w:rPr>
+          <w:rFonts w:ascii="Times New Roman" w:hAnsi="Times New Roman" w:eastAsia="SimSun" w:cs="Times New Roman"/>
+          <w:sz w:val="20"/>
+          <w:szCs w:val="20"/>
+          <w:lang w:eastAsia="zh-cn"/>
         </w:rPr>
       </w:r>
     </w:p>
@@ -12297,25 +13631,21 @@
           <w:rFonts w:ascii="Times New Roman" w:hAnsi="Times New Roman" w:eastAsia="SimSun" w:cs="Times New Roman"/>
           <w:sz w:val="20"/>
           <w:szCs w:val="20"/>
-          <w:lang w:val="pt-br" w:eastAsia="zh-cn" w:bidi="ar-sa"/>
-        </w:rPr>
-      </w:pPr>
-      <w:r>
-        <w:rPr>
-          <w:rFonts w:ascii="Times New Roman" w:hAnsi="Times New Roman" w:eastAsia="SimSun" w:cs="Times New Roman"/>
-          <w:sz w:val="20"/>
-          <w:szCs w:val="20"/>
-          <w:lang w:val="pt-br" w:eastAsia="zh-cn" w:bidi="ar-sa"/>
-        </w:rPr>
-      </w:r>
-    </w:p>
-    <w:p>
-      <w:pPr>
-        <w:numPr>
-          <w:ilvl w:val="0"/>
-          <w:numId w:val="0"/>
-        </w:numPr>
-        <w:ind w:left="1776" w:firstLine="0"/>
+          <w:lang w:eastAsia="zh-cn"/>
+        </w:rPr>
+      </w:pPr>
+      <w:r>
+        <w:rPr>
+          <w:rFonts w:ascii="Times New Roman" w:hAnsi="Times New Roman" w:eastAsia="SimSun" w:cs="Times New Roman"/>
+          <w:sz w:val="20"/>
+          <w:szCs w:val="20"/>
+          <w:lang w:eastAsia="zh-cn"/>
+        </w:rPr>
+      </w:r>
+    </w:p>
+    <w:p>
+      <w:pPr>
+        <w:ind w:left="1776"/>
         <w:spacing w:after="0" w:line="240" w:lineRule="auto"/>
         <w:widowControl w:val="0"/>
         <w:pBdr>
@@ -12331,26 +13661,22 @@
           <w:b/>
           <w:sz w:val="20"/>
           <w:szCs w:val="20"/>
-          <w:lang w:val="pt-br" w:eastAsia="zh-cn" w:bidi="ar-sa"/>
-        </w:rPr>
-      </w:pPr>
-      <w:r>
-        <w:rPr>
-          <w:rFonts w:ascii="Times New Roman" w:hAnsi="Times New Roman" w:eastAsia="SimSun" w:cs="Times New Roman"/>
-          <w:b/>
-          <w:sz w:val="20"/>
-          <w:szCs w:val="20"/>
-          <w:lang w:val="pt-br" w:eastAsia="zh-cn" w:bidi="ar-sa"/>
-        </w:rPr>
-      </w:r>
-    </w:p>
-    <w:p>
-      <w:pPr>
-        <w:numPr>
-          <w:ilvl w:val="0"/>
-          <w:numId w:val="0"/>
-        </w:numPr>
-        <w:ind w:left="1776" w:firstLine="0"/>
+          <w:lang w:eastAsia="zh-cn"/>
+        </w:rPr>
+      </w:pPr>
+      <w:r>
+        <w:rPr>
+          <w:rFonts w:ascii="Times New Roman" w:hAnsi="Times New Roman" w:eastAsia="SimSun" w:cs="Times New Roman"/>
+          <w:b/>
+          <w:sz w:val="20"/>
+          <w:szCs w:val="20"/>
+          <w:lang w:eastAsia="zh-cn"/>
+        </w:rPr>
+      </w:r>
+    </w:p>
+    <w:p>
+      <w:pPr>
+        <w:ind w:left="1776"/>
         <w:spacing w:after="0" w:line="240" w:lineRule="auto"/>
         <w:widowControl w:val="0"/>
         <w:pBdr>
@@ -12366,83 +13692,75 @@
           <w:b/>
           <w:sz w:val="20"/>
           <w:szCs w:val="20"/>
-          <w:lang w:val="pt-br" w:eastAsia="zh-cn" w:bidi="ar-sa"/>
-        </w:rPr>
-      </w:pPr>
-      <w:r>
-        <w:rPr>
-          <w:rFonts w:ascii="Times New Roman" w:hAnsi="Times New Roman" w:eastAsia="SimSun" w:cs="Times New Roman"/>
-          <w:b/>
-          <w:sz w:val="20"/>
-          <w:szCs w:val="20"/>
-          <w:lang w:val="pt-br" w:eastAsia="zh-cn" w:bidi="ar-sa"/>
-        </w:rPr>
-      </w:r>
-    </w:p>
-    <w:p>
-      <w:pPr>
-        <w:numPr>
-          <w:ilvl w:val="0"/>
-          <w:numId w:val="0"/>
-        </w:numPr>
-        <w:ind w:left="2484" w:firstLine="0"/>
-        <w:spacing w:after="0" w:line="540" w:lineRule="atLeast"/>
-        <w:widowControl w:val="0"/>
-        <w:pBdr>
-          <w:top w:val="nil" w:sz="0" w:space="0" w:color="000000" tmln="20, 20, 20, 0, 0"/>
-          <w:left w:val="nil" w:sz="0" w:space="0" w:color="000000" tmln="20, 20, 20, 0, 0"/>
-          <w:bottom w:val="nil" w:sz="0" w:space="0" w:color="000000" tmln="20, 20, 20, 0, 0"/>
-          <w:right w:val="nil" w:sz="0" w:space="0" w:color="000000" tmln="20, 20, 20, 0, 0"/>
-          <w:between w:val="nil" w:sz="0" w:space="0" w:color="000000" tmln="20, 20, 20, 0, 0"/>
-        </w:pBdr>
-        <w:shd w:val="none"/>
-        <w:rPr>
-          <w:rFonts w:ascii="Times New Roman" w:hAnsi="Times New Roman" w:eastAsia="SimSun" w:cs="Times New Roman"/>
-          <w:sz w:val="20"/>
-          <w:szCs w:val="20"/>
-          <w:lang w:val="pt-br" w:eastAsia="zh-cn" w:bidi="ar-sa"/>
-        </w:rPr>
-      </w:pPr>
-      <w:r>
-        <w:rPr>
-          <w:rFonts w:ascii="Times New Roman" w:hAnsi="Times New Roman" w:eastAsia="SimSun" w:cs="Times New Roman"/>
-          <w:sz w:val="20"/>
-          <w:szCs w:val="20"/>
-          <w:lang w:val="pt-br" w:eastAsia="zh-cn" w:bidi="ar-sa"/>
+          <w:lang w:eastAsia="zh-cn"/>
+        </w:rPr>
+      </w:pPr>
+      <w:r>
+        <w:rPr>
+          <w:rFonts w:ascii="Times New Roman" w:hAnsi="Times New Roman" w:eastAsia="SimSun" w:cs="Times New Roman"/>
+          <w:b/>
+          <w:sz w:val="20"/>
+          <w:szCs w:val="20"/>
+          <w:lang w:eastAsia="zh-cn"/>
+        </w:rPr>
+      </w:r>
+    </w:p>
+    <w:p>
+      <w:pPr>
+        <w:ind w:left="2484"/>
+        <w:spacing w:after="0" w:line="540" w:lineRule="atLeast"/>
+        <w:widowControl w:val="0"/>
+        <w:pBdr>
+          <w:top w:val="nil" w:sz="0" w:space="0" w:color="000000" tmln="20, 20, 20, 0, 0"/>
+          <w:left w:val="nil" w:sz="0" w:space="0" w:color="000000" tmln="20, 20, 20, 0, 0"/>
+          <w:bottom w:val="nil" w:sz="0" w:space="0" w:color="000000" tmln="20, 20, 20, 0, 0"/>
+          <w:right w:val="nil" w:sz="0" w:space="0" w:color="000000" tmln="20, 20, 20, 0, 0"/>
+          <w:between w:val="nil" w:sz="0" w:space="0" w:color="000000" tmln="20, 20, 20, 0, 0"/>
+        </w:pBdr>
+        <w:shd w:val="none"/>
+        <w:rPr>
+          <w:rFonts w:ascii="Times New Roman" w:hAnsi="Times New Roman" w:eastAsia="SimSun" w:cs="Times New Roman"/>
+          <w:sz w:val="20"/>
+          <w:szCs w:val="20"/>
+          <w:lang w:eastAsia="zh-cn"/>
+        </w:rPr>
+      </w:pPr>
+      <w:r>
+        <w:rPr>
+          <w:rFonts w:ascii="Times New Roman" w:hAnsi="Times New Roman" w:eastAsia="SimSun" w:cs="Times New Roman"/>
+          <w:sz w:val="20"/>
+          <w:szCs w:val="20"/>
+          <w:lang w:eastAsia="zh-cn"/>
         </w:rPr>
         <w:t>&lt;colgroup&gt;</w:t>
       </w:r>
     </w:p>
     <w:p>
       <w:pPr>
-        <w:numPr>
-          <w:ilvl w:val="0"/>
-          <w:numId w:val="0"/>
-        </w:numPr>
-        <w:ind w:left="1776" w:firstLine="0"/>
-        <w:spacing w:after="0" w:line="540" w:lineRule="atLeast"/>
-        <w:widowControl w:val="0"/>
-        <w:pBdr>
-          <w:top w:val="nil" w:sz="0" w:space="0" w:color="000000" tmln="20, 20, 20, 0, 0"/>
-          <w:left w:val="nil" w:sz="0" w:space="0" w:color="000000" tmln="20, 20, 20, 0, 0"/>
-          <w:bottom w:val="nil" w:sz="0" w:space="0" w:color="000000" tmln="20, 20, 20, 0, 0"/>
-          <w:right w:val="nil" w:sz="0" w:space="0" w:color="000000" tmln="20, 20, 20, 0, 0"/>
-          <w:between w:val="nil" w:sz="0" w:space="0" w:color="000000" tmln="20, 20, 20, 0, 0"/>
-        </w:pBdr>
-        <w:shd w:val="none"/>
-        <w:rPr>
-          <w:rFonts w:ascii="Times New Roman" w:hAnsi="Times New Roman" w:eastAsia="SimSun" w:cs="Times New Roman"/>
-          <w:sz w:val="20"/>
-          <w:szCs w:val="20"/>
-          <w:lang w:val="pt-br" w:eastAsia="zh-cn" w:bidi="ar-sa"/>
-        </w:rPr>
-      </w:pPr>
-      <w:r>
-        <w:rPr>
-          <w:rFonts w:ascii="Times New Roman" w:hAnsi="Times New Roman" w:eastAsia="SimSun" w:cs="Times New Roman"/>
-          <w:sz w:val="20"/>
-          <w:szCs w:val="20"/>
-          <w:lang w:val="pt-br" w:eastAsia="zh-cn" w:bidi="ar-sa"/>
+        <w:ind w:left="1776"/>
+        <w:spacing w:after="0" w:line="540" w:lineRule="atLeast"/>
+        <w:widowControl w:val="0"/>
+        <w:pBdr>
+          <w:top w:val="nil" w:sz="0" w:space="0" w:color="000000" tmln="20, 20, 20, 0, 0"/>
+          <w:left w:val="nil" w:sz="0" w:space="0" w:color="000000" tmln="20, 20, 20, 0, 0"/>
+          <w:bottom w:val="nil" w:sz="0" w:space="0" w:color="000000" tmln="20, 20, 20, 0, 0"/>
+          <w:right w:val="nil" w:sz="0" w:space="0" w:color="000000" tmln="20, 20, 20, 0, 0"/>
+          <w:between w:val="nil" w:sz="0" w:space="0" w:color="000000" tmln="20, 20, 20, 0, 0"/>
+        </w:pBdr>
+        <w:shd w:val="none"/>
+        <w:rPr>
+          <w:rFonts w:ascii="Times New Roman" w:hAnsi="Times New Roman" w:eastAsia="SimSun" w:cs="Times New Roman"/>
+          <w:sz w:val="20"/>
+          <w:szCs w:val="20"/>
+          <w:lang w:eastAsia="zh-cn"/>
+        </w:rPr>
+      </w:pPr>
+      <w:r>
+        <w:rPr>
+          <w:rFonts w:ascii="Times New Roman" w:hAnsi="Times New Roman" w:eastAsia="SimSun" w:cs="Times New Roman"/>
+          <w:sz w:val="20"/>
+          <w:szCs w:val="20"/>
+          <w:lang w:eastAsia="zh-cn"/>
         </w:rPr>
         <w:t xml:space="preserve">   </w:t>
         <w:tab/>
@@ -12452,34 +13770,30 @@
     </w:p>
     <w:p>
       <w:pPr>
-        <w:numPr>
-          <w:ilvl w:val="0"/>
-          <w:numId w:val="0"/>
-        </w:numPr>
-        <w:ind w:left="1776" w:firstLine="0"/>
-        <w:spacing w:after="0" w:line="540" w:lineRule="atLeast"/>
-        <w:widowControl w:val="0"/>
-        <w:pBdr>
-          <w:top w:val="nil" w:sz="0" w:space="0" w:color="000000" tmln="20, 20, 20, 0, 0"/>
-          <w:left w:val="nil" w:sz="0" w:space="0" w:color="000000" tmln="20, 20, 20, 0, 0"/>
-          <w:bottom w:val="nil" w:sz="0" w:space="0" w:color="000000" tmln="20, 20, 20, 0, 0"/>
-          <w:right w:val="nil" w:sz="0" w:space="0" w:color="000000" tmln="20, 20, 20, 0, 0"/>
-          <w:between w:val="nil" w:sz="0" w:space="0" w:color="000000" tmln="20, 20, 20, 0, 0"/>
-        </w:pBdr>
-        <w:shd w:val="none"/>
-        <w:rPr>
-          <w:rFonts w:ascii="Times New Roman" w:hAnsi="Times New Roman" w:eastAsia="SimSun" w:cs="Times New Roman"/>
-          <w:sz w:val="20"/>
-          <w:szCs w:val="20"/>
-          <w:lang w:val="pt-br" w:eastAsia="zh-cn" w:bidi="ar-sa"/>
-        </w:rPr>
-      </w:pPr>
-      <w:r>
-        <w:rPr>
-          <w:rFonts w:ascii="Times New Roman" w:hAnsi="Times New Roman" w:eastAsia="SimSun" w:cs="Times New Roman"/>
-          <w:sz w:val="20"/>
-          <w:szCs w:val="20"/>
-          <w:lang w:val="pt-br" w:eastAsia="zh-cn" w:bidi="ar-sa"/>
+        <w:ind w:left="1776"/>
+        <w:spacing w:after="0" w:line="540" w:lineRule="atLeast"/>
+        <w:widowControl w:val="0"/>
+        <w:pBdr>
+          <w:top w:val="nil" w:sz="0" w:space="0" w:color="000000" tmln="20, 20, 20, 0, 0"/>
+          <w:left w:val="nil" w:sz="0" w:space="0" w:color="000000" tmln="20, 20, 20, 0, 0"/>
+          <w:bottom w:val="nil" w:sz="0" w:space="0" w:color="000000" tmln="20, 20, 20, 0, 0"/>
+          <w:right w:val="nil" w:sz="0" w:space="0" w:color="000000" tmln="20, 20, 20, 0, 0"/>
+          <w:between w:val="nil" w:sz="0" w:space="0" w:color="000000" tmln="20, 20, 20, 0, 0"/>
+        </w:pBdr>
+        <w:shd w:val="none"/>
+        <w:rPr>
+          <w:rFonts w:ascii="Times New Roman" w:hAnsi="Times New Roman" w:eastAsia="SimSun" w:cs="Times New Roman"/>
+          <w:sz w:val="20"/>
+          <w:szCs w:val="20"/>
+          <w:lang w:eastAsia="zh-cn"/>
+        </w:rPr>
+      </w:pPr>
+      <w:r>
+        <w:rPr>
+          <w:rFonts w:ascii="Times New Roman" w:hAnsi="Times New Roman" w:eastAsia="SimSun" w:cs="Times New Roman"/>
+          <w:sz w:val="20"/>
+          <w:szCs w:val="20"/>
+          <w:lang w:eastAsia="zh-cn"/>
         </w:rPr>
         <w:t xml:space="preserve">   </w:t>
         <w:tab/>
@@ -12489,34 +13803,30 @@
     </w:p>
     <w:p>
       <w:pPr>
-        <w:numPr>
-          <w:ilvl w:val="0"/>
-          <w:numId w:val="0"/>
-        </w:numPr>
-        <w:ind w:left="1776" w:firstLine="0"/>
-        <w:spacing w:after="0" w:line="540" w:lineRule="atLeast"/>
-        <w:widowControl w:val="0"/>
-        <w:pBdr>
-          <w:top w:val="nil" w:sz="0" w:space="0" w:color="000000" tmln="20, 20, 20, 0, 0"/>
-          <w:left w:val="nil" w:sz="0" w:space="0" w:color="000000" tmln="20, 20, 20, 0, 0"/>
-          <w:bottom w:val="nil" w:sz="0" w:space="0" w:color="000000" tmln="20, 20, 20, 0, 0"/>
-          <w:right w:val="nil" w:sz="0" w:space="0" w:color="000000" tmln="20, 20, 20, 0, 0"/>
-          <w:between w:val="nil" w:sz="0" w:space="0" w:color="000000" tmln="20, 20, 20, 0, 0"/>
-        </w:pBdr>
-        <w:shd w:val="none"/>
-        <w:rPr>
-          <w:rFonts w:ascii="Times New Roman" w:hAnsi="Times New Roman" w:eastAsia="SimSun" w:cs="Times New Roman"/>
-          <w:sz w:val="20"/>
-          <w:szCs w:val="20"/>
-          <w:lang w:val="pt-br" w:eastAsia="zh-cn" w:bidi="ar-sa"/>
-        </w:rPr>
-      </w:pPr>
-      <w:r>
-        <w:rPr>
-          <w:rFonts w:ascii="Times New Roman" w:hAnsi="Times New Roman" w:eastAsia="SimSun" w:cs="Times New Roman"/>
-          <w:sz w:val="20"/>
-          <w:szCs w:val="20"/>
-          <w:lang w:val="pt-br" w:eastAsia="zh-cn" w:bidi="ar-sa"/>
+        <w:ind w:left="1776"/>
+        <w:spacing w:after="0" w:line="540" w:lineRule="atLeast"/>
+        <w:widowControl w:val="0"/>
+        <w:pBdr>
+          <w:top w:val="nil" w:sz="0" w:space="0" w:color="000000" tmln="20, 20, 20, 0, 0"/>
+          <w:left w:val="nil" w:sz="0" w:space="0" w:color="000000" tmln="20, 20, 20, 0, 0"/>
+          <w:bottom w:val="nil" w:sz="0" w:space="0" w:color="000000" tmln="20, 20, 20, 0, 0"/>
+          <w:right w:val="nil" w:sz="0" w:space="0" w:color="000000" tmln="20, 20, 20, 0, 0"/>
+          <w:between w:val="nil" w:sz="0" w:space="0" w:color="000000" tmln="20, 20, 20, 0, 0"/>
+        </w:pBdr>
+        <w:shd w:val="none"/>
+        <w:rPr>
+          <w:rFonts w:ascii="Times New Roman" w:hAnsi="Times New Roman" w:eastAsia="SimSun" w:cs="Times New Roman"/>
+          <w:sz w:val="20"/>
+          <w:szCs w:val="20"/>
+          <w:lang w:eastAsia="zh-cn"/>
+        </w:rPr>
+      </w:pPr>
+      <w:r>
+        <w:rPr>
+          <w:rFonts w:ascii="Times New Roman" w:hAnsi="Times New Roman" w:eastAsia="SimSun" w:cs="Times New Roman"/>
+          <w:sz w:val="20"/>
+          <w:szCs w:val="20"/>
+          <w:lang w:eastAsia="zh-cn"/>
         </w:rPr>
         <w:t xml:space="preserve"> </w:t>
         <w:tab/>
@@ -12525,34 +13835,30 @@
     </w:p>
     <w:p>
       <w:pPr>
-        <w:numPr>
-          <w:ilvl w:val="0"/>
-          <w:numId w:val="0"/>
-        </w:numPr>
-        <w:ind w:left="1776" w:firstLine="0"/>
-        <w:spacing w:after="0" w:line="540" w:lineRule="atLeast"/>
-        <w:widowControl w:val="0"/>
-        <w:pBdr>
-          <w:top w:val="nil" w:sz="0" w:space="0" w:color="000000" tmln="20, 20, 20, 0, 0"/>
-          <w:left w:val="nil" w:sz="0" w:space="0" w:color="000000" tmln="20, 20, 20, 0, 0"/>
-          <w:bottom w:val="nil" w:sz="0" w:space="0" w:color="000000" tmln="20, 20, 20, 0, 0"/>
-          <w:right w:val="nil" w:sz="0" w:space="0" w:color="000000" tmln="20, 20, 20, 0, 0"/>
-          <w:between w:val="nil" w:sz="0" w:space="0" w:color="000000" tmln="20, 20, 20, 0, 0"/>
-        </w:pBdr>
-        <w:shd w:val="none"/>
-        <w:rPr>
-          <w:rFonts w:ascii="Times New Roman" w:hAnsi="Times New Roman" w:eastAsia="SimSun" w:cs="Times New Roman"/>
-          <w:sz w:val="20"/>
-          <w:szCs w:val="20"/>
-          <w:lang w:val="pt-br" w:eastAsia="zh-cn" w:bidi="ar-sa"/>
-        </w:rPr>
-      </w:pPr>
-      <w:r>
-        <w:rPr>
-          <w:rFonts w:ascii="Times New Roman" w:hAnsi="Times New Roman" w:eastAsia="SimSun" w:cs="Times New Roman"/>
-          <w:sz w:val="20"/>
-          <w:szCs w:val="20"/>
-          <w:lang w:val="pt-br" w:eastAsia="zh-cn" w:bidi="ar-sa"/>
+        <w:ind w:left="1776"/>
+        <w:spacing w:after="0" w:line="540" w:lineRule="atLeast"/>
+        <w:widowControl w:val="0"/>
+        <w:pBdr>
+          <w:top w:val="nil" w:sz="0" w:space="0" w:color="000000" tmln="20, 20, 20, 0, 0"/>
+          <w:left w:val="nil" w:sz="0" w:space="0" w:color="000000" tmln="20, 20, 20, 0, 0"/>
+          <w:bottom w:val="nil" w:sz="0" w:space="0" w:color="000000" tmln="20, 20, 20, 0, 0"/>
+          <w:right w:val="nil" w:sz="0" w:space="0" w:color="000000" tmln="20, 20, 20, 0, 0"/>
+          <w:between w:val="nil" w:sz="0" w:space="0" w:color="000000" tmln="20, 20, 20, 0, 0"/>
+        </w:pBdr>
+        <w:shd w:val="none"/>
+        <w:rPr>
+          <w:rFonts w:ascii="Times New Roman" w:hAnsi="Times New Roman" w:eastAsia="SimSun" w:cs="Times New Roman"/>
+          <w:sz w:val="20"/>
+          <w:szCs w:val="20"/>
+          <w:lang w:eastAsia="zh-cn"/>
+        </w:rPr>
+      </w:pPr>
+      <w:r>
+        <w:rPr>
+          <w:rFonts w:ascii="Times New Roman" w:hAnsi="Times New Roman" w:eastAsia="SimSun" w:cs="Times New Roman"/>
+          <w:sz w:val="20"/>
+          <w:szCs w:val="20"/>
+          <w:lang w:eastAsia="zh-cn"/>
         </w:rPr>
         <w:t xml:space="preserve">  &lt;thead&gt;</w:t>
       </w:r>
@@ -12580,19 +13886,744 @@
           <w:bCs/>
           <w:sz w:val="20"/>
           <w:szCs w:val="20"/>
-          <w:lang w:val="pt-br" w:eastAsia="zh-cn" w:bidi="ar-sa"/>
-        </w:rPr>
-      </w:pPr>
-      <w:r>
-        <w:rPr>
-          <w:rFonts w:ascii="Times New Roman" w:hAnsi="Times New Roman" w:eastAsia="SimSun" w:cs="Times New Roman"/>
-          <w:b/>
-          <w:bCs/>
-          <w:sz w:val="20"/>
-          <w:szCs w:val="20"/>
-          <w:lang w:val="pt-br" w:eastAsia="zh-cn" w:bidi="ar-sa"/>
+          <w:lang w:eastAsia="zh-cn"/>
+        </w:rPr>
+      </w:pPr>
+      <w:r>
+        <w:rPr>
+          <w:rFonts w:ascii="Times New Roman" w:hAnsi="Times New Roman" w:eastAsia="SimSun" w:cs="Times New Roman"/>
+          <w:b/>
+          <w:bCs/>
+          <w:sz w:val="20"/>
+          <w:szCs w:val="20"/>
+          <w:lang w:eastAsia="zh-cn"/>
         </w:rPr>
         <w:t xml:space="preserve">Responsividade em tabelas: </w:t>
+      </w:r>
+    </w:p>
+    <w:p>
+      <w:pPr>
+        <w:ind w:left="1776"/>
+        <w:spacing w:after="0" w:line="540" w:lineRule="atLeast"/>
+        <w:widowControl w:val="0"/>
+        <w:pBdr>
+          <w:top w:val="nil" w:sz="0" w:space="0" w:color="000000" tmln="20, 20, 20, 0, 0"/>
+          <w:left w:val="nil" w:sz="0" w:space="0" w:color="000000" tmln="20, 20, 20, 0, 0"/>
+          <w:bottom w:val="nil" w:sz="0" w:space="0" w:color="000000" tmln="20, 20, 20, 0, 0"/>
+          <w:right w:val="nil" w:sz="0" w:space="0" w:color="000000" tmln="20, 20, 20, 0, 0"/>
+          <w:between w:val="nil" w:sz="0" w:space="0" w:color="000000" tmln="20, 20, 20, 0, 0"/>
+        </w:pBdr>
+        <w:shd w:val="none"/>
+        <w:rPr>
+          <w:rFonts w:ascii="Times New Roman" w:hAnsi="Times New Roman" w:eastAsia="SimSun" w:cs="Times New Roman"/>
+          <w:sz w:val="20"/>
+          <w:szCs w:val="20"/>
+          <w:lang w:eastAsia="zh-cn"/>
+        </w:rPr>
+      </w:pPr>
+      <w:r>
+        <w:rPr>
+          <w:rFonts w:ascii="Times New Roman" w:hAnsi="Times New Roman" w:eastAsia="SimSun" w:cs="Times New Roman"/>
+          <w:sz w:val="20"/>
+          <w:szCs w:val="20"/>
+          <w:lang w:eastAsia="zh-cn"/>
+        </w:rPr>
+        <w:t>Coloque toda tabela desde a abertura da tag table até seu fim dentro de uma div e coloque um id dela, no caso vamos chamar de conteiner. Depois em css declare nesse id o overflow-x: auto (para caso de rolagem horizontal)</w:t>
+      </w:r>
+    </w:p>
+    <w:p>
+      <w:pPr>
+        <w:ind w:left="1776"/>
+        <w:spacing w:after="0" w:line="540" w:lineRule="atLeast"/>
+        <w:widowControl w:val="0"/>
+        <w:pBdr>
+          <w:top w:val="nil" w:sz="0" w:space="0" w:color="000000" tmln="20, 20, 20, 0, 0"/>
+          <w:left w:val="nil" w:sz="0" w:space="0" w:color="000000" tmln="20, 20, 20, 0, 0"/>
+          <w:bottom w:val="nil" w:sz="0" w:space="0" w:color="000000" tmln="20, 20, 20, 0, 0"/>
+          <w:right w:val="nil" w:sz="0" w:space="0" w:color="000000" tmln="20, 20, 20, 0, 0"/>
+          <w:between w:val="nil" w:sz="0" w:space="0" w:color="000000" tmln="20, 20, 20, 0, 0"/>
+        </w:pBdr>
+        <w:shd w:val="none"/>
+        <w:rPr>
+          <w:rFonts w:ascii="Times New Roman" w:hAnsi="Times New Roman" w:eastAsia="SimSun" w:cs="Times New Roman"/>
+          <w:sz w:val="20"/>
+          <w:szCs w:val="20"/>
+          <w:lang w:eastAsia="zh-cn"/>
+        </w:rPr>
+      </w:pPr>
+      <w:r>
+        <w:rPr>
+          <w:rFonts w:ascii="Times New Roman" w:hAnsi="Times New Roman" w:eastAsia="SimSun" w:cs="Times New Roman"/>
+          <w:sz w:val="20"/>
+          <w:szCs w:val="20"/>
+          <w:lang w:eastAsia="zh-cn"/>
+        </w:rPr>
+      </w:r>
+    </w:p>
+    <w:p>
+      <w:pPr>
+        <w:ind w:left="1776"/>
+        <w:spacing w:after="0" w:line="540" w:lineRule="atLeast"/>
+        <w:widowControl w:val="0"/>
+        <w:pBdr>
+          <w:top w:val="nil" w:sz="0" w:space="0" w:color="000000" tmln="20, 20, 20, 0, 0"/>
+          <w:left w:val="nil" w:sz="0" w:space="0" w:color="000000" tmln="20, 20, 20, 0, 0"/>
+          <w:bottom w:val="nil" w:sz="0" w:space="0" w:color="000000" tmln="20, 20, 20, 0, 0"/>
+          <w:right w:val="nil" w:sz="0" w:space="0" w:color="000000" tmln="20, 20, 20, 0, 0"/>
+          <w:between w:val="nil" w:sz="0" w:space="0" w:color="000000" tmln="20, 20, 20, 0, 0"/>
+        </w:pBdr>
+        <w:shd w:val="none"/>
+        <w:rPr>
+          <w:rFonts w:ascii="Times New Roman" w:hAnsi="Times New Roman" w:eastAsia="SimSun" w:cs="Times New Roman"/>
+          <w:sz w:val="20"/>
+          <w:szCs w:val="20"/>
+          <w:lang w:eastAsia="zh-cn"/>
+        </w:rPr>
+      </w:pPr>
+      <w:r>
+        <w:rPr>
+          <w:rFonts w:ascii="Times New Roman" w:hAnsi="Times New Roman" w:eastAsia="SimSun" w:cs="Times New Roman"/>
+          <w:sz w:val="20"/>
+          <w:szCs w:val="20"/>
+          <w:lang w:eastAsia="zh-cn"/>
+        </w:rPr>
+        <w:t>#conteiner{</w:t>
+      </w:r>
+    </w:p>
+    <w:p>
+      <w:pPr>
+        <w:ind w:left="2484"/>
+        <w:spacing w:after="0" w:line="540" w:lineRule="atLeast"/>
+        <w:widowControl w:val="0"/>
+        <w:pBdr>
+          <w:top w:val="nil" w:sz="0" w:space="0" w:color="000000" tmln="20, 20, 20, 0, 0"/>
+          <w:left w:val="nil" w:sz="0" w:space="0" w:color="000000" tmln="20, 20, 20, 0, 0"/>
+          <w:bottom w:val="nil" w:sz="0" w:space="0" w:color="000000" tmln="20, 20, 20, 0, 0"/>
+          <w:right w:val="nil" w:sz="0" w:space="0" w:color="000000" tmln="20, 20, 20, 0, 0"/>
+          <w:between w:val="nil" w:sz="0" w:space="0" w:color="000000" tmln="20, 20, 20, 0, 0"/>
+        </w:pBdr>
+        <w:shd w:val="none"/>
+        <w:rPr>
+          <w:rFonts w:ascii="Times New Roman" w:hAnsi="Times New Roman" w:eastAsia="SimSun" w:cs="Times New Roman"/>
+          <w:sz w:val="20"/>
+          <w:szCs w:val="20"/>
+          <w:lang w:eastAsia="zh-cn"/>
+        </w:rPr>
+      </w:pPr>
+      <w:r>
+        <w:rPr>
+          <w:rFonts w:ascii="Times New Roman" w:hAnsi="Times New Roman" w:eastAsia="SimSun" w:cs="Times New Roman"/>
+          <w:sz w:val="20"/>
+          <w:szCs w:val="20"/>
+          <w:lang w:eastAsia="zh-cn"/>
+        </w:rPr>
+        <w:t>overflow-x: auto</w:t>
+      </w:r>
+    </w:p>
+    <w:p>
+      <w:pPr>
+        <w:ind w:left="1776"/>
+        <w:spacing w:after="0" w:line="540" w:lineRule="atLeast"/>
+        <w:widowControl w:val="0"/>
+        <w:pBdr>
+          <w:top w:val="nil" w:sz="0" w:space="0" w:color="000000" tmln="20, 20, 20, 0, 0"/>
+          <w:left w:val="nil" w:sz="0" w:space="0" w:color="000000" tmln="20, 20, 20, 0, 0"/>
+          <w:bottom w:val="nil" w:sz="0" w:space="0" w:color="000000" tmln="20, 20, 20, 0, 0"/>
+          <w:right w:val="nil" w:sz="0" w:space="0" w:color="000000" tmln="20, 20, 20, 0, 0"/>
+          <w:between w:val="nil" w:sz="0" w:space="0" w:color="000000" tmln="20, 20, 20, 0, 0"/>
+        </w:pBdr>
+        <w:shd w:val="none"/>
+        <w:rPr>
+          <w:rFonts w:ascii="Times New Roman" w:hAnsi="Times New Roman" w:eastAsia="SimSun" w:cs="Times New Roman"/>
+          <w:sz w:val="20"/>
+          <w:szCs w:val="20"/>
+          <w:lang w:eastAsia="zh-cn"/>
+        </w:rPr>
+      </w:pPr>
+      <w:r>
+        <w:rPr>
+          <w:rFonts w:ascii="Times New Roman" w:hAnsi="Times New Roman" w:eastAsia="SimSun" w:cs="Times New Roman"/>
+          <w:sz w:val="20"/>
+          <w:szCs w:val="20"/>
+          <w:lang w:eastAsia="zh-cn"/>
+        </w:rPr>
+        <w:t>}</w:t>
+      </w:r>
+    </w:p>
+    <w:p>
+      <w:pPr>
+        <w:ind w:left="1776"/>
+        <w:spacing w:after="0" w:line="540" w:lineRule="atLeast"/>
+        <w:widowControl w:val="0"/>
+        <w:pBdr>
+          <w:top w:val="nil" w:sz="0" w:space="0" w:color="000000" tmln="20, 20, 20, 0, 0"/>
+          <w:left w:val="nil" w:sz="0" w:space="0" w:color="000000" tmln="20, 20, 20, 0, 0"/>
+          <w:bottom w:val="nil" w:sz="0" w:space="0" w:color="000000" tmln="20, 20, 20, 0, 0"/>
+          <w:right w:val="nil" w:sz="0" w:space="0" w:color="000000" tmln="20, 20, 20, 0, 0"/>
+          <w:between w:val="nil" w:sz="0" w:space="0" w:color="000000" tmln="20, 20, 20, 0, 0"/>
+        </w:pBdr>
+        <w:shd w:val="none"/>
+        <w:rPr>
+          <w:rFonts w:ascii="Times New Roman" w:hAnsi="Times New Roman" w:eastAsia="SimSun" w:cs="Times New Roman"/>
+          <w:sz w:val="20"/>
+          <w:szCs w:val="20"/>
+          <w:lang w:eastAsia="zh-cn"/>
+        </w:rPr>
+      </w:pPr>
+      <w:r>
+        <w:rPr>
+          <w:rFonts w:ascii="Times New Roman" w:hAnsi="Times New Roman" w:eastAsia="SimSun" w:cs="Times New Roman"/>
+          <w:sz w:val="20"/>
+          <w:szCs w:val="20"/>
+          <w:lang w:eastAsia="zh-cn"/>
+        </w:rPr>
+        <w:t>head</w:t>
+      </w:r>
+    </w:p>
+    <w:p>
+      <w:pPr>
+        <w:ind w:left="1776"/>
+        <w:spacing w:after="0" w:line="540" w:lineRule="atLeast"/>
+        <w:widowControl w:val="0"/>
+        <w:pBdr>
+          <w:top w:val="nil" w:sz="0" w:space="0" w:color="000000" tmln="20, 20, 20, 0, 0"/>
+          <w:left w:val="nil" w:sz="0" w:space="0" w:color="000000" tmln="20, 20, 20, 0, 0"/>
+          <w:bottom w:val="nil" w:sz="0" w:space="0" w:color="000000" tmln="20, 20, 20, 0, 0"/>
+          <w:right w:val="nil" w:sz="0" w:space="0" w:color="000000" tmln="20, 20, 20, 0, 0"/>
+          <w:between w:val="nil" w:sz="0" w:space="0" w:color="000000" tmln="20, 20, 20, 0, 0"/>
+        </w:pBdr>
+        <w:shd w:val="none"/>
+        <w:rPr>
+          <w:rFonts w:ascii="Times New Roman" w:hAnsi="Times New Roman" w:eastAsia="SimSun" w:cs="Times New Roman"/>
+          <w:sz w:val="20"/>
+          <w:szCs w:val="20"/>
+          <w:lang w:eastAsia="zh-cn"/>
+        </w:rPr>
+      </w:pPr>
+      <w:r>
+        <w:rPr>
+          <w:rFonts w:ascii="Times New Roman" w:hAnsi="Times New Roman" w:eastAsia="SimSun" w:cs="Times New Roman"/>
+          <w:sz w:val="20"/>
+          <w:szCs w:val="20"/>
+          <w:lang w:eastAsia="zh-cn"/>
+        </w:rPr>
+        <w:t>body{</w:t>
+      </w:r>
+    </w:p>
+    <w:p>
+      <w:pPr>
+        <w:ind w:left="2484"/>
+        <w:spacing w:after="0" w:line="540" w:lineRule="atLeast"/>
+        <w:widowControl w:val="0"/>
+        <w:pBdr>
+          <w:top w:val="nil" w:sz="0" w:space="0" w:color="000000" tmln="20, 20, 20, 0, 0"/>
+          <w:left w:val="nil" w:sz="0" w:space="0" w:color="000000" tmln="20, 20, 20, 0, 0"/>
+          <w:bottom w:val="nil" w:sz="0" w:space="0" w:color="000000" tmln="20, 20, 20, 0, 0"/>
+          <w:right w:val="nil" w:sz="0" w:space="0" w:color="000000" tmln="20, 20, 20, 0, 0"/>
+          <w:between w:val="nil" w:sz="0" w:space="0" w:color="000000" tmln="20, 20, 20, 0, 0"/>
+        </w:pBdr>
+        <w:shd w:val="none"/>
+        <w:rPr>
+          <w:rFonts w:ascii="Times New Roman" w:hAnsi="Times New Roman" w:eastAsia="SimSun" w:cs="Times New Roman"/>
+          <w:sz w:val="20"/>
+          <w:szCs w:val="20"/>
+          <w:lang w:eastAsia="zh-cn"/>
+        </w:rPr>
+      </w:pPr>
+      <w:r>
+        <w:rPr>
+          <w:rFonts w:ascii="Times New Roman" w:hAnsi="Times New Roman" w:eastAsia="SimSun" w:cs="Times New Roman"/>
+          <w:sz w:val="20"/>
+          <w:szCs w:val="20"/>
+          <w:lang w:eastAsia="zh-cn"/>
+        </w:rPr>
+        <w:t>&lt;table id=’conteiner’&gt;{</w:t>
+      </w:r>
+    </w:p>
+    <w:p>
+      <w:pPr>
+        <w:ind w:left="2484"/>
+        <w:spacing w:after="0" w:line="540" w:lineRule="atLeast"/>
+        <w:widowControl w:val="0"/>
+        <w:pBdr>
+          <w:top w:val="nil" w:sz="0" w:space="0" w:color="000000" tmln="20, 20, 20, 0, 0"/>
+          <w:left w:val="nil" w:sz="0" w:space="0" w:color="000000" tmln="20, 20, 20, 0, 0"/>
+          <w:bottom w:val="nil" w:sz="0" w:space="0" w:color="000000" tmln="20, 20, 20, 0, 0"/>
+          <w:right w:val="nil" w:sz="0" w:space="0" w:color="000000" tmln="20, 20, 20, 0, 0"/>
+          <w:between w:val="nil" w:sz="0" w:space="0" w:color="000000" tmln="20, 20, 20, 0, 0"/>
+        </w:pBdr>
+        <w:shd w:val="none"/>
+        <w:rPr>
+          <w:rFonts w:ascii="Times New Roman" w:hAnsi="Times New Roman" w:eastAsia="SimSun" w:cs="Times New Roman"/>
+          <w:sz w:val="20"/>
+          <w:szCs w:val="20"/>
+          <w:lang w:eastAsia="zh-cn"/>
+        </w:rPr>
+      </w:pPr>
+      <w:r>
+        <w:rPr>
+          <w:rFonts w:ascii="Times New Roman" w:hAnsi="Times New Roman" w:eastAsia="SimSun" w:cs="Times New Roman"/>
+          <w:sz w:val="20"/>
+          <w:szCs w:val="20"/>
+          <w:lang w:eastAsia="zh-cn"/>
+        </w:rPr>
+        <w:t>}</w:t>
+      </w:r>
+    </w:p>
+    <w:p>
+      <w:pPr>
+        <w:ind w:left="2484"/>
+        <w:spacing w:after="0" w:line="540" w:lineRule="atLeast"/>
+        <w:widowControl w:val="0"/>
+        <w:pBdr>
+          <w:top w:val="nil" w:sz="0" w:space="0" w:color="000000" tmln="20, 20, 20, 0, 0"/>
+          <w:left w:val="nil" w:sz="0" w:space="0" w:color="000000" tmln="20, 20, 20, 0, 0"/>
+          <w:bottom w:val="nil" w:sz="0" w:space="0" w:color="000000" tmln="20, 20, 20, 0, 0"/>
+          <w:right w:val="nil" w:sz="0" w:space="0" w:color="000000" tmln="20, 20, 20, 0, 0"/>
+          <w:between w:val="nil" w:sz="0" w:space="0" w:color="000000" tmln="20, 20, 20, 0, 0"/>
+        </w:pBdr>
+        <w:shd w:val="none"/>
+        <w:rPr>
+          <w:rFonts w:ascii="Times New Roman" w:hAnsi="Times New Roman" w:eastAsia="SimSun" w:cs="Times New Roman"/>
+          <w:sz w:val="20"/>
+          <w:szCs w:val="20"/>
+          <w:lang w:eastAsia="zh-cn"/>
+        </w:rPr>
+      </w:pPr>
+      <w:r>
+        <w:rPr>
+          <w:rFonts w:ascii="Times New Roman" w:hAnsi="Times New Roman" w:eastAsia="SimSun" w:cs="Times New Roman"/>
+          <w:sz w:val="20"/>
+          <w:szCs w:val="20"/>
+          <w:lang w:eastAsia="zh-cn"/>
+        </w:rPr>
+      </w:r>
+    </w:p>
+    <w:p>
+      <w:pPr>
+        <w:numPr>
+          <w:ilvl w:val="0"/>
+          <w:numId w:val="37"/>
+        </w:numPr>
+        <w:ind w:left="720" w:firstLine="348"/>
+        <w:spacing w:after="0" w:line="540" w:lineRule="atLeast"/>
+        <w:widowControl w:val="0"/>
+        <w:pBdr>
+          <w:top w:val="nil" w:sz="0" w:space="0" w:color="000000" tmln="20, 20, 20, 0, 0"/>
+          <w:left w:val="nil" w:sz="0" w:space="0" w:color="000000" tmln="20, 20, 20, 0, 0"/>
+          <w:bottom w:val="nil" w:sz="0" w:space="0" w:color="000000" tmln="20, 20, 20, 0, 0"/>
+          <w:right w:val="nil" w:sz="0" w:space="0" w:color="000000" tmln="20, 20, 20, 0, 0"/>
+          <w:between w:val="nil" w:sz="0" w:space="0" w:color="000000" tmln="20, 20, 20, 0, 0"/>
+        </w:pBdr>
+        <w:shd w:val="none"/>
+        <w:rPr>
+          <w:rFonts w:ascii="Times New Roman" w:hAnsi="Times New Roman" w:eastAsia="SimSun" w:cs="Times New Roman"/>
+          <w:sz w:val="20"/>
+          <w:szCs w:val="20"/>
+          <w:lang w:eastAsia="zh-cn"/>
+        </w:rPr>
+      </w:pPr>
+      <w:r>
+        <w:rPr>
+          <w:rFonts w:ascii="Times New Roman" w:hAnsi="Times New Roman" w:eastAsia="SimSun" w:cs="Times New Roman"/>
+          <w:sz w:val="20"/>
+          <w:szCs w:val="20"/>
+          <w:lang w:eastAsia="zh-cn"/>
+        </w:rPr>
+        <w:t>IFRAME - Tamanho</w:t>
+      </w:r>
+    </w:p>
+    <w:p>
+      <w:pPr>
+        <w:ind w:left="1428" w:firstLine="708"/>
+        <w:spacing w:after="0" w:line="540" w:lineRule="atLeast"/>
+        <w:widowControl w:val="0"/>
+        <w:pBdr>
+          <w:top w:val="nil" w:sz="0" w:space="0" w:color="000000" tmln="20, 20, 20, 0, 0"/>
+          <w:left w:val="nil" w:sz="0" w:space="0" w:color="000000" tmln="20, 20, 20, 0, 0"/>
+          <w:bottom w:val="nil" w:sz="0" w:space="0" w:color="000000" tmln="20, 20, 20, 0, 0"/>
+          <w:right w:val="nil" w:sz="0" w:space="0" w:color="000000" tmln="20, 20, 20, 0, 0"/>
+          <w:between w:val="nil" w:sz="0" w:space="0" w:color="000000" tmln="20, 20, 20, 0, 0"/>
+        </w:pBdr>
+        <w:shd w:val="none"/>
+        <w:rPr>
+          <w:rFonts w:ascii="Times New Roman" w:hAnsi="Times New Roman" w:eastAsia="SimSun" w:cs="Times New Roman"/>
+          <w:sz w:val="20"/>
+          <w:szCs w:val="20"/>
+          <w:lang w:eastAsia="zh-cn"/>
+        </w:rPr>
+      </w:pPr>
+      <w:r>
+        <w:rPr>
+          <w:rFonts w:ascii="Times New Roman" w:hAnsi="Times New Roman" w:eastAsia="SimSun" w:cs="Times New Roman"/>
+          <w:sz w:val="20"/>
+          <w:szCs w:val="20"/>
+          <w:lang w:eastAsia="zh-cn"/>
+        </w:rPr>
+        <w:t>Por padrão sua escala é 330px de altura por 150px de largura.</w:t>
+      </w:r>
+    </w:p>
+    <w:p>
+      <w:pPr>
+        <w:numPr>
+          <w:ilvl w:val="0"/>
+          <w:numId w:val="37"/>
+        </w:numPr>
+        <w:ind w:left="720" w:firstLine="348"/>
+        <w:spacing w:after="0" w:line="540" w:lineRule="atLeast"/>
+        <w:widowControl w:val="0"/>
+        <w:pBdr>
+          <w:top w:val="nil" w:sz="0" w:space="0" w:color="000000" tmln="20, 20, 20, 0, 0"/>
+          <w:left w:val="nil" w:sz="0" w:space="0" w:color="000000" tmln="20, 20, 20, 0, 0"/>
+          <w:bottom w:val="nil" w:sz="0" w:space="0" w:color="000000" tmln="20, 20, 20, 0, 0"/>
+          <w:right w:val="nil" w:sz="0" w:space="0" w:color="000000" tmln="20, 20, 20, 0, 0"/>
+          <w:between w:val="nil" w:sz="0" w:space="0" w:color="000000" tmln="20, 20, 20, 0, 0"/>
+        </w:pBdr>
+        <w:shd w:val="none"/>
+        <w:rPr>
+          <w:rFonts w:ascii="Times New Roman" w:hAnsi="Times New Roman" w:eastAsia="SimSun" w:cs="Times New Roman"/>
+          <w:sz w:val="20"/>
+          <w:szCs w:val="20"/>
+          <w:lang w:eastAsia="zh-cn"/>
+        </w:rPr>
+      </w:pPr>
+      <w:r>
+        <w:rPr>
+          <w:rFonts w:ascii="Times New Roman" w:hAnsi="Times New Roman" w:eastAsia="SimSun" w:cs="Times New Roman"/>
+          <w:sz w:val="20"/>
+          <w:szCs w:val="20"/>
+          <w:lang w:eastAsia="zh-cn"/>
+        </w:rPr>
+        <w:t>IFRAME - CSS:</w:t>
+      </w:r>
+    </w:p>
+    <w:p>
+      <w:pPr>
+        <w:ind w:left="1428" w:firstLine="708"/>
+        <w:spacing w:after="0" w:line="540" w:lineRule="atLeast"/>
+        <w:widowControl w:val="0"/>
+        <w:pBdr>
+          <w:top w:val="nil" w:sz="0" w:space="0" w:color="000000" tmln="20, 20, 20, 0, 0"/>
+          <w:left w:val="nil" w:sz="0" w:space="0" w:color="000000" tmln="20, 20, 20, 0, 0"/>
+          <w:bottom w:val="nil" w:sz="0" w:space="0" w:color="000000" tmln="20, 20, 20, 0, 0"/>
+          <w:right w:val="nil" w:sz="0" w:space="0" w:color="000000" tmln="20, 20, 20, 0, 0"/>
+          <w:between w:val="nil" w:sz="0" w:space="0" w:color="000000" tmln="20, 20, 20, 0, 0"/>
+        </w:pBdr>
+        <w:shd w:val="none"/>
+        <w:rPr>
+          <w:rFonts w:ascii="Times New Roman" w:hAnsi="Times New Roman" w:eastAsia="SimSun" w:cs="Times New Roman"/>
+          <w:sz w:val="20"/>
+          <w:szCs w:val="20"/>
+          <w:lang w:eastAsia="zh-cn"/>
+        </w:rPr>
+      </w:pPr>
+      <w:r>
+        <w:rPr>
+          <w:rFonts w:ascii="Times New Roman" w:hAnsi="Times New Roman" w:eastAsia="SimSun" w:cs="Times New Roman"/>
+          <w:sz w:val="20"/>
+          <w:szCs w:val="20"/>
+          <w:lang w:eastAsia="zh-cn"/>
+        </w:rPr>
+        <w:t>Por peculiaridade o estilo interno se sobrepõem ao estilo inline no iframe.</w:t>
+      </w:r>
+    </w:p>
+    <w:p>
+      <w:pPr>
+        <w:numPr>
+          <w:ilvl w:val="0"/>
+          <w:numId w:val="37"/>
+        </w:numPr>
+        <w:ind w:left="1428" w:hanging="360"/>
+        <w:spacing w:after="0" w:line="540" w:lineRule="atLeast"/>
+        <w:widowControl w:val="0"/>
+        <w:pBdr>
+          <w:top w:val="nil" w:sz="0" w:space="0" w:color="000000" tmln="20, 20, 20, 0, 0"/>
+          <w:left w:val="nil" w:sz="0" w:space="0" w:color="000000" tmln="20, 20, 20, 0, 0"/>
+          <w:bottom w:val="nil" w:sz="0" w:space="0" w:color="000000" tmln="20, 20, 20, 0, 0"/>
+          <w:right w:val="nil" w:sz="0" w:space="0" w:color="000000" tmln="20, 20, 20, 0, 0"/>
+          <w:between w:val="nil" w:sz="0" w:space="0" w:color="000000" tmln="20, 20, 20, 0, 0"/>
+        </w:pBdr>
+        <w:shd w:val="none"/>
+        <w:rPr>
+          <w:rFonts w:ascii="Times New Roman" w:hAnsi="Times New Roman" w:eastAsia="SimSun" w:cs="Times New Roman"/>
+          <w:sz w:val="20"/>
+          <w:szCs w:val="20"/>
+          <w:lang w:eastAsia="zh-cn"/>
+        </w:rPr>
+      </w:pPr>
+      <w:r>
+        <w:rPr>
+          <w:rFonts w:ascii="Times New Roman" w:hAnsi="Times New Roman" w:eastAsia="SimSun" w:cs="Times New Roman"/>
+          <w:sz w:val="20"/>
+          <w:szCs w:val="20"/>
+          <w:lang w:eastAsia="zh-cn"/>
+        </w:rPr>
+        <w:t>IFRAME - Parametros:</w:t>
+      </w:r>
+    </w:p>
+    <w:p>
+      <w:pPr>
+        <w:ind w:left="1428"/>
+        <w:spacing w:after="0" w:line="540" w:lineRule="atLeast"/>
+        <w:widowControl w:val="0"/>
+        <w:pBdr>
+          <w:top w:val="nil" w:sz="0" w:space="0" w:color="000000" tmln="20, 20, 20, 0, 0"/>
+          <w:left w:val="nil" w:sz="0" w:space="0" w:color="000000" tmln="20, 20, 20, 0, 0"/>
+          <w:bottom w:val="nil" w:sz="0" w:space="0" w:color="000000" tmln="20, 20, 20, 0, 0"/>
+          <w:right w:val="nil" w:sz="0" w:space="0" w:color="000000" tmln="20, 20, 20, 0, 0"/>
+          <w:between w:val="nil" w:sz="0" w:space="0" w:color="000000" tmln="20, 20, 20, 0, 0"/>
+        </w:pBdr>
+        <w:shd w:val="none"/>
+        <w:rPr>
+          <w:rFonts w:ascii="Times New Roman" w:hAnsi="Times New Roman" w:eastAsia="SimSun" w:cs="Times New Roman"/>
+          <w:sz w:val="20"/>
+          <w:szCs w:val="20"/>
+          <w:lang w:eastAsia="zh-cn"/>
+        </w:rPr>
+      </w:pPr>
+      <w:r>
+        <w:rPr>
+          <w:rFonts w:ascii="Times New Roman" w:hAnsi="Times New Roman" w:eastAsia="SimSun" w:cs="Times New Roman"/>
+          <w:sz w:val="20"/>
+          <w:szCs w:val="20"/>
+          <w:lang w:eastAsia="zh-cn"/>
+        </w:rPr>
+        <w:t>Existem 3 configurações que podemos fazer num iframe: height, scolling(barra de rolagem), frameborder(borda)</w:t>
+      </w:r>
+    </w:p>
+    <w:p>
+      <w:pPr>
+        <w:numPr>
+          <w:ilvl w:val="0"/>
+          <w:numId w:val="38"/>
+        </w:numPr>
+        <w:ind w:left="2844" w:hanging="360"/>
+        <w:spacing w:after="0" w:line="540" w:lineRule="atLeast"/>
+        <w:widowControl w:val="0"/>
+        <w:pBdr>
+          <w:top w:val="nil" w:sz="0" w:space="0" w:color="000000" tmln="20, 20, 20, 0, 0"/>
+          <w:left w:val="nil" w:sz="0" w:space="0" w:color="000000" tmln="20, 20, 20, 0, 0"/>
+          <w:bottom w:val="nil" w:sz="0" w:space="0" w:color="000000" tmln="20, 20, 20, 0, 0"/>
+          <w:right w:val="nil" w:sz="0" w:space="0" w:color="000000" tmln="20, 20, 20, 0, 0"/>
+          <w:between w:val="nil" w:sz="0" w:space="0" w:color="000000" tmln="20, 20, 20, 0, 0"/>
+        </w:pBdr>
+        <w:shd w:val="none"/>
+        <w:rPr>
+          <w:rFonts w:ascii="Times New Roman" w:hAnsi="Times New Roman" w:eastAsia="SimSun" w:cs="Times New Roman"/>
+          <w:sz w:val="20"/>
+          <w:szCs w:val="20"/>
+          <w:lang w:eastAsia="zh-cn"/>
+        </w:rPr>
+      </w:pPr>
+      <w:r>
+        <w:rPr>
+          <w:rFonts w:ascii="Times New Roman" w:hAnsi="Times New Roman" w:eastAsia="SimSun" w:cs="Times New Roman"/>
+          <w:sz w:val="20"/>
+          <w:szCs w:val="20"/>
+          <w:lang w:eastAsia="zh-cn"/>
+        </w:rPr>
+        <w:t>height: altura em px;</w:t>
+      </w:r>
+    </w:p>
+    <w:p>
+      <w:pPr>
+        <w:numPr>
+          <w:ilvl w:val="0"/>
+          <w:numId w:val="38"/>
+        </w:numPr>
+        <w:ind w:left="2844" w:hanging="360"/>
+        <w:spacing w:after="0" w:line="540" w:lineRule="atLeast"/>
+        <w:widowControl w:val="0"/>
+        <w:pBdr>
+          <w:top w:val="nil" w:sz="0" w:space="0" w:color="000000" tmln="20, 20, 20, 0, 0"/>
+          <w:left w:val="nil" w:sz="0" w:space="0" w:color="000000" tmln="20, 20, 20, 0, 0"/>
+          <w:bottom w:val="nil" w:sz="0" w:space="0" w:color="000000" tmln="20, 20, 20, 0, 0"/>
+          <w:right w:val="nil" w:sz="0" w:space="0" w:color="000000" tmln="20, 20, 20, 0, 0"/>
+          <w:between w:val="nil" w:sz="0" w:space="0" w:color="000000" tmln="20, 20, 20, 0, 0"/>
+        </w:pBdr>
+        <w:shd w:val="none"/>
+        <w:rPr>
+          <w:rFonts w:ascii="Times New Roman" w:hAnsi="Times New Roman" w:eastAsia="SimSun" w:cs="Times New Roman"/>
+          <w:sz w:val="20"/>
+          <w:szCs w:val="20"/>
+          <w:lang w:eastAsia="zh-cn"/>
+        </w:rPr>
+      </w:pPr>
+      <w:r>
+        <w:rPr>
+          <w:rFonts w:ascii="Times New Roman" w:hAnsi="Times New Roman" w:eastAsia="SimSun" w:cs="Times New Roman"/>
+          <w:sz w:val="20"/>
+          <w:szCs w:val="20"/>
+          <w:lang w:eastAsia="zh-cn"/>
+        </w:rPr>
+        <w:t>Frameborder: borda (zero representa sem bordar e qualquer outro valor representa a bordar padrão)</w:t>
+      </w:r>
+    </w:p>
+    <w:p>
+      <w:pPr>
+        <w:numPr>
+          <w:ilvl w:val="0"/>
+          <w:numId w:val="38"/>
+        </w:numPr>
+        <w:ind w:left="2844" w:hanging="360"/>
+        <w:spacing w:after="0" w:line="540" w:lineRule="atLeast"/>
+        <w:widowControl w:val="0"/>
+        <w:pBdr>
+          <w:top w:val="nil" w:sz="0" w:space="0" w:color="000000" tmln="20, 20, 20, 0, 0"/>
+          <w:left w:val="nil" w:sz="0" w:space="0" w:color="000000" tmln="20, 20, 20, 0, 0"/>
+          <w:bottom w:val="nil" w:sz="0" w:space="0" w:color="000000" tmln="20, 20, 20, 0, 0"/>
+          <w:right w:val="nil" w:sz="0" w:space="0" w:color="000000" tmln="20, 20, 20, 0, 0"/>
+          <w:between w:val="nil" w:sz="0" w:space="0" w:color="000000" tmln="20, 20, 20, 0, 0"/>
+        </w:pBdr>
+        <w:shd w:val="none"/>
+        <w:rPr>
+          <w:rFonts w:ascii="Times New Roman" w:hAnsi="Times New Roman" w:eastAsia="SimSun" w:cs="Times New Roman"/>
+          <w:sz w:val="20"/>
+          <w:szCs w:val="20"/>
+          <w:lang w:eastAsia="zh-cn"/>
+        </w:rPr>
+      </w:pPr>
+      <w:r>
+        <w:rPr>
+          <w:rFonts w:ascii="Times New Roman" w:hAnsi="Times New Roman" w:eastAsia="SimSun" w:cs="Times New Roman"/>
+          <w:sz w:val="20"/>
+          <w:szCs w:val="20"/>
+          <w:lang w:eastAsia="zh-cn"/>
+        </w:rPr>
+        <w:t xml:space="preserve">scolling: </w:t>
+      </w:r>
+      <w:r>
+        <w:rPr>
+          <w:rFonts w:ascii="Times New Roman" w:hAnsi="Times New Roman" w:eastAsia="SimSun" w:cs="Times New Roman"/>
+          <w:sz w:val="20"/>
+          <w:szCs w:val="20"/>
+          <w:u w:color="auto" w:val="single"/>
+          <w:lang w:eastAsia="zh-cn"/>
+        </w:rPr>
+        <w:t>auto</w:t>
+      </w:r>
+      <w:r>
+        <w:rPr>
+          <w:rFonts w:ascii="Times New Roman" w:hAnsi="Times New Roman" w:eastAsia="SimSun" w:cs="Times New Roman"/>
+          <w:sz w:val="20"/>
+          <w:szCs w:val="20"/>
+          <w:lang w:eastAsia="zh-cn"/>
+        </w:rPr>
+        <w:t>(se o conteudo exceder a altura do iframe ele coloca uma barra de rolagem) /</w:t>
+      </w:r>
+    </w:p>
+    <w:p>
+      <w:pPr>
+        <w:ind w:left="3552"/>
+        <w:spacing w:after="0" w:line="540" w:lineRule="atLeast"/>
+        <w:widowControl w:val="0"/>
+        <w:pBdr>
+          <w:top w:val="nil" w:sz="0" w:space="0" w:color="000000" tmln="20, 20, 20, 0, 0"/>
+          <w:left w:val="nil" w:sz="0" w:space="0" w:color="000000" tmln="20, 20, 20, 0, 0"/>
+          <w:bottom w:val="nil" w:sz="0" w:space="0" w:color="000000" tmln="20, 20, 20, 0, 0"/>
+          <w:right w:val="nil" w:sz="0" w:space="0" w:color="000000" tmln="20, 20, 20, 0, 0"/>
+          <w:between w:val="nil" w:sz="0" w:space="0" w:color="000000" tmln="20, 20, 20, 0, 0"/>
+        </w:pBdr>
+        <w:shd w:val="none"/>
+        <w:rPr>
+          <w:rFonts w:ascii="Times New Roman" w:hAnsi="Times New Roman" w:eastAsia="SimSun" w:cs="Times New Roman"/>
+          <w:sz w:val="20"/>
+          <w:szCs w:val="20"/>
+          <w:lang w:eastAsia="zh-cn"/>
+        </w:rPr>
+      </w:pPr>
+      <w:r>
+        <w:rPr>
+          <w:rFonts w:ascii="Times New Roman" w:hAnsi="Times New Roman" w:eastAsia="SimSun" w:cs="Times New Roman"/>
+          <w:sz w:val="20"/>
+          <w:szCs w:val="20"/>
+          <w:u w:color="auto" w:val="single"/>
+          <w:lang w:eastAsia="zh-cn"/>
+        </w:rPr>
+        <w:t>yes</w:t>
+      </w:r>
+      <w:r>
+        <w:rPr>
+          <w:rFonts w:ascii="Times New Roman" w:hAnsi="Times New Roman" w:eastAsia="SimSun" w:cs="Times New Roman"/>
+          <w:sz w:val="20"/>
+          <w:szCs w:val="20"/>
+          <w:lang w:eastAsia="zh-cn"/>
+        </w:rPr>
+        <w:t xml:space="preserve"> (a barra de rolagem aparece mesmo se o conteudo todo caber no iframe) /</w:t>
+      </w:r>
+    </w:p>
+    <w:p>
+      <w:pPr>
+        <w:ind w:left="3552"/>
+        <w:spacing w:after="0" w:line="540" w:lineRule="atLeast"/>
+        <w:widowControl w:val="0"/>
+        <w:pBdr>
+          <w:top w:val="nil" w:sz="0" w:space="0" w:color="000000" tmln="20, 20, 20, 0, 0"/>
+          <w:left w:val="nil" w:sz="0" w:space="0" w:color="000000" tmln="20, 20, 20, 0, 0"/>
+          <w:bottom w:val="nil" w:sz="0" w:space="0" w:color="000000" tmln="20, 20, 20, 0, 0"/>
+          <w:right w:val="nil" w:sz="0" w:space="0" w:color="000000" tmln="20, 20, 20, 0, 0"/>
+          <w:between w:val="nil" w:sz="0" w:space="0" w:color="000000" tmln="20, 20, 20, 0, 0"/>
+        </w:pBdr>
+        <w:shd w:val="none"/>
+        <w:rPr>
+          <w:rFonts w:ascii="Times New Roman" w:hAnsi="Times New Roman" w:eastAsia="SimSun" w:cs="Times New Roman"/>
+          <w:sz w:val="20"/>
+          <w:szCs w:val="20"/>
+          <w:lang w:eastAsia="zh-cn"/>
+        </w:rPr>
+      </w:pPr>
+      <w:r>
+        <w:rPr>
+          <w:rFonts w:ascii="Times New Roman" w:hAnsi="Times New Roman" w:eastAsia="SimSun" w:cs="Times New Roman"/>
+          <w:sz w:val="20"/>
+          <w:szCs w:val="20"/>
+          <w:u w:color="auto" w:val="single"/>
+          <w:lang w:eastAsia="zh-cn"/>
+        </w:rPr>
+        <w:t xml:space="preserve">no </w:t>
+      </w:r>
+      <w:r>
+        <w:rPr>
+          <w:rFonts w:ascii="Times New Roman" w:hAnsi="Times New Roman" w:eastAsia="SimSun" w:cs="Times New Roman"/>
+          <w:sz w:val="20"/>
+          <w:szCs w:val="20"/>
+          <w:lang w:eastAsia="zh-cn"/>
+        </w:rPr>
+        <w:t>(a barra de rolagem não aparece mesmo com o conteudo sendo maior que o iframe )</w:t>
+      </w:r>
+    </w:p>
+    <w:p>
+      <w:pPr>
+        <w:numPr>
+          <w:ilvl w:val="0"/>
+          <w:numId w:val="39"/>
+        </w:numPr>
+        <w:ind w:left="1080" w:hanging="360"/>
+        <w:spacing w:after="0" w:line="540" w:lineRule="atLeast"/>
+        <w:widowControl w:val="0"/>
+        <w:pBdr>
+          <w:top w:val="nil" w:sz="0" w:space="0" w:color="000000" tmln="20, 20, 20, 0, 0"/>
+          <w:left w:val="nil" w:sz="0" w:space="0" w:color="000000" tmln="20, 20, 20, 0, 0"/>
+          <w:bottom w:val="nil" w:sz="0" w:space="0" w:color="000000" tmln="20, 20, 20, 0, 0"/>
+          <w:right w:val="nil" w:sz="0" w:space="0" w:color="000000" tmln="20, 20, 20, 0, 0"/>
+          <w:between w:val="nil" w:sz="0" w:space="0" w:color="000000" tmln="20, 20, 20, 0, 0"/>
+        </w:pBdr>
+        <w:shd w:val="none"/>
+        <w:rPr>
+          <w:rFonts w:ascii="Times New Roman" w:hAnsi="Times New Roman" w:eastAsia="SimSun" w:cs="Times New Roman"/>
+          <w:sz w:val="20"/>
+          <w:szCs w:val="20"/>
+          <w:lang w:eastAsia="zh-cn"/>
+        </w:rPr>
+      </w:pPr>
+      <w:r>
+        <w:rPr>
+          <w:rFonts w:ascii="Times New Roman" w:hAnsi="Times New Roman" w:eastAsia="SimSun" w:cs="Times New Roman"/>
+          <w:sz w:val="20"/>
+          <w:szCs w:val="20"/>
+          <w:lang w:eastAsia="zh-cn"/>
+        </w:rPr>
+        <w:t>Iframe - conteudo secundario</w:t>
       </w:r>
     </w:p>
     <w:p>
@@ -12601,336 +14632,32 @@
           <w:ilvl w:val="0"/>
           <w:numId w:val="0"/>
         </w:numPr>
-        <w:ind w:left="1776" w:firstLine="0"/>
-        <w:spacing w:after="0" w:line="540" w:lineRule="atLeast"/>
-        <w:widowControl w:val="0"/>
-        <w:pBdr>
-          <w:top w:val="nil" w:sz="0" w:space="0" w:color="000000" tmln="20, 20, 20, 0, 0"/>
-          <w:left w:val="nil" w:sz="0" w:space="0" w:color="000000" tmln="20, 20, 20, 0, 0"/>
-          <w:bottom w:val="nil" w:sz="0" w:space="0" w:color="000000" tmln="20, 20, 20, 0, 0"/>
-          <w:right w:val="nil" w:sz="0" w:space="0" w:color="000000" tmln="20, 20, 20, 0, 0"/>
-          <w:between w:val="nil" w:sz="0" w:space="0" w:color="000000" tmln="20, 20, 20, 0, 0"/>
-        </w:pBdr>
-        <w:shd w:val="none"/>
-        <w:rPr>
-          <w:rFonts w:ascii="Times New Roman" w:hAnsi="Times New Roman" w:eastAsia="SimSun" w:cs="Times New Roman"/>
-          <w:sz w:val="20"/>
-          <w:szCs w:val="20"/>
-          <w:lang w:val="pt-br" w:eastAsia="zh-cn" w:bidi="ar-sa"/>
-        </w:rPr>
-      </w:pPr>
-      <w:r>
-        <w:rPr>
-          <w:rFonts w:ascii="Times New Roman" w:hAnsi="Times New Roman" w:eastAsia="SimSun" w:cs="Times New Roman"/>
-          <w:sz w:val="20"/>
-          <w:szCs w:val="20"/>
-          <w:lang w:val="pt-br" w:eastAsia="zh-cn" w:bidi="ar-sa"/>
-        </w:rPr>
-        <w:t>Coloque toda tabela desde a abertura da tag table até seu fim dentro de uma div e coloque um id dela, no caso vamos chamar de conteiner. Depois em css declare nesse id o overflow-x: auto (para caso de rolagem horizontal)</w:t>
-      </w:r>
-    </w:p>
-    <w:p>
-      <w:pPr>
-        <w:numPr>
-          <w:ilvl w:val="0"/>
-          <w:numId w:val="0"/>
-        </w:numPr>
-        <w:ind w:left="1776" w:firstLine="0"/>
-        <w:spacing w:after="0" w:line="540" w:lineRule="atLeast"/>
-        <w:widowControl w:val="0"/>
-        <w:pBdr>
-          <w:top w:val="nil" w:sz="0" w:space="0" w:color="000000" tmln="20, 20, 20, 0, 0"/>
-          <w:left w:val="nil" w:sz="0" w:space="0" w:color="000000" tmln="20, 20, 20, 0, 0"/>
-          <w:bottom w:val="nil" w:sz="0" w:space="0" w:color="000000" tmln="20, 20, 20, 0, 0"/>
-          <w:right w:val="nil" w:sz="0" w:space="0" w:color="000000" tmln="20, 20, 20, 0, 0"/>
-          <w:between w:val="nil" w:sz="0" w:space="0" w:color="000000" tmln="20, 20, 20, 0, 0"/>
-        </w:pBdr>
-        <w:shd w:val="none"/>
-        <w:rPr>
-          <w:rFonts w:ascii="Times New Roman" w:hAnsi="Times New Roman" w:eastAsia="SimSun" w:cs="Times New Roman"/>
-          <w:sz w:val="20"/>
-          <w:szCs w:val="20"/>
-          <w:lang w:val="pt-br" w:eastAsia="zh-cn" w:bidi="ar-sa"/>
-        </w:rPr>
-      </w:pPr>
-      <w:r>
-        <w:rPr>
-          <w:rFonts w:ascii="Times New Roman" w:hAnsi="Times New Roman" w:eastAsia="SimSun" w:cs="Times New Roman"/>
-          <w:sz w:val="20"/>
-          <w:szCs w:val="20"/>
-          <w:lang w:val="pt-br" w:eastAsia="zh-cn" w:bidi="ar-sa"/>
-        </w:rPr>
-      </w:r>
-    </w:p>
-    <w:p>
-      <w:pPr>
-        <w:numPr>
-          <w:ilvl w:val="0"/>
-          <w:numId w:val="0"/>
-        </w:numPr>
-        <w:ind w:left="1776" w:firstLine="0"/>
-        <w:spacing w:after="0" w:line="540" w:lineRule="atLeast"/>
-        <w:widowControl w:val="0"/>
-        <w:pBdr>
-          <w:top w:val="nil" w:sz="0" w:space="0" w:color="000000" tmln="20, 20, 20, 0, 0"/>
-          <w:left w:val="nil" w:sz="0" w:space="0" w:color="000000" tmln="20, 20, 20, 0, 0"/>
-          <w:bottom w:val="nil" w:sz="0" w:space="0" w:color="000000" tmln="20, 20, 20, 0, 0"/>
-          <w:right w:val="nil" w:sz="0" w:space="0" w:color="000000" tmln="20, 20, 20, 0, 0"/>
-          <w:between w:val="nil" w:sz="0" w:space="0" w:color="000000" tmln="20, 20, 20, 0, 0"/>
-        </w:pBdr>
-        <w:shd w:val="none"/>
-        <w:rPr>
-          <w:rFonts w:ascii="Times New Roman" w:hAnsi="Times New Roman" w:eastAsia="SimSun" w:cs="Times New Roman"/>
-          <w:sz w:val="20"/>
-          <w:szCs w:val="20"/>
-          <w:lang w:val="pt-br" w:eastAsia="zh-cn" w:bidi="ar-sa"/>
-        </w:rPr>
-      </w:pPr>
-      <w:r>
-        <w:rPr>
-          <w:rFonts w:ascii="Times New Roman" w:hAnsi="Times New Roman" w:eastAsia="SimSun" w:cs="Times New Roman"/>
-          <w:sz w:val="20"/>
-          <w:szCs w:val="20"/>
-          <w:lang w:val="pt-br" w:eastAsia="zh-cn" w:bidi="ar-sa"/>
-        </w:rPr>
-        <w:t>#conteiner{</w:t>
-      </w:r>
-    </w:p>
-    <w:p>
-      <w:pPr>
-        <w:numPr>
-          <w:ilvl w:val="0"/>
-          <w:numId w:val="0"/>
-        </w:numPr>
-        <w:ind w:left="2484" w:firstLine="0"/>
-        <w:spacing w:after="0" w:line="540" w:lineRule="atLeast"/>
-        <w:widowControl w:val="0"/>
-        <w:pBdr>
-          <w:top w:val="nil" w:sz="0" w:space="0" w:color="000000" tmln="20, 20, 20, 0, 0"/>
-          <w:left w:val="nil" w:sz="0" w:space="0" w:color="000000" tmln="20, 20, 20, 0, 0"/>
-          <w:bottom w:val="nil" w:sz="0" w:space="0" w:color="000000" tmln="20, 20, 20, 0, 0"/>
-          <w:right w:val="nil" w:sz="0" w:space="0" w:color="000000" tmln="20, 20, 20, 0, 0"/>
-          <w:between w:val="nil" w:sz="0" w:space="0" w:color="000000" tmln="20, 20, 20, 0, 0"/>
-        </w:pBdr>
-        <w:shd w:val="none"/>
-        <w:rPr>
-          <w:rFonts w:ascii="Times New Roman" w:hAnsi="Times New Roman" w:eastAsia="SimSun" w:cs="Times New Roman"/>
-          <w:sz w:val="20"/>
-          <w:szCs w:val="20"/>
-          <w:lang w:val="pt-br" w:eastAsia="zh-cn" w:bidi="ar-sa"/>
-        </w:rPr>
-      </w:pPr>
-      <w:r>
-        <w:rPr>
-          <w:rFonts w:ascii="Times New Roman" w:hAnsi="Times New Roman" w:eastAsia="SimSun" w:cs="Times New Roman"/>
-          <w:sz w:val="20"/>
-          <w:szCs w:val="20"/>
-          <w:lang w:val="pt-br" w:eastAsia="zh-cn" w:bidi="ar-sa"/>
-        </w:rPr>
-        <w:t>overflow-x: auto</w:t>
-      </w:r>
-    </w:p>
-    <w:p>
-      <w:pPr>
-        <w:numPr>
-          <w:ilvl w:val="0"/>
-          <w:numId w:val="0"/>
-        </w:numPr>
-        <w:ind w:left="1776" w:firstLine="0"/>
-        <w:spacing w:after="0" w:line="540" w:lineRule="atLeast"/>
-        <w:widowControl w:val="0"/>
-        <w:pBdr>
-          <w:top w:val="nil" w:sz="0" w:space="0" w:color="000000" tmln="20, 20, 20, 0, 0"/>
-          <w:left w:val="nil" w:sz="0" w:space="0" w:color="000000" tmln="20, 20, 20, 0, 0"/>
-          <w:bottom w:val="nil" w:sz="0" w:space="0" w:color="000000" tmln="20, 20, 20, 0, 0"/>
-          <w:right w:val="nil" w:sz="0" w:space="0" w:color="000000" tmln="20, 20, 20, 0, 0"/>
-          <w:between w:val="nil" w:sz="0" w:space="0" w:color="000000" tmln="20, 20, 20, 0, 0"/>
-        </w:pBdr>
-        <w:shd w:val="none"/>
-        <w:rPr>
-          <w:rFonts w:ascii="Times New Roman" w:hAnsi="Times New Roman" w:eastAsia="SimSun" w:cs="Times New Roman"/>
-          <w:sz w:val="20"/>
-          <w:szCs w:val="20"/>
-          <w:lang w:val="pt-br" w:eastAsia="zh-cn" w:bidi="ar-sa"/>
-        </w:rPr>
-      </w:pPr>
-      <w:r>
-        <w:rPr>
-          <w:rFonts w:ascii="Times New Roman" w:hAnsi="Times New Roman" w:eastAsia="SimSun" w:cs="Times New Roman"/>
-          <w:sz w:val="20"/>
-          <w:szCs w:val="20"/>
-          <w:lang w:val="pt-br" w:eastAsia="zh-cn" w:bidi="ar-sa"/>
-        </w:rPr>
-        <w:t>}</w:t>
-      </w:r>
-    </w:p>
-    <w:p>
-      <w:pPr>
-        <w:numPr>
-          <w:ilvl w:val="0"/>
-          <w:numId w:val="0"/>
-        </w:numPr>
-        <w:ind w:left="1776" w:firstLine="0"/>
-        <w:spacing w:after="0" w:line="540" w:lineRule="atLeast"/>
-        <w:widowControl w:val="0"/>
-        <w:pBdr>
-          <w:top w:val="nil" w:sz="0" w:space="0" w:color="000000" tmln="20, 20, 20, 0, 0"/>
-          <w:left w:val="nil" w:sz="0" w:space="0" w:color="000000" tmln="20, 20, 20, 0, 0"/>
-          <w:bottom w:val="nil" w:sz="0" w:space="0" w:color="000000" tmln="20, 20, 20, 0, 0"/>
-          <w:right w:val="nil" w:sz="0" w:space="0" w:color="000000" tmln="20, 20, 20, 0, 0"/>
-          <w:between w:val="nil" w:sz="0" w:space="0" w:color="000000" tmln="20, 20, 20, 0, 0"/>
-        </w:pBdr>
-        <w:shd w:val="none"/>
-        <w:rPr>
-          <w:rFonts w:ascii="Times New Roman" w:hAnsi="Times New Roman" w:eastAsia="SimSun" w:cs="Times New Roman"/>
-          <w:sz w:val="20"/>
-          <w:szCs w:val="20"/>
-          <w:lang w:val="pt-br" w:eastAsia="zh-cn" w:bidi="ar-sa"/>
-        </w:rPr>
-      </w:pPr>
-      <w:r>
-        <w:rPr>
-          <w:rFonts w:ascii="Times New Roman" w:hAnsi="Times New Roman" w:eastAsia="SimSun" w:cs="Times New Roman"/>
-          <w:sz w:val="20"/>
-          <w:szCs w:val="20"/>
-          <w:lang w:val="pt-br" w:eastAsia="zh-cn" w:bidi="ar-sa"/>
-        </w:rPr>
-        <w:t>head</w:t>
-      </w:r>
-    </w:p>
-    <w:p>
-      <w:pPr>
-        <w:numPr>
-          <w:ilvl w:val="0"/>
-          <w:numId w:val="0"/>
-        </w:numPr>
-        <w:ind w:left="1776" w:firstLine="0"/>
-        <w:spacing w:after="0" w:line="540" w:lineRule="atLeast"/>
-        <w:widowControl w:val="0"/>
-        <w:pBdr>
-          <w:top w:val="nil" w:sz="0" w:space="0" w:color="000000" tmln="20, 20, 20, 0, 0"/>
-          <w:left w:val="nil" w:sz="0" w:space="0" w:color="000000" tmln="20, 20, 20, 0, 0"/>
-          <w:bottom w:val="nil" w:sz="0" w:space="0" w:color="000000" tmln="20, 20, 20, 0, 0"/>
-          <w:right w:val="nil" w:sz="0" w:space="0" w:color="000000" tmln="20, 20, 20, 0, 0"/>
-          <w:between w:val="nil" w:sz="0" w:space="0" w:color="000000" tmln="20, 20, 20, 0, 0"/>
-        </w:pBdr>
-        <w:shd w:val="none"/>
-        <w:rPr>
-          <w:rFonts w:ascii="Times New Roman" w:hAnsi="Times New Roman" w:eastAsia="SimSun" w:cs="Times New Roman"/>
-          <w:sz w:val="20"/>
-          <w:szCs w:val="20"/>
-          <w:lang w:val="pt-br" w:eastAsia="zh-cn" w:bidi="ar-sa"/>
-        </w:rPr>
-      </w:pPr>
-      <w:r>
-        <w:rPr>
-          <w:rFonts w:ascii="Times New Roman" w:hAnsi="Times New Roman" w:eastAsia="SimSun" w:cs="Times New Roman"/>
-          <w:sz w:val="20"/>
-          <w:szCs w:val="20"/>
-          <w:lang w:val="pt-br" w:eastAsia="zh-cn" w:bidi="ar-sa"/>
-        </w:rPr>
-        <w:t>body{</w:t>
-      </w:r>
-    </w:p>
-    <w:p>
-      <w:pPr>
-        <w:numPr>
-          <w:ilvl w:val="0"/>
-          <w:numId w:val="0"/>
-        </w:numPr>
-        <w:ind w:left="2484" w:firstLine="0"/>
-        <w:spacing w:after="0" w:line="540" w:lineRule="atLeast"/>
-        <w:widowControl w:val="0"/>
-        <w:pBdr>
-          <w:top w:val="nil" w:sz="0" w:space="0" w:color="000000" tmln="20, 20, 20, 0, 0"/>
-          <w:left w:val="nil" w:sz="0" w:space="0" w:color="000000" tmln="20, 20, 20, 0, 0"/>
-          <w:bottom w:val="nil" w:sz="0" w:space="0" w:color="000000" tmln="20, 20, 20, 0, 0"/>
-          <w:right w:val="nil" w:sz="0" w:space="0" w:color="000000" tmln="20, 20, 20, 0, 0"/>
-          <w:between w:val="nil" w:sz="0" w:space="0" w:color="000000" tmln="20, 20, 20, 0, 0"/>
-        </w:pBdr>
-        <w:shd w:val="none"/>
-        <w:rPr>
-          <w:rFonts w:ascii="Times New Roman" w:hAnsi="Times New Roman" w:eastAsia="SimSun" w:cs="Times New Roman"/>
-          <w:sz w:val="20"/>
-          <w:szCs w:val="20"/>
-          <w:lang w:val="pt-br" w:eastAsia="zh-cn" w:bidi="ar-sa"/>
-        </w:rPr>
-      </w:pPr>
-      <w:r>
-        <w:rPr>
-          <w:rFonts w:ascii="Times New Roman" w:hAnsi="Times New Roman" w:eastAsia="SimSun" w:cs="Times New Roman"/>
-          <w:sz w:val="20"/>
-          <w:szCs w:val="20"/>
-          <w:lang w:val="pt-br" w:eastAsia="zh-cn" w:bidi="ar-sa"/>
-        </w:rPr>
-        <w:t>&lt;table id=’conteiner’&gt;{</w:t>
-      </w:r>
-    </w:p>
-    <w:p>
-      <w:pPr>
-        <w:numPr>
-          <w:ilvl w:val="0"/>
-          <w:numId w:val="0"/>
-        </w:numPr>
-        <w:ind w:left="2484" w:firstLine="0"/>
-        <w:spacing w:after="0" w:line="540" w:lineRule="atLeast"/>
-        <w:widowControl w:val="0"/>
-        <w:pBdr>
-          <w:top w:val="nil" w:sz="0" w:space="0" w:color="000000" tmln="20, 20, 20, 0, 0"/>
-          <w:left w:val="nil" w:sz="0" w:space="0" w:color="000000" tmln="20, 20, 20, 0, 0"/>
-          <w:bottom w:val="nil" w:sz="0" w:space="0" w:color="000000" tmln="20, 20, 20, 0, 0"/>
-          <w:right w:val="nil" w:sz="0" w:space="0" w:color="000000" tmln="20, 20, 20, 0, 0"/>
-          <w:between w:val="nil" w:sz="0" w:space="0" w:color="000000" tmln="20, 20, 20, 0, 0"/>
-        </w:pBdr>
-        <w:shd w:val="none"/>
-        <w:rPr>
-          <w:rFonts w:ascii="Times New Roman" w:hAnsi="Times New Roman" w:eastAsia="SimSun" w:cs="Times New Roman"/>
-          <w:sz w:val="20"/>
-          <w:szCs w:val="20"/>
-          <w:lang w:val="pt-br" w:eastAsia="zh-cn" w:bidi="ar-sa"/>
-        </w:rPr>
-      </w:pPr>
-      <w:r>
-        <w:rPr>
-          <w:rFonts w:ascii="Times New Roman" w:hAnsi="Times New Roman" w:eastAsia="SimSun" w:cs="Times New Roman"/>
-          <w:sz w:val="20"/>
-          <w:szCs w:val="20"/>
-          <w:lang w:val="pt-br" w:eastAsia="zh-cn" w:bidi="ar-sa"/>
-        </w:rPr>
-        <w:t>}</w:t>
-      </w:r>
-    </w:p>
-    <w:p>
-      <w:pPr>
-        <w:numPr>
-          <w:ilvl w:val="0"/>
-          <w:numId w:val="0"/>
-        </w:numPr>
-        <w:ind w:left="2484" w:firstLine="0"/>
-        <w:spacing w:after="0" w:line="540" w:lineRule="atLeast"/>
-        <w:widowControl w:val="0"/>
-        <w:pBdr>
-          <w:top w:val="nil" w:sz="0" w:space="0" w:color="000000" tmln="20, 20, 20, 0, 0"/>
-          <w:left w:val="nil" w:sz="0" w:space="0" w:color="000000" tmln="20, 20, 20, 0, 0"/>
-          <w:bottom w:val="nil" w:sz="0" w:space="0" w:color="000000" tmln="20, 20, 20, 0, 0"/>
-          <w:right w:val="nil" w:sz="0" w:space="0" w:color="000000" tmln="20, 20, 20, 0, 0"/>
-          <w:between w:val="nil" w:sz="0" w:space="0" w:color="000000" tmln="20, 20, 20, 0, 0"/>
-        </w:pBdr>
-        <w:shd w:val="none"/>
-        <w:rPr>
-          <w:rFonts w:ascii="Times New Roman" w:hAnsi="Times New Roman" w:eastAsia="SimSun" w:cs="Times New Roman"/>
-          <w:sz w:val="20"/>
-          <w:szCs w:val="20"/>
-          <w:lang w:val="pt-br" w:eastAsia="zh-cn" w:bidi="ar-sa"/>
-        </w:rPr>
-      </w:pPr>
-      <w:r>
-        <w:rPr>
-          <w:rFonts w:ascii="Times New Roman" w:hAnsi="Times New Roman" w:eastAsia="SimSun" w:cs="Times New Roman"/>
-          <w:sz w:val="20"/>
-          <w:szCs w:val="20"/>
-          <w:lang w:val="pt-br" w:eastAsia="zh-cn" w:bidi="ar-sa"/>
-        </w:rPr>
+        <w:ind w:left="1788" w:firstLine="0"/>
+        <w:spacing w:after="0" w:line="540" w:lineRule="atLeast"/>
+        <w:widowControl w:val="0"/>
+        <w:pBdr>
+          <w:top w:val="nil" w:sz="0" w:space="0" w:color="000000" tmln="20, 20, 20, 0, 0"/>
+          <w:left w:val="nil" w:sz="0" w:space="0" w:color="000000" tmln="20, 20, 20, 0, 0"/>
+          <w:bottom w:val="nil" w:sz="0" w:space="0" w:color="000000" tmln="20, 20, 20, 0, 0"/>
+          <w:right w:val="nil" w:sz="0" w:space="0" w:color="000000" tmln="20, 20, 20, 0, 0"/>
+          <w:between w:val="nil" w:sz="0" w:space="0" w:color="000000" tmln="20, 20, 20, 0, 0"/>
+        </w:pBdr>
+        <w:shd w:val="none"/>
+        <w:rPr>
+          <w:rFonts w:ascii="Times New Roman" w:hAnsi="Times New Roman" w:eastAsia="SimSun" w:cs="Times New Roman"/>
+          <w:sz w:val="20"/>
+          <w:szCs w:val="20"/>
+          <w:lang w:eastAsia="zh-cn"/>
+        </w:rPr>
+      </w:pPr>
+      <w:r>
+        <w:rPr>
+          <w:rFonts w:ascii="Times New Roman" w:hAnsi="Times New Roman" w:eastAsia="SimSun" w:cs="Times New Roman"/>
+          <w:sz w:val="20"/>
+          <w:szCs w:val="20"/>
+          <w:lang w:eastAsia="zh-cn"/>
+        </w:rPr>
+        <w:t>Caso no navegador do usuario não consiga visualizar o iframe, você pode colocar um texto ou alguem link para aparecer no lugar do iframe. Para isso coloque o conteudo secundario entre a abertura da tag e o fechamento dela e fora dos parametros.</w:t>
       </w:r>
     </w:p>
     <w:sectPr>
@@ -14310,13 +16037,11 @@
     <w:name w:val="Bullet 35"/>
     <w:lvl w:ilvl="0">
       <w:numFmt w:val="bullet"/>
+      <w:suff w:val="tab"/>
       <w:lvlText w:val=""/>
       <w:lvlJc w:val="left"/>
       <w:pPr>
-        <w:tabs>
-          <w:tab w:val="num" w:pos="360"/>
-        </w:tabs>
-        <w:ind w:left="360" w:hanging="360"/>
+        <w:ind w:left="0" w:hanging="0"/>
       </w:pPr>
       <w:rPr>
         <w:rFonts w:ascii="Wingdings" w:hAnsi="Wingdings" w:eastAsia="Wingdings" w:cs="Wingdings"/>
@@ -14328,13 +16053,59 @@
     <w:name w:val="Bullet 36"/>
     <w:lvl w:ilvl="0">
       <w:numFmt w:val="bullet"/>
+      <w:suff w:val="tab"/>
       <w:lvlText w:val=""/>
       <w:lvlJc w:val="left"/>
       <w:pPr>
+        <w:ind w:left="0" w:hanging="0"/>
+      </w:pPr>
+      <w:rPr>
+        <w:rFonts w:ascii="Wingdings" w:hAnsi="Wingdings" w:eastAsia="Wingdings" w:cs="Wingdings"/>
+      </w:rPr>
+    </w:lvl>
+  </w:abstractNum>
+  <w:abstractNum w:abstractNumId="37">
+    <w:multiLevelType w:val="singleLevel"/>
+    <w:name w:val="Bullet 37"/>
+    <w:lvl w:ilvl="0">
+      <w:numFmt w:val="bullet"/>
+      <w:suff w:val="tab"/>
+      <w:lvlText w:val=""/>
+      <w:lvlJc w:val="left"/>
+      <w:pPr>
+        <w:ind w:left="0" w:hanging="0"/>
+      </w:pPr>
+      <w:rPr>
+        <w:rFonts w:ascii="Wingdings" w:hAnsi="Wingdings" w:eastAsia="Wingdings" w:cs="Wingdings"/>
+      </w:rPr>
+    </w:lvl>
+  </w:abstractNum>
+  <w:abstractNum w:abstractNumId="38">
+    <w:multiLevelType w:val="singleLevel"/>
+    <w:name w:val="Bullet 38"/>
+    <w:lvl w:ilvl="0">
+      <w:start w:val="1"/>
+      <w:numFmt w:val="decimal"/>
+      <w:suff w:val="tab"/>
+      <w:lvlText w:val="%1."/>
+      <w:lvlJc w:val="left"/>
+      <w:pPr>
+        <w:ind w:left="0" w:hanging="0"/>
+      </w:pPr>
+    </w:lvl>
+  </w:abstractNum>
+  <w:abstractNum w:abstractNumId="39">
+    <w:multiLevelType w:val="singleLevel"/>
+    <w:name w:val="Bullet 39"/>
+    <w:lvl w:ilvl="0">
+      <w:numFmt w:val="bullet"/>
+      <w:lvlText w:val=""/>
+      <w:lvlJc w:val="left"/>
+      <w:pPr>
         <w:tabs>
-          <w:tab w:val="num" w:pos="283"/>
+          <w:tab w:val="num" w:pos="360"/>
         </w:tabs>
-        <w:ind w:left="283" w:hanging="283"/>
+        <w:ind w:left="360" w:hanging="360"/>
       </w:pPr>
       <w:rPr>
         <w:rFonts w:ascii="Wingdings" w:hAnsi="Wingdings" w:eastAsia="Wingdings" w:cs="Wingdings"/>
@@ -14450,6 +16221,15 @@
     <w:abstractNumId w:val="36"/>
   </w:num>
   <w:num w:numId="37">
+    <w:abstractNumId w:val="37"/>
+  </w:num>
+  <w:num w:numId="38">
+    <w:abstractNumId w:val="38"/>
+  </w:num>
+  <w:num w:numId="39">
+    <w:abstractNumId w:val="39"/>
+  </w:num>
+  <w:num w:numId="40">
     <w:abstractNumId w:val="0"/>
   </w:num>
 </w:numbering>

--- a/ANOTAÇÕES/Anotações 3.docx
+++ b/ANOTAÇÕES/Anotações 3.docx
@@ -216,7 +216,7 @@
         <w:tc>
           <w:tcPr>
             <w:tcW w:w="2091" w:type="dxa"/>
-            <w:tmTcPr id="1750928291" protected="0"/>
+            <w:tmTcPr id="1750970129" protected="0"/>
           </w:tcPr>
           <w:p>
             <w:pPr/>
@@ -228,7 +228,7 @@
         <w:tc>
           <w:tcPr>
             <w:tcW w:w="2091" w:type="dxa"/>
-            <w:tmTcPr id="1750928291" protected="0"/>
+            <w:tmTcPr id="1750970129" protected="0"/>
           </w:tcPr>
           <w:p>
             <w:pPr/>
@@ -240,7 +240,7 @@
         <w:tc>
           <w:tcPr>
             <w:tcW w:w="2091" w:type="dxa"/>
-            <w:tmTcPr id="1750928291" protected="0"/>
+            <w:tmTcPr id="1750970129" protected="0"/>
           </w:tcPr>
           <w:p>
             <w:pPr/>
@@ -252,7 +252,7 @@
         <w:tc>
           <w:tcPr>
             <w:tcW w:w="2091" w:type="dxa"/>
-            <w:tmTcPr id="1750928291" protected="0"/>
+            <w:tmTcPr id="1750970129" protected="0"/>
           </w:tcPr>
           <w:p>
             <w:pPr/>
@@ -269,7 +269,7 @@
         <w:tc>
           <w:tcPr>
             <w:tcW w:w="2091" w:type="dxa"/>
-            <w:tmTcPr id="1750928291" protected="0"/>
+            <w:tmTcPr id="1750970129" protected="0"/>
           </w:tcPr>
           <w:p>
             <w:pPr/>
@@ -281,7 +281,7 @@
         <w:tc>
           <w:tcPr>
             <w:tcW w:w="2091" w:type="dxa"/>
-            <w:tmTcPr id="1750928291" protected="0"/>
+            <w:tmTcPr id="1750970129" protected="0"/>
           </w:tcPr>
           <w:p>
             <w:pPr/>
@@ -293,7 +293,7 @@
         <w:tc>
           <w:tcPr>
             <w:tcW w:w="2091" w:type="dxa"/>
-            <w:tmTcPr id="1750928291" protected="0"/>
+            <w:tmTcPr id="1750970129" protected="0"/>
           </w:tcPr>
           <w:p>
             <w:pPr/>
@@ -305,7 +305,7 @@
         <w:tc>
           <w:tcPr>
             <w:tcW w:w="2091" w:type="dxa"/>
-            <w:tmTcPr id="1750928291" protected="0"/>
+            <w:tmTcPr id="1750970129" protected="0"/>
           </w:tcPr>
           <w:p>
             <w:pPr/>
@@ -375,7 +375,7 @@
         <w:tc>
           <w:tcPr>
             <w:tcW w:w="3248" w:type="dxa"/>
-            <w:tmTcPr id="1750928291" protected="0"/>
+            <w:tmTcPr id="1750970129" protected="0"/>
           </w:tcPr>
           <w:p>
             <w:pPr>
@@ -390,7 +390,7 @@
         <w:tc>
           <w:tcPr>
             <w:tcW w:w="3257" w:type="dxa"/>
-            <w:tmTcPr id="1750928291" protected="0"/>
+            <w:tmTcPr id="1750970129" protected="0"/>
           </w:tcPr>
           <w:p>
             <w:pPr>
@@ -405,7 +405,7 @@
         <w:tc>
           <w:tcPr>
             <w:tcW w:w="3231" w:type="dxa"/>
-            <w:tmTcPr id="1750928291" protected="0"/>
+            <w:tmTcPr id="1750970129" protected="0"/>
           </w:tcPr>
           <w:p>
             <w:pPr>
@@ -427,7 +427,7 @@
         <w:tc>
           <w:tcPr>
             <w:tcW w:w="3248" w:type="dxa"/>
-            <w:tmTcPr id="1750928291" protected="0"/>
+            <w:tmTcPr id="1750970129" protected="0"/>
           </w:tcPr>
           <w:p>
             <w:pPr/>
@@ -439,7 +439,7 @@
         <w:tc>
           <w:tcPr>
             <w:tcW w:w="3257" w:type="dxa"/>
-            <w:tmTcPr id="1750928291" protected="0"/>
+            <w:tmTcPr id="1750970129" protected="0"/>
           </w:tcPr>
           <w:p>
             <w:pPr/>
@@ -451,7 +451,7 @@
         <w:tc>
           <w:tcPr>
             <w:tcW w:w="3231" w:type="dxa"/>
-            <w:tmTcPr id="1750928291" protected="0"/>
+            <w:tmTcPr id="1750970129" protected="0"/>
           </w:tcPr>
           <w:p>
             <w:pPr/>
@@ -470,7 +470,7 @@
         <w:tc>
           <w:tcPr>
             <w:tcW w:w="3248" w:type="dxa"/>
-            <w:tmTcPr id="1750928291" protected="0"/>
+            <w:tmTcPr id="1750970129" protected="0"/>
           </w:tcPr>
           <w:p>
             <w:pPr/>
@@ -482,7 +482,7 @@
         <w:tc>
           <w:tcPr>
             <w:tcW w:w="3257" w:type="dxa"/>
-            <w:tmTcPr id="1750928291" protected="0"/>
+            <w:tmTcPr id="1750970129" protected="0"/>
           </w:tcPr>
           <w:p>
             <w:pPr/>
@@ -494,7 +494,7 @@
         <w:tc>
           <w:tcPr>
             <w:tcW w:w="3231" w:type="dxa"/>
-            <w:tmTcPr id="1750928291" protected="0"/>
+            <w:tmTcPr id="1750970129" protected="0"/>
           </w:tcPr>
           <w:p>
             <w:pPr/>
@@ -513,7 +513,7 @@
         <w:tc>
           <w:tcPr>
             <w:tcW w:w="3248" w:type="dxa"/>
-            <w:tmTcPr id="1750928291" protected="0"/>
+            <w:tmTcPr id="1750970129" protected="0"/>
           </w:tcPr>
           <w:p>
             <w:pPr/>
@@ -525,7 +525,7 @@
         <w:tc>
           <w:tcPr>
             <w:tcW w:w="3257" w:type="dxa"/>
-            <w:tmTcPr id="1750928291" protected="0"/>
+            <w:tmTcPr id="1750970129" protected="0"/>
           </w:tcPr>
           <w:p>
             <w:pPr/>
@@ -537,7 +537,7 @@
         <w:tc>
           <w:tcPr>
             <w:tcW w:w="3231" w:type="dxa"/>
-            <w:tmTcPr id="1750928291" protected="0"/>
+            <w:tmTcPr id="1750970129" protected="0"/>
           </w:tcPr>
           <w:p>
             <w:pPr/>
@@ -860,7 +860,7 @@
         <w:tc>
           <w:tcPr>
             <w:tcW w:w="4848" w:type="dxa"/>
-            <w:tmTcPr id="1750928291" protected="0"/>
+            <w:tmTcPr id="1750970129" protected="0"/>
           </w:tcPr>
           <w:p>
             <w:pPr>
@@ -875,7 +875,7 @@
         <w:tc>
           <w:tcPr>
             <w:tcW w:w="4888" w:type="dxa"/>
-            <w:tmTcPr id="1750928291" protected="0"/>
+            <w:tmTcPr id="1750970129" protected="0"/>
           </w:tcPr>
           <w:p>
             <w:pPr>
@@ -897,7 +897,7 @@
         <w:tc>
           <w:tcPr>
             <w:tcW w:w="4848" w:type="dxa"/>
-            <w:tmTcPr id="1750928291" protected="0"/>
+            <w:tmTcPr id="1750970129" protected="0"/>
           </w:tcPr>
           <w:p>
             <w:pPr>
@@ -912,7 +912,7 @@
         <w:tc>
           <w:tcPr>
             <w:tcW w:w="4888" w:type="dxa"/>
-            <w:tmTcPr id="1750928291" protected="0"/>
+            <w:tmTcPr id="1750970129" protected="0"/>
           </w:tcPr>
           <w:p>
             <w:pPr>
@@ -934,7 +934,7 @@
         <w:tc>
           <w:tcPr>
             <w:tcW w:w="4848" w:type="dxa"/>
-            <w:tmTcPr id="1750928291" protected="0"/>
+            <w:tmTcPr id="1750970129" protected="0"/>
           </w:tcPr>
           <w:p>
             <w:pPr>
@@ -949,7 +949,7 @@
         <w:tc>
           <w:tcPr>
             <w:tcW w:w="4888" w:type="dxa"/>
-            <w:tmTcPr id="1750928291" protected="0"/>
+            <w:tmTcPr id="1750970129" protected="0"/>
           </w:tcPr>
           <w:p>
             <w:pPr>
@@ -971,7 +971,7 @@
         <w:tc>
           <w:tcPr>
             <w:tcW w:w="4848" w:type="dxa"/>
-            <w:tmTcPr id="1750928291" protected="0"/>
+            <w:tmTcPr id="1750970129" protected="0"/>
           </w:tcPr>
           <w:p>
             <w:pPr>
@@ -986,7 +986,7 @@
         <w:tc>
           <w:tcPr>
             <w:tcW w:w="4888" w:type="dxa"/>
-            <w:tmTcPr id="1750928291" protected="0"/>
+            <w:tmTcPr id="1750970129" protected="0"/>
           </w:tcPr>
           <w:p>
             <w:pPr>
@@ -1008,7 +1008,7 @@
         <w:tc>
           <w:tcPr>
             <w:tcW w:w="4848" w:type="dxa"/>
-            <w:tmTcPr id="1750928291" protected="0"/>
+            <w:tmTcPr id="1750970129" protected="0"/>
           </w:tcPr>
           <w:p>
             <w:pPr>
@@ -1023,7 +1023,7 @@
         <w:tc>
           <w:tcPr>
             <w:tcW w:w="4888" w:type="dxa"/>
-            <w:tmTcPr id="1750928291" protected="0"/>
+            <w:tmTcPr id="1750970129" protected="0"/>
           </w:tcPr>
           <w:p>
             <w:pPr>
@@ -1045,7 +1045,7 @@
         <w:tc>
           <w:tcPr>
             <w:tcW w:w="4848" w:type="dxa"/>
-            <w:tmTcPr id="1750928291" protected="0"/>
+            <w:tmTcPr id="1750970129" protected="0"/>
           </w:tcPr>
           <w:p>
             <w:pPr>
@@ -1060,7 +1060,7 @@
         <w:tc>
           <w:tcPr>
             <w:tcW w:w="4888" w:type="dxa"/>
-            <w:tmTcPr id="1750928291" protected="0"/>
+            <w:tmTcPr id="1750970129" protected="0"/>
           </w:tcPr>
           <w:p>
             <w:pPr>
@@ -1082,7 +1082,7 @@
         <w:tc>
           <w:tcPr>
             <w:tcW w:w="4848" w:type="dxa"/>
-            <w:tmTcPr id="1750928291" protected="0"/>
+            <w:tmTcPr id="1750970129" protected="0"/>
           </w:tcPr>
           <w:p>
             <w:pPr>
@@ -1097,7 +1097,7 @@
         <w:tc>
           <w:tcPr>
             <w:tcW w:w="4888" w:type="dxa"/>
-            <w:tmTcPr id="1750928291" protected="0"/>
+            <w:tmTcPr id="1750970129" protected="0"/>
           </w:tcPr>
           <w:p>
             <w:pPr>
@@ -14218,14 +14218,18 @@
         <w:shd w:val="none"/>
         <w:rPr>
           <w:rFonts w:ascii="Times New Roman" w:hAnsi="Times New Roman" w:eastAsia="SimSun" w:cs="Times New Roman"/>
-          <w:sz w:val="20"/>
-          <w:szCs w:val="20"/>
-          <w:lang w:eastAsia="zh-cn"/>
-        </w:rPr>
-      </w:pPr>
-      <w:r>
-        <w:rPr>
-          <w:rFonts w:ascii="Times New Roman" w:hAnsi="Times New Roman" w:eastAsia="SimSun" w:cs="Times New Roman"/>
+          <w:b/>
+          <w:bCs/>
+          <w:sz w:val="20"/>
+          <w:szCs w:val="20"/>
+          <w:lang w:eastAsia="zh-cn"/>
+        </w:rPr>
+      </w:pPr>
+      <w:r>
+        <w:rPr>
+          <w:rFonts w:ascii="Times New Roman" w:hAnsi="Times New Roman" w:eastAsia="SimSun" w:cs="Times New Roman"/>
+          <w:b/>
+          <w:bCs/>
           <w:sz w:val="20"/>
           <w:szCs w:val="20"/>
           <w:lang w:eastAsia="zh-cn"/>
@@ -14282,14 +14286,18 @@
         <w:shd w:val="none"/>
         <w:rPr>
           <w:rFonts w:ascii="Times New Roman" w:hAnsi="Times New Roman" w:eastAsia="SimSun" w:cs="Times New Roman"/>
-          <w:sz w:val="20"/>
-          <w:szCs w:val="20"/>
-          <w:lang w:eastAsia="zh-cn"/>
-        </w:rPr>
-      </w:pPr>
-      <w:r>
-        <w:rPr>
-          <w:rFonts w:ascii="Times New Roman" w:hAnsi="Times New Roman" w:eastAsia="SimSun" w:cs="Times New Roman"/>
+          <w:b/>
+          <w:bCs/>
+          <w:sz w:val="20"/>
+          <w:szCs w:val="20"/>
+          <w:lang w:eastAsia="zh-cn"/>
+        </w:rPr>
+      </w:pPr>
+      <w:r>
+        <w:rPr>
+          <w:rFonts w:ascii="Times New Roman" w:hAnsi="Times New Roman" w:eastAsia="SimSun" w:cs="Times New Roman"/>
+          <w:b/>
+          <w:bCs/>
           <w:sz w:val="20"/>
           <w:szCs w:val="20"/>
           <w:lang w:eastAsia="zh-cn"/>
@@ -14346,14 +14354,18 @@
         <w:shd w:val="none"/>
         <w:rPr>
           <w:rFonts w:ascii="Times New Roman" w:hAnsi="Times New Roman" w:eastAsia="SimSun" w:cs="Times New Roman"/>
-          <w:sz w:val="20"/>
-          <w:szCs w:val="20"/>
-          <w:lang w:eastAsia="zh-cn"/>
-        </w:rPr>
-      </w:pPr>
-      <w:r>
-        <w:rPr>
-          <w:rFonts w:ascii="Times New Roman" w:hAnsi="Times New Roman" w:eastAsia="SimSun" w:cs="Times New Roman"/>
+          <w:b/>
+          <w:bCs/>
+          <w:sz w:val="20"/>
+          <w:szCs w:val="20"/>
+          <w:lang w:eastAsia="zh-cn"/>
+        </w:rPr>
+      </w:pPr>
+      <w:r>
+        <w:rPr>
+          <w:rFonts w:ascii="Times New Roman" w:hAnsi="Times New Roman" w:eastAsia="SimSun" w:cs="Times New Roman"/>
+          <w:b/>
+          <w:bCs/>
           <w:sz w:val="20"/>
           <w:szCs w:val="20"/>
           <w:lang w:eastAsia="zh-cn"/>
@@ -14422,7 +14434,7 @@
           <w:szCs w:val="20"/>
           <w:lang w:eastAsia="zh-cn"/>
         </w:rPr>
-        <w:t>height: altura em px;</w:t>
+        <w:t>height: altura em px;  (não obrigatório)</w:t>
       </w:r>
     </w:p>
     <w:p>
@@ -14456,7 +14468,7 @@
           <w:szCs w:val="20"/>
           <w:lang w:eastAsia="zh-cn"/>
         </w:rPr>
-        <w:t>Frameborder: borda (zero representa sem bordar e qualquer outro valor representa a bordar padrão)</w:t>
+        <w:t>weight: largura em px (não obrigatório)</w:t>
       </w:r>
     </w:p>
     <w:p>
@@ -14490,6 +14502,40 @@
           <w:szCs w:val="20"/>
           <w:lang w:eastAsia="zh-cn"/>
         </w:rPr>
+        <w:t>Frameborder: borda (zero representa sem bordar e qualquer outro valor representa a bordar padrão)</w:t>
+      </w:r>
+    </w:p>
+    <w:p>
+      <w:pPr>
+        <w:numPr>
+          <w:ilvl w:val="0"/>
+          <w:numId w:val="38"/>
+        </w:numPr>
+        <w:ind w:left="2844" w:hanging="360"/>
+        <w:spacing w:after="0" w:line="540" w:lineRule="atLeast"/>
+        <w:widowControl w:val="0"/>
+        <w:pBdr>
+          <w:top w:val="nil" w:sz="0" w:space="0" w:color="000000" tmln="20, 20, 20, 0, 0"/>
+          <w:left w:val="nil" w:sz="0" w:space="0" w:color="000000" tmln="20, 20, 20, 0, 0"/>
+          <w:bottom w:val="nil" w:sz="0" w:space="0" w:color="000000" tmln="20, 20, 20, 0, 0"/>
+          <w:right w:val="nil" w:sz="0" w:space="0" w:color="000000" tmln="20, 20, 20, 0, 0"/>
+          <w:between w:val="nil" w:sz="0" w:space="0" w:color="000000" tmln="20, 20, 20, 0, 0"/>
+        </w:pBdr>
+        <w:shd w:val="none"/>
+        <w:rPr>
+          <w:rFonts w:ascii="Times New Roman" w:hAnsi="Times New Roman" w:eastAsia="SimSun" w:cs="Times New Roman"/>
+          <w:sz w:val="20"/>
+          <w:szCs w:val="20"/>
+          <w:lang w:eastAsia="zh-cn"/>
+        </w:rPr>
+      </w:pPr>
+      <w:r>
+        <w:rPr>
+          <w:rFonts w:ascii="Times New Roman" w:hAnsi="Times New Roman" w:eastAsia="SimSun" w:cs="Times New Roman"/>
+          <w:sz w:val="20"/>
+          <w:szCs w:val="20"/>
+          <w:lang w:eastAsia="zh-cn"/>
+        </w:rPr>
         <w:t xml:space="preserve">scolling: </w:t>
       </w:r>
       <w:r>
@@ -14611,19 +14657,544 @@
         <w:shd w:val="none"/>
         <w:rPr>
           <w:rFonts w:ascii="Times New Roman" w:hAnsi="Times New Roman" w:eastAsia="SimSun" w:cs="Times New Roman"/>
-          <w:sz w:val="20"/>
-          <w:szCs w:val="20"/>
-          <w:lang w:eastAsia="zh-cn"/>
-        </w:rPr>
-      </w:pPr>
-      <w:r>
-        <w:rPr>
-          <w:rFonts w:ascii="Times New Roman" w:hAnsi="Times New Roman" w:eastAsia="SimSun" w:cs="Times New Roman"/>
+          <w:b/>
+          <w:bCs/>
+          <w:sz w:val="20"/>
+          <w:szCs w:val="20"/>
+          <w:lang w:eastAsia="zh-cn"/>
+        </w:rPr>
+      </w:pPr>
+      <w:r>
+        <w:rPr>
+          <w:rFonts w:ascii="Times New Roman" w:hAnsi="Times New Roman" w:eastAsia="SimSun" w:cs="Times New Roman"/>
+          <w:b/>
+          <w:bCs/>
           <w:sz w:val="20"/>
           <w:szCs w:val="20"/>
           <w:lang w:eastAsia="zh-cn"/>
         </w:rPr>
         <w:t>Iframe - conteudo secundario</w:t>
+      </w:r>
+    </w:p>
+    <w:p>
+      <w:pPr>
+        <w:ind w:left="1788"/>
+        <w:spacing w:after="0" w:line="540" w:lineRule="atLeast"/>
+        <w:widowControl w:val="0"/>
+        <w:pBdr>
+          <w:top w:val="nil" w:sz="0" w:space="0" w:color="000000" tmln="20, 20, 20, 0, 0"/>
+          <w:left w:val="nil" w:sz="0" w:space="0" w:color="000000" tmln="20, 20, 20, 0, 0"/>
+          <w:bottom w:val="nil" w:sz="0" w:space="0" w:color="000000" tmln="20, 20, 20, 0, 0"/>
+          <w:right w:val="nil" w:sz="0" w:space="0" w:color="000000" tmln="20, 20, 20, 0, 0"/>
+          <w:between w:val="nil" w:sz="0" w:space="0" w:color="000000" tmln="20, 20, 20, 0, 0"/>
+        </w:pBdr>
+        <w:shd w:val="none"/>
+        <w:rPr>
+          <w:rFonts w:ascii="Times New Roman" w:hAnsi="Times New Roman" w:eastAsia="SimSun" w:cs="Times New Roman"/>
+          <w:sz w:val="20"/>
+          <w:szCs w:val="20"/>
+          <w:lang w:eastAsia="zh-cn"/>
+        </w:rPr>
+      </w:pPr>
+      <w:r>
+        <w:rPr>
+          <w:rFonts w:ascii="Times New Roman" w:hAnsi="Times New Roman" w:eastAsia="SimSun" w:cs="Times New Roman"/>
+          <w:sz w:val="20"/>
+          <w:szCs w:val="20"/>
+          <w:lang w:eastAsia="zh-cn"/>
+        </w:rPr>
+        <w:t>Caso no navegador do usuario não consiga visualizar o iframe, você pode colocar um texto ou alguem link para aparecer no lugar do iframe. Para isso coloque o conteudo secundario entre a abertura da tag e o fechamento dela e fora dos parametros.</w:t>
+      </w:r>
+    </w:p>
+    <w:p>
+      <w:pPr>
+        <w:ind w:left="1788"/>
+        <w:spacing w:after="0" w:line="540" w:lineRule="atLeast"/>
+        <w:widowControl w:val="0"/>
+        <w:pBdr>
+          <w:top w:val="nil" w:sz="0" w:space="0" w:color="000000" tmln="20, 20, 20, 0, 0"/>
+          <w:left w:val="nil" w:sz="0" w:space="0" w:color="000000" tmln="20, 20, 20, 0, 0"/>
+          <w:bottom w:val="nil" w:sz="0" w:space="0" w:color="000000" tmln="20, 20, 20, 0, 0"/>
+          <w:right w:val="nil" w:sz="0" w:space="0" w:color="000000" tmln="20, 20, 20, 0, 0"/>
+          <w:between w:val="nil" w:sz="0" w:space="0" w:color="000000" tmln="20, 20, 20, 0, 0"/>
+        </w:pBdr>
+        <w:shd w:val="none"/>
+        <w:rPr>
+          <w:rFonts w:ascii="Times New Roman" w:hAnsi="Times New Roman" w:eastAsia="SimSun" w:cs="Times New Roman"/>
+          <w:sz w:val="20"/>
+          <w:szCs w:val="20"/>
+          <w:lang w:eastAsia="zh-cn"/>
+        </w:rPr>
+      </w:pPr>
+      <w:r>
+        <w:rPr>
+          <w:rFonts w:ascii="Times New Roman" w:hAnsi="Times New Roman" w:eastAsia="SimSun" w:cs="Times New Roman"/>
+          <w:sz w:val="20"/>
+          <w:szCs w:val="20"/>
+          <w:lang w:eastAsia="zh-cn"/>
+        </w:rPr>
+        <w:t>&lt;iframe src="https://gustavoguanabara.github.io" frameborder="0" scolling="auto"&gt;</w:t>
+      </w:r>
+    </w:p>
+    <w:p>
+      <w:pPr>
+        <w:spacing w:after="0" w:line="540" w:lineRule="atLeast"/>
+        <w:widowControl w:val="0"/>
+        <w:pBdr>
+          <w:top w:val="nil" w:sz="0" w:space="0" w:color="000000" tmln="20, 20, 20, 0, 0"/>
+          <w:left w:val="nil" w:sz="0" w:space="0" w:color="000000" tmln="20, 20, 20, 0, 0"/>
+          <w:bottom w:val="nil" w:sz="0" w:space="0" w:color="000000" tmln="20, 20, 20, 0, 0"/>
+          <w:right w:val="nil" w:sz="0" w:space="0" w:color="000000" tmln="20, 20, 20, 0, 0"/>
+          <w:between w:val="nil" w:sz="0" w:space="0" w:color="000000" tmln="20, 20, 20, 0, 0"/>
+        </w:pBdr>
+        <w:shd w:val="none"/>
+        <w:rPr>
+          <w:rFonts w:ascii="Times New Roman" w:hAnsi="Times New Roman" w:eastAsia="SimSun" w:cs="Times New Roman"/>
+          <w:sz w:val="20"/>
+          <w:szCs w:val="20"/>
+          <w:lang w:eastAsia="zh-cn"/>
+        </w:rPr>
+      </w:pPr>
+      <w:r>
+        <w:rPr>
+          <w:rFonts w:ascii="Times New Roman" w:hAnsi="Times New Roman" w:eastAsia="SimSun" w:cs="Times New Roman"/>
+          <w:sz w:val="20"/>
+          <w:szCs w:val="20"/>
+          <w:lang w:eastAsia="zh-cn"/>
+        </w:rPr>
+        <w:t>   </w:t>
+        <w:tab/>
+        <w:tab/>
+        <w:tab/>
+        <w:t>no &lt;a href="https://gustavoguanabara.github.io" target="_blank" rel="nofollow"&gt;GitHub&lt;/a&gt;</w:t>
+      </w:r>
+    </w:p>
+    <w:p>
+      <w:pPr>
+        <w:ind w:left="1788"/>
+        <w:spacing w:after="0" w:line="540" w:lineRule="atLeast"/>
+        <w:widowControl w:val="0"/>
+        <w:pBdr>
+          <w:top w:val="nil" w:sz="0" w:space="0" w:color="000000" tmln="20, 20, 20, 0, 0"/>
+          <w:left w:val="nil" w:sz="0" w:space="0" w:color="000000" tmln="20, 20, 20, 0, 0"/>
+          <w:bottom w:val="nil" w:sz="0" w:space="0" w:color="000000" tmln="20, 20, 20, 0, 0"/>
+          <w:right w:val="nil" w:sz="0" w:space="0" w:color="000000" tmln="20, 20, 20, 0, 0"/>
+          <w:between w:val="nil" w:sz="0" w:space="0" w:color="000000" tmln="20, 20, 20, 0, 0"/>
+        </w:pBdr>
+        <w:shd w:val="none"/>
+        <w:rPr>
+          <w:rFonts w:ascii="Times New Roman" w:hAnsi="Times New Roman" w:eastAsia="SimSun" w:cs="Times New Roman"/>
+          <w:sz w:val="20"/>
+          <w:szCs w:val="20"/>
+          <w:lang w:eastAsia="zh-cn"/>
+        </w:rPr>
+      </w:pPr>
+      <w:r>
+        <w:rPr>
+          <w:rFonts w:ascii="Times New Roman" w:hAnsi="Times New Roman" w:eastAsia="SimSun" w:cs="Times New Roman"/>
+          <w:sz w:val="20"/>
+          <w:szCs w:val="20"/>
+          <w:lang w:eastAsia="zh-cn"/>
+        </w:rPr>
+        <w:t>    &lt;/iframe&gt;</w:t>
+      </w:r>
+    </w:p>
+    <w:p>
+      <w:pPr>
+        <w:ind w:left="1080"/>
+        <w:spacing w:after="0" w:line="540" w:lineRule="atLeast"/>
+        <w:widowControl w:val="0"/>
+        <w:pBdr>
+          <w:top w:val="nil" w:sz="0" w:space="0" w:color="000000" tmln="20, 20, 20, 0, 0"/>
+          <w:left w:val="nil" w:sz="0" w:space="0" w:color="000000" tmln="20, 20, 20, 0, 0"/>
+          <w:bottom w:val="nil" w:sz="0" w:space="0" w:color="000000" tmln="20, 20, 20, 0, 0"/>
+          <w:right w:val="nil" w:sz="0" w:space="0" w:color="000000" tmln="20, 20, 20, 0, 0"/>
+          <w:between w:val="nil" w:sz="0" w:space="0" w:color="000000" tmln="20, 20, 20, 0, 0"/>
+        </w:pBdr>
+        <w:shd w:val="none"/>
+        <w:rPr>
+          <w:rFonts w:ascii="Times New Roman" w:hAnsi="Times New Roman" w:eastAsia="SimSun" w:cs="Times New Roman"/>
+          <w:b/>
+          <w:bCs/>
+          <w:sz w:val="20"/>
+          <w:szCs w:val="20"/>
+          <w:lang w:eastAsia="zh-cn"/>
+        </w:rPr>
+      </w:pPr>
+      <w:r>
+        <w:rPr>
+          <w:rFonts w:ascii="Times New Roman" w:hAnsi="Times New Roman" w:eastAsia="SimSun" w:cs="Times New Roman"/>
+          <w:b/>
+          <w:bCs/>
+          <w:sz w:val="20"/>
+          <w:szCs w:val="20"/>
+          <w:lang w:eastAsia="zh-cn"/>
+        </w:rPr>
+        <w:t>Iframe - Selecionar conteudo do iframe</w:t>
+      </w:r>
+    </w:p>
+    <w:p>
+      <w:pPr>
+        <w:ind w:left="1080" w:firstLine="708"/>
+        <w:spacing w:after="0" w:line="540" w:lineRule="atLeast"/>
+        <w:widowControl w:val="0"/>
+        <w:pBdr>
+          <w:top w:val="nil" w:sz="0" w:space="0" w:color="000000" tmln="20, 20, 20, 0, 0"/>
+          <w:left w:val="nil" w:sz="0" w:space="0" w:color="000000" tmln="20, 20, 20, 0, 0"/>
+          <w:bottom w:val="nil" w:sz="0" w:space="0" w:color="000000" tmln="20, 20, 20, 0, 0"/>
+          <w:right w:val="nil" w:sz="0" w:space="0" w:color="000000" tmln="20, 20, 20, 0, 0"/>
+          <w:between w:val="nil" w:sz="0" w:space="0" w:color="000000" tmln="20, 20, 20, 0, 0"/>
+        </w:pBdr>
+        <w:shd w:val="none"/>
+        <w:rPr>
+          <w:rFonts w:ascii="Times New Roman" w:hAnsi="Times New Roman" w:eastAsia="SimSun" w:cs="Times New Roman"/>
+          <w:sz w:val="20"/>
+          <w:szCs w:val="20"/>
+          <w:lang w:eastAsia="zh-cn"/>
+        </w:rPr>
+      </w:pPr>
+      <w:r>
+        <w:rPr>
+          <w:rFonts w:ascii="Times New Roman" w:hAnsi="Times New Roman" w:eastAsia="SimSun" w:cs="Times New Roman"/>
+          <w:sz w:val="20"/>
+          <w:szCs w:val="20"/>
+          <w:lang w:eastAsia="zh-cn"/>
+        </w:rPr>
+        <w:t>Para este caso você deverá no iframe colocar um “name” e na ancora/link que possui o conteudo que você quer que ela exiba coloque no target o name que foi colocado no iframe. Nesse caso você pode deixar o src do iframe vazio  ou colocar um conteudo inicial sem problema.</w:t>
+      </w:r>
+    </w:p>
+    <w:p>
+      <w:pPr>
+        <w:ind w:left="1416" w:firstLine="708"/>
+        <w:spacing w:after="0" w:line="540" w:lineRule="atLeast"/>
+        <w:widowControl w:val="0"/>
+        <w:pBdr>
+          <w:top w:val="nil" w:sz="0" w:space="0" w:color="000000" tmln="20, 20, 20, 0, 0"/>
+          <w:left w:val="nil" w:sz="0" w:space="0" w:color="000000" tmln="20, 20, 20, 0, 0"/>
+          <w:bottom w:val="nil" w:sz="0" w:space="0" w:color="000000" tmln="20, 20, 20, 0, 0"/>
+          <w:right w:val="nil" w:sz="0" w:space="0" w:color="000000" tmln="20, 20, 20, 0, 0"/>
+          <w:between w:val="nil" w:sz="0" w:space="0" w:color="000000" tmln="20, 20, 20, 0, 0"/>
+        </w:pBdr>
+        <w:shd w:val="none"/>
+        <w:rPr>
+          <w:rFonts w:ascii="Times New Roman" w:hAnsi="Times New Roman" w:eastAsia="SimSun" w:cs="Times New Roman"/>
+          <w:sz w:val="20"/>
+          <w:szCs w:val="20"/>
+          <w:lang w:eastAsia="zh-cn"/>
+        </w:rPr>
+      </w:pPr>
+      <w:r>
+        <w:rPr>
+          <w:rFonts w:ascii="Times New Roman" w:hAnsi="Times New Roman" w:eastAsia="SimSun" w:cs="Times New Roman"/>
+          <w:sz w:val="20"/>
+          <w:szCs w:val="20"/>
+          <w:lang w:eastAsia="zh-cn"/>
+        </w:rPr>
+        <w:t xml:space="preserve">&lt;a href="paginas-extras/pag001.html" </w:t>
+      </w:r>
+      <w:r>
+        <w:rPr>
+          <w:rFonts w:ascii="Times New Roman" w:hAnsi="Times New Roman" w:eastAsia="SimSun" w:cs="Times New Roman"/>
+          <w:sz w:val="20"/>
+          <w:szCs w:val="20"/>
+          <w:u w:color="auto" w:val="single"/>
+          <w:lang w:eastAsia="zh-cn"/>
+        </w:rPr>
+        <w:t>target="quadro"</w:t>
+      </w:r>
+      <w:r>
+        <w:rPr>
+          <w:rFonts w:ascii="Times New Roman" w:hAnsi="Times New Roman" w:eastAsia="SimSun" w:cs="Times New Roman"/>
+          <w:sz w:val="20"/>
+          <w:szCs w:val="20"/>
+          <w:lang w:eastAsia="zh-cn"/>
+        </w:rPr>
+        <w:t xml:space="preserve"> rel="next"&gt;Primeira página&lt;/a&gt;</w:t>
+      </w:r>
+    </w:p>
+    <w:p>
+      <w:pPr>
+        <w:ind w:left="1416" w:firstLine="708"/>
+        <w:spacing w:after="0" w:line="540" w:lineRule="atLeast"/>
+        <w:widowControl w:val="0"/>
+        <w:pBdr>
+          <w:top w:val="nil" w:sz="0" w:space="0" w:color="000000" tmln="20, 20, 20, 0, 0"/>
+          <w:left w:val="nil" w:sz="0" w:space="0" w:color="000000" tmln="20, 20, 20, 0, 0"/>
+          <w:bottom w:val="nil" w:sz="0" w:space="0" w:color="000000" tmln="20, 20, 20, 0, 0"/>
+          <w:right w:val="nil" w:sz="0" w:space="0" w:color="000000" tmln="20, 20, 20, 0, 0"/>
+          <w:between w:val="nil" w:sz="0" w:space="0" w:color="000000" tmln="20, 20, 20, 0, 0"/>
+        </w:pBdr>
+        <w:shd w:val="none"/>
+        <w:rPr>
+          <w:rFonts w:ascii="Times New Roman" w:hAnsi="Times New Roman" w:eastAsia="SimSun" w:cs="Times New Roman"/>
+          <w:sz w:val="20"/>
+          <w:szCs w:val="20"/>
+          <w:lang w:eastAsia="zh-cn"/>
+        </w:rPr>
+      </w:pPr>
+      <w:r>
+        <w:rPr>
+          <w:rFonts w:ascii="Times New Roman" w:hAnsi="Times New Roman" w:eastAsia="SimSun" w:cs="Times New Roman"/>
+          <w:sz w:val="20"/>
+          <w:szCs w:val="20"/>
+          <w:lang w:eastAsia="zh-cn"/>
+        </w:rPr>
+        <w:t xml:space="preserve">&lt;iframe src="" </w:t>
+      </w:r>
+      <w:r>
+        <w:rPr>
+          <w:rFonts w:ascii="Times New Roman" w:hAnsi="Times New Roman" w:eastAsia="SimSun" w:cs="Times New Roman"/>
+          <w:sz w:val="20"/>
+          <w:szCs w:val="20"/>
+          <w:u w:color="auto" w:val="single"/>
+          <w:lang w:eastAsia="zh-cn"/>
+        </w:rPr>
+        <w:t>name="quadro"</w:t>
+      </w:r>
+      <w:r>
+        <w:rPr>
+          <w:rFonts w:ascii="Times New Roman" w:hAnsi="Times New Roman" w:eastAsia="SimSun" w:cs="Times New Roman"/>
+          <w:sz w:val="20"/>
+          <w:szCs w:val="20"/>
+          <w:lang w:eastAsia="zh-cn"/>
+        </w:rPr>
+        <w:t xml:space="preserve"> frameborder="1"&gt;</w:t>
+      </w:r>
+    </w:p>
+    <w:p>
+      <w:pPr>
+        <w:ind w:left="708"/>
+        <w:spacing w:after="0" w:line="540" w:lineRule="atLeast"/>
+        <w:widowControl w:val="0"/>
+        <w:pBdr>
+          <w:top w:val="nil" w:sz="0" w:space="0" w:color="000000" tmln="20, 20, 20, 0, 0"/>
+          <w:left w:val="nil" w:sz="0" w:space="0" w:color="000000" tmln="20, 20, 20, 0, 0"/>
+          <w:bottom w:val="nil" w:sz="0" w:space="0" w:color="000000" tmln="20, 20, 20, 0, 0"/>
+          <w:right w:val="nil" w:sz="0" w:space="0" w:color="000000" tmln="20, 20, 20, 0, 0"/>
+          <w:between w:val="nil" w:sz="0" w:space="0" w:color="000000" tmln="20, 20, 20, 0, 0"/>
+        </w:pBdr>
+        <w:shd w:val="none"/>
+        <w:rPr>
+          <w:rFonts w:ascii="Times New Roman" w:hAnsi="Times New Roman" w:eastAsia="SimSun" w:cs="Times New Roman"/>
+          <w:sz w:val="20"/>
+          <w:szCs w:val="20"/>
+          <w:lang w:eastAsia="zh-cn"/>
+        </w:rPr>
+      </w:pPr>
+      <w:r>
+        <w:rPr>
+          <w:rFonts w:ascii="Times New Roman" w:hAnsi="Times New Roman" w:eastAsia="SimSun" w:cs="Times New Roman"/>
+          <w:sz w:val="20"/>
+          <w:szCs w:val="20"/>
+          <w:lang w:eastAsia="zh-cn"/>
+        </w:rPr>
+        <w:t xml:space="preserve">        Iframe - src versus srcdoc: </w:t>
+      </w:r>
+    </w:p>
+    <w:p>
+      <w:pPr>
+        <w:ind w:left="708" w:firstLine="708"/>
+        <w:spacing w:after="0" w:line="540" w:lineRule="atLeast"/>
+        <w:widowControl w:val="0"/>
+        <w:pBdr>
+          <w:top w:val="nil" w:sz="0" w:space="0" w:color="000000" tmln="20, 20, 20, 0, 0"/>
+          <w:left w:val="nil" w:sz="0" w:space="0" w:color="000000" tmln="20, 20, 20, 0, 0"/>
+          <w:bottom w:val="nil" w:sz="0" w:space="0" w:color="000000" tmln="20, 20, 20, 0, 0"/>
+          <w:right w:val="nil" w:sz="0" w:space="0" w:color="000000" tmln="20, 20, 20, 0, 0"/>
+          <w:between w:val="nil" w:sz="0" w:space="0" w:color="000000" tmln="20, 20, 20, 0, 0"/>
+        </w:pBdr>
+        <w:shd w:val="none"/>
+        <w:rPr>
+          <w:rFonts w:ascii="Times New Roman" w:hAnsi="Times New Roman" w:eastAsia="SimSun" w:cs="Times New Roman"/>
+          <w:sz w:val="20"/>
+          <w:szCs w:val="20"/>
+          <w:lang w:eastAsia="zh-cn"/>
+        </w:rPr>
+      </w:pPr>
+      <w:r>
+        <w:rPr>
+          <w:rFonts w:ascii="Times New Roman" w:hAnsi="Times New Roman" w:eastAsia="SimSun" w:cs="Times New Roman"/>
+          <w:sz w:val="20"/>
+          <w:szCs w:val="20"/>
+          <w:lang w:eastAsia="zh-cn"/>
+        </w:rPr>
+        <w:t>src: serve para rediredionar o arquivo local ou a ancora/link.</w:t>
+      </w:r>
+    </w:p>
+    <w:p>
+      <w:pPr>
+        <w:ind w:left="708" w:firstLine="708"/>
+        <w:spacing w:after="0" w:line="540" w:lineRule="atLeast"/>
+        <w:widowControl w:val="0"/>
+        <w:pBdr>
+          <w:top w:val="nil" w:sz="0" w:space="0" w:color="000000" tmln="20, 20, 20, 0, 0"/>
+          <w:left w:val="nil" w:sz="0" w:space="0" w:color="000000" tmln="20, 20, 20, 0, 0"/>
+          <w:bottom w:val="nil" w:sz="0" w:space="0" w:color="000000" tmln="20, 20, 20, 0, 0"/>
+          <w:right w:val="nil" w:sz="0" w:space="0" w:color="000000" tmln="20, 20, 20, 0, 0"/>
+          <w:between w:val="nil" w:sz="0" w:space="0" w:color="000000" tmln="20, 20, 20, 0, 0"/>
+        </w:pBdr>
+        <w:shd w:val="none"/>
+        <w:rPr>
+          <w:rFonts w:ascii="Times New Roman" w:hAnsi="Times New Roman" w:eastAsia="SimSun" w:cs="Times New Roman"/>
+          <w:sz w:val="20"/>
+          <w:szCs w:val="20"/>
+          <w:lang w:eastAsia="zh-cn"/>
+        </w:rPr>
+      </w:pPr>
+      <w:r>
+        <w:rPr>
+          <w:rFonts w:ascii="Times New Roman" w:hAnsi="Times New Roman" w:eastAsia="SimSun" w:cs="Times New Roman"/>
+          <w:sz w:val="20"/>
+          <w:szCs w:val="20"/>
+          <w:lang w:eastAsia="zh-cn"/>
+        </w:rPr>
+        <w:t>srcdoc: inserir dentro do iframe um conteudo HTML sem precisar de outro arquivo externo.</w:t>
+      </w:r>
+    </w:p>
+    <w:p>
+      <w:pPr>
+        <w:ind w:left="708" w:firstLine="708"/>
+        <w:spacing w:after="0" w:line="540" w:lineRule="atLeast"/>
+        <w:widowControl w:val="0"/>
+        <w:pBdr>
+          <w:top w:val="nil" w:sz="0" w:space="0" w:color="000000" tmln="20, 20, 20, 0, 0"/>
+          <w:left w:val="nil" w:sz="0" w:space="0" w:color="000000" tmln="20, 20, 20, 0, 0"/>
+          <w:bottom w:val="nil" w:sz="0" w:space="0" w:color="000000" tmln="20, 20, 20, 0, 0"/>
+          <w:right w:val="nil" w:sz="0" w:space="0" w:color="000000" tmln="20, 20, 20, 0, 0"/>
+          <w:between w:val="nil" w:sz="0" w:space="0" w:color="000000" tmln="20, 20, 20, 0, 0"/>
+        </w:pBdr>
+        <w:shd w:val="none"/>
+        <w:rPr>
+          <w:rFonts w:ascii="Times New Roman" w:hAnsi="Times New Roman" w:eastAsia="SimSun" w:cs="Times New Roman"/>
+          <w:sz w:val="20"/>
+          <w:szCs w:val="20"/>
+          <w:lang w:eastAsia="zh-cn"/>
+        </w:rPr>
+      </w:pPr>
+      <w:r>
+        <w:rPr>
+          <w:rFonts w:ascii="Times New Roman" w:hAnsi="Times New Roman" w:eastAsia="SimSun" w:cs="Times New Roman"/>
+          <w:sz w:val="20"/>
+          <w:szCs w:val="20"/>
+          <w:lang w:eastAsia="zh-cn"/>
+        </w:rPr>
+        <w:t>&lt;iframe srcdoc="&lt;h1&gt;Olá, Kennedy!&lt;/h1&gt;&lt;p&gt;Este conteúdo está dentro do srcdoc.&lt;/p&gt;" width="300" height="200"&gt;&lt;/iframe&gt;</w:t>
+      </w:r>
+    </w:p>
+    <w:p>
+      <w:pPr>
+        <w:ind w:left="360" w:firstLine="708"/>
+        <w:spacing w:after="0" w:line="240" w:lineRule="auto"/>
+        <w:widowControl w:val="0"/>
+        <w:pBdr>
+          <w:top w:val="nil" w:sz="0" w:space="0" w:color="000000" tmln="20, 20, 20, 0, 0"/>
+          <w:left w:val="nil" w:sz="0" w:space="0" w:color="000000" tmln="20, 20, 20, 0, 0"/>
+          <w:bottom w:val="nil" w:sz="0" w:space="0" w:color="000000" tmln="20, 20, 20, 0, 0"/>
+          <w:right w:val="nil" w:sz="0" w:space="0" w:color="000000" tmln="20, 20, 20, 0, 0"/>
+          <w:between w:val="nil" w:sz="0" w:space="0" w:color="000000" tmln="20, 20, 20, 0, 0"/>
+        </w:pBdr>
+        <w:shd w:val="none"/>
+        <w:rPr>
+          <w:rFonts w:ascii="Times New Roman" w:hAnsi="Times New Roman" w:eastAsia="SimSun" w:cs="Times New Roman"/>
+          <w:sz w:val="20"/>
+          <w:szCs w:val="20"/>
+          <w:lang w:val="pt-br" w:eastAsia="zh-cn" w:bidi="ar-sa"/>
+        </w:rPr>
+      </w:pPr>
+      <w:r>
+        <w:rPr>
+          <w:rFonts w:ascii="Times New Roman" w:hAnsi="Times New Roman" w:eastAsia="SimSun" w:cs="Times New Roman"/>
+          <w:sz w:val="20"/>
+          <w:szCs w:val="20"/>
+          <w:lang w:val="pt-br" w:eastAsia="zh-cn" w:bidi="ar-sa"/>
+        </w:rPr>
+      </w:r>
+    </w:p>
+    <w:p>
+      <w:pPr>
+        <w:numPr>
+          <w:ilvl w:val="0"/>
+          <w:numId w:val="40"/>
+        </w:numPr>
+        <w:ind w:left="991" w:hanging="283"/>
+        <w:spacing w:after="0" w:line="240" w:lineRule="auto"/>
+        <w:widowControl w:val="0"/>
+        <w:pBdr>
+          <w:top w:val="nil" w:sz="0" w:space="0" w:color="000000" tmln="20, 20, 20, 0, 0"/>
+          <w:left w:val="nil" w:sz="0" w:space="0" w:color="000000" tmln="20, 20, 20, 0, 0"/>
+          <w:bottom w:val="nil" w:sz="0" w:space="0" w:color="000000" tmln="20, 20, 20, 0, 0"/>
+          <w:right w:val="nil" w:sz="0" w:space="0" w:color="000000" tmln="20, 20, 20, 0, 0"/>
+          <w:between w:val="nil" w:sz="0" w:space="0" w:color="000000" tmln="20, 20, 20, 0, 0"/>
+        </w:pBdr>
+        <w:shd w:val="none"/>
+        <w:rPr>
+          <w:rFonts w:ascii="Times New Roman" w:hAnsi="Times New Roman" w:eastAsia="SimSun" w:cs="Times New Roman"/>
+          <w:sz w:val="20"/>
+          <w:szCs w:val="20"/>
+          <w:lang w:val="pt-br" w:eastAsia="zh-cn" w:bidi="ar-sa"/>
+        </w:rPr>
+      </w:pPr>
+      <w:r>
+        <w:rPr>
+          <w:rFonts w:ascii="Times New Roman" w:hAnsi="Times New Roman" w:eastAsia="SimSun" w:cs="Times New Roman"/>
+          <w:sz w:val="20"/>
+          <w:szCs w:val="20"/>
+          <w:lang w:val="pt-br" w:eastAsia="zh-cn" w:bidi="ar-sa"/>
+        </w:rPr>
+        <w:t xml:space="preserve">O srcdoc </w:t>
+      </w:r>
+      <w:r>
+        <w:rPr>
+          <w:rFonts w:ascii="Times New Roman" w:hAnsi="Times New Roman" w:eastAsia="SimSun" w:cs="Times New Roman"/>
+          <w:b/>
+          <w:sz w:val="20"/>
+          <w:szCs w:val="20"/>
+          <w:lang w:val="pt-br" w:eastAsia="zh-cn" w:bidi="ar-sa"/>
+        </w:rPr>
+        <w:t>sobrepõe</w:t>
+      </w:r>
+      <w:r>
+        <w:rPr>
+          <w:rFonts w:ascii="Times New Roman" w:hAnsi="Times New Roman" w:eastAsia="SimSun" w:cs="Times New Roman"/>
+          <w:sz w:val="20"/>
+          <w:szCs w:val="20"/>
+          <w:lang w:val="pt-br" w:eastAsia="zh-cn" w:bidi="ar-sa"/>
+        </w:rPr>
+        <w:t xml:space="preserve"> o atributo src, se ambos estiverem presentes.</w:t>
+      </w:r>
+    </w:p>
+    <w:p>
+      <w:pPr>
+        <w:numPr>
+          <w:ilvl w:val="0"/>
+          <w:numId w:val="40"/>
+        </w:numPr>
+        <w:ind w:left="991" w:hanging="283"/>
+        <w:spacing w:after="0" w:line="240" w:lineRule="auto"/>
+        <w:widowControl w:val="0"/>
+        <w:pBdr>
+          <w:top w:val="nil" w:sz="0" w:space="0" w:color="000000" tmln="20, 20, 20, 0, 0"/>
+          <w:left w:val="nil" w:sz="0" w:space="0" w:color="000000" tmln="20, 20, 20, 0, 0"/>
+          <w:bottom w:val="nil" w:sz="0" w:space="0" w:color="000000" tmln="20, 20, 20, 0, 0"/>
+          <w:right w:val="nil" w:sz="0" w:space="0" w:color="000000" tmln="20, 20, 20, 0, 0"/>
+          <w:between w:val="nil" w:sz="0" w:space="0" w:color="000000" tmln="20, 20, 20, 0, 0"/>
+        </w:pBdr>
+        <w:shd w:val="none"/>
+        <w:rPr>
+          <w:rFonts w:ascii="Times New Roman" w:hAnsi="Times New Roman" w:eastAsia="SimSun" w:cs="Times New Roman"/>
+          <w:sz w:val="20"/>
+          <w:szCs w:val="20"/>
+          <w:lang w:val="pt-br" w:eastAsia="zh-cn" w:bidi="ar-sa"/>
+        </w:rPr>
+      </w:pPr>
+      <w:r>
+        <w:rPr>
+          <w:rFonts w:ascii="Times New Roman" w:hAnsi="Times New Roman" w:eastAsia="SimSun" w:cs="Times New Roman"/>
+          <w:sz w:val="20"/>
+          <w:szCs w:val="20"/>
+          <w:lang w:val="pt-br" w:eastAsia="zh-cn" w:bidi="ar-sa"/>
+        </w:rPr>
+        <w:t>Use aspas simples para evitar conflitos.</w:t>
       </w:r>
     </w:p>
     <w:p>
@@ -14632,32 +15203,205 @@
           <w:ilvl w:val="0"/>
           <w:numId w:val="0"/>
         </w:numPr>
-        <w:ind w:left="1788" w:firstLine="0"/>
-        <w:spacing w:after="0" w:line="540" w:lineRule="atLeast"/>
-        <w:widowControl w:val="0"/>
-        <w:pBdr>
-          <w:top w:val="nil" w:sz="0" w:space="0" w:color="000000" tmln="20, 20, 20, 0, 0"/>
-          <w:left w:val="nil" w:sz="0" w:space="0" w:color="000000" tmln="20, 20, 20, 0, 0"/>
-          <w:bottom w:val="nil" w:sz="0" w:space="0" w:color="000000" tmln="20, 20, 20, 0, 0"/>
-          <w:right w:val="nil" w:sz="0" w:space="0" w:color="000000" tmln="20, 20, 20, 0, 0"/>
-          <w:between w:val="nil" w:sz="0" w:space="0" w:color="000000" tmln="20, 20, 20, 0, 0"/>
-        </w:pBdr>
-        <w:shd w:val="none"/>
-        <w:rPr>
-          <w:rFonts w:ascii="Times New Roman" w:hAnsi="Times New Roman" w:eastAsia="SimSun" w:cs="Times New Roman"/>
-          <w:sz w:val="20"/>
-          <w:szCs w:val="20"/>
-          <w:lang w:eastAsia="zh-cn"/>
-        </w:rPr>
-      </w:pPr>
-      <w:r>
-        <w:rPr>
-          <w:rFonts w:ascii="Times New Roman" w:hAnsi="Times New Roman" w:eastAsia="SimSun" w:cs="Times New Roman"/>
-          <w:sz w:val="20"/>
-          <w:szCs w:val="20"/>
-          <w:lang w:eastAsia="zh-cn"/>
-        </w:rPr>
-        <w:t>Caso no navegador do usuario não consiga visualizar o iframe, você pode colocar um texto ou alguem link para aparecer no lugar do iframe. Para isso coloque o conteudo secundario entre a abertura da tag e o fechamento dela e fora dos parametros.</w:t>
+        <w:ind w:left="991" w:firstLine="0"/>
+        <w:spacing w:after="0" w:line="240" w:lineRule="auto"/>
+        <w:widowControl w:val="0"/>
+        <w:pBdr>
+          <w:top w:val="nil" w:sz="0" w:space="0" w:color="000000" tmln="20, 20, 20, 0, 0"/>
+          <w:left w:val="nil" w:sz="0" w:space="0" w:color="000000" tmln="20, 20, 20, 0, 0"/>
+          <w:bottom w:val="nil" w:sz="0" w:space="0" w:color="000000" tmln="20, 20, 20, 0, 0"/>
+          <w:right w:val="nil" w:sz="0" w:space="0" w:color="000000" tmln="20, 20, 20, 0, 0"/>
+          <w:between w:val="nil" w:sz="0" w:space="0" w:color="000000" tmln="20, 20, 20, 0, 0"/>
+        </w:pBdr>
+        <w:shd w:val="none"/>
+        <w:rPr>
+          <w:rFonts w:ascii="Times New Roman" w:hAnsi="Times New Roman" w:eastAsia="SimSun" w:cs="Times New Roman"/>
+          <w:sz w:val="20"/>
+          <w:szCs w:val="20"/>
+          <w:lang w:val="pt-br" w:eastAsia="zh-cn" w:bidi="ar-sa"/>
+        </w:rPr>
+      </w:pPr>
+      <w:r>
+        <w:rPr>
+          <w:rFonts w:ascii="Times New Roman" w:hAnsi="Times New Roman" w:eastAsia="SimSun" w:cs="Times New Roman"/>
+          <w:sz w:val="20"/>
+          <w:szCs w:val="20"/>
+          <w:lang w:val="pt-br" w:eastAsia="zh-cn" w:bidi="ar-sa"/>
+        </w:rPr>
+      </w:r>
+    </w:p>
+    <w:p>
+      <w:pPr>
+        <w:ind w:left="708" w:firstLine="708"/>
+        <w:spacing w:after="0" w:line="540" w:lineRule="atLeast"/>
+        <w:widowControl w:val="0"/>
+        <w:pBdr>
+          <w:top w:val="nil" w:sz="0" w:space="0" w:color="000000" tmln="20, 20, 20, 0, 0"/>
+          <w:left w:val="nil" w:sz="0" w:space="0" w:color="000000" tmln="20, 20, 20, 0, 0"/>
+          <w:bottom w:val="nil" w:sz="0" w:space="0" w:color="000000" tmln="20, 20, 20, 0, 0"/>
+          <w:right w:val="nil" w:sz="0" w:space="0" w:color="000000" tmln="20, 20, 20, 0, 0"/>
+          <w:between w:val="nil" w:sz="0" w:space="0" w:color="000000" tmln="20, 20, 20, 0, 0"/>
+        </w:pBdr>
+        <w:shd w:val="none"/>
+        <w:rPr>
+          <w:rFonts w:ascii="Times New Roman" w:hAnsi="Times New Roman" w:eastAsia="SimSun" w:cs="Times New Roman"/>
+          <w:sz w:val="20"/>
+          <w:szCs w:val="20"/>
+          <w:lang w:eastAsia="zh-cn"/>
+        </w:rPr>
+      </w:pPr>
+      <w:r>
+        <w:rPr>
+          <w:rFonts w:ascii="Times New Roman" w:hAnsi="Times New Roman" w:eastAsia="SimSun" w:cs="Times New Roman"/>
+          <w:sz w:val="20"/>
+          <w:szCs w:val="20"/>
+          <w:lang w:eastAsia="zh-cn"/>
+        </w:rPr>
+      </w:r>
+    </w:p>
+    <w:p>
+      <w:pPr>
+        <w:ind w:left="708" w:firstLine="708"/>
+        <w:spacing w:after="0" w:line="540" w:lineRule="atLeast"/>
+        <w:widowControl w:val="0"/>
+        <w:pBdr>
+          <w:top w:val="nil" w:sz="0" w:space="0" w:color="000000" tmln="20, 20, 20, 0, 0"/>
+          <w:left w:val="nil" w:sz="0" w:space="0" w:color="000000" tmln="20, 20, 20, 0, 0"/>
+          <w:bottom w:val="nil" w:sz="0" w:space="0" w:color="000000" tmln="20, 20, 20, 0, 0"/>
+          <w:right w:val="nil" w:sz="0" w:space="0" w:color="000000" tmln="20, 20, 20, 0, 0"/>
+          <w:between w:val="nil" w:sz="0" w:space="0" w:color="000000" tmln="20, 20, 20, 0, 0"/>
+        </w:pBdr>
+        <w:shd w:val="none"/>
+        <w:rPr>
+          <w:rFonts w:ascii="Times New Roman" w:hAnsi="Times New Roman" w:eastAsia="SimSun" w:cs="Times New Roman"/>
+          <w:sz w:val="20"/>
+          <w:szCs w:val="20"/>
+          <w:lang w:eastAsia="zh-cn"/>
+        </w:rPr>
+      </w:pPr>
+      <w:r>
+        <w:rPr>
+          <w:rFonts w:ascii="Times New Roman" w:hAnsi="Times New Roman" w:eastAsia="SimSun" w:cs="Times New Roman"/>
+          <w:sz w:val="20"/>
+          <w:szCs w:val="20"/>
+          <w:lang w:eastAsia="zh-cn"/>
+        </w:rPr>
+      </w:r>
+    </w:p>
+    <w:p>
+      <w:pPr>
+        <w:ind w:left="1080" w:firstLine="708"/>
+        <w:spacing w:after="0" w:line="540" w:lineRule="atLeast"/>
+        <w:widowControl w:val="0"/>
+        <w:pBdr>
+          <w:top w:val="nil" w:sz="0" w:space="0" w:color="000000" tmln="20, 20, 20, 0, 0"/>
+          <w:left w:val="nil" w:sz="0" w:space="0" w:color="000000" tmln="20, 20, 20, 0, 0"/>
+          <w:bottom w:val="nil" w:sz="0" w:space="0" w:color="000000" tmln="20, 20, 20, 0, 0"/>
+          <w:right w:val="nil" w:sz="0" w:space="0" w:color="000000" tmln="20, 20, 20, 0, 0"/>
+          <w:between w:val="nil" w:sz="0" w:space="0" w:color="000000" tmln="20, 20, 20, 0, 0"/>
+        </w:pBdr>
+        <w:shd w:val="none"/>
+        <w:rPr>
+          <w:rFonts w:ascii="Times New Roman" w:hAnsi="Times New Roman" w:eastAsia="SimSun" w:cs="Times New Roman"/>
+          <w:sz w:val="20"/>
+          <w:szCs w:val="20"/>
+          <w:lang w:eastAsia="zh-cn"/>
+        </w:rPr>
+      </w:pPr>
+      <w:r>
+        <w:rPr>
+          <w:rFonts w:ascii="Times New Roman" w:hAnsi="Times New Roman" w:eastAsia="SimSun" w:cs="Times New Roman"/>
+          <w:sz w:val="20"/>
+          <w:szCs w:val="20"/>
+          <w:lang w:eastAsia="zh-cn"/>
+        </w:rPr>
+      </w:r>
+    </w:p>
+    <w:p>
+      <w:pPr>
+        <w:ind w:left="1080" w:firstLine="708"/>
+        <w:spacing w:after="0" w:line="540" w:lineRule="atLeast"/>
+        <w:widowControl w:val="0"/>
+        <w:pBdr>
+          <w:top w:val="nil" w:sz="0" w:space="0" w:color="000000" tmln="20, 20, 20, 0, 0"/>
+          <w:left w:val="nil" w:sz="0" w:space="0" w:color="000000" tmln="20, 20, 20, 0, 0"/>
+          <w:bottom w:val="nil" w:sz="0" w:space="0" w:color="000000" tmln="20, 20, 20, 0, 0"/>
+          <w:right w:val="nil" w:sz="0" w:space="0" w:color="000000" tmln="20, 20, 20, 0, 0"/>
+          <w:between w:val="nil" w:sz="0" w:space="0" w:color="000000" tmln="20, 20, 20, 0, 0"/>
+        </w:pBdr>
+        <w:shd w:val="none"/>
+        <w:rPr>
+          <w:rFonts w:ascii="Times New Roman" w:hAnsi="Times New Roman" w:eastAsia="SimSun" w:cs="Times New Roman"/>
+          <w:sz w:val="20"/>
+          <w:szCs w:val="20"/>
+          <w:lang w:eastAsia="zh-cn"/>
+        </w:rPr>
+      </w:pPr>
+      <w:r>
+        <w:rPr>
+          <w:rFonts w:ascii="Times New Roman" w:hAnsi="Times New Roman" w:eastAsia="SimSun" w:cs="Times New Roman"/>
+          <w:sz w:val="20"/>
+          <w:szCs w:val="20"/>
+          <w:lang w:eastAsia="zh-cn"/>
+        </w:rPr>
+      </w:r>
+    </w:p>
+    <w:p>
+      <w:pPr>
+        <w:ind w:left="1788"/>
+        <w:spacing w:after="0" w:line="540" w:lineRule="atLeast"/>
+        <w:widowControl w:val="0"/>
+        <w:pBdr>
+          <w:top w:val="nil" w:sz="0" w:space="0" w:color="000000" tmln="20, 20, 20, 0, 0"/>
+          <w:left w:val="nil" w:sz="0" w:space="0" w:color="000000" tmln="20, 20, 20, 0, 0"/>
+          <w:bottom w:val="nil" w:sz="0" w:space="0" w:color="000000" tmln="20, 20, 20, 0, 0"/>
+          <w:right w:val="nil" w:sz="0" w:space="0" w:color="000000" tmln="20, 20, 20, 0, 0"/>
+          <w:between w:val="nil" w:sz="0" w:space="0" w:color="000000" tmln="20, 20, 20, 0, 0"/>
+        </w:pBdr>
+        <w:shd w:val="none"/>
+        <w:rPr>
+          <w:rFonts w:ascii="Times New Roman" w:hAnsi="Times New Roman" w:eastAsia="SimSun" w:cs="Times New Roman"/>
+          <w:sz w:val="20"/>
+          <w:szCs w:val="20"/>
+          <w:lang w:eastAsia="zh-cn"/>
+        </w:rPr>
+      </w:pPr>
+      <w:r>
+        <w:rPr>
+          <w:rFonts w:ascii="Times New Roman" w:hAnsi="Times New Roman" w:eastAsia="SimSun" w:cs="Times New Roman"/>
+          <w:sz w:val="20"/>
+          <w:szCs w:val="20"/>
+          <w:lang w:eastAsia="zh-cn"/>
+        </w:rPr>
+      </w:r>
+    </w:p>
+    <w:p>
+      <w:pPr>
+        <w:ind w:left="720"/>
+        <w:spacing w:after="0" w:line="540" w:lineRule="atLeast"/>
+        <w:widowControl w:val="0"/>
+        <w:pBdr>
+          <w:top w:val="nil" w:sz="0" w:space="0" w:color="000000" tmln="20, 20, 20, 0, 0"/>
+          <w:left w:val="nil" w:sz="0" w:space="0" w:color="000000" tmln="20, 20, 20, 0, 0"/>
+          <w:bottom w:val="nil" w:sz="0" w:space="0" w:color="000000" tmln="20, 20, 20, 0, 0"/>
+          <w:right w:val="nil" w:sz="0" w:space="0" w:color="000000" tmln="20, 20, 20, 0, 0"/>
+          <w:between w:val="nil" w:sz="0" w:space="0" w:color="000000" tmln="20, 20, 20, 0, 0"/>
+        </w:pBdr>
+        <w:shd w:val="none"/>
+        <w:rPr>
+          <w:rFonts w:ascii="Times New Roman" w:hAnsi="Times New Roman" w:eastAsia="SimSun" w:cs="Times New Roman"/>
+          <w:sz w:val="20"/>
+          <w:szCs w:val="20"/>
+          <w:lang w:eastAsia="zh-cn"/>
+        </w:rPr>
+      </w:pPr>
+      <w:r>
+        <w:rPr>
+          <w:rFonts w:ascii="Times New Roman" w:hAnsi="Times New Roman" w:eastAsia="SimSun" w:cs="Times New Roman"/>
+          <w:sz w:val="20"/>
+          <w:szCs w:val="20"/>
+          <w:lang w:eastAsia="zh-cn"/>
+        </w:rPr>
       </w:r>
     </w:p>
     <w:sectPr>
@@ -16099,13 +16843,29 @@
     <w:name w:val="Bullet 39"/>
     <w:lvl w:ilvl="0">
       <w:numFmt w:val="bullet"/>
+      <w:suff w:val="tab"/>
       <w:lvlText w:val=""/>
       <w:lvlJc w:val="left"/>
       <w:pPr>
+        <w:ind w:left="0" w:hanging="0"/>
+      </w:pPr>
+      <w:rPr>
+        <w:rFonts w:ascii="Wingdings" w:hAnsi="Wingdings" w:eastAsia="Wingdings" w:cs="Wingdings"/>
+      </w:rPr>
+    </w:lvl>
+  </w:abstractNum>
+  <w:abstractNum w:abstractNumId="40">
+    <w:multiLevelType w:val="singleLevel"/>
+    <w:name w:val="Bullet 40"/>
+    <w:lvl w:ilvl="0">
+      <w:numFmt w:val="bullet"/>
+      <w:lvlText w:val=""/>
+      <w:lvlJc w:val="left"/>
+      <w:pPr>
         <w:tabs>
-          <w:tab w:val="num" w:pos="360"/>
+          <w:tab w:val="num" w:pos="283"/>
         </w:tabs>
-        <w:ind w:left="360" w:hanging="360"/>
+        <w:ind w:left="283" w:hanging="283"/>
       </w:pPr>
       <w:rPr>
         <w:rFonts w:ascii="Wingdings" w:hAnsi="Wingdings" w:eastAsia="Wingdings" w:cs="Wingdings"/>
@@ -16230,6 +16990,9 @@
     <w:abstractNumId w:val="39"/>
   </w:num>
   <w:num w:numId="40">
+    <w:abstractNumId w:val="40"/>
+  </w:num>
+  <w:num w:numId="41">
     <w:abstractNumId w:val="0"/>
   </w:num>
 </w:numbering>

--- a/ANOTAÇÕES/Anotações 3.docx
+++ b/ANOTAÇÕES/Anotações 3.docx
@@ -216,7 +216,7 @@
         <w:tc>
           <w:tcPr>
             <w:tcW w:w="2091" w:type="dxa"/>
-            <w:tmTcPr id="1750970129" protected="0"/>
+            <w:tmTcPr id="1750970786" protected="0"/>
           </w:tcPr>
           <w:p>
             <w:pPr/>
@@ -228,7 +228,7 @@
         <w:tc>
           <w:tcPr>
             <w:tcW w:w="2091" w:type="dxa"/>
-            <w:tmTcPr id="1750970129" protected="0"/>
+            <w:tmTcPr id="1750970786" protected="0"/>
           </w:tcPr>
           <w:p>
             <w:pPr/>
@@ -240,7 +240,7 @@
         <w:tc>
           <w:tcPr>
             <w:tcW w:w="2091" w:type="dxa"/>
-            <w:tmTcPr id="1750970129" protected="0"/>
+            <w:tmTcPr id="1750970786" protected="0"/>
           </w:tcPr>
           <w:p>
             <w:pPr/>
@@ -252,7 +252,7 @@
         <w:tc>
           <w:tcPr>
             <w:tcW w:w="2091" w:type="dxa"/>
-            <w:tmTcPr id="1750970129" protected="0"/>
+            <w:tmTcPr id="1750970786" protected="0"/>
           </w:tcPr>
           <w:p>
             <w:pPr/>
@@ -269,7 +269,7 @@
         <w:tc>
           <w:tcPr>
             <w:tcW w:w="2091" w:type="dxa"/>
-            <w:tmTcPr id="1750970129" protected="0"/>
+            <w:tmTcPr id="1750970786" protected="0"/>
           </w:tcPr>
           <w:p>
             <w:pPr/>
@@ -281,7 +281,7 @@
         <w:tc>
           <w:tcPr>
             <w:tcW w:w="2091" w:type="dxa"/>
-            <w:tmTcPr id="1750970129" protected="0"/>
+            <w:tmTcPr id="1750970786" protected="0"/>
           </w:tcPr>
           <w:p>
             <w:pPr/>
@@ -293,7 +293,7 @@
         <w:tc>
           <w:tcPr>
             <w:tcW w:w="2091" w:type="dxa"/>
-            <w:tmTcPr id="1750970129" protected="0"/>
+            <w:tmTcPr id="1750970786" protected="0"/>
           </w:tcPr>
           <w:p>
             <w:pPr/>
@@ -305,7 +305,7 @@
         <w:tc>
           <w:tcPr>
             <w:tcW w:w="2091" w:type="dxa"/>
-            <w:tmTcPr id="1750970129" protected="0"/>
+            <w:tmTcPr id="1750970786" protected="0"/>
           </w:tcPr>
           <w:p>
             <w:pPr/>
@@ -375,7 +375,7 @@
         <w:tc>
           <w:tcPr>
             <w:tcW w:w="3248" w:type="dxa"/>
-            <w:tmTcPr id="1750970129" protected="0"/>
+            <w:tmTcPr id="1750970786" protected="0"/>
           </w:tcPr>
           <w:p>
             <w:pPr>
@@ -390,7 +390,7 @@
         <w:tc>
           <w:tcPr>
             <w:tcW w:w="3257" w:type="dxa"/>
-            <w:tmTcPr id="1750970129" protected="0"/>
+            <w:tmTcPr id="1750970786" protected="0"/>
           </w:tcPr>
           <w:p>
             <w:pPr>
@@ -405,7 +405,7 @@
         <w:tc>
           <w:tcPr>
             <w:tcW w:w="3231" w:type="dxa"/>
-            <w:tmTcPr id="1750970129" protected="0"/>
+            <w:tmTcPr id="1750970786" protected="0"/>
           </w:tcPr>
           <w:p>
             <w:pPr>
@@ -427,7 +427,7 @@
         <w:tc>
           <w:tcPr>
             <w:tcW w:w="3248" w:type="dxa"/>
-            <w:tmTcPr id="1750970129" protected="0"/>
+            <w:tmTcPr id="1750970786" protected="0"/>
           </w:tcPr>
           <w:p>
             <w:pPr/>
@@ -439,7 +439,7 @@
         <w:tc>
           <w:tcPr>
             <w:tcW w:w="3257" w:type="dxa"/>
-            <w:tmTcPr id="1750970129" protected="0"/>
+            <w:tmTcPr id="1750970786" protected="0"/>
           </w:tcPr>
           <w:p>
             <w:pPr/>
@@ -451,7 +451,7 @@
         <w:tc>
           <w:tcPr>
             <w:tcW w:w="3231" w:type="dxa"/>
-            <w:tmTcPr id="1750970129" protected="0"/>
+            <w:tmTcPr id="1750970786" protected="0"/>
           </w:tcPr>
           <w:p>
             <w:pPr/>
@@ -470,7 +470,7 @@
         <w:tc>
           <w:tcPr>
             <w:tcW w:w="3248" w:type="dxa"/>
-            <w:tmTcPr id="1750970129" protected="0"/>
+            <w:tmTcPr id="1750970786" protected="0"/>
           </w:tcPr>
           <w:p>
             <w:pPr/>
@@ -482,7 +482,7 @@
         <w:tc>
           <w:tcPr>
             <w:tcW w:w="3257" w:type="dxa"/>
-            <w:tmTcPr id="1750970129" protected="0"/>
+            <w:tmTcPr id="1750970786" protected="0"/>
           </w:tcPr>
           <w:p>
             <w:pPr/>
@@ -494,7 +494,7 @@
         <w:tc>
           <w:tcPr>
             <w:tcW w:w="3231" w:type="dxa"/>
-            <w:tmTcPr id="1750970129" protected="0"/>
+            <w:tmTcPr id="1750970786" protected="0"/>
           </w:tcPr>
           <w:p>
             <w:pPr/>
@@ -513,7 +513,7 @@
         <w:tc>
           <w:tcPr>
             <w:tcW w:w="3248" w:type="dxa"/>
-            <w:tmTcPr id="1750970129" protected="0"/>
+            <w:tmTcPr id="1750970786" protected="0"/>
           </w:tcPr>
           <w:p>
             <w:pPr/>
@@ -525,7 +525,7 @@
         <w:tc>
           <w:tcPr>
             <w:tcW w:w="3257" w:type="dxa"/>
-            <w:tmTcPr id="1750970129" protected="0"/>
+            <w:tmTcPr id="1750970786" protected="0"/>
           </w:tcPr>
           <w:p>
             <w:pPr/>
@@ -537,7 +537,7 @@
         <w:tc>
           <w:tcPr>
             <w:tcW w:w="3231" w:type="dxa"/>
-            <w:tmTcPr id="1750970129" protected="0"/>
+            <w:tmTcPr id="1750970786" protected="0"/>
           </w:tcPr>
           <w:p>
             <w:pPr/>
@@ -860,7 +860,7 @@
         <w:tc>
           <w:tcPr>
             <w:tcW w:w="4848" w:type="dxa"/>
-            <w:tmTcPr id="1750970129" protected="0"/>
+            <w:tmTcPr id="1750970786" protected="0"/>
           </w:tcPr>
           <w:p>
             <w:pPr>
@@ -875,7 +875,7 @@
         <w:tc>
           <w:tcPr>
             <w:tcW w:w="4888" w:type="dxa"/>
-            <w:tmTcPr id="1750970129" protected="0"/>
+            <w:tmTcPr id="1750970786" protected="0"/>
           </w:tcPr>
           <w:p>
             <w:pPr>
@@ -897,7 +897,7 @@
         <w:tc>
           <w:tcPr>
             <w:tcW w:w="4848" w:type="dxa"/>
-            <w:tmTcPr id="1750970129" protected="0"/>
+            <w:tmTcPr id="1750970786" protected="0"/>
           </w:tcPr>
           <w:p>
             <w:pPr>
@@ -912,7 +912,7 @@
         <w:tc>
           <w:tcPr>
             <w:tcW w:w="4888" w:type="dxa"/>
-            <w:tmTcPr id="1750970129" protected="0"/>
+            <w:tmTcPr id="1750970786" protected="0"/>
           </w:tcPr>
           <w:p>
             <w:pPr>
@@ -934,7 +934,7 @@
         <w:tc>
           <w:tcPr>
             <w:tcW w:w="4848" w:type="dxa"/>
-            <w:tmTcPr id="1750970129" protected="0"/>
+            <w:tmTcPr id="1750970786" protected="0"/>
           </w:tcPr>
           <w:p>
             <w:pPr>
@@ -949,7 +949,7 @@
         <w:tc>
           <w:tcPr>
             <w:tcW w:w="4888" w:type="dxa"/>
-            <w:tmTcPr id="1750970129" protected="0"/>
+            <w:tmTcPr id="1750970786" protected="0"/>
           </w:tcPr>
           <w:p>
             <w:pPr>
@@ -971,7 +971,7 @@
         <w:tc>
           <w:tcPr>
             <w:tcW w:w="4848" w:type="dxa"/>
-            <w:tmTcPr id="1750970129" protected="0"/>
+            <w:tmTcPr id="1750970786" protected="0"/>
           </w:tcPr>
           <w:p>
             <w:pPr>
@@ -986,7 +986,7 @@
         <w:tc>
           <w:tcPr>
             <w:tcW w:w="4888" w:type="dxa"/>
-            <w:tmTcPr id="1750970129" protected="0"/>
+            <w:tmTcPr id="1750970786" protected="0"/>
           </w:tcPr>
           <w:p>
             <w:pPr>
@@ -1008,7 +1008,7 @@
         <w:tc>
           <w:tcPr>
             <w:tcW w:w="4848" w:type="dxa"/>
-            <w:tmTcPr id="1750970129" protected="0"/>
+            <w:tmTcPr id="1750970786" protected="0"/>
           </w:tcPr>
           <w:p>
             <w:pPr>
@@ -1023,7 +1023,7 @@
         <w:tc>
           <w:tcPr>
             <w:tcW w:w="4888" w:type="dxa"/>
-            <w:tmTcPr id="1750970129" protected="0"/>
+            <w:tmTcPr id="1750970786" protected="0"/>
           </w:tcPr>
           <w:p>
             <w:pPr>
@@ -1045,7 +1045,7 @@
         <w:tc>
           <w:tcPr>
             <w:tcW w:w="4848" w:type="dxa"/>
-            <w:tmTcPr id="1750970129" protected="0"/>
+            <w:tmTcPr id="1750970786" protected="0"/>
           </w:tcPr>
           <w:p>
             <w:pPr>
@@ -1060,7 +1060,7 @@
         <w:tc>
           <w:tcPr>
             <w:tcW w:w="4888" w:type="dxa"/>
-            <w:tmTcPr id="1750970129" protected="0"/>
+            <w:tmTcPr id="1750970786" protected="0"/>
           </w:tcPr>
           <w:p>
             <w:pPr>
@@ -1082,7 +1082,7 @@
         <w:tc>
           <w:tcPr>
             <w:tcW w:w="4848" w:type="dxa"/>
-            <w:tmTcPr id="1750970129" protected="0"/>
+            <w:tmTcPr id="1750970786" protected="0"/>
           </w:tcPr>
           <w:p>
             <w:pPr>
@@ -1097,7 +1097,7 @@
         <w:tc>
           <w:tcPr>
             <w:tcW w:w="4888" w:type="dxa"/>
-            <w:tmTcPr id="1750970129" protected="0"/>
+            <w:tmTcPr id="1750970786" protected="0"/>
           </w:tcPr>
           <w:p>
             <w:pPr>
@@ -3276,11 +3276,31 @@
         </w:rPr>
         <w:t>0BS: Se o valor de margin for negativo, então ele se aproximará mais dos elementos vizinhos</w:t>
       </w:r>
-      <w:r>
+    </w:p>
+    <w:p>
+      <w:pPr>
+        <w:ind w:left="708" w:firstLine="708"/>
+        <w:spacing w:after="0" w:line="540" w:lineRule="atLeast"/>
+        <w:widowControl w:val="0"/>
+        <w:pBdr>
+          <w:top w:val="nil" w:sz="0" w:space="0" w:color="000000" tmln="20, 20, 20, 0, 0"/>
+          <w:left w:val="nil" w:sz="0" w:space="0" w:color="000000" tmln="20, 20, 20, 0, 0"/>
+          <w:bottom w:val="nil" w:sz="0" w:space="0" w:color="000000" tmln="20, 20, 20, 0, 0"/>
+          <w:right w:val="nil" w:sz="0" w:space="0" w:color="000000" tmln="20, 20, 20, 0, 0"/>
+          <w:between w:val="nil" w:sz="0" w:space="0" w:color="000000" tmln="20, 20, 20, 0, 0"/>
+        </w:pBdr>
+        <w:shd w:val="none"/>
         <w:rPr>
           <w:color w:val="000000"/>
           <w:lang w:eastAsia="zh-cn"/>
         </w:rPr>
+      </w:pPr>
+      <w:r>
+        <w:rPr>
+          <w:color w:val="000000"/>
+          <w:lang w:eastAsia="zh-cn"/>
+        </w:rPr>
+        <w:t xml:space="preserve"> </w:t>
       </w:r>
     </w:p>
     <w:p>
@@ -3306,45 +3326,7 @@
           <w:color w:val="000000"/>
           <w:lang w:eastAsia="zh-cn"/>
         </w:rPr>
-        <w:t xml:space="preserve"> </w:t>
-      </w:r>
-      <w:r>
-        <w:rPr>
-          <w:color w:val="000000"/>
-          <w:lang w:eastAsia="zh-cn"/>
-        </w:rPr>
-      </w:r>
-    </w:p>
-    <w:p>
-      <w:pPr>
-        <w:ind w:left="708" w:firstLine="708"/>
-        <w:spacing w:after="0" w:line="540" w:lineRule="atLeast"/>
-        <w:widowControl w:val="0"/>
-        <w:pBdr>
-          <w:top w:val="nil" w:sz="0" w:space="0" w:color="000000" tmln="20, 20, 20, 0, 0"/>
-          <w:left w:val="nil" w:sz="0" w:space="0" w:color="000000" tmln="20, 20, 20, 0, 0"/>
-          <w:bottom w:val="nil" w:sz="0" w:space="0" w:color="000000" tmln="20, 20, 20, 0, 0"/>
-          <w:right w:val="nil" w:sz="0" w:space="0" w:color="000000" tmln="20, 20, 20, 0, 0"/>
-          <w:between w:val="nil" w:sz="0" w:space="0" w:color="000000" tmln="20, 20, 20, 0, 0"/>
-        </w:pBdr>
-        <w:shd w:val="none"/>
-        <w:rPr>
-          <w:color w:val="000000"/>
-          <w:lang w:eastAsia="zh-cn"/>
-        </w:rPr>
-      </w:pPr>
-      <w:r>
-        <w:rPr>
-          <w:color w:val="000000"/>
-          <w:lang w:eastAsia="zh-cn"/>
-        </w:rPr>
         <w:t>Se top e bottom forem iguais e; right e left também:</w:t>
-      </w:r>
-      <w:r>
-        <w:rPr>
-          <w:color w:val="000000"/>
-          <w:lang w:eastAsia="zh-cn"/>
-        </w:rPr>
       </w:r>
     </w:p>
     <w:p>
@@ -3374,47 +3356,33 @@
         </w:rPr>
         <w:t xml:space="preserve">padding: 10px 20px </w:t>
       </w:r>
-      <w:r>
+    </w:p>
+    <w:p>
+      <w:pPr>
+        <w:ind w:left="2124" w:firstLine="708"/>
+        <w:spacing w:after="0" w:line="540" w:lineRule="atLeast"/>
+        <w:widowControl w:val="0"/>
+        <w:pBdr>
+          <w:top w:val="nil" w:sz="0" w:space="0" w:color="000000" tmln="20, 20, 20, 0, 0"/>
+          <w:left w:val="nil" w:sz="0" w:space="0" w:color="000000" tmln="20, 20, 20, 0, 0"/>
+          <w:bottom w:val="nil" w:sz="0" w:space="0" w:color="000000" tmln="20, 20, 20, 0, 0"/>
+          <w:right w:val="nil" w:sz="0" w:space="0" w:color="000000" tmln="20, 20, 20, 0, 0"/>
+          <w:between w:val="nil" w:sz="0" w:space="0" w:color="000000" tmln="20, 20, 20, 0, 0"/>
+        </w:pBdr>
+        <w:shd w:val="none"/>
         <w:rPr>
           <w:color w:val="000000"/>
           <w:u w:color="auto" w:val="single"/>
           <w:lang w:eastAsia="zh-cn"/>
         </w:rPr>
-      </w:r>
-    </w:p>
-    <w:p>
-      <w:pPr>
-        <w:ind w:left="2124" w:firstLine="708"/>
-        <w:spacing w:after="0" w:line="540" w:lineRule="atLeast"/>
-        <w:widowControl w:val="0"/>
-        <w:pBdr>
-          <w:top w:val="nil" w:sz="0" w:space="0" w:color="000000" tmln="20, 20, 20, 0, 0"/>
-          <w:left w:val="nil" w:sz="0" w:space="0" w:color="000000" tmln="20, 20, 20, 0, 0"/>
-          <w:bottom w:val="nil" w:sz="0" w:space="0" w:color="000000" tmln="20, 20, 20, 0, 0"/>
-          <w:right w:val="nil" w:sz="0" w:space="0" w:color="000000" tmln="20, 20, 20, 0, 0"/>
-          <w:between w:val="nil" w:sz="0" w:space="0" w:color="000000" tmln="20, 20, 20, 0, 0"/>
-        </w:pBdr>
-        <w:shd w:val="none"/>
+      </w:pPr>
+      <w:r>
         <w:rPr>
           <w:color w:val="000000"/>
           <w:u w:color="auto" w:val="single"/>
           <w:lang w:eastAsia="zh-cn"/>
         </w:rPr>
-      </w:pPr>
-      <w:r>
-        <w:rPr>
-          <w:color w:val="000000"/>
-          <w:u w:color="auto" w:val="single"/>
-          <w:lang w:eastAsia="zh-cn"/>
-        </w:rPr>
         <w:t>Margin:   0px  15px</w:t>
-      </w:r>
-      <w:r>
-        <w:rPr>
-          <w:color w:val="000000"/>
-          <w:u w:color="auto" w:val="single"/>
-          <w:lang w:eastAsia="zh-cn"/>
-        </w:rPr>
       </w:r>
     </w:p>
     <w:p>
@@ -3450,14 +3418,6 @@
         </w:rPr>
         <w:t>Colocar uma caixa no meio do navegador:</w:t>
       </w:r>
-      <w:r>
-        <w:rPr>
-          <w:b/>
-          <w:bCs/>
-          <w:color w:val="000000"/>
-          <w:lang w:eastAsia="zh-cn"/>
-        </w:rPr>
-      </w:r>
     </w:p>
     <w:p>
       <w:pPr>
@@ -3485,13 +3445,6 @@
           <w:lang w:eastAsia="zh-cn"/>
         </w:rPr>
         <w:t>margin: auto;</w:t>
-      </w:r>
-      <w:r>
-        <w:rPr>
-          <w:color w:val="000000"/>
-          <w:u w:color="auto" w:val="single"/>
-          <w:lang w:eastAsia="zh-cn"/>
-        </w:rPr>
       </w:r>
     </w:p>
     <w:p>
@@ -3581,14 +3534,6 @@
         </w:rPr>
         <w:t>Diferença entre width e max-width:</w:t>
       </w:r>
-      <w:r>
-        <w:rPr>
-          <w:b/>
-          <w:bCs/>
-          <w:color w:val="000000"/>
-          <w:lang w:eastAsia="zh-cn"/>
-        </w:rPr>
-      </w:r>
     </w:p>
     <w:p>
       <w:pPr>
@@ -3787,13 +3732,6 @@
         </w:rPr>
         <w:t xml:space="preserve"> box-shadow: 1px 2px 3px 4px black;</w:t>
       </w:r>
-      <w:r>
-        <w:rPr>
-          <w:color w:val="000000"/>
-          <w:u w:color="auto" w:val="single"/>
-          <w:lang w:eastAsia="zh-cn"/>
-        </w:rPr>
-      </w:r>
     </w:p>
     <w:p>
       <w:pPr>
@@ -3824,14 +3762,6 @@
         </w:rPr>
         <w:t>1px → deslocamento horizontal</w:t>
       </w:r>
-      <w:r>
-        <w:rPr>
-          <w:rFonts w:ascii="Times New Roman" w:hAnsi="Times New Roman" w:eastAsia="SimSun" w:cs="Times New Roman"/>
-          <w:sz w:val="20"/>
-          <w:szCs w:val="20"/>
-          <w:lang w:eastAsia="zh-cn"/>
-        </w:rPr>
-      </w:r>
     </w:p>
     <w:p>
       <w:pPr>
@@ -3862,14 +3792,6 @@
         </w:rPr>
         <w:t>2px → deslocamento vertical</w:t>
       </w:r>
-      <w:r>
-        <w:rPr>
-          <w:rFonts w:ascii="Times New Roman" w:hAnsi="Times New Roman" w:eastAsia="SimSun" w:cs="Times New Roman"/>
-          <w:sz w:val="20"/>
-          <w:szCs w:val="20"/>
-          <w:lang w:eastAsia="zh-cn"/>
-        </w:rPr>
-      </w:r>
     </w:p>
     <w:p>
       <w:pPr>
@@ -3900,14 +3822,6 @@
         </w:rPr>
         <w:t>3px → espalhamento (blur)</w:t>
       </w:r>
-      <w:r>
-        <w:rPr>
-          <w:rFonts w:ascii="Times New Roman" w:hAnsi="Times New Roman" w:eastAsia="SimSun" w:cs="Times New Roman"/>
-          <w:sz w:val="20"/>
-          <w:szCs w:val="20"/>
-          <w:lang w:eastAsia="zh-cn"/>
-        </w:rPr>
-      </w:r>
     </w:p>
     <w:p>
       <w:pPr>
@@ -3938,14 +3852,6 @@
         </w:rPr>
         <w:t>4px → Raio de expansão - Aumenta ou reduz o tamanho da sombra.</w:t>
       </w:r>
-      <w:r>
-        <w:rPr>
-          <w:rFonts w:ascii="Times New Roman" w:hAnsi="Times New Roman" w:eastAsia="SimSun" w:cs="Times New Roman"/>
-          <w:sz w:val="20"/>
-          <w:szCs w:val="20"/>
-          <w:lang w:eastAsia="zh-cn"/>
-        </w:rPr>
-      </w:r>
     </w:p>
     <w:p>
       <w:pPr>
@@ -3976,14 +3882,6 @@
         </w:rPr>
         <w:t xml:space="preserve">  black→ cor </w:t>
       </w:r>
-      <w:r>
-        <w:rPr>
-          <w:rFonts w:ascii="Times New Roman" w:hAnsi="Times New Roman" w:eastAsia="SimSun" w:cs="Times New Roman"/>
-          <w:sz w:val="20"/>
-          <w:szCs w:val="20"/>
-          <w:lang w:eastAsia="zh-cn"/>
-        </w:rPr>
-      </w:r>
     </w:p>
     <w:p>
       <w:pPr>
@@ -4071,14 +3969,6 @@
           <w:lang w:eastAsia="zh-cn"/>
         </w:rPr>
         <w:t>Com sombra interna (para dentro da caixa):</w:t>
-      </w:r>
-      <w:r>
-        <w:rPr>
-          <w:rFonts w:ascii="Times New Roman" w:hAnsi="Times New Roman" w:eastAsia="SimSun" w:cs="Times New Roman"/>
-          <w:sz w:val="20"/>
-          <w:szCs w:val="20"/>
-          <w:lang w:eastAsia="zh-cn"/>
-        </w:rPr>
       </w:r>
     </w:p>
     <w:p>
@@ -4192,42 +4082,34 @@
         </w:rPr>
         <w:t xml:space="preserve">Bordas / Caixas com vertices arredondados: </w:t>
       </w:r>
-      <w:r>
+    </w:p>
+    <w:p>
+      <w:pPr>
+        <w:ind w:left="1068"/>
+        <w:spacing w:after="0" w:line="240" w:lineRule="auto"/>
+        <w:widowControl w:val="0"/>
+        <w:pBdr>
+          <w:top w:val="nil" w:sz="0" w:space="0" w:color="000000" tmln="20, 20, 20, 0, 0"/>
+          <w:left w:val="nil" w:sz="0" w:space="0" w:color="000000" tmln="20, 20, 20, 0, 0"/>
+          <w:bottom w:val="nil" w:sz="0" w:space="0" w:color="000000" tmln="20, 20, 20, 0, 0"/>
+          <w:right w:val="nil" w:sz="0" w:space="0" w:color="000000" tmln="20, 20, 20, 0, 0"/>
+          <w:between w:val="nil" w:sz="0" w:space="0" w:color="000000" tmln="20, 20, 20, 0, 0"/>
+        </w:pBdr>
+        <w:shd w:val="none"/>
         <w:rPr>
           <w:b/>
           <w:bCs/>
           <w:color w:val="000000"/>
           <w:lang w:eastAsia="zh-cn"/>
         </w:rPr>
-      </w:r>
-    </w:p>
-    <w:p>
-      <w:pPr>
-        <w:ind w:left="1068"/>
-        <w:spacing w:after="0" w:line="240" w:lineRule="auto"/>
-        <w:widowControl w:val="0"/>
-        <w:pBdr>
-          <w:top w:val="nil" w:sz="0" w:space="0" w:color="000000" tmln="20, 20, 20, 0, 0"/>
-          <w:left w:val="nil" w:sz="0" w:space="0" w:color="000000" tmln="20, 20, 20, 0, 0"/>
-          <w:bottom w:val="nil" w:sz="0" w:space="0" w:color="000000" tmln="20, 20, 20, 0, 0"/>
-          <w:right w:val="nil" w:sz="0" w:space="0" w:color="000000" tmln="20, 20, 20, 0, 0"/>
-          <w:between w:val="nil" w:sz="0" w:space="0" w:color="000000" tmln="20, 20, 20, 0, 0"/>
-        </w:pBdr>
-        <w:shd w:val="none"/>
+      </w:pPr>
+      <w:r>
         <w:rPr>
           <w:b/>
           <w:bCs/>
           <w:color w:val="000000"/>
           <w:lang w:eastAsia="zh-cn"/>
         </w:rPr>
-      </w:pPr>
-      <w:r>
-        <w:rPr>
-          <w:b/>
-          <w:bCs/>
-          <w:color w:val="000000"/>
-          <w:lang w:eastAsia="zh-cn"/>
-        </w:rPr>
       </w:r>
     </w:p>
     <w:p>
@@ -4257,12 +4139,191 @@
         </w:rPr>
         <w:t>Border-radius: 10px 20px 30px 40px;</w:t>
       </w:r>
+    </w:p>
+    <w:p>
+      <w:pPr>
+        <w:ind w:left="1699"/>
+        <w:spacing w:after="0" w:line="240" w:lineRule="auto"/>
+        <w:widowControl w:val="0"/>
+        <w:pBdr>
+          <w:top w:val="nil" w:sz="0" w:space="0" w:color="000000" tmln="20, 20, 20, 0, 0"/>
+          <w:left w:val="nil" w:sz="0" w:space="0" w:color="000000" tmln="20, 20, 20, 0, 0"/>
+          <w:bottom w:val="nil" w:sz="0" w:space="0" w:color="000000" tmln="20, 20, 20, 0, 0"/>
+          <w:right w:val="nil" w:sz="0" w:space="0" w:color="000000" tmln="20, 20, 20, 0, 0"/>
+          <w:between w:val="nil" w:sz="0" w:space="0" w:color="000000" tmln="20, 20, 20, 0, 0"/>
+        </w:pBdr>
+        <w:shd w:val="none"/>
+        <w:rPr>
+          <w:rFonts w:ascii="Times New Roman" w:hAnsi="Times New Roman" w:eastAsia="SimSun" w:cs="Times New Roman"/>
+          <w:sz w:val="20"/>
+          <w:szCs w:val="20"/>
+          <w:lang w:eastAsia="zh-cn"/>
+        </w:rPr>
+      </w:pPr>
+      <w:r>
+        <w:rPr>
+          <w:rFonts w:ascii="Times New Roman" w:hAnsi="Times New Roman" w:eastAsia="SimSun" w:cs="Times New Roman"/>
+          <w:sz w:val="20"/>
+          <w:szCs w:val="20"/>
+          <w:lang w:eastAsia="zh-cn"/>
+        </w:rPr>
+        <w:t>10px → borda superior esquerda</w:t>
+      </w:r>
+    </w:p>
+    <w:p>
+      <w:pPr>
+        <w:ind w:left="1699"/>
+        <w:spacing w:after="0" w:line="240" w:lineRule="auto"/>
+        <w:widowControl w:val="0"/>
+        <w:pBdr>
+          <w:top w:val="nil" w:sz="0" w:space="0" w:color="000000" tmln="20, 20, 20, 0, 0"/>
+          <w:left w:val="nil" w:sz="0" w:space="0" w:color="000000" tmln="20, 20, 20, 0, 0"/>
+          <w:bottom w:val="nil" w:sz="0" w:space="0" w:color="000000" tmln="20, 20, 20, 0, 0"/>
+          <w:right w:val="nil" w:sz="0" w:space="0" w:color="000000" tmln="20, 20, 20, 0, 0"/>
+          <w:between w:val="nil" w:sz="0" w:space="0" w:color="000000" tmln="20, 20, 20, 0, 0"/>
+        </w:pBdr>
+        <w:shd w:val="none"/>
+        <w:rPr>
+          <w:rFonts w:ascii="Times New Roman" w:hAnsi="Times New Roman" w:eastAsia="SimSun" w:cs="Times New Roman"/>
+          <w:sz w:val="20"/>
+          <w:szCs w:val="20"/>
+          <w:lang w:eastAsia="zh-cn"/>
+        </w:rPr>
+      </w:pPr>
+      <w:r>
+        <w:rPr>
+          <w:rFonts w:ascii="Times New Roman" w:hAnsi="Times New Roman" w:eastAsia="SimSun" w:cs="Times New Roman"/>
+          <w:sz w:val="20"/>
+          <w:szCs w:val="20"/>
+          <w:lang w:eastAsia="zh-cn"/>
+        </w:rPr>
+        <w:t>20px → borda superior direita</w:t>
+      </w:r>
+    </w:p>
+    <w:p>
+      <w:pPr>
+        <w:ind w:left="1699"/>
+        <w:spacing w:after="0" w:line="240" w:lineRule="auto"/>
+        <w:widowControl w:val="0"/>
+        <w:pBdr>
+          <w:top w:val="nil" w:sz="0" w:space="0" w:color="000000" tmln="20, 20, 20, 0, 0"/>
+          <w:left w:val="nil" w:sz="0" w:space="0" w:color="000000" tmln="20, 20, 20, 0, 0"/>
+          <w:bottom w:val="nil" w:sz="0" w:space="0" w:color="000000" tmln="20, 20, 20, 0, 0"/>
+          <w:right w:val="nil" w:sz="0" w:space="0" w:color="000000" tmln="20, 20, 20, 0, 0"/>
+          <w:between w:val="nil" w:sz="0" w:space="0" w:color="000000" tmln="20, 20, 20, 0, 0"/>
+        </w:pBdr>
+        <w:shd w:val="none"/>
+        <w:rPr>
+          <w:rFonts w:ascii="Times New Roman" w:hAnsi="Times New Roman" w:eastAsia="SimSun" w:cs="Times New Roman"/>
+          <w:sz w:val="20"/>
+          <w:szCs w:val="20"/>
+          <w:lang w:eastAsia="zh-cn"/>
+        </w:rPr>
+      </w:pPr>
+      <w:r>
+        <w:rPr>
+          <w:rFonts w:ascii="Times New Roman" w:hAnsi="Times New Roman" w:eastAsia="SimSun" w:cs="Times New Roman"/>
+          <w:sz w:val="20"/>
+          <w:szCs w:val="20"/>
+          <w:lang w:eastAsia="zh-cn"/>
+        </w:rPr>
+        <w:t>30px → borda inferior direita</w:t>
+      </w:r>
+    </w:p>
+    <w:p>
+      <w:pPr>
+        <w:ind w:left="1699"/>
+        <w:spacing w:after="0" w:line="240" w:lineRule="auto"/>
+        <w:widowControl w:val="0"/>
+        <w:pBdr>
+          <w:top w:val="nil" w:sz="0" w:space="0" w:color="000000" tmln="20, 20, 20, 0, 0"/>
+          <w:left w:val="nil" w:sz="0" w:space="0" w:color="000000" tmln="20, 20, 20, 0, 0"/>
+          <w:bottom w:val="nil" w:sz="0" w:space="0" w:color="000000" tmln="20, 20, 20, 0, 0"/>
+          <w:right w:val="nil" w:sz="0" w:space="0" w:color="000000" tmln="20, 20, 20, 0, 0"/>
+          <w:between w:val="nil" w:sz="0" w:space="0" w:color="000000" tmln="20, 20, 20, 0, 0"/>
+        </w:pBdr>
+        <w:shd w:val="none"/>
+        <w:rPr>
+          <w:rFonts w:ascii="Times New Roman" w:hAnsi="Times New Roman" w:eastAsia="SimSun" w:cs="Times New Roman"/>
+          <w:sz w:val="20"/>
+          <w:szCs w:val="20"/>
+          <w:lang w:eastAsia="zh-cn"/>
+        </w:rPr>
+      </w:pPr>
+      <w:r>
+        <w:rPr>
+          <w:rFonts w:ascii="Times New Roman" w:hAnsi="Times New Roman" w:eastAsia="SimSun" w:cs="Times New Roman"/>
+          <w:sz w:val="20"/>
+          <w:szCs w:val="20"/>
+          <w:lang w:eastAsia="zh-cn"/>
+        </w:rPr>
+        <w:t>40px → borda inferior esquerda</w:t>
+      </w:r>
+    </w:p>
+    <w:p>
+      <w:pPr>
+        <w:ind w:left="1699"/>
+        <w:spacing w:after="0" w:line="240" w:lineRule="auto"/>
+        <w:widowControl w:val="0"/>
+        <w:pBdr>
+          <w:top w:val="nil" w:sz="0" w:space="0" w:color="000000" tmln="20, 20, 20, 0, 0"/>
+          <w:left w:val="nil" w:sz="0" w:space="0" w:color="000000" tmln="20, 20, 20, 0, 0"/>
+          <w:bottom w:val="nil" w:sz="0" w:space="0" w:color="000000" tmln="20, 20, 20, 0, 0"/>
+          <w:right w:val="nil" w:sz="0" w:space="0" w:color="000000" tmln="20, 20, 20, 0, 0"/>
+          <w:between w:val="nil" w:sz="0" w:space="0" w:color="000000" tmln="20, 20, 20, 0, 0"/>
+        </w:pBdr>
+        <w:shd w:val="none"/>
+        <w:rPr>
+          <w:rFonts w:ascii="Times New Roman" w:hAnsi="Times New Roman" w:eastAsia="SimSun" w:cs="Times New Roman"/>
+          <w:sz w:val="20"/>
+          <w:szCs w:val="20"/>
+          <w:lang w:eastAsia="zh-cn"/>
+        </w:rPr>
+      </w:pPr>
+      <w:r>
+        <w:rPr>
+          <w:rFonts w:ascii="Times New Roman" w:hAnsi="Times New Roman" w:eastAsia="SimSun" w:cs="Times New Roman"/>
+          <w:sz w:val="20"/>
+          <w:szCs w:val="20"/>
+          <w:lang w:eastAsia="zh-cn"/>
+        </w:rPr>
+      </w:r>
+    </w:p>
+    <w:p>
+      <w:pPr>
+        <w:ind w:left="1699"/>
+        <w:spacing w:after="0" w:line="240" w:lineRule="auto"/>
+        <w:widowControl w:val="0"/>
+        <w:pBdr>
+          <w:top w:val="nil" w:sz="0" w:space="0" w:color="000000" tmln="20, 20, 20, 0, 0"/>
+          <w:left w:val="nil" w:sz="0" w:space="0" w:color="000000" tmln="20, 20, 20, 0, 0"/>
+          <w:bottom w:val="nil" w:sz="0" w:space="0" w:color="000000" tmln="20, 20, 20, 0, 0"/>
+          <w:right w:val="nil" w:sz="0" w:space="0" w:color="000000" tmln="20, 20, 20, 0, 0"/>
+          <w:between w:val="nil" w:sz="0" w:space="0" w:color="000000" tmln="20, 20, 20, 0, 0"/>
+        </w:pBdr>
+        <w:shd w:val="none"/>
+        <w:rPr>
+          <w:rFonts w:ascii="Times New Roman" w:hAnsi="Times New Roman" w:eastAsia="SimSun" w:cs="Times New Roman"/>
+          <w:sz w:val="20"/>
+          <w:szCs w:val="20"/>
+          <w:lang w:eastAsia="zh-cn"/>
+        </w:rPr>
+      </w:pPr>
       <w:r>
         <w:rPr>
           <w:color w:val="000000"/>
           <w:u w:color="auto" w:val="single"/>
           <w:lang w:eastAsia="zh-cn"/>
         </w:rPr>
+        <w:t>Border-radius: 10px 20px;</w:t>
+      </w:r>
+      <w:r>
+        <w:rPr>
+          <w:rFonts w:ascii="Times New Roman" w:hAnsi="Times New Roman" w:eastAsia="SimSun" w:cs="Times New Roman"/>
+          <w:sz w:val="20"/>
+          <w:szCs w:val="20"/>
+          <w:lang w:eastAsia="zh-cn"/>
+        </w:rPr>
       </w:r>
     </w:p>
     <w:p>
@@ -4294,14 +4355,6 @@
         </w:rPr>
         <w:t>10px → borda superior esquerda</w:t>
       </w:r>
-      <w:r>
-        <w:rPr>
-          <w:rFonts w:ascii="Times New Roman" w:hAnsi="Times New Roman" w:eastAsia="SimSun" w:cs="Times New Roman"/>
-          <w:sz w:val="20"/>
-          <w:szCs w:val="20"/>
-          <w:lang w:eastAsia="zh-cn"/>
-        </w:rPr>
-      </w:r>
     </w:p>
     <w:p>
       <w:pPr>
@@ -4332,14 +4385,6 @@
         </w:rPr>
         <w:t>20px → borda superior direita</w:t>
       </w:r>
-      <w:r>
-        <w:rPr>
-          <w:rFonts w:ascii="Times New Roman" w:hAnsi="Times New Roman" w:eastAsia="SimSun" w:cs="Times New Roman"/>
-          <w:sz w:val="20"/>
-          <w:szCs w:val="20"/>
-          <w:lang w:eastAsia="zh-cn"/>
-        </w:rPr>
-      </w:r>
     </w:p>
     <w:p>
       <w:pPr>
@@ -4368,233 +4413,7 @@
           <w:szCs w:val="20"/>
           <w:lang w:eastAsia="zh-cn"/>
         </w:rPr>
-        <w:t>30px → borda inferior direita</w:t>
-      </w:r>
-      <w:r>
-        <w:rPr>
-          <w:rFonts w:ascii="Times New Roman" w:hAnsi="Times New Roman" w:eastAsia="SimSun" w:cs="Times New Roman"/>
-          <w:sz w:val="20"/>
-          <w:szCs w:val="20"/>
-          <w:lang w:eastAsia="zh-cn"/>
-        </w:rPr>
-      </w:r>
-    </w:p>
-    <w:p>
-      <w:pPr>
-        <w:ind w:left="1699"/>
-        <w:spacing w:after="0" w:line="240" w:lineRule="auto"/>
-        <w:widowControl w:val="0"/>
-        <w:pBdr>
-          <w:top w:val="nil" w:sz="0" w:space="0" w:color="000000" tmln="20, 20, 20, 0, 0"/>
-          <w:left w:val="nil" w:sz="0" w:space="0" w:color="000000" tmln="20, 20, 20, 0, 0"/>
-          <w:bottom w:val="nil" w:sz="0" w:space="0" w:color="000000" tmln="20, 20, 20, 0, 0"/>
-          <w:right w:val="nil" w:sz="0" w:space="0" w:color="000000" tmln="20, 20, 20, 0, 0"/>
-          <w:between w:val="nil" w:sz="0" w:space="0" w:color="000000" tmln="20, 20, 20, 0, 0"/>
-        </w:pBdr>
-        <w:shd w:val="none"/>
-        <w:rPr>
-          <w:rFonts w:ascii="Times New Roman" w:hAnsi="Times New Roman" w:eastAsia="SimSun" w:cs="Times New Roman"/>
-          <w:sz w:val="20"/>
-          <w:szCs w:val="20"/>
-          <w:lang w:eastAsia="zh-cn"/>
-        </w:rPr>
-      </w:pPr>
-      <w:r>
-        <w:rPr>
-          <w:rFonts w:ascii="Times New Roman" w:hAnsi="Times New Roman" w:eastAsia="SimSun" w:cs="Times New Roman"/>
-          <w:sz w:val="20"/>
-          <w:szCs w:val="20"/>
-          <w:lang w:eastAsia="zh-cn"/>
-        </w:rPr>
-        <w:t>40px → borda inferior esquerda</w:t>
-      </w:r>
-      <w:r>
-        <w:rPr>
-          <w:rFonts w:ascii="Times New Roman" w:hAnsi="Times New Roman" w:eastAsia="SimSun" w:cs="Times New Roman"/>
-          <w:sz w:val="20"/>
-          <w:szCs w:val="20"/>
-          <w:lang w:eastAsia="zh-cn"/>
-        </w:rPr>
-      </w:r>
-    </w:p>
-    <w:p>
-      <w:pPr>
-        <w:ind w:left="1699"/>
-        <w:spacing w:after="0" w:line="240" w:lineRule="auto"/>
-        <w:widowControl w:val="0"/>
-        <w:pBdr>
-          <w:top w:val="nil" w:sz="0" w:space="0" w:color="000000" tmln="20, 20, 20, 0, 0"/>
-          <w:left w:val="nil" w:sz="0" w:space="0" w:color="000000" tmln="20, 20, 20, 0, 0"/>
-          <w:bottom w:val="nil" w:sz="0" w:space="0" w:color="000000" tmln="20, 20, 20, 0, 0"/>
-          <w:right w:val="nil" w:sz="0" w:space="0" w:color="000000" tmln="20, 20, 20, 0, 0"/>
-          <w:between w:val="nil" w:sz="0" w:space="0" w:color="000000" tmln="20, 20, 20, 0, 0"/>
-        </w:pBdr>
-        <w:shd w:val="none"/>
-        <w:rPr>
-          <w:rFonts w:ascii="Times New Roman" w:hAnsi="Times New Roman" w:eastAsia="SimSun" w:cs="Times New Roman"/>
-          <w:sz w:val="20"/>
-          <w:szCs w:val="20"/>
-          <w:lang w:eastAsia="zh-cn"/>
-        </w:rPr>
-      </w:pPr>
-      <w:r>
-        <w:rPr>
-          <w:rFonts w:ascii="Times New Roman" w:hAnsi="Times New Roman" w:eastAsia="SimSun" w:cs="Times New Roman"/>
-          <w:sz w:val="20"/>
-          <w:szCs w:val="20"/>
-          <w:lang w:eastAsia="zh-cn"/>
-        </w:rPr>
-      </w:r>
-    </w:p>
-    <w:p>
-      <w:pPr>
-        <w:ind w:left="1699"/>
-        <w:spacing w:after="0" w:line="240" w:lineRule="auto"/>
-        <w:widowControl w:val="0"/>
-        <w:pBdr>
-          <w:top w:val="nil" w:sz="0" w:space="0" w:color="000000" tmln="20, 20, 20, 0, 0"/>
-          <w:left w:val="nil" w:sz="0" w:space="0" w:color="000000" tmln="20, 20, 20, 0, 0"/>
-          <w:bottom w:val="nil" w:sz="0" w:space="0" w:color="000000" tmln="20, 20, 20, 0, 0"/>
-          <w:right w:val="nil" w:sz="0" w:space="0" w:color="000000" tmln="20, 20, 20, 0, 0"/>
-          <w:between w:val="nil" w:sz="0" w:space="0" w:color="000000" tmln="20, 20, 20, 0, 0"/>
-        </w:pBdr>
-        <w:shd w:val="none"/>
-        <w:rPr>
-          <w:rFonts w:ascii="Times New Roman" w:hAnsi="Times New Roman" w:eastAsia="SimSun" w:cs="Times New Roman"/>
-          <w:sz w:val="20"/>
-          <w:szCs w:val="20"/>
-          <w:lang w:eastAsia="zh-cn"/>
-        </w:rPr>
-      </w:pPr>
-      <w:r>
-        <w:rPr>
-          <w:color w:val="000000"/>
-          <w:u w:color="auto" w:val="single"/>
-          <w:lang w:eastAsia="zh-cn"/>
-        </w:rPr>
-        <w:t>Border-radius: 10px 20px;</w:t>
-      </w:r>
-      <w:r>
-        <w:rPr>
-          <w:rFonts w:ascii="Times New Roman" w:hAnsi="Times New Roman" w:eastAsia="SimSun" w:cs="Times New Roman"/>
-          <w:sz w:val="20"/>
-          <w:szCs w:val="20"/>
-          <w:lang w:eastAsia="zh-cn"/>
-        </w:rPr>
-      </w:r>
-    </w:p>
-    <w:p>
-      <w:pPr>
-        <w:ind w:left="1699"/>
-        <w:spacing w:after="0" w:line="240" w:lineRule="auto"/>
-        <w:widowControl w:val="0"/>
-        <w:pBdr>
-          <w:top w:val="nil" w:sz="0" w:space="0" w:color="000000" tmln="20, 20, 20, 0, 0"/>
-          <w:left w:val="nil" w:sz="0" w:space="0" w:color="000000" tmln="20, 20, 20, 0, 0"/>
-          <w:bottom w:val="nil" w:sz="0" w:space="0" w:color="000000" tmln="20, 20, 20, 0, 0"/>
-          <w:right w:val="nil" w:sz="0" w:space="0" w:color="000000" tmln="20, 20, 20, 0, 0"/>
-          <w:between w:val="nil" w:sz="0" w:space="0" w:color="000000" tmln="20, 20, 20, 0, 0"/>
-        </w:pBdr>
-        <w:shd w:val="none"/>
-        <w:rPr>
-          <w:rFonts w:ascii="Times New Roman" w:hAnsi="Times New Roman" w:eastAsia="SimSun" w:cs="Times New Roman"/>
-          <w:sz w:val="20"/>
-          <w:szCs w:val="20"/>
-          <w:lang w:eastAsia="zh-cn"/>
-        </w:rPr>
-      </w:pPr>
-      <w:r>
-        <w:rPr>
-          <w:rFonts w:ascii="Times New Roman" w:hAnsi="Times New Roman" w:eastAsia="SimSun" w:cs="Times New Roman"/>
-          <w:sz w:val="20"/>
-          <w:szCs w:val="20"/>
-          <w:lang w:eastAsia="zh-cn"/>
-        </w:rPr>
-        <w:t>10px → borda superior esquerda</w:t>
-      </w:r>
-      <w:r>
-        <w:rPr>
-          <w:rFonts w:ascii="Times New Roman" w:hAnsi="Times New Roman" w:eastAsia="SimSun" w:cs="Times New Roman"/>
-          <w:sz w:val="20"/>
-          <w:szCs w:val="20"/>
-          <w:lang w:eastAsia="zh-cn"/>
-        </w:rPr>
-      </w:r>
-    </w:p>
-    <w:p>
-      <w:pPr>
-        <w:ind w:left="1699"/>
-        <w:spacing w:after="0" w:line="240" w:lineRule="auto"/>
-        <w:widowControl w:val="0"/>
-        <w:pBdr>
-          <w:top w:val="nil" w:sz="0" w:space="0" w:color="000000" tmln="20, 20, 20, 0, 0"/>
-          <w:left w:val="nil" w:sz="0" w:space="0" w:color="000000" tmln="20, 20, 20, 0, 0"/>
-          <w:bottom w:val="nil" w:sz="0" w:space="0" w:color="000000" tmln="20, 20, 20, 0, 0"/>
-          <w:right w:val="nil" w:sz="0" w:space="0" w:color="000000" tmln="20, 20, 20, 0, 0"/>
-          <w:between w:val="nil" w:sz="0" w:space="0" w:color="000000" tmln="20, 20, 20, 0, 0"/>
-        </w:pBdr>
-        <w:shd w:val="none"/>
-        <w:rPr>
-          <w:rFonts w:ascii="Times New Roman" w:hAnsi="Times New Roman" w:eastAsia="SimSun" w:cs="Times New Roman"/>
-          <w:sz w:val="20"/>
-          <w:szCs w:val="20"/>
-          <w:lang w:eastAsia="zh-cn"/>
-        </w:rPr>
-      </w:pPr>
-      <w:r>
-        <w:rPr>
-          <w:rFonts w:ascii="Times New Roman" w:hAnsi="Times New Roman" w:eastAsia="SimSun" w:cs="Times New Roman"/>
-          <w:sz w:val="20"/>
-          <w:szCs w:val="20"/>
-          <w:lang w:eastAsia="zh-cn"/>
-        </w:rPr>
-        <w:t>20px → borda superior direita</w:t>
-      </w:r>
-      <w:r>
-        <w:rPr>
-          <w:rFonts w:ascii="Times New Roman" w:hAnsi="Times New Roman" w:eastAsia="SimSun" w:cs="Times New Roman"/>
-          <w:sz w:val="20"/>
-          <w:szCs w:val="20"/>
-          <w:lang w:eastAsia="zh-cn"/>
-        </w:rPr>
-      </w:r>
-    </w:p>
-    <w:p>
-      <w:pPr>
-        <w:ind w:left="1699"/>
-        <w:spacing w:after="0" w:line="240" w:lineRule="auto"/>
-        <w:widowControl w:val="0"/>
-        <w:pBdr>
-          <w:top w:val="nil" w:sz="0" w:space="0" w:color="000000" tmln="20, 20, 20, 0, 0"/>
-          <w:left w:val="nil" w:sz="0" w:space="0" w:color="000000" tmln="20, 20, 20, 0, 0"/>
-          <w:bottom w:val="nil" w:sz="0" w:space="0" w:color="000000" tmln="20, 20, 20, 0, 0"/>
-          <w:right w:val="nil" w:sz="0" w:space="0" w:color="000000" tmln="20, 20, 20, 0, 0"/>
-          <w:between w:val="nil" w:sz="0" w:space="0" w:color="000000" tmln="20, 20, 20, 0, 0"/>
-        </w:pBdr>
-        <w:shd w:val="none"/>
-        <w:rPr>
-          <w:rFonts w:ascii="Times New Roman" w:hAnsi="Times New Roman" w:eastAsia="SimSun" w:cs="Times New Roman"/>
-          <w:sz w:val="20"/>
-          <w:szCs w:val="20"/>
-          <w:lang w:eastAsia="zh-cn"/>
-        </w:rPr>
-      </w:pPr>
-      <w:r>
-        <w:rPr>
-          <w:rFonts w:ascii="Times New Roman" w:hAnsi="Times New Roman" w:eastAsia="SimSun" w:cs="Times New Roman"/>
-          <w:sz w:val="20"/>
-          <w:szCs w:val="20"/>
-          <w:lang w:eastAsia="zh-cn"/>
-        </w:rPr>
         <w:t>10px → borda inferior direita</w:t>
-      </w:r>
-      <w:r>
-        <w:rPr>
-          <w:rFonts w:ascii="Times New Roman" w:hAnsi="Times New Roman" w:eastAsia="SimSun" w:cs="Times New Roman"/>
-          <w:sz w:val="20"/>
-          <w:szCs w:val="20"/>
-          <w:lang w:eastAsia="zh-cn"/>
-        </w:rPr>
       </w:r>
     </w:p>
     <w:p>
@@ -4695,14 +4514,6 @@
         </w:rPr>
         <w:t>Fazer um circulo no html com as css:</w:t>
       </w:r>
-      <w:r>
-        <w:rPr>
-          <w:b/>
-          <w:bCs/>
-          <w:color w:val="000000"/>
-          <w:lang w:eastAsia="zh-cn"/>
-        </w:rPr>
-      </w:r>
     </w:p>
     <w:p>
       <w:pPr>
@@ -4766,14 +4577,6 @@
         </w:rPr>
         <w:t>Crie uma div vazia e escreva em style:</w:t>
       </w:r>
-      <w:r>
-        <w:rPr>
-          <w:rFonts w:ascii="Times New Roman" w:hAnsi="Times New Roman" w:eastAsia="SimSun" w:cs="Times New Roman"/>
-          <w:sz w:val="20"/>
-          <w:szCs w:val="20"/>
-          <w:lang w:eastAsia="zh-cn"/>
-        </w:rPr>
-      </w:r>
     </w:p>
     <w:p>
       <w:pPr>
@@ -4804,14 +4607,6 @@
         </w:rPr>
         <w:t>width: 90px;</w:t>
       </w:r>
-      <w:r>
-        <w:rPr>
-          <w:rFonts w:ascii="Times New Roman" w:hAnsi="Times New Roman" w:eastAsia="SimSun" w:cs="Times New Roman"/>
-          <w:sz w:val="20"/>
-          <w:szCs w:val="20"/>
-          <w:lang w:eastAsia="zh-cn"/>
-        </w:rPr>
-      </w:r>
     </w:p>
     <w:p>
       <w:pPr>
@@ -4841,14 +4636,6 @@
           <w:lang w:eastAsia="zh-cn"/>
         </w:rPr>
         <w:t>height: 90px;</w:t>
-      </w:r>
-      <w:r>
-        <w:rPr>
-          <w:rFonts w:ascii="Times New Roman" w:hAnsi="Times New Roman" w:eastAsia="SimSun" w:cs="Times New Roman"/>
-          <w:sz w:val="20"/>
-          <w:szCs w:val="20"/>
-          <w:lang w:eastAsia="zh-cn"/>
-        </w:rPr>
       </w:r>
     </w:p>
     <w:p>
@@ -4881,14 +4668,6 @@
         <w:t>margin: 10px;</w:t>
         <w:tab/>
       </w:r>
-      <w:r>
-        <w:rPr>
-          <w:rFonts w:ascii="Times New Roman" w:hAnsi="Times New Roman" w:eastAsia="SimSun" w:cs="Times New Roman"/>
-          <w:sz w:val="20"/>
-          <w:szCs w:val="20"/>
-          <w:lang w:eastAsia="zh-cn"/>
-        </w:rPr>
-      </w:r>
     </w:p>
     <w:p>
       <w:pPr>
@@ -4919,14 +4698,6 @@
         </w:rPr>
         <w:t>border-radius: 50%;</w:t>
       </w:r>
-      <w:r>
-        <w:rPr>
-          <w:rFonts w:ascii="Times New Roman" w:hAnsi="Times New Roman" w:eastAsia="SimSun" w:cs="Times New Roman"/>
-          <w:sz w:val="20"/>
-          <w:szCs w:val="20"/>
-          <w:lang w:eastAsia="zh-cn"/>
-        </w:rPr>
-      </w:r>
     </w:p>
     <w:p>
       <w:pPr>
@@ -4956,14 +4727,6 @@
           <w:lang w:eastAsia="zh-cn"/>
         </w:rPr>
         <w:t>background-color: blue;</w:t>
-      </w:r>
-      <w:r>
-        <w:rPr>
-          <w:rFonts w:ascii="Times New Roman" w:hAnsi="Times New Roman" w:eastAsia="SimSun" w:cs="Times New Roman"/>
-          <w:sz w:val="20"/>
-          <w:szCs w:val="20"/>
-          <w:lang w:eastAsia="zh-cn"/>
-        </w:rPr>
       </w:r>
     </w:p>
     <w:p>
@@ -5028,14 +4791,6 @@
         </w:rPr>
         <w:t>Arredondando bordas</w:t>
       </w:r>
-      <w:r>
-        <w:rPr>
-          <w:b/>
-          <w:bCs/>
-          <w:color w:val="000000"/>
-          <w:lang w:eastAsia="zh-cn"/>
-        </w:rPr>
-      </w:r>
     </w:p>
     <w:p>
       <w:pPr>
@@ -5066,14 +4821,6 @@
         </w:rPr>
         <w:t>Você pode controlar cada canto separadamente:</w:t>
       </w:r>
-      <w:r>
-        <w:rPr>
-          <w:rFonts w:ascii="Times New Roman" w:hAnsi="Times New Roman" w:eastAsia="SimSun" w:cs="Times New Roman"/>
-          <w:sz w:val="20"/>
-          <w:szCs w:val="20"/>
-          <w:lang w:eastAsia="zh-cn"/>
-        </w:rPr>
-      </w:r>
     </w:p>
     <w:p>
       <w:pPr>
@@ -5103,14 +4850,6 @@
           <w:lang w:eastAsia="zh-cn"/>
         </w:rPr>
         <w:t>div { border-radius: 10px 30px 50px 5px; }</w:t>
-      </w:r>
-      <w:r>
-        <w:rPr>
-          <w:rFonts w:ascii="Times New Roman" w:hAnsi="Times New Roman" w:eastAsia="SimSun" w:cs="Times New Roman"/>
-          <w:sz w:val="20"/>
-          <w:szCs w:val="20"/>
-          <w:lang w:eastAsia="zh-cn"/>
-        </w:rPr>
       </w:r>
     </w:p>
     <w:p>
@@ -5407,14 +5146,6 @@
         </w:rPr>
         <w:t xml:space="preserve">Ou diretamente para todos: </w:t>
       </w:r>
-      <w:r>
-        <w:rPr>
-          <w:rFonts w:ascii="Times New Roman" w:hAnsi="Times New Roman" w:eastAsia="SimSun" w:cs="Times New Roman"/>
-          <w:sz w:val="20"/>
-          <w:szCs w:val="20"/>
-          <w:lang w:eastAsia="zh-cn"/>
-        </w:rPr>
-      </w:r>
     </w:p>
     <w:p>
       <w:pPr>
@@ -5444,14 +5175,6 @@
           <w:lang w:eastAsia="zh-cn"/>
         </w:rPr>
         <w:t>border-radius: 10px</w:t>
-      </w:r>
-      <w:r>
-        <w:rPr>
-          <w:rFonts w:ascii="Times New Roman" w:hAnsi="Times New Roman" w:eastAsia="SimSun" w:cs="Times New Roman"/>
-          <w:sz w:val="20"/>
-          <w:szCs w:val="20"/>
-          <w:lang w:eastAsia="zh-cn"/>
-        </w:rPr>
       </w:r>
     </w:p>
     <w:p>
@@ -5751,42 +5474,34 @@
         </w:rPr>
         <w:t>Bordas com decorativas com imagem:</w:t>
       </w:r>
-      <w:r>
+    </w:p>
+    <w:p>
+      <w:pPr>
+        <w:ind w:left="360" w:firstLine="708"/>
+        <w:spacing w:after="0" w:line="240" w:lineRule="auto"/>
+        <w:widowControl w:val="0"/>
+        <w:pBdr>
+          <w:top w:val="nil" w:sz="0" w:space="0" w:color="000000" tmln="20, 20, 20, 0, 0"/>
+          <w:left w:val="nil" w:sz="0" w:space="0" w:color="000000" tmln="20, 20, 20, 0, 0"/>
+          <w:bottom w:val="nil" w:sz="0" w:space="0" w:color="000000" tmln="20, 20, 20, 0, 0"/>
+          <w:right w:val="nil" w:sz="0" w:space="0" w:color="000000" tmln="20, 20, 20, 0, 0"/>
+          <w:between w:val="nil" w:sz="0" w:space="0" w:color="000000" tmln="20, 20, 20, 0, 0"/>
+        </w:pBdr>
+        <w:shd w:val="none"/>
         <w:rPr>
           <w:b/>
           <w:bCs/>
           <w:color w:val="000000"/>
           <w:lang w:eastAsia="zh-cn"/>
         </w:rPr>
-      </w:r>
-    </w:p>
-    <w:p>
-      <w:pPr>
-        <w:ind w:left="360" w:firstLine="708"/>
-        <w:spacing w:after="0" w:line="240" w:lineRule="auto"/>
-        <w:widowControl w:val="0"/>
-        <w:pBdr>
-          <w:top w:val="nil" w:sz="0" w:space="0" w:color="000000" tmln="20, 20, 20, 0, 0"/>
-          <w:left w:val="nil" w:sz="0" w:space="0" w:color="000000" tmln="20, 20, 20, 0, 0"/>
-          <w:bottom w:val="nil" w:sz="0" w:space="0" w:color="000000" tmln="20, 20, 20, 0, 0"/>
-          <w:right w:val="nil" w:sz="0" w:space="0" w:color="000000" tmln="20, 20, 20, 0, 0"/>
-          <w:between w:val="nil" w:sz="0" w:space="0" w:color="000000" tmln="20, 20, 20, 0, 0"/>
-        </w:pBdr>
-        <w:shd w:val="none"/>
+      </w:pPr>
+      <w:r>
         <w:rPr>
           <w:b/>
           <w:bCs/>
           <w:color w:val="000000"/>
           <w:lang w:eastAsia="zh-cn"/>
         </w:rPr>
-      </w:pPr>
-      <w:r>
-        <w:rPr>
-          <w:b/>
-          <w:bCs/>
-          <w:color w:val="000000"/>
-          <w:lang w:eastAsia="zh-cn"/>
-        </w:rPr>
       </w:r>
     </w:p>
     <w:p>
@@ -5818,14 +5533,6 @@
         </w:rPr>
         <w:t>border: 20px solid transparent;</w:t>
       </w:r>
-      <w:r>
-        <w:rPr>
-          <w:rFonts w:ascii="Times New Roman" w:hAnsi="Times New Roman" w:eastAsia="SimSun" w:cs="Times New Roman"/>
-          <w:sz w:val="20"/>
-          <w:szCs w:val="20"/>
-          <w:lang w:eastAsia="zh-cn"/>
-        </w:rPr>
-      </w:r>
     </w:p>
     <w:p>
       <w:pPr>
@@ -5858,15 +5565,6 @@
         </w:rPr>
         <w:t>border-image: url('borda.png') 30 stretch;</w:t>
       </w:r>
-      <w:r>
-        <w:rPr>
-          <w:rFonts w:ascii="Times New Roman" w:hAnsi="Times New Roman" w:eastAsia="SimSun" w:cs="Times New Roman"/>
-          <w:sz w:val="20"/>
-          <w:szCs w:val="20"/>
-          <w:u w:color="auto" w:val="single"/>
-          <w:lang w:eastAsia="zh-cn"/>
-        </w:rPr>
-      </w:r>
     </w:p>
     <w:p>
       <w:pPr>
@@ -5955,14 +5653,6 @@
         </w:rPr>
         <w:t>OU</w:t>
       </w:r>
-      <w:r>
-        <w:rPr>
-          <w:rFonts w:ascii="Times New Roman" w:hAnsi="Times New Roman" w:eastAsia="SimSun" w:cs="Times New Roman"/>
-          <w:sz w:val="20"/>
-          <w:szCs w:val="20"/>
-          <w:lang w:eastAsia="zh-cn"/>
-        </w:rPr>
-      </w:r>
     </w:p>
     <w:p>
       <w:pPr>
@@ -6022,14 +5712,6 @@
         </w:rPr>
         <w:t xml:space="preserve">    border: 20px solid transparent;</w:t>
       </w:r>
-      <w:r>
-        <w:rPr>
-          <w:rFonts w:ascii="Times New Roman" w:hAnsi="Times New Roman" w:eastAsia="SimSun" w:cs="Times New Roman"/>
-          <w:sz w:val="20"/>
-          <w:szCs w:val="20"/>
-          <w:lang w:eastAsia="zh-cn"/>
-        </w:rPr>
-      </w:r>
     </w:p>
     <w:p>
       <w:pPr>
@@ -6431,14 +6113,6 @@
         </w:rPr>
         <w:t>O border-image-repeat define como a imagem será distribuída:</w:t>
       </w:r>
-      <w:r>
-        <w:rPr>
-          <w:rFonts w:ascii="Times New Roman" w:hAnsi="Times New Roman" w:eastAsia="SimSun" w:cs="Times New Roman"/>
-          <w:sz w:val="20"/>
-          <w:szCs w:val="20"/>
-          <w:lang w:eastAsia="zh-cn"/>
-        </w:rPr>
-      </w:r>
     </w:p>
     <w:p>
       <w:pPr>
@@ -6469,14 +6143,6 @@
         </w:rPr>
         <w:t>stretch → Estica a imagem ao longo da borda.</w:t>
       </w:r>
-      <w:r>
-        <w:rPr>
-          <w:rFonts w:ascii="Times New Roman" w:hAnsi="Times New Roman" w:eastAsia="SimSun" w:cs="Times New Roman"/>
-          <w:sz w:val="20"/>
-          <w:szCs w:val="20"/>
-          <w:lang w:eastAsia="zh-cn"/>
-        </w:rPr>
-      </w:r>
     </w:p>
     <w:p>
       <w:pPr>
@@ -6507,14 +6173,6 @@
         </w:rPr>
         <w:t>repeat → Repete a imagem sem redimensioná-la.</w:t>
       </w:r>
-      <w:r>
-        <w:rPr>
-          <w:rFonts w:ascii="Times New Roman" w:hAnsi="Times New Roman" w:eastAsia="SimSun" w:cs="Times New Roman"/>
-          <w:sz w:val="20"/>
-          <w:szCs w:val="20"/>
-          <w:lang w:eastAsia="zh-cn"/>
-        </w:rPr>
-      </w:r>
     </w:p>
     <w:p>
       <w:pPr>
@@ -6544,14 +6202,6 @@
           <w:lang w:eastAsia="zh-cn"/>
         </w:rPr>
         <w:t>round → Faz a imagem se repetir ajustando o tamanho para encaixar perfeitamente.</w:t>
-      </w:r>
-      <w:r>
-        <w:rPr>
-          <w:rFonts w:ascii="Times New Roman" w:hAnsi="Times New Roman" w:eastAsia="SimSun" w:cs="Times New Roman"/>
-          <w:sz w:val="20"/>
-          <w:szCs w:val="20"/>
-          <w:lang w:eastAsia="zh-cn"/>
-        </w:rPr>
       </w:r>
     </w:p>
     <w:p>
@@ -6620,16 +6270,6 @@
         </w:rPr>
         <w:t>Problema de bordas ficarem de fora ou não serem incluidas na responsividade da tela:</w:t>
       </w:r>
-      <w:r>
-        <w:rPr>
-          <w:rFonts w:ascii="Times New Roman" w:hAnsi="Times New Roman" w:eastAsia="SimSun" w:cs="Times New Roman"/>
-          <w:b/>
-          <w:bCs/>
-          <w:sz w:val="20"/>
-          <w:szCs w:val="20"/>
-          <w:lang w:eastAsia="zh-cn"/>
-        </w:rPr>
-      </w:r>
     </w:p>
     <w:p>
       <w:pPr>
@@ -6692,14 +6332,6 @@
           <w:lang w:eastAsia="zh-cn"/>
         </w:rPr>
         <w:t>O box-sizing: border-box é uma propriedade essencial do CSS que define como o tamanho de um elemento deve ser calculado.</w:t>
-      </w:r>
-      <w:r>
-        <w:rPr>
-          <w:rFonts w:ascii="Times New Roman" w:hAnsi="Times New Roman" w:eastAsia="SimSun" w:cs="Times New Roman"/>
-          <w:sz w:val="20"/>
-          <w:szCs w:val="20"/>
-          <w:lang w:eastAsia="zh-cn"/>
-        </w:rPr>
       </w:r>
     </w:p>
     <w:p>
@@ -6856,14 +6488,6 @@
         </w:rPr>
         <w:t>.content-box {</w:t>
       </w:r>
-      <w:r>
-        <w:rPr>
-          <w:rFonts w:ascii="Times New Roman" w:hAnsi="Times New Roman" w:eastAsia="SimSun" w:cs="Times New Roman"/>
-          <w:sz w:val="20"/>
-          <w:szCs w:val="20"/>
-          <w:lang w:eastAsia="zh-cn"/>
-        </w:rPr>
-      </w:r>
     </w:p>
     <w:p>
       <w:pPr>
@@ -6897,14 +6521,6 @@
         <w:tab/>
         <w:t>width: 200px;</w:t>
       </w:r>
-      <w:r>
-        <w:rPr>
-          <w:rFonts w:ascii="Times New Roman" w:hAnsi="Times New Roman" w:eastAsia="SimSun" w:cs="Times New Roman"/>
-          <w:sz w:val="20"/>
-          <w:szCs w:val="20"/>
-          <w:lang w:eastAsia="zh-cn"/>
-        </w:rPr>
-      </w:r>
     </w:p>
     <w:p>
       <w:pPr>
@@ -6936,14 +6552,6 @@
         </w:rPr>
         <w:t xml:space="preserve"> padding: 20px;</w:t>
       </w:r>
-      <w:r>
-        <w:rPr>
-          <w:rFonts w:ascii="Times New Roman" w:hAnsi="Times New Roman" w:eastAsia="SimSun" w:cs="Times New Roman"/>
-          <w:sz w:val="20"/>
-          <w:szCs w:val="20"/>
-          <w:lang w:eastAsia="zh-cn"/>
-        </w:rPr>
-      </w:r>
     </w:p>
     <w:p>
       <w:pPr>
@@ -6975,14 +6583,6 @@
         </w:rPr>
         <w:t xml:space="preserve"> border: 5px solid black;</w:t>
       </w:r>
-      <w:r>
-        <w:rPr>
-          <w:rFonts w:ascii="Times New Roman" w:hAnsi="Times New Roman" w:eastAsia="SimSun" w:cs="Times New Roman"/>
-          <w:sz w:val="20"/>
-          <w:szCs w:val="20"/>
-          <w:lang w:eastAsia="zh-cn"/>
-        </w:rPr>
-      </w:r>
     </w:p>
     <w:p>
       <w:pPr>
@@ -7013,14 +6613,6 @@
           <w:lang w:eastAsia="zh-cn"/>
         </w:rPr>
         <w:t xml:space="preserve"> box-sizing: border-box;</w:t>
-      </w:r>
-      <w:r>
-        <w:rPr>
-          <w:rFonts w:ascii="Times New Roman" w:hAnsi="Times New Roman" w:eastAsia="SimSun" w:cs="Times New Roman"/>
-          <w:sz w:val="20"/>
-          <w:szCs w:val="20"/>
-          <w:lang w:eastAsia="zh-cn"/>
-        </w:rPr>
       </w:r>
     </w:p>
     <w:p>
@@ -7119,16 +6711,6 @@
         </w:rPr>
         <w:t>Variaveis em CSS3:</w:t>
       </w:r>
-      <w:r>
-        <w:rPr>
-          <w:rFonts w:ascii="Times New Roman" w:hAnsi="Times New Roman" w:eastAsia="SimSun" w:cs="Times New Roman"/>
-          <w:b/>
-          <w:bCs/>
-          <w:sz w:val="20"/>
-          <w:szCs w:val="20"/>
-          <w:lang w:eastAsia="zh-cn"/>
-        </w:rPr>
-      </w:r>
     </w:p>
     <w:p>
       <w:pPr>
@@ -7257,14 +6839,6 @@
         </w:rPr>
         <w:t>root{</w:t>
       </w:r>
-      <w:r>
-        <w:rPr>
-          <w:rFonts w:ascii="Times New Roman" w:hAnsi="Times New Roman" w:eastAsia="SimSun" w:cs="Times New Roman"/>
-          <w:sz w:val="20"/>
-          <w:szCs w:val="20"/>
-          <w:lang w:eastAsia="zh-cn"/>
-        </w:rPr>
-      </w:r>
     </w:p>
     <w:p>
       <w:pPr>
@@ -7295,14 +6869,6 @@
         </w:rPr>
         <w:t>--cor1: blue;</w:t>
       </w:r>
-      <w:r>
-        <w:rPr>
-          <w:rFonts w:ascii="Times New Roman" w:hAnsi="Times New Roman" w:eastAsia="SimSun" w:cs="Times New Roman"/>
-          <w:sz w:val="20"/>
-          <w:szCs w:val="20"/>
-          <w:lang w:eastAsia="zh-cn"/>
-        </w:rPr>
-      </w:r>
     </w:p>
     <w:p>
       <w:pPr>
@@ -7333,14 +6899,6 @@
         </w:rPr>
         <w:t>--cor2: gray;</w:t>
       </w:r>
-      <w:r>
-        <w:rPr>
-          <w:rFonts w:ascii="Times New Roman" w:hAnsi="Times New Roman" w:eastAsia="SimSun" w:cs="Times New Roman"/>
-          <w:sz w:val="20"/>
-          <w:szCs w:val="20"/>
-          <w:lang w:eastAsia="zh-cn"/>
-        </w:rPr>
-      </w:r>
     </w:p>
     <w:p>
       <w:pPr>
@@ -7371,14 +6929,6 @@
         </w:rPr>
         <w:t>--fonte-padrão: arial, verdana, helvetica, sans-serif;</w:t>
       </w:r>
-      <w:r>
-        <w:rPr>
-          <w:rFonts w:ascii="Times New Roman" w:hAnsi="Times New Roman" w:eastAsia="SimSun" w:cs="Times New Roman"/>
-          <w:sz w:val="20"/>
-          <w:szCs w:val="20"/>
-          <w:lang w:eastAsia="zh-cn"/>
-        </w:rPr>
-      </w:r>
     </w:p>
     <w:p>
       <w:pPr>
@@ -7409,14 +6959,6 @@
         </w:rPr>
         <w:t>--fonte-titulo: --fonte-destaque: "Bebas Neue", sans-serif; (Nota: bebas está entre parenteses porquee trata-se de uma fonte externa)</w:t>
       </w:r>
-      <w:r>
-        <w:rPr>
-          <w:rFonts w:ascii="Times New Roman" w:hAnsi="Times New Roman" w:eastAsia="SimSun" w:cs="Times New Roman"/>
-          <w:sz w:val="20"/>
-          <w:szCs w:val="20"/>
-          <w:lang w:eastAsia="zh-cn"/>
-        </w:rPr>
-      </w:r>
     </w:p>
     <w:p>
       <w:pPr>
@@ -7475,14 +7017,6 @@
           <w:lang w:eastAsia="zh-cn"/>
         </w:rPr>
         <w:t xml:space="preserve"> }</w:t>
-      </w:r>
-      <w:r>
-        <w:rPr>
-          <w:rFonts w:ascii="Times New Roman" w:hAnsi="Times New Roman" w:eastAsia="SimSun" w:cs="Times New Roman"/>
-          <w:sz w:val="20"/>
-          <w:szCs w:val="20"/>
-          <w:lang w:eastAsia="zh-cn"/>
-        </w:rPr>
       </w:r>
     </w:p>
     <w:p>
@@ -7638,16 +7172,6 @@
         </w:rPr>
         <w:t>Delay/Suavilizar mudança de estado de uma caixa:</w:t>
       </w:r>
-      <w:r>
-        <w:rPr>
-          <w:rFonts w:ascii="Times New Roman" w:hAnsi="Times New Roman" w:eastAsia="SimSun" w:cs="Times New Roman"/>
-          <w:b/>
-          <w:bCs/>
-          <w:sz w:val="20"/>
-          <w:szCs w:val="20"/>
-          <w:lang w:eastAsia="zh-cn"/>
-        </w:rPr>
-      </w:r>
     </w:p>
     <w:p>
       <w:pPr>
@@ -7677,14 +7201,6 @@
           <w:lang w:eastAsia="zh-cn"/>
         </w:rPr>
         <w:t>Use a função “transition-duration: 0.5s”</w:t>
-      </w:r>
-      <w:r>
-        <w:rPr>
-          <w:rFonts w:ascii="Times New Roman" w:hAnsi="Times New Roman" w:eastAsia="SimSun" w:cs="Times New Roman"/>
-          <w:sz w:val="20"/>
-          <w:szCs w:val="20"/>
-          <w:lang w:eastAsia="zh-cn"/>
-        </w:rPr>
       </w:r>
     </w:p>
     <w:p>
@@ -7753,16 +7269,6 @@
         </w:rPr>
         <w:t>Aumentar ou diminuir espaçamento entre linhas:</w:t>
       </w:r>
-      <w:r>
-        <w:rPr>
-          <w:rFonts w:ascii="Times New Roman" w:hAnsi="Times New Roman" w:eastAsia="SimSun" w:cs="Times New Roman"/>
-          <w:b/>
-          <w:bCs/>
-          <w:sz w:val="20"/>
-          <w:szCs w:val="20"/>
-          <w:lang w:eastAsia="zh-cn"/>
-        </w:rPr>
-      </w:r>
     </w:p>
     <w:p>
       <w:pPr>
@@ -7792,14 +7298,6 @@
           <w:lang w:eastAsia="zh-cn"/>
         </w:rPr>
         <w:t>line-height: 15px</w:t>
-      </w:r>
-      <w:r>
-        <w:rPr>
-          <w:rFonts w:ascii="Times New Roman" w:hAnsi="Times New Roman" w:eastAsia="SimSun" w:cs="Times New Roman"/>
-          <w:sz w:val="20"/>
-          <w:szCs w:val="20"/>
-          <w:lang w:eastAsia="zh-cn"/>
-        </w:rPr>
       </w:r>
     </w:p>
     <w:p>
@@ -7868,16 +7366,6 @@
         </w:rPr>
         <w:t>Adicionar espaço vazio entre marcador e texto(Uso para listas com marcadores):</w:t>
       </w:r>
-      <w:r>
-        <w:rPr>
-          <w:rFonts w:ascii="Times New Roman" w:hAnsi="Times New Roman" w:eastAsia="SimSun" w:cs="Times New Roman"/>
-          <w:b/>
-          <w:bCs/>
-          <w:sz w:val="20"/>
-          <w:szCs w:val="20"/>
-          <w:lang w:eastAsia="zh-cn"/>
-        </w:rPr>
-      </w:r>
     </w:p>
     <w:p>
       <w:pPr>
@@ -7908,14 +7396,6 @@
         </w:rPr>
         <w:t>list-style-type: '\2714\00A0\00A0';</w:t>
       </w:r>
-      <w:r>
-        <w:rPr>
-          <w:rFonts w:ascii="Times New Roman" w:hAnsi="Times New Roman" w:eastAsia="SimSun" w:cs="Times New Roman"/>
-          <w:sz w:val="20"/>
-          <w:szCs w:val="20"/>
-          <w:lang w:eastAsia="zh-cn"/>
-        </w:rPr>
-      </w:r>
     </w:p>
     <w:p>
       <w:pPr>
@@ -7975,14 +7455,6 @@
         </w:rPr>
         <w:t>Aqui, o primeiro '\00A0' adiciona um pequeno espaço após o checkmark (✓representado pelo \2714).</w:t>
       </w:r>
-      <w:r>
-        <w:rPr>
-          <w:rFonts w:ascii="Times New Roman" w:hAnsi="Times New Roman" w:eastAsia="SimSun" w:cs="Times New Roman"/>
-          <w:sz w:val="20"/>
-          <w:szCs w:val="20"/>
-          <w:lang w:eastAsia="zh-cn"/>
-        </w:rPr>
-      </w:r>
     </w:p>
     <w:p>
       <w:pPr>
@@ -8012,14 +7484,6 @@
           <w:lang w:eastAsia="zh-cn"/>
         </w:rPr>
         <w:t>O segundo '\00A0' cria um espaço extra, garantindo uma distância visível entre o marcador e o texto do item da lista</w:t>
-      </w:r>
-      <w:r>
-        <w:rPr>
-          <w:rFonts w:ascii="Times New Roman" w:hAnsi="Times New Roman" w:eastAsia="SimSun" w:cs="Times New Roman"/>
-          <w:sz w:val="20"/>
-          <w:szCs w:val="20"/>
-          <w:lang w:eastAsia="zh-cn"/>
-        </w:rPr>
       </w:r>
     </w:p>
     <w:p>
@@ -8088,16 +7552,6 @@
         </w:rPr>
         <w:t>Colocar um marcador de uma lista mais para a direita:</w:t>
       </w:r>
-      <w:r>
-        <w:rPr>
-          <w:rFonts w:ascii="Times New Roman" w:hAnsi="Times New Roman" w:eastAsia="SimSun" w:cs="Times New Roman"/>
-          <w:b/>
-          <w:bCs/>
-          <w:sz w:val="20"/>
-          <w:szCs w:val="20"/>
-          <w:lang w:eastAsia="zh-cn"/>
-        </w:rPr>
-      </w:r>
     </w:p>
     <w:p>
       <w:pPr>
@@ -8166,14 +7620,6 @@
           <w:lang w:eastAsia="zh-cn"/>
         </w:rPr>
         <w:t>Faz com que os marcadores fiquem dentro do conteúdo da lista, alinhados com o texto dos itens, em vez de ficarem à esquerda, fora do conteúdo.</w:t>
-      </w:r>
-      <w:r>
-        <w:rPr>
-          <w:rFonts w:ascii="Times New Roman" w:hAnsi="Times New Roman" w:eastAsia="SimSun" w:cs="Times New Roman"/>
-          <w:sz w:val="20"/>
-          <w:szCs w:val="20"/>
-          <w:lang w:eastAsia="zh-cn"/>
-        </w:rPr>
       </w:r>
     </w:p>
     <w:p>
@@ -8242,16 +7688,6 @@
         </w:rPr>
         <w:t>Centralizar videos do youtube ou de outras plataformas:</w:t>
       </w:r>
-      <w:r>
-        <w:rPr>
-          <w:rFonts w:ascii="Times New Roman" w:hAnsi="Times New Roman" w:eastAsia="SimSun" w:cs="Times New Roman"/>
-          <w:b/>
-          <w:bCs/>
-          <w:sz w:val="20"/>
-          <w:szCs w:val="20"/>
-          <w:lang w:eastAsia="zh-cn"/>
-        </w:rPr>
-      </w:r>
     </w:p>
     <w:p>
       <w:pPr>
@@ -8286,14 +7722,6 @@
         </w:rPr>
         <w:t>Coloque o iframe dentro de uma div</w:t>
       </w:r>
-      <w:r>
-        <w:rPr>
-          <w:rFonts w:ascii="Times New Roman" w:hAnsi="Times New Roman" w:eastAsia="SimSun" w:cs="Times New Roman"/>
-          <w:sz w:val="20"/>
-          <w:szCs w:val="20"/>
-          <w:lang w:eastAsia="zh-cn"/>
-        </w:rPr>
-      </w:r>
     </w:p>
     <w:p>
       <w:pPr>
@@ -8328,14 +7756,6 @@
         </w:rPr>
         <w:t>Coloque um ID nela</w:t>
       </w:r>
-      <w:r>
-        <w:rPr>
-          <w:rFonts w:ascii="Times New Roman" w:hAnsi="Times New Roman" w:eastAsia="SimSun" w:cs="Times New Roman"/>
-          <w:sz w:val="20"/>
-          <w:szCs w:val="20"/>
-          <w:lang w:eastAsia="zh-cn"/>
-        </w:rPr>
-      </w:r>
     </w:p>
     <w:p>
       <w:pPr>
@@ -8370,14 +7790,6 @@
         </w:rPr>
         <w:t>Em style escreva com que esse id tenha uma cor de fundo</w:t>
       </w:r>
-      <w:r>
-        <w:rPr>
-          <w:rFonts w:ascii="Times New Roman" w:hAnsi="Times New Roman" w:eastAsia="SimSun" w:cs="Times New Roman"/>
-          <w:sz w:val="20"/>
-          <w:szCs w:val="20"/>
-          <w:lang w:eastAsia="zh-cn"/>
-        </w:rPr>
-      </w:r>
     </w:p>
     <w:p>
       <w:pPr>
@@ -8437,14 +7849,6 @@
         </w:rPr>
         <w:t>div.video{</w:t>
       </w:r>
-      <w:r>
-        <w:rPr>
-          <w:rFonts w:ascii="Times New Roman" w:hAnsi="Times New Roman" w:eastAsia="SimSun" w:cs="Times New Roman"/>
-          <w:sz w:val="20"/>
-          <w:szCs w:val="20"/>
-          <w:lang w:eastAsia="zh-cn"/>
-        </w:rPr>
-      </w:r>
     </w:p>
     <w:p>
       <w:pPr>
@@ -8475,14 +7879,6 @@
         </w:rPr>
         <w:t>background-color: red;</w:t>
       </w:r>
-      <w:r>
-        <w:rPr>
-          <w:rFonts w:ascii="Times New Roman" w:hAnsi="Times New Roman" w:eastAsia="SimSun" w:cs="Times New Roman"/>
-          <w:sz w:val="20"/>
-          <w:szCs w:val="20"/>
-          <w:lang w:eastAsia="zh-cn"/>
-        </w:rPr>
-      </w:r>
     </w:p>
     <w:p>
       <w:pPr>
@@ -8513,14 +7909,6 @@
         </w:rPr>
         <w:t>padding: 20px;</w:t>
       </w:r>
-      <w:r>
-        <w:rPr>
-          <w:rFonts w:ascii="Times New Roman" w:hAnsi="Times New Roman" w:eastAsia="SimSun" w:cs="Times New Roman"/>
-          <w:sz w:val="20"/>
-          <w:szCs w:val="20"/>
-          <w:lang w:eastAsia="zh-cn"/>
-        </w:rPr>
-      </w:r>
     </w:p>
     <w:p>
       <w:pPr>
@@ -8551,14 +7939,6 @@
         </w:rPr>
         <w:t>padding-bottom: 58%;</w:t>
       </w:r>
-      <w:r>
-        <w:rPr>
-          <w:rFonts w:ascii="Times New Roman" w:hAnsi="Times New Roman" w:eastAsia="SimSun" w:cs="Times New Roman"/>
-          <w:sz w:val="20"/>
-          <w:szCs w:val="20"/>
-          <w:lang w:eastAsia="zh-cn"/>
-        </w:rPr>
-      </w:r>
     </w:p>
     <w:p>
       <w:pPr>
@@ -8593,7 +7973,20 @@
         </w:rPr>
         <w:t>POSITION: RELATIVE;</w:t>
       </w:r>
-      <w:r>
+    </w:p>
+    <w:p>
+      <w:pPr>
+        <w:ind w:left="1416" w:firstLine="708"/>
+        <w:spacing w:after="0" w:line="240" w:lineRule="auto"/>
+        <w:widowControl w:val="0"/>
+        <w:pBdr>
+          <w:top w:val="nil" w:sz="0" w:space="0" w:color="000000" tmln="20, 20, 20, 0, 0"/>
+          <w:left w:val="nil" w:sz="0" w:space="0" w:color="000000" tmln="20, 20, 20, 0, 0"/>
+          <w:bottom w:val="nil" w:sz="0" w:space="0" w:color="000000" tmln="20, 20, 20, 0, 0"/>
+          <w:right w:val="nil" w:sz="0" w:space="0" w:color="000000" tmln="20, 20, 20, 0, 0"/>
+          <w:between w:val="nil" w:sz="0" w:space="0" w:color="000000" tmln="20, 20, 20, 0, 0"/>
+        </w:pBdr>
+        <w:shd w:val="none"/>
         <w:rPr>
           <w:rFonts w:ascii="Times New Roman" w:hAnsi="Times New Roman" w:eastAsia="SimSun" w:cs="Times New Roman"/>
           <w:i/>
@@ -8602,6 +7995,47 @@
           <w:szCs w:val="20"/>
           <w:lang w:eastAsia="zh-cn"/>
         </w:rPr>
+      </w:pPr>
+      <w:r>
+        <w:rPr>
+          <w:rFonts w:ascii="Times New Roman" w:hAnsi="Times New Roman" w:eastAsia="SimSun" w:cs="Times New Roman"/>
+          <w:i/>
+          <w:iCs/>
+          <w:sz w:val="20"/>
+          <w:szCs w:val="20"/>
+          <w:lang w:eastAsia="zh-cn"/>
+        </w:rPr>
+        <w:t>}</w:t>
+      </w:r>
+    </w:p>
+    <w:p>
+      <w:pPr>
+        <w:ind w:left="1416"/>
+        <w:spacing w:after="0" w:line="240" w:lineRule="auto"/>
+        <w:widowControl w:val="0"/>
+        <w:pBdr>
+          <w:top w:val="nil" w:sz="0" w:space="0" w:color="000000" tmln="20, 20, 20, 0, 0"/>
+          <w:left w:val="nil" w:sz="0" w:space="0" w:color="000000" tmln="20, 20, 20, 0, 0"/>
+          <w:bottom w:val="nil" w:sz="0" w:space="0" w:color="000000" tmln="20, 20, 20, 0, 0"/>
+          <w:right w:val="nil" w:sz="0" w:space="0" w:color="000000" tmln="20, 20, 20, 0, 0"/>
+          <w:between w:val="nil" w:sz="0" w:space="0" w:color="000000" tmln="20, 20, 20, 0, 0"/>
+        </w:pBdr>
+        <w:shd w:val="none"/>
+        <w:rPr>
+          <w:rFonts w:ascii="Times New Roman" w:hAnsi="Times New Roman" w:eastAsia="SimSun" w:cs="Times New Roman"/>
+          <w:sz w:val="20"/>
+          <w:szCs w:val="20"/>
+          <w:lang w:eastAsia="zh-cn"/>
+        </w:rPr>
+      </w:pPr>
+      <w:r>
+        <w:rPr>
+          <w:rFonts w:ascii="Times New Roman" w:hAnsi="Times New Roman" w:eastAsia="SimSun" w:cs="Times New Roman"/>
+          <w:sz w:val="20"/>
+          <w:szCs w:val="20"/>
+          <w:lang w:eastAsia="zh-cn"/>
+        </w:rPr>
+        <w:t>div.video &gt; iframe {</w:t>
       </w:r>
     </w:p>
     <w:p>
@@ -8619,71 +8053,19 @@
         <w:shd w:val="none"/>
         <w:rPr>
           <w:rFonts w:ascii="Times New Roman" w:hAnsi="Times New Roman" w:eastAsia="SimSun" w:cs="Times New Roman"/>
-          <w:i/>
-          <w:iCs/>
-          <w:sz w:val="20"/>
-          <w:szCs w:val="20"/>
-          <w:lang w:eastAsia="zh-cn"/>
-        </w:rPr>
-      </w:pPr>
-      <w:r>
-        <w:rPr>
-          <w:rFonts w:ascii="Times New Roman" w:hAnsi="Times New Roman" w:eastAsia="SimSun" w:cs="Times New Roman"/>
-          <w:i/>
-          <w:iCs/>
-          <w:sz w:val="20"/>
-          <w:szCs w:val="20"/>
-          <w:lang w:eastAsia="zh-cn"/>
-        </w:rPr>
-        <w:t>}</w:t>
-      </w:r>
-      <w:r>
-        <w:rPr>
-          <w:rFonts w:ascii="Times New Roman" w:hAnsi="Times New Roman" w:eastAsia="SimSun" w:cs="Times New Roman"/>
-          <w:i/>
-          <w:iCs/>
-          <w:sz w:val="20"/>
-          <w:szCs w:val="20"/>
-          <w:lang w:eastAsia="zh-cn"/>
-        </w:rPr>
-      </w:r>
-    </w:p>
-    <w:p>
-      <w:pPr>
-        <w:ind w:left="1416"/>
-        <w:spacing w:after="0" w:line="240" w:lineRule="auto"/>
-        <w:widowControl w:val="0"/>
-        <w:pBdr>
-          <w:top w:val="nil" w:sz="0" w:space="0" w:color="000000" tmln="20, 20, 20, 0, 0"/>
-          <w:left w:val="nil" w:sz="0" w:space="0" w:color="000000" tmln="20, 20, 20, 0, 0"/>
-          <w:bottom w:val="nil" w:sz="0" w:space="0" w:color="000000" tmln="20, 20, 20, 0, 0"/>
-          <w:right w:val="nil" w:sz="0" w:space="0" w:color="000000" tmln="20, 20, 20, 0, 0"/>
-          <w:between w:val="nil" w:sz="0" w:space="0" w:color="000000" tmln="20, 20, 20, 0, 0"/>
-        </w:pBdr>
-        <w:shd w:val="none"/>
-        <w:rPr>
-          <w:rFonts w:ascii="Times New Roman" w:hAnsi="Times New Roman" w:eastAsia="SimSun" w:cs="Times New Roman"/>
-          <w:sz w:val="20"/>
-          <w:szCs w:val="20"/>
-          <w:lang w:eastAsia="zh-cn"/>
-        </w:rPr>
-      </w:pPr>
-      <w:r>
-        <w:rPr>
-          <w:rFonts w:ascii="Times New Roman" w:hAnsi="Times New Roman" w:eastAsia="SimSun" w:cs="Times New Roman"/>
-          <w:sz w:val="20"/>
-          <w:szCs w:val="20"/>
-          <w:lang w:eastAsia="zh-cn"/>
-        </w:rPr>
-        <w:t>div.video &gt; iframe {</w:t>
-      </w:r>
-      <w:r>
-        <w:rPr>
-          <w:rFonts w:ascii="Times New Roman" w:hAnsi="Times New Roman" w:eastAsia="SimSun" w:cs="Times New Roman"/>
-          <w:sz w:val="20"/>
-          <w:szCs w:val="20"/>
-          <w:lang w:eastAsia="zh-cn"/>
-        </w:rPr>
+          <w:sz w:val="20"/>
+          <w:szCs w:val="20"/>
+          <w:lang w:eastAsia="zh-cn"/>
+        </w:rPr>
+      </w:pPr>
+      <w:r>
+        <w:rPr>
+          <w:rFonts w:ascii="Times New Roman" w:hAnsi="Times New Roman" w:eastAsia="SimSun" w:cs="Times New Roman"/>
+          <w:sz w:val="20"/>
+          <w:szCs w:val="20"/>
+          <w:lang w:eastAsia="zh-cn"/>
+        </w:rPr>
+        <w:t>POSITION: ABSOLUTE;</w:t>
       </w:r>
     </w:p>
     <w:p>
@@ -8713,15 +8095,7 @@
           <w:szCs w:val="20"/>
           <w:lang w:eastAsia="zh-cn"/>
         </w:rPr>
-        <w:t>POSITION: ABSOLUTE;</w:t>
-      </w:r>
-      <w:r>
-        <w:rPr>
-          <w:rFonts w:ascii="Times New Roman" w:hAnsi="Times New Roman" w:eastAsia="SimSun" w:cs="Times New Roman"/>
-          <w:sz w:val="20"/>
-          <w:szCs w:val="20"/>
-          <w:lang w:eastAsia="zh-cn"/>
-        </w:rPr>
+        <w:t>top: 5%</w:t>
       </w:r>
     </w:p>
     <w:p>
@@ -8751,15 +8125,7 @@
           <w:szCs w:val="20"/>
           <w:lang w:eastAsia="zh-cn"/>
         </w:rPr>
-        <w:t>top: 5%</w:t>
-      </w:r>
-      <w:r>
-        <w:rPr>
-          <w:rFonts w:ascii="Times New Roman" w:hAnsi="Times New Roman" w:eastAsia="SimSun" w:cs="Times New Roman"/>
-          <w:sz w:val="20"/>
-          <w:szCs w:val="20"/>
-          <w:lang w:eastAsia="zh-cn"/>
-        </w:rPr>
+        <w:t>left: 5%</w:t>
       </w:r>
     </w:p>
     <w:p>
@@ -8789,15 +8155,7 @@
           <w:szCs w:val="20"/>
           <w:lang w:eastAsia="zh-cn"/>
         </w:rPr>
-        <w:t>left: 5%</w:t>
-      </w:r>
-      <w:r>
-        <w:rPr>
-          <w:rFonts w:ascii="Times New Roman" w:hAnsi="Times New Roman" w:eastAsia="SimSun" w:cs="Times New Roman"/>
-          <w:sz w:val="20"/>
-          <w:szCs w:val="20"/>
-          <w:lang w:eastAsia="zh-cn"/>
-        </w:rPr>
+        <w:t>width:90%</w:t>
       </w:r>
     </w:p>
     <w:p>
@@ -8827,53 +8185,7 @@
           <w:szCs w:val="20"/>
           <w:lang w:eastAsia="zh-cn"/>
         </w:rPr>
-        <w:t>width:90%</w:t>
-      </w:r>
-      <w:r>
-        <w:rPr>
-          <w:rFonts w:ascii="Times New Roman" w:hAnsi="Times New Roman" w:eastAsia="SimSun" w:cs="Times New Roman"/>
-          <w:sz w:val="20"/>
-          <w:szCs w:val="20"/>
-          <w:lang w:eastAsia="zh-cn"/>
-        </w:rPr>
-      </w:r>
-    </w:p>
-    <w:p>
-      <w:pPr>
-        <w:ind w:left="1416" w:firstLine="708"/>
-        <w:spacing w:after="0" w:line="240" w:lineRule="auto"/>
-        <w:widowControl w:val="0"/>
-        <w:pBdr>
-          <w:top w:val="nil" w:sz="0" w:space="0" w:color="000000" tmln="20, 20, 20, 0, 0"/>
-          <w:left w:val="nil" w:sz="0" w:space="0" w:color="000000" tmln="20, 20, 20, 0, 0"/>
-          <w:bottom w:val="nil" w:sz="0" w:space="0" w:color="000000" tmln="20, 20, 20, 0, 0"/>
-          <w:right w:val="nil" w:sz="0" w:space="0" w:color="000000" tmln="20, 20, 20, 0, 0"/>
-          <w:between w:val="nil" w:sz="0" w:space="0" w:color="000000" tmln="20, 20, 20, 0, 0"/>
-        </w:pBdr>
-        <w:shd w:val="none"/>
-        <w:rPr>
-          <w:rFonts w:ascii="Times New Roman" w:hAnsi="Times New Roman" w:eastAsia="SimSun" w:cs="Times New Roman"/>
-          <w:sz w:val="20"/>
-          <w:szCs w:val="20"/>
-          <w:lang w:eastAsia="zh-cn"/>
-        </w:rPr>
-      </w:pPr>
-      <w:r>
-        <w:rPr>
-          <w:rFonts w:ascii="Times New Roman" w:hAnsi="Times New Roman" w:eastAsia="SimSun" w:cs="Times New Roman"/>
-          <w:sz w:val="20"/>
-          <w:szCs w:val="20"/>
-          <w:lang w:eastAsia="zh-cn"/>
-        </w:rPr>
         <w:t>height:90%</w:t>
-      </w:r>
-      <w:r>
-        <w:rPr>
-          <w:rFonts w:ascii="Times New Roman" w:hAnsi="Times New Roman" w:eastAsia="SimSun" w:cs="Times New Roman"/>
-          <w:sz w:val="20"/>
-          <w:szCs w:val="20"/>
-          <w:lang w:eastAsia="zh-cn"/>
-        </w:rPr>
       </w:r>
     </w:p>
     <w:p>
@@ -8908,16 +8220,6 @@
           <w:lang w:eastAsia="zh-cn"/>
         </w:rPr>
         <w:t>}</w:t>
-      </w:r>
-      <w:r>
-        <w:rPr>
-          <w:rFonts w:ascii="Times New Roman" w:hAnsi="Times New Roman" w:eastAsia="SimSun" w:cs="Times New Roman"/>
-          <w:b/>
-          <w:bCs/>
-          <w:sz w:val="20"/>
-          <w:szCs w:val="20"/>
-          <w:lang w:eastAsia="zh-cn"/>
-        </w:rPr>
       </w:r>
     </w:p>
     <w:p>
@@ -8990,16 +8292,6 @@
         </w:rPr>
         <w:t>Repositório local vs remoto:</w:t>
       </w:r>
-      <w:r>
-        <w:rPr>
-          <w:rFonts w:ascii="Times New Roman" w:hAnsi="Times New Roman" w:eastAsia="SimSun" w:cs="Times New Roman"/>
-          <w:b/>
-          <w:bCs/>
-          <w:sz w:val="20"/>
-          <w:szCs w:val="20"/>
-          <w:lang w:eastAsia="zh-cn"/>
-        </w:rPr>
-      </w:r>
     </w:p>
     <w:p>
       <w:pPr>
@@ -9171,16 +8463,6 @@
         </w:rPr>
         <w:t>Deletar repositório no github:</w:t>
       </w:r>
-      <w:r>
-        <w:rPr>
-          <w:rFonts w:ascii="Times New Roman" w:hAnsi="Times New Roman" w:eastAsia="SimSun" w:cs="Times New Roman"/>
-          <w:b/>
-          <w:bCs/>
-          <w:sz w:val="20"/>
-          <w:szCs w:val="20"/>
-          <w:lang w:eastAsia="zh-cn"/>
-        </w:rPr>
-      </w:r>
     </w:p>
     <w:p>
       <w:pPr>
@@ -9210,14 +8492,6 @@
           <w:lang w:eastAsia="zh-cn"/>
         </w:rPr>
         <w:t>Para fazer isso você vai precisar deletar primeiro no repositório local e depois pelo repositório remoto o github. Vá no github desktop e selecione seu projeto no canto superior esquerdo. Com ele selecionado passe o mouse por cima de “REPOSITORY” localizado na parte de cima e clique em remove. Se clicar na opção em branco você vai mandar a pasta local para a lixeira. Em seguida vá para sua pagina github e clique no seu repositório a ser excluido e na parte de cima clique em configurações, em seguida vá ate a zona de perigo e clique na opção de excluir repositório.</w:t>
-      </w:r>
-      <w:r>
-        <w:rPr>
-          <w:rFonts w:ascii="Times New Roman" w:hAnsi="Times New Roman" w:eastAsia="SimSun" w:cs="Times New Roman"/>
-          <w:sz w:val="20"/>
-          <w:szCs w:val="20"/>
-          <w:lang w:eastAsia="zh-cn"/>
-        </w:rPr>
       </w:r>
     </w:p>
     <w:p>
@@ -9315,16 +8589,6 @@
         </w:rPr>
         <w:t>Atualização de repositório:</w:t>
       </w:r>
-      <w:r>
-        <w:rPr>
-          <w:rFonts w:ascii="Times New Roman" w:hAnsi="Times New Roman" w:eastAsia="SimSun" w:cs="Times New Roman"/>
-          <w:b/>
-          <w:bCs/>
-          <w:sz w:val="20"/>
-          <w:szCs w:val="20"/>
-          <w:lang w:eastAsia="zh-cn"/>
-        </w:rPr>
-      </w:r>
     </w:p>
     <w:p>
       <w:pPr>
@@ -9624,16 +8888,6 @@
         </w:rPr>
         <w:t>Imagens de fundo (Não contam como conteudo)</w:t>
       </w:r>
-      <w:r>
-        <w:rPr>
-          <w:rFonts w:ascii="Times New Roman" w:hAnsi="Times New Roman" w:eastAsia="SimSun" w:cs="Times New Roman"/>
-          <w:b/>
-          <w:bCs/>
-          <w:sz w:val="24"/>
-          <w:szCs w:val="24"/>
-          <w:lang w:eastAsia="zh-cn"/>
-        </w:rPr>
-      </w:r>
     </w:p>
     <w:p>
       <w:pPr>
@@ -9787,12 +9041,6 @@
         </w:rPr>
         <w:t>Alterar tamanho da imagem de fundo:</w:t>
       </w:r>
-      <w:r>
-        <w:rPr>
-          <w:b/>
-          <w:bCs/>
-        </w:rPr>
-      </w:r>
     </w:p>
     <w:p>
       <w:pPr>
@@ -10024,12 +9272,6 @@
         </w:rPr>
         <w:t>Alterar em qual eixo vai se repetir o fundo e se vai precisa repetir para preencher a caixa:</w:t>
       </w:r>
-      <w:r>
-        <w:rPr>
-          <w:b/>
-          <w:bCs/>
-        </w:rPr>
-      </w:r>
     </w:p>
     <w:p>
       <w:pPr>
@@ -10114,12 +9356,6 @@
         </w:rPr>
         <w:t>Ponto de partida das imagens de fundo nas caixas:</w:t>
       </w:r>
-      <w:r>
-        <w:rPr>
-          <w:b/>
-          <w:bCs/>
-        </w:rPr>
-      </w:r>
     </w:p>
     <w:p>
       <w:pPr>
@@ -10149,14 +9385,6 @@
           <w:lang w:eastAsia="zh-cn"/>
         </w:rPr>
         <w:t>Primeiro coluna (left, center, right) e depois linha(top, center, bottom) quando for fazer a declaração usando o comando abaixo:</w:t>
-      </w:r>
-      <w:r>
-        <w:rPr>
-          <w:rFonts w:ascii="Times New Roman" w:hAnsi="Times New Roman" w:eastAsia="SimSun" w:cs="Times New Roman"/>
-          <w:sz w:val="20"/>
-          <w:szCs w:val="20"/>
-          <w:lang w:eastAsia="zh-cn"/>
-        </w:rPr>
       </w:r>
     </w:p>
     <w:p>
@@ -10205,12 +9433,6 @@
           <w:bCs/>
         </w:rPr>
         <w:t>height: 100% vs height: 100vh:</w:t>
-      </w:r>
-      <w:r>
-        <w:rPr>
-          <w:b/>
-          <w:bCs/>
-        </w:rPr>
       </w:r>
     </w:p>
     <w:p>
@@ -10365,14 +9587,6 @@
         </w:rPr>
         <w:t>Se você deseja que o body sempre ocupe a tela por completo, a melhor abordagem é usar height: 100vh e garantir que o html também tenha height: 100% para evitar problemas com elementos filhos.</w:t>
       </w:r>
-      <w:r>
-        <w:rPr>
-          <w:rFonts w:ascii="Times New Roman" w:hAnsi="Times New Roman" w:eastAsia="SimSun" w:cs="Times New Roman"/>
-          <w:sz w:val="20"/>
-          <w:szCs w:val="20"/>
-          <w:lang w:eastAsia="zh-cn"/>
-        </w:rPr>
-      </w:r>
     </w:p>
     <w:p>
       <w:pPr>
@@ -10440,16 +9654,6 @@
         </w:rPr>
         <w:t>Comportamento de imagem de fundo com rolamento de página:</w:t>
       </w:r>
-      <w:r>
-        <w:rPr>
-          <w:rFonts w:ascii="Times New Roman" w:hAnsi="Times New Roman" w:eastAsia="SimSun" w:cs="Times New Roman"/>
-          <w:b/>
-          <w:bCs/>
-          <w:sz w:val="20"/>
-          <w:szCs w:val="20"/>
-          <w:lang w:eastAsia="zh-cn"/>
-        </w:rPr>
-      </w:r>
     </w:p>
     <w:p>
       <w:pPr>
@@ -10686,16 +9890,6 @@
         </w:rPr>
         <w:t xml:space="preserve">Shorthand para background: </w:t>
       </w:r>
-      <w:r>
-        <w:rPr>
-          <w:rFonts w:ascii="Times New Roman" w:hAnsi="Times New Roman" w:eastAsia="SimSun" w:cs="Times New Roman"/>
-          <w:b/>
-          <w:bCs/>
-          <w:sz w:val="20"/>
-          <w:szCs w:val="20"/>
-          <w:lang w:eastAsia="zh-cn"/>
-        </w:rPr>
-      </w:r>
     </w:p>
     <w:p>
       <w:pPr>
@@ -10725,14 +9919,6 @@
           <w:lang w:eastAsia="zh-cn"/>
         </w:rPr>
         <w:t>background: color image position/size repeat attachment;</w:t>
-      </w:r>
-      <w:r>
-        <w:rPr>
-          <w:rFonts w:ascii="Times New Roman" w:hAnsi="Times New Roman" w:eastAsia="SimSun" w:cs="Times New Roman"/>
-          <w:sz w:val="20"/>
-          <w:szCs w:val="20"/>
-          <w:lang w:eastAsia="zh-cn"/>
-        </w:rPr>
       </w:r>
     </w:p>
     <w:p>
@@ -10801,16 +9987,6 @@
         </w:rPr>
         <w:t>Hierarquia de tabelas (simples)</w:t>
       </w:r>
-      <w:r>
-        <w:rPr>
-          <w:rFonts w:ascii="Times New Roman" w:hAnsi="Times New Roman" w:eastAsia="SimSun" w:cs="Times New Roman"/>
-          <w:b/>
-          <w:bCs/>
-          <w:sz w:val="20"/>
-          <w:szCs w:val="20"/>
-          <w:lang w:eastAsia="zh-cn"/>
-        </w:rPr>
-      </w:r>
     </w:p>
     <w:p>
       <w:pPr>
@@ -10841,14 +10017,6 @@
         </w:rPr>
         <w:t>TABLE = tabela</w:t>
       </w:r>
-      <w:r>
-        <w:rPr>
-          <w:rFonts w:ascii="Times New Roman" w:hAnsi="Times New Roman" w:eastAsia="SimSun" w:cs="Times New Roman"/>
-          <w:sz w:val="20"/>
-          <w:szCs w:val="20"/>
-          <w:lang w:eastAsia="zh-cn"/>
-        </w:rPr>
-      </w:r>
     </w:p>
     <w:p>
       <w:pPr>
@@ -10879,14 +10047,6 @@
         </w:rPr>
         <w:t>TABLE ROW = linha de tabela</w:t>
       </w:r>
-      <w:r>
-        <w:rPr>
-          <w:rFonts w:ascii="Times New Roman" w:hAnsi="Times New Roman" w:eastAsia="SimSun" w:cs="Times New Roman"/>
-          <w:sz w:val="20"/>
-          <w:szCs w:val="20"/>
-          <w:lang w:eastAsia="zh-cn"/>
-        </w:rPr>
-      </w:r>
     </w:p>
     <w:p>
       <w:pPr>
@@ -10917,14 +10077,6 @@
         </w:rPr>
         <w:t>TABLE HEADER = cabeçalho de tabela</w:t>
       </w:r>
-      <w:r>
-        <w:rPr>
-          <w:rFonts w:ascii="Times New Roman" w:hAnsi="Times New Roman" w:eastAsia="SimSun" w:cs="Times New Roman"/>
-          <w:sz w:val="20"/>
-          <w:szCs w:val="20"/>
-          <w:lang w:eastAsia="zh-cn"/>
-        </w:rPr>
-      </w:r>
     </w:p>
     <w:p>
       <w:pPr>
@@ -10954,14 +10106,6 @@
           <w:lang w:eastAsia="zh-cn"/>
         </w:rPr>
         <w:t>TABLE DATA = dado da tabela</w:t>
-      </w:r>
-      <w:r>
-        <w:rPr>
-          <w:rFonts w:ascii="Times New Roman" w:hAnsi="Times New Roman" w:eastAsia="SimSun" w:cs="Times New Roman"/>
-          <w:sz w:val="20"/>
-          <w:szCs w:val="20"/>
-          <w:lang w:eastAsia="zh-cn"/>
-        </w:rPr>
       </w:r>
     </w:p>
     <w:p>
@@ -11001,16 +10145,6 @@
         </w:rPr>
         <w:t>Excluir espaço entre as células:</w:t>
       </w:r>
-      <w:r>
-        <w:rPr>
-          <w:rFonts w:ascii="Times New Roman" w:hAnsi="Times New Roman" w:eastAsia="SimSun" w:cs="Times New Roman"/>
-          <w:b/>
-          <w:bCs/>
-          <w:sz w:val="20"/>
-          <w:szCs w:val="20"/>
-          <w:lang w:eastAsia="zh-cn"/>
-        </w:rPr>
-      </w:r>
     </w:p>
     <w:p>
       <w:pPr>
@@ -11041,14 +10175,6 @@
         </w:rPr>
         <w:t>table{</w:t>
       </w:r>
-      <w:r>
-        <w:rPr>
-          <w:rFonts w:ascii="Times New Roman" w:hAnsi="Times New Roman" w:eastAsia="SimSun" w:cs="Times New Roman"/>
-          <w:sz w:val="20"/>
-          <w:szCs w:val="20"/>
-          <w:lang w:eastAsia="zh-cn"/>
-        </w:rPr>
-      </w:r>
     </w:p>
     <w:p>
       <w:pPr>
@@ -11078,14 +10204,6 @@
           <w:lang w:eastAsia="zh-cn"/>
         </w:rPr>
         <w:t>      border-collapse: collapse;</w:t>
-      </w:r>
-      <w:r>
-        <w:rPr>
-          <w:rFonts w:ascii="Times New Roman" w:hAnsi="Times New Roman" w:eastAsia="SimSun" w:cs="Times New Roman"/>
-          <w:sz w:val="20"/>
-          <w:szCs w:val="20"/>
-          <w:lang w:eastAsia="zh-cn"/>
-        </w:rPr>
       </w:r>
     </w:p>
     <w:p>
@@ -11125,16 +10243,6 @@
         </w:rPr>
         <w:t>Alinhamento horizontal do conteudo de uma célula:</w:t>
       </w:r>
-      <w:r>
-        <w:rPr>
-          <w:rFonts w:ascii="Times New Roman" w:hAnsi="Times New Roman" w:eastAsia="SimSun" w:cs="Times New Roman"/>
-          <w:b/>
-          <w:bCs/>
-          <w:sz w:val="20"/>
-          <w:szCs w:val="20"/>
-          <w:lang w:eastAsia="zh-cn"/>
-        </w:rPr>
-      </w:r>
     </w:p>
     <w:p>
       <w:pPr>
@@ -11164,14 +10272,6 @@
           <w:lang w:eastAsia="zh-cn"/>
         </w:rPr>
         <w:t>text-align: center/right/left;</w:t>
-      </w:r>
-      <w:r>
-        <w:rPr>
-          <w:rFonts w:ascii="Times New Roman" w:hAnsi="Times New Roman" w:eastAsia="SimSun" w:cs="Times New Roman"/>
-          <w:sz w:val="20"/>
-          <w:szCs w:val="20"/>
-          <w:lang w:eastAsia="zh-cn"/>
-        </w:rPr>
       </w:r>
     </w:p>
     <w:p>
@@ -11211,16 +10311,6 @@
         </w:rPr>
         <w:t xml:space="preserve">Alinhamento vertical do conteudo de uma célula: </w:t>
       </w:r>
-      <w:r>
-        <w:rPr>
-          <w:rFonts w:ascii="Times New Roman" w:hAnsi="Times New Roman" w:eastAsia="SimSun" w:cs="Times New Roman"/>
-          <w:b/>
-          <w:bCs/>
-          <w:sz w:val="20"/>
-          <w:szCs w:val="20"/>
-          <w:lang w:eastAsia="zh-cn"/>
-        </w:rPr>
-      </w:r>
     </w:p>
     <w:p>
       <w:pPr>
@@ -11250,14 +10340,6 @@
           <w:lang w:eastAsia="zh-cn"/>
         </w:rPr>
         <w:t>vertical-align: bottom/top/ middle</w:t>
-      </w:r>
-      <w:r>
-        <w:rPr>
-          <w:rFonts w:ascii="Times New Roman" w:hAnsi="Times New Roman" w:eastAsia="SimSun" w:cs="Times New Roman"/>
-          <w:sz w:val="20"/>
-          <w:szCs w:val="20"/>
-          <w:lang w:eastAsia="zh-cn"/>
-        </w:rPr>
       </w:r>
     </w:p>
     <w:p>
@@ -11442,16 +10524,6 @@
         </w:rPr>
         <w:t>Hierarquia de tabelas grandes:</w:t>
       </w:r>
-      <w:r>
-        <w:rPr>
-          <w:rFonts w:ascii="Times New Roman" w:hAnsi="Times New Roman" w:eastAsia="SimSun" w:cs="Times New Roman"/>
-          <w:b/>
-          <w:bCs/>
-          <w:sz w:val="20"/>
-          <w:szCs w:val="20"/>
-          <w:lang w:eastAsia="zh-cn"/>
-        </w:rPr>
-      </w:r>
     </w:p>
     <w:p>
       <w:pPr>
@@ -11482,14 +10554,6 @@
         </w:rPr>
         <w:t>TABLEz</w:t>
       </w:r>
-      <w:r>
-        <w:rPr>
-          <w:rFonts w:ascii="Times New Roman" w:hAnsi="Times New Roman" w:eastAsia="SimSun" w:cs="Times New Roman"/>
-          <w:sz w:val="20"/>
-          <w:szCs w:val="20"/>
-          <w:lang w:eastAsia="zh-cn"/>
-        </w:rPr>
-      </w:r>
     </w:p>
     <w:p>
       <w:pPr>
@@ -11570,7 +10634,80 @@
         </w:rPr>
         <w:t>THEAD</w:t>
       </w:r>
-      <w:r>
+    </w:p>
+    <w:p>
+      <w:pPr>
+        <w:ind w:left="3192"/>
+        <w:spacing w:after="0" w:line="540" w:lineRule="atLeast"/>
+        <w:widowControl w:val="0"/>
+        <w:pBdr>
+          <w:top w:val="nil" w:sz="0" w:space="0" w:color="000000" tmln="20, 20, 20, 0, 0"/>
+          <w:left w:val="nil" w:sz="0" w:space="0" w:color="000000" tmln="20, 20, 20, 0, 0"/>
+          <w:bottom w:val="nil" w:sz="0" w:space="0" w:color="000000" tmln="20, 20, 20, 0, 0"/>
+          <w:right w:val="nil" w:sz="0" w:space="0" w:color="000000" tmln="20, 20, 20, 0, 0"/>
+          <w:between w:val="nil" w:sz="0" w:space="0" w:color="000000" tmln="20, 20, 20, 0, 0"/>
+        </w:pBdr>
+        <w:shd w:val="none"/>
+        <w:rPr>
+          <w:rFonts w:ascii="Times New Roman" w:hAnsi="Times New Roman" w:eastAsia="SimSun" w:cs="Times New Roman"/>
+          <w:sz w:val="20"/>
+          <w:szCs w:val="20"/>
+          <w:lang w:eastAsia="zh-cn"/>
+        </w:rPr>
+      </w:pPr>
+      <w:r>
+        <w:rPr>
+          <w:rFonts w:ascii="Times New Roman" w:hAnsi="Times New Roman" w:eastAsia="SimSun" w:cs="Times New Roman"/>
+          <w:sz w:val="20"/>
+          <w:szCs w:val="20"/>
+          <w:lang w:eastAsia="zh-cn"/>
+        </w:rPr>
+        <w:t>T.ROW</w:t>
+      </w:r>
+    </w:p>
+    <w:p>
+      <w:pPr>
+        <w:ind w:left="3900"/>
+        <w:spacing w:after="0" w:line="540" w:lineRule="atLeast"/>
+        <w:widowControl w:val="0"/>
+        <w:pBdr>
+          <w:top w:val="nil" w:sz="0" w:space="0" w:color="000000" tmln="20, 20, 20, 0, 0"/>
+          <w:left w:val="nil" w:sz="0" w:space="0" w:color="000000" tmln="20, 20, 20, 0, 0"/>
+          <w:bottom w:val="nil" w:sz="0" w:space="0" w:color="000000" tmln="20, 20, 20, 0, 0"/>
+          <w:right w:val="nil" w:sz="0" w:space="0" w:color="000000" tmln="20, 20, 20, 0, 0"/>
+          <w:between w:val="nil" w:sz="0" w:space="0" w:color="000000" tmln="20, 20, 20, 0, 0"/>
+        </w:pBdr>
+        <w:shd w:val="none"/>
+        <w:rPr>
+          <w:rFonts w:ascii="Times New Roman" w:hAnsi="Times New Roman" w:eastAsia="SimSun" w:cs="Times New Roman"/>
+          <w:sz w:val="20"/>
+          <w:szCs w:val="20"/>
+          <w:lang w:eastAsia="zh-cn"/>
+        </w:rPr>
+      </w:pPr>
+      <w:r>
+        <w:rPr>
+          <w:rFonts w:ascii="Times New Roman" w:hAnsi="Times New Roman" w:eastAsia="SimSun" w:cs="Times New Roman"/>
+          <w:sz w:val="20"/>
+          <w:szCs w:val="20"/>
+          <w:lang w:eastAsia="zh-cn"/>
+        </w:rPr>
+        <w:t xml:space="preserve"> T.HEADER, T.DATA  --&gt; nesses dois que se escreve algo</w:t>
+      </w:r>
+    </w:p>
+    <w:p>
+      <w:pPr>
+        <w:ind w:left="2484"/>
+        <w:spacing w:after="0" w:line="540" w:lineRule="atLeast"/>
+        <w:widowControl w:val="0"/>
+        <w:pBdr>
+          <w:top w:val="nil" w:sz="0" w:space="0" w:color="000000" tmln="20, 20, 20, 0, 0"/>
+          <w:left w:val="nil" w:sz="0" w:space="0" w:color="000000" tmln="20, 20, 20, 0, 0"/>
+          <w:bottom w:val="nil" w:sz="0" w:space="0" w:color="000000" tmln="20, 20, 20, 0, 0"/>
+          <w:right w:val="nil" w:sz="0" w:space="0" w:color="000000" tmln="20, 20, 20, 0, 0"/>
+          <w:between w:val="nil" w:sz="0" w:space="0" w:color="000000" tmln="20, 20, 20, 0, 0"/>
+        </w:pBdr>
+        <w:shd w:val="none"/>
         <w:rPr>
           <w:rFonts w:ascii="Times New Roman" w:hAnsi="Times New Roman" w:eastAsia="SimSun" w:cs="Times New Roman"/>
           <w:sz w:val="20"/>
@@ -11578,6 +10715,16 @@
           <w:u w:color="auto" w:val="single"/>
           <w:lang w:eastAsia="zh-cn"/>
         </w:rPr>
+      </w:pPr>
+      <w:r>
+        <w:rPr>
+          <w:rFonts w:ascii="Times New Roman" w:hAnsi="Times New Roman" w:eastAsia="SimSun" w:cs="Times New Roman"/>
+          <w:sz w:val="20"/>
+          <w:szCs w:val="20"/>
+          <w:u w:color="auto" w:val="single"/>
+          <w:lang w:eastAsia="zh-cn"/>
+        </w:rPr>
+        <w:t>TBODY</w:t>
       </w:r>
     </w:p>
     <w:p>
@@ -11609,14 +10756,6 @@
         </w:rPr>
         <w:t>T.ROW</w:t>
       </w:r>
-      <w:r>
-        <w:rPr>
-          <w:rFonts w:ascii="Times New Roman" w:hAnsi="Times New Roman" w:eastAsia="SimSun" w:cs="Times New Roman"/>
-          <w:sz w:val="20"/>
-          <w:szCs w:val="20"/>
-          <w:lang w:eastAsia="zh-cn"/>
-        </w:rPr>
-      </w:r>
     </w:p>
     <w:p>
       <w:pPr>
@@ -11645,15 +10784,7 @@
           <w:szCs w:val="20"/>
           <w:lang w:eastAsia="zh-cn"/>
         </w:rPr>
-        <w:t xml:space="preserve"> T.HEADER, T.DATA  --&gt; nesses dois que se escreve algo</w:t>
-      </w:r>
-      <w:r>
-        <w:rPr>
-          <w:rFonts w:ascii="Times New Roman" w:hAnsi="Times New Roman" w:eastAsia="SimSun" w:cs="Times New Roman"/>
-          <w:sz w:val="20"/>
-          <w:szCs w:val="20"/>
-          <w:lang w:eastAsia="zh-cn"/>
-        </w:rPr>
+        <w:t>T.HEADER, T.DATA  --&gt; nesses dois que se escreve algo</w:t>
       </w:r>
     </w:p>
     <w:p>
@@ -11685,16 +10816,7 @@
           <w:u w:color="auto" w:val="single"/>
           <w:lang w:eastAsia="zh-cn"/>
         </w:rPr>
-        <w:t>TBODY</w:t>
-      </w:r>
-      <w:r>
-        <w:rPr>
-          <w:rFonts w:ascii="Times New Roman" w:hAnsi="Times New Roman" w:eastAsia="SimSun" w:cs="Times New Roman"/>
-          <w:sz w:val="20"/>
-          <w:szCs w:val="20"/>
-          <w:u w:color="auto" w:val="single"/>
-          <w:lang w:eastAsia="zh-cn"/>
-        </w:rPr>
+        <w:t>TFOOT</w:t>
       </w:r>
     </w:p>
     <w:p>
@@ -11726,14 +10848,6 @@
         </w:rPr>
         <w:t>T.ROW</w:t>
       </w:r>
-      <w:r>
-        <w:rPr>
-          <w:rFonts w:ascii="Times New Roman" w:hAnsi="Times New Roman" w:eastAsia="SimSun" w:cs="Times New Roman"/>
-          <w:sz w:val="20"/>
-          <w:szCs w:val="20"/>
-          <w:lang w:eastAsia="zh-cn"/>
-        </w:rPr>
-      </w:r>
     </w:p>
     <w:p>
       <w:pPr>
@@ -11764,131 +10878,6 @@
         </w:rPr>
         <w:t>T.HEADER, T.DATA  --&gt; nesses dois que se escreve algo</w:t>
       </w:r>
-      <w:r>
-        <w:rPr>
-          <w:rFonts w:ascii="Times New Roman" w:hAnsi="Times New Roman" w:eastAsia="SimSun" w:cs="Times New Roman"/>
-          <w:sz w:val="20"/>
-          <w:szCs w:val="20"/>
-          <w:lang w:eastAsia="zh-cn"/>
-        </w:rPr>
-      </w:r>
-    </w:p>
-    <w:p>
-      <w:pPr>
-        <w:ind w:left="2484"/>
-        <w:spacing w:after="0" w:line="540" w:lineRule="atLeast"/>
-        <w:widowControl w:val="0"/>
-        <w:pBdr>
-          <w:top w:val="nil" w:sz="0" w:space="0" w:color="000000" tmln="20, 20, 20, 0, 0"/>
-          <w:left w:val="nil" w:sz="0" w:space="0" w:color="000000" tmln="20, 20, 20, 0, 0"/>
-          <w:bottom w:val="nil" w:sz="0" w:space="0" w:color="000000" tmln="20, 20, 20, 0, 0"/>
-          <w:right w:val="nil" w:sz="0" w:space="0" w:color="000000" tmln="20, 20, 20, 0, 0"/>
-          <w:between w:val="nil" w:sz="0" w:space="0" w:color="000000" tmln="20, 20, 20, 0, 0"/>
-        </w:pBdr>
-        <w:shd w:val="none"/>
-        <w:rPr>
-          <w:rFonts w:ascii="Times New Roman" w:hAnsi="Times New Roman" w:eastAsia="SimSun" w:cs="Times New Roman"/>
-          <w:sz w:val="20"/>
-          <w:szCs w:val="20"/>
-          <w:u w:color="auto" w:val="single"/>
-          <w:lang w:eastAsia="zh-cn"/>
-        </w:rPr>
-      </w:pPr>
-      <w:r>
-        <w:rPr>
-          <w:rFonts w:ascii="Times New Roman" w:hAnsi="Times New Roman" w:eastAsia="SimSun" w:cs="Times New Roman"/>
-          <w:sz w:val="20"/>
-          <w:szCs w:val="20"/>
-          <w:u w:color="auto" w:val="single"/>
-          <w:lang w:eastAsia="zh-cn"/>
-        </w:rPr>
-        <w:t>TFOOT</w:t>
-      </w:r>
-      <w:r>
-        <w:rPr>
-          <w:rFonts w:ascii="Times New Roman" w:hAnsi="Times New Roman" w:eastAsia="SimSun" w:cs="Times New Roman"/>
-          <w:sz w:val="20"/>
-          <w:szCs w:val="20"/>
-          <w:u w:color="auto" w:val="single"/>
-          <w:lang w:eastAsia="zh-cn"/>
-        </w:rPr>
-      </w:r>
-    </w:p>
-    <w:p>
-      <w:pPr>
-        <w:ind w:left="3192"/>
-        <w:spacing w:after="0" w:line="540" w:lineRule="atLeast"/>
-        <w:widowControl w:val="0"/>
-        <w:pBdr>
-          <w:top w:val="nil" w:sz="0" w:space="0" w:color="000000" tmln="20, 20, 20, 0, 0"/>
-          <w:left w:val="nil" w:sz="0" w:space="0" w:color="000000" tmln="20, 20, 20, 0, 0"/>
-          <w:bottom w:val="nil" w:sz="0" w:space="0" w:color="000000" tmln="20, 20, 20, 0, 0"/>
-          <w:right w:val="nil" w:sz="0" w:space="0" w:color="000000" tmln="20, 20, 20, 0, 0"/>
-          <w:between w:val="nil" w:sz="0" w:space="0" w:color="000000" tmln="20, 20, 20, 0, 0"/>
-        </w:pBdr>
-        <w:shd w:val="none"/>
-        <w:rPr>
-          <w:rFonts w:ascii="Times New Roman" w:hAnsi="Times New Roman" w:eastAsia="SimSun" w:cs="Times New Roman"/>
-          <w:sz w:val="20"/>
-          <w:szCs w:val="20"/>
-          <w:lang w:eastAsia="zh-cn"/>
-        </w:rPr>
-      </w:pPr>
-      <w:r>
-        <w:rPr>
-          <w:rFonts w:ascii="Times New Roman" w:hAnsi="Times New Roman" w:eastAsia="SimSun" w:cs="Times New Roman"/>
-          <w:sz w:val="20"/>
-          <w:szCs w:val="20"/>
-          <w:lang w:eastAsia="zh-cn"/>
-        </w:rPr>
-        <w:t>T.ROW</w:t>
-      </w:r>
-      <w:r>
-        <w:rPr>
-          <w:rFonts w:ascii="Times New Roman" w:hAnsi="Times New Roman" w:eastAsia="SimSun" w:cs="Times New Roman"/>
-          <w:sz w:val="20"/>
-          <w:szCs w:val="20"/>
-          <w:lang w:eastAsia="zh-cn"/>
-        </w:rPr>
-      </w:r>
-    </w:p>
-    <w:p>
-      <w:pPr>
-        <w:ind w:left="3900"/>
-        <w:spacing w:after="0" w:line="540" w:lineRule="atLeast"/>
-        <w:widowControl w:val="0"/>
-        <w:pBdr>
-          <w:top w:val="nil" w:sz="0" w:space="0" w:color="000000" tmln="20, 20, 20, 0, 0"/>
-          <w:left w:val="nil" w:sz="0" w:space="0" w:color="000000" tmln="20, 20, 20, 0, 0"/>
-          <w:bottom w:val="nil" w:sz="0" w:space="0" w:color="000000" tmln="20, 20, 20, 0, 0"/>
-          <w:right w:val="nil" w:sz="0" w:space="0" w:color="000000" tmln="20, 20, 20, 0, 0"/>
-          <w:between w:val="nil" w:sz="0" w:space="0" w:color="000000" tmln="20, 20, 20, 0, 0"/>
-        </w:pBdr>
-        <w:shd w:val="none"/>
-        <w:rPr>
-          <w:rFonts w:ascii="Times New Roman" w:hAnsi="Times New Roman" w:eastAsia="SimSun" w:cs="Times New Roman"/>
-          <w:sz w:val="20"/>
-          <w:szCs w:val="20"/>
-          <w:lang w:eastAsia="zh-cn"/>
-        </w:rPr>
-      </w:pPr>
-      <w:r>
-        <w:rPr>
-          <w:rFonts w:ascii="Times New Roman" w:hAnsi="Times New Roman" w:eastAsia="SimSun" w:cs="Times New Roman"/>
-          <w:sz w:val="20"/>
-          <w:szCs w:val="20"/>
-          <w:lang w:eastAsia="zh-cn"/>
-        </w:rPr>
-        <w:t>T.HEADER, T.DATA  --&gt; nesses dois que se escreve algo</w:t>
-      </w:r>
-      <w:r>
-        <w:rPr>
-          <w:rFonts w:ascii="Times New Roman" w:hAnsi="Times New Roman" w:eastAsia="SimSun" w:cs="Times New Roman"/>
-          <w:sz w:val="20"/>
-          <w:szCs w:val="20"/>
-          <w:lang w:eastAsia="zh-cn"/>
-        </w:rPr>
-      </w:r>
     </w:p>
     <w:p>
       <w:pPr>
@@ -12024,14 +11013,6 @@
         </w:rPr>
         <w:t>Para linhas: scope=”row”</w:t>
       </w:r>
-      <w:r>
-        <w:rPr>
-          <w:rFonts w:ascii="Times New Roman" w:hAnsi="Times New Roman" w:eastAsia="SimSun" w:cs="Times New Roman"/>
-          <w:sz w:val="20"/>
-          <w:szCs w:val="20"/>
-          <w:lang w:eastAsia="zh-cn"/>
-        </w:rPr>
-      </w:r>
     </w:p>
     <w:p>
       <w:pPr>
@@ -12061,14 +11042,6 @@
           <w:lang w:eastAsia="zh-cn"/>
         </w:rPr>
         <w:t>Para colunas: scope=”col”</w:t>
-      </w:r>
-      <w:r>
-        <w:rPr>
-          <w:rFonts w:ascii="Times New Roman" w:hAnsi="Times New Roman" w:eastAsia="SimSun" w:cs="Times New Roman"/>
-          <w:sz w:val="20"/>
-          <w:szCs w:val="20"/>
-          <w:lang w:eastAsia="zh-cn"/>
-        </w:rPr>
       </w:r>
     </w:p>
     <w:p>
@@ -12137,16 +11110,6 @@
         </w:rPr>
         <w:t>Efeito zebrado na tabela:</w:t>
       </w:r>
-      <w:r>
-        <w:rPr>
-          <w:rFonts w:ascii="Times New Roman" w:hAnsi="Times New Roman" w:eastAsia="SimSun" w:cs="Times New Roman"/>
-          <w:b/>
-          <w:bCs/>
-          <w:sz w:val="20"/>
-          <w:szCs w:val="20"/>
-          <w:lang w:eastAsia="zh-cn"/>
-        </w:rPr>
-      </w:r>
     </w:p>
     <w:p>
       <w:pPr>
@@ -12177,14 +11140,6 @@
         </w:rPr>
         <w:t>(2n-1) = odd (impar)</w:t>
       </w:r>
-      <w:r>
-        <w:rPr>
-          <w:rFonts w:ascii="Times New Roman" w:hAnsi="Times New Roman" w:eastAsia="SimSun" w:cs="Times New Roman"/>
-          <w:sz w:val="20"/>
-          <w:szCs w:val="20"/>
-          <w:lang w:eastAsia="zh-cn"/>
-        </w:rPr>
-      </w:r>
     </w:p>
     <w:p>
       <w:pPr>
@@ -12215,14 +11170,6 @@
         </w:rPr>
         <w:t>(2n)    = even (par)</w:t>
       </w:r>
-      <w:r>
-        <w:rPr>
-          <w:rFonts w:ascii="Times New Roman" w:hAnsi="Times New Roman" w:eastAsia="SimSun" w:cs="Times New Roman"/>
-          <w:sz w:val="20"/>
-          <w:szCs w:val="20"/>
-          <w:lang w:eastAsia="zh-cn"/>
-        </w:rPr>
-      </w:r>
     </w:p>
     <w:p>
       <w:pPr>
@@ -12253,14 +11200,6 @@
         </w:rPr>
         <w:t>tbody &gt; tr : nth-child (odd) {</w:t>
       </w:r>
-      <w:r>
-        <w:rPr>
-          <w:rFonts w:ascii="Times New Roman" w:hAnsi="Times New Roman" w:eastAsia="SimSun" w:cs="Times New Roman"/>
-          <w:sz w:val="20"/>
-          <w:szCs w:val="20"/>
-          <w:lang w:eastAsia="zh-cn"/>
-        </w:rPr>
-      </w:r>
     </w:p>
     <w:p>
       <w:pPr>
@@ -12291,14 +11230,6 @@
         </w:rPr>
         <w:t>background-color: gray</w:t>
       </w:r>
-      <w:r>
-        <w:rPr>
-          <w:rFonts w:ascii="Times New Roman" w:hAnsi="Times New Roman" w:eastAsia="SimSun" w:cs="Times New Roman"/>
-          <w:sz w:val="20"/>
-          <w:szCs w:val="20"/>
-          <w:lang w:eastAsia="zh-cn"/>
-        </w:rPr>
-      </w:r>
     </w:p>
     <w:p>
       <w:pPr>
@@ -12328,14 +11259,6 @@
           <w:lang w:eastAsia="zh-cn"/>
         </w:rPr>
         <w:t>}</w:t>
-      </w:r>
-      <w:r>
-        <w:rPr>
-          <w:rFonts w:ascii="Times New Roman" w:hAnsi="Times New Roman" w:eastAsia="SimSun" w:cs="Times New Roman"/>
-          <w:sz w:val="20"/>
-          <w:szCs w:val="20"/>
-          <w:lang w:eastAsia="zh-cn"/>
-        </w:rPr>
       </w:r>
     </w:p>
     <w:p>
@@ -12520,16 +11443,6 @@
         </w:rPr>
         <w:t xml:space="preserve">Cabeçalho fixo na tela de rolagem: </w:t>
       </w:r>
-      <w:r>
-        <w:rPr>
-          <w:rFonts w:ascii="Times New Roman" w:hAnsi="Times New Roman" w:eastAsia="SimSun" w:cs="Times New Roman"/>
-          <w:b/>
-          <w:bCs/>
-          <w:sz w:val="20"/>
-          <w:szCs w:val="20"/>
-          <w:lang w:eastAsia="zh-cn"/>
-        </w:rPr>
-      </w:r>
     </w:p>
     <w:p>
       <w:pPr>
@@ -12560,14 +11473,6 @@
         </w:rPr>
         <w:t>1ºpasso:  Coloque a table com position: relative</w:t>
       </w:r>
-      <w:r>
-        <w:rPr>
-          <w:rFonts w:ascii="Times New Roman" w:hAnsi="Times New Roman" w:eastAsia="SimSun" w:cs="Times New Roman"/>
-          <w:sz w:val="20"/>
-          <w:szCs w:val="20"/>
-          <w:lang w:eastAsia="zh-cn"/>
-        </w:rPr>
-      </w:r>
     </w:p>
     <w:p>
       <w:pPr>
@@ -12598,14 +11503,6 @@
         </w:rPr>
         <w:t>table{</w:t>
       </w:r>
-      <w:r>
-        <w:rPr>
-          <w:rFonts w:ascii="Times New Roman" w:hAnsi="Times New Roman" w:eastAsia="SimSun" w:cs="Times New Roman"/>
-          <w:sz w:val="20"/>
-          <w:szCs w:val="20"/>
-          <w:lang w:eastAsia="zh-cn"/>
-        </w:rPr>
-      </w:r>
     </w:p>
     <w:p>
       <w:pPr>
@@ -12636,14 +11533,6 @@
         </w:rPr>
         <w:t>position: relative</w:t>
       </w:r>
-      <w:r>
-        <w:rPr>
-          <w:rFonts w:ascii="Times New Roman" w:hAnsi="Times New Roman" w:eastAsia="SimSun" w:cs="Times New Roman"/>
-          <w:sz w:val="20"/>
-          <w:szCs w:val="20"/>
-          <w:lang w:eastAsia="zh-cn"/>
-        </w:rPr>
-      </w:r>
     </w:p>
     <w:p>
       <w:pPr>
@@ -12674,14 +11563,6 @@
         </w:rPr>
         <w:t>]}</w:t>
       </w:r>
-      <w:r>
-        <w:rPr>
-          <w:rFonts w:ascii="Times New Roman" w:hAnsi="Times New Roman" w:eastAsia="SimSun" w:cs="Times New Roman"/>
-          <w:sz w:val="20"/>
-          <w:szCs w:val="20"/>
-          <w:lang w:eastAsia="zh-cn"/>
-        </w:rPr>
-      </w:r>
     </w:p>
     <w:p>
       <w:pPr>
@@ -12712,14 +11593,6 @@
         </w:rPr>
         <w:t>2ºpasso: Em style escreva o direcionamento do cabeçalho da tabela, declare com position: sticky  e sua posição na rolagem em pixel seguido de seu estilo:</w:t>
       </w:r>
-      <w:r>
-        <w:rPr>
-          <w:rFonts w:ascii="Times New Roman" w:hAnsi="Times New Roman" w:eastAsia="SimSun" w:cs="Times New Roman"/>
-          <w:sz w:val="20"/>
-          <w:szCs w:val="20"/>
-          <w:lang w:eastAsia="zh-cn"/>
-        </w:rPr>
-      </w:r>
     </w:p>
     <w:p>
       <w:pPr>
@@ -12750,14 +11623,6 @@
         </w:rPr>
         <w:t>thead &gt; tr &gt; th {</w:t>
       </w:r>
-      <w:r>
-        <w:rPr>
-          <w:rFonts w:ascii="Times New Roman" w:hAnsi="Times New Roman" w:eastAsia="SimSun" w:cs="Times New Roman"/>
-          <w:sz w:val="20"/>
-          <w:szCs w:val="20"/>
-          <w:lang w:eastAsia="zh-cn"/>
-        </w:rPr>
-      </w:r>
     </w:p>
     <w:p>
       <w:pPr>
@@ -12788,14 +11653,6 @@
         </w:rPr>
         <w:t>position: sticky;</w:t>
       </w:r>
-      <w:r>
-        <w:rPr>
-          <w:rFonts w:ascii="Times New Roman" w:hAnsi="Times New Roman" w:eastAsia="SimSun" w:cs="Times New Roman"/>
-          <w:sz w:val="20"/>
-          <w:szCs w:val="20"/>
-          <w:lang w:eastAsia="zh-cn"/>
-        </w:rPr>
-      </w:r>
     </w:p>
     <w:p>
       <w:pPr>
@@ -12826,14 +11683,6 @@
         </w:rPr>
         <w:t>top: -1px;</w:t>
       </w:r>
-      <w:r>
-        <w:rPr>
-          <w:rFonts w:ascii="Times New Roman" w:hAnsi="Times New Roman" w:eastAsia="SimSun" w:cs="Times New Roman"/>
-          <w:sz w:val="20"/>
-          <w:szCs w:val="20"/>
-          <w:lang w:eastAsia="zh-cn"/>
-        </w:rPr>
-      </w:r>
     </w:p>
     <w:p>
       <w:pPr>
@@ -12864,14 +11713,6 @@
         </w:rPr>
         <w:t>backgroundcolor: gray</w:t>
       </w:r>
-      <w:r>
-        <w:rPr>
-          <w:rFonts w:ascii="Times New Roman" w:hAnsi="Times New Roman" w:eastAsia="SimSun" w:cs="Times New Roman"/>
-          <w:sz w:val="20"/>
-          <w:szCs w:val="20"/>
-          <w:lang w:eastAsia="zh-cn"/>
-        </w:rPr>
-      </w:r>
     </w:p>
     <w:p>
       <w:pPr>
@@ -12930,14 +11771,6 @@
           <w:lang w:eastAsia="zh-cn"/>
         </w:rPr>
         <w:t>}</w:t>
-      </w:r>
-      <w:r>
-        <w:rPr>
-          <w:rFonts w:ascii="Times New Roman" w:hAnsi="Times New Roman" w:eastAsia="SimSun" w:cs="Times New Roman"/>
-          <w:sz w:val="20"/>
-          <w:szCs w:val="20"/>
-          <w:lang w:eastAsia="zh-cn"/>
-        </w:rPr>
       </w:r>
     </w:p>
     <w:p>
@@ -12977,16 +11810,6 @@
         </w:rPr>
         <w:t>Mesclagem de células em tabelas:</w:t>
       </w:r>
-      <w:r>
-        <w:rPr>
-          <w:rFonts w:ascii="Times New Roman" w:hAnsi="Times New Roman" w:eastAsia="SimSun" w:cs="Times New Roman"/>
-          <w:b/>
-          <w:bCs/>
-          <w:sz w:val="20"/>
-          <w:szCs w:val="20"/>
-          <w:lang w:eastAsia="zh-cn"/>
-        </w:rPr>
-      </w:r>
     </w:p>
     <w:p>
       <w:pPr>
@@ -13017,14 +11840,6 @@
         </w:rPr>
         <w:t>Para mesclar coluna use colspan:</w:t>
       </w:r>
-      <w:r>
-        <w:rPr>
-          <w:rFonts w:ascii="Times New Roman" w:hAnsi="Times New Roman" w:eastAsia="SimSun" w:cs="Times New Roman"/>
-          <w:sz w:val="20"/>
-          <w:szCs w:val="20"/>
-          <w:lang w:eastAsia="zh-cn"/>
-        </w:rPr>
-      </w:r>
     </w:p>
     <w:p>
       <w:pPr>
@@ -13055,14 +11870,6 @@
         </w:rPr>
         <w:t>&lt;td colspan="2"&gt;Célula mesclada&lt;/td&gt;</w:t>
       </w:r>
-      <w:r>
-        <w:rPr>
-          <w:rFonts w:ascii="Times New Roman" w:hAnsi="Times New Roman" w:eastAsia="SimSun" w:cs="Times New Roman"/>
-          <w:sz w:val="20"/>
-          <w:szCs w:val="20"/>
-          <w:lang w:eastAsia="zh-cn"/>
-        </w:rPr>
-      </w:r>
     </w:p>
     <w:p>
       <w:pPr>
@@ -13093,14 +11900,6 @@
         </w:rPr>
         <w:t>Para mesclar linhas use rowspan:</w:t>
       </w:r>
-      <w:r>
-        <w:rPr>
-          <w:rFonts w:ascii="Times New Roman" w:hAnsi="Times New Roman" w:eastAsia="SimSun" w:cs="Times New Roman"/>
-          <w:sz w:val="20"/>
-          <w:szCs w:val="20"/>
-          <w:lang w:eastAsia="zh-cn"/>
-        </w:rPr>
-      </w:r>
     </w:p>
     <w:p>
       <w:pPr>
@@ -13130,14 +11929,6 @@
           <w:lang w:eastAsia="zh-cn"/>
         </w:rPr>
         <w:t>&lt;td rowspan="2"&gt;Célula mesclada&lt;/td&gt;</w:t>
-      </w:r>
-      <w:r>
-        <w:rPr>
-          <w:rFonts w:ascii="Times New Roman" w:hAnsi="Times New Roman" w:eastAsia="SimSun" w:cs="Times New Roman"/>
-          <w:sz w:val="20"/>
-          <w:szCs w:val="20"/>
-          <w:lang w:eastAsia="zh-cn"/>
-        </w:rPr>
       </w:r>
     </w:p>
     <w:p>
@@ -13206,16 +11997,6 @@
         </w:rPr>
         <w:t xml:space="preserve">Agrupar colunas com colgroup: </w:t>
       </w:r>
-      <w:r>
-        <w:rPr>
-          <w:rFonts w:ascii="Times New Roman" w:hAnsi="Times New Roman" w:eastAsia="SimSun" w:cs="Times New Roman"/>
-          <w:b/>
-          <w:bCs/>
-          <w:sz w:val="20"/>
-          <w:szCs w:val="20"/>
-          <w:lang w:eastAsia="zh-cn"/>
-        </w:rPr>
-      </w:r>
     </w:p>
     <w:p>
       <w:pPr>
@@ -15078,7 +13859,157 @@
           <w:szCs w:val="20"/>
           <w:lang w:eastAsia="zh-cn"/>
         </w:rPr>
-        <w:t>&lt;iframe srcdoc="&lt;h1&gt;Olá, Kennedy!&lt;/h1&gt;&lt;p&gt;Este conteúdo está dentro do srcdoc.&lt;/p&gt;" width="300" height="200"&gt;&lt;/iframe&gt;</w:t>
+        <w:t>&lt;iframe srcdoc="</w:t>
+      </w:r>
+    </w:p>
+    <w:p>
+      <w:pPr>
+        <w:ind w:left="708" w:firstLine="708"/>
+        <w:spacing w:after="0" w:line="540" w:lineRule="atLeast"/>
+        <w:widowControl w:val="0"/>
+        <w:pBdr>
+          <w:top w:val="nil" w:sz="0" w:space="0" w:color="000000" tmln="20, 20, 20, 0, 0"/>
+          <w:left w:val="nil" w:sz="0" w:space="0" w:color="000000" tmln="20, 20, 20, 0, 0"/>
+          <w:bottom w:val="nil" w:sz="0" w:space="0" w:color="000000" tmln="20, 20, 20, 0, 0"/>
+          <w:right w:val="nil" w:sz="0" w:space="0" w:color="000000" tmln="20, 20, 20, 0, 0"/>
+          <w:between w:val="nil" w:sz="0" w:space="0" w:color="000000" tmln="20, 20, 20, 0, 0"/>
+        </w:pBdr>
+        <w:shd w:val="none"/>
+        <w:rPr>
+          <w:rFonts w:ascii="Times New Roman" w:hAnsi="Times New Roman" w:eastAsia="SimSun" w:cs="Times New Roman"/>
+          <w:sz w:val="20"/>
+          <w:szCs w:val="20"/>
+          <w:lang w:eastAsia="zh-cn"/>
+        </w:rPr>
+      </w:pPr>
+      <w:r>
+        <w:rPr>
+          <w:rFonts w:ascii="Times New Roman" w:hAnsi="Times New Roman" w:eastAsia="SimSun" w:cs="Times New Roman"/>
+          <w:sz w:val="20"/>
+          <w:szCs w:val="20"/>
+          <w:lang w:eastAsia="zh-cn"/>
+        </w:rPr>
+        <w:t>&lt;h1&gt;Olá, Kennedy!&lt;/h1&gt;</w:t>
+      </w:r>
+    </w:p>
+    <w:p>
+      <w:pPr>
+        <w:ind w:left="708" w:firstLine="708"/>
+        <w:spacing w:after="0" w:line="540" w:lineRule="atLeast"/>
+        <w:widowControl w:val="0"/>
+        <w:pBdr>
+          <w:top w:val="nil" w:sz="0" w:space="0" w:color="000000" tmln="20, 20, 20, 0, 0"/>
+          <w:left w:val="nil" w:sz="0" w:space="0" w:color="000000" tmln="20, 20, 20, 0, 0"/>
+          <w:bottom w:val="nil" w:sz="0" w:space="0" w:color="000000" tmln="20, 20, 20, 0, 0"/>
+          <w:right w:val="nil" w:sz="0" w:space="0" w:color="000000" tmln="20, 20, 20, 0, 0"/>
+          <w:between w:val="nil" w:sz="0" w:space="0" w:color="000000" tmln="20, 20, 20, 0, 0"/>
+        </w:pBdr>
+        <w:shd w:val="none"/>
+        <w:rPr>
+          <w:rFonts w:ascii="Times New Roman" w:hAnsi="Times New Roman" w:eastAsia="SimSun" w:cs="Times New Roman"/>
+          <w:sz w:val="20"/>
+          <w:szCs w:val="20"/>
+          <w:lang w:eastAsia="zh-cn"/>
+        </w:rPr>
+      </w:pPr>
+      <w:r>
+        <w:rPr>
+          <w:rFonts w:ascii="Times New Roman" w:hAnsi="Times New Roman" w:eastAsia="SimSun" w:cs="Times New Roman"/>
+          <w:sz w:val="20"/>
+          <w:szCs w:val="20"/>
+          <w:lang w:eastAsia="zh-cn"/>
+        </w:rPr>
+        <w:t>&lt;p&gt;Este conteúdo está dentro do srcdoc.&lt;/p&gt;</w:t>
+      </w:r>
+    </w:p>
+    <w:p>
+      <w:pPr>
+        <w:ind w:left="708" w:firstLine="708"/>
+        <w:spacing w:after="0" w:line="540" w:lineRule="atLeast"/>
+        <w:widowControl w:val="0"/>
+        <w:pBdr>
+          <w:top w:val="nil" w:sz="0" w:space="0" w:color="000000" tmln="20, 20, 20, 0, 0"/>
+          <w:left w:val="nil" w:sz="0" w:space="0" w:color="000000" tmln="20, 20, 20, 0, 0"/>
+          <w:bottom w:val="nil" w:sz="0" w:space="0" w:color="000000" tmln="20, 20, 20, 0, 0"/>
+          <w:right w:val="nil" w:sz="0" w:space="0" w:color="000000" tmln="20, 20, 20, 0, 0"/>
+          <w:between w:val="nil" w:sz="0" w:space="0" w:color="000000" tmln="20, 20, 20, 0, 0"/>
+        </w:pBdr>
+        <w:shd w:val="none"/>
+        <w:rPr>
+          <w:rFonts w:ascii="Times New Roman" w:hAnsi="Times New Roman" w:eastAsia="SimSun" w:cs="Times New Roman"/>
+          <w:sz w:val="20"/>
+          <w:szCs w:val="20"/>
+          <w:lang w:eastAsia="zh-cn"/>
+        </w:rPr>
+      </w:pPr>
+      <w:r>
+        <w:rPr>
+          <w:rFonts w:ascii="Times New Roman" w:hAnsi="Times New Roman" w:eastAsia="SimSun" w:cs="Times New Roman"/>
+          <w:sz w:val="20"/>
+          <w:szCs w:val="20"/>
+          <w:lang w:eastAsia="zh-cn"/>
+        </w:rPr>
+        <w:t xml:space="preserve">&lt;img src='imagens/astrobot.png'&gt;" </w:t>
+      </w:r>
+    </w:p>
+    <w:p>
+      <w:pPr>
+        <w:ind w:left="708" w:firstLine="708"/>
+        <w:spacing w:after="0" w:line="540" w:lineRule="atLeast"/>
+        <w:widowControl w:val="0"/>
+        <w:pBdr>
+          <w:top w:val="nil" w:sz="0" w:space="0" w:color="000000" tmln="20, 20, 20, 0, 0"/>
+          <w:left w:val="nil" w:sz="0" w:space="0" w:color="000000" tmln="20, 20, 20, 0, 0"/>
+          <w:bottom w:val="nil" w:sz="0" w:space="0" w:color="000000" tmln="20, 20, 20, 0, 0"/>
+          <w:right w:val="nil" w:sz="0" w:space="0" w:color="000000" tmln="20, 20, 20, 0, 0"/>
+          <w:between w:val="nil" w:sz="0" w:space="0" w:color="000000" tmln="20, 20, 20, 0, 0"/>
+        </w:pBdr>
+        <w:shd w:val="none"/>
+        <w:rPr>
+          <w:rFonts w:ascii="Times New Roman" w:hAnsi="Times New Roman" w:eastAsia="SimSun" w:cs="Times New Roman"/>
+          <w:sz w:val="20"/>
+          <w:szCs w:val="20"/>
+          <w:lang w:eastAsia="zh-cn"/>
+        </w:rPr>
+      </w:pPr>
+      <w:r>
+        <w:rPr>
+          <w:rFonts w:ascii="Times New Roman" w:hAnsi="Times New Roman" w:eastAsia="SimSun" w:cs="Times New Roman"/>
+          <w:sz w:val="20"/>
+          <w:szCs w:val="20"/>
+          <w:lang w:eastAsia="zh-cn"/>
+        </w:rPr>
+        <w:t>width="300" height="200"&gt;</w:t>
+      </w:r>
+    </w:p>
+    <w:p>
+      <w:pPr>
+        <w:ind w:left="708" w:firstLine="708"/>
+        <w:spacing w:after="0" w:line="540" w:lineRule="atLeast"/>
+        <w:widowControl w:val="0"/>
+        <w:pBdr>
+          <w:top w:val="nil" w:sz="0" w:space="0" w:color="000000" tmln="20, 20, 20, 0, 0"/>
+          <w:left w:val="nil" w:sz="0" w:space="0" w:color="000000" tmln="20, 20, 20, 0, 0"/>
+          <w:bottom w:val="nil" w:sz="0" w:space="0" w:color="000000" tmln="20, 20, 20, 0, 0"/>
+          <w:right w:val="nil" w:sz="0" w:space="0" w:color="000000" tmln="20, 20, 20, 0, 0"/>
+          <w:between w:val="nil" w:sz="0" w:space="0" w:color="000000" tmln="20, 20, 20, 0, 0"/>
+        </w:pBdr>
+        <w:shd w:val="none"/>
+        <w:rPr>
+          <w:rFonts w:ascii="Times New Roman" w:hAnsi="Times New Roman" w:eastAsia="SimSun" w:cs="Times New Roman"/>
+          <w:sz w:val="20"/>
+          <w:szCs w:val="20"/>
+          <w:lang w:eastAsia="zh-cn"/>
+        </w:rPr>
+      </w:pPr>
+      <w:r>
+        <w:rPr>
+          <w:rFonts w:ascii="Times New Roman" w:hAnsi="Times New Roman" w:eastAsia="SimSun" w:cs="Times New Roman"/>
+          <w:sz w:val="20"/>
+          <w:szCs w:val="20"/>
+          <w:lang w:eastAsia="zh-cn"/>
+        </w:rPr>
+        <w:t>&lt;/iframe&gt;</w:t>
       </w:r>
     </w:p>
     <w:p>
